--- a/programming_mental_models/p3_types_of_api_and_api_security.docx
+++ b/programming_mental_models/p3_types_of_api_and_api_security.docx
@@ -6,16 +6,16 @@
       <w:pPr>
         <w:jc w:val="center"/>
         <w:rPr>
-          <w:sz w:val="44"/>
-          <w:szCs w:val="44"/>
-        </w:rPr>
-      </w:pPr>
-      <w:r>
-        <w:rPr>
-          <w:b/>
-          <w:bCs/>
-          <w:sz w:val="44"/>
-          <w:szCs w:val="44"/>
+          <w:sz w:val="40"/>
+          <w:szCs w:val="40"/>
+        </w:rPr>
+      </w:pPr>
+      <w:r>
+        <w:rPr>
+          <w:b/>
+          <w:bCs/>
+          <w:sz w:val="40"/>
+          <w:szCs w:val="40"/>
         </w:rPr>
         <w:t>INDEX</w:t>
       </w:r>
@@ -29,42 +29,42 @@
         </w:numPr>
         <w:jc w:val="both"/>
         <w:rPr>
-          <w:sz w:val="36"/>
-          <w:szCs w:val="36"/>
-        </w:rPr>
-      </w:pPr>
-      <w:r>
-        <w:rPr>
-          <w:sz w:val="36"/>
-          <w:szCs w:val="36"/>
+          <w:sz w:val="32"/>
+          <w:szCs w:val="32"/>
+        </w:rPr>
+      </w:pPr>
+      <w:r>
+        <w:rPr>
+          <w:sz w:val="32"/>
+          <w:szCs w:val="32"/>
         </w:rPr>
         <w:t>T</w:t>
       </w:r>
       <w:r>
         <w:rPr>
-          <w:sz w:val="36"/>
-          <w:szCs w:val="36"/>
+          <w:sz w:val="32"/>
+          <w:szCs w:val="32"/>
         </w:rPr>
         <w:t>ypes of API</w:t>
       </w:r>
       <w:r>
         <w:rPr>
-          <w:sz w:val="36"/>
-          <w:szCs w:val="36"/>
+          <w:sz w:val="32"/>
+          <w:szCs w:val="32"/>
         </w:rPr>
         <w:t>……………</w:t>
       </w:r>
       <w:r>
         <w:rPr>
-          <w:sz w:val="36"/>
-          <w:szCs w:val="36"/>
+          <w:sz w:val="32"/>
+          <w:szCs w:val="32"/>
         </w:rPr>
         <w:t>……………………………….</w:t>
       </w:r>
       <w:r>
         <w:rPr>
-          <w:sz w:val="36"/>
-          <w:szCs w:val="36"/>
+          <w:sz w:val="32"/>
+          <w:szCs w:val="32"/>
         </w:rPr>
         <w:t>…………2</w:t>
       </w:r>
@@ -78,44 +78,72 @@
         </w:numPr>
         <w:jc w:val="both"/>
         <w:rPr>
-          <w:sz w:val="36"/>
-          <w:szCs w:val="36"/>
-        </w:rPr>
-      </w:pPr>
-      <w:r>
-        <w:rPr>
-          <w:sz w:val="36"/>
-          <w:szCs w:val="36"/>
+          <w:sz w:val="32"/>
+          <w:szCs w:val="32"/>
+        </w:rPr>
+      </w:pPr>
+      <w:r>
+        <w:rPr>
+          <w:sz w:val="32"/>
+          <w:szCs w:val="32"/>
         </w:rPr>
         <w:t xml:space="preserve">API Security (Backend </w:t>
       </w:r>
       <w:proofErr w:type="gramStart"/>
       <w:r>
         <w:rPr>
-          <w:sz w:val="36"/>
-          <w:szCs w:val="36"/>
+          <w:sz w:val="32"/>
+          <w:szCs w:val="32"/>
         </w:rPr>
         <w:t>Concepts)…</w:t>
       </w:r>
       <w:proofErr w:type="gramEnd"/>
       <w:r>
         <w:rPr>
-          <w:sz w:val="36"/>
-          <w:szCs w:val="36"/>
+          <w:sz w:val="32"/>
+          <w:szCs w:val="32"/>
         </w:rPr>
         <w:t>…………</w:t>
       </w:r>
       <w:r>
         <w:rPr>
-          <w:sz w:val="36"/>
-          <w:szCs w:val="36"/>
+          <w:sz w:val="32"/>
+          <w:szCs w:val="32"/>
         </w:rPr>
         <w:t>…………….</w:t>
       </w:r>
-      <w:r>
-        <w:rPr>
-          <w:sz w:val="36"/>
-          <w:szCs w:val="36"/>
+    </w:p>
+    <w:p>
+      <w:pPr>
+        <w:pStyle w:val="ListParagraph"/>
+        <w:numPr>
+          <w:ilvl w:val="0"/>
+          <w:numId w:val="5"/>
+        </w:numPr>
+        <w:jc w:val="both"/>
+        <w:rPr>
+          <w:sz w:val="32"/>
+          <w:szCs w:val="32"/>
+        </w:rPr>
+      </w:pPr>
+      <w:r>
+        <w:rPr>
+          <w:sz w:val="32"/>
+          <w:szCs w:val="32"/>
+        </w:rPr>
+        <w:t>Types of API Authentication………………………………….</w:t>
+      </w:r>
+      <w:r>
+        <w:rPr>
+          <w:sz w:val="32"/>
+          <w:szCs w:val="32"/>
+        </w:rPr>
+        <w:t>7</w:t>
+      </w:r>
+      <w:r>
+        <w:rPr>
+          <w:sz w:val="32"/>
+          <w:szCs w:val="32"/>
         </w:rPr>
         <w:br w:type="page"/>
       </w:r>
@@ -126,16 +154,16 @@
         <w:rPr>
           <w:b/>
           <w:bCs/>
-          <w:sz w:val="36"/>
-          <w:szCs w:val="36"/>
-        </w:rPr>
-      </w:pPr>
-      <w:r>
-        <w:rPr>
-          <w:b/>
-          <w:bCs/>
-          <w:sz w:val="36"/>
-          <w:szCs w:val="36"/>
+          <w:sz w:val="32"/>
+          <w:szCs w:val="32"/>
+        </w:rPr>
+      </w:pPr>
+      <w:r>
+        <w:rPr>
+          <w:b/>
+          <w:bCs/>
+          <w:sz w:val="32"/>
+          <w:szCs w:val="32"/>
         </w:rPr>
         <w:lastRenderedPageBreak/>
         <w:t>Types of API Concepts</w:t>
@@ -144,8 +172,8 @@
         <w:rPr>
           <w:b/>
           <w:bCs/>
-          <w:sz w:val="36"/>
-          <w:szCs w:val="36"/>
+          <w:sz w:val="32"/>
+          <w:szCs w:val="32"/>
         </w:rPr>
         <w:t>:</w:t>
       </w:r>
@@ -154,14 +182,14 @@
       <w:pPr>
         <w:jc w:val="both"/>
         <w:rPr>
-          <w:sz w:val="36"/>
-          <w:szCs w:val="36"/>
-        </w:rPr>
-      </w:pPr>
-      <w:r>
-        <w:rPr>
-          <w:sz w:val="36"/>
-          <w:szCs w:val="36"/>
+          <w:sz w:val="32"/>
+          <w:szCs w:val="32"/>
+        </w:rPr>
+      </w:pPr>
+      <w:r>
+        <w:rPr>
+          <w:sz w:val="32"/>
+          <w:szCs w:val="32"/>
         </w:rPr>
         <w:t xml:space="preserve"># </w:t>
       </w:r>
@@ -170,27 +198,27 @@
       <w:pPr>
         <w:jc w:val="both"/>
         <w:rPr>
-          <w:sz w:val="36"/>
-          <w:szCs w:val="36"/>
-        </w:rPr>
-      </w:pPr>
-    </w:p>
-    <w:p>
-      <w:pPr>
-        <w:jc w:val="both"/>
-        <w:rPr>
-          <w:b/>
-          <w:bCs/>
-          <w:sz w:val="36"/>
-          <w:szCs w:val="36"/>
-        </w:rPr>
-      </w:pPr>
-      <w:r>
-        <w:rPr>
-          <w:b/>
-          <w:bCs/>
-          <w:sz w:val="36"/>
-          <w:szCs w:val="36"/>
+          <w:sz w:val="32"/>
+          <w:szCs w:val="32"/>
+        </w:rPr>
+      </w:pPr>
+    </w:p>
+    <w:p>
+      <w:pPr>
+        <w:jc w:val="both"/>
+        <w:rPr>
+          <w:b/>
+          <w:bCs/>
+          <w:sz w:val="32"/>
+          <w:szCs w:val="32"/>
+        </w:rPr>
+      </w:pPr>
+      <w:r>
+        <w:rPr>
+          <w:b/>
+          <w:bCs/>
+          <w:sz w:val="32"/>
+          <w:szCs w:val="32"/>
         </w:rPr>
         <w:t>API Security and Backend Development Concepts:</w:t>
       </w:r>
@@ -199,35 +227,35 @@
       <w:pPr>
         <w:jc w:val="both"/>
         <w:rPr>
-          <w:sz w:val="36"/>
-          <w:szCs w:val="36"/>
-        </w:rPr>
-      </w:pPr>
-      <w:r>
-        <w:rPr>
-          <w:sz w:val="36"/>
-          <w:szCs w:val="36"/>
+          <w:sz w:val="32"/>
+          <w:szCs w:val="32"/>
+        </w:rPr>
+      </w:pPr>
+      <w:r>
+        <w:rPr>
+          <w:sz w:val="32"/>
+          <w:szCs w:val="32"/>
         </w:rPr>
         <w:t xml:space="preserve"># </w:t>
       </w:r>
       <w:r>
         <w:rPr>
-          <w:sz w:val="36"/>
-          <w:szCs w:val="36"/>
+          <w:sz w:val="32"/>
+          <w:szCs w:val="32"/>
         </w:rPr>
         <w:t xml:space="preserve">There are </w:t>
       </w:r>
       <w:r>
         <w:rPr>
-          <w:sz w:val="36"/>
-          <w:szCs w:val="36"/>
+          <w:sz w:val="32"/>
+          <w:szCs w:val="32"/>
         </w:rPr>
         <w:t>10</w:t>
       </w:r>
       <w:r>
         <w:rPr>
-          <w:sz w:val="36"/>
-          <w:szCs w:val="36"/>
+          <w:sz w:val="32"/>
+          <w:szCs w:val="32"/>
         </w:rPr>
         <w:t xml:space="preserve"> concepts to know when building a secure API.</w:t>
       </w:r>
@@ -236,87 +264,59 @@
       <w:pPr>
         <w:jc w:val="both"/>
         <w:rPr>
-          <w:sz w:val="36"/>
-          <w:szCs w:val="36"/>
-        </w:rPr>
-      </w:pPr>
-    </w:p>
-    <w:p>
-      <w:pPr>
-        <w:jc w:val="both"/>
-        <w:rPr>
-          <w:sz w:val="36"/>
-          <w:szCs w:val="36"/>
-        </w:rPr>
-      </w:pPr>
-      <w:r>
-        <w:rPr>
-          <w:sz w:val="36"/>
-          <w:szCs w:val="36"/>
-        </w:rPr>
-        <w:t>Never trust the frontend</w:t>
-      </w:r>
-      <w:r>
-        <w:rPr>
-          <w:sz w:val="36"/>
-          <w:szCs w:val="36"/>
-        </w:rPr>
-        <w:t>:</w:t>
-      </w:r>
-    </w:p>
-    <w:p>
-      <w:pPr>
-        <w:jc w:val="both"/>
-        <w:rPr>
-          <w:sz w:val="36"/>
-          <w:szCs w:val="36"/>
-        </w:rPr>
-      </w:pPr>
-      <w:r>
-        <w:rPr>
-          <w:sz w:val="36"/>
-          <w:szCs w:val="36"/>
-        </w:rPr>
-        <w:t xml:space="preserve"># </w:t>
-      </w:r>
-      <w:r>
-        <w:rPr>
-          <w:sz w:val="36"/>
-          <w:szCs w:val="36"/>
-        </w:rPr>
-        <w:t xml:space="preserve">Hiding a button or route in the UI is not security. Attackers bypass the UI entirely and talk directly to our API. If </w:t>
-      </w:r>
-      <w:r>
-        <w:rPr>
-          <w:sz w:val="36"/>
-          <w:szCs w:val="36"/>
-        </w:rPr>
-        <w:t>o</w:t>
-      </w:r>
-      <w:r>
-        <w:rPr>
-          <w:sz w:val="36"/>
-          <w:szCs w:val="36"/>
-        </w:rPr>
-        <w:t>ur backend doesn't verify the request, the lock doesn't exist</w:t>
-      </w:r>
-    </w:p>
-    <w:p>
-      <w:pPr>
-        <w:jc w:val="both"/>
-        <w:rPr>
-          <w:b/>
-          <w:bCs/>
-          <w:sz w:val="36"/>
-          <w:szCs w:val="36"/>
-        </w:rPr>
-      </w:pPr>
-      <w:r>
-        <w:rPr>
-          <w:b/>
-          <w:bCs/>
-          <w:sz w:val="36"/>
-          <w:szCs w:val="36"/>
+          <w:sz w:val="32"/>
+          <w:szCs w:val="32"/>
+        </w:rPr>
+      </w:pPr>
+    </w:p>
+    <w:p>
+      <w:pPr>
+        <w:jc w:val="both"/>
+        <w:rPr>
+          <w:sz w:val="32"/>
+          <w:szCs w:val="32"/>
+        </w:rPr>
+      </w:pPr>
+      <w:r>
+        <w:rPr>
+          <w:sz w:val="32"/>
+          <w:szCs w:val="32"/>
+        </w:rPr>
+        <w:t>Never trust the frontend:</w:t>
+      </w:r>
+    </w:p>
+    <w:p>
+      <w:pPr>
+        <w:jc w:val="both"/>
+        <w:rPr>
+          <w:sz w:val="32"/>
+          <w:szCs w:val="32"/>
+        </w:rPr>
+      </w:pPr>
+      <w:r>
+        <w:rPr>
+          <w:sz w:val="32"/>
+          <w:szCs w:val="32"/>
+        </w:rPr>
+        <w:t># Hiding a button or route in the UI is not security. Attackers bypass the UI entirely and talk directly to our API. If our backend doesn't verify the request, the lock doesn't exist</w:t>
+      </w:r>
+    </w:p>
+    <w:p>
+      <w:pPr>
+        <w:jc w:val="both"/>
+        <w:rPr>
+          <w:b/>
+          <w:bCs/>
+          <w:sz w:val="32"/>
+          <w:szCs w:val="32"/>
+        </w:rPr>
+      </w:pPr>
+      <w:r>
+        <w:rPr>
+          <w:b/>
+          <w:bCs/>
+          <w:sz w:val="32"/>
+          <w:szCs w:val="32"/>
         </w:rPr>
         <w:t>User ──</w:t>
       </w:r>
@@ -325,8 +325,8 @@
           <w:rFonts w:ascii="Arial" w:hAnsi="Arial" w:cs="Arial"/>
           <w:b/>
           <w:bCs/>
-          <w:sz w:val="36"/>
-          <w:szCs w:val="36"/>
+          <w:sz w:val="32"/>
+          <w:szCs w:val="32"/>
         </w:rPr>
         <w:t>►</w:t>
       </w:r>
@@ -334,8 +334,8 @@
         <w:rPr>
           <w:b/>
           <w:bCs/>
-          <w:sz w:val="36"/>
-          <w:szCs w:val="36"/>
+          <w:sz w:val="32"/>
+          <w:szCs w:val="32"/>
         </w:rPr>
         <w:t xml:space="preserve"> UI (button hidden) </w:t>
       </w:r>
@@ -344,8 +344,8 @@
           <w:rFonts w:ascii="Aptos" w:hAnsi="Aptos" w:cs="Aptos"/>
           <w:b/>
           <w:bCs/>
-          <w:sz w:val="36"/>
-          <w:szCs w:val="36"/>
+          <w:sz w:val="32"/>
+          <w:szCs w:val="32"/>
         </w:rPr>
         <w:t>──</w:t>
       </w:r>
@@ -354,8 +354,8 @@
           <w:rFonts w:ascii="Arial" w:hAnsi="Arial" w:cs="Arial"/>
           <w:b/>
           <w:bCs/>
-          <w:sz w:val="36"/>
-          <w:szCs w:val="36"/>
+          <w:sz w:val="32"/>
+          <w:szCs w:val="32"/>
         </w:rPr>
         <w:t>►</w:t>
       </w:r>
@@ -363,8 +363,8 @@
         <w:rPr>
           <w:b/>
           <w:bCs/>
-          <w:sz w:val="36"/>
-          <w:szCs w:val="36"/>
+          <w:sz w:val="32"/>
+          <w:szCs w:val="32"/>
         </w:rPr>
         <w:t xml:space="preserve"> Backend </w:t>
       </w:r>
@@ -373,8 +373,8 @@
           <w:rFonts w:ascii="Aptos" w:hAnsi="Aptos" w:cs="Aptos"/>
           <w:b/>
           <w:bCs/>
-          <w:sz w:val="36"/>
-          <w:szCs w:val="36"/>
+          <w:sz w:val="32"/>
+          <w:szCs w:val="32"/>
         </w:rPr>
         <w:t>✓</w:t>
       </w:r>
@@ -385,16 +385,16 @@
         <w:rPr>
           <w:b/>
           <w:bCs/>
-          <w:sz w:val="36"/>
-          <w:szCs w:val="36"/>
-        </w:rPr>
-      </w:pPr>
-      <w:r>
-        <w:rPr>
-          <w:b/>
-          <w:bCs/>
-          <w:sz w:val="36"/>
-          <w:szCs w:val="36"/>
+          <w:sz w:val="32"/>
+          <w:szCs w:val="32"/>
+        </w:rPr>
+      </w:pPr>
+      <w:r>
+        <w:rPr>
+          <w:b/>
+          <w:bCs/>
+          <w:sz w:val="32"/>
+          <w:szCs w:val="32"/>
         </w:rPr>
         <w:t>Attacker ───────────────</w:t>
       </w:r>
@@ -403,8 +403,8 @@
           <w:rFonts w:ascii="Arial" w:hAnsi="Arial" w:cs="Arial"/>
           <w:b/>
           <w:bCs/>
-          <w:sz w:val="36"/>
-          <w:szCs w:val="36"/>
+          <w:sz w:val="32"/>
+          <w:szCs w:val="32"/>
         </w:rPr>
         <w:t>►</w:t>
       </w:r>
@@ -412,8 +412,8 @@
         <w:rPr>
           <w:b/>
           <w:bCs/>
-          <w:sz w:val="36"/>
-          <w:szCs w:val="36"/>
+          <w:sz w:val="32"/>
+          <w:szCs w:val="32"/>
         </w:rPr>
         <w:t xml:space="preserve"> Backend </w:t>
       </w:r>
@@ -423,8 +423,8 @@
           <w:rFonts w:ascii="Aptos" w:hAnsi="Aptos" w:cs="Aptos"/>
           <w:b/>
           <w:bCs/>
-          <w:sz w:val="36"/>
-          <w:szCs w:val="36"/>
+          <w:sz w:val="32"/>
+          <w:szCs w:val="32"/>
         </w:rPr>
         <w:t>✓</w:t>
       </w:r>
@@ -432,8 +432,8 @@
         <w:rPr>
           <w:b/>
           <w:bCs/>
-          <w:sz w:val="36"/>
-          <w:szCs w:val="36"/>
+          <w:sz w:val="32"/>
+          <w:szCs w:val="32"/>
         </w:rPr>
         <w:t xml:space="preserve">  </w:t>
       </w:r>
@@ -442,8 +442,8 @@
           <w:rFonts w:ascii="Aptos" w:hAnsi="Aptos" w:cs="Aptos"/>
           <w:b/>
           <w:bCs/>
-          <w:sz w:val="36"/>
-          <w:szCs w:val="36"/>
+          <w:sz w:val="32"/>
+          <w:szCs w:val="32"/>
         </w:rPr>
         <w:t>←</w:t>
       </w:r>
@@ -452,8 +452,8 @@
         <w:rPr>
           <w:b/>
           <w:bCs/>
-          <w:sz w:val="36"/>
-          <w:szCs w:val="36"/>
+          <w:sz w:val="32"/>
+          <w:szCs w:val="32"/>
         </w:rPr>
         <w:t xml:space="preserve"> same door</w:t>
       </w:r>
@@ -462,199 +462,107 @@
       <w:pPr>
         <w:jc w:val="both"/>
         <w:rPr>
-          <w:sz w:val="36"/>
-          <w:szCs w:val="36"/>
-        </w:rPr>
-      </w:pPr>
-      <w:r>
-        <w:rPr>
-          <w:sz w:val="36"/>
-          <w:szCs w:val="36"/>
-        </w:rPr>
-        <w:t xml:space="preserve"># </w:t>
-      </w:r>
-      <w:r>
-        <w:rPr>
-          <w:sz w:val="36"/>
-          <w:szCs w:val="36"/>
-        </w:rPr>
-        <w:t>Every sensitive action must be verified server-side, regardless of what the UI shows.</w:t>
-      </w:r>
-      <w:r>
-        <w:rPr>
-          <w:sz w:val="36"/>
-          <w:szCs w:val="36"/>
-        </w:rPr>
-        <w:t xml:space="preserve"> </w:t>
-      </w:r>
-      <w:r>
-        <w:rPr>
-          <w:sz w:val="36"/>
-          <w:szCs w:val="36"/>
-        </w:rPr>
-        <w:t>Never rely on client-rendered visibility as a permission check.</w:t>
-      </w:r>
-    </w:p>
-    <w:p>
-      <w:pPr>
-        <w:jc w:val="both"/>
-        <w:rPr>
-          <w:sz w:val="36"/>
-          <w:szCs w:val="36"/>
-        </w:rPr>
-      </w:pPr>
-    </w:p>
-    <w:p>
-      <w:pPr>
-        <w:jc w:val="both"/>
-        <w:rPr>
-          <w:sz w:val="36"/>
-          <w:szCs w:val="36"/>
-        </w:rPr>
-      </w:pPr>
-      <w:r>
-        <w:rPr>
-          <w:sz w:val="36"/>
-          <w:szCs w:val="36"/>
-        </w:rPr>
-        <w:t>Broken access control</w:t>
-      </w:r>
-      <w:r>
-        <w:rPr>
-          <w:sz w:val="36"/>
-          <w:szCs w:val="36"/>
-        </w:rPr>
-        <w:t>:</w:t>
-      </w:r>
-    </w:p>
-    <w:p>
-      <w:pPr>
-        <w:jc w:val="both"/>
-        <w:rPr>
-          <w:sz w:val="36"/>
-          <w:szCs w:val="36"/>
-        </w:rPr>
-      </w:pPr>
-      <w:r>
-        <w:rPr>
-          <w:sz w:val="36"/>
-          <w:szCs w:val="36"/>
-        </w:rPr>
-        <w:t xml:space="preserve"># </w:t>
-      </w:r>
-      <w:r>
-        <w:rPr>
-          <w:sz w:val="36"/>
-          <w:szCs w:val="36"/>
-        </w:rPr>
-        <w:t xml:space="preserve">Users can perform actions, access data, or modify fields they are not supposed to. This is the </w:t>
-      </w:r>
-      <w:r>
-        <w:rPr>
-          <w:b/>
-          <w:bCs/>
-          <w:sz w:val="36"/>
-          <w:szCs w:val="36"/>
+          <w:sz w:val="32"/>
+          <w:szCs w:val="32"/>
+        </w:rPr>
+      </w:pPr>
+      <w:r>
+        <w:rPr>
+          <w:sz w:val="32"/>
+          <w:szCs w:val="32"/>
+        </w:rPr>
+        <w:t># Every sensitive action must be verified server-side, regardless of what the UI shows. Never rely on client-rendered visibility as a permission check.</w:t>
+      </w:r>
+    </w:p>
+    <w:p>
+      <w:pPr>
+        <w:jc w:val="both"/>
+        <w:rPr>
+          <w:sz w:val="32"/>
+          <w:szCs w:val="32"/>
+        </w:rPr>
+      </w:pPr>
+    </w:p>
+    <w:p>
+      <w:pPr>
+        <w:jc w:val="both"/>
+        <w:rPr>
+          <w:sz w:val="32"/>
+          <w:szCs w:val="32"/>
+        </w:rPr>
+      </w:pPr>
+      <w:r>
+        <w:rPr>
+          <w:sz w:val="32"/>
+          <w:szCs w:val="32"/>
+        </w:rPr>
+        <w:t>Broken access control:</w:t>
+      </w:r>
+    </w:p>
+    <w:p>
+      <w:pPr>
+        <w:jc w:val="both"/>
+        <w:rPr>
+          <w:sz w:val="32"/>
+          <w:szCs w:val="32"/>
+        </w:rPr>
+      </w:pPr>
+      <w:r>
+        <w:rPr>
+          <w:sz w:val="32"/>
+          <w:szCs w:val="32"/>
+        </w:rPr>
+        <w:t xml:space="preserve"># Users can perform actions, access data, or modify fields they are not supposed to. This is the </w:t>
+      </w:r>
+      <w:r>
+        <w:rPr>
+          <w:b/>
+          <w:bCs/>
+          <w:sz w:val="32"/>
+          <w:szCs w:val="32"/>
         </w:rPr>
         <w:t>#1</w:t>
       </w:r>
       <w:r>
         <w:rPr>
-          <w:sz w:val="36"/>
-          <w:szCs w:val="36"/>
-        </w:rPr>
-        <w:t xml:space="preserve"> ranked vulnerability in the OWASP Top 10</w:t>
-      </w:r>
-      <w:r>
-        <w:rPr>
-          <w:sz w:val="36"/>
-          <w:szCs w:val="36"/>
-        </w:rPr>
-        <w:t xml:space="preserve"> </w:t>
-      </w:r>
-      <w:r>
-        <w:rPr>
-          <w:sz w:val="36"/>
-          <w:szCs w:val="36"/>
-        </w:rPr>
-        <w:t>and the most common.</w:t>
-      </w:r>
-    </w:p>
-    <w:p>
-      <w:pPr>
-        <w:jc w:val="both"/>
-        <w:rPr>
-          <w:sz w:val="36"/>
-          <w:szCs w:val="36"/>
-        </w:rPr>
-      </w:pPr>
-      <w:r>
-        <w:rPr>
-          <w:sz w:val="36"/>
-          <w:szCs w:val="36"/>
-        </w:rPr>
-        <w:t xml:space="preserve"># </w:t>
-      </w:r>
-      <w:r>
-        <w:rPr>
-          <w:sz w:val="36"/>
-          <w:szCs w:val="36"/>
-        </w:rPr>
-        <w:t>Mental model</w:t>
-      </w:r>
-      <w:r>
-        <w:rPr>
-          <w:sz w:val="36"/>
-          <w:szCs w:val="36"/>
-        </w:rPr>
-        <w:t>,</w:t>
-      </w:r>
-      <w:r>
-        <w:rPr>
-          <w:sz w:val="36"/>
-          <w:szCs w:val="36"/>
-        </w:rPr>
-        <w:t xml:space="preserve"> hotel key cards</w:t>
-      </w:r>
-      <w:r>
-        <w:rPr>
-          <w:sz w:val="36"/>
-          <w:szCs w:val="36"/>
-        </w:rPr>
-        <w:t>,</w:t>
-      </w:r>
-      <w:r>
-        <w:rPr>
-          <w:sz w:val="36"/>
-          <w:szCs w:val="36"/>
-        </w:rPr>
-        <w:t xml:space="preserve"> our key card opens our room only. If it also opened every other room, the lock is </w:t>
-      </w:r>
-      <w:r>
-        <w:rPr>
-          <w:sz w:val="36"/>
-          <w:szCs w:val="36"/>
-        </w:rPr>
-        <w:lastRenderedPageBreak/>
-        <w:t>broken. Broken access control means every guest's key opens the master suite.</w:t>
-      </w:r>
-    </w:p>
-    <w:p>
-      <w:pPr>
-        <w:jc w:val="both"/>
-        <w:rPr>
-          <w:b/>
-          <w:bCs/>
-          <w:sz w:val="36"/>
-          <w:szCs w:val="36"/>
-        </w:rPr>
-      </w:pPr>
-      <w:r>
-        <w:rPr>
-          <w:b/>
-          <w:bCs/>
-          <w:sz w:val="36"/>
-          <w:szCs w:val="36"/>
+          <w:sz w:val="32"/>
+          <w:szCs w:val="32"/>
+        </w:rPr>
+        <w:t xml:space="preserve"> ranked vulnerability in the OWASP Top 10 and the most common.</w:t>
+      </w:r>
+    </w:p>
+    <w:p>
+      <w:pPr>
+        <w:jc w:val="both"/>
+        <w:rPr>
+          <w:sz w:val="32"/>
+          <w:szCs w:val="32"/>
+        </w:rPr>
+      </w:pPr>
+      <w:r>
+        <w:rPr>
+          <w:sz w:val="32"/>
+          <w:szCs w:val="32"/>
+        </w:rPr>
+        <w:t># Mental model, hotel key cards, our key card opens our room only. If it also opened every other room, the lock is broken. Broken access control means every guest's key opens the master suite.</w:t>
+      </w:r>
+    </w:p>
+    <w:p>
+      <w:pPr>
+        <w:jc w:val="both"/>
+        <w:rPr>
+          <w:b/>
+          <w:bCs/>
+          <w:sz w:val="32"/>
+          <w:szCs w:val="32"/>
+        </w:rPr>
+      </w:pPr>
+      <w:r>
+        <w:rPr>
+          <w:b/>
+          <w:bCs/>
+          <w:sz w:val="32"/>
+          <w:szCs w:val="32"/>
         </w:rPr>
         <w:t>Request: DELETE /users/42</w:t>
       </w:r>
@@ -663,23 +571,16 @@
       <w:pPr>
         <w:jc w:val="both"/>
         <w:rPr>
-          <w:sz w:val="36"/>
-          <w:szCs w:val="36"/>
-        </w:rPr>
-      </w:pPr>
-      <w:r>
-        <w:rPr>
-          <w:sz w:val="36"/>
-          <w:szCs w:val="36"/>
-        </w:rPr>
-        <w:t xml:space="preserve"># </w:t>
-      </w:r>
-      <w:r>
-        <w:rPr>
-          <w:sz w:val="36"/>
-          <w:szCs w:val="36"/>
-        </w:rPr>
-        <w:t>Ask 3 questions:</w:t>
+          <w:sz w:val="32"/>
+          <w:szCs w:val="32"/>
+        </w:rPr>
+      </w:pPr>
+      <w:r>
+        <w:rPr>
+          <w:sz w:val="32"/>
+          <w:szCs w:val="32"/>
+        </w:rPr>
+        <w:t># Ask 3 questions:</w:t>
       </w:r>
     </w:p>
     <w:p>
@@ -691,15 +592,16 @@
         </w:numPr>
         <w:jc w:val="both"/>
         <w:rPr>
-          <w:sz w:val="36"/>
-          <w:szCs w:val="36"/>
-        </w:rPr>
-      </w:pPr>
-      <w:r>
-        <w:rPr>
-          <w:sz w:val="36"/>
-          <w:szCs w:val="36"/>
-        </w:rPr>
+          <w:sz w:val="32"/>
+          <w:szCs w:val="32"/>
+        </w:rPr>
+      </w:pPr>
+      <w:r>
+        <w:rPr>
+          <w:sz w:val="32"/>
+          <w:szCs w:val="32"/>
+        </w:rPr>
+        <w:lastRenderedPageBreak/>
         <w:t>Who is making this?   → authenticated?</w:t>
       </w:r>
     </w:p>
@@ -712,14 +614,14 @@
         </w:numPr>
         <w:jc w:val="both"/>
         <w:rPr>
-          <w:sz w:val="36"/>
-          <w:szCs w:val="36"/>
-        </w:rPr>
-      </w:pPr>
-      <w:r>
-        <w:rPr>
-          <w:sz w:val="36"/>
-          <w:szCs w:val="36"/>
+          <w:sz w:val="32"/>
+          <w:szCs w:val="32"/>
+        </w:rPr>
+      </w:pPr>
+      <w:r>
+        <w:rPr>
+          <w:sz w:val="32"/>
+          <w:szCs w:val="32"/>
         </w:rPr>
         <w:t>What are they doing?  → allowed action?</w:t>
       </w:r>
@@ -733,14 +635,14 @@
         </w:numPr>
         <w:jc w:val="both"/>
         <w:rPr>
-          <w:sz w:val="36"/>
-          <w:szCs w:val="36"/>
-        </w:rPr>
-      </w:pPr>
-      <w:r>
-        <w:rPr>
-          <w:sz w:val="36"/>
-          <w:szCs w:val="36"/>
+          <w:sz w:val="32"/>
+          <w:szCs w:val="32"/>
+        </w:rPr>
+      </w:pPr>
+      <w:r>
+        <w:rPr>
+          <w:sz w:val="32"/>
+          <w:szCs w:val="32"/>
         </w:rPr>
         <w:t>On which resource?    → their resource?</w:t>
       </w:r>
@@ -749,67 +651,1509 @@
       <w:pPr>
         <w:jc w:val="both"/>
         <w:rPr>
-          <w:sz w:val="36"/>
-          <w:szCs w:val="36"/>
-        </w:rPr>
-      </w:pPr>
-      <w:r>
-        <w:rPr>
-          <w:sz w:val="36"/>
-          <w:szCs w:val="36"/>
+          <w:sz w:val="32"/>
+          <w:szCs w:val="32"/>
+        </w:rPr>
+      </w:pPr>
+      <w:r>
+        <w:rPr>
+          <w:sz w:val="32"/>
+          <w:szCs w:val="32"/>
+        </w:rPr>
+        <w:t># Validate identity, action, and resource ownership on every request. Never let users modify roles, pricing, or other users' data via the API.</w:t>
+      </w:r>
+    </w:p>
+    <w:p>
+      <w:pPr>
+        <w:jc w:val="both"/>
+        <w:rPr>
+          <w:sz w:val="32"/>
+          <w:szCs w:val="32"/>
+        </w:rPr>
+      </w:pPr>
+    </w:p>
+    <w:p>
+      <w:pPr>
+        <w:jc w:val="both"/>
+        <w:rPr>
+          <w:sz w:val="32"/>
+          <w:szCs w:val="32"/>
+        </w:rPr>
+      </w:pPr>
+      <w:r>
+        <w:rPr>
+          <w:sz w:val="32"/>
+          <w:szCs w:val="32"/>
+        </w:rPr>
+        <w:t>Business logic abuse:</w:t>
+      </w:r>
+    </w:p>
+    <w:p>
+      <w:pPr>
+        <w:jc w:val="both"/>
+        <w:rPr>
+          <w:sz w:val="32"/>
+          <w:szCs w:val="32"/>
+        </w:rPr>
+      </w:pPr>
+      <w:r>
+        <w:rPr>
+          <w:sz w:val="32"/>
+          <w:szCs w:val="32"/>
+        </w:rPr>
+        <w:t># Each individual API may work correctly, but the flow between them can be broken. Skipping a required step (like payment) to reach a later one (like receiving rewards) is valid HTTP but invalid business logic.</w:t>
+      </w:r>
+    </w:p>
+    <w:p>
+      <w:pPr>
+        <w:jc w:val="both"/>
+        <w:rPr>
+          <w:sz w:val="32"/>
+          <w:szCs w:val="32"/>
+        </w:rPr>
+      </w:pPr>
+      <w:r>
+        <w:rPr>
+          <w:sz w:val="32"/>
+          <w:szCs w:val="32"/>
+        </w:rPr>
+        <w:t># Mental model, factory assembly line: we can't ship a product that hasn't been assembled. If someone jumps straight to "package and ship" without running the build step, the line breaks but only if we check.</w:t>
+      </w:r>
+    </w:p>
+    <w:p>
+      <w:pPr>
+        <w:jc w:val="both"/>
+        <w:rPr>
+          <w:b/>
+          <w:bCs/>
+          <w:sz w:val="32"/>
+          <w:szCs w:val="32"/>
+        </w:rPr>
+      </w:pPr>
+      <w:r>
+        <w:rPr>
+          <w:b/>
+          <w:bCs/>
+          <w:sz w:val="32"/>
+          <w:szCs w:val="32"/>
+        </w:rPr>
+        <w:t>Valid flow:   Cart → Payment → Reward ✓</w:t>
+      </w:r>
+    </w:p>
+    <w:p>
+      <w:pPr>
+        <w:jc w:val="both"/>
+        <w:rPr>
+          <w:b/>
+          <w:bCs/>
+          <w:sz w:val="32"/>
+          <w:szCs w:val="32"/>
+        </w:rPr>
+      </w:pPr>
+      <w:r>
+        <w:rPr>
+          <w:b/>
+          <w:bCs/>
+          <w:sz w:val="32"/>
+          <w:szCs w:val="32"/>
+        </w:rPr>
+        <w:t>Abused flow:  Cart ──────────</w:t>
+      </w:r>
+      <w:r>
+        <w:rPr>
+          <w:rFonts w:ascii="Arial" w:hAnsi="Arial" w:cs="Arial"/>
+          <w:b/>
+          <w:bCs/>
+          <w:sz w:val="32"/>
+          <w:szCs w:val="32"/>
+        </w:rPr>
+        <w:t>►</w:t>
+      </w:r>
+      <w:r>
+        <w:rPr>
+          <w:b/>
+          <w:bCs/>
+          <w:sz w:val="32"/>
+          <w:szCs w:val="32"/>
+        </w:rPr>
+        <w:t xml:space="preserve"> Reward </w:t>
+      </w:r>
+      <w:r>
+        <w:rPr>
+          <w:rFonts w:ascii="Segoe UI Symbol" w:hAnsi="Segoe UI Symbol" w:cs="Segoe UI Symbol"/>
+          <w:b/>
+          <w:bCs/>
+          <w:sz w:val="32"/>
+          <w:szCs w:val="32"/>
+        </w:rPr>
+        <w:t>✗</w:t>
+      </w:r>
+      <w:r>
+        <w:rPr>
+          <w:b/>
+          <w:bCs/>
+          <w:sz w:val="32"/>
+          <w:szCs w:val="32"/>
+        </w:rPr>
+        <w:t xml:space="preserve"> (no guard)</w:t>
+      </w:r>
+    </w:p>
+    <w:p>
+      <w:pPr>
+        <w:jc w:val="both"/>
+        <w:rPr>
+          <w:sz w:val="32"/>
+          <w:szCs w:val="32"/>
+        </w:rPr>
+      </w:pPr>
+      <w:r>
+        <w:rPr>
+          <w:sz w:val="32"/>
+          <w:szCs w:val="32"/>
+        </w:rPr>
+        <w:t># Validate the entire user journey, not just individual endpoints. Check prerequisite state server-side before allowing the next step.</w:t>
+      </w:r>
+    </w:p>
+    <w:p>
+      <w:pPr>
+        <w:jc w:val="both"/>
+        <w:rPr>
+          <w:sz w:val="32"/>
+          <w:szCs w:val="32"/>
+        </w:rPr>
+      </w:pPr>
+    </w:p>
+    <w:p>
+      <w:pPr>
+        <w:jc w:val="both"/>
+        <w:rPr>
+          <w:sz w:val="32"/>
+          <w:szCs w:val="32"/>
+        </w:rPr>
+      </w:pPr>
+      <w:r>
+        <w:rPr>
+          <w:sz w:val="32"/>
+          <w:szCs w:val="32"/>
+        </w:rPr>
+        <w:t>Blind trust in external APIs:</w:t>
+      </w:r>
+    </w:p>
+    <w:p>
+      <w:pPr>
+        <w:jc w:val="both"/>
+        <w:rPr>
+          <w:sz w:val="32"/>
+          <w:szCs w:val="32"/>
+        </w:rPr>
+      </w:pPr>
+      <w:r>
+        <w:rPr>
+          <w:sz w:val="32"/>
+          <w:szCs w:val="32"/>
+        </w:rPr>
+        <w:t># Modern apps chain external services like auth providers, payment gateways, data APIs. If that third-party is compromised or returns a forged response, and we trust it blindly, our system inherits the breach.</w:t>
+      </w:r>
+    </w:p>
+    <w:p>
+      <w:pPr>
+        <w:jc w:val="both"/>
+        <w:rPr>
+          <w:sz w:val="32"/>
+          <w:szCs w:val="32"/>
+        </w:rPr>
+      </w:pPr>
+      <w:r>
+        <w:rPr>
+          <w:sz w:val="32"/>
+          <w:szCs w:val="32"/>
+        </w:rPr>
+        <w:lastRenderedPageBreak/>
+        <w:t xml:space="preserve"># Mental model, package delivery, just because a box has Amazon's label doesn't mean it's safe. We still check the contents. A compromised delivery service sending </w:t>
+      </w:r>
+      <w:r>
+        <w:rPr>
+          <w:sz w:val="32"/>
+          <w:szCs w:val="32"/>
+        </w:rPr>
+        <w:t>us</w:t>
+      </w:r>
+      <w:r>
+        <w:rPr>
+          <w:sz w:val="32"/>
+          <w:szCs w:val="32"/>
+        </w:rPr>
+        <w:t xml:space="preserve"> a "valid" package is still a threat.</w:t>
+      </w:r>
+    </w:p>
+    <w:p>
+      <w:pPr>
+        <w:jc w:val="both"/>
+        <w:rPr>
+          <w:sz w:val="32"/>
+          <w:szCs w:val="32"/>
+        </w:rPr>
+      </w:pPr>
+      <w:r>
+        <w:rPr>
+          <w:sz w:val="32"/>
+          <w:szCs w:val="32"/>
         </w:rPr>
         <w:t xml:space="preserve"># </w:t>
       </w:r>
       <w:r>
         <w:rPr>
-          <w:sz w:val="36"/>
-          <w:szCs w:val="36"/>
-        </w:rPr>
-        <w:t>Validate identity, action, and resource ownership on every request.</w:t>
-      </w:r>
-      <w:r>
-        <w:rPr>
-          <w:sz w:val="36"/>
-          <w:szCs w:val="36"/>
+          <w:sz w:val="32"/>
+          <w:szCs w:val="32"/>
+        </w:rPr>
+        <w:t>Always verify tokens and responses from external services on our side.</w:t>
+      </w:r>
+      <w:r>
+        <w:rPr>
+          <w:sz w:val="32"/>
+          <w:szCs w:val="32"/>
         </w:rPr>
         <w:t xml:space="preserve"> </w:t>
       </w:r>
       <w:r>
         <w:rPr>
-          <w:sz w:val="36"/>
-          <w:szCs w:val="36"/>
-        </w:rPr>
-        <w:t>Never let users modify roles, pricing, or other users' data via the API.</w:t>
-      </w:r>
-    </w:p>
-    <w:p>
-      <w:pPr>
-        <w:jc w:val="both"/>
-        <w:rPr>
-          <w:sz w:val="36"/>
-          <w:szCs w:val="36"/>
-        </w:rPr>
-      </w:pPr>
-    </w:p>
-    <w:p>
-      <w:pPr>
-        <w:jc w:val="both"/>
-        <w:rPr>
-          <w:sz w:val="36"/>
-          <w:szCs w:val="36"/>
-        </w:rPr>
-      </w:pPr>
-      <w:r>
-        <w:rPr>
-          <w:sz w:val="36"/>
-          <w:szCs w:val="36"/>
-        </w:rPr>
-        <w:t>Business logic abuse</w:t>
-      </w:r>
-      <w:r>
-        <w:rPr>
-          <w:sz w:val="36"/>
-          <w:szCs w:val="36"/>
+          <w:sz w:val="32"/>
+          <w:szCs w:val="32"/>
+        </w:rPr>
+        <w:t>Have fallback security checks that don't depend on the third-party being honest.</w:t>
+      </w:r>
+    </w:p>
+    <w:p>
+      <w:pPr>
+        <w:jc w:val="both"/>
+        <w:rPr>
+          <w:sz w:val="32"/>
+          <w:szCs w:val="32"/>
+        </w:rPr>
+      </w:pPr>
+    </w:p>
+    <w:p>
+      <w:pPr>
+        <w:jc w:val="both"/>
+        <w:rPr>
+          <w:sz w:val="32"/>
+          <w:szCs w:val="32"/>
+        </w:rPr>
+      </w:pPr>
+      <w:r>
+        <w:rPr>
+          <w:sz w:val="32"/>
+          <w:szCs w:val="32"/>
+        </w:rPr>
+        <w:t>SSRF (server-side request forgery):</w:t>
+      </w:r>
+    </w:p>
+    <w:p>
+      <w:pPr>
+        <w:jc w:val="both"/>
+        <w:rPr>
+          <w:sz w:val="32"/>
+          <w:szCs w:val="32"/>
+        </w:rPr>
+      </w:pPr>
+      <w:r>
+        <w:rPr>
+          <w:sz w:val="32"/>
+          <w:szCs w:val="32"/>
+        </w:rPr>
+        <w:t># Our server fetches a URL provided by the user. The attacker doesn't give a real URL, they give our internal admin endpoint, cloud metadata, or private service. Our own server becomes the attacker's tool.</w:t>
+      </w:r>
+    </w:p>
+    <w:p>
+      <w:pPr>
+        <w:jc w:val="both"/>
+        <w:rPr>
+          <w:sz w:val="32"/>
+          <w:szCs w:val="32"/>
+        </w:rPr>
+      </w:pPr>
+      <w:r>
+        <w:rPr>
+          <w:sz w:val="32"/>
+          <w:szCs w:val="32"/>
+        </w:rPr>
+        <w:t># Mental model, the puppet, the attacker isn't breaking into our house, they're making us unlock our own backdoor from the inside. We're the one making the request; they're just pulling our strings.</w:t>
+      </w:r>
+    </w:p>
+    <w:p>
+      <w:pPr>
+        <w:jc w:val="both"/>
+        <w:rPr>
+          <w:b/>
+          <w:bCs/>
+          <w:sz w:val="32"/>
+          <w:szCs w:val="32"/>
+        </w:rPr>
+      </w:pPr>
+      <w:r>
+        <w:rPr>
+          <w:b/>
+          <w:bCs/>
+          <w:sz w:val="32"/>
+          <w:szCs w:val="32"/>
+        </w:rPr>
+        <w:t>Attacker gives: http://169.254.169.254/metadata</w:t>
+      </w:r>
+    </w:p>
+    <w:p>
+      <w:pPr>
+        <w:jc w:val="both"/>
+        <w:rPr>
+          <w:b/>
+          <w:bCs/>
+          <w:sz w:val="32"/>
+          <w:szCs w:val="32"/>
+        </w:rPr>
+      </w:pPr>
+      <w:r>
+        <w:rPr>
+          <w:b/>
+          <w:bCs/>
+          <w:sz w:val="32"/>
+          <w:szCs w:val="32"/>
+        </w:rPr>
+        <w:t>Our server fetches it → leaks cloud credentials</w:t>
+      </w:r>
+    </w:p>
+    <w:p>
+      <w:pPr>
+        <w:jc w:val="both"/>
+        <w:rPr>
+          <w:sz w:val="32"/>
+          <w:szCs w:val="32"/>
+        </w:rPr>
+      </w:pPr>
+      <w:r>
+        <w:rPr>
+          <w:sz w:val="32"/>
+          <w:szCs w:val="32"/>
+        </w:rPr>
+        <w:t># Allowlist the domains or IPs our server is allowed to request. Never fetch arbitrary user-provided URLs without strict validation.</w:t>
+      </w:r>
+    </w:p>
+    <w:p>
+      <w:pPr>
+        <w:jc w:val="both"/>
+        <w:rPr>
+          <w:sz w:val="32"/>
+          <w:szCs w:val="32"/>
+        </w:rPr>
+      </w:pPr>
+    </w:p>
+    <w:p>
+      <w:pPr>
+        <w:jc w:val="both"/>
+        <w:rPr>
+          <w:sz w:val="32"/>
+          <w:szCs w:val="32"/>
+        </w:rPr>
+      </w:pPr>
+      <w:r>
+        <w:rPr>
+          <w:sz w:val="32"/>
+          <w:szCs w:val="32"/>
+        </w:rPr>
+        <w:t>Security misconfiguration:</w:t>
+      </w:r>
+    </w:p>
+    <w:p>
+      <w:pPr>
+        <w:jc w:val="both"/>
+        <w:rPr>
+          <w:sz w:val="32"/>
+          <w:szCs w:val="32"/>
+        </w:rPr>
+      </w:pPr>
+      <w:r>
+        <w:rPr>
+          <w:sz w:val="32"/>
+          <w:szCs w:val="32"/>
+        </w:rPr>
+        <w:t># This isn't a bug in our code. It's a gap in our environment. Default credentials, debug mode in production, verbose error messages, open ports. These are individually minor, collectively catastrophic.</w:t>
+      </w:r>
+    </w:p>
+    <w:p>
+      <w:pPr>
+        <w:jc w:val="both"/>
+        <w:rPr>
+          <w:sz w:val="32"/>
+          <w:szCs w:val="32"/>
+        </w:rPr>
+      </w:pPr>
+      <w:r>
+        <w:rPr>
+          <w:sz w:val="32"/>
+          <w:szCs w:val="32"/>
+        </w:rPr>
+        <w:lastRenderedPageBreak/>
+        <w:t># Mental model, a fortress with a sticky note, impenetrable walls, drawbridge, guards — but the master key is taped to the front gate with the default password written on it.</w:t>
+      </w:r>
+    </w:p>
+    <w:p>
+      <w:pPr>
+        <w:jc w:val="both"/>
+        <w:rPr>
+          <w:sz w:val="32"/>
+          <w:szCs w:val="32"/>
+        </w:rPr>
+      </w:pPr>
+      <w:r>
+        <w:rPr>
+          <w:sz w:val="32"/>
+          <w:szCs w:val="32"/>
+        </w:rPr>
+        <w:t># Change all default credentials immediately. Disable debug mode before deployment. A secure app in an insecure environment is still insecure.</w:t>
+      </w:r>
+    </w:p>
+    <w:p>
+      <w:pPr>
+        <w:jc w:val="both"/>
+        <w:rPr>
+          <w:sz w:val="32"/>
+          <w:szCs w:val="32"/>
+        </w:rPr>
+      </w:pPr>
+    </w:p>
+    <w:p>
+      <w:pPr>
+        <w:jc w:val="both"/>
+        <w:rPr>
+          <w:sz w:val="32"/>
+          <w:szCs w:val="32"/>
+        </w:rPr>
+      </w:pPr>
+      <w:r>
+        <w:rPr>
+          <w:sz w:val="32"/>
+          <w:szCs w:val="32"/>
+        </w:rPr>
+        <w:t>API inventory:</w:t>
+      </w:r>
+    </w:p>
+    <w:p>
+      <w:pPr>
+        <w:jc w:val="both"/>
+        <w:rPr>
+          <w:sz w:val="32"/>
+          <w:szCs w:val="32"/>
+        </w:rPr>
+      </w:pPr>
+      <w:r>
+        <w:rPr>
+          <w:sz w:val="32"/>
+          <w:szCs w:val="32"/>
+        </w:rPr>
+        <w:t># We can't secure what we don't know exists. Shadow APIs like old test endpoints/APIs, forgotten versions, undocumented routes accumulate over time. One unguarded endpoint or API is enough.</w:t>
+      </w:r>
+    </w:p>
+    <w:p>
+      <w:pPr>
+        <w:jc w:val="both"/>
+        <w:rPr>
+          <w:sz w:val="32"/>
+          <w:szCs w:val="32"/>
+        </w:rPr>
+      </w:pPr>
+      <w:r>
+        <w:rPr>
+          <w:sz w:val="32"/>
+          <w:szCs w:val="32"/>
+        </w:rPr>
+        <w:t># Mental model, the forgotten side door, we secure the front door, the windows, the back door. But there's a service entrance from three years ago that no one remembers. That's the one the attacker finds.</w:t>
+      </w:r>
+    </w:p>
+    <w:p>
+      <w:pPr>
+        <w:jc w:val="both"/>
+        <w:rPr>
+          <w:sz w:val="32"/>
+          <w:szCs w:val="32"/>
+        </w:rPr>
+      </w:pPr>
+      <w:r>
+        <w:rPr>
+          <w:sz w:val="32"/>
+          <w:szCs w:val="32"/>
+        </w:rPr>
+        <w:t># Maintain a living registry of all API routes like active, deprecated, and internal. Decommission unused endpoints completely; don't just remove them from docs.</w:t>
+      </w:r>
+    </w:p>
+    <w:p>
+      <w:pPr>
+        <w:jc w:val="both"/>
+        <w:rPr>
+          <w:sz w:val="32"/>
+          <w:szCs w:val="32"/>
+        </w:rPr>
+      </w:pPr>
+    </w:p>
+    <w:p>
+      <w:pPr>
+        <w:jc w:val="both"/>
+        <w:rPr>
+          <w:sz w:val="32"/>
+          <w:szCs w:val="32"/>
+        </w:rPr>
+      </w:pPr>
+      <w:r>
+        <w:rPr>
+          <w:sz w:val="32"/>
+          <w:szCs w:val="32"/>
+        </w:rPr>
+        <w:t>Rate limiting:</w:t>
+      </w:r>
+    </w:p>
+    <w:p>
+      <w:pPr>
+        <w:jc w:val="both"/>
+        <w:rPr>
+          <w:sz w:val="32"/>
+          <w:szCs w:val="32"/>
+        </w:rPr>
+      </w:pPr>
+      <w:r>
+        <w:rPr>
+          <w:sz w:val="32"/>
+          <w:szCs w:val="32"/>
+        </w:rPr>
+        <w:t># Without request limits, an attacker only needs time. OTP brute-force, password stuffing, credential harvesting all of them become trivial when there's no throttle on how fast they can try.</w:t>
+      </w:r>
+    </w:p>
+    <w:p>
+      <w:pPr>
+        <w:jc w:val="both"/>
+        <w:rPr>
+          <w:sz w:val="32"/>
+          <w:szCs w:val="32"/>
+        </w:rPr>
+      </w:pPr>
+      <w:r>
+        <w:rPr>
+          <w:sz w:val="32"/>
+          <w:szCs w:val="32"/>
+        </w:rPr>
+        <w:t># Mental model, ATM PIN lock, 3 wrong PINs and the card is frozen. The bank doesn't trust that we'll eventually guess right. Without rate limiting, our API gives unlimited guesses.</w:t>
+      </w:r>
+    </w:p>
+    <w:p>
+      <w:pPr>
+        <w:jc w:val="both"/>
+        <w:rPr>
+          <w:b/>
+          <w:bCs/>
+          <w:sz w:val="32"/>
+          <w:szCs w:val="32"/>
+        </w:rPr>
+      </w:pPr>
+      <w:r>
+        <w:rPr>
+          <w:b/>
+          <w:bCs/>
+          <w:sz w:val="32"/>
+          <w:szCs w:val="32"/>
+        </w:rPr>
+        <w:t>Without limit: try 1,000,000 OTPs → succeed eventually</w:t>
+      </w:r>
+    </w:p>
+    <w:p>
+      <w:pPr>
+        <w:jc w:val="both"/>
+        <w:rPr>
+          <w:b/>
+          <w:bCs/>
+          <w:sz w:val="32"/>
+          <w:szCs w:val="32"/>
+        </w:rPr>
+      </w:pPr>
+      <w:r>
+        <w:rPr>
+          <w:b/>
+          <w:bCs/>
+          <w:sz w:val="32"/>
+          <w:szCs w:val="32"/>
+        </w:rPr>
+        <w:lastRenderedPageBreak/>
+        <w:t>With limit:    try 5 per minute → effectively blocked</w:t>
+      </w:r>
+    </w:p>
+    <w:p>
+      <w:pPr>
+        <w:jc w:val="both"/>
+        <w:rPr>
+          <w:sz w:val="32"/>
+          <w:szCs w:val="32"/>
+        </w:rPr>
+      </w:pPr>
+      <w:r>
+        <w:rPr>
+          <w:sz w:val="32"/>
+          <w:szCs w:val="32"/>
+        </w:rPr>
+        <w:t xml:space="preserve"># Apply rate limits per user, per IP, and per endpoint especially auth flows. Return </w:t>
+      </w:r>
+      <w:r>
+        <w:rPr>
+          <w:b/>
+          <w:bCs/>
+          <w:sz w:val="32"/>
+          <w:szCs w:val="32"/>
+        </w:rPr>
+        <w:t>429</w:t>
+      </w:r>
+      <w:r>
+        <w:rPr>
+          <w:sz w:val="32"/>
+          <w:szCs w:val="32"/>
+        </w:rPr>
+        <w:t xml:space="preserve"> (status code) Too Many Requests and add exponential backoff for repeat offenders.</w:t>
+      </w:r>
+    </w:p>
+    <w:p>
+      <w:pPr>
+        <w:jc w:val="both"/>
+        <w:rPr>
+          <w:sz w:val="32"/>
+          <w:szCs w:val="32"/>
+        </w:rPr>
+      </w:pPr>
+    </w:p>
+    <w:p>
+      <w:pPr>
+        <w:jc w:val="both"/>
+        <w:rPr>
+          <w:sz w:val="32"/>
+          <w:szCs w:val="32"/>
+        </w:rPr>
+      </w:pPr>
+      <w:r>
+        <w:rPr>
+          <w:sz w:val="32"/>
+          <w:szCs w:val="32"/>
+        </w:rPr>
+        <w:t>Input validation:</w:t>
+      </w:r>
+    </w:p>
+    <w:p>
+      <w:pPr>
+        <w:jc w:val="both"/>
+        <w:rPr>
+          <w:sz w:val="32"/>
+          <w:szCs w:val="32"/>
+        </w:rPr>
+      </w:pPr>
+      <w:r>
+        <w:rPr>
+          <w:sz w:val="32"/>
+          <w:szCs w:val="32"/>
+        </w:rPr>
+        <w:t># Accepting user input without sanitization is handing someone a keyboard connected directly to our database. A search box or search field becomes a weapon; a form field becomes a terminal.</w:t>
+      </w:r>
+    </w:p>
+    <w:p>
+      <w:pPr>
+        <w:jc w:val="both"/>
+        <w:rPr>
+          <w:sz w:val="32"/>
+          <w:szCs w:val="32"/>
+        </w:rPr>
+      </w:pPr>
+      <w:r>
+        <w:rPr>
+          <w:sz w:val="32"/>
+          <w:szCs w:val="32"/>
+        </w:rPr>
+        <w:t># Mental model, airport security, every person and bag pass through a scanner before entering the terminal. We don't wave through passengers because "they look fine." Every input is untrusted by default.</w:t>
+      </w:r>
+    </w:p>
+    <w:p>
+      <w:pPr>
+        <w:jc w:val="both"/>
+        <w:rPr>
+          <w:b/>
+          <w:bCs/>
+          <w:sz w:val="32"/>
+          <w:szCs w:val="32"/>
+        </w:rPr>
+      </w:pPr>
+      <w:r>
+        <w:rPr>
+          <w:b/>
+          <w:bCs/>
+          <w:sz w:val="32"/>
+          <w:szCs w:val="32"/>
+        </w:rPr>
+        <w:t>User input → [Validate] → [Sanitize] → Process</w:t>
+      </w:r>
+    </w:p>
+    <w:p>
+      <w:pPr>
+        <w:jc w:val="both"/>
+        <w:rPr>
+          <w:b/>
+          <w:bCs/>
+          <w:sz w:val="32"/>
+          <w:szCs w:val="32"/>
+        </w:rPr>
+      </w:pPr>
+      <w:r>
+        <w:rPr>
+          <w:b/>
+          <w:bCs/>
+          <w:sz w:val="32"/>
+          <w:szCs w:val="32"/>
+        </w:rPr>
+        <w:t xml:space="preserve">                ↓ fail</w:t>
+      </w:r>
+    </w:p>
+    <w:p>
+      <w:pPr>
+        <w:jc w:val="both"/>
+        <w:rPr>
+          <w:b/>
+          <w:bCs/>
+          <w:sz w:val="32"/>
+          <w:szCs w:val="32"/>
+        </w:rPr>
+      </w:pPr>
+      <w:r>
+        <w:rPr>
+          <w:b/>
+          <w:bCs/>
+          <w:sz w:val="32"/>
+          <w:szCs w:val="32"/>
+        </w:rPr>
+        <w:t xml:space="preserve">              Reject + log</w:t>
+      </w:r>
+    </w:p>
+    <w:p>
+      <w:pPr>
+        <w:jc w:val="both"/>
+        <w:rPr>
+          <w:sz w:val="32"/>
+          <w:szCs w:val="32"/>
+        </w:rPr>
+      </w:pPr>
+      <w:r>
+        <w:rPr>
+          <w:sz w:val="32"/>
+          <w:szCs w:val="32"/>
+        </w:rPr>
+        <w:t># Validate type, length, format, and range on every input field. Sanitize before storing or executing. Never interpolate raw user input into queries.</w:t>
+      </w:r>
+    </w:p>
+    <w:p>
+      <w:pPr>
+        <w:jc w:val="both"/>
+        <w:rPr>
+          <w:sz w:val="32"/>
+          <w:szCs w:val="32"/>
+        </w:rPr>
+      </w:pPr>
+    </w:p>
+    <w:p>
+      <w:pPr>
+        <w:jc w:val="both"/>
+        <w:rPr>
+          <w:sz w:val="32"/>
+          <w:szCs w:val="32"/>
+        </w:rPr>
+      </w:pPr>
+      <w:r>
+        <w:rPr>
+          <w:sz w:val="32"/>
+          <w:szCs w:val="32"/>
+        </w:rPr>
+        <w:t>Sensitive data exposure:</w:t>
+      </w:r>
+    </w:p>
+    <w:p>
+      <w:pPr>
+        <w:jc w:val="both"/>
+        <w:rPr>
+          <w:sz w:val="32"/>
+          <w:szCs w:val="32"/>
+        </w:rPr>
+      </w:pPr>
+      <w:r>
+        <w:rPr>
+          <w:sz w:val="32"/>
+          <w:szCs w:val="32"/>
+        </w:rPr>
+        <w:t># Even valid, authorized requests can expose too much. API responses including passwords, tokens, internal IDs, or personal data that aren't needed by the client are a liability. Once data is out, it can't be recalled.</w:t>
+      </w:r>
+    </w:p>
+    <w:p>
+      <w:pPr>
+        <w:jc w:val="both"/>
+        <w:rPr>
+          <w:sz w:val="32"/>
+          <w:szCs w:val="32"/>
+        </w:rPr>
+      </w:pPr>
+      <w:r>
+        <w:rPr>
+          <w:sz w:val="32"/>
+          <w:szCs w:val="32"/>
+        </w:rPr>
+        <w:lastRenderedPageBreak/>
+        <w:t># Mental model, the oversharing waiter, we ordered pasta. The waiter brings the dish, lists the recipe, the supplier invoices, and the owner's home address. We only needed the pasta.</w:t>
+      </w:r>
+    </w:p>
+    <w:p>
+      <w:pPr>
+        <w:jc w:val="both"/>
+        <w:rPr>
+          <w:sz w:val="32"/>
+          <w:szCs w:val="32"/>
+        </w:rPr>
+      </w:pPr>
+      <w:r>
+        <w:rPr>
+          <w:sz w:val="32"/>
+          <w:szCs w:val="32"/>
+        </w:rPr>
+        <w:t># Return only the fields the client actually needs, implement response filtering. Never expose passwords (even hashed), internal tokens, or raw database IDs in responses.</w:t>
+      </w:r>
+    </w:p>
+    <w:p>
+      <w:pPr>
+        <w:jc w:val="both"/>
+        <w:rPr>
+          <w:sz w:val="32"/>
+          <w:szCs w:val="32"/>
+        </w:rPr>
+      </w:pPr>
+    </w:p>
+    <w:p>
+      <w:pPr>
+        <w:jc w:val="center"/>
+        <w:rPr>
+          <w:sz w:val="32"/>
+          <w:szCs w:val="32"/>
+        </w:rPr>
+      </w:pPr>
+      <w:r>
+        <w:rPr>
+          <w:sz w:val="32"/>
+          <w:szCs w:val="32"/>
+        </w:rPr>
+        <w:t>Break</w:t>
+      </w:r>
+    </w:p>
+    <w:p>
+      <w:pPr>
+        <w:jc w:val="both"/>
+        <w:rPr>
+          <w:sz w:val="32"/>
+          <w:szCs w:val="32"/>
+        </w:rPr>
+      </w:pPr>
+    </w:p>
+    <w:p>
+      <w:pPr>
+        <w:jc w:val="both"/>
+        <w:rPr>
+          <w:b/>
+          <w:bCs/>
+          <w:sz w:val="32"/>
+          <w:szCs w:val="32"/>
+        </w:rPr>
+      </w:pPr>
+      <w:r>
+        <w:rPr>
+          <w:b/>
+          <w:bCs/>
+          <w:sz w:val="32"/>
+          <w:szCs w:val="32"/>
+        </w:rPr>
+        <w:t>Types of API Authentication:</w:t>
+      </w:r>
+    </w:p>
+    <w:p>
+      <w:pPr>
+        <w:jc w:val="both"/>
+        <w:rPr>
+          <w:sz w:val="32"/>
+          <w:szCs w:val="32"/>
+        </w:rPr>
+      </w:pPr>
+      <w:r>
+        <w:rPr>
+          <w:sz w:val="32"/>
+          <w:szCs w:val="32"/>
+        </w:rPr>
+        <w:t xml:space="preserve"># </w:t>
+      </w:r>
+      <w:r>
+        <w:rPr>
+          <w:sz w:val="32"/>
+          <w:szCs w:val="32"/>
+        </w:rPr>
+        <w:t>Types:</w:t>
+      </w:r>
+    </w:p>
+    <w:p>
+      <w:pPr>
+        <w:pStyle w:val="ListParagraph"/>
+        <w:numPr>
+          <w:ilvl w:val="0"/>
+          <w:numId w:val="11"/>
+        </w:numPr>
+        <w:jc w:val="both"/>
+        <w:rPr>
+          <w:b/>
+          <w:bCs/>
+          <w:sz w:val="32"/>
+          <w:szCs w:val="32"/>
+        </w:rPr>
+      </w:pPr>
+      <w:r>
+        <w:rPr>
+          <w:b/>
+          <w:bCs/>
+          <w:sz w:val="32"/>
+          <w:szCs w:val="32"/>
+        </w:rPr>
+        <w:t>Basic Authentication:</w:t>
+      </w:r>
+    </w:p>
+    <w:p>
+      <w:pPr>
+        <w:jc w:val="both"/>
+        <w:rPr>
+          <w:sz w:val="32"/>
+          <w:szCs w:val="32"/>
+        </w:rPr>
+      </w:pPr>
+      <w:r>
+        <w:rPr>
+          <w:sz w:val="32"/>
+          <w:szCs w:val="32"/>
+        </w:rPr>
+        <w:t># The client sends a user-name and password to the API with every HTTP request using the “Authorization” header like:</w:t>
+      </w:r>
+    </w:p>
+    <w:p>
+      <w:pPr>
+        <w:jc w:val="both"/>
+        <w:rPr>
+          <w:b/>
+          <w:bCs/>
+          <w:color w:val="D86DCB" w:themeColor="accent5" w:themeTint="99"/>
+          <w:sz w:val="32"/>
+          <w:szCs w:val="32"/>
+        </w:rPr>
+      </w:pPr>
+      <w:r>
+        <w:rPr>
+          <w:b/>
+          <w:bCs/>
+          <w:color w:val="D86DCB" w:themeColor="accent5" w:themeTint="99"/>
+          <w:sz w:val="32"/>
+          <w:szCs w:val="32"/>
+        </w:rPr>
+        <w:t>headers: {</w:t>
+      </w:r>
+    </w:p>
+    <w:p>
+      <w:pPr>
+        <w:jc w:val="both"/>
+        <w:rPr>
+          <w:b/>
+          <w:bCs/>
+          <w:color w:val="D86DCB" w:themeColor="accent5" w:themeTint="99"/>
+          <w:sz w:val="32"/>
+          <w:szCs w:val="32"/>
+        </w:rPr>
+      </w:pPr>
+      <w:r>
+        <w:rPr>
+          <w:b/>
+          <w:bCs/>
+          <w:color w:val="D86DCB" w:themeColor="accent5" w:themeTint="99"/>
+          <w:sz w:val="32"/>
+          <w:szCs w:val="32"/>
+        </w:rPr>
+        <w:t xml:space="preserve">   “Authorization</w:t>
+      </w:r>
+      <w:proofErr w:type="gramStart"/>
+      <w:r>
+        <w:rPr>
+          <w:b/>
+          <w:bCs/>
+          <w:color w:val="D86DCB" w:themeColor="accent5" w:themeTint="99"/>
+          <w:sz w:val="32"/>
+          <w:szCs w:val="32"/>
+        </w:rPr>
+        <w:t>” :</w:t>
+      </w:r>
+      <w:proofErr w:type="gramEnd"/>
+      <w:r>
+        <w:rPr>
+          <w:b/>
+          <w:bCs/>
+          <w:color w:val="D86DCB" w:themeColor="accent5" w:themeTint="99"/>
+          <w:sz w:val="32"/>
+          <w:szCs w:val="32"/>
+        </w:rPr>
+        <w:t xml:space="preserve"> “…”</w:t>
+      </w:r>
+    </w:p>
+    <w:p>
+      <w:pPr>
+        <w:jc w:val="both"/>
+        <w:rPr>
+          <w:b/>
+          <w:bCs/>
+          <w:color w:val="D86DCB" w:themeColor="accent5" w:themeTint="99"/>
+          <w:sz w:val="32"/>
+          <w:szCs w:val="32"/>
+        </w:rPr>
+      </w:pPr>
+      <w:r>
+        <w:rPr>
+          <w:b/>
+          <w:bCs/>
+          <w:color w:val="D86DCB" w:themeColor="accent5" w:themeTint="99"/>
+          <w:sz w:val="32"/>
+          <w:szCs w:val="32"/>
+        </w:rPr>
+        <w:t>}</w:t>
+      </w:r>
+    </w:p>
+    <w:p>
+      <w:pPr>
+        <w:jc w:val="both"/>
+        <w:rPr>
+          <w:sz w:val="32"/>
+          <w:szCs w:val="32"/>
+        </w:rPr>
+      </w:pPr>
+      <w:r>
+        <w:rPr>
+          <w:sz w:val="32"/>
+          <w:szCs w:val="32"/>
+        </w:rPr>
+        <w:t xml:space="preserve"># The credentials are encoded using </w:t>
+      </w:r>
+      <w:r>
+        <w:rPr>
+          <w:b/>
+          <w:bCs/>
+          <w:sz w:val="32"/>
+          <w:szCs w:val="32"/>
+        </w:rPr>
+        <w:t>Base64</w:t>
+      </w:r>
+      <w:r>
+        <w:rPr>
+          <w:sz w:val="32"/>
+          <w:szCs w:val="32"/>
+        </w:rPr>
+        <w:t xml:space="preserve"> format but its not an encryption method but an encoding method. </w:t>
+      </w:r>
+      <w:r>
+        <w:rPr>
+          <w:sz w:val="32"/>
+          <w:szCs w:val="32"/>
+        </w:rPr>
+        <w:t>So,</w:t>
+      </w:r>
+      <w:r>
+        <w:rPr>
+          <w:sz w:val="32"/>
+          <w:szCs w:val="32"/>
+        </w:rPr>
+        <w:t xml:space="preserve"> unless HTTPS is used there’s risk of </w:t>
+      </w:r>
+      <w:r>
+        <w:rPr>
+          <w:sz w:val="32"/>
+          <w:szCs w:val="32"/>
+        </w:rPr>
+        <w:t>credentials getting decoded by attacker</w:t>
+      </w:r>
+    </w:p>
+    <w:p>
+      <w:pPr>
+        <w:jc w:val="both"/>
+        <w:rPr>
+          <w:sz w:val="32"/>
+          <w:szCs w:val="32"/>
+        </w:rPr>
+      </w:pPr>
+      <w:r>
+        <w:rPr>
+          <w:sz w:val="32"/>
+          <w:szCs w:val="32"/>
+        </w:rPr>
+        <w:t># Rarely used in todays production environments and repeatedly sending credentials is risky.</w:t>
+      </w:r>
+    </w:p>
+    <w:p>
+      <w:pPr>
+        <w:jc w:val="both"/>
+        <w:rPr>
+          <w:sz w:val="32"/>
+          <w:szCs w:val="32"/>
+        </w:rPr>
+      </w:pPr>
+    </w:p>
+    <w:p>
+      <w:pPr>
+        <w:pStyle w:val="ListParagraph"/>
+        <w:numPr>
+          <w:ilvl w:val="0"/>
+          <w:numId w:val="11"/>
+        </w:numPr>
+        <w:jc w:val="both"/>
+        <w:rPr>
+          <w:b/>
+          <w:bCs/>
+          <w:sz w:val="32"/>
+          <w:szCs w:val="32"/>
+        </w:rPr>
+      </w:pPr>
+      <w:r>
+        <w:rPr>
+          <w:b/>
+          <w:bCs/>
+          <w:sz w:val="32"/>
+          <w:szCs w:val="32"/>
+        </w:rPr>
+        <w:t>Digest Authentication:</w:t>
+      </w:r>
+    </w:p>
+    <w:p>
+      <w:pPr>
+        <w:jc w:val="both"/>
+        <w:rPr>
+          <w:sz w:val="32"/>
+          <w:szCs w:val="32"/>
+        </w:rPr>
+      </w:pPr>
+      <w:r>
+        <w:rPr>
+          <w:sz w:val="32"/>
+          <w:szCs w:val="32"/>
+        </w:rPr>
+        <w:lastRenderedPageBreak/>
+        <w:t># It works using a challenge-response mechanism. Instead of sending the password directly the server first sends a challenge to the client. Then client generates a hash-response using the password and the challenge value. The server verifies that hash instead of checking raw password</w:t>
+      </w:r>
+    </w:p>
+    <w:p>
+      <w:pPr>
+        <w:jc w:val="both"/>
+        <w:rPr>
+          <w:sz w:val="32"/>
+          <w:szCs w:val="32"/>
+        </w:rPr>
+      </w:pPr>
+      <w:r>
+        <w:rPr>
+          <w:sz w:val="32"/>
+          <w:szCs w:val="32"/>
+        </w:rPr>
+        <w:t># This prevents the password being transmitted in plain form. But its more complex and not widely used in modern systems because token-based approaches are easier to scale</w:t>
+      </w:r>
+    </w:p>
+    <w:p>
+      <w:pPr>
+        <w:jc w:val="both"/>
+        <w:rPr>
+          <w:sz w:val="32"/>
+          <w:szCs w:val="32"/>
+        </w:rPr>
+      </w:pPr>
+    </w:p>
+    <w:p>
+      <w:pPr>
+        <w:pStyle w:val="ListParagraph"/>
+        <w:numPr>
+          <w:ilvl w:val="0"/>
+          <w:numId w:val="11"/>
+        </w:numPr>
+        <w:jc w:val="both"/>
+        <w:rPr>
+          <w:b/>
+          <w:bCs/>
+          <w:sz w:val="32"/>
+          <w:szCs w:val="32"/>
+        </w:rPr>
+      </w:pPr>
+      <w:r>
+        <w:rPr>
+          <w:b/>
+          <w:bCs/>
+          <w:sz w:val="32"/>
+          <w:szCs w:val="32"/>
+        </w:rPr>
+        <w:t>Session Authentication:</w:t>
+      </w:r>
+    </w:p>
+    <w:p>
+      <w:pPr>
+        <w:jc w:val="both"/>
+        <w:rPr>
+          <w:sz w:val="32"/>
+          <w:szCs w:val="32"/>
+        </w:rPr>
+      </w:pPr>
+      <w:r>
+        <w:rPr>
+          <w:sz w:val="32"/>
+          <w:szCs w:val="32"/>
+        </w:rPr>
+        <w:t># It’s the traditional login mechanism but when user is successfully logged in, the server creates a sessio</w:t>
+      </w:r>
+      <w:r>
+        <w:rPr>
+          <w:sz w:val="32"/>
+          <w:szCs w:val="32"/>
+        </w:rPr>
+        <w:t xml:space="preserve">n </w:t>
+      </w:r>
+      <w:r>
+        <w:rPr>
+          <w:sz w:val="32"/>
+          <w:szCs w:val="32"/>
+        </w:rPr>
+        <w:t>that represents the authenticated user</w:t>
+      </w:r>
+      <w:r>
+        <w:rPr>
+          <w:sz w:val="32"/>
+          <w:szCs w:val="32"/>
+        </w:rPr>
+        <w:t xml:space="preserve">. The server stores that session and sends a </w:t>
+      </w:r>
+      <w:r>
+        <w:rPr>
+          <w:b/>
+          <w:bCs/>
+          <w:sz w:val="32"/>
+          <w:szCs w:val="32"/>
+        </w:rPr>
+        <w:t>Session_ID</w:t>
+      </w:r>
+      <w:r>
+        <w:rPr>
+          <w:sz w:val="32"/>
+          <w:szCs w:val="32"/>
+        </w:rPr>
+        <w:t xml:space="preserve"> back to the Browser usually through a cookie</w:t>
+      </w:r>
+    </w:p>
+    <w:p>
+      <w:pPr>
+        <w:jc w:val="both"/>
+        <w:rPr>
+          <w:sz w:val="32"/>
+          <w:szCs w:val="32"/>
+        </w:rPr>
+      </w:pPr>
+      <w:r>
+        <w:rPr>
+          <w:sz w:val="32"/>
+          <w:szCs w:val="32"/>
+        </w:rPr>
+        <w:t xml:space="preserve"># On every subsequent request the Browser automatically sends that cookie back to the server. Then the server reads the </w:t>
+      </w:r>
+      <w:r>
+        <w:rPr>
+          <w:b/>
+          <w:bCs/>
+          <w:sz w:val="32"/>
+          <w:szCs w:val="32"/>
+        </w:rPr>
+        <w:t>Session_ID</w:t>
+      </w:r>
+      <w:r>
+        <w:rPr>
+          <w:sz w:val="32"/>
+          <w:szCs w:val="32"/>
+        </w:rPr>
+        <w:t xml:space="preserve"> and knows which user is making the request.</w:t>
+      </w:r>
+    </w:p>
+    <w:p>
+      <w:pPr>
+        <w:jc w:val="both"/>
+        <w:rPr>
+          <w:sz w:val="32"/>
+          <w:szCs w:val="32"/>
+        </w:rPr>
+      </w:pPr>
+      <w:r>
+        <w:rPr>
+          <w:sz w:val="32"/>
+          <w:szCs w:val="32"/>
+        </w:rPr>
+        <w:t># But for this the server has to store the user sessions and harder to manage when system scale across multiple servers. Useful for only Server-Side Rendering</w:t>
+      </w:r>
+    </w:p>
+    <w:p>
+      <w:pPr>
+        <w:jc w:val="both"/>
+        <w:rPr>
+          <w:sz w:val="32"/>
+          <w:szCs w:val="32"/>
+        </w:rPr>
+      </w:pPr>
+    </w:p>
+    <w:p>
+      <w:pPr>
+        <w:pStyle w:val="ListParagraph"/>
+        <w:numPr>
+          <w:ilvl w:val="0"/>
+          <w:numId w:val="11"/>
+        </w:numPr>
+        <w:jc w:val="both"/>
+        <w:rPr>
+          <w:b/>
+          <w:bCs/>
+          <w:sz w:val="32"/>
+          <w:szCs w:val="32"/>
+        </w:rPr>
+      </w:pPr>
+      <w:r>
+        <w:rPr>
+          <w:b/>
+          <w:bCs/>
+          <w:sz w:val="32"/>
+          <w:szCs w:val="32"/>
+        </w:rPr>
+        <w:t>API Key Authentication:</w:t>
+      </w:r>
+    </w:p>
+    <w:p>
+      <w:pPr>
+        <w:jc w:val="both"/>
+        <w:rPr>
+          <w:sz w:val="32"/>
+          <w:szCs w:val="32"/>
+        </w:rPr>
+      </w:pPr>
+      <w:r>
+        <w:rPr>
+          <w:sz w:val="32"/>
+          <w:szCs w:val="32"/>
+        </w:rPr>
+        <w:t xml:space="preserve"># </w:t>
+      </w:r>
+      <w:r>
+        <w:rPr>
+          <w:sz w:val="32"/>
+          <w:szCs w:val="32"/>
+        </w:rPr>
+        <w:t>It</w:t>
+      </w:r>
+      <w:r>
+        <w:rPr>
+          <w:sz w:val="32"/>
+          <w:szCs w:val="32"/>
+        </w:rPr>
+        <w:t xml:space="preserve"> is a unique identifier assigned to a developer or application. The client includes this key with each request, so the server can identify which application is calling the API.</w:t>
+      </w:r>
+    </w:p>
+    <w:p>
+      <w:pPr>
+        <w:jc w:val="both"/>
+        <w:rPr>
+          <w:sz w:val="32"/>
+          <w:szCs w:val="32"/>
+        </w:rPr>
+      </w:pPr>
+      <w:r>
+        <w:rPr>
+          <w:sz w:val="32"/>
+          <w:szCs w:val="32"/>
+        </w:rPr>
+        <w:t xml:space="preserve"># </w:t>
+      </w:r>
+      <w:r>
+        <w:rPr>
+          <w:sz w:val="32"/>
+          <w:szCs w:val="32"/>
+        </w:rPr>
+        <w:t>API keys are commonly used for public APIs, such as maps, weather services, or payment integrations.</w:t>
+      </w:r>
+      <w:r>
+        <w:rPr>
+          <w:sz w:val="32"/>
+          <w:szCs w:val="32"/>
+        </w:rPr>
+        <w:t xml:space="preserve"> </w:t>
+      </w:r>
+      <w:r>
+        <w:rPr>
+          <w:sz w:val="32"/>
+          <w:szCs w:val="32"/>
+        </w:rPr>
+        <w:t xml:space="preserve">However, API keys </w:t>
+      </w:r>
+      <w:r>
+        <w:rPr>
+          <w:sz w:val="32"/>
+          <w:szCs w:val="32"/>
+        </w:rPr>
+        <w:lastRenderedPageBreak/>
+        <w:t>usually identify the application rather than the individual user, so they are often combined with other security mechanisms.</w:t>
+      </w:r>
+    </w:p>
+    <w:p>
+      <w:pPr>
+        <w:jc w:val="both"/>
+        <w:rPr>
+          <w:sz w:val="32"/>
+          <w:szCs w:val="32"/>
+        </w:rPr>
+      </w:pPr>
+    </w:p>
+    <w:p>
+      <w:pPr>
+        <w:pStyle w:val="ListParagraph"/>
+        <w:numPr>
+          <w:ilvl w:val="0"/>
+          <w:numId w:val="11"/>
+        </w:numPr>
+        <w:jc w:val="both"/>
+        <w:rPr>
+          <w:b/>
+          <w:bCs/>
+          <w:sz w:val="32"/>
+          <w:szCs w:val="32"/>
+        </w:rPr>
+      </w:pPr>
+      <w:r>
+        <w:rPr>
+          <w:b/>
+          <w:bCs/>
+          <w:sz w:val="32"/>
+          <w:szCs w:val="32"/>
+        </w:rPr>
+        <w:t>Bearer Token</w:t>
+      </w:r>
+      <w:r>
+        <w:rPr>
+          <w:b/>
+          <w:bCs/>
+          <w:sz w:val="32"/>
+          <w:szCs w:val="32"/>
+        </w:rPr>
+        <w:t xml:space="preserve"> Authentication</w:t>
+      </w:r>
+      <w:r>
+        <w:rPr>
+          <w:b/>
+          <w:bCs/>
+          <w:sz w:val="32"/>
+          <w:szCs w:val="32"/>
         </w:rPr>
         <w:t>:</w:t>
       </w:r>
@@ -818,1857 +2162,2158 @@
       <w:pPr>
         <w:jc w:val="both"/>
         <w:rPr>
-          <w:sz w:val="36"/>
-          <w:szCs w:val="36"/>
-        </w:rPr>
-      </w:pPr>
-      <w:r>
-        <w:rPr>
-          <w:sz w:val="36"/>
-          <w:szCs w:val="36"/>
-        </w:rPr>
-        <w:t># Eac</w:t>
-      </w:r>
-      <w:r>
-        <w:rPr>
-          <w:sz w:val="36"/>
-          <w:szCs w:val="36"/>
-        </w:rPr>
-        <w:t>h individual API may work correctly, but the flow between them can be broken. Skipping a required step (like payment) to reach a later one (like receiving rewards) is valid HTTP but invalid business logic.</w:t>
-      </w:r>
-    </w:p>
-    <w:p>
-      <w:pPr>
-        <w:jc w:val="both"/>
-        <w:rPr>
-          <w:sz w:val="36"/>
-          <w:szCs w:val="36"/>
-        </w:rPr>
-      </w:pPr>
-      <w:r>
-        <w:rPr>
-          <w:sz w:val="36"/>
-          <w:szCs w:val="36"/>
+          <w:sz w:val="32"/>
+          <w:szCs w:val="32"/>
+        </w:rPr>
+      </w:pPr>
+      <w:r>
+        <w:rPr>
+          <w:sz w:val="32"/>
+          <w:szCs w:val="32"/>
+        </w:rPr>
+        <w:t xml:space="preserve"># It </w:t>
+      </w:r>
+      <w:r>
+        <w:rPr>
+          <w:sz w:val="32"/>
+          <w:szCs w:val="32"/>
+        </w:rPr>
+        <w:t xml:space="preserve">means the client sends a token in the </w:t>
+      </w:r>
+      <w:r>
+        <w:rPr>
+          <w:sz w:val="32"/>
+          <w:szCs w:val="32"/>
+        </w:rPr>
+        <w:t>“A</w:t>
+      </w:r>
+      <w:r>
+        <w:rPr>
+          <w:sz w:val="32"/>
+          <w:szCs w:val="32"/>
+        </w:rPr>
+        <w:t>uthorization</w:t>
+      </w:r>
+      <w:r>
+        <w:rPr>
+          <w:sz w:val="32"/>
+          <w:szCs w:val="32"/>
+        </w:rPr>
+        <w:t>”</w:t>
+      </w:r>
+      <w:r>
+        <w:rPr>
+          <w:sz w:val="32"/>
+          <w:szCs w:val="32"/>
+        </w:rPr>
+        <w:t xml:space="preserve"> header with the format</w:t>
+      </w:r>
+      <w:r>
+        <w:rPr>
+          <w:sz w:val="32"/>
+          <w:szCs w:val="32"/>
+        </w:rPr>
+        <w:t xml:space="preserve"> like this:</w:t>
+      </w:r>
+    </w:p>
+    <w:p>
+      <w:pPr>
+        <w:jc w:val="both"/>
+        <w:rPr>
+          <w:b/>
+          <w:bCs/>
+          <w:color w:val="D86DCB" w:themeColor="accent5" w:themeTint="99"/>
+          <w:sz w:val="32"/>
+          <w:szCs w:val="32"/>
+        </w:rPr>
+      </w:pPr>
+      <w:r>
+        <w:rPr>
+          <w:b/>
+          <w:bCs/>
+          <w:color w:val="D86DCB" w:themeColor="accent5" w:themeTint="99"/>
+          <w:sz w:val="32"/>
+          <w:szCs w:val="32"/>
+        </w:rPr>
+        <w:t>headers: {</w:t>
+      </w:r>
+    </w:p>
+    <w:p>
+      <w:pPr>
+        <w:jc w:val="both"/>
+        <w:rPr>
+          <w:b/>
+          <w:bCs/>
+          <w:color w:val="D86DCB" w:themeColor="accent5" w:themeTint="99"/>
+          <w:sz w:val="32"/>
+          <w:szCs w:val="32"/>
+        </w:rPr>
+      </w:pPr>
+      <w:r>
+        <w:rPr>
+          <w:b/>
+          <w:bCs/>
+          <w:color w:val="D86DCB" w:themeColor="accent5" w:themeTint="99"/>
+          <w:sz w:val="32"/>
+          <w:szCs w:val="32"/>
+        </w:rPr>
+        <w:t xml:space="preserve">   “Authorization</w:t>
+      </w:r>
+      <w:proofErr w:type="gramStart"/>
+      <w:r>
+        <w:rPr>
+          <w:b/>
+          <w:bCs/>
+          <w:color w:val="D86DCB" w:themeColor="accent5" w:themeTint="99"/>
+          <w:sz w:val="32"/>
+          <w:szCs w:val="32"/>
+        </w:rPr>
+        <w:t>” :</w:t>
+      </w:r>
+      <w:proofErr w:type="gramEnd"/>
+      <w:r>
+        <w:rPr>
+          <w:b/>
+          <w:bCs/>
+          <w:color w:val="D86DCB" w:themeColor="accent5" w:themeTint="99"/>
+          <w:sz w:val="32"/>
+          <w:szCs w:val="32"/>
+        </w:rPr>
+        <w:t xml:space="preserve"> “</w:t>
+      </w:r>
+      <w:r>
+        <w:rPr>
+          <w:b/>
+          <w:bCs/>
+          <w:color w:val="D86DCB" w:themeColor="accent5" w:themeTint="99"/>
+          <w:sz w:val="32"/>
+          <w:szCs w:val="32"/>
+        </w:rPr>
+        <w:t xml:space="preserve">Bearer </w:t>
+      </w:r>
+      <w:r>
+        <w:rPr>
+          <w:b/>
+          <w:bCs/>
+          <w:color w:val="D86DCB" w:themeColor="accent5" w:themeTint="99"/>
+          <w:sz w:val="32"/>
+          <w:szCs w:val="32"/>
+        </w:rPr>
+        <w:t>…”</w:t>
+      </w:r>
+    </w:p>
+    <w:p>
+      <w:pPr>
+        <w:jc w:val="both"/>
+        <w:rPr>
+          <w:b/>
+          <w:bCs/>
+          <w:color w:val="D86DCB" w:themeColor="accent5" w:themeTint="99"/>
+          <w:sz w:val="32"/>
+          <w:szCs w:val="32"/>
+        </w:rPr>
+      </w:pPr>
+      <w:r>
+        <w:rPr>
+          <w:b/>
+          <w:bCs/>
+          <w:color w:val="D86DCB" w:themeColor="accent5" w:themeTint="99"/>
+          <w:sz w:val="32"/>
+          <w:szCs w:val="32"/>
+        </w:rPr>
+        <w:t>}</w:t>
+      </w:r>
+    </w:p>
+    <w:p>
+      <w:pPr>
+        <w:jc w:val="both"/>
+        <w:rPr>
+          <w:sz w:val="32"/>
+          <w:szCs w:val="32"/>
+        </w:rPr>
+      </w:pPr>
+      <w:r>
+        <w:rPr>
+          <w:sz w:val="32"/>
+          <w:szCs w:val="32"/>
         </w:rPr>
         <w:t xml:space="preserve"># </w:t>
       </w:r>
       <w:r>
         <w:rPr>
-          <w:sz w:val="36"/>
-          <w:szCs w:val="36"/>
-        </w:rPr>
-        <w:t>Mental model</w:t>
-      </w:r>
-      <w:r>
-        <w:rPr>
-          <w:sz w:val="36"/>
-          <w:szCs w:val="36"/>
-        </w:rPr>
-        <w:t>,</w:t>
-      </w:r>
-      <w:r>
-        <w:rPr>
-          <w:sz w:val="36"/>
-          <w:szCs w:val="36"/>
-        </w:rPr>
-        <w:t xml:space="preserve"> factory assembly line: </w:t>
-      </w:r>
-      <w:r>
-        <w:rPr>
-          <w:sz w:val="36"/>
-          <w:szCs w:val="36"/>
-        </w:rPr>
-        <w:t>we</w:t>
-      </w:r>
-      <w:r>
-        <w:rPr>
-          <w:sz w:val="36"/>
-          <w:szCs w:val="36"/>
-        </w:rPr>
-        <w:t xml:space="preserve"> can't ship a product that hasn't been assembled. If someone jumps straight to "package and ship" without running the build step, the line break</w:t>
-      </w:r>
-      <w:r>
-        <w:rPr>
-          <w:sz w:val="36"/>
-          <w:szCs w:val="36"/>
-        </w:rPr>
-        <w:t>s</w:t>
-      </w:r>
-      <w:r>
-        <w:rPr>
-          <w:sz w:val="36"/>
-          <w:szCs w:val="36"/>
-        </w:rPr>
-        <w:t xml:space="preserve"> but only if </w:t>
-      </w:r>
-      <w:r>
-        <w:rPr>
-          <w:sz w:val="36"/>
-          <w:szCs w:val="36"/>
-        </w:rPr>
-        <w:t>we</w:t>
-      </w:r>
-      <w:r>
-        <w:rPr>
-          <w:sz w:val="36"/>
-          <w:szCs w:val="36"/>
-        </w:rPr>
-        <w:t xml:space="preserve"> check.</w:t>
-      </w:r>
-    </w:p>
-    <w:p>
-      <w:pPr>
-        <w:jc w:val="both"/>
-        <w:rPr>
-          <w:b/>
-          <w:bCs/>
-          <w:sz w:val="36"/>
-          <w:szCs w:val="36"/>
-        </w:rPr>
-      </w:pPr>
-      <w:r>
-        <w:rPr>
-          <w:b/>
-          <w:bCs/>
-          <w:sz w:val="36"/>
-          <w:szCs w:val="36"/>
-        </w:rPr>
-        <w:t>Valid flow:   Cart → Payment → Reward ✓</w:t>
-      </w:r>
-    </w:p>
-    <w:p>
-      <w:pPr>
-        <w:jc w:val="both"/>
-        <w:rPr>
-          <w:b/>
-          <w:bCs/>
-          <w:sz w:val="36"/>
-          <w:szCs w:val="36"/>
-        </w:rPr>
-      </w:pPr>
-      <w:r>
-        <w:rPr>
-          <w:b/>
-          <w:bCs/>
-          <w:sz w:val="36"/>
-          <w:szCs w:val="36"/>
-        </w:rPr>
-        <w:t>Abused flow:  Cart ──────────</w:t>
-      </w:r>
-      <w:r>
-        <w:rPr>
-          <w:rFonts w:ascii="Arial" w:hAnsi="Arial" w:cs="Arial"/>
-          <w:b/>
-          <w:bCs/>
-          <w:sz w:val="36"/>
-          <w:szCs w:val="36"/>
-        </w:rPr>
-        <w:t>►</w:t>
-      </w:r>
-      <w:r>
-        <w:rPr>
-          <w:b/>
-          <w:bCs/>
-          <w:sz w:val="36"/>
-          <w:szCs w:val="36"/>
-        </w:rPr>
-        <w:t xml:space="preserve"> Reward </w:t>
-      </w:r>
-      <w:r>
-        <w:rPr>
-          <w:rFonts w:ascii="Segoe UI Symbol" w:hAnsi="Segoe UI Symbol" w:cs="Segoe UI Symbol"/>
-          <w:b/>
-          <w:bCs/>
-          <w:sz w:val="36"/>
-          <w:szCs w:val="36"/>
-        </w:rPr>
-        <w:t>✗</w:t>
-      </w:r>
-      <w:r>
-        <w:rPr>
-          <w:b/>
-          <w:bCs/>
-          <w:sz w:val="36"/>
-          <w:szCs w:val="36"/>
-        </w:rPr>
-        <w:t xml:space="preserve"> (no guard)</w:t>
-      </w:r>
-    </w:p>
-    <w:p>
-      <w:pPr>
-        <w:jc w:val="both"/>
-        <w:rPr>
-          <w:sz w:val="36"/>
-          <w:szCs w:val="36"/>
-        </w:rPr>
-      </w:pPr>
-      <w:r>
-        <w:rPr>
-          <w:sz w:val="36"/>
-          <w:szCs w:val="36"/>
+          <w:sz w:val="32"/>
+          <w:szCs w:val="32"/>
+        </w:rPr>
+        <w:t xml:space="preserve">The word </w:t>
+      </w:r>
+      <w:r>
+        <w:rPr>
+          <w:sz w:val="32"/>
+          <w:szCs w:val="32"/>
+        </w:rPr>
+        <w:t>B</w:t>
+      </w:r>
+      <w:r>
+        <w:rPr>
+          <w:sz w:val="32"/>
+          <w:szCs w:val="32"/>
+        </w:rPr>
+        <w:t>earer simply means that whoever holds the token is allowed to use it. The server verifies the token and allows access to the requested resource.</w:t>
+      </w:r>
+      <w:r>
+        <w:rPr>
+          <w:sz w:val="32"/>
+          <w:szCs w:val="32"/>
+        </w:rPr>
+        <w:t xml:space="preserve"> Here,</w:t>
+      </w:r>
+      <w:r>
+        <w:rPr>
+          <w:sz w:val="32"/>
+          <w:szCs w:val="32"/>
+        </w:rPr>
+        <w:t xml:space="preserve"> the server does not need to store session state</w:t>
+      </w:r>
+    </w:p>
+    <w:p>
+      <w:pPr>
+        <w:jc w:val="both"/>
+        <w:rPr>
+          <w:sz w:val="32"/>
+          <w:szCs w:val="32"/>
+        </w:rPr>
+      </w:pPr>
+      <w:r>
+        <w:rPr>
+          <w:sz w:val="32"/>
+          <w:szCs w:val="32"/>
+        </w:rPr>
+        <w:t xml:space="preserve"># </w:t>
+      </w:r>
+      <w:r>
+        <w:rPr>
+          <w:sz w:val="32"/>
+          <w:szCs w:val="32"/>
+        </w:rPr>
+        <w:t xml:space="preserve"> However, </w:t>
+      </w:r>
+      <w:r>
+        <w:rPr>
+          <w:sz w:val="32"/>
+          <w:szCs w:val="32"/>
+        </w:rPr>
+        <w:t>B</w:t>
+      </w:r>
+      <w:r>
+        <w:rPr>
+          <w:sz w:val="32"/>
+          <w:szCs w:val="32"/>
+        </w:rPr>
+        <w:t>earer tokens must be protected carefully because anyone who obtains the token can impersonate the user until the</w:t>
+      </w:r>
+      <w:r>
+        <w:rPr>
+          <w:sz w:val="32"/>
+          <w:szCs w:val="32"/>
+        </w:rPr>
+        <w:t xml:space="preserve"> </w:t>
+      </w:r>
+      <w:r>
+        <w:rPr>
+          <w:sz w:val="32"/>
+          <w:szCs w:val="32"/>
+        </w:rPr>
+        <w:t>token expires. Many bearer tokens today are implemented using JSON Web Tokens, commonly called JWTs.</w:t>
+      </w:r>
+    </w:p>
+    <w:p>
+      <w:pPr>
+        <w:jc w:val="both"/>
+        <w:rPr>
+          <w:sz w:val="32"/>
+          <w:szCs w:val="32"/>
+        </w:rPr>
+      </w:pPr>
+    </w:p>
+    <w:p>
+      <w:pPr>
+        <w:pStyle w:val="ListParagraph"/>
+        <w:numPr>
+          <w:ilvl w:val="0"/>
+          <w:numId w:val="11"/>
+        </w:numPr>
+        <w:jc w:val="both"/>
+        <w:rPr>
+          <w:b/>
+          <w:bCs/>
+          <w:sz w:val="32"/>
+          <w:szCs w:val="32"/>
+        </w:rPr>
+      </w:pPr>
+      <w:r>
+        <w:rPr>
+          <w:b/>
+          <w:bCs/>
+          <w:sz w:val="32"/>
+          <w:szCs w:val="32"/>
+        </w:rPr>
+        <w:t>JWT Authentication:</w:t>
+      </w:r>
+    </w:p>
+    <w:p>
+      <w:pPr>
+        <w:jc w:val="both"/>
+        <w:rPr>
+          <w:sz w:val="32"/>
+          <w:szCs w:val="32"/>
+        </w:rPr>
+      </w:pPr>
+      <w:r>
+        <w:rPr>
+          <w:sz w:val="32"/>
+          <w:szCs w:val="32"/>
+        </w:rPr>
+        <w:t xml:space="preserve"># </w:t>
+      </w:r>
+      <w:r>
+        <w:rPr>
+          <w:b/>
+          <w:bCs/>
+          <w:sz w:val="32"/>
+          <w:szCs w:val="32"/>
+        </w:rPr>
+        <w:t>JWT</w:t>
+      </w:r>
+      <w:r>
+        <w:rPr>
+          <w:b/>
+          <w:bCs/>
+          <w:sz w:val="32"/>
+          <w:szCs w:val="32"/>
+        </w:rPr>
+        <w:t xml:space="preserve"> </w:t>
+      </w:r>
+      <w:r>
+        <w:rPr>
+          <w:sz w:val="32"/>
+          <w:szCs w:val="32"/>
+        </w:rPr>
+        <w:t>(JSON Web Token)</w:t>
+      </w:r>
+      <w:r>
+        <w:rPr>
+          <w:b/>
+          <w:bCs/>
+          <w:sz w:val="32"/>
+          <w:szCs w:val="32"/>
+        </w:rPr>
+        <w:t xml:space="preserve"> </w:t>
+      </w:r>
+      <w:r>
+        <w:rPr>
+          <w:sz w:val="32"/>
+          <w:szCs w:val="32"/>
+        </w:rPr>
+        <w:t>is not a protocol. It is simply a token format.</w:t>
+      </w:r>
+      <w:r>
+        <w:rPr>
+          <w:sz w:val="32"/>
+          <w:szCs w:val="32"/>
+        </w:rPr>
+        <w:t xml:space="preserve"> The format contains three parts:</w:t>
+      </w:r>
+    </w:p>
+    <w:p>
+      <w:pPr>
+        <w:pStyle w:val="ListParagraph"/>
+        <w:numPr>
+          <w:ilvl w:val="0"/>
+          <w:numId w:val="12"/>
+        </w:numPr>
+        <w:jc w:val="both"/>
+        <w:rPr>
+          <w:sz w:val="32"/>
+          <w:szCs w:val="32"/>
+        </w:rPr>
+      </w:pPr>
+      <w:r>
+        <w:rPr>
+          <w:sz w:val="32"/>
+          <w:szCs w:val="32"/>
+        </w:rPr>
+        <w:t>HEADER: Specifying algorithm and type (JWT)</w:t>
+      </w:r>
+    </w:p>
+    <w:p>
+      <w:pPr>
+        <w:jc w:val="both"/>
+        <w:rPr>
+          <w:b/>
+          <w:bCs/>
+          <w:color w:val="D86DCB" w:themeColor="accent5" w:themeTint="99"/>
+          <w:sz w:val="32"/>
+          <w:szCs w:val="32"/>
+        </w:rPr>
+      </w:pPr>
+      <w:r>
+        <w:rPr>
+          <w:b/>
+          <w:bCs/>
+          <w:color w:val="D86DCB" w:themeColor="accent5" w:themeTint="99"/>
+          <w:sz w:val="32"/>
+          <w:szCs w:val="32"/>
+        </w:rPr>
+        <w:t>{</w:t>
+      </w:r>
+    </w:p>
+    <w:p>
+      <w:pPr>
+        <w:jc w:val="both"/>
+        <w:rPr>
+          <w:b/>
+          <w:bCs/>
+          <w:color w:val="D86DCB" w:themeColor="accent5" w:themeTint="99"/>
+          <w:sz w:val="32"/>
+          <w:szCs w:val="32"/>
+        </w:rPr>
+      </w:pPr>
+      <w:r>
+        <w:rPr>
+          <w:b/>
+          <w:bCs/>
+          <w:color w:val="D86DCB" w:themeColor="accent5" w:themeTint="99"/>
+          <w:sz w:val="32"/>
+          <w:szCs w:val="32"/>
+        </w:rPr>
+        <w:t xml:space="preserve">   “alg</w:t>
+      </w:r>
+      <w:proofErr w:type="gramStart"/>
+      <w:r>
+        <w:rPr>
+          <w:b/>
+          <w:bCs/>
+          <w:color w:val="D86DCB" w:themeColor="accent5" w:themeTint="99"/>
+          <w:sz w:val="32"/>
+          <w:szCs w:val="32"/>
+        </w:rPr>
+        <w:t>” :</w:t>
+      </w:r>
+      <w:proofErr w:type="gramEnd"/>
+      <w:r>
+        <w:rPr>
+          <w:b/>
+          <w:bCs/>
+          <w:color w:val="D86DCB" w:themeColor="accent5" w:themeTint="99"/>
+          <w:sz w:val="32"/>
+          <w:szCs w:val="32"/>
+        </w:rPr>
+        <w:t xml:space="preserve"> “RS256”,</w:t>
+      </w:r>
+    </w:p>
+    <w:p>
+      <w:pPr>
+        <w:jc w:val="both"/>
+        <w:rPr>
+          <w:b/>
+          <w:bCs/>
+          <w:color w:val="D86DCB" w:themeColor="accent5" w:themeTint="99"/>
+          <w:sz w:val="32"/>
+          <w:szCs w:val="32"/>
+        </w:rPr>
+      </w:pPr>
+      <w:r>
+        <w:rPr>
+          <w:b/>
+          <w:bCs/>
+          <w:color w:val="D86DCB" w:themeColor="accent5" w:themeTint="99"/>
+          <w:sz w:val="32"/>
+          <w:szCs w:val="32"/>
+        </w:rPr>
+        <w:t xml:space="preserve">   </w:t>
+      </w:r>
+      <w:r>
+        <w:rPr>
+          <w:b/>
+          <w:bCs/>
+          <w:color w:val="D86DCB" w:themeColor="accent5" w:themeTint="99"/>
+          <w:sz w:val="32"/>
+          <w:szCs w:val="32"/>
+        </w:rPr>
+        <w:t xml:space="preserve"> “type</w:t>
+      </w:r>
+      <w:proofErr w:type="gramStart"/>
+      <w:r>
+        <w:rPr>
+          <w:b/>
+          <w:bCs/>
+          <w:color w:val="D86DCB" w:themeColor="accent5" w:themeTint="99"/>
+          <w:sz w:val="32"/>
+          <w:szCs w:val="32"/>
+        </w:rPr>
+        <w:t>” :</w:t>
+      </w:r>
+      <w:proofErr w:type="gramEnd"/>
+      <w:r>
+        <w:rPr>
+          <w:b/>
+          <w:bCs/>
+          <w:color w:val="D86DCB" w:themeColor="accent5" w:themeTint="99"/>
+          <w:sz w:val="32"/>
+          <w:szCs w:val="32"/>
+        </w:rPr>
+        <w:t xml:space="preserve"> “JWT”</w:t>
+      </w:r>
+    </w:p>
+    <w:p>
+      <w:pPr>
+        <w:jc w:val="both"/>
+        <w:rPr>
+          <w:b/>
+          <w:bCs/>
+          <w:color w:val="D86DCB" w:themeColor="accent5" w:themeTint="99"/>
+          <w:sz w:val="32"/>
+          <w:szCs w:val="32"/>
+        </w:rPr>
+      </w:pPr>
+      <w:r>
+        <w:rPr>
+          <w:b/>
+          <w:bCs/>
+          <w:color w:val="D86DCB" w:themeColor="accent5" w:themeTint="99"/>
+          <w:sz w:val="32"/>
+          <w:szCs w:val="32"/>
+        </w:rPr>
+        <w:lastRenderedPageBreak/>
+        <w:t xml:space="preserve">   </w:t>
+      </w:r>
+      <w:r>
+        <w:rPr>
+          <w:b/>
+          <w:bCs/>
+          <w:color w:val="D86DCB" w:themeColor="accent5" w:themeTint="99"/>
+          <w:sz w:val="32"/>
+          <w:szCs w:val="32"/>
+        </w:rPr>
+        <w:t>…</w:t>
+      </w:r>
+    </w:p>
+    <w:p>
+      <w:pPr>
+        <w:jc w:val="both"/>
+        <w:rPr>
+          <w:b/>
+          <w:bCs/>
+          <w:color w:val="D86DCB" w:themeColor="accent5" w:themeTint="99"/>
+          <w:sz w:val="32"/>
+          <w:szCs w:val="32"/>
+        </w:rPr>
+      </w:pPr>
+      <w:r>
+        <w:rPr>
+          <w:b/>
+          <w:bCs/>
+          <w:color w:val="D86DCB" w:themeColor="accent5" w:themeTint="99"/>
+          <w:sz w:val="32"/>
+          <w:szCs w:val="32"/>
+        </w:rPr>
+        <w:t>}</w:t>
+      </w:r>
+    </w:p>
+    <w:p>
+      <w:pPr>
+        <w:pStyle w:val="ListParagraph"/>
+        <w:numPr>
+          <w:ilvl w:val="0"/>
+          <w:numId w:val="12"/>
+        </w:numPr>
+        <w:jc w:val="both"/>
+        <w:rPr>
+          <w:sz w:val="32"/>
+          <w:szCs w:val="32"/>
+        </w:rPr>
+      </w:pPr>
+      <w:r>
+        <w:rPr>
+          <w:sz w:val="32"/>
+          <w:szCs w:val="32"/>
+        </w:rPr>
+        <w:t xml:space="preserve">PAYLOAD: </w:t>
+      </w:r>
+      <w:r>
+        <w:rPr>
+          <w:sz w:val="32"/>
+          <w:szCs w:val="32"/>
+        </w:rPr>
+        <w:t>C</w:t>
+      </w:r>
+      <w:r>
+        <w:rPr>
+          <w:sz w:val="32"/>
+          <w:szCs w:val="32"/>
+        </w:rPr>
+        <w:t>ontains information about the user in a structured JSON payload</w:t>
+      </w:r>
+    </w:p>
+    <w:p>
+      <w:pPr>
+        <w:jc w:val="both"/>
+        <w:rPr>
+          <w:b/>
+          <w:bCs/>
+          <w:color w:val="D86DCB" w:themeColor="accent5" w:themeTint="99"/>
+          <w:sz w:val="32"/>
+          <w:szCs w:val="32"/>
+        </w:rPr>
+      </w:pPr>
+      <w:r>
+        <w:rPr>
+          <w:b/>
+          <w:bCs/>
+          <w:color w:val="D86DCB" w:themeColor="accent5" w:themeTint="99"/>
+          <w:sz w:val="32"/>
+          <w:szCs w:val="32"/>
+        </w:rPr>
+        <w:t>{</w:t>
+      </w:r>
+    </w:p>
+    <w:p>
+      <w:pPr>
+        <w:jc w:val="both"/>
+        <w:rPr>
+          <w:b/>
+          <w:bCs/>
+          <w:color w:val="D86DCB" w:themeColor="accent5" w:themeTint="99"/>
+          <w:sz w:val="32"/>
+          <w:szCs w:val="32"/>
+        </w:rPr>
+      </w:pPr>
+      <w:r>
+        <w:rPr>
+          <w:b/>
+          <w:bCs/>
+          <w:color w:val="D86DCB" w:themeColor="accent5" w:themeTint="99"/>
+          <w:sz w:val="32"/>
+          <w:szCs w:val="32"/>
+        </w:rPr>
+        <w:t xml:space="preserve">   “</w:t>
+      </w:r>
+      <w:r>
+        <w:rPr>
+          <w:b/>
+          <w:bCs/>
+          <w:color w:val="D86DCB" w:themeColor="accent5" w:themeTint="99"/>
+          <w:sz w:val="32"/>
+          <w:szCs w:val="32"/>
+        </w:rPr>
+        <w:t>name</w:t>
+      </w:r>
+      <w:proofErr w:type="gramStart"/>
+      <w:r>
+        <w:rPr>
+          <w:b/>
+          <w:bCs/>
+          <w:color w:val="D86DCB" w:themeColor="accent5" w:themeTint="99"/>
+          <w:sz w:val="32"/>
+          <w:szCs w:val="32"/>
+        </w:rPr>
+        <w:t>” :</w:t>
+      </w:r>
+      <w:proofErr w:type="gramEnd"/>
+      <w:r>
+        <w:rPr>
+          <w:b/>
+          <w:bCs/>
+          <w:color w:val="D86DCB" w:themeColor="accent5" w:themeTint="99"/>
+          <w:sz w:val="32"/>
+          <w:szCs w:val="32"/>
+        </w:rPr>
+        <w:t xml:space="preserve"> “</w:t>
+      </w:r>
+      <w:r>
+        <w:rPr>
+          <w:b/>
+          <w:bCs/>
+          <w:color w:val="D86DCB" w:themeColor="accent5" w:themeTint="99"/>
+          <w:sz w:val="32"/>
+          <w:szCs w:val="32"/>
+        </w:rPr>
+        <w:t>Nazmul Hasan</w:t>
+      </w:r>
+      <w:r>
+        <w:rPr>
+          <w:b/>
+          <w:bCs/>
+          <w:color w:val="D86DCB" w:themeColor="accent5" w:themeTint="99"/>
+          <w:sz w:val="32"/>
+          <w:szCs w:val="32"/>
+        </w:rPr>
+        <w:t>”,</w:t>
+      </w:r>
+    </w:p>
+    <w:p>
+      <w:pPr>
+        <w:jc w:val="both"/>
+        <w:rPr>
+          <w:b/>
+          <w:bCs/>
+          <w:color w:val="D86DCB" w:themeColor="accent5" w:themeTint="99"/>
+          <w:sz w:val="32"/>
+          <w:szCs w:val="32"/>
+        </w:rPr>
+      </w:pPr>
+      <w:r>
+        <w:rPr>
+          <w:b/>
+          <w:bCs/>
+          <w:color w:val="D86DCB" w:themeColor="accent5" w:themeTint="99"/>
+          <w:sz w:val="32"/>
+          <w:szCs w:val="32"/>
+        </w:rPr>
+        <w:t xml:space="preserve">    “</w:t>
+      </w:r>
+      <w:r>
+        <w:rPr>
+          <w:b/>
+          <w:bCs/>
+          <w:color w:val="D86DCB" w:themeColor="accent5" w:themeTint="99"/>
+          <w:sz w:val="32"/>
+          <w:szCs w:val="32"/>
+        </w:rPr>
+        <w:t>exp</w:t>
+      </w:r>
+      <w:proofErr w:type="gramStart"/>
+      <w:r>
+        <w:rPr>
+          <w:b/>
+          <w:bCs/>
+          <w:color w:val="D86DCB" w:themeColor="accent5" w:themeTint="99"/>
+          <w:sz w:val="32"/>
+          <w:szCs w:val="32"/>
+        </w:rPr>
+        <w:t>” :</w:t>
+      </w:r>
+      <w:proofErr w:type="gramEnd"/>
+      <w:r>
+        <w:rPr>
+          <w:b/>
+          <w:bCs/>
+          <w:color w:val="D86DCB" w:themeColor="accent5" w:themeTint="99"/>
+          <w:sz w:val="32"/>
+          <w:szCs w:val="32"/>
+        </w:rPr>
+        <w:t xml:space="preserve"> 1703037180,</w:t>
+      </w:r>
+    </w:p>
+    <w:p>
+      <w:pPr>
+        <w:jc w:val="both"/>
+        <w:rPr>
+          <w:b/>
+          <w:bCs/>
+          <w:color w:val="D86DCB" w:themeColor="accent5" w:themeTint="99"/>
+          <w:sz w:val="32"/>
+          <w:szCs w:val="32"/>
+        </w:rPr>
+      </w:pPr>
+      <w:r>
+        <w:rPr>
+          <w:b/>
+          <w:bCs/>
+          <w:color w:val="D86DCB" w:themeColor="accent5" w:themeTint="99"/>
+          <w:sz w:val="32"/>
+          <w:szCs w:val="32"/>
+        </w:rPr>
+        <w:t xml:space="preserve">    </w:t>
+      </w:r>
+      <w:r>
+        <w:rPr>
+          <w:b/>
+          <w:bCs/>
+          <w:color w:val="D86DCB" w:themeColor="accent5" w:themeTint="99"/>
+          <w:sz w:val="32"/>
+          <w:szCs w:val="32"/>
+        </w:rPr>
+        <w:t>“sub” …,</w:t>
+      </w:r>
+    </w:p>
+    <w:p>
+      <w:pPr>
+        <w:jc w:val="both"/>
+        <w:rPr>
+          <w:b/>
+          <w:bCs/>
+          <w:color w:val="D86DCB" w:themeColor="accent5" w:themeTint="99"/>
+          <w:sz w:val="32"/>
+          <w:szCs w:val="32"/>
+        </w:rPr>
+      </w:pPr>
+      <w:r>
+        <w:rPr>
+          <w:b/>
+          <w:bCs/>
+          <w:color w:val="D86DCB" w:themeColor="accent5" w:themeTint="99"/>
+          <w:sz w:val="32"/>
+          <w:szCs w:val="32"/>
+        </w:rPr>
+        <w:t xml:space="preserve">   </w:t>
+      </w:r>
+      <w:proofErr w:type="gramStart"/>
+      <w:r>
+        <w:rPr>
+          <w:b/>
+          <w:bCs/>
+          <w:color w:val="D86DCB" w:themeColor="accent5" w:themeTint="99"/>
+          <w:sz w:val="32"/>
+          <w:szCs w:val="32"/>
+        </w:rPr>
+        <w:t>“</w:t>
+      </w:r>
+      <w:r>
+        <w:rPr>
+          <w:b/>
+          <w:bCs/>
+          <w:color w:val="D86DCB" w:themeColor="accent5" w:themeTint="99"/>
+          <w:sz w:val="32"/>
+          <w:szCs w:val="32"/>
+        </w:rPr>
+        <w:t xml:space="preserve"> </w:t>
+      </w:r>
+      <w:r>
+        <w:rPr>
+          <w:b/>
+          <w:bCs/>
+          <w:color w:val="D86DCB" w:themeColor="accent5" w:themeTint="99"/>
+          <w:sz w:val="32"/>
+          <w:szCs w:val="32"/>
+        </w:rPr>
+        <w:t>admin</w:t>
+      </w:r>
+      <w:proofErr w:type="gramEnd"/>
+      <w:r>
+        <w:rPr>
+          <w:b/>
+          <w:bCs/>
+          <w:color w:val="D86DCB" w:themeColor="accent5" w:themeTint="99"/>
+          <w:sz w:val="32"/>
+          <w:szCs w:val="32"/>
+        </w:rPr>
+        <w:t>” : true</w:t>
+      </w:r>
+    </w:p>
+    <w:p>
+      <w:pPr>
+        <w:jc w:val="both"/>
+        <w:rPr>
+          <w:b/>
+          <w:bCs/>
+          <w:color w:val="D86DCB" w:themeColor="accent5" w:themeTint="99"/>
+          <w:sz w:val="32"/>
+          <w:szCs w:val="32"/>
+        </w:rPr>
+      </w:pPr>
+      <w:r>
+        <w:rPr>
+          <w:b/>
+          <w:bCs/>
+          <w:color w:val="D86DCB" w:themeColor="accent5" w:themeTint="99"/>
+          <w:sz w:val="32"/>
+          <w:szCs w:val="32"/>
+        </w:rPr>
+        <w:t xml:space="preserve">   …</w:t>
+      </w:r>
+    </w:p>
+    <w:p>
+      <w:pPr>
+        <w:jc w:val="both"/>
+        <w:rPr>
+          <w:b/>
+          <w:bCs/>
+          <w:color w:val="D86DCB" w:themeColor="accent5" w:themeTint="99"/>
+          <w:sz w:val="32"/>
+          <w:szCs w:val="32"/>
+        </w:rPr>
+      </w:pPr>
+      <w:r>
+        <w:rPr>
+          <w:b/>
+          <w:bCs/>
+          <w:color w:val="D86DCB" w:themeColor="accent5" w:themeTint="99"/>
+          <w:sz w:val="32"/>
+          <w:szCs w:val="32"/>
+        </w:rPr>
+        <w:t>}</w:t>
+      </w:r>
+    </w:p>
+    <w:p>
+      <w:pPr>
+        <w:pStyle w:val="ListParagraph"/>
+        <w:numPr>
+          <w:ilvl w:val="0"/>
+          <w:numId w:val="12"/>
+        </w:numPr>
+        <w:jc w:val="both"/>
+        <w:rPr>
+          <w:sz w:val="32"/>
+          <w:szCs w:val="32"/>
+        </w:rPr>
+      </w:pPr>
+      <w:r>
+        <w:rPr>
+          <w:sz w:val="32"/>
+          <w:szCs w:val="32"/>
+        </w:rPr>
+        <w:t xml:space="preserve">SIGNATURE: Cryptography signature signed by server to ensure </w:t>
+      </w:r>
+      <w:r>
+        <w:rPr>
+          <w:sz w:val="32"/>
+          <w:szCs w:val="32"/>
+        </w:rPr>
+        <w:t>the data inside the token has not been modified</w:t>
+      </w:r>
+    </w:p>
+    <w:p>
+      <w:pPr>
+        <w:jc w:val="both"/>
+        <w:rPr>
+          <w:sz w:val="32"/>
+          <w:szCs w:val="32"/>
+        </w:rPr>
+      </w:pPr>
+      <w:r>
+        <w:rPr>
+          <w:sz w:val="32"/>
+          <w:szCs w:val="32"/>
+        </w:rPr>
+        <w:t xml:space="preserve"># </w:t>
+      </w:r>
+      <w:r>
+        <w:rPr>
+          <w:sz w:val="32"/>
+          <w:szCs w:val="32"/>
+        </w:rPr>
+        <w:t>Because the</w:t>
+      </w:r>
+      <w:r>
+        <w:rPr>
+          <w:sz w:val="32"/>
+          <w:szCs w:val="32"/>
+        </w:rPr>
+        <w:t xml:space="preserve"> JWT</w:t>
+      </w:r>
+      <w:r>
+        <w:rPr>
+          <w:sz w:val="32"/>
+          <w:szCs w:val="32"/>
+        </w:rPr>
+        <w:t xml:space="preserve"> token contains the information needed to identify the user, the server can verify requests without querying a database every time. This makes JWTs very useful</w:t>
+      </w:r>
+      <w:r>
+        <w:rPr>
+          <w:sz w:val="32"/>
+          <w:szCs w:val="32"/>
+        </w:rPr>
+        <w:t xml:space="preserve"> </w:t>
+      </w:r>
+      <w:r>
+        <w:rPr>
+          <w:sz w:val="32"/>
+          <w:szCs w:val="32"/>
+        </w:rPr>
+        <w:t>in distributed systems and microservice architectures.</w:t>
+      </w:r>
+    </w:p>
+    <w:p>
+      <w:pPr>
+        <w:jc w:val="both"/>
+        <w:rPr>
+          <w:sz w:val="32"/>
+          <w:szCs w:val="32"/>
+        </w:rPr>
+      </w:pPr>
+      <w:r>
+        <w:rPr>
+          <w:sz w:val="32"/>
+          <w:szCs w:val="32"/>
+        </w:rPr>
+        <w:t xml:space="preserve"># </w:t>
+      </w:r>
+      <w:r>
+        <w:rPr>
+          <w:sz w:val="32"/>
+          <w:szCs w:val="32"/>
+        </w:rPr>
+        <w:t>When</w:t>
+      </w:r>
+      <w:r>
+        <w:rPr>
+          <w:sz w:val="32"/>
+          <w:szCs w:val="32"/>
+        </w:rPr>
+        <w:t xml:space="preserve"> JWT</w:t>
+      </w:r>
+      <w:r>
+        <w:rPr>
+          <w:sz w:val="32"/>
+          <w:szCs w:val="32"/>
+        </w:rPr>
+        <w:t xml:space="preserve"> tokens are used in real systems, they usually come in two forms:</w:t>
+      </w:r>
+    </w:p>
+    <w:p>
+      <w:pPr>
+        <w:pStyle w:val="ListParagraph"/>
+        <w:numPr>
+          <w:ilvl w:val="0"/>
+          <w:numId w:val="12"/>
+        </w:numPr>
+        <w:jc w:val="both"/>
+        <w:rPr>
+          <w:sz w:val="32"/>
+          <w:szCs w:val="32"/>
+        </w:rPr>
+      </w:pPr>
+      <w:r>
+        <w:rPr>
+          <w:b/>
+          <w:bCs/>
+          <w:sz w:val="32"/>
+          <w:szCs w:val="32"/>
+        </w:rPr>
+        <w:t>A</w:t>
+      </w:r>
+      <w:r>
+        <w:rPr>
+          <w:b/>
+          <w:bCs/>
+          <w:sz w:val="32"/>
+          <w:szCs w:val="32"/>
+        </w:rPr>
+        <w:t xml:space="preserve">ccess </w:t>
+      </w:r>
+      <w:r>
+        <w:rPr>
+          <w:b/>
+          <w:bCs/>
+          <w:sz w:val="32"/>
+          <w:szCs w:val="32"/>
+        </w:rPr>
+        <w:t>Token:</w:t>
+      </w:r>
+      <w:r>
+        <w:rPr>
+          <w:sz w:val="32"/>
+          <w:szCs w:val="32"/>
+        </w:rPr>
+        <w:t xml:space="preserve"> It</w:t>
+      </w:r>
+      <w:r>
+        <w:rPr>
+          <w:sz w:val="32"/>
+          <w:szCs w:val="32"/>
+        </w:rPr>
+        <w:t xml:space="preserve"> is used to access protected APIs. These tokens are intentionally short-lived, often lasting only minutes or hours. If an access token is compromised, the attacker only has a limited window of time to use it.</w:t>
+      </w:r>
+    </w:p>
+    <w:p>
+      <w:pPr>
+        <w:pStyle w:val="ListParagraph"/>
+        <w:numPr>
+          <w:ilvl w:val="0"/>
+          <w:numId w:val="12"/>
+        </w:numPr>
+        <w:jc w:val="both"/>
+        <w:rPr>
+          <w:sz w:val="32"/>
+          <w:szCs w:val="32"/>
+        </w:rPr>
+      </w:pPr>
+      <w:r>
+        <w:rPr>
+          <w:b/>
+          <w:bCs/>
+          <w:sz w:val="32"/>
+          <w:szCs w:val="32"/>
+        </w:rPr>
+        <w:t>Refresh Token:</w:t>
+      </w:r>
+      <w:r>
+        <w:rPr>
+          <w:sz w:val="32"/>
+          <w:szCs w:val="32"/>
+        </w:rPr>
+        <w:t xml:space="preserve"> a </w:t>
+      </w:r>
+      <w:r>
+        <w:rPr>
+          <w:sz w:val="32"/>
+          <w:szCs w:val="32"/>
+        </w:rPr>
+        <w:t xml:space="preserve">refresh token is different. It is longer-lived and is used to request a new access token when the old one expires. </w:t>
+      </w:r>
+      <w:r>
+        <w:rPr>
+          <w:sz w:val="32"/>
+          <w:szCs w:val="32"/>
+        </w:rPr>
+        <w:lastRenderedPageBreak/>
+        <w:t>This allows applications to</w:t>
+      </w:r>
+      <w:r>
+        <w:rPr>
+          <w:sz w:val="32"/>
+          <w:szCs w:val="32"/>
+        </w:rPr>
+        <w:t xml:space="preserve"> </w:t>
+      </w:r>
+      <w:r>
+        <w:rPr>
+          <w:sz w:val="32"/>
+          <w:szCs w:val="32"/>
+        </w:rPr>
+        <w:t>maintain a user's login session without forcing them to repeatedly enter their credentials.</w:t>
+      </w:r>
+    </w:p>
+    <w:p>
+      <w:pPr>
+        <w:jc w:val="both"/>
+        <w:rPr>
+          <w:sz w:val="32"/>
+          <w:szCs w:val="32"/>
+        </w:rPr>
+      </w:pPr>
+    </w:p>
+    <w:p>
+      <w:pPr>
+        <w:pStyle w:val="ListParagraph"/>
+        <w:numPr>
+          <w:ilvl w:val="0"/>
+          <w:numId w:val="11"/>
+        </w:numPr>
+        <w:jc w:val="both"/>
+        <w:rPr>
+          <w:b/>
+          <w:bCs/>
+          <w:sz w:val="32"/>
+          <w:szCs w:val="32"/>
+        </w:rPr>
+      </w:pPr>
+      <w:r>
+        <w:rPr>
+          <w:b/>
+          <w:bCs/>
+          <w:sz w:val="32"/>
+          <w:szCs w:val="32"/>
+        </w:rPr>
+        <w:t>OAuth</w:t>
+      </w:r>
+      <w:r>
+        <w:rPr>
+          <w:b/>
+          <w:bCs/>
+          <w:sz w:val="32"/>
+          <w:szCs w:val="32"/>
+        </w:rPr>
+        <w:t xml:space="preserve"> 2.0</w:t>
+      </w:r>
+      <w:r>
+        <w:rPr>
+          <w:b/>
+          <w:bCs/>
+          <w:sz w:val="32"/>
+          <w:szCs w:val="32"/>
+        </w:rPr>
+        <w:t>:</w:t>
+      </w:r>
+    </w:p>
+    <w:p>
+      <w:pPr>
+        <w:jc w:val="both"/>
+        <w:rPr>
+          <w:sz w:val="32"/>
+          <w:szCs w:val="32"/>
+        </w:rPr>
+      </w:pPr>
+      <w:r>
+        <w:rPr>
+          <w:sz w:val="32"/>
+          <w:szCs w:val="32"/>
+        </w:rPr>
+        <w:t># It</w:t>
+      </w:r>
+      <w:r>
+        <w:rPr>
+          <w:sz w:val="32"/>
+          <w:szCs w:val="32"/>
+        </w:rPr>
+        <w:t xml:space="preserve"> is an authorization framework designed to allow applications to access resources on behalf of a user without ever seeing the user's password. For example, when an application asks for permission to access our Google Drive or GitHub account, OAuth is typically used.</w:t>
+      </w:r>
+    </w:p>
+    <w:p>
+      <w:pPr>
+        <w:jc w:val="both"/>
+        <w:rPr>
+          <w:sz w:val="32"/>
+          <w:szCs w:val="32"/>
+        </w:rPr>
+      </w:pPr>
+      <w:r>
+        <w:rPr>
+          <w:sz w:val="32"/>
+          <w:szCs w:val="32"/>
+        </w:rPr>
+        <w:t xml:space="preserve"># </w:t>
+      </w:r>
+      <w:r>
+        <w:rPr>
+          <w:sz w:val="32"/>
+          <w:szCs w:val="32"/>
+        </w:rPr>
+        <w:t>The user authenticates</w:t>
+      </w:r>
+      <w:r>
+        <w:rPr>
+          <w:sz w:val="32"/>
+          <w:szCs w:val="32"/>
+        </w:rPr>
+        <w:t xml:space="preserve"> </w:t>
+      </w:r>
+      <w:r>
+        <w:rPr>
+          <w:sz w:val="32"/>
+          <w:szCs w:val="32"/>
+        </w:rPr>
+        <w:t>with the external provider, and the application receives an access token that grants limited permissions. OAuth focuses on authorization, deciding what an application is allowed to access.</w:t>
+      </w:r>
+    </w:p>
+    <w:p>
+      <w:pPr>
+        <w:jc w:val="both"/>
+        <w:rPr>
+          <w:sz w:val="32"/>
+          <w:szCs w:val="32"/>
+        </w:rPr>
+      </w:pPr>
+      <w:r>
+        <w:rPr>
+          <w:sz w:val="32"/>
+          <w:szCs w:val="32"/>
+        </w:rPr>
+        <w:t xml:space="preserve"># </w:t>
+      </w:r>
+      <w:r>
+        <w:rPr>
+          <w:sz w:val="32"/>
+          <w:szCs w:val="32"/>
+        </w:rPr>
+        <w:t>However, OAuth alone does not provide a standardized way to verify a user's identity. That's why OpenID Connect, often called OIDC, was introduced.</w:t>
+      </w:r>
+    </w:p>
+    <w:p>
+      <w:pPr>
+        <w:jc w:val="both"/>
+        <w:rPr>
+          <w:sz w:val="32"/>
+          <w:szCs w:val="32"/>
+        </w:rPr>
+      </w:pPr>
+    </w:p>
+    <w:p>
+      <w:pPr>
+        <w:pStyle w:val="ListParagraph"/>
+        <w:numPr>
+          <w:ilvl w:val="0"/>
+          <w:numId w:val="11"/>
+        </w:numPr>
+        <w:jc w:val="both"/>
+        <w:rPr>
+          <w:b/>
+          <w:bCs/>
+          <w:sz w:val="32"/>
+          <w:szCs w:val="32"/>
+        </w:rPr>
+      </w:pPr>
+      <w:r>
+        <w:rPr>
+          <w:b/>
+          <w:bCs/>
+          <w:sz w:val="32"/>
+          <w:szCs w:val="32"/>
+        </w:rPr>
+        <w:t>OpenID Connect:</w:t>
+      </w:r>
+    </w:p>
+    <w:p>
+      <w:pPr>
+        <w:jc w:val="both"/>
+        <w:rPr>
+          <w:sz w:val="32"/>
+          <w:szCs w:val="32"/>
+        </w:rPr>
+      </w:pPr>
+      <w:r>
+        <w:rPr>
+          <w:sz w:val="32"/>
+          <w:szCs w:val="32"/>
+        </w:rPr>
+        <w:t>#</w:t>
+      </w:r>
+      <w:r>
+        <w:rPr>
+          <w:b/>
+          <w:bCs/>
+          <w:sz w:val="32"/>
+          <w:szCs w:val="32"/>
+        </w:rPr>
+        <w:t xml:space="preserve"> </w:t>
+      </w:r>
+      <w:r>
+        <w:rPr>
+          <w:b/>
+          <w:bCs/>
+          <w:sz w:val="32"/>
+          <w:szCs w:val="32"/>
+        </w:rPr>
+        <w:t>O</w:t>
+      </w:r>
+      <w:r>
+        <w:rPr>
+          <w:b/>
+          <w:bCs/>
+          <w:sz w:val="32"/>
+          <w:szCs w:val="32"/>
+        </w:rPr>
+        <w:t>IDC</w:t>
+      </w:r>
+      <w:r>
+        <w:rPr>
+          <w:sz w:val="32"/>
+          <w:szCs w:val="32"/>
+        </w:rPr>
+        <w:t xml:space="preserve"> builds on top of</w:t>
+      </w:r>
+      <w:r>
+        <w:rPr>
+          <w:b/>
+          <w:bCs/>
+          <w:sz w:val="32"/>
+          <w:szCs w:val="32"/>
+        </w:rPr>
+        <w:t xml:space="preserve"> OAuth 2.0</w:t>
+      </w:r>
+      <w:r>
+        <w:rPr>
+          <w:sz w:val="32"/>
+          <w:szCs w:val="32"/>
+        </w:rPr>
+        <w:t xml:space="preserve"> and adds an identity layer. It introduces something called an ID token, which contains verified information about the user</w:t>
+      </w:r>
+      <w:r>
+        <w:rPr>
+          <w:sz w:val="32"/>
+          <w:szCs w:val="32"/>
+        </w:rPr>
+        <w:t>. Like:</w:t>
+      </w:r>
+    </w:p>
+    <w:p>
+      <w:pPr>
+        <w:jc w:val="both"/>
+        <w:rPr>
+          <w:b/>
+          <w:bCs/>
+          <w:color w:val="D86DCB" w:themeColor="accent5" w:themeTint="99"/>
+          <w:sz w:val="32"/>
+          <w:szCs w:val="32"/>
+        </w:rPr>
+      </w:pPr>
+      <w:r>
+        <w:rPr>
+          <w:b/>
+          <w:bCs/>
+          <w:color w:val="D86DCB" w:themeColor="accent5" w:themeTint="99"/>
+          <w:sz w:val="32"/>
+          <w:szCs w:val="32"/>
+        </w:rPr>
+        <w:t>{</w:t>
+      </w:r>
+    </w:p>
+    <w:p>
+      <w:pPr>
+        <w:jc w:val="both"/>
+        <w:rPr>
+          <w:b/>
+          <w:bCs/>
+          <w:color w:val="D86DCB" w:themeColor="accent5" w:themeTint="99"/>
+          <w:sz w:val="32"/>
+          <w:szCs w:val="32"/>
+        </w:rPr>
+      </w:pPr>
+      <w:r>
+        <w:rPr>
+          <w:b/>
+          <w:bCs/>
+          <w:color w:val="D86DCB" w:themeColor="accent5" w:themeTint="99"/>
+          <w:sz w:val="32"/>
+          <w:szCs w:val="32"/>
+        </w:rPr>
+        <w:t xml:space="preserve">  “NAME</w:t>
+      </w:r>
+      <w:proofErr w:type="gramStart"/>
+      <w:r>
+        <w:rPr>
+          <w:b/>
+          <w:bCs/>
+          <w:color w:val="D86DCB" w:themeColor="accent5" w:themeTint="99"/>
+          <w:sz w:val="32"/>
+          <w:szCs w:val="32"/>
+        </w:rPr>
+        <w:t>” :</w:t>
+      </w:r>
+      <w:proofErr w:type="gramEnd"/>
+      <w:r>
+        <w:rPr>
+          <w:b/>
+          <w:bCs/>
+          <w:color w:val="D86DCB" w:themeColor="accent5" w:themeTint="99"/>
+          <w:sz w:val="32"/>
+          <w:szCs w:val="32"/>
+        </w:rPr>
+        <w:t xml:space="preserve"> “User”,</w:t>
+      </w:r>
+    </w:p>
+    <w:p>
+      <w:pPr>
+        <w:jc w:val="both"/>
+        <w:rPr>
+          <w:b/>
+          <w:bCs/>
+          <w:color w:val="D86DCB" w:themeColor="accent5" w:themeTint="99"/>
+          <w:sz w:val="32"/>
+          <w:szCs w:val="32"/>
+        </w:rPr>
+      </w:pPr>
+      <w:r>
+        <w:rPr>
+          <w:b/>
+          <w:bCs/>
+          <w:color w:val="D86DCB" w:themeColor="accent5" w:themeTint="99"/>
+          <w:sz w:val="32"/>
+          <w:szCs w:val="32"/>
+        </w:rPr>
+        <w:t xml:space="preserve">  </w:t>
+      </w:r>
+      <w:r>
+        <w:rPr>
+          <w:b/>
+          <w:bCs/>
+          <w:color w:val="D86DCB" w:themeColor="accent5" w:themeTint="99"/>
+          <w:sz w:val="32"/>
+          <w:szCs w:val="32"/>
+        </w:rPr>
+        <w:t>“EMAIL</w:t>
+      </w:r>
+      <w:proofErr w:type="gramStart"/>
+      <w:r>
+        <w:rPr>
+          <w:b/>
+          <w:bCs/>
+          <w:color w:val="D86DCB" w:themeColor="accent5" w:themeTint="99"/>
+          <w:sz w:val="32"/>
+          <w:szCs w:val="32"/>
+        </w:rPr>
+        <w:t>” :</w:t>
+      </w:r>
+      <w:proofErr w:type="gramEnd"/>
+      <w:r>
+        <w:rPr>
+          <w:b/>
+          <w:bCs/>
+          <w:color w:val="D86DCB" w:themeColor="accent5" w:themeTint="99"/>
+          <w:sz w:val="32"/>
+          <w:szCs w:val="32"/>
+        </w:rPr>
+        <w:t xml:space="preserve"> “user@gmail.com”</w:t>
+      </w:r>
+    </w:p>
+    <w:p>
+      <w:pPr>
+        <w:jc w:val="both"/>
+        <w:rPr>
+          <w:b/>
+          <w:bCs/>
+          <w:color w:val="D86DCB" w:themeColor="accent5" w:themeTint="99"/>
+          <w:sz w:val="32"/>
+          <w:szCs w:val="32"/>
+        </w:rPr>
+      </w:pPr>
+      <w:r>
+        <w:rPr>
+          <w:b/>
+          <w:bCs/>
+          <w:color w:val="D86DCB" w:themeColor="accent5" w:themeTint="99"/>
+          <w:sz w:val="32"/>
+          <w:szCs w:val="32"/>
+        </w:rPr>
+        <w:t>}</w:t>
+      </w:r>
+    </w:p>
+    <w:p>
+      <w:pPr>
+        <w:jc w:val="both"/>
+        <w:rPr>
+          <w:sz w:val="32"/>
+          <w:szCs w:val="32"/>
+        </w:rPr>
+      </w:pPr>
+      <w:r>
+        <w:rPr>
+          <w:sz w:val="32"/>
+          <w:szCs w:val="32"/>
         </w:rPr>
         <w:lastRenderedPageBreak/>
         <w:t xml:space="preserve"># </w:t>
       </w:r>
       <w:r>
         <w:rPr>
-          <w:sz w:val="36"/>
-          <w:szCs w:val="36"/>
-        </w:rPr>
-        <w:t>Validate the entire user journey, not just individual endpoints.</w:t>
-      </w:r>
-      <w:r>
-        <w:rPr>
-          <w:sz w:val="36"/>
-          <w:szCs w:val="36"/>
+          <w:sz w:val="32"/>
+          <w:szCs w:val="32"/>
+        </w:rPr>
+        <w:t>This allows applications</w:t>
+      </w:r>
+      <w:r>
+        <w:rPr>
+          <w:sz w:val="32"/>
+          <w:szCs w:val="32"/>
         </w:rPr>
         <w:t xml:space="preserve"> </w:t>
       </w:r>
       <w:r>
         <w:rPr>
-          <w:sz w:val="36"/>
-          <w:szCs w:val="36"/>
-        </w:rPr>
-        <w:t>Check prerequisite state server-side before allowing the next step.</w:t>
-      </w:r>
-    </w:p>
-    <w:p>
-      <w:pPr>
-        <w:jc w:val="both"/>
-        <w:rPr>
-          <w:sz w:val="36"/>
-          <w:szCs w:val="36"/>
-        </w:rPr>
-      </w:pPr>
-    </w:p>
-    <w:p>
-      <w:pPr>
-        <w:jc w:val="both"/>
-        <w:rPr>
-          <w:sz w:val="36"/>
-          <w:szCs w:val="36"/>
-        </w:rPr>
-      </w:pPr>
-      <w:r>
-        <w:rPr>
-          <w:sz w:val="36"/>
-          <w:szCs w:val="36"/>
-        </w:rPr>
-        <w:t>Blind trust in external APIs</w:t>
-      </w:r>
-      <w:r>
-        <w:rPr>
-          <w:sz w:val="36"/>
-          <w:szCs w:val="36"/>
+          <w:sz w:val="32"/>
+          <w:szCs w:val="32"/>
+        </w:rPr>
+        <w:t>to confirm the user's identity without managing passwords themselves. Modern login systems, such as</w:t>
+      </w:r>
+      <w:r>
+        <w:rPr>
+          <w:sz w:val="32"/>
+          <w:szCs w:val="32"/>
         </w:rPr>
         <w:t>:</w:t>
       </w:r>
     </w:p>
     <w:p>
       <w:pPr>
-        <w:jc w:val="both"/>
-        <w:rPr>
-          <w:sz w:val="36"/>
-          <w:szCs w:val="36"/>
-        </w:rPr>
-      </w:pPr>
-      <w:r>
-        <w:rPr>
-          <w:sz w:val="36"/>
-          <w:szCs w:val="36"/>
+        <w:pStyle w:val="ListParagraph"/>
+        <w:numPr>
+          <w:ilvl w:val="0"/>
+          <w:numId w:val="13"/>
+        </w:numPr>
+        <w:jc w:val="both"/>
+        <w:rPr>
+          <w:sz w:val="32"/>
+          <w:szCs w:val="32"/>
+        </w:rPr>
+      </w:pPr>
+      <w:r>
+        <w:rPr>
+          <w:sz w:val="32"/>
+          <w:szCs w:val="32"/>
+        </w:rPr>
+        <w:t>S</w:t>
+      </w:r>
+      <w:r>
+        <w:rPr>
+          <w:sz w:val="32"/>
+          <w:szCs w:val="32"/>
+        </w:rPr>
+        <w:t xml:space="preserve">ign in with </w:t>
+      </w:r>
+      <w:r>
+        <w:rPr>
+          <w:sz w:val="32"/>
+          <w:szCs w:val="32"/>
+        </w:rPr>
+        <w:t>“</w:t>
+      </w:r>
+      <w:r>
+        <w:rPr>
+          <w:sz w:val="32"/>
+          <w:szCs w:val="32"/>
+        </w:rPr>
+        <w:t>Google</w:t>
+      </w:r>
+      <w:r>
+        <w:rPr>
+          <w:sz w:val="32"/>
+          <w:szCs w:val="32"/>
+        </w:rPr>
+        <w:t xml:space="preserve"> Account”</w:t>
+      </w:r>
+    </w:p>
+    <w:p>
+      <w:pPr>
+        <w:pStyle w:val="ListParagraph"/>
+        <w:numPr>
+          <w:ilvl w:val="0"/>
+          <w:numId w:val="13"/>
+        </w:numPr>
+        <w:jc w:val="both"/>
+        <w:rPr>
+          <w:sz w:val="32"/>
+          <w:szCs w:val="32"/>
+        </w:rPr>
+      </w:pPr>
+      <w:r>
+        <w:rPr>
+          <w:sz w:val="32"/>
+          <w:szCs w:val="32"/>
+        </w:rPr>
+        <w:t>O</w:t>
+      </w:r>
+      <w:r>
+        <w:rPr>
+          <w:sz w:val="32"/>
+          <w:szCs w:val="32"/>
+        </w:rPr>
+        <w:t xml:space="preserve">r sign in with </w:t>
+      </w:r>
+      <w:r>
+        <w:rPr>
+          <w:sz w:val="32"/>
+          <w:szCs w:val="32"/>
+        </w:rPr>
+        <w:t>“</w:t>
+      </w:r>
+      <w:r>
+        <w:rPr>
+          <w:sz w:val="32"/>
+          <w:szCs w:val="32"/>
+        </w:rPr>
+        <w:t>Microsoft</w:t>
+      </w:r>
+      <w:r>
+        <w:rPr>
+          <w:sz w:val="32"/>
+          <w:szCs w:val="32"/>
+        </w:rPr>
+        <w:t xml:space="preserve"> Account”</w:t>
+      </w:r>
+    </w:p>
+    <w:p>
+      <w:pPr>
+        <w:jc w:val="both"/>
+        <w:rPr>
+          <w:sz w:val="32"/>
+          <w:szCs w:val="32"/>
+        </w:rPr>
+      </w:pPr>
+      <w:r>
+        <w:rPr>
+          <w:sz w:val="32"/>
+          <w:szCs w:val="32"/>
+        </w:rPr>
+        <w:t># A</w:t>
+      </w:r>
+      <w:r>
+        <w:rPr>
+          <w:sz w:val="32"/>
+          <w:szCs w:val="32"/>
+        </w:rPr>
+        <w:t>re typically implemented using OpenID Connect.</w:t>
+      </w:r>
+    </w:p>
+    <w:p>
+      <w:pPr>
+        <w:jc w:val="both"/>
+        <w:rPr>
+          <w:sz w:val="32"/>
+          <w:szCs w:val="32"/>
+        </w:rPr>
+      </w:pPr>
+    </w:p>
+    <w:p>
+      <w:pPr>
+        <w:pStyle w:val="ListParagraph"/>
+        <w:numPr>
+          <w:ilvl w:val="0"/>
+          <w:numId w:val="11"/>
+        </w:numPr>
+        <w:jc w:val="both"/>
+        <w:rPr>
+          <w:b/>
+          <w:bCs/>
+          <w:sz w:val="32"/>
+          <w:szCs w:val="32"/>
+        </w:rPr>
+      </w:pPr>
+      <w:r>
+        <w:rPr>
+          <w:b/>
+          <w:bCs/>
+          <w:sz w:val="32"/>
+          <w:szCs w:val="32"/>
+        </w:rPr>
+        <w:t>SSO (Single Sign On):</w:t>
+      </w:r>
+    </w:p>
+    <w:p>
+      <w:pPr>
+        <w:jc w:val="both"/>
+        <w:rPr>
+          <w:sz w:val="32"/>
+          <w:szCs w:val="32"/>
+        </w:rPr>
+      </w:pPr>
+      <w:r>
+        <w:rPr>
+          <w:sz w:val="32"/>
+          <w:szCs w:val="32"/>
         </w:rPr>
         <w:t xml:space="preserve"># </w:t>
       </w:r>
       <w:r>
         <w:rPr>
-          <w:sz w:val="36"/>
-          <w:szCs w:val="36"/>
-        </w:rPr>
-        <w:t>Modern apps chain external services</w:t>
-      </w:r>
-      <w:r>
-        <w:rPr>
-          <w:sz w:val="36"/>
-          <w:szCs w:val="36"/>
-        </w:rPr>
-        <w:t xml:space="preserve"> like</w:t>
-      </w:r>
-      <w:r>
-        <w:rPr>
-          <w:sz w:val="36"/>
-          <w:szCs w:val="36"/>
-        </w:rPr>
-        <w:t xml:space="preserve"> auth providers, payment gateways, data APIs. If that third-party is compromised or returns a forged response, and </w:t>
-      </w:r>
-      <w:r>
-        <w:rPr>
-          <w:sz w:val="36"/>
-          <w:szCs w:val="36"/>
+          <w:sz w:val="32"/>
+          <w:szCs w:val="32"/>
+        </w:rPr>
+        <w:t xml:space="preserve">Finally, many organizations implement </w:t>
+      </w:r>
+      <w:r>
+        <w:rPr>
+          <w:b/>
+          <w:bCs/>
+          <w:sz w:val="32"/>
+          <w:szCs w:val="32"/>
+        </w:rPr>
+        <w:t>S</w:t>
+      </w:r>
+      <w:r>
+        <w:rPr>
+          <w:b/>
+          <w:bCs/>
+          <w:sz w:val="32"/>
+          <w:szCs w:val="32"/>
+        </w:rPr>
+        <w:t xml:space="preserve">ingle </w:t>
+      </w:r>
+      <w:r>
+        <w:rPr>
+          <w:b/>
+          <w:bCs/>
+          <w:sz w:val="32"/>
+          <w:szCs w:val="32"/>
+        </w:rPr>
+        <w:t>S</w:t>
+      </w:r>
+      <w:r>
+        <w:rPr>
+          <w:b/>
+          <w:bCs/>
+          <w:sz w:val="32"/>
+          <w:szCs w:val="32"/>
+        </w:rPr>
+        <w:t>ign-</w:t>
+      </w:r>
+      <w:r>
+        <w:rPr>
+          <w:b/>
+          <w:bCs/>
+          <w:sz w:val="32"/>
+          <w:szCs w:val="32"/>
+        </w:rPr>
+        <w:t>O</w:t>
+      </w:r>
+      <w:r>
+        <w:rPr>
+          <w:b/>
+          <w:bCs/>
+          <w:sz w:val="32"/>
+          <w:szCs w:val="32"/>
+        </w:rPr>
+        <w:t>n</w:t>
+      </w:r>
+      <w:r>
+        <w:rPr>
+          <w:sz w:val="32"/>
+          <w:szCs w:val="32"/>
+        </w:rPr>
+        <w:t xml:space="preserve">, or </w:t>
+      </w:r>
+      <w:r>
+        <w:rPr>
+          <w:b/>
+          <w:bCs/>
+          <w:sz w:val="32"/>
+          <w:szCs w:val="32"/>
+        </w:rPr>
+        <w:t>SSO</w:t>
+      </w:r>
+      <w:r>
+        <w:rPr>
+          <w:sz w:val="32"/>
+          <w:szCs w:val="32"/>
+        </w:rPr>
+        <w:t xml:space="preserve">. </w:t>
+      </w:r>
+      <w:r>
+        <w:rPr>
+          <w:b/>
+          <w:bCs/>
+          <w:sz w:val="32"/>
+          <w:szCs w:val="32"/>
+        </w:rPr>
+        <w:t xml:space="preserve">Single </w:t>
+      </w:r>
+      <w:r>
+        <w:rPr>
+          <w:b/>
+          <w:bCs/>
+          <w:sz w:val="32"/>
+          <w:szCs w:val="32"/>
+        </w:rPr>
+        <w:t>S</w:t>
+      </w:r>
+      <w:r>
+        <w:rPr>
+          <w:b/>
+          <w:bCs/>
+          <w:sz w:val="32"/>
+          <w:szCs w:val="32"/>
+        </w:rPr>
+        <w:t>ign-</w:t>
+      </w:r>
+      <w:r>
+        <w:rPr>
+          <w:b/>
+          <w:bCs/>
+          <w:sz w:val="32"/>
+          <w:szCs w:val="32"/>
+        </w:rPr>
+        <w:t>O</w:t>
+      </w:r>
+      <w:r>
+        <w:rPr>
+          <w:b/>
+          <w:bCs/>
+          <w:sz w:val="32"/>
+          <w:szCs w:val="32"/>
+        </w:rPr>
+        <w:t>n</w:t>
+      </w:r>
+      <w:r>
+        <w:rPr>
+          <w:sz w:val="32"/>
+          <w:szCs w:val="32"/>
+        </w:rPr>
+        <w:t xml:space="preserve"> is not a specific protocol, but a user experience. It means the user signs in once and gains access to multiple applications without logging in again.</w:t>
+      </w:r>
+    </w:p>
+    <w:p>
+      <w:pPr>
+        <w:jc w:val="both"/>
+        <w:rPr>
+          <w:sz w:val="32"/>
+          <w:szCs w:val="32"/>
+        </w:rPr>
+      </w:pPr>
+      <w:r>
+        <w:rPr>
+          <w:sz w:val="32"/>
+          <w:szCs w:val="32"/>
+        </w:rPr>
+        <w:t xml:space="preserve"># </w:t>
+      </w:r>
+      <w:r>
+        <w:rPr>
+          <w:sz w:val="32"/>
+          <w:szCs w:val="32"/>
+        </w:rPr>
+        <w:t>For example</w:t>
+      </w:r>
+      <w:r>
+        <w:rPr>
+          <w:sz w:val="32"/>
+          <w:szCs w:val="32"/>
+        </w:rPr>
+        <w:t xml:space="preserve">, </w:t>
+      </w:r>
+      <w:r>
+        <w:rPr>
+          <w:sz w:val="32"/>
+          <w:szCs w:val="32"/>
+        </w:rPr>
+        <w:t xml:space="preserve">when </w:t>
+      </w:r>
+      <w:r>
+        <w:rPr>
+          <w:sz w:val="32"/>
+          <w:szCs w:val="32"/>
         </w:rPr>
         <w:t>we</w:t>
       </w:r>
       <w:r>
         <w:rPr>
-          <w:sz w:val="36"/>
-          <w:szCs w:val="36"/>
-        </w:rPr>
-        <w:t xml:space="preserve"> trust it blindly, our system inherits the breach.</w:t>
-      </w:r>
-    </w:p>
-    <w:p>
-      <w:pPr>
-        <w:jc w:val="both"/>
-        <w:rPr>
-          <w:sz w:val="36"/>
-          <w:szCs w:val="36"/>
-        </w:rPr>
-      </w:pPr>
-      <w:r>
-        <w:rPr>
-          <w:sz w:val="36"/>
-          <w:szCs w:val="36"/>
-        </w:rPr>
-        <w:t xml:space="preserve"># </w:t>
-      </w:r>
-      <w:r>
-        <w:rPr>
-          <w:sz w:val="36"/>
-          <w:szCs w:val="36"/>
-        </w:rPr>
-        <w:t>Mental model</w:t>
-      </w:r>
-      <w:r>
-        <w:rPr>
-          <w:sz w:val="36"/>
-          <w:szCs w:val="36"/>
-        </w:rPr>
-        <w:t>,</w:t>
-      </w:r>
-      <w:r>
-        <w:rPr>
-          <w:sz w:val="36"/>
-          <w:szCs w:val="36"/>
-        </w:rPr>
-        <w:t xml:space="preserve"> package delivery</w:t>
-      </w:r>
-      <w:r>
-        <w:rPr>
-          <w:sz w:val="36"/>
-          <w:szCs w:val="36"/>
-        </w:rPr>
-        <w:t>,</w:t>
-      </w:r>
-      <w:r>
-        <w:rPr>
-          <w:sz w:val="36"/>
-          <w:szCs w:val="36"/>
-        </w:rPr>
-        <w:t xml:space="preserve"> just because a box has Amazon's label doesn't mean it's safe. </w:t>
-      </w:r>
-      <w:r>
-        <w:rPr>
-          <w:sz w:val="36"/>
-          <w:szCs w:val="36"/>
-        </w:rPr>
-        <w:t>We</w:t>
-      </w:r>
-      <w:r>
-        <w:rPr>
-          <w:sz w:val="36"/>
-          <w:szCs w:val="36"/>
-        </w:rPr>
-        <w:t xml:space="preserve"> still check the contents. A compromised delivery service sending </w:t>
-      </w:r>
-      <w:r>
-        <w:rPr>
-          <w:sz w:val="36"/>
-          <w:szCs w:val="36"/>
-        </w:rPr>
-        <w:t>us</w:t>
-      </w:r>
-      <w:r>
-        <w:rPr>
-          <w:sz w:val="36"/>
-          <w:szCs w:val="36"/>
-        </w:rPr>
-        <w:t xml:space="preserve"> a "valid" package is still a threat.</w:t>
-      </w:r>
-    </w:p>
-    <w:p>
-      <w:pPr>
-        <w:jc w:val="both"/>
-        <w:rPr>
-          <w:sz w:val="36"/>
-          <w:szCs w:val="36"/>
-        </w:rPr>
-      </w:pPr>
-      <w:r>
-        <w:rPr>
-          <w:sz w:val="36"/>
-          <w:szCs w:val="36"/>
-        </w:rPr>
-        <w:t xml:space="preserve"># </w:t>
-      </w:r>
-      <w:r>
-        <w:rPr>
-          <w:sz w:val="36"/>
-          <w:szCs w:val="36"/>
-        </w:rPr>
-        <w:t>Always verify tokens and responses from external services on our side.</w:t>
-      </w:r>
-      <w:r>
-        <w:rPr>
-          <w:sz w:val="36"/>
-          <w:szCs w:val="36"/>
+          <w:sz w:val="32"/>
+          <w:szCs w:val="32"/>
+        </w:rPr>
+        <w:t xml:space="preserve"> log into our company account and automatically gain access to</w:t>
+      </w:r>
+      <w:r>
+        <w:rPr>
+          <w:sz w:val="32"/>
+          <w:szCs w:val="32"/>
+        </w:rPr>
+        <w:t>:</w:t>
+      </w:r>
+    </w:p>
+    <w:p>
+      <w:pPr>
+        <w:pStyle w:val="ListParagraph"/>
+        <w:numPr>
+          <w:ilvl w:val="0"/>
+          <w:numId w:val="14"/>
+        </w:numPr>
+        <w:jc w:val="both"/>
+        <w:rPr>
+          <w:sz w:val="32"/>
+          <w:szCs w:val="32"/>
+        </w:rPr>
+      </w:pPr>
+      <w:r>
+        <w:rPr>
+          <w:sz w:val="32"/>
+          <w:szCs w:val="32"/>
+        </w:rPr>
+        <w:t>E</w:t>
+      </w:r>
+      <w:r>
+        <w:rPr>
+          <w:sz w:val="32"/>
+          <w:szCs w:val="32"/>
+        </w:rPr>
+        <w:t>mail</w:t>
+      </w:r>
+    </w:p>
+    <w:p>
+      <w:pPr>
+        <w:pStyle w:val="ListParagraph"/>
+        <w:numPr>
+          <w:ilvl w:val="0"/>
+          <w:numId w:val="14"/>
+        </w:numPr>
+        <w:jc w:val="both"/>
+        <w:rPr>
+          <w:sz w:val="32"/>
+          <w:szCs w:val="32"/>
+        </w:rPr>
+      </w:pPr>
+      <w:r>
+        <w:rPr>
+          <w:sz w:val="32"/>
+          <w:szCs w:val="32"/>
+        </w:rPr>
+        <w:t>D</w:t>
+      </w:r>
+      <w:r>
+        <w:rPr>
+          <w:sz w:val="32"/>
+          <w:szCs w:val="32"/>
+        </w:rPr>
+        <w:t>ashboards</w:t>
+      </w:r>
+    </w:p>
+    <w:p>
+      <w:pPr>
+        <w:pStyle w:val="ListParagraph"/>
+        <w:numPr>
+          <w:ilvl w:val="0"/>
+          <w:numId w:val="14"/>
+        </w:numPr>
+        <w:jc w:val="both"/>
+        <w:rPr>
+          <w:sz w:val="32"/>
+          <w:szCs w:val="32"/>
+        </w:rPr>
+      </w:pPr>
+      <w:r>
+        <w:rPr>
+          <w:sz w:val="32"/>
+          <w:szCs w:val="32"/>
+        </w:rPr>
+        <w:t>A</w:t>
+      </w:r>
+      <w:r>
+        <w:rPr>
+          <w:sz w:val="32"/>
+          <w:szCs w:val="32"/>
+        </w:rPr>
+        <w:t>nd</w:t>
+      </w:r>
+      <w:r>
+        <w:rPr>
+          <w:sz w:val="32"/>
+          <w:szCs w:val="32"/>
         </w:rPr>
         <w:t xml:space="preserve"> </w:t>
       </w:r>
       <w:r>
         <w:rPr>
-          <w:sz w:val="36"/>
-          <w:szCs w:val="36"/>
-        </w:rPr>
-        <w:t>Have fallback security checks that don't depend on the third-party being honest.</w:t>
-      </w:r>
-    </w:p>
-    <w:p>
-      <w:pPr>
-        <w:jc w:val="both"/>
-        <w:rPr>
-          <w:sz w:val="36"/>
-          <w:szCs w:val="36"/>
-        </w:rPr>
-      </w:pPr>
-    </w:p>
-    <w:p>
-      <w:pPr>
-        <w:jc w:val="both"/>
-        <w:rPr>
-          <w:sz w:val="36"/>
-          <w:szCs w:val="36"/>
-        </w:rPr>
-      </w:pPr>
-      <w:r>
-        <w:rPr>
-          <w:sz w:val="36"/>
-          <w:szCs w:val="36"/>
-        </w:rPr>
-        <w:t>SSRF</w:t>
-      </w:r>
-      <w:r>
-        <w:rPr>
-          <w:sz w:val="36"/>
-          <w:szCs w:val="36"/>
-        </w:rPr>
-        <w:t xml:space="preserve"> (</w:t>
-      </w:r>
-      <w:r>
-        <w:rPr>
-          <w:sz w:val="36"/>
-          <w:szCs w:val="36"/>
-        </w:rPr>
-        <w:t>server-side request forgery</w:t>
-      </w:r>
-      <w:r>
-        <w:rPr>
-          <w:sz w:val="36"/>
-          <w:szCs w:val="36"/>
-        </w:rPr>
-        <w:t>):</w:t>
-      </w:r>
-    </w:p>
-    <w:p>
-      <w:pPr>
-        <w:jc w:val="both"/>
-        <w:rPr>
-          <w:sz w:val="36"/>
-          <w:szCs w:val="36"/>
-        </w:rPr>
-      </w:pPr>
-      <w:r>
-        <w:rPr>
-          <w:sz w:val="36"/>
-          <w:szCs w:val="36"/>
-        </w:rPr>
-        <w:t># O</w:t>
-      </w:r>
-      <w:r>
-        <w:rPr>
-          <w:sz w:val="36"/>
-          <w:szCs w:val="36"/>
-        </w:rPr>
-        <w:t>ur server fetches a URL provided by the user. The attacker doesn't give a real URL</w:t>
-      </w:r>
-      <w:r>
-        <w:rPr>
-          <w:sz w:val="36"/>
-          <w:szCs w:val="36"/>
-        </w:rPr>
-        <w:t xml:space="preserve">, </w:t>
-      </w:r>
-      <w:r>
-        <w:rPr>
-          <w:sz w:val="36"/>
-          <w:szCs w:val="36"/>
-        </w:rPr>
-        <w:t xml:space="preserve">they give our internal admin endpoint, cloud metadata, or private service. </w:t>
-      </w:r>
-      <w:r>
-        <w:rPr>
-          <w:sz w:val="36"/>
-          <w:szCs w:val="36"/>
-        </w:rPr>
-        <w:t>O</w:t>
-      </w:r>
-      <w:r>
-        <w:rPr>
-          <w:sz w:val="36"/>
-          <w:szCs w:val="36"/>
-        </w:rPr>
-        <w:t>ur own server becomes the attacker's tool.</w:t>
-      </w:r>
-    </w:p>
-    <w:p>
-      <w:pPr>
-        <w:jc w:val="both"/>
-        <w:rPr>
-          <w:sz w:val="36"/>
-          <w:szCs w:val="36"/>
-        </w:rPr>
-      </w:pPr>
-      <w:r>
-        <w:rPr>
-          <w:sz w:val="36"/>
-          <w:szCs w:val="36"/>
-        </w:rPr>
-        <w:t xml:space="preserve"># </w:t>
-      </w:r>
-      <w:r>
-        <w:rPr>
-          <w:sz w:val="36"/>
-          <w:szCs w:val="36"/>
-        </w:rPr>
-        <w:t>Mental model</w:t>
-      </w:r>
-      <w:r>
-        <w:rPr>
-          <w:sz w:val="36"/>
-          <w:szCs w:val="36"/>
-        </w:rPr>
-        <w:t>,</w:t>
-      </w:r>
-      <w:r>
-        <w:rPr>
-          <w:sz w:val="36"/>
-          <w:szCs w:val="36"/>
-        </w:rPr>
-        <w:t xml:space="preserve"> the puppet</w:t>
-      </w:r>
-      <w:r>
-        <w:rPr>
-          <w:sz w:val="36"/>
-          <w:szCs w:val="36"/>
-        </w:rPr>
-        <w:t>,</w:t>
-      </w:r>
-      <w:r>
-        <w:rPr>
-          <w:sz w:val="36"/>
-          <w:szCs w:val="36"/>
-        </w:rPr>
-        <w:t xml:space="preserve"> the attacker isn't breaking into our house</w:t>
-      </w:r>
-      <w:r>
-        <w:rPr>
-          <w:sz w:val="36"/>
-          <w:szCs w:val="36"/>
-        </w:rPr>
-        <w:t>,</w:t>
-      </w:r>
-      <w:r>
-        <w:rPr>
-          <w:sz w:val="36"/>
-          <w:szCs w:val="36"/>
-        </w:rPr>
-        <w:t xml:space="preserve"> they're making </w:t>
-      </w:r>
-      <w:r>
-        <w:rPr>
-          <w:sz w:val="36"/>
-          <w:szCs w:val="36"/>
-        </w:rPr>
-        <w:t>us</w:t>
-      </w:r>
-      <w:r>
-        <w:rPr>
-          <w:sz w:val="36"/>
-          <w:szCs w:val="36"/>
-        </w:rPr>
-        <w:t xml:space="preserve"> unlock our own backdoor </w:t>
-      </w:r>
-      <w:r>
-        <w:rPr>
-          <w:sz w:val="36"/>
-          <w:szCs w:val="36"/>
-        </w:rPr>
-        <w:lastRenderedPageBreak/>
-        <w:t xml:space="preserve">from the inside. </w:t>
-      </w:r>
-      <w:r>
-        <w:rPr>
-          <w:sz w:val="36"/>
-          <w:szCs w:val="36"/>
-        </w:rPr>
-        <w:t>We</w:t>
-      </w:r>
-      <w:r>
-        <w:rPr>
-          <w:sz w:val="36"/>
-          <w:szCs w:val="36"/>
-        </w:rPr>
-        <w:t>'re the one making the request; they're just pulling our strings.</w:t>
-      </w:r>
-    </w:p>
-    <w:p>
-      <w:pPr>
-        <w:jc w:val="both"/>
-        <w:rPr>
-          <w:b/>
-          <w:bCs/>
-          <w:sz w:val="36"/>
-          <w:szCs w:val="36"/>
-        </w:rPr>
-      </w:pPr>
-      <w:r>
-        <w:rPr>
-          <w:b/>
-          <w:bCs/>
-          <w:sz w:val="36"/>
-          <w:szCs w:val="36"/>
-        </w:rPr>
-        <w:t>Attacker gives: http://169.254.169.254/metadata</w:t>
-      </w:r>
-    </w:p>
-    <w:p>
-      <w:pPr>
-        <w:jc w:val="both"/>
-        <w:rPr>
-          <w:b/>
-          <w:bCs/>
-          <w:sz w:val="36"/>
-          <w:szCs w:val="36"/>
-        </w:rPr>
-      </w:pPr>
-      <w:r>
-        <w:rPr>
-          <w:b/>
-          <w:bCs/>
-          <w:sz w:val="36"/>
-          <w:szCs w:val="36"/>
-        </w:rPr>
-        <w:t>O</w:t>
-      </w:r>
-      <w:r>
-        <w:rPr>
-          <w:b/>
-          <w:bCs/>
-          <w:sz w:val="36"/>
-          <w:szCs w:val="36"/>
-        </w:rPr>
-        <w:t>ur server fetches it → leaks cloud credentials</w:t>
-      </w:r>
-    </w:p>
-    <w:p>
-      <w:pPr>
-        <w:jc w:val="both"/>
-        <w:rPr>
-          <w:sz w:val="36"/>
-          <w:szCs w:val="36"/>
-        </w:rPr>
-      </w:pPr>
-      <w:r>
-        <w:rPr>
-          <w:sz w:val="36"/>
-          <w:szCs w:val="36"/>
-        </w:rPr>
-        <w:t xml:space="preserve"># </w:t>
-      </w:r>
-      <w:r>
-        <w:rPr>
-          <w:sz w:val="36"/>
-          <w:szCs w:val="36"/>
-        </w:rPr>
-        <w:t>Allowlist the domains or IPs our server is allowed to request.</w:t>
-      </w:r>
-      <w:r>
-        <w:rPr>
-          <w:sz w:val="36"/>
-          <w:szCs w:val="36"/>
-        </w:rPr>
-        <w:t xml:space="preserve"> </w:t>
-      </w:r>
-      <w:r>
-        <w:rPr>
-          <w:sz w:val="36"/>
-          <w:szCs w:val="36"/>
-        </w:rPr>
-        <w:t>Never fetch arbitrary user-provided URLs without strict validation.</w:t>
-      </w:r>
-    </w:p>
-    <w:p>
-      <w:pPr>
-        <w:jc w:val="both"/>
-        <w:rPr>
-          <w:sz w:val="36"/>
-          <w:szCs w:val="36"/>
-        </w:rPr>
-      </w:pPr>
-    </w:p>
-    <w:p>
-      <w:pPr>
-        <w:jc w:val="both"/>
-        <w:rPr>
-          <w:sz w:val="36"/>
-          <w:szCs w:val="36"/>
-        </w:rPr>
-      </w:pPr>
-      <w:r>
-        <w:rPr>
-          <w:sz w:val="36"/>
-          <w:szCs w:val="36"/>
-        </w:rPr>
-        <w:t>Security misconfiguration</w:t>
-      </w:r>
-      <w:r>
-        <w:rPr>
-          <w:sz w:val="36"/>
-          <w:szCs w:val="36"/>
-        </w:rPr>
-        <w:t>:</w:t>
-      </w:r>
-    </w:p>
-    <w:p>
-      <w:pPr>
-        <w:jc w:val="both"/>
-        <w:rPr>
-          <w:sz w:val="36"/>
-          <w:szCs w:val="36"/>
-        </w:rPr>
-      </w:pPr>
-      <w:r>
-        <w:rPr>
-          <w:sz w:val="36"/>
-          <w:szCs w:val="36"/>
-        </w:rPr>
-        <w:t xml:space="preserve"># </w:t>
-      </w:r>
-      <w:r>
-        <w:rPr>
-          <w:sz w:val="36"/>
-          <w:szCs w:val="36"/>
-        </w:rPr>
-        <w:t>This isn't a bug in our code</w:t>
-      </w:r>
-      <w:r>
-        <w:rPr>
-          <w:sz w:val="36"/>
-          <w:szCs w:val="36"/>
-        </w:rPr>
-        <w:t>. I</w:t>
-      </w:r>
-      <w:r>
-        <w:rPr>
-          <w:sz w:val="36"/>
-          <w:szCs w:val="36"/>
-        </w:rPr>
-        <w:t>t's a gap in our environment. Default credentials, debug mode in production, verbose error messages, open ports</w:t>
-      </w:r>
-      <w:r>
-        <w:rPr>
-          <w:sz w:val="36"/>
-          <w:szCs w:val="36"/>
-        </w:rPr>
-        <w:t>. These are</w:t>
-      </w:r>
-      <w:r>
-        <w:rPr>
-          <w:sz w:val="36"/>
-          <w:szCs w:val="36"/>
-        </w:rPr>
-        <w:t xml:space="preserve"> individually minor, collectively catastrophic.</w:t>
-      </w:r>
-    </w:p>
-    <w:p>
-      <w:pPr>
-        <w:jc w:val="both"/>
-        <w:rPr>
-          <w:sz w:val="36"/>
-          <w:szCs w:val="36"/>
-        </w:rPr>
-      </w:pPr>
-      <w:r>
-        <w:rPr>
-          <w:sz w:val="36"/>
-          <w:szCs w:val="36"/>
-        </w:rPr>
-        <w:t xml:space="preserve"># </w:t>
-      </w:r>
-      <w:r>
-        <w:rPr>
-          <w:sz w:val="36"/>
-          <w:szCs w:val="36"/>
-        </w:rPr>
-        <w:t>Mental model</w:t>
-      </w:r>
-      <w:r>
-        <w:rPr>
-          <w:sz w:val="36"/>
-          <w:szCs w:val="36"/>
-        </w:rPr>
-        <w:t>,</w:t>
-      </w:r>
-      <w:r>
-        <w:rPr>
-          <w:sz w:val="36"/>
-          <w:szCs w:val="36"/>
-        </w:rPr>
-        <w:t xml:space="preserve"> a fortress with a sticky note</w:t>
-      </w:r>
-      <w:r>
-        <w:rPr>
-          <w:sz w:val="36"/>
-          <w:szCs w:val="36"/>
-        </w:rPr>
-        <w:t>,</w:t>
-      </w:r>
-      <w:r>
-        <w:rPr>
-          <w:sz w:val="36"/>
-          <w:szCs w:val="36"/>
-        </w:rPr>
-        <w:t xml:space="preserve"> impenetrable walls, drawbridge, guards — but the master key is taped to the front gate with the default password written on it.</w:t>
-      </w:r>
-    </w:p>
-    <w:p>
-      <w:pPr>
-        <w:jc w:val="both"/>
-        <w:rPr>
-          <w:sz w:val="36"/>
-          <w:szCs w:val="36"/>
-        </w:rPr>
-      </w:pPr>
-      <w:r>
-        <w:rPr>
-          <w:sz w:val="36"/>
-          <w:szCs w:val="36"/>
-        </w:rPr>
-        <w:t xml:space="preserve"># </w:t>
-      </w:r>
-      <w:r>
-        <w:rPr>
-          <w:sz w:val="36"/>
-          <w:szCs w:val="36"/>
-        </w:rPr>
-        <w:t>Change all default credentials immediately. Disable debug mode before deployment.</w:t>
-      </w:r>
-      <w:r>
-        <w:rPr>
-          <w:sz w:val="36"/>
-          <w:szCs w:val="36"/>
-        </w:rPr>
-        <w:t xml:space="preserve"> </w:t>
-      </w:r>
-      <w:r>
-        <w:rPr>
-          <w:sz w:val="36"/>
-          <w:szCs w:val="36"/>
-        </w:rPr>
-        <w:t>A secure app in an insecure environment is still insecure.</w:t>
-      </w:r>
-    </w:p>
-    <w:p>
-      <w:pPr>
-        <w:jc w:val="both"/>
-        <w:rPr>
-          <w:sz w:val="36"/>
-          <w:szCs w:val="36"/>
-        </w:rPr>
-      </w:pPr>
-    </w:p>
-    <w:p>
-      <w:pPr>
-        <w:jc w:val="both"/>
-        <w:rPr>
-          <w:sz w:val="36"/>
-          <w:szCs w:val="36"/>
-        </w:rPr>
-      </w:pPr>
-      <w:r>
-        <w:rPr>
-          <w:sz w:val="36"/>
-          <w:szCs w:val="36"/>
-        </w:rPr>
-        <w:t>API inventory</w:t>
-      </w:r>
-      <w:r>
-        <w:rPr>
-          <w:sz w:val="36"/>
-          <w:szCs w:val="36"/>
-        </w:rPr>
-        <w:t>:</w:t>
-      </w:r>
-    </w:p>
-    <w:p>
-      <w:pPr>
-        <w:jc w:val="both"/>
-        <w:rPr>
-          <w:sz w:val="36"/>
-          <w:szCs w:val="36"/>
-        </w:rPr>
-      </w:pPr>
-      <w:r>
-        <w:rPr>
-          <w:sz w:val="36"/>
-          <w:szCs w:val="36"/>
-        </w:rPr>
-        <w:t># We</w:t>
-      </w:r>
-      <w:r>
-        <w:rPr>
-          <w:sz w:val="36"/>
-          <w:szCs w:val="36"/>
-        </w:rPr>
-        <w:t xml:space="preserve"> can't secure what </w:t>
-      </w:r>
-      <w:r>
-        <w:rPr>
-          <w:sz w:val="36"/>
-          <w:szCs w:val="36"/>
-        </w:rPr>
-        <w:t>we</w:t>
-      </w:r>
-      <w:r>
-        <w:rPr>
-          <w:sz w:val="36"/>
-          <w:szCs w:val="36"/>
-        </w:rPr>
-        <w:t xml:space="preserve"> don't know exists. Shadow APIs</w:t>
-      </w:r>
-      <w:r>
-        <w:rPr>
-          <w:sz w:val="36"/>
-          <w:szCs w:val="36"/>
-        </w:rPr>
-        <w:t xml:space="preserve"> like</w:t>
-      </w:r>
-      <w:r>
-        <w:rPr>
-          <w:sz w:val="36"/>
-          <w:szCs w:val="36"/>
-        </w:rPr>
-        <w:t xml:space="preserve"> old test endpoints</w:t>
-      </w:r>
-      <w:r>
-        <w:rPr>
-          <w:sz w:val="36"/>
-          <w:szCs w:val="36"/>
-        </w:rPr>
-        <w:t>/APIs</w:t>
-      </w:r>
-      <w:r>
-        <w:rPr>
-          <w:sz w:val="36"/>
-          <w:szCs w:val="36"/>
-        </w:rPr>
-        <w:t xml:space="preserve">, forgotten versions, </w:t>
-      </w:r>
-      <w:r>
-        <w:rPr>
-          <w:sz w:val="36"/>
-          <w:szCs w:val="36"/>
-        </w:rPr>
-        <w:lastRenderedPageBreak/>
-        <w:t>undocumented routes accumulate over time. One unguarded endpoint</w:t>
-      </w:r>
-      <w:r>
-        <w:rPr>
-          <w:sz w:val="36"/>
-          <w:szCs w:val="36"/>
-        </w:rPr>
-        <w:t xml:space="preserve"> or API</w:t>
-      </w:r>
-      <w:r>
-        <w:rPr>
-          <w:sz w:val="36"/>
-          <w:szCs w:val="36"/>
-        </w:rPr>
-        <w:t xml:space="preserve"> is enough.</w:t>
-      </w:r>
-    </w:p>
-    <w:p>
-      <w:pPr>
-        <w:jc w:val="both"/>
-        <w:rPr>
-          <w:sz w:val="36"/>
-          <w:szCs w:val="36"/>
-        </w:rPr>
-      </w:pPr>
-      <w:r>
-        <w:rPr>
-          <w:sz w:val="36"/>
-          <w:szCs w:val="36"/>
-        </w:rPr>
-        <w:t xml:space="preserve"># </w:t>
-      </w:r>
-      <w:r>
-        <w:rPr>
-          <w:sz w:val="36"/>
-          <w:szCs w:val="36"/>
-        </w:rPr>
-        <w:t>Mental model</w:t>
-      </w:r>
-      <w:r>
-        <w:rPr>
-          <w:sz w:val="36"/>
-          <w:szCs w:val="36"/>
-        </w:rPr>
-        <w:t>,</w:t>
-      </w:r>
-      <w:r>
-        <w:rPr>
-          <w:sz w:val="36"/>
-          <w:szCs w:val="36"/>
-        </w:rPr>
-        <w:t xml:space="preserve"> the forgotten side door</w:t>
-      </w:r>
-      <w:r>
-        <w:rPr>
-          <w:sz w:val="36"/>
-          <w:szCs w:val="36"/>
-        </w:rPr>
-        <w:t>,</w:t>
-      </w:r>
-      <w:r>
-        <w:rPr>
-          <w:sz w:val="36"/>
-          <w:szCs w:val="36"/>
-        </w:rPr>
-        <w:t xml:space="preserve"> </w:t>
-      </w:r>
-      <w:r>
-        <w:rPr>
-          <w:sz w:val="36"/>
-          <w:szCs w:val="36"/>
-        </w:rPr>
-        <w:t>we</w:t>
-      </w:r>
-      <w:r>
-        <w:rPr>
-          <w:sz w:val="36"/>
-          <w:szCs w:val="36"/>
-        </w:rPr>
-        <w:t xml:space="preserve"> secure the front door, the windows, the back door. But there's a service entrance from three years ago that no one remembers. That's the one the attacker finds.</w:t>
-      </w:r>
-    </w:p>
-    <w:p>
-      <w:pPr>
-        <w:jc w:val="both"/>
-        <w:rPr>
-          <w:sz w:val="36"/>
-          <w:szCs w:val="36"/>
-        </w:rPr>
-      </w:pPr>
-      <w:r>
-        <w:rPr>
-          <w:sz w:val="36"/>
-          <w:szCs w:val="36"/>
-        </w:rPr>
-        <w:t xml:space="preserve"># </w:t>
-      </w:r>
-      <w:r>
-        <w:rPr>
-          <w:sz w:val="36"/>
-          <w:szCs w:val="36"/>
-        </w:rPr>
-        <w:t>Maintain a living registry of all API routes</w:t>
-      </w:r>
-      <w:r>
-        <w:rPr>
-          <w:sz w:val="36"/>
-          <w:szCs w:val="36"/>
-        </w:rPr>
-        <w:t xml:space="preserve"> like</w:t>
-      </w:r>
-      <w:r>
-        <w:rPr>
-          <w:sz w:val="36"/>
-          <w:szCs w:val="36"/>
-        </w:rPr>
-        <w:t xml:space="preserve"> active, deprecated, and internal.</w:t>
-      </w:r>
-      <w:r>
-        <w:rPr>
-          <w:sz w:val="36"/>
-          <w:szCs w:val="36"/>
-        </w:rPr>
-        <w:t xml:space="preserve"> </w:t>
-      </w:r>
-      <w:r>
-        <w:rPr>
-          <w:sz w:val="36"/>
-          <w:szCs w:val="36"/>
-        </w:rPr>
-        <w:t>Decommission unused endpoints completely; don't just remove them from docs.</w:t>
-      </w:r>
-    </w:p>
-    <w:p>
-      <w:pPr>
-        <w:jc w:val="both"/>
-        <w:rPr>
-          <w:sz w:val="36"/>
-          <w:szCs w:val="36"/>
-        </w:rPr>
-      </w:pPr>
-    </w:p>
-    <w:p>
-      <w:pPr>
-        <w:jc w:val="both"/>
-        <w:rPr>
-          <w:sz w:val="36"/>
-          <w:szCs w:val="36"/>
-        </w:rPr>
-      </w:pPr>
-      <w:r>
-        <w:rPr>
-          <w:sz w:val="36"/>
-          <w:szCs w:val="36"/>
-        </w:rPr>
-        <w:t>Rate limiting</w:t>
-      </w:r>
-      <w:r>
-        <w:rPr>
-          <w:sz w:val="36"/>
-          <w:szCs w:val="36"/>
-        </w:rPr>
-        <w:t>:</w:t>
-      </w:r>
-    </w:p>
-    <w:p>
-      <w:pPr>
-        <w:jc w:val="both"/>
-        <w:rPr>
-          <w:sz w:val="36"/>
-          <w:szCs w:val="36"/>
-        </w:rPr>
-      </w:pPr>
-      <w:r>
-        <w:rPr>
-          <w:sz w:val="36"/>
-          <w:szCs w:val="36"/>
-        </w:rPr>
-        <w:t xml:space="preserve"># </w:t>
-      </w:r>
-      <w:r>
-        <w:rPr>
-          <w:sz w:val="36"/>
-          <w:szCs w:val="36"/>
-        </w:rPr>
-        <w:t xml:space="preserve">Without request limits, an attacker only needs time. OTP brute-force, password stuffing, credential </w:t>
-      </w:r>
-      <w:r>
-        <w:rPr>
-          <w:sz w:val="36"/>
-          <w:szCs w:val="36"/>
-        </w:rPr>
-        <w:t>harvesting</w:t>
-      </w:r>
-      <w:r>
-        <w:rPr>
-          <w:sz w:val="36"/>
-          <w:szCs w:val="36"/>
-        </w:rPr>
-        <w:t xml:space="preserve"> </w:t>
-      </w:r>
-      <w:r>
-        <w:rPr>
-          <w:sz w:val="36"/>
-          <w:szCs w:val="36"/>
-        </w:rPr>
-        <w:t>all</w:t>
-      </w:r>
-      <w:r>
-        <w:rPr>
-          <w:sz w:val="36"/>
-          <w:szCs w:val="36"/>
-        </w:rPr>
-        <w:t xml:space="preserve"> of them become trivial when there's no throttle on how fast they can try.</w:t>
-      </w:r>
-    </w:p>
-    <w:p>
-      <w:pPr>
-        <w:jc w:val="both"/>
-        <w:rPr>
-          <w:sz w:val="36"/>
-          <w:szCs w:val="36"/>
-        </w:rPr>
-      </w:pPr>
-      <w:r>
-        <w:rPr>
-          <w:sz w:val="36"/>
-          <w:szCs w:val="36"/>
-        </w:rPr>
-        <w:t xml:space="preserve"># </w:t>
-      </w:r>
-      <w:r>
-        <w:rPr>
-          <w:sz w:val="36"/>
-          <w:szCs w:val="36"/>
-        </w:rPr>
-        <w:t>Mental model</w:t>
-      </w:r>
-      <w:r>
-        <w:rPr>
-          <w:sz w:val="36"/>
-          <w:szCs w:val="36"/>
-        </w:rPr>
-        <w:t>,</w:t>
-      </w:r>
-      <w:r>
-        <w:rPr>
-          <w:sz w:val="36"/>
-          <w:szCs w:val="36"/>
-        </w:rPr>
-        <w:t xml:space="preserve"> ATM PIN lock</w:t>
-      </w:r>
-      <w:r>
-        <w:rPr>
-          <w:sz w:val="36"/>
-          <w:szCs w:val="36"/>
-        </w:rPr>
-        <w:t>,</w:t>
-      </w:r>
-      <w:r>
-        <w:rPr>
-          <w:sz w:val="36"/>
-          <w:szCs w:val="36"/>
-        </w:rPr>
-        <w:t xml:space="preserve"> 3 wrong PINs and the card is frozen. The bank doesn't trust that </w:t>
-      </w:r>
-      <w:r>
-        <w:rPr>
-          <w:sz w:val="36"/>
-          <w:szCs w:val="36"/>
-        </w:rPr>
-        <w:t>we</w:t>
-      </w:r>
-      <w:r>
-        <w:rPr>
-          <w:sz w:val="36"/>
-          <w:szCs w:val="36"/>
-        </w:rPr>
-        <w:t>'ll eventually guess right. Without rate limiting, our API gives unlimited guesses.</w:t>
-      </w:r>
-    </w:p>
-    <w:p>
-      <w:pPr>
-        <w:jc w:val="both"/>
-        <w:rPr>
-          <w:b/>
-          <w:bCs/>
-          <w:sz w:val="36"/>
-          <w:szCs w:val="36"/>
-        </w:rPr>
-      </w:pPr>
-      <w:r>
-        <w:rPr>
-          <w:b/>
-          <w:bCs/>
-          <w:sz w:val="36"/>
-          <w:szCs w:val="36"/>
-        </w:rPr>
-        <w:t>Without limit: try 1,000,000 OTPs → succeed eventually</w:t>
-      </w:r>
-    </w:p>
-    <w:p>
-      <w:pPr>
-        <w:jc w:val="both"/>
-        <w:rPr>
-          <w:b/>
-          <w:bCs/>
-          <w:sz w:val="36"/>
-          <w:szCs w:val="36"/>
-        </w:rPr>
-      </w:pPr>
-      <w:r>
-        <w:rPr>
-          <w:b/>
-          <w:bCs/>
-          <w:sz w:val="36"/>
-          <w:szCs w:val="36"/>
-        </w:rPr>
-        <w:t>With limit:    try 5 per minute → effectively blocked</w:t>
-      </w:r>
-    </w:p>
-    <w:p>
-      <w:pPr>
-        <w:jc w:val="both"/>
-        <w:rPr>
-          <w:sz w:val="36"/>
-          <w:szCs w:val="36"/>
-        </w:rPr>
-      </w:pPr>
-      <w:r>
-        <w:rPr>
-          <w:sz w:val="36"/>
-          <w:szCs w:val="36"/>
-        </w:rPr>
-        <w:t xml:space="preserve"># </w:t>
-      </w:r>
-      <w:r>
-        <w:rPr>
-          <w:sz w:val="36"/>
-          <w:szCs w:val="36"/>
-        </w:rPr>
-        <w:t>Apply rate limits per user, per IP, and per endpoint</w:t>
-      </w:r>
-      <w:r>
-        <w:rPr>
-          <w:sz w:val="36"/>
-          <w:szCs w:val="36"/>
-        </w:rPr>
-        <w:t xml:space="preserve"> </w:t>
-      </w:r>
-      <w:r>
-        <w:rPr>
-          <w:sz w:val="36"/>
-          <w:szCs w:val="36"/>
-        </w:rPr>
-        <w:t>especially auth flows.</w:t>
-      </w:r>
-      <w:r>
-        <w:rPr>
-          <w:sz w:val="36"/>
-          <w:szCs w:val="36"/>
-        </w:rPr>
-        <w:t xml:space="preserve"> </w:t>
-      </w:r>
-      <w:r>
-        <w:rPr>
-          <w:sz w:val="36"/>
-          <w:szCs w:val="36"/>
-        </w:rPr>
-        <w:t xml:space="preserve">Return </w:t>
-      </w:r>
-      <w:r>
-        <w:rPr>
-          <w:b/>
-          <w:bCs/>
-          <w:sz w:val="36"/>
-          <w:szCs w:val="36"/>
-        </w:rPr>
-        <w:t>429</w:t>
-      </w:r>
-      <w:r>
-        <w:rPr>
-          <w:sz w:val="36"/>
-          <w:szCs w:val="36"/>
-        </w:rPr>
-        <w:t xml:space="preserve"> </w:t>
-      </w:r>
-      <w:r>
-        <w:rPr>
-          <w:sz w:val="36"/>
-          <w:szCs w:val="36"/>
-        </w:rPr>
-        <w:t xml:space="preserve">(status code) </w:t>
-      </w:r>
-      <w:r>
-        <w:rPr>
-          <w:sz w:val="36"/>
-          <w:szCs w:val="36"/>
-        </w:rPr>
-        <w:t>Too Many Requests and add exponential backoff for repeat offenders.</w:t>
-      </w:r>
-    </w:p>
-    <w:p>
-      <w:pPr>
-        <w:jc w:val="both"/>
-        <w:rPr>
-          <w:sz w:val="36"/>
-          <w:szCs w:val="36"/>
-        </w:rPr>
-      </w:pPr>
-    </w:p>
-    <w:p>
-      <w:pPr>
-        <w:jc w:val="both"/>
-        <w:rPr>
-          <w:sz w:val="36"/>
-          <w:szCs w:val="36"/>
-        </w:rPr>
-      </w:pPr>
-      <w:r>
-        <w:rPr>
-          <w:sz w:val="36"/>
-          <w:szCs w:val="36"/>
-        </w:rPr>
-        <w:lastRenderedPageBreak/>
-        <w:t>Input validation</w:t>
-      </w:r>
-      <w:r>
-        <w:rPr>
-          <w:sz w:val="36"/>
-          <w:szCs w:val="36"/>
-        </w:rPr>
-        <w:t>:</w:t>
-      </w:r>
-    </w:p>
-    <w:p>
-      <w:pPr>
-        <w:jc w:val="both"/>
-        <w:rPr>
-          <w:sz w:val="36"/>
-          <w:szCs w:val="36"/>
-        </w:rPr>
-      </w:pPr>
-      <w:r>
-        <w:rPr>
-          <w:sz w:val="36"/>
-          <w:szCs w:val="36"/>
-        </w:rPr>
-        <w:t xml:space="preserve"># </w:t>
-      </w:r>
-      <w:r>
-        <w:rPr>
-          <w:sz w:val="36"/>
-          <w:szCs w:val="36"/>
-        </w:rPr>
-        <w:t>Accepting user input without sanitization is handing someone a keyboard connected directly to our database. A search box</w:t>
-      </w:r>
-      <w:r>
-        <w:rPr>
-          <w:sz w:val="36"/>
-          <w:szCs w:val="36"/>
-        </w:rPr>
-        <w:t xml:space="preserve"> or search field</w:t>
-      </w:r>
-      <w:r>
-        <w:rPr>
-          <w:sz w:val="36"/>
-          <w:szCs w:val="36"/>
-        </w:rPr>
-        <w:t xml:space="preserve"> becomes a weapon; a form field becomes a terminal.</w:t>
-      </w:r>
-    </w:p>
-    <w:p>
-      <w:pPr>
-        <w:jc w:val="both"/>
-        <w:rPr>
-          <w:sz w:val="36"/>
-          <w:szCs w:val="36"/>
-        </w:rPr>
-      </w:pPr>
-      <w:r>
-        <w:rPr>
-          <w:sz w:val="36"/>
-          <w:szCs w:val="36"/>
-        </w:rPr>
-        <w:t xml:space="preserve"># </w:t>
-      </w:r>
-      <w:r>
-        <w:rPr>
-          <w:sz w:val="36"/>
-          <w:szCs w:val="36"/>
-        </w:rPr>
-        <w:t>Mental model</w:t>
-      </w:r>
-      <w:r>
-        <w:rPr>
-          <w:sz w:val="36"/>
-          <w:szCs w:val="36"/>
-        </w:rPr>
-        <w:t>,</w:t>
-      </w:r>
-      <w:r>
-        <w:rPr>
-          <w:sz w:val="36"/>
-          <w:szCs w:val="36"/>
-        </w:rPr>
-        <w:t xml:space="preserve"> airport security</w:t>
-      </w:r>
-      <w:r>
-        <w:rPr>
-          <w:sz w:val="36"/>
-          <w:szCs w:val="36"/>
-        </w:rPr>
-        <w:t>,</w:t>
-      </w:r>
-      <w:r>
-        <w:rPr>
-          <w:sz w:val="36"/>
-          <w:szCs w:val="36"/>
-        </w:rPr>
-        <w:t xml:space="preserve"> every person and bag </w:t>
-      </w:r>
-      <w:r>
-        <w:rPr>
-          <w:sz w:val="36"/>
-          <w:szCs w:val="36"/>
-        </w:rPr>
-        <w:t>pass</w:t>
-      </w:r>
-      <w:r>
-        <w:rPr>
-          <w:sz w:val="36"/>
-          <w:szCs w:val="36"/>
-        </w:rPr>
-        <w:t xml:space="preserve"> through a scanner before entering the terminal. </w:t>
-      </w:r>
-      <w:r>
-        <w:rPr>
-          <w:sz w:val="36"/>
-          <w:szCs w:val="36"/>
-        </w:rPr>
-        <w:t>We</w:t>
-      </w:r>
-      <w:r>
-        <w:rPr>
-          <w:sz w:val="36"/>
-          <w:szCs w:val="36"/>
-        </w:rPr>
-        <w:t xml:space="preserve"> don't wave through passengers because "they look fine." Every input is untrusted by default.</w:t>
-      </w:r>
-    </w:p>
-    <w:p>
-      <w:pPr>
-        <w:jc w:val="both"/>
-        <w:rPr>
-          <w:b/>
-          <w:bCs/>
-          <w:sz w:val="36"/>
-          <w:szCs w:val="36"/>
-        </w:rPr>
-      </w:pPr>
-      <w:r>
-        <w:rPr>
-          <w:b/>
-          <w:bCs/>
-          <w:sz w:val="36"/>
-          <w:szCs w:val="36"/>
-        </w:rPr>
-        <w:t>User input → [Validate] → [Sanitize] → Process</w:t>
-      </w:r>
-    </w:p>
-    <w:p>
-      <w:pPr>
-        <w:jc w:val="both"/>
-        <w:rPr>
-          <w:b/>
-          <w:bCs/>
-          <w:sz w:val="36"/>
-          <w:szCs w:val="36"/>
-        </w:rPr>
-      </w:pPr>
-      <w:r>
-        <w:rPr>
-          <w:b/>
-          <w:bCs/>
-          <w:sz w:val="36"/>
-          <w:szCs w:val="36"/>
-        </w:rPr>
-        <w:t xml:space="preserve">                ↓ fail</w:t>
-      </w:r>
-    </w:p>
-    <w:p>
-      <w:pPr>
-        <w:jc w:val="both"/>
-        <w:rPr>
-          <w:b/>
-          <w:bCs/>
-          <w:sz w:val="36"/>
-          <w:szCs w:val="36"/>
-        </w:rPr>
-      </w:pPr>
-      <w:r>
-        <w:rPr>
-          <w:b/>
-          <w:bCs/>
-          <w:sz w:val="36"/>
-          <w:szCs w:val="36"/>
-        </w:rPr>
-        <w:t xml:space="preserve">              Reject + log</w:t>
-      </w:r>
-    </w:p>
-    <w:p>
-      <w:pPr>
-        <w:jc w:val="both"/>
-        <w:rPr>
-          <w:sz w:val="36"/>
-          <w:szCs w:val="36"/>
-        </w:rPr>
-      </w:pPr>
-      <w:r>
-        <w:rPr>
-          <w:sz w:val="36"/>
-          <w:szCs w:val="36"/>
-        </w:rPr>
-        <w:t xml:space="preserve"># </w:t>
-      </w:r>
-      <w:r>
-        <w:rPr>
-          <w:sz w:val="36"/>
-          <w:szCs w:val="36"/>
-        </w:rPr>
-        <w:t>Validate type, length, format, and range on every input field.</w:t>
-      </w:r>
-      <w:r>
-        <w:rPr>
-          <w:sz w:val="36"/>
-          <w:szCs w:val="36"/>
-        </w:rPr>
-        <w:t xml:space="preserve"> </w:t>
-      </w:r>
-      <w:r>
-        <w:rPr>
-          <w:sz w:val="36"/>
-          <w:szCs w:val="36"/>
-        </w:rPr>
-        <w:t>Sanitize before storing or executing. Never interpolate raw user input into queries.</w:t>
-      </w:r>
-    </w:p>
-    <w:p>
-      <w:pPr>
-        <w:jc w:val="both"/>
-        <w:rPr>
-          <w:sz w:val="36"/>
-          <w:szCs w:val="36"/>
-        </w:rPr>
-      </w:pPr>
-    </w:p>
-    <w:p>
-      <w:pPr>
-        <w:jc w:val="both"/>
-        <w:rPr>
-          <w:sz w:val="36"/>
-          <w:szCs w:val="36"/>
-        </w:rPr>
-      </w:pPr>
-      <w:r>
-        <w:rPr>
-          <w:sz w:val="36"/>
-          <w:szCs w:val="36"/>
-        </w:rPr>
-        <w:t>Sensitive data exposure</w:t>
-      </w:r>
-      <w:r>
-        <w:rPr>
-          <w:sz w:val="36"/>
-          <w:szCs w:val="36"/>
-        </w:rPr>
-        <w:t>:</w:t>
-      </w:r>
-    </w:p>
-    <w:p>
-      <w:pPr>
-        <w:jc w:val="both"/>
-        <w:rPr>
-          <w:sz w:val="36"/>
-          <w:szCs w:val="36"/>
-        </w:rPr>
-      </w:pPr>
-      <w:r>
-        <w:rPr>
-          <w:sz w:val="36"/>
-          <w:szCs w:val="36"/>
-        </w:rPr>
-        <w:t xml:space="preserve"># </w:t>
-      </w:r>
-      <w:r>
-        <w:rPr>
-          <w:sz w:val="36"/>
-          <w:szCs w:val="36"/>
-        </w:rPr>
-        <w:t>Even valid, authorized requests can expose too much. API responses including passwords, tokens, internal IDs, or personal data that aren't needed by the client are a liability. Once data is out, it can't be recalled.</w:t>
-      </w:r>
-    </w:p>
-    <w:p>
-      <w:pPr>
-        <w:jc w:val="both"/>
-        <w:rPr>
-          <w:sz w:val="36"/>
-          <w:szCs w:val="36"/>
-        </w:rPr>
-      </w:pPr>
-      <w:r>
-        <w:rPr>
-          <w:sz w:val="36"/>
-          <w:szCs w:val="36"/>
-        </w:rPr>
-        <w:t xml:space="preserve"># </w:t>
-      </w:r>
-      <w:r>
-        <w:rPr>
-          <w:sz w:val="36"/>
-          <w:szCs w:val="36"/>
-        </w:rPr>
-        <w:t xml:space="preserve">Mental </w:t>
-      </w:r>
-      <w:proofErr w:type="gramStart"/>
-      <w:r>
-        <w:rPr>
-          <w:sz w:val="36"/>
-          <w:szCs w:val="36"/>
-        </w:rPr>
-        <w:t>model</w:t>
-      </w:r>
-      <w:r>
-        <w:rPr>
-          <w:sz w:val="36"/>
-          <w:szCs w:val="36"/>
-        </w:rPr>
-        <w:t xml:space="preserve">, </w:t>
-      </w:r>
-      <w:r>
-        <w:rPr>
-          <w:sz w:val="36"/>
-          <w:szCs w:val="36"/>
-        </w:rPr>
-        <w:t xml:space="preserve"> the</w:t>
-      </w:r>
-      <w:proofErr w:type="gramEnd"/>
-      <w:r>
-        <w:rPr>
-          <w:sz w:val="36"/>
-          <w:szCs w:val="36"/>
-        </w:rPr>
-        <w:t xml:space="preserve"> oversharing waiter</w:t>
-      </w:r>
-      <w:r>
-        <w:rPr>
-          <w:sz w:val="36"/>
-          <w:szCs w:val="36"/>
-        </w:rPr>
-        <w:t>,</w:t>
-      </w:r>
-      <w:r>
-        <w:rPr>
-          <w:sz w:val="36"/>
-          <w:szCs w:val="36"/>
-        </w:rPr>
-        <w:t xml:space="preserve"> </w:t>
-      </w:r>
-      <w:r>
-        <w:rPr>
-          <w:sz w:val="36"/>
-          <w:szCs w:val="36"/>
-        </w:rPr>
-        <w:t>we</w:t>
-      </w:r>
-      <w:r>
-        <w:rPr>
-          <w:sz w:val="36"/>
-          <w:szCs w:val="36"/>
-        </w:rPr>
-        <w:t xml:space="preserve"> ordered pasta. The waiter brings the dish, lists the recipe, the supplier </w:t>
-      </w:r>
-      <w:r>
-        <w:rPr>
-          <w:sz w:val="36"/>
-          <w:szCs w:val="36"/>
-        </w:rPr>
-        <w:lastRenderedPageBreak/>
-        <w:t xml:space="preserve">invoices, and the owner's home address. </w:t>
-      </w:r>
-      <w:r>
-        <w:rPr>
-          <w:sz w:val="36"/>
-          <w:szCs w:val="36"/>
-        </w:rPr>
-        <w:t>We</w:t>
-      </w:r>
-      <w:r>
-        <w:rPr>
-          <w:sz w:val="36"/>
-          <w:szCs w:val="36"/>
-        </w:rPr>
-        <w:t xml:space="preserve"> only needed the pasta.</w:t>
-      </w:r>
-    </w:p>
-    <w:p>
-      <w:pPr>
-        <w:jc w:val="both"/>
-        <w:rPr>
-          <w:sz w:val="36"/>
-          <w:szCs w:val="36"/>
-        </w:rPr>
-      </w:pPr>
-      <w:r>
-        <w:rPr>
-          <w:sz w:val="36"/>
-          <w:szCs w:val="36"/>
-        </w:rPr>
-        <w:t xml:space="preserve"># </w:t>
-      </w:r>
-      <w:r>
-        <w:rPr>
-          <w:sz w:val="36"/>
-          <w:szCs w:val="36"/>
-        </w:rPr>
-        <w:t>Return only the fields the client actually needs</w:t>
-      </w:r>
-      <w:r>
-        <w:rPr>
-          <w:sz w:val="36"/>
-          <w:szCs w:val="36"/>
-        </w:rPr>
-        <w:t>,</w:t>
-      </w:r>
-      <w:r>
-        <w:rPr>
-          <w:sz w:val="36"/>
-          <w:szCs w:val="36"/>
-        </w:rPr>
-        <w:t xml:space="preserve"> implement response filtering.</w:t>
-      </w:r>
-      <w:r>
-        <w:rPr>
-          <w:sz w:val="36"/>
-          <w:szCs w:val="36"/>
-        </w:rPr>
-        <w:t xml:space="preserve"> </w:t>
-      </w:r>
-      <w:r>
-        <w:rPr>
-          <w:sz w:val="36"/>
-          <w:szCs w:val="36"/>
-        </w:rPr>
-        <w:t>Never expose passwords (even hashed), internal tokens, or raw database IDs in responses.</w:t>
-      </w:r>
-    </w:p>
-    <w:p>
-      <w:pPr>
-        <w:jc w:val="both"/>
-        <w:rPr>
-          <w:sz w:val="36"/>
-          <w:szCs w:val="36"/>
-        </w:rPr>
-      </w:pPr>
-    </w:p>
-    <w:p>
-      <w:pPr>
-        <w:jc w:val="both"/>
-        <w:rPr>
-          <w:sz w:val="36"/>
-          <w:szCs w:val="36"/>
-        </w:rPr>
-      </w:pPr>
-    </w:p>
-    <w:p>
-      <w:pPr>
-        <w:jc w:val="both"/>
-        <w:rPr>
-          <w:sz w:val="36"/>
-          <w:szCs w:val="36"/>
+          <w:sz w:val="32"/>
+          <w:szCs w:val="32"/>
+        </w:rPr>
+        <w:t>internal tools,</w:t>
+      </w:r>
+    </w:p>
+    <w:p>
+      <w:pPr>
+        <w:jc w:val="both"/>
+        <w:rPr>
+          <w:sz w:val="32"/>
+          <w:szCs w:val="32"/>
+        </w:rPr>
+      </w:pPr>
+      <w:r>
+        <w:rPr>
+          <w:sz w:val="32"/>
+          <w:szCs w:val="32"/>
+        </w:rPr>
+        <w:t># T</w:t>
+      </w:r>
+      <w:r>
+        <w:rPr>
+          <w:sz w:val="32"/>
+          <w:szCs w:val="32"/>
+        </w:rPr>
+        <w:t xml:space="preserve">hat is </w:t>
+      </w:r>
+      <w:r>
+        <w:rPr>
+          <w:b/>
+          <w:bCs/>
+          <w:sz w:val="32"/>
+          <w:szCs w:val="32"/>
+        </w:rPr>
+        <w:t>SSO</w:t>
+      </w:r>
+      <w:r>
+        <w:rPr>
+          <w:sz w:val="32"/>
+          <w:szCs w:val="32"/>
+        </w:rPr>
+        <w:t xml:space="preserve">. Behind the scenes, identity protocols such as </w:t>
+      </w:r>
+      <w:r>
+        <w:rPr>
+          <w:b/>
+          <w:bCs/>
+          <w:sz w:val="32"/>
+          <w:szCs w:val="32"/>
+        </w:rPr>
+        <w:t>OpenID Connect</w:t>
+      </w:r>
+      <w:r>
+        <w:rPr>
+          <w:sz w:val="32"/>
+          <w:szCs w:val="32"/>
+        </w:rPr>
+        <w:t xml:space="preserve"> or </w:t>
+      </w:r>
+      <w:r>
+        <w:rPr>
+          <w:b/>
+          <w:bCs/>
+          <w:sz w:val="32"/>
+          <w:szCs w:val="32"/>
+        </w:rPr>
+        <w:t>SAML</w:t>
+      </w:r>
+      <w:r>
+        <w:rPr>
+          <w:sz w:val="32"/>
+          <w:szCs w:val="32"/>
+        </w:rPr>
+        <w:t xml:space="preserve"> make this possible.</w:t>
+      </w:r>
+    </w:p>
+    <w:p>
+      <w:pPr>
+        <w:jc w:val="both"/>
+        <w:rPr>
+          <w:sz w:val="32"/>
+          <w:szCs w:val="32"/>
+        </w:rPr>
+      </w:pPr>
+    </w:p>
+    <w:p>
+      <w:pPr>
+        <w:jc w:val="center"/>
+        <w:rPr>
+          <w:b/>
+          <w:bCs/>
+          <w:sz w:val="32"/>
+          <w:szCs w:val="32"/>
+        </w:rPr>
+      </w:pPr>
+      <w:r>
+        <w:rPr>
+          <w:sz w:val="32"/>
+          <w:szCs w:val="32"/>
+        </w:rPr>
+        <w:t>Break</w:t>
+      </w:r>
+    </w:p>
+    <w:p>
+      <w:pPr>
+        <w:rPr>
+          <w:sz w:val="32"/>
+          <w:szCs w:val="32"/>
+        </w:rPr>
+      </w:pPr>
+    </w:p>
+    <w:p>
+      <w:pPr>
+        <w:rPr>
+          <w:sz w:val="32"/>
+          <w:szCs w:val="32"/>
+        </w:rPr>
+      </w:pPr>
+    </w:p>
+    <w:p>
+      <w:pPr>
+        <w:jc w:val="both"/>
+        <w:rPr>
+          <w:sz w:val="32"/>
+          <w:szCs w:val="32"/>
+        </w:rPr>
+      </w:pPr>
+    </w:p>
+    <w:p>
+      <w:pPr>
+        <w:jc w:val="both"/>
+        <w:rPr>
+          <w:sz w:val="32"/>
+          <w:szCs w:val="32"/>
+        </w:rPr>
+      </w:pPr>
+    </w:p>
+    <w:p>
+      <w:pPr>
+        <w:jc w:val="both"/>
+        <w:rPr>
+          <w:sz w:val="32"/>
+          <w:szCs w:val="32"/>
+        </w:rPr>
+      </w:pPr>
+    </w:p>
+    <w:p>
+      <w:pPr>
+        <w:jc w:val="both"/>
+        <w:rPr>
+          <w:sz w:val="32"/>
+          <w:szCs w:val="32"/>
         </w:rPr>
       </w:pPr>
     </w:p>
@@ -3128,6 +4773,97 @@
     </w:lvl>
   </w:abstractNum>
   <w:abstractNum w:abstractNumId="3" w15:restartNumberingAfterBreak="0">
+    <w:nsid w:val="2C4F1EA1"/>
+    <w:multiLevelType w:val="hybridMultilevel"/>
+    <w:tmpl w:val="585411C0"/>
+    <w:lvl w:ilvl="0" w:tplc="6812F8AA">
+      <w:start w:val="1"/>
+      <w:numFmt w:val="decimal"/>
+      <w:lvlText w:val="%1."/>
+      <w:lvlJc w:val="left"/>
+      <w:pPr>
+        <w:ind w:left="360" w:hanging="360"/>
+      </w:pPr>
+      <w:rPr>
+        <w:rFonts w:hint="default"/>
+        <w:b/>
+        <w:bCs/>
+      </w:rPr>
+    </w:lvl>
+    <w:lvl w:ilvl="1" w:tplc="04090019" w:tentative="1">
+      <w:start w:val="1"/>
+      <w:numFmt w:val="lowerLetter"/>
+      <w:lvlText w:val="%2."/>
+      <w:lvlJc w:val="left"/>
+      <w:pPr>
+        <w:ind w:left="1080" w:hanging="360"/>
+      </w:pPr>
+    </w:lvl>
+    <w:lvl w:ilvl="2" w:tplc="0409001B" w:tentative="1">
+      <w:start w:val="1"/>
+      <w:numFmt w:val="lowerRoman"/>
+      <w:lvlText w:val="%3."/>
+      <w:lvlJc w:val="right"/>
+      <w:pPr>
+        <w:ind w:left="1800" w:hanging="180"/>
+      </w:pPr>
+    </w:lvl>
+    <w:lvl w:ilvl="3" w:tplc="0409000F" w:tentative="1">
+      <w:start w:val="1"/>
+      <w:numFmt w:val="decimal"/>
+      <w:lvlText w:val="%4."/>
+      <w:lvlJc w:val="left"/>
+      <w:pPr>
+        <w:ind w:left="2520" w:hanging="360"/>
+      </w:pPr>
+    </w:lvl>
+    <w:lvl w:ilvl="4" w:tplc="04090019" w:tentative="1">
+      <w:start w:val="1"/>
+      <w:numFmt w:val="lowerLetter"/>
+      <w:lvlText w:val="%5."/>
+      <w:lvlJc w:val="left"/>
+      <w:pPr>
+        <w:ind w:left="3240" w:hanging="360"/>
+      </w:pPr>
+    </w:lvl>
+    <w:lvl w:ilvl="5" w:tplc="0409001B" w:tentative="1">
+      <w:start w:val="1"/>
+      <w:numFmt w:val="lowerRoman"/>
+      <w:lvlText w:val="%6."/>
+      <w:lvlJc w:val="right"/>
+      <w:pPr>
+        <w:ind w:left="3960" w:hanging="180"/>
+      </w:pPr>
+    </w:lvl>
+    <w:lvl w:ilvl="6" w:tplc="0409000F" w:tentative="1">
+      <w:start w:val="1"/>
+      <w:numFmt w:val="decimal"/>
+      <w:lvlText w:val="%7."/>
+      <w:lvlJc w:val="left"/>
+      <w:pPr>
+        <w:ind w:left="4680" w:hanging="360"/>
+      </w:pPr>
+    </w:lvl>
+    <w:lvl w:ilvl="7" w:tplc="04090019" w:tentative="1">
+      <w:start w:val="1"/>
+      <w:numFmt w:val="lowerLetter"/>
+      <w:lvlText w:val="%8."/>
+      <w:lvlJc w:val="left"/>
+      <w:pPr>
+        <w:ind w:left="5400" w:hanging="360"/>
+      </w:pPr>
+    </w:lvl>
+    <w:lvl w:ilvl="8" w:tplc="0409001B" w:tentative="1">
+      <w:start w:val="1"/>
+      <w:numFmt w:val="lowerRoman"/>
+      <w:lvlText w:val="%9."/>
+      <w:lvlJc w:val="right"/>
+      <w:pPr>
+        <w:ind w:left="6120" w:hanging="180"/>
+      </w:pPr>
+    </w:lvl>
+  </w:abstractNum>
+  <w:abstractNum w:abstractNumId="4" w15:restartNumberingAfterBreak="0">
     <w:nsid w:val="2F592B5B"/>
     <w:multiLevelType w:val="hybridMultilevel"/>
     <w:tmpl w:val="FE62C13A"/>
@@ -3240,7 +4976,7 @@
       </w:rPr>
     </w:lvl>
   </w:abstractNum>
-  <w:abstractNum w:abstractNumId="4" w15:restartNumberingAfterBreak="0">
+  <w:abstractNum w:abstractNumId="5" w15:restartNumberingAfterBreak="0">
     <w:nsid w:val="304E51E4"/>
     <w:multiLevelType w:val="hybridMultilevel"/>
     <w:tmpl w:val="D7F2DEAA"/>
@@ -3353,7 +5089,7 @@
       </w:rPr>
     </w:lvl>
   </w:abstractNum>
-  <w:abstractNum w:abstractNumId="5" w15:restartNumberingAfterBreak="0">
+  <w:abstractNum w:abstractNumId="6" w15:restartNumberingAfterBreak="0">
     <w:nsid w:val="352E72A6"/>
     <w:multiLevelType w:val="hybridMultilevel"/>
     <w:tmpl w:val="36608DA2"/>
@@ -3466,7 +5202,7 @@
       </w:rPr>
     </w:lvl>
   </w:abstractNum>
-  <w:abstractNum w:abstractNumId="6" w15:restartNumberingAfterBreak="0">
+  <w:abstractNum w:abstractNumId="7" w15:restartNumberingAfterBreak="0">
     <w:nsid w:val="3CE6114A"/>
     <w:multiLevelType w:val="hybridMultilevel"/>
     <w:tmpl w:val="DAC8EAB2"/>
@@ -3579,7 +5315,7 @@
       </w:rPr>
     </w:lvl>
   </w:abstractNum>
-  <w:abstractNum w:abstractNumId="7" w15:restartNumberingAfterBreak="0">
+  <w:abstractNum w:abstractNumId="8" w15:restartNumberingAfterBreak="0">
     <w:nsid w:val="48BC2A2E"/>
     <w:multiLevelType w:val="hybridMultilevel"/>
     <w:tmpl w:val="262A606E"/>
@@ -3670,7 +5406,7 @@
       </w:pPr>
     </w:lvl>
   </w:abstractNum>
-  <w:abstractNum w:abstractNumId="8" w15:restartNumberingAfterBreak="0">
+  <w:abstractNum w:abstractNumId="9" w15:restartNumberingAfterBreak="0">
     <w:nsid w:val="6574689A"/>
     <w:multiLevelType w:val="hybridMultilevel"/>
     <w:tmpl w:val="3040723C"/>
@@ -3783,7 +5519,233 @@
       </w:rPr>
     </w:lvl>
   </w:abstractNum>
-  <w:abstractNum w:abstractNumId="9" w15:restartNumberingAfterBreak="0">
+  <w:abstractNum w:abstractNumId="10" w15:restartNumberingAfterBreak="0">
+    <w:nsid w:val="76394BBD"/>
+    <w:multiLevelType w:val="hybridMultilevel"/>
+    <w:tmpl w:val="87346F2C"/>
+    <w:lvl w:ilvl="0" w:tplc="04090001">
+      <w:start w:val="1"/>
+      <w:numFmt w:val="bullet"/>
+      <w:lvlText w:val=""/>
+      <w:lvlJc w:val="left"/>
+      <w:pPr>
+        <w:ind w:left="360" w:hanging="360"/>
+      </w:pPr>
+      <w:rPr>
+        <w:rFonts w:ascii="Symbol" w:hAnsi="Symbol" w:hint="default"/>
+      </w:rPr>
+    </w:lvl>
+    <w:lvl w:ilvl="1" w:tplc="04090003" w:tentative="1">
+      <w:start w:val="1"/>
+      <w:numFmt w:val="bullet"/>
+      <w:lvlText w:val="o"/>
+      <w:lvlJc w:val="left"/>
+      <w:pPr>
+        <w:ind w:left="1080" w:hanging="360"/>
+      </w:pPr>
+      <w:rPr>
+        <w:rFonts w:ascii="Courier New" w:hAnsi="Courier New" w:cs="Courier New" w:hint="default"/>
+      </w:rPr>
+    </w:lvl>
+    <w:lvl w:ilvl="2" w:tplc="04090005" w:tentative="1">
+      <w:start w:val="1"/>
+      <w:numFmt w:val="bullet"/>
+      <w:lvlText w:val=""/>
+      <w:lvlJc w:val="left"/>
+      <w:pPr>
+        <w:ind w:left="1800" w:hanging="360"/>
+      </w:pPr>
+      <w:rPr>
+        <w:rFonts w:ascii="Wingdings" w:hAnsi="Wingdings" w:hint="default"/>
+      </w:rPr>
+    </w:lvl>
+    <w:lvl w:ilvl="3" w:tplc="04090001" w:tentative="1">
+      <w:start w:val="1"/>
+      <w:numFmt w:val="bullet"/>
+      <w:lvlText w:val=""/>
+      <w:lvlJc w:val="left"/>
+      <w:pPr>
+        <w:ind w:left="2520" w:hanging="360"/>
+      </w:pPr>
+      <w:rPr>
+        <w:rFonts w:ascii="Symbol" w:hAnsi="Symbol" w:hint="default"/>
+      </w:rPr>
+    </w:lvl>
+    <w:lvl w:ilvl="4" w:tplc="04090003" w:tentative="1">
+      <w:start w:val="1"/>
+      <w:numFmt w:val="bullet"/>
+      <w:lvlText w:val="o"/>
+      <w:lvlJc w:val="left"/>
+      <w:pPr>
+        <w:ind w:left="3240" w:hanging="360"/>
+      </w:pPr>
+      <w:rPr>
+        <w:rFonts w:ascii="Courier New" w:hAnsi="Courier New" w:cs="Courier New" w:hint="default"/>
+      </w:rPr>
+    </w:lvl>
+    <w:lvl w:ilvl="5" w:tplc="04090005" w:tentative="1">
+      <w:start w:val="1"/>
+      <w:numFmt w:val="bullet"/>
+      <w:lvlText w:val=""/>
+      <w:lvlJc w:val="left"/>
+      <w:pPr>
+        <w:ind w:left="3960" w:hanging="360"/>
+      </w:pPr>
+      <w:rPr>
+        <w:rFonts w:ascii="Wingdings" w:hAnsi="Wingdings" w:hint="default"/>
+      </w:rPr>
+    </w:lvl>
+    <w:lvl w:ilvl="6" w:tplc="04090001" w:tentative="1">
+      <w:start w:val="1"/>
+      <w:numFmt w:val="bullet"/>
+      <w:lvlText w:val=""/>
+      <w:lvlJc w:val="left"/>
+      <w:pPr>
+        <w:ind w:left="4680" w:hanging="360"/>
+      </w:pPr>
+      <w:rPr>
+        <w:rFonts w:ascii="Symbol" w:hAnsi="Symbol" w:hint="default"/>
+      </w:rPr>
+    </w:lvl>
+    <w:lvl w:ilvl="7" w:tplc="04090003" w:tentative="1">
+      <w:start w:val="1"/>
+      <w:numFmt w:val="bullet"/>
+      <w:lvlText w:val="o"/>
+      <w:lvlJc w:val="left"/>
+      <w:pPr>
+        <w:ind w:left="5400" w:hanging="360"/>
+      </w:pPr>
+      <w:rPr>
+        <w:rFonts w:ascii="Courier New" w:hAnsi="Courier New" w:cs="Courier New" w:hint="default"/>
+      </w:rPr>
+    </w:lvl>
+    <w:lvl w:ilvl="8" w:tplc="04090005" w:tentative="1">
+      <w:start w:val="1"/>
+      <w:numFmt w:val="bullet"/>
+      <w:lvlText w:val=""/>
+      <w:lvlJc w:val="left"/>
+      <w:pPr>
+        <w:ind w:left="6120" w:hanging="360"/>
+      </w:pPr>
+      <w:rPr>
+        <w:rFonts w:ascii="Wingdings" w:hAnsi="Wingdings" w:hint="default"/>
+      </w:rPr>
+    </w:lvl>
+  </w:abstractNum>
+  <w:abstractNum w:abstractNumId="11" w15:restartNumberingAfterBreak="0">
+    <w:nsid w:val="770D7F3B"/>
+    <w:multiLevelType w:val="hybridMultilevel"/>
+    <w:tmpl w:val="B8D2E918"/>
+    <w:lvl w:ilvl="0" w:tplc="04090001">
+      <w:start w:val="1"/>
+      <w:numFmt w:val="bullet"/>
+      <w:lvlText w:val=""/>
+      <w:lvlJc w:val="left"/>
+      <w:pPr>
+        <w:ind w:left="360" w:hanging="360"/>
+      </w:pPr>
+      <w:rPr>
+        <w:rFonts w:ascii="Symbol" w:hAnsi="Symbol" w:hint="default"/>
+      </w:rPr>
+    </w:lvl>
+    <w:lvl w:ilvl="1" w:tplc="04090003" w:tentative="1">
+      <w:start w:val="1"/>
+      <w:numFmt w:val="bullet"/>
+      <w:lvlText w:val="o"/>
+      <w:lvlJc w:val="left"/>
+      <w:pPr>
+        <w:ind w:left="1080" w:hanging="360"/>
+      </w:pPr>
+      <w:rPr>
+        <w:rFonts w:ascii="Courier New" w:hAnsi="Courier New" w:cs="Courier New" w:hint="default"/>
+      </w:rPr>
+    </w:lvl>
+    <w:lvl w:ilvl="2" w:tplc="04090005" w:tentative="1">
+      <w:start w:val="1"/>
+      <w:numFmt w:val="bullet"/>
+      <w:lvlText w:val=""/>
+      <w:lvlJc w:val="left"/>
+      <w:pPr>
+        <w:ind w:left="1800" w:hanging="360"/>
+      </w:pPr>
+      <w:rPr>
+        <w:rFonts w:ascii="Wingdings" w:hAnsi="Wingdings" w:hint="default"/>
+      </w:rPr>
+    </w:lvl>
+    <w:lvl w:ilvl="3" w:tplc="04090001" w:tentative="1">
+      <w:start w:val="1"/>
+      <w:numFmt w:val="bullet"/>
+      <w:lvlText w:val=""/>
+      <w:lvlJc w:val="left"/>
+      <w:pPr>
+        <w:ind w:left="2520" w:hanging="360"/>
+      </w:pPr>
+      <w:rPr>
+        <w:rFonts w:ascii="Symbol" w:hAnsi="Symbol" w:hint="default"/>
+      </w:rPr>
+    </w:lvl>
+    <w:lvl w:ilvl="4" w:tplc="04090003" w:tentative="1">
+      <w:start w:val="1"/>
+      <w:numFmt w:val="bullet"/>
+      <w:lvlText w:val="o"/>
+      <w:lvlJc w:val="left"/>
+      <w:pPr>
+        <w:ind w:left="3240" w:hanging="360"/>
+      </w:pPr>
+      <w:rPr>
+        <w:rFonts w:ascii="Courier New" w:hAnsi="Courier New" w:cs="Courier New" w:hint="default"/>
+      </w:rPr>
+    </w:lvl>
+    <w:lvl w:ilvl="5" w:tplc="04090005" w:tentative="1">
+      <w:start w:val="1"/>
+      <w:numFmt w:val="bullet"/>
+      <w:lvlText w:val=""/>
+      <w:lvlJc w:val="left"/>
+      <w:pPr>
+        <w:ind w:left="3960" w:hanging="360"/>
+      </w:pPr>
+      <w:rPr>
+        <w:rFonts w:ascii="Wingdings" w:hAnsi="Wingdings" w:hint="default"/>
+      </w:rPr>
+    </w:lvl>
+    <w:lvl w:ilvl="6" w:tplc="04090001" w:tentative="1">
+      <w:start w:val="1"/>
+      <w:numFmt w:val="bullet"/>
+      <w:lvlText w:val=""/>
+      <w:lvlJc w:val="left"/>
+      <w:pPr>
+        <w:ind w:left="4680" w:hanging="360"/>
+      </w:pPr>
+      <w:rPr>
+        <w:rFonts w:ascii="Symbol" w:hAnsi="Symbol" w:hint="default"/>
+      </w:rPr>
+    </w:lvl>
+    <w:lvl w:ilvl="7" w:tplc="04090003" w:tentative="1">
+      <w:start w:val="1"/>
+      <w:numFmt w:val="bullet"/>
+      <w:lvlText w:val="o"/>
+      <w:lvlJc w:val="left"/>
+      <w:pPr>
+        <w:ind w:left="5400" w:hanging="360"/>
+      </w:pPr>
+      <w:rPr>
+        <w:rFonts w:ascii="Courier New" w:hAnsi="Courier New" w:cs="Courier New" w:hint="default"/>
+      </w:rPr>
+    </w:lvl>
+    <w:lvl w:ilvl="8" w:tplc="04090005" w:tentative="1">
+      <w:start w:val="1"/>
+      <w:numFmt w:val="bullet"/>
+      <w:lvlText w:val=""/>
+      <w:lvlJc w:val="left"/>
+      <w:pPr>
+        <w:ind w:left="6120" w:hanging="360"/>
+      </w:pPr>
+      <w:rPr>
+        <w:rFonts w:ascii="Wingdings" w:hAnsi="Wingdings" w:hint="default"/>
+      </w:rPr>
+    </w:lvl>
+  </w:abstractNum>
+  <w:abstractNum w:abstractNumId="12" w15:restartNumberingAfterBreak="0">
     <w:nsid w:val="77931365"/>
     <w:multiLevelType w:val="hybridMultilevel"/>
     <w:tmpl w:val="5C26A464"/>
@@ -3896,35 +5858,160 @@
       </w:rPr>
     </w:lvl>
   </w:abstractNum>
+  <w:abstractNum w:abstractNumId="13" w15:restartNumberingAfterBreak="0">
+    <w:nsid w:val="7F204E9B"/>
+    <w:multiLevelType w:val="hybridMultilevel"/>
+    <w:tmpl w:val="98489FD6"/>
+    <w:lvl w:ilvl="0" w:tplc="04090001">
+      <w:start w:val="1"/>
+      <w:numFmt w:val="bullet"/>
+      <w:lvlText w:val=""/>
+      <w:lvlJc w:val="left"/>
+      <w:pPr>
+        <w:ind w:left="360" w:hanging="360"/>
+      </w:pPr>
+      <w:rPr>
+        <w:rFonts w:ascii="Symbol" w:hAnsi="Symbol" w:hint="default"/>
+      </w:rPr>
+    </w:lvl>
+    <w:lvl w:ilvl="1" w:tplc="04090003" w:tentative="1">
+      <w:start w:val="1"/>
+      <w:numFmt w:val="bullet"/>
+      <w:lvlText w:val="o"/>
+      <w:lvlJc w:val="left"/>
+      <w:pPr>
+        <w:ind w:left="1080" w:hanging="360"/>
+      </w:pPr>
+      <w:rPr>
+        <w:rFonts w:ascii="Courier New" w:hAnsi="Courier New" w:cs="Courier New" w:hint="default"/>
+      </w:rPr>
+    </w:lvl>
+    <w:lvl w:ilvl="2" w:tplc="04090005" w:tentative="1">
+      <w:start w:val="1"/>
+      <w:numFmt w:val="bullet"/>
+      <w:lvlText w:val=""/>
+      <w:lvlJc w:val="left"/>
+      <w:pPr>
+        <w:ind w:left="1800" w:hanging="360"/>
+      </w:pPr>
+      <w:rPr>
+        <w:rFonts w:ascii="Wingdings" w:hAnsi="Wingdings" w:hint="default"/>
+      </w:rPr>
+    </w:lvl>
+    <w:lvl w:ilvl="3" w:tplc="04090001" w:tentative="1">
+      <w:start w:val="1"/>
+      <w:numFmt w:val="bullet"/>
+      <w:lvlText w:val=""/>
+      <w:lvlJc w:val="left"/>
+      <w:pPr>
+        <w:ind w:left="2520" w:hanging="360"/>
+      </w:pPr>
+      <w:rPr>
+        <w:rFonts w:ascii="Symbol" w:hAnsi="Symbol" w:hint="default"/>
+      </w:rPr>
+    </w:lvl>
+    <w:lvl w:ilvl="4" w:tplc="04090003" w:tentative="1">
+      <w:start w:val="1"/>
+      <w:numFmt w:val="bullet"/>
+      <w:lvlText w:val="o"/>
+      <w:lvlJc w:val="left"/>
+      <w:pPr>
+        <w:ind w:left="3240" w:hanging="360"/>
+      </w:pPr>
+      <w:rPr>
+        <w:rFonts w:ascii="Courier New" w:hAnsi="Courier New" w:cs="Courier New" w:hint="default"/>
+      </w:rPr>
+    </w:lvl>
+    <w:lvl w:ilvl="5" w:tplc="04090005" w:tentative="1">
+      <w:start w:val="1"/>
+      <w:numFmt w:val="bullet"/>
+      <w:lvlText w:val=""/>
+      <w:lvlJc w:val="left"/>
+      <w:pPr>
+        <w:ind w:left="3960" w:hanging="360"/>
+      </w:pPr>
+      <w:rPr>
+        <w:rFonts w:ascii="Wingdings" w:hAnsi="Wingdings" w:hint="default"/>
+      </w:rPr>
+    </w:lvl>
+    <w:lvl w:ilvl="6" w:tplc="04090001" w:tentative="1">
+      <w:start w:val="1"/>
+      <w:numFmt w:val="bullet"/>
+      <w:lvlText w:val=""/>
+      <w:lvlJc w:val="left"/>
+      <w:pPr>
+        <w:ind w:left="4680" w:hanging="360"/>
+      </w:pPr>
+      <w:rPr>
+        <w:rFonts w:ascii="Symbol" w:hAnsi="Symbol" w:hint="default"/>
+      </w:rPr>
+    </w:lvl>
+    <w:lvl w:ilvl="7" w:tplc="04090003" w:tentative="1">
+      <w:start w:val="1"/>
+      <w:numFmt w:val="bullet"/>
+      <w:lvlText w:val="o"/>
+      <w:lvlJc w:val="left"/>
+      <w:pPr>
+        <w:ind w:left="5400" w:hanging="360"/>
+      </w:pPr>
+      <w:rPr>
+        <w:rFonts w:ascii="Courier New" w:hAnsi="Courier New" w:cs="Courier New" w:hint="default"/>
+      </w:rPr>
+    </w:lvl>
+    <w:lvl w:ilvl="8" w:tplc="04090005" w:tentative="1">
+      <w:start w:val="1"/>
+      <w:numFmt w:val="bullet"/>
+      <w:lvlText w:val=""/>
+      <w:lvlJc w:val="left"/>
+      <w:pPr>
+        <w:ind w:left="6120" w:hanging="360"/>
+      </w:pPr>
+      <w:rPr>
+        <w:rFonts w:ascii="Wingdings" w:hAnsi="Wingdings" w:hint="default"/>
+      </w:rPr>
+    </w:lvl>
+  </w:abstractNum>
   <w:num w:numId="1" w16cid:durableId="664865304">
+    <w:abstractNumId w:val="9"/>
+  </w:num>
+  <w:num w:numId="2" w16cid:durableId="2008902027">
+    <w:abstractNumId w:val="6"/>
+  </w:num>
+  <w:num w:numId="3" w16cid:durableId="704447734">
+    <w:abstractNumId w:val="12"/>
+  </w:num>
+  <w:num w:numId="4" w16cid:durableId="1510021272">
+    <w:abstractNumId w:val="4"/>
+  </w:num>
+  <w:num w:numId="5" w16cid:durableId="359281728">
     <w:abstractNumId w:val="8"/>
   </w:num>
-  <w:num w:numId="2" w16cid:durableId="2008902027">
-    <w:abstractNumId w:val="5"/>
-  </w:num>
-  <w:num w:numId="3" w16cid:durableId="704447734">
-    <w:abstractNumId w:val="9"/>
-  </w:num>
-  <w:num w:numId="4" w16cid:durableId="1510021272">
-    <w:abstractNumId w:val="3"/>
-  </w:num>
-  <w:num w:numId="5" w16cid:durableId="359281728">
+  <w:num w:numId="6" w16cid:durableId="259992389">
     <w:abstractNumId w:val="7"/>
-  </w:num>
-  <w:num w:numId="6" w16cid:durableId="259992389">
-    <w:abstractNumId w:val="6"/>
   </w:num>
   <w:num w:numId="7" w16cid:durableId="202402556">
     <w:abstractNumId w:val="2"/>
   </w:num>
   <w:num w:numId="8" w16cid:durableId="330254728">
-    <w:abstractNumId w:val="4"/>
+    <w:abstractNumId w:val="5"/>
   </w:num>
   <w:num w:numId="9" w16cid:durableId="220336759">
     <w:abstractNumId w:val="0"/>
   </w:num>
   <w:num w:numId="10" w16cid:durableId="182207462">
     <w:abstractNumId w:val="1"/>
+  </w:num>
+  <w:num w:numId="11" w16cid:durableId="513343613">
+    <w:abstractNumId w:val="3"/>
+  </w:num>
+  <w:num w:numId="12" w16cid:durableId="1890068908">
+    <w:abstractNumId w:val="11"/>
+  </w:num>
+  <w:num w:numId="13" w16cid:durableId="1691836632">
+    <w:abstractNumId w:val="13"/>
+  </w:num>
+  <w:num w:numId="14" w16cid:durableId="1738088863">
+    <w:abstractNumId w:val="10"/>
   </w:num>
 </w:numbering>
 </file>

--- a/programming_mental_models/p3_types_of_api_and_api_security.docx
+++ b/programming_mental_models/p3_types_of_api_and_api_security.docx
@@ -193,6 +193,1204 @@
         </w:rPr>
         <w:t xml:space="preserve"># </w:t>
       </w:r>
+      <w:r>
+        <w:rPr>
+          <w:sz w:val="32"/>
+          <w:szCs w:val="32"/>
+        </w:rPr>
+        <w:t>APIs aren’t one-size-fits-all. Different problems need different types</w:t>
+      </w:r>
+    </w:p>
+    <w:p>
+      <w:pPr>
+        <w:jc w:val="both"/>
+        <w:rPr>
+          <w:sz w:val="32"/>
+          <w:szCs w:val="32"/>
+        </w:rPr>
+      </w:pPr>
+    </w:p>
+    <w:p>
+      <w:pPr>
+        <w:pStyle w:val="ListParagraph"/>
+        <w:numPr>
+          <w:ilvl w:val="0"/>
+          <w:numId w:val="17"/>
+        </w:numPr>
+        <w:jc w:val="both"/>
+        <w:rPr>
+          <w:sz w:val="32"/>
+          <w:szCs w:val="32"/>
+        </w:rPr>
+      </w:pPr>
+      <w:r>
+        <w:rPr>
+          <w:sz w:val="32"/>
+          <w:szCs w:val="32"/>
+        </w:rPr>
+        <w:t>Open API</w:t>
+      </w:r>
+      <w:r>
+        <w:rPr>
+          <w:sz w:val="32"/>
+          <w:szCs w:val="32"/>
+        </w:rPr>
+        <w:t>:</w:t>
+      </w:r>
+    </w:p>
+    <w:p>
+      <w:pPr>
+        <w:pStyle w:val="ListParagraph"/>
+        <w:numPr>
+          <w:ilvl w:val="0"/>
+          <w:numId w:val="18"/>
+        </w:numPr>
+        <w:jc w:val="both"/>
+        <w:rPr>
+          <w:sz w:val="32"/>
+          <w:szCs w:val="32"/>
+        </w:rPr>
+      </w:pPr>
+      <w:r>
+        <w:rPr>
+          <w:sz w:val="32"/>
+          <w:szCs w:val="32"/>
+        </w:rPr>
+        <w:t>Public access for anyone.</w:t>
+      </w:r>
+    </w:p>
+    <w:p>
+      <w:pPr>
+        <w:pStyle w:val="ListParagraph"/>
+        <w:numPr>
+          <w:ilvl w:val="0"/>
+          <w:numId w:val="18"/>
+        </w:numPr>
+        <w:jc w:val="both"/>
+        <w:rPr>
+          <w:sz w:val="32"/>
+          <w:szCs w:val="32"/>
+        </w:rPr>
+      </w:pPr>
+      <w:r>
+        <w:rPr>
+          <w:sz w:val="32"/>
+          <w:szCs w:val="32"/>
+        </w:rPr>
+        <w:t>Use</w:t>
+      </w:r>
+      <w:r>
+        <w:rPr>
+          <w:sz w:val="32"/>
+          <w:szCs w:val="32"/>
+        </w:rPr>
+        <w:t>d</w:t>
+      </w:r>
+      <w:r>
+        <w:rPr>
+          <w:sz w:val="32"/>
+          <w:szCs w:val="32"/>
+        </w:rPr>
+        <w:t xml:space="preserve"> for: Weather data, login systems, product catalogs</w:t>
+      </w:r>
+    </w:p>
+    <w:p>
+      <w:pPr>
+        <w:pStyle w:val="ListParagraph"/>
+        <w:numPr>
+          <w:ilvl w:val="0"/>
+          <w:numId w:val="18"/>
+        </w:numPr>
+        <w:jc w:val="both"/>
+        <w:rPr>
+          <w:sz w:val="32"/>
+          <w:szCs w:val="32"/>
+        </w:rPr>
+      </w:pPr>
+      <w:r>
+        <w:rPr>
+          <w:sz w:val="32"/>
+          <w:szCs w:val="32"/>
+        </w:rPr>
+        <w:t>Example: Stripe payments, Google Maps</w:t>
+      </w:r>
+    </w:p>
+    <w:p>
+      <w:pPr>
+        <w:jc w:val="both"/>
+        <w:rPr>
+          <w:sz w:val="32"/>
+          <w:szCs w:val="32"/>
+        </w:rPr>
+      </w:pPr>
+    </w:p>
+    <w:p>
+      <w:pPr>
+        <w:pStyle w:val="ListParagraph"/>
+        <w:numPr>
+          <w:ilvl w:val="0"/>
+          <w:numId w:val="17"/>
+        </w:numPr>
+        <w:jc w:val="both"/>
+        <w:rPr>
+          <w:sz w:val="32"/>
+          <w:szCs w:val="32"/>
+        </w:rPr>
+      </w:pPr>
+      <w:r>
+        <w:rPr>
+          <w:sz w:val="32"/>
+          <w:szCs w:val="32"/>
+        </w:rPr>
+        <w:t>REST API</w:t>
+      </w:r>
+      <w:r>
+        <w:rPr>
+          <w:sz w:val="32"/>
+          <w:szCs w:val="32"/>
+        </w:rPr>
+        <w:t>:</w:t>
+      </w:r>
+    </w:p>
+    <w:p>
+      <w:pPr>
+        <w:pStyle w:val="ListParagraph"/>
+        <w:numPr>
+          <w:ilvl w:val="0"/>
+          <w:numId w:val="19"/>
+        </w:numPr>
+        <w:jc w:val="both"/>
+        <w:rPr>
+          <w:sz w:val="32"/>
+          <w:szCs w:val="32"/>
+        </w:rPr>
+      </w:pPr>
+      <w:r>
+        <w:rPr>
+          <w:sz w:val="32"/>
+          <w:szCs w:val="32"/>
+        </w:rPr>
+        <w:t>HTTP-based, simple, universal.</w:t>
+      </w:r>
+    </w:p>
+    <w:p>
+      <w:pPr>
+        <w:pStyle w:val="ListParagraph"/>
+        <w:numPr>
+          <w:ilvl w:val="0"/>
+          <w:numId w:val="19"/>
+        </w:numPr>
+        <w:jc w:val="both"/>
+        <w:rPr>
+          <w:sz w:val="32"/>
+          <w:szCs w:val="32"/>
+        </w:rPr>
+      </w:pPr>
+      <w:r>
+        <w:rPr>
+          <w:sz w:val="32"/>
+          <w:szCs w:val="32"/>
+        </w:rPr>
+        <w:t>Use</w:t>
+      </w:r>
+      <w:r>
+        <w:rPr>
+          <w:sz w:val="32"/>
+          <w:szCs w:val="32"/>
+        </w:rPr>
+        <w:t>d</w:t>
+      </w:r>
+      <w:r>
+        <w:rPr>
+          <w:sz w:val="32"/>
+          <w:szCs w:val="32"/>
+        </w:rPr>
+        <w:t xml:space="preserve"> for: 90% of modern web apps</w:t>
+      </w:r>
+    </w:p>
+    <w:p>
+      <w:pPr>
+        <w:pStyle w:val="ListParagraph"/>
+        <w:numPr>
+          <w:ilvl w:val="0"/>
+          <w:numId w:val="19"/>
+        </w:numPr>
+        <w:jc w:val="both"/>
+        <w:rPr>
+          <w:sz w:val="32"/>
+          <w:szCs w:val="32"/>
+        </w:rPr>
+      </w:pPr>
+      <w:r>
+        <w:rPr>
+          <w:sz w:val="32"/>
+          <w:szCs w:val="32"/>
+        </w:rPr>
+        <w:t>Example: Mobile app fetching user data</w:t>
+      </w:r>
+    </w:p>
+    <w:p>
+      <w:pPr>
+        <w:jc w:val="both"/>
+        <w:rPr>
+          <w:sz w:val="32"/>
+          <w:szCs w:val="32"/>
+        </w:rPr>
+      </w:pPr>
+    </w:p>
+    <w:p>
+      <w:pPr>
+        <w:pStyle w:val="ListParagraph"/>
+        <w:numPr>
+          <w:ilvl w:val="0"/>
+          <w:numId w:val="17"/>
+        </w:numPr>
+        <w:jc w:val="both"/>
+        <w:rPr>
+          <w:sz w:val="32"/>
+          <w:szCs w:val="32"/>
+        </w:rPr>
+      </w:pPr>
+      <w:r>
+        <w:rPr>
+          <w:sz w:val="32"/>
+          <w:szCs w:val="32"/>
+        </w:rPr>
+        <w:t>SOAP API</w:t>
+      </w:r>
+      <w:r>
+        <w:rPr>
+          <w:sz w:val="32"/>
+          <w:szCs w:val="32"/>
+        </w:rPr>
+        <w:t>:</w:t>
+      </w:r>
+    </w:p>
+    <w:p>
+      <w:pPr>
+        <w:pStyle w:val="ListParagraph"/>
+        <w:numPr>
+          <w:ilvl w:val="0"/>
+          <w:numId w:val="20"/>
+        </w:numPr>
+        <w:jc w:val="both"/>
+        <w:rPr>
+          <w:sz w:val="32"/>
+          <w:szCs w:val="32"/>
+        </w:rPr>
+      </w:pPr>
+      <w:r>
+        <w:rPr>
+          <w:sz w:val="32"/>
+          <w:szCs w:val="32"/>
+        </w:rPr>
+        <w:t>XML-based, strict, formal.</w:t>
+      </w:r>
+    </w:p>
+    <w:p>
+      <w:pPr>
+        <w:pStyle w:val="ListParagraph"/>
+        <w:numPr>
+          <w:ilvl w:val="0"/>
+          <w:numId w:val="20"/>
+        </w:numPr>
+        <w:jc w:val="both"/>
+        <w:rPr>
+          <w:sz w:val="32"/>
+          <w:szCs w:val="32"/>
+        </w:rPr>
+      </w:pPr>
+      <w:r>
+        <w:rPr>
+          <w:sz w:val="32"/>
+          <w:szCs w:val="32"/>
+        </w:rPr>
+        <w:t>Use for: Banks, insurance, government</w:t>
+      </w:r>
+    </w:p>
+    <w:p>
+      <w:pPr>
+        <w:pStyle w:val="ListParagraph"/>
+        <w:numPr>
+          <w:ilvl w:val="0"/>
+          <w:numId w:val="20"/>
+        </w:numPr>
+        <w:jc w:val="both"/>
+        <w:rPr>
+          <w:sz w:val="32"/>
+          <w:szCs w:val="32"/>
+        </w:rPr>
+      </w:pPr>
+      <w:r>
+        <w:rPr>
+          <w:sz w:val="32"/>
+          <w:szCs w:val="32"/>
+        </w:rPr>
+        <w:t>Example: Processing insurance claims, wire transfers</w:t>
+      </w:r>
+    </w:p>
+    <w:p>
+      <w:pPr>
+        <w:jc w:val="both"/>
+        <w:rPr>
+          <w:sz w:val="32"/>
+          <w:szCs w:val="32"/>
+        </w:rPr>
+      </w:pPr>
+    </w:p>
+    <w:p>
+      <w:pPr>
+        <w:pStyle w:val="ListParagraph"/>
+        <w:numPr>
+          <w:ilvl w:val="0"/>
+          <w:numId w:val="17"/>
+        </w:numPr>
+        <w:jc w:val="both"/>
+        <w:rPr>
+          <w:sz w:val="32"/>
+          <w:szCs w:val="32"/>
+        </w:rPr>
+      </w:pPr>
+      <w:proofErr w:type="spellStart"/>
+      <w:r>
+        <w:rPr>
+          <w:sz w:val="32"/>
+          <w:szCs w:val="32"/>
+        </w:rPr>
+        <w:t>GraphQL</w:t>
+      </w:r>
+      <w:proofErr w:type="spellEnd"/>
+      <w:r>
+        <w:rPr>
+          <w:sz w:val="32"/>
+          <w:szCs w:val="32"/>
+        </w:rPr>
+        <w:t xml:space="preserve"> API</w:t>
+      </w:r>
+      <w:r>
+        <w:rPr>
+          <w:sz w:val="32"/>
+          <w:szCs w:val="32"/>
+        </w:rPr>
+        <w:t>:</w:t>
+      </w:r>
+    </w:p>
+    <w:p>
+      <w:pPr>
+        <w:pStyle w:val="ListParagraph"/>
+        <w:numPr>
+          <w:ilvl w:val="0"/>
+          <w:numId w:val="21"/>
+        </w:numPr>
+        <w:jc w:val="both"/>
+        <w:rPr>
+          <w:sz w:val="32"/>
+          <w:szCs w:val="32"/>
+        </w:rPr>
+      </w:pPr>
+      <w:r>
+        <w:rPr>
+          <w:sz w:val="32"/>
+          <w:szCs w:val="32"/>
+        </w:rPr>
+        <w:t>Query exactly what you need.</w:t>
+      </w:r>
+    </w:p>
+    <w:p>
+      <w:pPr>
+        <w:pStyle w:val="ListParagraph"/>
+        <w:numPr>
+          <w:ilvl w:val="0"/>
+          <w:numId w:val="21"/>
+        </w:numPr>
+        <w:jc w:val="both"/>
+        <w:rPr>
+          <w:sz w:val="32"/>
+          <w:szCs w:val="32"/>
+        </w:rPr>
+      </w:pPr>
+      <w:r>
+        <w:rPr>
+          <w:sz w:val="32"/>
+          <w:szCs w:val="32"/>
+        </w:rPr>
+        <w:t>Use for: Complex data with many relationships</w:t>
+      </w:r>
+    </w:p>
+    <w:p>
+      <w:pPr>
+        <w:pStyle w:val="ListParagraph"/>
+        <w:numPr>
+          <w:ilvl w:val="0"/>
+          <w:numId w:val="21"/>
+        </w:numPr>
+        <w:jc w:val="both"/>
+        <w:rPr>
+          <w:sz w:val="32"/>
+          <w:szCs w:val="32"/>
+        </w:rPr>
+      </w:pPr>
+      <w:r>
+        <w:rPr>
+          <w:sz w:val="32"/>
+          <w:szCs w:val="32"/>
+        </w:rPr>
+        <w:t>Example: Facebook feed (only fetch what's needed)</w:t>
+      </w:r>
+    </w:p>
+    <w:p>
+      <w:pPr>
+        <w:jc w:val="both"/>
+        <w:rPr>
+          <w:sz w:val="32"/>
+          <w:szCs w:val="32"/>
+        </w:rPr>
+      </w:pPr>
+    </w:p>
+    <w:p>
+      <w:pPr>
+        <w:pStyle w:val="ListParagraph"/>
+        <w:numPr>
+          <w:ilvl w:val="0"/>
+          <w:numId w:val="17"/>
+        </w:numPr>
+        <w:jc w:val="both"/>
+        <w:rPr>
+          <w:sz w:val="32"/>
+          <w:szCs w:val="32"/>
+        </w:rPr>
+      </w:pPr>
+      <w:r>
+        <w:rPr>
+          <w:sz w:val="32"/>
+          <w:szCs w:val="32"/>
+        </w:rPr>
+        <w:t>Backend To Backend:</w:t>
+      </w:r>
+    </w:p>
+    <w:p>
+      <w:pPr>
+        <w:pStyle w:val="ListParagraph"/>
+        <w:numPr>
+          <w:ilvl w:val="0"/>
+          <w:numId w:val="22"/>
+        </w:numPr>
+        <w:jc w:val="both"/>
+        <w:rPr>
+          <w:sz w:val="32"/>
+          <w:szCs w:val="32"/>
+        </w:rPr>
+      </w:pPr>
+      <w:r>
+        <w:rPr>
+          <w:sz w:val="32"/>
+          <w:szCs w:val="32"/>
+        </w:rPr>
+        <w:t>Internal microservices talking.</w:t>
+      </w:r>
+    </w:p>
+    <w:p>
+      <w:pPr>
+        <w:pStyle w:val="ListParagraph"/>
+        <w:numPr>
+          <w:ilvl w:val="0"/>
+          <w:numId w:val="22"/>
+        </w:numPr>
+        <w:jc w:val="both"/>
+        <w:rPr>
+          <w:sz w:val="32"/>
+          <w:szCs w:val="32"/>
+        </w:rPr>
+      </w:pPr>
+      <w:r>
+        <w:rPr>
+          <w:sz w:val="32"/>
+          <w:szCs w:val="32"/>
+        </w:rPr>
+        <w:lastRenderedPageBreak/>
+        <w:t xml:space="preserve">Use for: </w:t>
+      </w:r>
+      <w:r>
+        <w:rPr>
+          <w:sz w:val="32"/>
+          <w:szCs w:val="32"/>
+        </w:rPr>
+        <w:t>O</w:t>
+      </w:r>
+      <w:r>
+        <w:rPr>
+          <w:sz w:val="32"/>
+          <w:szCs w:val="32"/>
+        </w:rPr>
+        <w:t>ur own system architecture</w:t>
+      </w:r>
+    </w:p>
+    <w:p>
+      <w:pPr>
+        <w:pStyle w:val="ListParagraph"/>
+        <w:numPr>
+          <w:ilvl w:val="0"/>
+          <w:numId w:val="22"/>
+        </w:numPr>
+        <w:jc w:val="both"/>
+        <w:rPr>
+          <w:sz w:val="32"/>
+          <w:szCs w:val="32"/>
+        </w:rPr>
+      </w:pPr>
+      <w:r>
+        <w:rPr>
+          <w:sz w:val="32"/>
+          <w:szCs w:val="32"/>
+        </w:rPr>
+        <w:t>Example: Auth service → User service → Payment service</w:t>
+      </w:r>
+    </w:p>
+    <w:p>
+      <w:pPr>
+        <w:jc w:val="both"/>
+        <w:rPr>
+          <w:sz w:val="32"/>
+          <w:szCs w:val="32"/>
+        </w:rPr>
+      </w:pPr>
+    </w:p>
+    <w:p>
+      <w:pPr>
+        <w:pStyle w:val="ListParagraph"/>
+        <w:numPr>
+          <w:ilvl w:val="0"/>
+          <w:numId w:val="17"/>
+        </w:numPr>
+        <w:jc w:val="both"/>
+        <w:rPr>
+          <w:sz w:val="32"/>
+          <w:szCs w:val="32"/>
+        </w:rPr>
+      </w:pPr>
+      <w:r>
+        <w:rPr>
+          <w:sz w:val="32"/>
+          <w:szCs w:val="32"/>
+        </w:rPr>
+        <w:t>Frontend To Backend:</w:t>
+      </w:r>
+    </w:p>
+    <w:p>
+      <w:pPr>
+        <w:pStyle w:val="ListParagraph"/>
+        <w:numPr>
+          <w:ilvl w:val="0"/>
+          <w:numId w:val="23"/>
+        </w:numPr>
+        <w:jc w:val="both"/>
+        <w:rPr>
+          <w:sz w:val="32"/>
+          <w:szCs w:val="32"/>
+        </w:rPr>
+      </w:pPr>
+      <w:r>
+        <w:rPr>
+          <w:sz w:val="32"/>
+          <w:szCs w:val="32"/>
+        </w:rPr>
+        <w:t>O</w:t>
+      </w:r>
+      <w:r>
+        <w:rPr>
+          <w:sz w:val="32"/>
+          <w:szCs w:val="32"/>
+        </w:rPr>
+        <w:t>ur UI requesting server data.</w:t>
+      </w:r>
+    </w:p>
+    <w:p>
+      <w:pPr>
+        <w:pStyle w:val="ListParagraph"/>
+        <w:numPr>
+          <w:ilvl w:val="0"/>
+          <w:numId w:val="23"/>
+        </w:numPr>
+        <w:jc w:val="both"/>
+        <w:rPr>
+          <w:sz w:val="32"/>
+          <w:szCs w:val="32"/>
+        </w:rPr>
+      </w:pPr>
+      <w:r>
+        <w:rPr>
+          <w:sz w:val="32"/>
+          <w:szCs w:val="32"/>
+        </w:rPr>
+        <w:t>Use for: Every web/mobile app interaction</w:t>
+      </w:r>
+    </w:p>
+    <w:p>
+      <w:pPr>
+        <w:pStyle w:val="ListParagraph"/>
+        <w:numPr>
+          <w:ilvl w:val="0"/>
+          <w:numId w:val="23"/>
+        </w:numPr>
+        <w:jc w:val="both"/>
+        <w:rPr>
+          <w:sz w:val="32"/>
+          <w:szCs w:val="32"/>
+        </w:rPr>
+      </w:pPr>
+      <w:r>
+        <w:rPr>
+          <w:sz w:val="32"/>
+          <w:szCs w:val="32"/>
+        </w:rPr>
+        <w:t>Example: Login, search, profile updates</w:t>
+      </w:r>
+    </w:p>
+    <w:p>
+      <w:pPr>
+        <w:jc w:val="both"/>
+        <w:rPr>
+          <w:sz w:val="32"/>
+          <w:szCs w:val="32"/>
+        </w:rPr>
+      </w:pPr>
+    </w:p>
+    <w:p>
+      <w:pPr>
+        <w:pStyle w:val="ListParagraph"/>
+        <w:numPr>
+          <w:ilvl w:val="0"/>
+          <w:numId w:val="17"/>
+        </w:numPr>
+        <w:jc w:val="both"/>
+        <w:rPr>
+          <w:sz w:val="32"/>
+          <w:szCs w:val="32"/>
+        </w:rPr>
+      </w:pPr>
+      <w:r>
+        <w:rPr>
+          <w:sz w:val="32"/>
+          <w:szCs w:val="32"/>
+        </w:rPr>
+        <w:t>Service To Database:</w:t>
+      </w:r>
+    </w:p>
+    <w:p>
+      <w:pPr>
+        <w:pStyle w:val="ListParagraph"/>
+        <w:numPr>
+          <w:ilvl w:val="0"/>
+          <w:numId w:val="24"/>
+        </w:numPr>
+        <w:jc w:val="both"/>
+        <w:rPr>
+          <w:sz w:val="32"/>
+          <w:szCs w:val="32"/>
+        </w:rPr>
+      </w:pPr>
+      <w:r>
+        <w:rPr>
+          <w:sz w:val="32"/>
+          <w:szCs w:val="32"/>
+        </w:rPr>
+        <w:t>Backend querying databases.</w:t>
+      </w:r>
+    </w:p>
+    <w:p>
+      <w:pPr>
+        <w:pStyle w:val="ListParagraph"/>
+        <w:numPr>
+          <w:ilvl w:val="0"/>
+          <w:numId w:val="24"/>
+        </w:numPr>
+        <w:jc w:val="both"/>
+        <w:rPr>
+          <w:sz w:val="32"/>
+          <w:szCs w:val="32"/>
+        </w:rPr>
+      </w:pPr>
+      <w:r>
+        <w:rPr>
+          <w:sz w:val="32"/>
+          <w:szCs w:val="32"/>
+        </w:rPr>
+        <w:t>Use for: All data operations</w:t>
+      </w:r>
+    </w:p>
+    <w:p>
+      <w:pPr>
+        <w:pStyle w:val="ListParagraph"/>
+        <w:numPr>
+          <w:ilvl w:val="0"/>
+          <w:numId w:val="24"/>
+        </w:numPr>
+        <w:jc w:val="both"/>
+        <w:rPr>
+          <w:sz w:val="32"/>
+          <w:szCs w:val="32"/>
+        </w:rPr>
+      </w:pPr>
+      <w:r>
+        <w:rPr>
+          <w:sz w:val="32"/>
+          <w:szCs w:val="32"/>
+        </w:rPr>
+        <w:t>Example: Storing users, fetching orders</w:t>
+      </w:r>
+      <w:r>
+        <w:rPr>
+          <w:sz w:val="32"/>
+          <w:szCs w:val="32"/>
+        </w:rPr>
+        <w:t xml:space="preserve">, </w:t>
+      </w:r>
+      <w:r>
+        <w:rPr>
+          <w:sz w:val="32"/>
+          <w:szCs w:val="32"/>
+        </w:rPr>
+        <w:t>B2B INTEGRATION</w:t>
+      </w:r>
+    </w:p>
+    <w:p>
+      <w:pPr>
+        <w:jc w:val="both"/>
+        <w:rPr>
+          <w:sz w:val="32"/>
+          <w:szCs w:val="32"/>
+        </w:rPr>
+      </w:pPr>
+    </w:p>
+    <w:p>
+      <w:pPr>
+        <w:pStyle w:val="ListParagraph"/>
+        <w:numPr>
+          <w:ilvl w:val="0"/>
+          <w:numId w:val="17"/>
+        </w:numPr>
+        <w:jc w:val="both"/>
+        <w:rPr>
+          <w:sz w:val="32"/>
+          <w:szCs w:val="32"/>
+        </w:rPr>
+      </w:pPr>
+      <w:r>
+        <w:rPr>
+          <w:sz w:val="32"/>
+          <w:szCs w:val="32"/>
+        </w:rPr>
+        <w:t>Partner API:</w:t>
+      </w:r>
+    </w:p>
+    <w:p>
+      <w:pPr>
+        <w:pStyle w:val="ListParagraph"/>
+        <w:numPr>
+          <w:ilvl w:val="0"/>
+          <w:numId w:val="25"/>
+        </w:numPr>
+        <w:jc w:val="both"/>
+        <w:rPr>
+          <w:sz w:val="32"/>
+          <w:szCs w:val="32"/>
+        </w:rPr>
+      </w:pPr>
+      <w:r>
+        <w:rPr>
+          <w:sz w:val="32"/>
+          <w:szCs w:val="32"/>
+        </w:rPr>
+        <w:t>Controlled access for trusted partners.</w:t>
+      </w:r>
+    </w:p>
+    <w:p>
+      <w:pPr>
+        <w:pStyle w:val="ListParagraph"/>
+        <w:numPr>
+          <w:ilvl w:val="0"/>
+          <w:numId w:val="25"/>
+        </w:numPr>
+        <w:jc w:val="both"/>
+        <w:rPr>
+          <w:sz w:val="32"/>
+          <w:szCs w:val="32"/>
+        </w:rPr>
+      </w:pPr>
+      <w:r>
+        <w:rPr>
+          <w:sz w:val="32"/>
+          <w:szCs w:val="32"/>
+        </w:rPr>
+        <w:t>U</w:t>
+      </w:r>
+      <w:r>
+        <w:rPr>
+          <w:sz w:val="32"/>
+          <w:szCs w:val="32"/>
+        </w:rPr>
+        <w:t>se for: Affiliate programs, reseller systems</w:t>
+      </w:r>
+    </w:p>
+    <w:p>
+      <w:pPr>
+        <w:pStyle w:val="ListParagraph"/>
+        <w:numPr>
+          <w:ilvl w:val="0"/>
+          <w:numId w:val="25"/>
+        </w:numPr>
+        <w:jc w:val="both"/>
+        <w:rPr>
+          <w:sz w:val="32"/>
+          <w:szCs w:val="32"/>
+        </w:rPr>
+      </w:pPr>
+      <w:r>
+        <w:rPr>
+          <w:sz w:val="32"/>
+          <w:szCs w:val="32"/>
+        </w:rPr>
+        <w:t>Example: Amazon affiliate tracking</w:t>
+      </w:r>
+    </w:p>
+    <w:p>
+      <w:pPr>
+        <w:jc w:val="both"/>
+        <w:rPr>
+          <w:sz w:val="32"/>
+          <w:szCs w:val="32"/>
+        </w:rPr>
+      </w:pPr>
+    </w:p>
+    <w:p>
+      <w:pPr>
+        <w:pStyle w:val="ListParagraph"/>
+        <w:numPr>
+          <w:ilvl w:val="0"/>
+          <w:numId w:val="17"/>
+        </w:numPr>
+        <w:jc w:val="both"/>
+        <w:rPr>
+          <w:sz w:val="32"/>
+          <w:szCs w:val="32"/>
+        </w:rPr>
+      </w:pPr>
+      <w:r>
+        <w:rPr>
+          <w:sz w:val="32"/>
+          <w:szCs w:val="32"/>
+        </w:rPr>
+        <w:t>Data Sharing API:</w:t>
+      </w:r>
+    </w:p>
+    <w:p>
+      <w:pPr>
+        <w:pStyle w:val="ListParagraph"/>
+        <w:numPr>
+          <w:ilvl w:val="0"/>
+          <w:numId w:val="26"/>
+        </w:numPr>
+        <w:jc w:val="both"/>
+        <w:rPr>
+          <w:sz w:val="32"/>
+          <w:szCs w:val="32"/>
+        </w:rPr>
+      </w:pPr>
+      <w:r>
+        <w:rPr>
+          <w:sz w:val="32"/>
+          <w:szCs w:val="32"/>
+        </w:rPr>
+        <w:t>Secure exchange of sensitive data.</w:t>
+      </w:r>
+    </w:p>
+    <w:p>
+      <w:pPr>
+        <w:pStyle w:val="ListParagraph"/>
+        <w:numPr>
+          <w:ilvl w:val="0"/>
+          <w:numId w:val="26"/>
+        </w:numPr>
+        <w:jc w:val="both"/>
+        <w:rPr>
+          <w:sz w:val="32"/>
+          <w:szCs w:val="32"/>
+        </w:rPr>
+      </w:pPr>
+      <w:r>
+        <w:rPr>
+          <w:sz w:val="32"/>
+          <w:szCs w:val="32"/>
+        </w:rPr>
+        <w:t>Use for: Health records, financial data</w:t>
+      </w:r>
+    </w:p>
+    <w:p>
+      <w:pPr>
+        <w:pStyle w:val="ListParagraph"/>
+        <w:numPr>
+          <w:ilvl w:val="0"/>
+          <w:numId w:val="26"/>
+        </w:numPr>
+        <w:jc w:val="both"/>
+        <w:rPr>
+          <w:sz w:val="32"/>
+          <w:szCs w:val="32"/>
+        </w:rPr>
+      </w:pPr>
+      <w:r>
+        <w:rPr>
+          <w:sz w:val="32"/>
+          <w:szCs w:val="32"/>
+        </w:rPr>
+        <w:t>Example: Hospital systems sharing patient info</w:t>
+      </w:r>
+    </w:p>
+    <w:p>
+      <w:pPr>
+        <w:jc w:val="both"/>
+        <w:rPr>
+          <w:sz w:val="32"/>
+          <w:szCs w:val="32"/>
+        </w:rPr>
+      </w:pPr>
+    </w:p>
+    <w:p>
+      <w:pPr>
+        <w:jc w:val="both"/>
+        <w:rPr>
+          <w:sz w:val="32"/>
+          <w:szCs w:val="32"/>
+        </w:rPr>
+      </w:pPr>
+      <w:r>
+        <w:rPr>
+          <w:sz w:val="32"/>
+          <w:szCs w:val="32"/>
+        </w:rPr>
+        <w:t>The Patterns:</w:t>
+      </w:r>
+    </w:p>
+    <w:p>
+      <w:pPr>
+        <w:jc w:val="both"/>
+        <w:rPr>
+          <w:sz w:val="32"/>
+          <w:szCs w:val="32"/>
+        </w:rPr>
+      </w:pPr>
+      <w:r>
+        <w:rPr>
+          <w:sz w:val="32"/>
+          <w:szCs w:val="32"/>
+        </w:rPr>
+        <w:t xml:space="preserve"># </w:t>
+      </w:r>
+      <w:r>
+        <w:rPr>
+          <w:sz w:val="32"/>
+          <w:szCs w:val="32"/>
+        </w:rPr>
+        <w:t>Us</w:t>
+      </w:r>
+      <w:r>
+        <w:rPr>
+          <w:sz w:val="32"/>
+          <w:szCs w:val="32"/>
+        </w:rPr>
+        <w:t>ing</w:t>
+      </w:r>
+      <w:r>
+        <w:rPr>
+          <w:sz w:val="32"/>
+          <w:szCs w:val="32"/>
+        </w:rPr>
+        <w:t xml:space="preserve"> REST for everythin</w:t>
+      </w:r>
+      <w:r>
+        <w:rPr>
+          <w:sz w:val="32"/>
+          <w:szCs w:val="32"/>
+        </w:rPr>
+        <w:t xml:space="preserve">g is wrong. </w:t>
+      </w:r>
+      <w:r>
+        <w:rPr>
+          <w:sz w:val="32"/>
+          <w:szCs w:val="32"/>
+        </w:rPr>
+        <w:t>Match API type to problem</w:t>
+      </w:r>
+    </w:p>
+    <w:p>
+      <w:pPr>
+        <w:jc w:val="both"/>
+        <w:rPr>
+          <w:sz w:val="32"/>
+          <w:szCs w:val="32"/>
+        </w:rPr>
+      </w:pPr>
+    </w:p>
+    <w:p>
+      <w:pPr>
+        <w:jc w:val="both"/>
+        <w:rPr>
+          <w:sz w:val="32"/>
+          <w:szCs w:val="32"/>
+        </w:rPr>
+      </w:pPr>
+      <w:r>
+        <w:rPr>
+          <w:sz w:val="32"/>
+          <w:szCs w:val="32"/>
+        </w:rPr>
+        <w:lastRenderedPageBreak/>
+        <w:t>Decision Framework:</w:t>
+      </w:r>
+    </w:p>
+    <w:p>
+      <w:pPr>
+        <w:pStyle w:val="ListParagraph"/>
+        <w:numPr>
+          <w:ilvl w:val="0"/>
+          <w:numId w:val="15"/>
+        </w:numPr>
+        <w:jc w:val="both"/>
+        <w:rPr>
+          <w:sz w:val="32"/>
+          <w:szCs w:val="32"/>
+        </w:rPr>
+      </w:pPr>
+      <w:r>
+        <w:rPr>
+          <w:sz w:val="32"/>
+          <w:szCs w:val="32"/>
+        </w:rPr>
+        <w:t>Public access? → Open API or REST</w:t>
+      </w:r>
+    </w:p>
+    <w:p>
+      <w:pPr>
+        <w:pStyle w:val="ListParagraph"/>
+        <w:numPr>
+          <w:ilvl w:val="0"/>
+          <w:numId w:val="15"/>
+        </w:numPr>
+        <w:jc w:val="both"/>
+        <w:rPr>
+          <w:sz w:val="32"/>
+          <w:szCs w:val="32"/>
+        </w:rPr>
+      </w:pPr>
+      <w:r>
+        <w:rPr>
+          <w:sz w:val="32"/>
+          <w:szCs w:val="32"/>
+        </w:rPr>
+        <w:t xml:space="preserve">Complex queries? → </w:t>
+      </w:r>
+      <w:proofErr w:type="spellStart"/>
+      <w:r>
+        <w:rPr>
+          <w:sz w:val="32"/>
+          <w:szCs w:val="32"/>
+        </w:rPr>
+        <w:t>GraphQL</w:t>
+      </w:r>
+      <w:proofErr w:type="spellEnd"/>
+    </w:p>
+    <w:p>
+      <w:pPr>
+        <w:pStyle w:val="ListParagraph"/>
+        <w:numPr>
+          <w:ilvl w:val="0"/>
+          <w:numId w:val="15"/>
+        </w:numPr>
+        <w:jc w:val="both"/>
+        <w:rPr>
+          <w:sz w:val="32"/>
+          <w:szCs w:val="32"/>
+        </w:rPr>
+      </w:pPr>
+      <w:r>
+        <w:rPr>
+          <w:sz w:val="32"/>
+          <w:szCs w:val="32"/>
+        </w:rPr>
+        <w:t>Enterprise/legacy? → SOAP</w:t>
+      </w:r>
+    </w:p>
+    <w:p>
+      <w:pPr>
+        <w:pStyle w:val="ListParagraph"/>
+        <w:numPr>
+          <w:ilvl w:val="0"/>
+          <w:numId w:val="15"/>
+        </w:numPr>
+        <w:jc w:val="both"/>
+        <w:rPr>
+          <w:sz w:val="32"/>
+          <w:szCs w:val="32"/>
+        </w:rPr>
+      </w:pPr>
+      <w:r>
+        <w:rPr>
+          <w:sz w:val="32"/>
+          <w:szCs w:val="32"/>
+        </w:rPr>
+        <w:t>Internal services? → Backend to Backend</w:t>
+      </w:r>
+    </w:p>
+    <w:p>
+      <w:pPr>
+        <w:pStyle w:val="ListParagraph"/>
+        <w:numPr>
+          <w:ilvl w:val="0"/>
+          <w:numId w:val="15"/>
+        </w:numPr>
+        <w:jc w:val="both"/>
+        <w:rPr>
+          <w:sz w:val="32"/>
+          <w:szCs w:val="32"/>
+        </w:rPr>
+      </w:pPr>
+      <w:r>
+        <w:rPr>
+          <w:sz w:val="32"/>
+          <w:szCs w:val="32"/>
+        </w:rPr>
+        <w:t>Business partners? → Partner API</w:t>
+      </w:r>
+    </w:p>
+    <w:p>
+      <w:pPr>
+        <w:pStyle w:val="ListParagraph"/>
+        <w:numPr>
+          <w:ilvl w:val="0"/>
+          <w:numId w:val="15"/>
+        </w:numPr>
+        <w:jc w:val="both"/>
+        <w:rPr>
+          <w:sz w:val="32"/>
+          <w:szCs w:val="32"/>
+        </w:rPr>
+      </w:pPr>
+      <w:r>
+        <w:rPr>
+          <w:sz w:val="32"/>
+          <w:szCs w:val="32"/>
+        </w:rPr>
+        <w:t>Sensitive data? → Data Sharing API</w:t>
+      </w:r>
+    </w:p>
+    <w:p>
+      <w:pPr>
+        <w:jc w:val="both"/>
+        <w:rPr>
+          <w:sz w:val="32"/>
+          <w:szCs w:val="32"/>
+        </w:rPr>
+      </w:pPr>
     </w:p>
     <w:p>
       <w:pPr>
@@ -512,6 +1710,7 @@
           <w:sz w:val="32"/>
           <w:szCs w:val="32"/>
         </w:rPr>
+        <w:lastRenderedPageBreak/>
         <w:t xml:space="preserve"># Users can perform actions, access data, or modify fields they are not supposed to. This is the </w:t>
       </w:r>
       <w:r>
@@ -601,7 +1800,6 @@
           <w:sz w:val="32"/>
           <w:szCs w:val="32"/>
         </w:rPr>
-        <w:lastRenderedPageBreak/>
         <w:t>Who is making this?   → authenticated?</w:t>
       </w:r>
     </w:p>
@@ -811,6 +2009,7 @@
           <w:sz w:val="32"/>
           <w:szCs w:val="32"/>
         </w:rPr>
+        <w:lastRenderedPageBreak/>
         <w:t># Validate the entire user journey, not just individual endpoints. Check prerequisite state server-side before allowing the next step.</w:t>
       </w:r>
     </w:p>
@@ -868,171 +2067,171 @@
           <w:sz w:val="32"/>
           <w:szCs w:val="32"/>
         </w:rPr>
+        <w:t xml:space="preserve"># Mental model, package delivery, just because a box has Amazon's label doesn't mean it's safe. We still check the contents. A compromised delivery service sending </w:t>
+      </w:r>
+      <w:r>
+        <w:rPr>
+          <w:sz w:val="32"/>
+          <w:szCs w:val="32"/>
+        </w:rPr>
+        <w:t>us</w:t>
+      </w:r>
+      <w:r>
+        <w:rPr>
+          <w:sz w:val="32"/>
+          <w:szCs w:val="32"/>
+        </w:rPr>
+        <w:t xml:space="preserve"> a "valid" package is still a threat.</w:t>
+      </w:r>
+    </w:p>
+    <w:p>
+      <w:pPr>
+        <w:jc w:val="both"/>
+        <w:rPr>
+          <w:sz w:val="32"/>
+          <w:szCs w:val="32"/>
+        </w:rPr>
+      </w:pPr>
+      <w:r>
+        <w:rPr>
+          <w:sz w:val="32"/>
+          <w:szCs w:val="32"/>
+        </w:rPr>
+        <w:t xml:space="preserve"># </w:t>
+      </w:r>
+      <w:r>
+        <w:rPr>
+          <w:sz w:val="32"/>
+          <w:szCs w:val="32"/>
+        </w:rPr>
+        <w:t>Always verify tokens and responses from external services on our side.</w:t>
+      </w:r>
+      <w:r>
+        <w:rPr>
+          <w:sz w:val="32"/>
+          <w:szCs w:val="32"/>
+        </w:rPr>
+        <w:t xml:space="preserve"> </w:t>
+      </w:r>
+      <w:r>
+        <w:rPr>
+          <w:sz w:val="32"/>
+          <w:szCs w:val="32"/>
+        </w:rPr>
+        <w:t>Have fallback security checks that don't depend on the third-party being honest.</w:t>
+      </w:r>
+    </w:p>
+    <w:p>
+      <w:pPr>
+        <w:jc w:val="both"/>
+        <w:rPr>
+          <w:sz w:val="32"/>
+          <w:szCs w:val="32"/>
+        </w:rPr>
+      </w:pPr>
+    </w:p>
+    <w:p>
+      <w:pPr>
+        <w:jc w:val="both"/>
+        <w:rPr>
+          <w:sz w:val="32"/>
+          <w:szCs w:val="32"/>
+        </w:rPr>
+      </w:pPr>
+      <w:r>
+        <w:rPr>
+          <w:sz w:val="32"/>
+          <w:szCs w:val="32"/>
+        </w:rPr>
+        <w:t>SSRF (server-side request forgery):</w:t>
+      </w:r>
+    </w:p>
+    <w:p>
+      <w:pPr>
+        <w:jc w:val="both"/>
+        <w:rPr>
+          <w:sz w:val="32"/>
+          <w:szCs w:val="32"/>
+        </w:rPr>
+      </w:pPr>
+      <w:r>
+        <w:rPr>
+          <w:sz w:val="32"/>
+          <w:szCs w:val="32"/>
+        </w:rPr>
+        <w:t># Our server fetches a URL provided by the user. The attacker doesn't give a real URL, they give our internal admin endpoint, cloud metadata, or private service. Our own server becomes the attacker's tool.</w:t>
+      </w:r>
+    </w:p>
+    <w:p>
+      <w:pPr>
+        <w:jc w:val="both"/>
+        <w:rPr>
+          <w:sz w:val="32"/>
+          <w:szCs w:val="32"/>
+        </w:rPr>
+      </w:pPr>
+      <w:r>
+        <w:rPr>
+          <w:sz w:val="32"/>
+          <w:szCs w:val="32"/>
+        </w:rPr>
+        <w:t># Mental model, the puppet, the attacker isn't breaking into our house, they're making us unlock our own backdoor from the inside. We're the one making the request; they're just pulling our strings.</w:t>
+      </w:r>
+    </w:p>
+    <w:p>
+      <w:pPr>
+        <w:jc w:val="both"/>
+        <w:rPr>
+          <w:b/>
+          <w:bCs/>
+          <w:sz w:val="32"/>
+          <w:szCs w:val="32"/>
+        </w:rPr>
+      </w:pPr>
+      <w:r>
+        <w:rPr>
+          <w:b/>
+          <w:bCs/>
+          <w:sz w:val="32"/>
+          <w:szCs w:val="32"/>
+        </w:rPr>
+        <w:t>Attacker gives: http://169.254.169.254/metadata</w:t>
+      </w:r>
+    </w:p>
+    <w:p>
+      <w:pPr>
+        <w:jc w:val="both"/>
+        <w:rPr>
+          <w:b/>
+          <w:bCs/>
+          <w:sz w:val="32"/>
+          <w:szCs w:val="32"/>
+        </w:rPr>
+      </w:pPr>
+      <w:r>
+        <w:rPr>
+          <w:b/>
+          <w:bCs/>
+          <w:sz w:val="32"/>
+          <w:szCs w:val="32"/>
+        </w:rPr>
+        <w:t>Our server fetches it → leaks cloud credentials</w:t>
+      </w:r>
+    </w:p>
+    <w:p>
+      <w:pPr>
+        <w:jc w:val="both"/>
+        <w:rPr>
+          <w:sz w:val="32"/>
+          <w:szCs w:val="32"/>
+        </w:rPr>
+      </w:pPr>
+      <w:r>
+        <w:rPr>
+          <w:sz w:val="32"/>
+          <w:szCs w:val="32"/>
+        </w:rPr>
         <w:lastRenderedPageBreak/>
-        <w:t xml:space="preserve"># Mental model, package delivery, just because a box has Amazon's label doesn't mean it's safe. We still check the contents. A compromised delivery service sending </w:t>
-      </w:r>
-      <w:r>
-        <w:rPr>
-          <w:sz w:val="32"/>
-          <w:szCs w:val="32"/>
-        </w:rPr>
-        <w:t>us</w:t>
-      </w:r>
-      <w:r>
-        <w:rPr>
-          <w:sz w:val="32"/>
-          <w:szCs w:val="32"/>
-        </w:rPr>
-        <w:t xml:space="preserve"> a "valid" package is still a threat.</w:t>
-      </w:r>
-    </w:p>
-    <w:p>
-      <w:pPr>
-        <w:jc w:val="both"/>
-        <w:rPr>
-          <w:sz w:val="32"/>
-          <w:szCs w:val="32"/>
-        </w:rPr>
-      </w:pPr>
-      <w:r>
-        <w:rPr>
-          <w:sz w:val="32"/>
-          <w:szCs w:val="32"/>
-        </w:rPr>
-        <w:t xml:space="preserve"># </w:t>
-      </w:r>
-      <w:r>
-        <w:rPr>
-          <w:sz w:val="32"/>
-          <w:szCs w:val="32"/>
-        </w:rPr>
-        <w:t>Always verify tokens and responses from external services on our side.</w:t>
-      </w:r>
-      <w:r>
-        <w:rPr>
-          <w:sz w:val="32"/>
-          <w:szCs w:val="32"/>
-        </w:rPr>
-        <w:t xml:space="preserve"> </w:t>
-      </w:r>
-      <w:r>
-        <w:rPr>
-          <w:sz w:val="32"/>
-          <w:szCs w:val="32"/>
-        </w:rPr>
-        <w:t>Have fallback security checks that don't depend on the third-party being honest.</w:t>
-      </w:r>
-    </w:p>
-    <w:p>
-      <w:pPr>
-        <w:jc w:val="both"/>
-        <w:rPr>
-          <w:sz w:val="32"/>
-          <w:szCs w:val="32"/>
-        </w:rPr>
-      </w:pPr>
-    </w:p>
-    <w:p>
-      <w:pPr>
-        <w:jc w:val="both"/>
-        <w:rPr>
-          <w:sz w:val="32"/>
-          <w:szCs w:val="32"/>
-        </w:rPr>
-      </w:pPr>
-      <w:r>
-        <w:rPr>
-          <w:sz w:val="32"/>
-          <w:szCs w:val="32"/>
-        </w:rPr>
-        <w:t>SSRF (server-side request forgery):</w:t>
-      </w:r>
-    </w:p>
-    <w:p>
-      <w:pPr>
-        <w:jc w:val="both"/>
-        <w:rPr>
-          <w:sz w:val="32"/>
-          <w:szCs w:val="32"/>
-        </w:rPr>
-      </w:pPr>
-      <w:r>
-        <w:rPr>
-          <w:sz w:val="32"/>
-          <w:szCs w:val="32"/>
-        </w:rPr>
-        <w:t># Our server fetches a URL provided by the user. The attacker doesn't give a real URL, they give our internal admin endpoint, cloud metadata, or private service. Our own server becomes the attacker's tool.</w:t>
-      </w:r>
-    </w:p>
-    <w:p>
-      <w:pPr>
-        <w:jc w:val="both"/>
-        <w:rPr>
-          <w:sz w:val="32"/>
-          <w:szCs w:val="32"/>
-        </w:rPr>
-      </w:pPr>
-      <w:r>
-        <w:rPr>
-          <w:sz w:val="32"/>
-          <w:szCs w:val="32"/>
-        </w:rPr>
-        <w:t># Mental model, the puppet, the attacker isn't breaking into our house, they're making us unlock our own backdoor from the inside. We're the one making the request; they're just pulling our strings.</w:t>
-      </w:r>
-    </w:p>
-    <w:p>
-      <w:pPr>
-        <w:jc w:val="both"/>
-        <w:rPr>
-          <w:b/>
-          <w:bCs/>
-          <w:sz w:val="32"/>
-          <w:szCs w:val="32"/>
-        </w:rPr>
-      </w:pPr>
-      <w:r>
-        <w:rPr>
-          <w:b/>
-          <w:bCs/>
-          <w:sz w:val="32"/>
-          <w:szCs w:val="32"/>
-        </w:rPr>
-        <w:t>Attacker gives: http://169.254.169.254/metadata</w:t>
-      </w:r>
-    </w:p>
-    <w:p>
-      <w:pPr>
-        <w:jc w:val="both"/>
-        <w:rPr>
-          <w:b/>
-          <w:bCs/>
-          <w:sz w:val="32"/>
-          <w:szCs w:val="32"/>
-        </w:rPr>
-      </w:pPr>
-      <w:r>
-        <w:rPr>
-          <w:b/>
-          <w:bCs/>
-          <w:sz w:val="32"/>
-          <w:szCs w:val="32"/>
-        </w:rPr>
-        <w:t>Our server fetches it → leaks cloud credentials</w:t>
-      </w:r>
-    </w:p>
-    <w:p>
-      <w:pPr>
-        <w:jc w:val="both"/>
-        <w:rPr>
-          <w:sz w:val="32"/>
-          <w:szCs w:val="32"/>
-        </w:rPr>
-      </w:pPr>
-      <w:r>
-        <w:rPr>
-          <w:sz w:val="32"/>
-          <w:szCs w:val="32"/>
-        </w:rPr>
         <w:t># Allowlist the domains or IPs our server is allowed to request. Never fetch arbitrary user-provided URLs without strict validation.</w:t>
       </w:r>
     </w:p>
@@ -1090,121 +2289,121 @@
           <w:sz w:val="32"/>
           <w:szCs w:val="32"/>
         </w:rPr>
+        <w:t># Mental model, a fortress with a sticky note, impenetrable walls, drawbridge, guards — but the master key is taped to the front gate with the default password written on it.</w:t>
+      </w:r>
+    </w:p>
+    <w:p>
+      <w:pPr>
+        <w:jc w:val="both"/>
+        <w:rPr>
+          <w:sz w:val="32"/>
+          <w:szCs w:val="32"/>
+        </w:rPr>
+      </w:pPr>
+      <w:r>
+        <w:rPr>
+          <w:sz w:val="32"/>
+          <w:szCs w:val="32"/>
+        </w:rPr>
+        <w:t># Change all default credentials immediately. Disable debug mode before deployment. A secure app in an insecure environment is still insecure.</w:t>
+      </w:r>
+    </w:p>
+    <w:p>
+      <w:pPr>
+        <w:jc w:val="both"/>
+        <w:rPr>
+          <w:sz w:val="32"/>
+          <w:szCs w:val="32"/>
+        </w:rPr>
+      </w:pPr>
+    </w:p>
+    <w:p>
+      <w:pPr>
+        <w:jc w:val="both"/>
+        <w:rPr>
+          <w:sz w:val="32"/>
+          <w:szCs w:val="32"/>
+        </w:rPr>
+      </w:pPr>
+      <w:r>
+        <w:rPr>
+          <w:sz w:val="32"/>
+          <w:szCs w:val="32"/>
+        </w:rPr>
+        <w:t>API inventory:</w:t>
+      </w:r>
+    </w:p>
+    <w:p>
+      <w:pPr>
+        <w:jc w:val="both"/>
+        <w:rPr>
+          <w:sz w:val="32"/>
+          <w:szCs w:val="32"/>
+        </w:rPr>
+      </w:pPr>
+      <w:r>
+        <w:rPr>
+          <w:sz w:val="32"/>
+          <w:szCs w:val="32"/>
+        </w:rPr>
+        <w:t># We can't secure what we don't know exists. Shadow APIs like old test endpoints/APIs, forgotten versions, undocumented routes accumulate over time. One unguarded endpoint or API is enough.</w:t>
+      </w:r>
+    </w:p>
+    <w:p>
+      <w:pPr>
+        <w:jc w:val="both"/>
+        <w:rPr>
+          <w:sz w:val="32"/>
+          <w:szCs w:val="32"/>
+        </w:rPr>
+      </w:pPr>
+      <w:r>
+        <w:rPr>
+          <w:sz w:val="32"/>
+          <w:szCs w:val="32"/>
+        </w:rPr>
+        <w:t># Mental model, the forgotten side door, we secure the front door, the windows, the back door. But there's a service entrance from three years ago that no one remembers. That's the one the attacker finds.</w:t>
+      </w:r>
+    </w:p>
+    <w:p>
+      <w:pPr>
+        <w:jc w:val="both"/>
+        <w:rPr>
+          <w:sz w:val="32"/>
+          <w:szCs w:val="32"/>
+        </w:rPr>
+      </w:pPr>
+      <w:r>
+        <w:rPr>
+          <w:sz w:val="32"/>
+          <w:szCs w:val="32"/>
+        </w:rPr>
+        <w:t># Maintain a living registry of all API routes like active, deprecated, and internal. Decommission unused endpoints completely; don't just remove them from docs.</w:t>
+      </w:r>
+    </w:p>
+    <w:p>
+      <w:pPr>
+        <w:jc w:val="both"/>
+        <w:rPr>
+          <w:sz w:val="32"/>
+          <w:szCs w:val="32"/>
+        </w:rPr>
+      </w:pPr>
+    </w:p>
+    <w:p>
+      <w:pPr>
+        <w:jc w:val="both"/>
+        <w:rPr>
+          <w:sz w:val="32"/>
+          <w:szCs w:val="32"/>
+        </w:rPr>
+      </w:pPr>
+      <w:r>
+        <w:rPr>
+          <w:sz w:val="32"/>
+          <w:szCs w:val="32"/>
+        </w:rPr>
         <w:lastRenderedPageBreak/>
-        <w:t># Mental model, a fortress with a sticky note, impenetrable walls, drawbridge, guards — but the master key is taped to the front gate with the default password written on it.</w:t>
-      </w:r>
-    </w:p>
-    <w:p>
-      <w:pPr>
-        <w:jc w:val="both"/>
-        <w:rPr>
-          <w:sz w:val="32"/>
-          <w:szCs w:val="32"/>
-        </w:rPr>
-      </w:pPr>
-      <w:r>
-        <w:rPr>
-          <w:sz w:val="32"/>
-          <w:szCs w:val="32"/>
-        </w:rPr>
-        <w:t># Change all default credentials immediately. Disable debug mode before deployment. A secure app in an insecure environment is still insecure.</w:t>
-      </w:r>
-    </w:p>
-    <w:p>
-      <w:pPr>
-        <w:jc w:val="both"/>
-        <w:rPr>
-          <w:sz w:val="32"/>
-          <w:szCs w:val="32"/>
-        </w:rPr>
-      </w:pPr>
-    </w:p>
-    <w:p>
-      <w:pPr>
-        <w:jc w:val="both"/>
-        <w:rPr>
-          <w:sz w:val="32"/>
-          <w:szCs w:val="32"/>
-        </w:rPr>
-      </w:pPr>
-      <w:r>
-        <w:rPr>
-          <w:sz w:val="32"/>
-          <w:szCs w:val="32"/>
-        </w:rPr>
-        <w:t>API inventory:</w:t>
-      </w:r>
-    </w:p>
-    <w:p>
-      <w:pPr>
-        <w:jc w:val="both"/>
-        <w:rPr>
-          <w:sz w:val="32"/>
-          <w:szCs w:val="32"/>
-        </w:rPr>
-      </w:pPr>
-      <w:r>
-        <w:rPr>
-          <w:sz w:val="32"/>
-          <w:szCs w:val="32"/>
-        </w:rPr>
-        <w:t># We can't secure what we don't know exists. Shadow APIs like old test endpoints/APIs, forgotten versions, undocumented routes accumulate over time. One unguarded endpoint or API is enough.</w:t>
-      </w:r>
-    </w:p>
-    <w:p>
-      <w:pPr>
-        <w:jc w:val="both"/>
-        <w:rPr>
-          <w:sz w:val="32"/>
-          <w:szCs w:val="32"/>
-        </w:rPr>
-      </w:pPr>
-      <w:r>
-        <w:rPr>
-          <w:sz w:val="32"/>
-          <w:szCs w:val="32"/>
-        </w:rPr>
-        <w:t># Mental model, the forgotten side door, we secure the front door, the windows, the back door. But there's a service entrance from three years ago that no one remembers. That's the one the attacker finds.</w:t>
-      </w:r>
-    </w:p>
-    <w:p>
-      <w:pPr>
-        <w:jc w:val="both"/>
-        <w:rPr>
-          <w:sz w:val="32"/>
-          <w:szCs w:val="32"/>
-        </w:rPr>
-      </w:pPr>
-      <w:r>
-        <w:rPr>
-          <w:sz w:val="32"/>
-          <w:szCs w:val="32"/>
-        </w:rPr>
-        <w:t># Maintain a living registry of all API routes like active, deprecated, and internal. Decommission unused endpoints completely; don't just remove them from docs.</w:t>
-      </w:r>
-    </w:p>
-    <w:p>
-      <w:pPr>
-        <w:jc w:val="both"/>
-        <w:rPr>
-          <w:sz w:val="32"/>
-          <w:szCs w:val="32"/>
-        </w:rPr>
-      </w:pPr>
-    </w:p>
-    <w:p>
-      <w:pPr>
-        <w:jc w:val="both"/>
-        <w:rPr>
-          <w:sz w:val="32"/>
-          <w:szCs w:val="32"/>
-        </w:rPr>
-      </w:pPr>
-      <w:r>
-        <w:rPr>
-          <w:sz w:val="32"/>
-          <w:szCs w:val="32"/>
-        </w:rPr>
         <w:t>Rate limiting:</w:t>
       </w:r>
     </w:p>
@@ -1277,172 +2476,172 @@
           <w:sz w:val="32"/>
           <w:szCs w:val="32"/>
         </w:rPr>
+        <w:t>With limit:    try 5 per minute → effectively blocked</w:t>
+      </w:r>
+    </w:p>
+    <w:p>
+      <w:pPr>
+        <w:jc w:val="both"/>
+        <w:rPr>
+          <w:sz w:val="32"/>
+          <w:szCs w:val="32"/>
+        </w:rPr>
+      </w:pPr>
+      <w:r>
+        <w:rPr>
+          <w:sz w:val="32"/>
+          <w:szCs w:val="32"/>
+        </w:rPr>
+        <w:t xml:space="preserve"># Apply rate limits per user, per IP, and per endpoint especially auth flows. Return </w:t>
+      </w:r>
+      <w:r>
+        <w:rPr>
+          <w:b/>
+          <w:bCs/>
+          <w:sz w:val="32"/>
+          <w:szCs w:val="32"/>
+        </w:rPr>
+        <w:t>429</w:t>
+      </w:r>
+      <w:r>
+        <w:rPr>
+          <w:sz w:val="32"/>
+          <w:szCs w:val="32"/>
+        </w:rPr>
+        <w:t xml:space="preserve"> (status code) Too Many Requests and add exponential backoff for repeat offenders.</w:t>
+      </w:r>
+    </w:p>
+    <w:p>
+      <w:pPr>
+        <w:jc w:val="both"/>
+        <w:rPr>
+          <w:sz w:val="32"/>
+          <w:szCs w:val="32"/>
+        </w:rPr>
+      </w:pPr>
+    </w:p>
+    <w:p>
+      <w:pPr>
+        <w:jc w:val="both"/>
+        <w:rPr>
+          <w:sz w:val="32"/>
+          <w:szCs w:val="32"/>
+        </w:rPr>
+      </w:pPr>
+      <w:r>
+        <w:rPr>
+          <w:sz w:val="32"/>
+          <w:szCs w:val="32"/>
+        </w:rPr>
+        <w:t>Input validation:</w:t>
+      </w:r>
+    </w:p>
+    <w:p>
+      <w:pPr>
+        <w:jc w:val="both"/>
+        <w:rPr>
+          <w:sz w:val="32"/>
+          <w:szCs w:val="32"/>
+        </w:rPr>
+      </w:pPr>
+      <w:r>
+        <w:rPr>
+          <w:sz w:val="32"/>
+          <w:szCs w:val="32"/>
+        </w:rPr>
+        <w:t># Accepting user input without sanitization is handing someone a keyboard connected directly to our database. A search box or search field becomes a weapon; a form field becomes a terminal.</w:t>
+      </w:r>
+    </w:p>
+    <w:p>
+      <w:pPr>
+        <w:jc w:val="both"/>
+        <w:rPr>
+          <w:sz w:val="32"/>
+          <w:szCs w:val="32"/>
+        </w:rPr>
+      </w:pPr>
+      <w:r>
+        <w:rPr>
+          <w:sz w:val="32"/>
+          <w:szCs w:val="32"/>
+        </w:rPr>
+        <w:t># Mental model, airport security, every person and bag pass through a scanner before entering the terminal. We don't wave through passengers because "they look fine." Every input is untrusted by default.</w:t>
+      </w:r>
+    </w:p>
+    <w:p>
+      <w:pPr>
+        <w:jc w:val="both"/>
+        <w:rPr>
+          <w:b/>
+          <w:bCs/>
+          <w:sz w:val="32"/>
+          <w:szCs w:val="32"/>
+        </w:rPr>
+      </w:pPr>
+      <w:r>
+        <w:rPr>
+          <w:b/>
+          <w:bCs/>
+          <w:sz w:val="32"/>
+          <w:szCs w:val="32"/>
+        </w:rPr>
+        <w:t>User input → [Validate] → [Sanitize] → Process</w:t>
+      </w:r>
+    </w:p>
+    <w:p>
+      <w:pPr>
+        <w:jc w:val="both"/>
+        <w:rPr>
+          <w:b/>
+          <w:bCs/>
+          <w:sz w:val="32"/>
+          <w:szCs w:val="32"/>
+        </w:rPr>
+      </w:pPr>
+      <w:r>
+        <w:rPr>
+          <w:b/>
+          <w:bCs/>
+          <w:sz w:val="32"/>
+          <w:szCs w:val="32"/>
+        </w:rPr>
+        <w:t xml:space="preserve">                ↓ fail</w:t>
+      </w:r>
+    </w:p>
+    <w:p>
+      <w:pPr>
+        <w:jc w:val="both"/>
+        <w:rPr>
+          <w:b/>
+          <w:bCs/>
+          <w:sz w:val="32"/>
+          <w:szCs w:val="32"/>
+        </w:rPr>
+      </w:pPr>
+      <w:r>
+        <w:rPr>
+          <w:b/>
+          <w:bCs/>
+          <w:sz w:val="32"/>
+          <w:szCs w:val="32"/>
+        </w:rPr>
+        <w:t xml:space="preserve">              Reject + log</w:t>
+      </w:r>
+    </w:p>
+    <w:p>
+      <w:pPr>
+        <w:jc w:val="both"/>
+        <w:rPr>
+          <w:sz w:val="32"/>
+          <w:szCs w:val="32"/>
+        </w:rPr>
+      </w:pPr>
+      <w:r>
+        <w:rPr>
+          <w:sz w:val="32"/>
+          <w:szCs w:val="32"/>
+        </w:rPr>
         <w:lastRenderedPageBreak/>
-        <w:t>With limit:    try 5 per minute → effectively blocked</w:t>
-      </w:r>
-    </w:p>
-    <w:p>
-      <w:pPr>
-        <w:jc w:val="both"/>
-        <w:rPr>
-          <w:sz w:val="32"/>
-          <w:szCs w:val="32"/>
-        </w:rPr>
-      </w:pPr>
-      <w:r>
-        <w:rPr>
-          <w:sz w:val="32"/>
-          <w:szCs w:val="32"/>
-        </w:rPr>
-        <w:t xml:space="preserve"># Apply rate limits per user, per IP, and per endpoint especially auth flows. Return </w:t>
-      </w:r>
-      <w:r>
-        <w:rPr>
-          <w:b/>
-          <w:bCs/>
-          <w:sz w:val="32"/>
-          <w:szCs w:val="32"/>
-        </w:rPr>
-        <w:t>429</w:t>
-      </w:r>
-      <w:r>
-        <w:rPr>
-          <w:sz w:val="32"/>
-          <w:szCs w:val="32"/>
-        </w:rPr>
-        <w:t xml:space="preserve"> (status code) Too Many Requests and add exponential backoff for repeat offenders.</w:t>
-      </w:r>
-    </w:p>
-    <w:p>
-      <w:pPr>
-        <w:jc w:val="both"/>
-        <w:rPr>
-          <w:sz w:val="32"/>
-          <w:szCs w:val="32"/>
-        </w:rPr>
-      </w:pPr>
-    </w:p>
-    <w:p>
-      <w:pPr>
-        <w:jc w:val="both"/>
-        <w:rPr>
-          <w:sz w:val="32"/>
-          <w:szCs w:val="32"/>
-        </w:rPr>
-      </w:pPr>
-      <w:r>
-        <w:rPr>
-          <w:sz w:val="32"/>
-          <w:szCs w:val="32"/>
-        </w:rPr>
-        <w:t>Input validation:</w:t>
-      </w:r>
-    </w:p>
-    <w:p>
-      <w:pPr>
-        <w:jc w:val="both"/>
-        <w:rPr>
-          <w:sz w:val="32"/>
-          <w:szCs w:val="32"/>
-        </w:rPr>
-      </w:pPr>
-      <w:r>
-        <w:rPr>
-          <w:sz w:val="32"/>
-          <w:szCs w:val="32"/>
-        </w:rPr>
-        <w:t># Accepting user input without sanitization is handing someone a keyboard connected directly to our database. A search box or search field becomes a weapon; a form field becomes a terminal.</w:t>
-      </w:r>
-    </w:p>
-    <w:p>
-      <w:pPr>
-        <w:jc w:val="both"/>
-        <w:rPr>
-          <w:sz w:val="32"/>
-          <w:szCs w:val="32"/>
-        </w:rPr>
-      </w:pPr>
-      <w:r>
-        <w:rPr>
-          <w:sz w:val="32"/>
-          <w:szCs w:val="32"/>
-        </w:rPr>
-        <w:t># Mental model, airport security, every person and bag pass through a scanner before entering the terminal. We don't wave through passengers because "they look fine." Every input is untrusted by default.</w:t>
-      </w:r>
-    </w:p>
-    <w:p>
-      <w:pPr>
-        <w:jc w:val="both"/>
-        <w:rPr>
-          <w:b/>
-          <w:bCs/>
-          <w:sz w:val="32"/>
-          <w:szCs w:val="32"/>
-        </w:rPr>
-      </w:pPr>
-      <w:r>
-        <w:rPr>
-          <w:b/>
-          <w:bCs/>
-          <w:sz w:val="32"/>
-          <w:szCs w:val="32"/>
-        </w:rPr>
-        <w:t>User input → [Validate] → [Sanitize] → Process</w:t>
-      </w:r>
-    </w:p>
-    <w:p>
-      <w:pPr>
-        <w:jc w:val="both"/>
-        <w:rPr>
-          <w:b/>
-          <w:bCs/>
-          <w:sz w:val="32"/>
-          <w:szCs w:val="32"/>
-        </w:rPr>
-      </w:pPr>
-      <w:r>
-        <w:rPr>
-          <w:b/>
-          <w:bCs/>
-          <w:sz w:val="32"/>
-          <w:szCs w:val="32"/>
-        </w:rPr>
-        <w:t xml:space="preserve">                ↓ fail</w:t>
-      </w:r>
-    </w:p>
-    <w:p>
-      <w:pPr>
-        <w:jc w:val="both"/>
-        <w:rPr>
-          <w:b/>
-          <w:bCs/>
-          <w:sz w:val="32"/>
-          <w:szCs w:val="32"/>
-        </w:rPr>
-      </w:pPr>
-      <w:r>
-        <w:rPr>
-          <w:b/>
-          <w:bCs/>
-          <w:sz w:val="32"/>
-          <w:szCs w:val="32"/>
-        </w:rPr>
-        <w:t xml:space="preserve">              Reject + log</w:t>
-      </w:r>
-    </w:p>
-    <w:p>
-      <w:pPr>
-        <w:jc w:val="both"/>
-        <w:rPr>
-          <w:sz w:val="32"/>
-          <w:szCs w:val="32"/>
-        </w:rPr>
-      </w:pPr>
-      <w:r>
-        <w:rPr>
-          <w:sz w:val="32"/>
-          <w:szCs w:val="32"/>
-        </w:rPr>
         <w:t># Validate type, length, format, and range on every input field. Sanitize before storing or executing. Never interpolate raw user input into queries.</w:t>
       </w:r>
     </w:p>
@@ -1500,7 +2699,6 @@
           <w:sz w:val="32"/>
           <w:szCs w:val="32"/>
         </w:rPr>
-        <w:lastRenderedPageBreak/>
         <w:t># Mental model, the oversharing waiter, we ordered pasta. The waiter brings the dish, lists the recipe, the supplier invoices, and the owner's home address. We only needed the pasta.</w:t>
       </w:r>
     </w:p>
@@ -1723,6 +2921,7 @@
           <w:sz w:val="32"/>
           <w:szCs w:val="32"/>
         </w:rPr>
+        <w:lastRenderedPageBreak/>
         <w:t>}</w:t>
       </w:r>
     </w:p>
@@ -1755,7 +2954,23 @@
           <w:sz w:val="32"/>
           <w:szCs w:val="32"/>
         </w:rPr>
-        <w:t xml:space="preserve"> format but its not an encryption method but an encoding method. </w:t>
+        <w:t xml:space="preserve"> format but </w:t>
+      </w:r>
+      <w:proofErr w:type="spellStart"/>
+      <w:r>
+        <w:rPr>
+          <w:sz w:val="32"/>
+          <w:szCs w:val="32"/>
+        </w:rPr>
+        <w:t>its</w:t>
+      </w:r>
+      <w:proofErr w:type="spellEnd"/>
+      <w:r>
+        <w:rPr>
+          <w:sz w:val="32"/>
+          <w:szCs w:val="32"/>
+        </w:rPr>
+        <w:t xml:space="preserve"> not an encryption method but an encoding method. </w:t>
       </w:r>
       <w:r>
         <w:rPr>
@@ -1792,7 +3007,23 @@
           <w:sz w:val="32"/>
           <w:szCs w:val="32"/>
         </w:rPr>
-        <w:t># Rarely used in todays production environments and repeatedly sending credentials is risky.</w:t>
+        <w:t xml:space="preserve"># Rarely used in </w:t>
+      </w:r>
+      <w:proofErr w:type="spellStart"/>
+      <w:r>
+        <w:rPr>
+          <w:sz w:val="32"/>
+          <w:szCs w:val="32"/>
+        </w:rPr>
+        <w:t>todays</w:t>
+      </w:r>
+      <w:proofErr w:type="spellEnd"/>
+      <w:r>
+        <w:rPr>
+          <w:sz w:val="32"/>
+          <w:szCs w:val="32"/>
+        </w:rPr>
+        <w:t xml:space="preserve"> production environments and repeatedly sending credentials is risky.</w:t>
       </w:r>
     </w:p>
     <w:p>
@@ -1842,7 +3073,6 @@
           <w:sz w:val="32"/>
           <w:szCs w:val="32"/>
         </w:rPr>
-        <w:lastRenderedPageBreak/>
         <w:t># It works using a challenge-response mechanism. Instead of sending the password directly the server first sends a challenge to the client. Then client generates a hash-response using the password and the challenge value. The server verifies that hash instead of checking raw password</w:t>
       </w:r>
     </w:p>
@@ -1859,7 +3089,23 @@
           <w:sz w:val="32"/>
           <w:szCs w:val="32"/>
         </w:rPr>
-        <w:t># This prevents the password being transmitted in plain form. But its more complex and not widely used in modern systems because token-based approaches are easier to scale</w:t>
+        <w:t xml:space="preserve"># This prevents the password being transmitted in plain form. But </w:t>
+      </w:r>
+      <w:proofErr w:type="spellStart"/>
+      <w:r>
+        <w:rPr>
+          <w:sz w:val="32"/>
+          <w:szCs w:val="32"/>
+        </w:rPr>
+        <w:t>its</w:t>
+      </w:r>
+      <w:proofErr w:type="spellEnd"/>
+      <w:r>
+        <w:rPr>
+          <w:sz w:val="32"/>
+          <w:szCs w:val="32"/>
+        </w:rPr>
+        <w:t xml:space="preserve"> more complex and not widely used in modern systems because token-based approaches are easier to scale</w:t>
       </w:r>
     </w:p>
     <w:p>
@@ -1932,6 +3178,7 @@
         </w:rPr>
         <w:t xml:space="preserve">. The server stores that session and sends a </w:t>
       </w:r>
+      <w:proofErr w:type="spellStart"/>
       <w:r>
         <w:rPr>
           <w:b/>
@@ -1941,6 +3188,7 @@
         </w:rPr>
         <w:t>Session_ID</w:t>
       </w:r>
+      <w:proofErr w:type="spellEnd"/>
       <w:r>
         <w:rPr>
           <w:sz w:val="32"/>
@@ -1964,6 +3212,7 @@
         </w:rPr>
         <w:t xml:space="preserve"># On every subsequent request the Browser automatically sends that cookie back to the server. Then the server reads the </w:t>
       </w:r>
+      <w:proofErr w:type="spellStart"/>
       <w:r>
         <w:rPr>
           <w:b/>
@@ -1973,6 +3222,7 @@
         </w:rPr>
         <w:t>Session_ID</w:t>
       </w:r>
+      <w:proofErr w:type="spellEnd"/>
       <w:r>
         <w:rPr>
           <w:sz w:val="32"/>
@@ -1994,6 +3244,7 @@
           <w:sz w:val="32"/>
           <w:szCs w:val="32"/>
         </w:rPr>
+        <w:lastRenderedPageBreak/>
         <w:t># But for this the server has to store the user sessions and harder to manage when system scale across multiple servers. Useful for only Server-Side Rendering</w:t>
       </w:r>
     </w:p>
@@ -2095,15 +3346,7 @@
           <w:sz w:val="32"/>
           <w:szCs w:val="32"/>
         </w:rPr>
-        <w:t xml:space="preserve">However, API keys </w:t>
-      </w:r>
-      <w:r>
-        <w:rPr>
-          <w:sz w:val="32"/>
-          <w:szCs w:val="32"/>
-        </w:rPr>
-        <w:lastRenderedPageBreak/>
-        <w:t>usually identify the application rather than the individual user, so they are often combined with other security mechanisms.</w:t>
+        <w:t>However, API keys usually identify the application rather than the individual user, so they are often combined with other security mechanisms.</w:t>
       </w:r>
     </w:p>
     <w:p>
@@ -2423,6 +3666,7 @@
           <w:sz w:val="32"/>
           <w:szCs w:val="32"/>
         </w:rPr>
+        <w:lastRenderedPageBreak/>
         <w:t>token expires. Many bearer tokens today are implemented using JSON Web Tokens, commonly called JWTs.</w:t>
       </w:r>
     </w:p>
@@ -2539,10 +3783,42 @@
       </w:pPr>
       <w:r>
         <w:rPr>
-          <w:sz w:val="32"/>
-          <w:szCs w:val="32"/>
-        </w:rPr>
-        <w:t>HEADER: Specifying algorithm and type (JWT)</w:t>
+          <w:b/>
+          <w:bCs/>
+          <w:sz w:val="32"/>
+          <w:szCs w:val="32"/>
+        </w:rPr>
+        <w:t>HEADER:</w:t>
+      </w:r>
+      <w:r>
+        <w:rPr>
+          <w:sz w:val="32"/>
+          <w:szCs w:val="32"/>
+        </w:rPr>
+        <w:t xml:space="preserve"> Specifying algorithm and type (JWT)</w:t>
+      </w:r>
+      <w:r>
+        <w:rPr>
+          <w:sz w:val="32"/>
+          <w:szCs w:val="32"/>
+        </w:rPr>
+        <w:t xml:space="preserve">. Which is Base64 </w:t>
+      </w:r>
+      <w:proofErr w:type="spellStart"/>
+      <w:r>
+        <w:rPr>
+          <w:sz w:val="32"/>
+          <w:szCs w:val="32"/>
+        </w:rPr>
+        <w:t>endcoded</w:t>
+      </w:r>
+      <w:proofErr w:type="spellEnd"/>
+      <w:r>
+        <w:rPr>
+          <w:sz w:val="32"/>
+          <w:szCs w:val="32"/>
+        </w:rPr>
+        <w:t>.</w:t>
       </w:r>
     </w:p>
     <w:p>
@@ -2586,8 +3862,20 @@
           <w:sz w:val="32"/>
           <w:szCs w:val="32"/>
         </w:rPr>
-        <w:t xml:space="preserve">   “alg</w:t>
-      </w:r>
+        <w:t xml:space="preserve">   “</w:t>
+      </w:r>
+      <w:proofErr w:type="spellStart"/>
+      <w:r>
+        <w:rPr>
+          <w:b/>
+          <w:bCs/>
+          <w:color w:val="D86DCB" w:themeColor="accent5" w:themeTint="99"/>
+          <w:sz w:val="32"/>
+          <w:szCs w:val="32"/>
+        </w:rPr>
+        <w:t>alg</w:t>
+      </w:r>
+      <w:proofErr w:type="spellEnd"/>
       <w:proofErr w:type="gramStart"/>
       <w:r>
         <w:rPr>
@@ -2630,8 +3918,9 @@
           <w:sz w:val="32"/>
           <w:szCs w:val="32"/>
         </w:rPr>
-        <w:t xml:space="preserve">   </w:t>
-      </w:r>
+        <w:t xml:space="preserve">    “type</w:t>
+      </w:r>
+      <w:proofErr w:type="gramStart"/>
       <w:r>
         <w:rPr>
           <w:b/>
@@ -2640,9 +3929,9 @@
           <w:sz w:val="32"/>
           <w:szCs w:val="32"/>
         </w:rPr>
-        <w:t xml:space="preserve"> “type</w:t>
-      </w:r>
-      <w:proofErr w:type="gramStart"/>
+        <w:t>” :</w:t>
+      </w:r>
+      <w:proofErr w:type="gramEnd"/>
       <w:r>
         <w:rPr>
           <w:b/>
@@ -2651,10 +3940,12 @@
           <w:sz w:val="32"/>
           <w:szCs w:val="32"/>
         </w:rPr>
-        <w:t>” :</w:t>
-      </w:r>
-      <w:proofErr w:type="gramEnd"/>
-      <w:r>
+        <w:t xml:space="preserve"> “JWT”</w:t>
+      </w:r>
+    </w:p>
+    <w:p>
+      <w:pPr>
+        <w:jc w:val="both"/>
         <w:rPr>
           <w:b/>
           <w:bCs/>
@@ -2662,12 +3953,8 @@
           <w:sz w:val="32"/>
           <w:szCs w:val="32"/>
         </w:rPr>
-        <w:t xml:space="preserve"> “JWT”</w:t>
-      </w:r>
-    </w:p>
-    <w:p>
-      <w:pPr>
-        <w:jc w:val="both"/>
+      </w:pPr>
+      <w:r>
         <w:rPr>
           <w:b/>
           <w:bCs/>
@@ -2675,27 +3962,7 @@
           <w:sz w:val="32"/>
           <w:szCs w:val="32"/>
         </w:rPr>
-      </w:pPr>
-      <w:r>
-        <w:rPr>
-          <w:b/>
-          <w:bCs/>
-          <w:color w:val="D86DCB" w:themeColor="accent5" w:themeTint="99"/>
-          <w:sz w:val="32"/>
-          <w:szCs w:val="32"/>
-        </w:rPr>
-        <w:lastRenderedPageBreak/>
-        <w:t xml:space="preserve">   </w:t>
-      </w:r>
-      <w:r>
-        <w:rPr>
-          <w:b/>
-          <w:bCs/>
-          <w:color w:val="D86DCB" w:themeColor="accent5" w:themeTint="99"/>
-          <w:sz w:val="32"/>
-          <w:szCs w:val="32"/>
-        </w:rPr>
-        <w:t>…</w:t>
+        <w:t xml:space="preserve">   …</w:t>
       </w:r>
     </w:p>
     <w:p>
@@ -2735,24 +4002,33 @@
       </w:pPr>
       <w:r>
         <w:rPr>
-          <w:sz w:val="32"/>
-          <w:szCs w:val="32"/>
-        </w:rPr>
-        <w:t xml:space="preserve">PAYLOAD: </w:t>
-      </w:r>
-      <w:r>
-        <w:rPr>
-          <w:sz w:val="32"/>
-          <w:szCs w:val="32"/>
-        </w:rPr>
-        <w:t>C</w:t>
-      </w:r>
-      <w:r>
-        <w:rPr>
-          <w:sz w:val="32"/>
-          <w:szCs w:val="32"/>
-        </w:rPr>
-        <w:t>ontains information about the user in a structured JSON payload</w:t>
+          <w:b/>
+          <w:bCs/>
+          <w:sz w:val="32"/>
+          <w:szCs w:val="32"/>
+        </w:rPr>
+        <w:t>PAYLOAD:</w:t>
+      </w:r>
+      <w:r>
+        <w:rPr>
+          <w:sz w:val="32"/>
+          <w:szCs w:val="32"/>
+        </w:rPr>
+        <w:t xml:space="preserve"> </w:t>
+      </w:r>
+      <w:r>
+        <w:rPr>
+          <w:sz w:val="32"/>
+          <w:szCs w:val="32"/>
+        </w:rPr>
+        <w:t>Contains information about the user in a structured JSON payload</w:t>
+      </w:r>
+      <w:r>
+        <w:rPr>
+          <w:sz w:val="32"/>
+          <w:szCs w:val="32"/>
+        </w:rPr>
+        <w:t>. Also, Base64 encoded</w:t>
       </w:r>
     </w:p>
     <w:p>
@@ -3060,10 +4336,20 @@
       </w:pPr>
       <w:r>
         <w:rPr>
-          <w:sz w:val="32"/>
-          <w:szCs w:val="32"/>
-        </w:rPr>
-        <w:t xml:space="preserve">SIGNATURE: Cryptography signature signed by server to ensure </w:t>
+          <w:b/>
+          <w:bCs/>
+          <w:sz w:val="32"/>
+          <w:szCs w:val="32"/>
+        </w:rPr>
+        <w:lastRenderedPageBreak/>
+        <w:t xml:space="preserve">SIGNATURE: </w:t>
+      </w:r>
+      <w:r>
+        <w:rPr>
+          <w:sz w:val="32"/>
+          <w:szCs w:val="32"/>
+        </w:rPr>
+        <w:t xml:space="preserve">Cryptography signature signed by server to ensure </w:t>
       </w:r>
       <w:r>
         <w:rPr>
@@ -3071,6 +4357,13 @@
           <w:szCs w:val="32"/>
         </w:rPr>
         <w:t>the data inside the token has not been modified</w:t>
+      </w:r>
+      <w:r>
+        <w:rPr>
+          <w:sz w:val="32"/>
+          <w:szCs w:val="32"/>
+        </w:rPr>
+        <w:t>. Which is computed or encrypted</w:t>
       </w:r>
     </w:p>
     <w:p>
@@ -3250,29 +4543,230 @@
           <w:sz w:val="32"/>
           <w:szCs w:val="32"/>
         </w:rPr>
-        <w:t xml:space="preserve">refresh token is different. It is longer-lived and is used to request a new access token when the old one expires. </w:t>
-      </w:r>
-      <w:r>
-        <w:rPr>
-          <w:sz w:val="32"/>
-          <w:szCs w:val="32"/>
+        <w:t>refresh token is different. It is longer-lived and is used to request a new access token when the old one expires. This allows applications to</w:t>
+      </w:r>
+      <w:r>
+        <w:rPr>
+          <w:sz w:val="32"/>
+          <w:szCs w:val="32"/>
+        </w:rPr>
+        <w:t xml:space="preserve"> </w:t>
+      </w:r>
+      <w:r>
+        <w:rPr>
+          <w:sz w:val="32"/>
+          <w:szCs w:val="32"/>
+        </w:rPr>
+        <w:t>maintain a user's login session without forcing them to repeatedly enter their credentials.</w:t>
+      </w:r>
+    </w:p>
+    <w:p>
+      <w:pPr>
+        <w:jc w:val="both"/>
+        <w:rPr>
+          <w:sz w:val="32"/>
+          <w:szCs w:val="32"/>
+        </w:rPr>
+      </w:pPr>
+    </w:p>
+    <w:p>
+      <w:pPr>
+        <w:jc w:val="both"/>
+        <w:rPr>
+          <w:sz w:val="32"/>
+          <w:szCs w:val="32"/>
+        </w:rPr>
+      </w:pPr>
+      <w:r>
+        <w:rPr>
+          <w:sz w:val="32"/>
+          <w:szCs w:val="32"/>
+        </w:rPr>
+        <w:t>Workflow of JWT:</w:t>
+      </w:r>
+    </w:p>
+    <w:p>
+      <w:pPr>
+        <w:jc w:val="both"/>
+        <w:rPr>
+          <w:sz w:val="32"/>
+          <w:szCs w:val="32"/>
+        </w:rPr>
+      </w:pPr>
+      <w:r>
+        <w:rPr>
+          <w:sz w:val="32"/>
+          <w:szCs w:val="32"/>
+        </w:rPr>
+        <w:t># Here’s how the authentication flow works:</w:t>
+      </w:r>
+    </w:p>
+    <w:p>
+      <w:pPr>
+        <w:jc w:val="both"/>
+        <w:rPr>
+          <w:b/>
+          <w:bCs/>
+          <w:sz w:val="28"/>
+          <w:szCs w:val="28"/>
+        </w:rPr>
+      </w:pPr>
+      <w:r>
+        <w:rPr>
+          <w:b/>
+          <w:bCs/>
+          <w:sz w:val="28"/>
+          <w:szCs w:val="28"/>
+        </w:rPr>
+        <w:t xml:space="preserve">User logs in using credentials (username and pass) in the web page and authenticated </w:t>
+      </w:r>
+    </w:p>
+    <w:p>
+      <w:pPr>
+        <w:jc w:val="both"/>
+        <w:rPr>
+          <w:b/>
+          <w:bCs/>
+          <w:sz w:val="28"/>
+          <w:szCs w:val="28"/>
+        </w:rPr>
+      </w:pPr>
+      <w:r>
+        <w:rPr>
+          <w:b/>
+          <w:bCs/>
+          <w:sz w:val="28"/>
+          <w:szCs w:val="28"/>
+        </w:rPr>
+        <w:t xml:space="preserve">                </w:t>
+      </w:r>
+      <w:r>
+        <w:rPr>
+          <w:b/>
+          <w:bCs/>
+          <w:sz w:val="28"/>
+          <w:szCs w:val="28"/>
+        </w:rPr>
+        <w:sym w:font="Wingdings" w:char="F0E2"/>
+      </w:r>
+    </w:p>
+    <w:p>
+      <w:pPr>
+        <w:jc w:val="both"/>
+        <w:rPr>
+          <w:b/>
+          <w:bCs/>
+          <w:sz w:val="28"/>
+          <w:szCs w:val="28"/>
+        </w:rPr>
+      </w:pPr>
+      <w:r>
+        <w:rPr>
+          <w:b/>
+          <w:bCs/>
+          <w:sz w:val="28"/>
+          <w:szCs w:val="28"/>
+        </w:rPr>
+        <w:t>Backend Server creates and signs JWT and returns Cookie + JWT</w:t>
+      </w:r>
+    </w:p>
+    <w:p>
+      <w:pPr>
+        <w:jc w:val="both"/>
+        <w:rPr>
+          <w:b/>
+          <w:bCs/>
+          <w:sz w:val="28"/>
+          <w:szCs w:val="28"/>
+        </w:rPr>
+      </w:pPr>
+      <w:r>
+        <w:rPr>
+          <w:b/>
+          <w:bCs/>
+          <w:sz w:val="28"/>
+          <w:szCs w:val="28"/>
+        </w:rPr>
+        <w:t xml:space="preserve">                </w:t>
+      </w:r>
+      <w:r>
+        <w:rPr>
+          <w:b/>
+          <w:bCs/>
+          <w:sz w:val="28"/>
+          <w:szCs w:val="28"/>
+        </w:rPr>
+        <w:sym w:font="Wingdings" w:char="F0E2"/>
+      </w:r>
+    </w:p>
+    <w:p>
+      <w:pPr>
+        <w:jc w:val="both"/>
+        <w:rPr>
+          <w:b/>
+          <w:bCs/>
+          <w:sz w:val="28"/>
+          <w:szCs w:val="28"/>
+        </w:rPr>
+      </w:pPr>
+      <w:r>
+        <w:rPr>
+          <w:b/>
+          <w:bCs/>
+          <w:sz w:val="28"/>
+          <w:szCs w:val="28"/>
+        </w:rPr>
+        <w:t>User accesses web page again, Request + Cookie is sent</w:t>
+      </w:r>
+    </w:p>
+    <w:p>
+      <w:pPr>
+        <w:jc w:val="both"/>
+        <w:rPr>
+          <w:b/>
+          <w:bCs/>
+          <w:sz w:val="28"/>
+          <w:szCs w:val="28"/>
+        </w:rPr>
+      </w:pPr>
+      <w:r>
+        <w:rPr>
+          <w:b/>
+          <w:bCs/>
+          <w:sz w:val="28"/>
+          <w:szCs w:val="28"/>
+        </w:rPr>
+        <w:t xml:space="preserve">                </w:t>
+      </w:r>
+      <w:r>
+        <w:rPr>
+          <w:b/>
+          <w:bCs/>
+          <w:sz w:val="28"/>
+          <w:szCs w:val="28"/>
+        </w:rPr>
+        <w:sym w:font="Wingdings" w:char="F0E2"/>
+      </w:r>
+    </w:p>
+    <w:p>
+      <w:pPr>
+        <w:jc w:val="both"/>
+        <w:rPr>
+          <w:b/>
+          <w:bCs/>
+          <w:sz w:val="28"/>
+          <w:szCs w:val="28"/>
+        </w:rPr>
+      </w:pPr>
+      <w:r>
+        <w:rPr>
+          <w:b/>
+          <w:bCs/>
+          <w:sz w:val="28"/>
+          <w:szCs w:val="28"/>
         </w:rPr>
         <w:lastRenderedPageBreak/>
-        <w:t>This allows applications to</w:t>
-      </w:r>
-      <w:r>
-        <w:rPr>
-          <w:sz w:val="32"/>
-          <w:szCs w:val="32"/>
-        </w:rPr>
-        <w:t xml:space="preserve"> </w:t>
-      </w:r>
-      <w:r>
-        <w:rPr>
-          <w:sz w:val="32"/>
-          <w:szCs w:val="32"/>
-        </w:rPr>
-        <w:t>maintain a user's login session without forcing them to repeatedly enter their credentials.</w:t>
+        <w:t>Backend Server verifies JWT and returns Response Data after verification</w:t>
       </w:r>
     </w:p>
     <w:p>
@@ -3602,17 +5096,7 @@
           <w:sz w:val="32"/>
           <w:szCs w:val="32"/>
         </w:rPr>
-        <w:t xml:space="preserve">  </w:t>
-      </w:r>
-      <w:r>
-        <w:rPr>
-          <w:b/>
-          <w:bCs/>
-          <w:color w:val="D86DCB" w:themeColor="accent5" w:themeTint="99"/>
-          <w:sz w:val="32"/>
-          <w:szCs w:val="32"/>
-        </w:rPr>
-        <w:t>“EMAIL</w:t>
+        <w:t xml:space="preserve">  “EMAIL</w:t>
       </w:r>
       <w:proofErr w:type="gramStart"/>
       <w:r>
@@ -3722,14 +5206,7 @@
           <w:sz w:val="32"/>
           <w:szCs w:val="32"/>
         </w:rPr>
-        <w:t>S</w:t>
-      </w:r>
-      <w:r>
-        <w:rPr>
-          <w:sz w:val="32"/>
-          <w:szCs w:val="32"/>
-        </w:rPr>
-        <w:t xml:space="preserve">ign in with </w:t>
+        <w:t xml:space="preserve">Sign in with </w:t>
       </w:r>
       <w:r>
         <w:rPr>
@@ -3771,14 +5248,7 @@
           <w:sz w:val="32"/>
           <w:szCs w:val="32"/>
         </w:rPr>
-        <w:t>O</w:t>
-      </w:r>
-      <w:r>
-        <w:rPr>
-          <w:sz w:val="32"/>
-          <w:szCs w:val="32"/>
-        </w:rPr>
-        <w:t xml:space="preserve">r sign in with </w:t>
+        <w:t xml:space="preserve">Or sign in with </w:t>
       </w:r>
       <w:r>
         <w:rPr>
@@ -3888,52 +5358,7 @@
           <w:sz w:val="32"/>
           <w:szCs w:val="32"/>
         </w:rPr>
-        <w:t>S</w:t>
-      </w:r>
-      <w:r>
-        <w:rPr>
-          <w:b/>
-          <w:bCs/>
-          <w:sz w:val="32"/>
-          <w:szCs w:val="32"/>
-        </w:rPr>
-        <w:t xml:space="preserve">ingle </w:t>
-      </w:r>
-      <w:r>
-        <w:rPr>
-          <w:b/>
-          <w:bCs/>
-          <w:sz w:val="32"/>
-          <w:szCs w:val="32"/>
-        </w:rPr>
-        <w:t>S</w:t>
-      </w:r>
-      <w:r>
-        <w:rPr>
-          <w:b/>
-          <w:bCs/>
-          <w:sz w:val="32"/>
-          <w:szCs w:val="32"/>
-        </w:rPr>
-        <w:t>ign-</w:t>
-      </w:r>
-      <w:r>
-        <w:rPr>
-          <w:b/>
-          <w:bCs/>
-          <w:sz w:val="32"/>
-          <w:szCs w:val="32"/>
-        </w:rPr>
-        <w:t>O</w:t>
-      </w:r>
-      <w:r>
-        <w:rPr>
-          <w:b/>
-          <w:bCs/>
-          <w:sz w:val="32"/>
-          <w:szCs w:val="32"/>
-        </w:rPr>
-        <w:t>n</w:t>
+        <w:t>Single Sign-On</w:t>
       </w:r>
       <w:r>
         <w:rPr>
@@ -3965,43 +5390,7 @@
           <w:sz w:val="32"/>
           <w:szCs w:val="32"/>
         </w:rPr>
-        <w:t xml:space="preserve">Single </w:t>
-      </w:r>
-      <w:r>
-        <w:rPr>
-          <w:b/>
-          <w:bCs/>
-          <w:sz w:val="32"/>
-          <w:szCs w:val="32"/>
-        </w:rPr>
-        <w:t>S</w:t>
-      </w:r>
-      <w:r>
-        <w:rPr>
-          <w:b/>
-          <w:bCs/>
-          <w:sz w:val="32"/>
-          <w:szCs w:val="32"/>
-        </w:rPr>
-        <w:t>ign-</w:t>
-      </w:r>
-      <w:r>
-        <w:rPr>
-          <w:b/>
-          <w:bCs/>
-          <w:sz w:val="32"/>
-          <w:szCs w:val="32"/>
-        </w:rPr>
-        <w:t>O</w:t>
-      </w:r>
-      <w:r>
-        <w:rPr>
-          <w:b/>
-          <w:bCs/>
-          <w:sz w:val="32"/>
-          <w:szCs w:val="32"/>
-        </w:rPr>
-        <w:t>n</w:t>
+        <w:t>Single Sign-On</w:t>
       </w:r>
       <w:r>
         <w:rPr>
@@ -4087,14 +5476,7 @@
           <w:sz w:val="32"/>
           <w:szCs w:val="32"/>
         </w:rPr>
-        <w:t>E</w:t>
-      </w:r>
-      <w:r>
-        <w:rPr>
-          <w:sz w:val="32"/>
-          <w:szCs w:val="32"/>
-        </w:rPr>
-        <w:t>mail</w:t>
+        <w:t>Email</w:t>
       </w:r>
     </w:p>
     <w:p>
@@ -4115,14 +5497,7 @@
           <w:sz w:val="32"/>
           <w:szCs w:val="32"/>
         </w:rPr>
-        <w:t>D</w:t>
-      </w:r>
-      <w:r>
-        <w:rPr>
-          <w:sz w:val="32"/>
-          <w:szCs w:val="32"/>
-        </w:rPr>
-        <w:t>ashboards</w:t>
+        <w:t>Dashboards</w:t>
       </w:r>
     </w:p>
     <w:p>
@@ -4143,28 +5518,7 @@
           <w:sz w:val="32"/>
           <w:szCs w:val="32"/>
         </w:rPr>
-        <w:t>A</w:t>
-      </w:r>
-      <w:r>
-        <w:rPr>
-          <w:sz w:val="32"/>
-          <w:szCs w:val="32"/>
-        </w:rPr>
-        <w:t>nd</w:t>
-      </w:r>
-      <w:r>
-        <w:rPr>
-          <w:sz w:val="32"/>
-          <w:szCs w:val="32"/>
-        </w:rPr>
-        <w:t xml:space="preserve"> </w:t>
-      </w:r>
-      <w:r>
-        <w:rPr>
-          <w:sz w:val="32"/>
-          <w:szCs w:val="32"/>
-        </w:rPr>
-        <w:t>internal tools,</w:t>
+        <w:t>And internal tools,</w:t>
       </w:r>
     </w:p>
     <w:p>
@@ -4264,14 +5618,6 @@
         </w:rPr>
         <w:t>Break</w:t>
       </w:r>
-    </w:p>
-    <w:p>
-      <w:pPr>
-        <w:rPr>
-          <w:sz w:val="32"/>
-          <w:szCs w:val="32"/>
-        </w:rPr>
-      </w:pPr>
     </w:p>
     <w:p>
       <w:pPr>
@@ -4434,6 +5780,119 @@
 <file path=word/numbering.xml><?xml version="1.0" encoding="utf-8"?>
 <w:numbering xmlns:wpc="http://schemas.microsoft.com/office/word/2010/wordprocessingCanvas" xmlns:cx="http://schemas.microsoft.com/office/drawing/2014/chartex" xmlns:cx1="http://schemas.microsoft.com/office/drawing/2015/9/8/chartex" xmlns:cx2="http://schemas.microsoft.com/office/drawing/2015/10/21/chartex" xmlns:cx3="http://schemas.microsoft.com/office/drawing/2016/5/9/chartex" xmlns:cx4="http://schemas.microsoft.com/office/drawing/2016/5/10/chartex" xmlns:cx5="http://schemas.microsoft.com/office/drawing/2016/5/11/chartex" xmlns:cx6="http://schemas.microsoft.com/office/drawing/2016/5/12/chartex" xmlns:cx7="http://schemas.microsoft.com/office/drawing/2016/5/13/chartex" xmlns:cx8="http://schemas.microsoft.com/office/drawing/2016/5/14/chartex" xmlns:mc="http://schemas.openxmlformats.org/markup-compatibility/2006" xmlns:aink="http://schemas.microsoft.com/office/drawing/2016/ink" xmlns:am3d="http://schemas.microsoft.com/office/drawing/2017/model3d" xmlns:o="urn:schemas-microsoft-com:office:office" xmlns:oel="http://schemas.microsoft.com/office/2019/extlst" xmlns:r="http://schemas.openxmlformats.org/officeDocument/2006/relationships" xmlns:m="http://schemas.openxmlformats.org/officeDocument/2006/math" xmlns:v="urn:schemas-microsoft-com:vml" xmlns:wp14="http://schemas.microsoft.com/office/word/2010/wordprocessingDrawing" xmlns:wp="http://schemas.openxmlformats.org/drawingml/2006/wordprocessingDrawing" xmlns:w10="urn:schemas-microsoft-com:office:word" xmlns:w="http://schemas.openxmlformats.org/wordprocessingml/2006/main" xmlns:w14="http://schemas.microsoft.com/office/word/2010/wordml" xmlns:w15="http://schemas.microsoft.com/office/word/2012/wordml" xmlns:w16cex="http://schemas.microsoft.com/office/word/2018/wordml/cex" xmlns:w16cid="http://schemas.microsoft.com/office/word/2016/wordml/cid" xmlns:w16="http://schemas.microsoft.com/office/word/2018/wordml" xmlns:w16sdtdh="http://schemas.microsoft.com/office/word/2020/wordml/sdtdatahash" xmlns:w16se="http://schemas.microsoft.com/office/word/2015/wordml/symex" xmlns:wpg="http://schemas.microsoft.com/office/word/2010/wordprocessingGroup" xmlns:wpi="http://schemas.microsoft.com/office/word/2010/wordprocessingInk" xmlns:wne="http://schemas.microsoft.com/office/word/2006/wordml" xmlns:wps="http://schemas.microsoft.com/office/word/2010/wordprocessingShape" mc:Ignorable="w14 w15 w16se w16cid w16 w16cex w16sdtdh wp14">
   <w:abstractNum w:abstractNumId="0" w15:restartNumberingAfterBreak="0">
+    <w:nsid w:val="1015218C"/>
+    <w:multiLevelType w:val="hybridMultilevel"/>
+    <w:tmpl w:val="7A7C5F28"/>
+    <w:lvl w:ilvl="0" w:tplc="04090001">
+      <w:start w:val="1"/>
+      <w:numFmt w:val="bullet"/>
+      <w:lvlText w:val=""/>
+      <w:lvlJc w:val="left"/>
+      <w:pPr>
+        <w:ind w:left="360" w:hanging="360"/>
+      </w:pPr>
+      <w:rPr>
+        <w:rFonts w:ascii="Symbol" w:hAnsi="Symbol" w:hint="default"/>
+      </w:rPr>
+    </w:lvl>
+    <w:lvl w:ilvl="1" w:tplc="04090003" w:tentative="1">
+      <w:start w:val="1"/>
+      <w:numFmt w:val="bullet"/>
+      <w:lvlText w:val="o"/>
+      <w:lvlJc w:val="left"/>
+      <w:pPr>
+        <w:ind w:left="1080" w:hanging="360"/>
+      </w:pPr>
+      <w:rPr>
+        <w:rFonts w:ascii="Courier New" w:hAnsi="Courier New" w:cs="Courier New" w:hint="default"/>
+      </w:rPr>
+    </w:lvl>
+    <w:lvl w:ilvl="2" w:tplc="04090005" w:tentative="1">
+      <w:start w:val="1"/>
+      <w:numFmt w:val="bullet"/>
+      <w:lvlText w:val=""/>
+      <w:lvlJc w:val="left"/>
+      <w:pPr>
+        <w:ind w:left="1800" w:hanging="360"/>
+      </w:pPr>
+      <w:rPr>
+        <w:rFonts w:ascii="Wingdings" w:hAnsi="Wingdings" w:hint="default"/>
+      </w:rPr>
+    </w:lvl>
+    <w:lvl w:ilvl="3" w:tplc="04090001" w:tentative="1">
+      <w:start w:val="1"/>
+      <w:numFmt w:val="bullet"/>
+      <w:lvlText w:val=""/>
+      <w:lvlJc w:val="left"/>
+      <w:pPr>
+        <w:ind w:left="2520" w:hanging="360"/>
+      </w:pPr>
+      <w:rPr>
+        <w:rFonts w:ascii="Symbol" w:hAnsi="Symbol" w:hint="default"/>
+      </w:rPr>
+    </w:lvl>
+    <w:lvl w:ilvl="4" w:tplc="04090003" w:tentative="1">
+      <w:start w:val="1"/>
+      <w:numFmt w:val="bullet"/>
+      <w:lvlText w:val="o"/>
+      <w:lvlJc w:val="left"/>
+      <w:pPr>
+        <w:ind w:left="3240" w:hanging="360"/>
+      </w:pPr>
+      <w:rPr>
+        <w:rFonts w:ascii="Courier New" w:hAnsi="Courier New" w:cs="Courier New" w:hint="default"/>
+      </w:rPr>
+    </w:lvl>
+    <w:lvl w:ilvl="5" w:tplc="04090005" w:tentative="1">
+      <w:start w:val="1"/>
+      <w:numFmt w:val="bullet"/>
+      <w:lvlText w:val=""/>
+      <w:lvlJc w:val="left"/>
+      <w:pPr>
+        <w:ind w:left="3960" w:hanging="360"/>
+      </w:pPr>
+      <w:rPr>
+        <w:rFonts w:ascii="Wingdings" w:hAnsi="Wingdings" w:hint="default"/>
+      </w:rPr>
+    </w:lvl>
+    <w:lvl w:ilvl="6" w:tplc="04090001" w:tentative="1">
+      <w:start w:val="1"/>
+      <w:numFmt w:val="bullet"/>
+      <w:lvlText w:val=""/>
+      <w:lvlJc w:val="left"/>
+      <w:pPr>
+        <w:ind w:left="4680" w:hanging="360"/>
+      </w:pPr>
+      <w:rPr>
+        <w:rFonts w:ascii="Symbol" w:hAnsi="Symbol" w:hint="default"/>
+      </w:rPr>
+    </w:lvl>
+    <w:lvl w:ilvl="7" w:tplc="04090003" w:tentative="1">
+      <w:start w:val="1"/>
+      <w:numFmt w:val="bullet"/>
+      <w:lvlText w:val="o"/>
+      <w:lvlJc w:val="left"/>
+      <w:pPr>
+        <w:ind w:left="5400" w:hanging="360"/>
+      </w:pPr>
+      <w:rPr>
+        <w:rFonts w:ascii="Courier New" w:hAnsi="Courier New" w:cs="Courier New" w:hint="default"/>
+      </w:rPr>
+    </w:lvl>
+    <w:lvl w:ilvl="8" w:tplc="04090005" w:tentative="1">
+      <w:start w:val="1"/>
+      <w:numFmt w:val="bullet"/>
+      <w:lvlText w:val=""/>
+      <w:lvlJc w:val="left"/>
+      <w:pPr>
+        <w:ind w:left="6120" w:hanging="360"/>
+      </w:pPr>
+      <w:rPr>
+        <w:rFonts w:ascii="Wingdings" w:hAnsi="Wingdings" w:hint="default"/>
+      </w:rPr>
+    </w:lvl>
+  </w:abstractNum>
+  <w:abstractNum w:abstractNumId="1" w15:restartNumberingAfterBreak="0">
     <w:nsid w:val="1CA63951"/>
     <w:multiLevelType w:val="hybridMultilevel"/>
     <w:tmpl w:val="16BEDFDA"/>
@@ -4443,6 +5902,119 @@
       <w:lvlText w:val=""/>
       <w:lvlJc w:val="left"/>
       <w:pPr>
+        <w:ind w:left="-720" w:hanging="360"/>
+      </w:pPr>
+      <w:rPr>
+        <w:rFonts w:ascii="Symbol" w:hAnsi="Symbol" w:hint="default"/>
+      </w:rPr>
+    </w:lvl>
+    <w:lvl w:ilvl="1" w:tplc="04090003" w:tentative="1">
+      <w:start w:val="1"/>
+      <w:numFmt w:val="bullet"/>
+      <w:lvlText w:val="o"/>
+      <w:lvlJc w:val="left"/>
+      <w:pPr>
+        <w:ind w:left="0" w:hanging="360"/>
+      </w:pPr>
+      <w:rPr>
+        <w:rFonts w:ascii="Courier New" w:hAnsi="Courier New" w:cs="Courier New" w:hint="default"/>
+      </w:rPr>
+    </w:lvl>
+    <w:lvl w:ilvl="2" w:tplc="04090005" w:tentative="1">
+      <w:start w:val="1"/>
+      <w:numFmt w:val="bullet"/>
+      <w:lvlText w:val=""/>
+      <w:lvlJc w:val="left"/>
+      <w:pPr>
+        <w:ind w:left="720" w:hanging="360"/>
+      </w:pPr>
+      <w:rPr>
+        <w:rFonts w:ascii="Wingdings" w:hAnsi="Wingdings" w:hint="default"/>
+      </w:rPr>
+    </w:lvl>
+    <w:lvl w:ilvl="3" w:tplc="04090001" w:tentative="1">
+      <w:start w:val="1"/>
+      <w:numFmt w:val="bullet"/>
+      <w:lvlText w:val=""/>
+      <w:lvlJc w:val="left"/>
+      <w:pPr>
+        <w:ind w:left="1440" w:hanging="360"/>
+      </w:pPr>
+      <w:rPr>
+        <w:rFonts w:ascii="Symbol" w:hAnsi="Symbol" w:hint="default"/>
+      </w:rPr>
+    </w:lvl>
+    <w:lvl w:ilvl="4" w:tplc="04090003" w:tentative="1">
+      <w:start w:val="1"/>
+      <w:numFmt w:val="bullet"/>
+      <w:lvlText w:val="o"/>
+      <w:lvlJc w:val="left"/>
+      <w:pPr>
+        <w:ind w:left="2160" w:hanging="360"/>
+      </w:pPr>
+      <w:rPr>
+        <w:rFonts w:ascii="Courier New" w:hAnsi="Courier New" w:cs="Courier New" w:hint="default"/>
+      </w:rPr>
+    </w:lvl>
+    <w:lvl w:ilvl="5" w:tplc="04090005" w:tentative="1">
+      <w:start w:val="1"/>
+      <w:numFmt w:val="bullet"/>
+      <w:lvlText w:val=""/>
+      <w:lvlJc w:val="left"/>
+      <w:pPr>
+        <w:ind w:left="2880" w:hanging="360"/>
+      </w:pPr>
+      <w:rPr>
+        <w:rFonts w:ascii="Wingdings" w:hAnsi="Wingdings" w:hint="default"/>
+      </w:rPr>
+    </w:lvl>
+    <w:lvl w:ilvl="6" w:tplc="04090001" w:tentative="1">
+      <w:start w:val="1"/>
+      <w:numFmt w:val="bullet"/>
+      <w:lvlText w:val=""/>
+      <w:lvlJc w:val="left"/>
+      <w:pPr>
+        <w:ind w:left="3600" w:hanging="360"/>
+      </w:pPr>
+      <w:rPr>
+        <w:rFonts w:ascii="Symbol" w:hAnsi="Symbol" w:hint="default"/>
+      </w:rPr>
+    </w:lvl>
+    <w:lvl w:ilvl="7" w:tplc="04090003" w:tentative="1">
+      <w:start w:val="1"/>
+      <w:numFmt w:val="bullet"/>
+      <w:lvlText w:val="o"/>
+      <w:lvlJc w:val="left"/>
+      <w:pPr>
+        <w:ind w:left="4320" w:hanging="360"/>
+      </w:pPr>
+      <w:rPr>
+        <w:rFonts w:ascii="Courier New" w:hAnsi="Courier New" w:cs="Courier New" w:hint="default"/>
+      </w:rPr>
+    </w:lvl>
+    <w:lvl w:ilvl="8" w:tplc="04090005" w:tentative="1">
+      <w:start w:val="1"/>
+      <w:numFmt w:val="bullet"/>
+      <w:lvlText w:val=""/>
+      <w:lvlJc w:val="left"/>
+      <w:pPr>
+        <w:ind w:left="5040" w:hanging="360"/>
+      </w:pPr>
+      <w:rPr>
+        <w:rFonts w:ascii="Wingdings" w:hAnsi="Wingdings" w:hint="default"/>
+      </w:rPr>
+    </w:lvl>
+  </w:abstractNum>
+  <w:abstractNum w:abstractNumId="2" w15:restartNumberingAfterBreak="0">
+    <w:nsid w:val="22D33145"/>
+    <w:multiLevelType w:val="hybridMultilevel"/>
+    <w:tmpl w:val="DADA70F2"/>
+    <w:lvl w:ilvl="0" w:tplc="04090001">
+      <w:start w:val="1"/>
+      <w:numFmt w:val="bullet"/>
+      <w:lvlText w:val=""/>
+      <w:lvlJc w:val="left"/>
+      <w:pPr>
         <w:ind w:left="360" w:hanging="360"/>
       </w:pPr>
       <w:rPr>
@@ -4546,7 +6118,7 @@
       </w:rPr>
     </w:lvl>
   </w:abstractNum>
-  <w:abstractNum w:abstractNumId="1" w15:restartNumberingAfterBreak="0">
+  <w:abstractNum w:abstractNumId="3" w15:restartNumberingAfterBreak="0">
     <w:nsid w:val="230E117F"/>
     <w:multiLevelType w:val="hybridMultilevel"/>
     <w:tmpl w:val="B74C8D64"/>
@@ -4659,7 +6231,120 @@
       </w:rPr>
     </w:lvl>
   </w:abstractNum>
-  <w:abstractNum w:abstractNumId="2" w15:restartNumberingAfterBreak="0">
+  <w:abstractNum w:abstractNumId="4" w15:restartNumberingAfterBreak="0">
+    <w:nsid w:val="2401659A"/>
+    <w:multiLevelType w:val="hybridMultilevel"/>
+    <w:tmpl w:val="28243F98"/>
+    <w:lvl w:ilvl="0" w:tplc="04090001">
+      <w:start w:val="1"/>
+      <w:numFmt w:val="bullet"/>
+      <w:lvlText w:val=""/>
+      <w:lvlJc w:val="left"/>
+      <w:pPr>
+        <w:ind w:left="360" w:hanging="360"/>
+      </w:pPr>
+      <w:rPr>
+        <w:rFonts w:ascii="Symbol" w:hAnsi="Symbol" w:hint="default"/>
+      </w:rPr>
+    </w:lvl>
+    <w:lvl w:ilvl="1" w:tplc="04090003" w:tentative="1">
+      <w:start w:val="1"/>
+      <w:numFmt w:val="bullet"/>
+      <w:lvlText w:val="o"/>
+      <w:lvlJc w:val="left"/>
+      <w:pPr>
+        <w:ind w:left="1080" w:hanging="360"/>
+      </w:pPr>
+      <w:rPr>
+        <w:rFonts w:ascii="Courier New" w:hAnsi="Courier New" w:cs="Courier New" w:hint="default"/>
+      </w:rPr>
+    </w:lvl>
+    <w:lvl w:ilvl="2" w:tplc="04090005" w:tentative="1">
+      <w:start w:val="1"/>
+      <w:numFmt w:val="bullet"/>
+      <w:lvlText w:val=""/>
+      <w:lvlJc w:val="left"/>
+      <w:pPr>
+        <w:ind w:left="1800" w:hanging="360"/>
+      </w:pPr>
+      <w:rPr>
+        <w:rFonts w:ascii="Wingdings" w:hAnsi="Wingdings" w:hint="default"/>
+      </w:rPr>
+    </w:lvl>
+    <w:lvl w:ilvl="3" w:tplc="04090001" w:tentative="1">
+      <w:start w:val="1"/>
+      <w:numFmt w:val="bullet"/>
+      <w:lvlText w:val=""/>
+      <w:lvlJc w:val="left"/>
+      <w:pPr>
+        <w:ind w:left="2520" w:hanging="360"/>
+      </w:pPr>
+      <w:rPr>
+        <w:rFonts w:ascii="Symbol" w:hAnsi="Symbol" w:hint="default"/>
+      </w:rPr>
+    </w:lvl>
+    <w:lvl w:ilvl="4" w:tplc="04090003" w:tentative="1">
+      <w:start w:val="1"/>
+      <w:numFmt w:val="bullet"/>
+      <w:lvlText w:val="o"/>
+      <w:lvlJc w:val="left"/>
+      <w:pPr>
+        <w:ind w:left="3240" w:hanging="360"/>
+      </w:pPr>
+      <w:rPr>
+        <w:rFonts w:ascii="Courier New" w:hAnsi="Courier New" w:cs="Courier New" w:hint="default"/>
+      </w:rPr>
+    </w:lvl>
+    <w:lvl w:ilvl="5" w:tplc="04090005" w:tentative="1">
+      <w:start w:val="1"/>
+      <w:numFmt w:val="bullet"/>
+      <w:lvlText w:val=""/>
+      <w:lvlJc w:val="left"/>
+      <w:pPr>
+        <w:ind w:left="3960" w:hanging="360"/>
+      </w:pPr>
+      <w:rPr>
+        <w:rFonts w:ascii="Wingdings" w:hAnsi="Wingdings" w:hint="default"/>
+      </w:rPr>
+    </w:lvl>
+    <w:lvl w:ilvl="6" w:tplc="04090001" w:tentative="1">
+      <w:start w:val="1"/>
+      <w:numFmt w:val="bullet"/>
+      <w:lvlText w:val=""/>
+      <w:lvlJc w:val="left"/>
+      <w:pPr>
+        <w:ind w:left="4680" w:hanging="360"/>
+      </w:pPr>
+      <w:rPr>
+        <w:rFonts w:ascii="Symbol" w:hAnsi="Symbol" w:hint="default"/>
+      </w:rPr>
+    </w:lvl>
+    <w:lvl w:ilvl="7" w:tplc="04090003" w:tentative="1">
+      <w:start w:val="1"/>
+      <w:numFmt w:val="bullet"/>
+      <w:lvlText w:val="o"/>
+      <w:lvlJc w:val="left"/>
+      <w:pPr>
+        <w:ind w:left="5400" w:hanging="360"/>
+      </w:pPr>
+      <w:rPr>
+        <w:rFonts w:ascii="Courier New" w:hAnsi="Courier New" w:cs="Courier New" w:hint="default"/>
+      </w:rPr>
+    </w:lvl>
+    <w:lvl w:ilvl="8" w:tplc="04090005" w:tentative="1">
+      <w:start w:val="1"/>
+      <w:numFmt w:val="bullet"/>
+      <w:lvlText w:val=""/>
+      <w:lvlJc w:val="left"/>
+      <w:pPr>
+        <w:ind w:left="6120" w:hanging="360"/>
+      </w:pPr>
+      <w:rPr>
+        <w:rFonts w:ascii="Wingdings" w:hAnsi="Wingdings" w:hint="default"/>
+      </w:rPr>
+    </w:lvl>
+  </w:abstractNum>
+  <w:abstractNum w:abstractNumId="5" w15:restartNumberingAfterBreak="0">
     <w:nsid w:val="2557343A"/>
     <w:multiLevelType w:val="hybridMultilevel"/>
     <w:tmpl w:val="8A30FEE6"/>
@@ -4772,7 +6457,120 @@
       </w:rPr>
     </w:lvl>
   </w:abstractNum>
-  <w:abstractNum w:abstractNumId="3" w15:restartNumberingAfterBreak="0">
+  <w:abstractNum w:abstractNumId="6" w15:restartNumberingAfterBreak="0">
+    <w:nsid w:val="299208F4"/>
+    <w:multiLevelType w:val="hybridMultilevel"/>
+    <w:tmpl w:val="5F5EF17A"/>
+    <w:lvl w:ilvl="0" w:tplc="04090001">
+      <w:start w:val="1"/>
+      <w:numFmt w:val="bullet"/>
+      <w:lvlText w:val=""/>
+      <w:lvlJc w:val="left"/>
+      <w:pPr>
+        <w:ind w:left="360" w:hanging="360"/>
+      </w:pPr>
+      <w:rPr>
+        <w:rFonts w:ascii="Symbol" w:hAnsi="Symbol" w:hint="default"/>
+      </w:rPr>
+    </w:lvl>
+    <w:lvl w:ilvl="1" w:tplc="04090003" w:tentative="1">
+      <w:start w:val="1"/>
+      <w:numFmt w:val="bullet"/>
+      <w:lvlText w:val="o"/>
+      <w:lvlJc w:val="left"/>
+      <w:pPr>
+        <w:ind w:left="1080" w:hanging="360"/>
+      </w:pPr>
+      <w:rPr>
+        <w:rFonts w:ascii="Courier New" w:hAnsi="Courier New" w:cs="Courier New" w:hint="default"/>
+      </w:rPr>
+    </w:lvl>
+    <w:lvl w:ilvl="2" w:tplc="04090005" w:tentative="1">
+      <w:start w:val="1"/>
+      <w:numFmt w:val="bullet"/>
+      <w:lvlText w:val=""/>
+      <w:lvlJc w:val="left"/>
+      <w:pPr>
+        <w:ind w:left="1800" w:hanging="360"/>
+      </w:pPr>
+      <w:rPr>
+        <w:rFonts w:ascii="Wingdings" w:hAnsi="Wingdings" w:hint="default"/>
+      </w:rPr>
+    </w:lvl>
+    <w:lvl w:ilvl="3" w:tplc="04090001" w:tentative="1">
+      <w:start w:val="1"/>
+      <w:numFmt w:val="bullet"/>
+      <w:lvlText w:val=""/>
+      <w:lvlJc w:val="left"/>
+      <w:pPr>
+        <w:ind w:left="2520" w:hanging="360"/>
+      </w:pPr>
+      <w:rPr>
+        <w:rFonts w:ascii="Symbol" w:hAnsi="Symbol" w:hint="default"/>
+      </w:rPr>
+    </w:lvl>
+    <w:lvl w:ilvl="4" w:tplc="04090003" w:tentative="1">
+      <w:start w:val="1"/>
+      <w:numFmt w:val="bullet"/>
+      <w:lvlText w:val="o"/>
+      <w:lvlJc w:val="left"/>
+      <w:pPr>
+        <w:ind w:left="3240" w:hanging="360"/>
+      </w:pPr>
+      <w:rPr>
+        <w:rFonts w:ascii="Courier New" w:hAnsi="Courier New" w:cs="Courier New" w:hint="default"/>
+      </w:rPr>
+    </w:lvl>
+    <w:lvl w:ilvl="5" w:tplc="04090005" w:tentative="1">
+      <w:start w:val="1"/>
+      <w:numFmt w:val="bullet"/>
+      <w:lvlText w:val=""/>
+      <w:lvlJc w:val="left"/>
+      <w:pPr>
+        <w:ind w:left="3960" w:hanging="360"/>
+      </w:pPr>
+      <w:rPr>
+        <w:rFonts w:ascii="Wingdings" w:hAnsi="Wingdings" w:hint="default"/>
+      </w:rPr>
+    </w:lvl>
+    <w:lvl w:ilvl="6" w:tplc="04090001" w:tentative="1">
+      <w:start w:val="1"/>
+      <w:numFmt w:val="bullet"/>
+      <w:lvlText w:val=""/>
+      <w:lvlJc w:val="left"/>
+      <w:pPr>
+        <w:ind w:left="4680" w:hanging="360"/>
+      </w:pPr>
+      <w:rPr>
+        <w:rFonts w:ascii="Symbol" w:hAnsi="Symbol" w:hint="default"/>
+      </w:rPr>
+    </w:lvl>
+    <w:lvl w:ilvl="7" w:tplc="04090003" w:tentative="1">
+      <w:start w:val="1"/>
+      <w:numFmt w:val="bullet"/>
+      <w:lvlText w:val="o"/>
+      <w:lvlJc w:val="left"/>
+      <w:pPr>
+        <w:ind w:left="5400" w:hanging="360"/>
+      </w:pPr>
+      <w:rPr>
+        <w:rFonts w:ascii="Courier New" w:hAnsi="Courier New" w:cs="Courier New" w:hint="default"/>
+      </w:rPr>
+    </w:lvl>
+    <w:lvl w:ilvl="8" w:tplc="04090005" w:tentative="1">
+      <w:start w:val="1"/>
+      <w:numFmt w:val="bullet"/>
+      <w:lvlText w:val=""/>
+      <w:lvlJc w:val="left"/>
+      <w:pPr>
+        <w:ind w:left="6120" w:hanging="360"/>
+      </w:pPr>
+      <w:rPr>
+        <w:rFonts w:ascii="Wingdings" w:hAnsi="Wingdings" w:hint="default"/>
+      </w:rPr>
+    </w:lvl>
+  </w:abstractNum>
+  <w:abstractNum w:abstractNumId="7" w15:restartNumberingAfterBreak="0">
     <w:nsid w:val="2C4F1EA1"/>
     <w:multiLevelType w:val="hybridMultilevel"/>
     <w:tmpl w:val="585411C0"/>
@@ -4863,7 +6661,7 @@
       </w:pPr>
     </w:lvl>
   </w:abstractNum>
-  <w:abstractNum w:abstractNumId="4" w15:restartNumberingAfterBreak="0">
+  <w:abstractNum w:abstractNumId="8" w15:restartNumberingAfterBreak="0">
     <w:nsid w:val="2F592B5B"/>
     <w:multiLevelType w:val="hybridMultilevel"/>
     <w:tmpl w:val="FE62C13A"/>
@@ -4976,7 +6774,7 @@
       </w:rPr>
     </w:lvl>
   </w:abstractNum>
-  <w:abstractNum w:abstractNumId="5" w15:restartNumberingAfterBreak="0">
+  <w:abstractNum w:abstractNumId="9" w15:restartNumberingAfterBreak="0">
     <w:nsid w:val="304E51E4"/>
     <w:multiLevelType w:val="hybridMultilevel"/>
     <w:tmpl w:val="D7F2DEAA"/>
@@ -5089,7 +6887,7 @@
       </w:rPr>
     </w:lvl>
   </w:abstractNum>
-  <w:abstractNum w:abstractNumId="6" w15:restartNumberingAfterBreak="0">
+  <w:abstractNum w:abstractNumId="10" w15:restartNumberingAfterBreak="0">
     <w:nsid w:val="352E72A6"/>
     <w:multiLevelType w:val="hybridMultilevel"/>
     <w:tmpl w:val="36608DA2"/>
@@ -5202,7 +7000,7 @@
       </w:rPr>
     </w:lvl>
   </w:abstractNum>
-  <w:abstractNum w:abstractNumId="7" w15:restartNumberingAfterBreak="0">
+  <w:abstractNum w:abstractNumId="11" w15:restartNumberingAfterBreak="0">
     <w:nsid w:val="3CE6114A"/>
     <w:multiLevelType w:val="hybridMultilevel"/>
     <w:tmpl w:val="DAC8EAB2"/>
@@ -5315,7 +7113,7 @@
       </w:rPr>
     </w:lvl>
   </w:abstractNum>
-  <w:abstractNum w:abstractNumId="8" w15:restartNumberingAfterBreak="0">
+  <w:abstractNum w:abstractNumId="12" w15:restartNumberingAfterBreak="0">
     <w:nsid w:val="48BC2A2E"/>
     <w:multiLevelType w:val="hybridMultilevel"/>
     <w:tmpl w:val="262A606E"/>
@@ -5406,7 +7204,572 @@
       </w:pPr>
     </w:lvl>
   </w:abstractNum>
-  <w:abstractNum w:abstractNumId="9" w15:restartNumberingAfterBreak="0">
+  <w:abstractNum w:abstractNumId="13" w15:restartNumberingAfterBreak="0">
+    <w:nsid w:val="4BA9457D"/>
+    <w:multiLevelType w:val="hybridMultilevel"/>
+    <w:tmpl w:val="08202900"/>
+    <w:lvl w:ilvl="0" w:tplc="04090001">
+      <w:start w:val="1"/>
+      <w:numFmt w:val="bullet"/>
+      <w:lvlText w:val=""/>
+      <w:lvlJc w:val="left"/>
+      <w:pPr>
+        <w:ind w:left="360" w:hanging="360"/>
+      </w:pPr>
+      <w:rPr>
+        <w:rFonts w:ascii="Symbol" w:hAnsi="Symbol" w:hint="default"/>
+      </w:rPr>
+    </w:lvl>
+    <w:lvl w:ilvl="1" w:tplc="04090003" w:tentative="1">
+      <w:start w:val="1"/>
+      <w:numFmt w:val="bullet"/>
+      <w:lvlText w:val="o"/>
+      <w:lvlJc w:val="left"/>
+      <w:pPr>
+        <w:ind w:left="1080" w:hanging="360"/>
+      </w:pPr>
+      <w:rPr>
+        <w:rFonts w:ascii="Courier New" w:hAnsi="Courier New" w:cs="Courier New" w:hint="default"/>
+      </w:rPr>
+    </w:lvl>
+    <w:lvl w:ilvl="2" w:tplc="04090005" w:tentative="1">
+      <w:start w:val="1"/>
+      <w:numFmt w:val="bullet"/>
+      <w:lvlText w:val=""/>
+      <w:lvlJc w:val="left"/>
+      <w:pPr>
+        <w:ind w:left="1800" w:hanging="360"/>
+      </w:pPr>
+      <w:rPr>
+        <w:rFonts w:ascii="Wingdings" w:hAnsi="Wingdings" w:hint="default"/>
+      </w:rPr>
+    </w:lvl>
+    <w:lvl w:ilvl="3" w:tplc="04090001" w:tentative="1">
+      <w:start w:val="1"/>
+      <w:numFmt w:val="bullet"/>
+      <w:lvlText w:val=""/>
+      <w:lvlJc w:val="left"/>
+      <w:pPr>
+        <w:ind w:left="2520" w:hanging="360"/>
+      </w:pPr>
+      <w:rPr>
+        <w:rFonts w:ascii="Symbol" w:hAnsi="Symbol" w:hint="default"/>
+      </w:rPr>
+    </w:lvl>
+    <w:lvl w:ilvl="4" w:tplc="04090003" w:tentative="1">
+      <w:start w:val="1"/>
+      <w:numFmt w:val="bullet"/>
+      <w:lvlText w:val="o"/>
+      <w:lvlJc w:val="left"/>
+      <w:pPr>
+        <w:ind w:left="3240" w:hanging="360"/>
+      </w:pPr>
+      <w:rPr>
+        <w:rFonts w:ascii="Courier New" w:hAnsi="Courier New" w:cs="Courier New" w:hint="default"/>
+      </w:rPr>
+    </w:lvl>
+    <w:lvl w:ilvl="5" w:tplc="04090005" w:tentative="1">
+      <w:start w:val="1"/>
+      <w:numFmt w:val="bullet"/>
+      <w:lvlText w:val=""/>
+      <w:lvlJc w:val="left"/>
+      <w:pPr>
+        <w:ind w:left="3960" w:hanging="360"/>
+      </w:pPr>
+      <w:rPr>
+        <w:rFonts w:ascii="Wingdings" w:hAnsi="Wingdings" w:hint="default"/>
+      </w:rPr>
+    </w:lvl>
+    <w:lvl w:ilvl="6" w:tplc="04090001" w:tentative="1">
+      <w:start w:val="1"/>
+      <w:numFmt w:val="bullet"/>
+      <w:lvlText w:val=""/>
+      <w:lvlJc w:val="left"/>
+      <w:pPr>
+        <w:ind w:left="4680" w:hanging="360"/>
+      </w:pPr>
+      <w:rPr>
+        <w:rFonts w:ascii="Symbol" w:hAnsi="Symbol" w:hint="default"/>
+      </w:rPr>
+    </w:lvl>
+    <w:lvl w:ilvl="7" w:tplc="04090003" w:tentative="1">
+      <w:start w:val="1"/>
+      <w:numFmt w:val="bullet"/>
+      <w:lvlText w:val="o"/>
+      <w:lvlJc w:val="left"/>
+      <w:pPr>
+        <w:ind w:left="5400" w:hanging="360"/>
+      </w:pPr>
+      <w:rPr>
+        <w:rFonts w:ascii="Courier New" w:hAnsi="Courier New" w:cs="Courier New" w:hint="default"/>
+      </w:rPr>
+    </w:lvl>
+    <w:lvl w:ilvl="8" w:tplc="04090005" w:tentative="1">
+      <w:start w:val="1"/>
+      <w:numFmt w:val="bullet"/>
+      <w:lvlText w:val=""/>
+      <w:lvlJc w:val="left"/>
+      <w:pPr>
+        <w:ind w:left="6120" w:hanging="360"/>
+      </w:pPr>
+      <w:rPr>
+        <w:rFonts w:ascii="Wingdings" w:hAnsi="Wingdings" w:hint="default"/>
+      </w:rPr>
+    </w:lvl>
+  </w:abstractNum>
+  <w:abstractNum w:abstractNumId="14" w15:restartNumberingAfterBreak="0">
+    <w:nsid w:val="532A3074"/>
+    <w:multiLevelType w:val="hybridMultilevel"/>
+    <w:tmpl w:val="17C2ECA0"/>
+    <w:lvl w:ilvl="0" w:tplc="04090001">
+      <w:start w:val="1"/>
+      <w:numFmt w:val="bullet"/>
+      <w:lvlText w:val=""/>
+      <w:lvlJc w:val="left"/>
+      <w:pPr>
+        <w:ind w:left="360" w:hanging="360"/>
+      </w:pPr>
+      <w:rPr>
+        <w:rFonts w:ascii="Symbol" w:hAnsi="Symbol" w:hint="default"/>
+      </w:rPr>
+    </w:lvl>
+    <w:lvl w:ilvl="1" w:tplc="04090003" w:tentative="1">
+      <w:start w:val="1"/>
+      <w:numFmt w:val="bullet"/>
+      <w:lvlText w:val="o"/>
+      <w:lvlJc w:val="left"/>
+      <w:pPr>
+        <w:ind w:left="1440" w:hanging="360"/>
+      </w:pPr>
+      <w:rPr>
+        <w:rFonts w:ascii="Courier New" w:hAnsi="Courier New" w:cs="Courier New" w:hint="default"/>
+      </w:rPr>
+    </w:lvl>
+    <w:lvl w:ilvl="2" w:tplc="04090005" w:tentative="1">
+      <w:start w:val="1"/>
+      <w:numFmt w:val="bullet"/>
+      <w:lvlText w:val=""/>
+      <w:lvlJc w:val="left"/>
+      <w:pPr>
+        <w:ind w:left="2160" w:hanging="360"/>
+      </w:pPr>
+      <w:rPr>
+        <w:rFonts w:ascii="Wingdings" w:hAnsi="Wingdings" w:hint="default"/>
+      </w:rPr>
+    </w:lvl>
+    <w:lvl w:ilvl="3" w:tplc="04090001" w:tentative="1">
+      <w:start w:val="1"/>
+      <w:numFmt w:val="bullet"/>
+      <w:lvlText w:val=""/>
+      <w:lvlJc w:val="left"/>
+      <w:pPr>
+        <w:ind w:left="2880" w:hanging="360"/>
+      </w:pPr>
+      <w:rPr>
+        <w:rFonts w:ascii="Symbol" w:hAnsi="Symbol" w:hint="default"/>
+      </w:rPr>
+    </w:lvl>
+    <w:lvl w:ilvl="4" w:tplc="04090003" w:tentative="1">
+      <w:start w:val="1"/>
+      <w:numFmt w:val="bullet"/>
+      <w:lvlText w:val="o"/>
+      <w:lvlJc w:val="left"/>
+      <w:pPr>
+        <w:ind w:left="3600" w:hanging="360"/>
+      </w:pPr>
+      <w:rPr>
+        <w:rFonts w:ascii="Courier New" w:hAnsi="Courier New" w:cs="Courier New" w:hint="default"/>
+      </w:rPr>
+    </w:lvl>
+    <w:lvl w:ilvl="5" w:tplc="04090005" w:tentative="1">
+      <w:start w:val="1"/>
+      <w:numFmt w:val="bullet"/>
+      <w:lvlText w:val=""/>
+      <w:lvlJc w:val="left"/>
+      <w:pPr>
+        <w:ind w:left="4320" w:hanging="360"/>
+      </w:pPr>
+      <w:rPr>
+        <w:rFonts w:ascii="Wingdings" w:hAnsi="Wingdings" w:hint="default"/>
+      </w:rPr>
+    </w:lvl>
+    <w:lvl w:ilvl="6" w:tplc="04090001" w:tentative="1">
+      <w:start w:val="1"/>
+      <w:numFmt w:val="bullet"/>
+      <w:lvlText w:val=""/>
+      <w:lvlJc w:val="left"/>
+      <w:pPr>
+        <w:ind w:left="5040" w:hanging="360"/>
+      </w:pPr>
+      <w:rPr>
+        <w:rFonts w:ascii="Symbol" w:hAnsi="Symbol" w:hint="default"/>
+      </w:rPr>
+    </w:lvl>
+    <w:lvl w:ilvl="7" w:tplc="04090003" w:tentative="1">
+      <w:start w:val="1"/>
+      <w:numFmt w:val="bullet"/>
+      <w:lvlText w:val="o"/>
+      <w:lvlJc w:val="left"/>
+      <w:pPr>
+        <w:ind w:left="5760" w:hanging="360"/>
+      </w:pPr>
+      <w:rPr>
+        <w:rFonts w:ascii="Courier New" w:hAnsi="Courier New" w:cs="Courier New" w:hint="default"/>
+      </w:rPr>
+    </w:lvl>
+    <w:lvl w:ilvl="8" w:tplc="04090005" w:tentative="1">
+      <w:start w:val="1"/>
+      <w:numFmt w:val="bullet"/>
+      <w:lvlText w:val=""/>
+      <w:lvlJc w:val="left"/>
+      <w:pPr>
+        <w:ind w:left="6480" w:hanging="360"/>
+      </w:pPr>
+      <w:rPr>
+        <w:rFonts w:ascii="Wingdings" w:hAnsi="Wingdings" w:hint="default"/>
+      </w:rPr>
+    </w:lvl>
+  </w:abstractNum>
+  <w:abstractNum w:abstractNumId="15" w15:restartNumberingAfterBreak="0">
+    <w:nsid w:val="572275F8"/>
+    <w:multiLevelType w:val="hybridMultilevel"/>
+    <w:tmpl w:val="F58CC2D4"/>
+    <w:lvl w:ilvl="0" w:tplc="04090001">
+      <w:start w:val="1"/>
+      <w:numFmt w:val="bullet"/>
+      <w:lvlText w:val=""/>
+      <w:lvlJc w:val="left"/>
+      <w:pPr>
+        <w:ind w:left="360" w:hanging="360"/>
+      </w:pPr>
+      <w:rPr>
+        <w:rFonts w:ascii="Symbol" w:hAnsi="Symbol" w:hint="default"/>
+      </w:rPr>
+    </w:lvl>
+    <w:lvl w:ilvl="1" w:tplc="04090003" w:tentative="1">
+      <w:start w:val="1"/>
+      <w:numFmt w:val="bullet"/>
+      <w:lvlText w:val="o"/>
+      <w:lvlJc w:val="left"/>
+      <w:pPr>
+        <w:ind w:left="1080" w:hanging="360"/>
+      </w:pPr>
+      <w:rPr>
+        <w:rFonts w:ascii="Courier New" w:hAnsi="Courier New" w:cs="Courier New" w:hint="default"/>
+      </w:rPr>
+    </w:lvl>
+    <w:lvl w:ilvl="2" w:tplc="04090005" w:tentative="1">
+      <w:start w:val="1"/>
+      <w:numFmt w:val="bullet"/>
+      <w:lvlText w:val=""/>
+      <w:lvlJc w:val="left"/>
+      <w:pPr>
+        <w:ind w:left="1800" w:hanging="360"/>
+      </w:pPr>
+      <w:rPr>
+        <w:rFonts w:ascii="Wingdings" w:hAnsi="Wingdings" w:hint="default"/>
+      </w:rPr>
+    </w:lvl>
+    <w:lvl w:ilvl="3" w:tplc="04090001" w:tentative="1">
+      <w:start w:val="1"/>
+      <w:numFmt w:val="bullet"/>
+      <w:lvlText w:val=""/>
+      <w:lvlJc w:val="left"/>
+      <w:pPr>
+        <w:ind w:left="2520" w:hanging="360"/>
+      </w:pPr>
+      <w:rPr>
+        <w:rFonts w:ascii="Symbol" w:hAnsi="Symbol" w:hint="default"/>
+      </w:rPr>
+    </w:lvl>
+    <w:lvl w:ilvl="4" w:tplc="04090003" w:tentative="1">
+      <w:start w:val="1"/>
+      <w:numFmt w:val="bullet"/>
+      <w:lvlText w:val="o"/>
+      <w:lvlJc w:val="left"/>
+      <w:pPr>
+        <w:ind w:left="3240" w:hanging="360"/>
+      </w:pPr>
+      <w:rPr>
+        <w:rFonts w:ascii="Courier New" w:hAnsi="Courier New" w:cs="Courier New" w:hint="default"/>
+      </w:rPr>
+    </w:lvl>
+    <w:lvl w:ilvl="5" w:tplc="04090005" w:tentative="1">
+      <w:start w:val="1"/>
+      <w:numFmt w:val="bullet"/>
+      <w:lvlText w:val=""/>
+      <w:lvlJc w:val="left"/>
+      <w:pPr>
+        <w:ind w:left="3960" w:hanging="360"/>
+      </w:pPr>
+      <w:rPr>
+        <w:rFonts w:ascii="Wingdings" w:hAnsi="Wingdings" w:hint="default"/>
+      </w:rPr>
+    </w:lvl>
+    <w:lvl w:ilvl="6" w:tplc="04090001" w:tentative="1">
+      <w:start w:val="1"/>
+      <w:numFmt w:val="bullet"/>
+      <w:lvlText w:val=""/>
+      <w:lvlJc w:val="left"/>
+      <w:pPr>
+        <w:ind w:left="4680" w:hanging="360"/>
+      </w:pPr>
+      <w:rPr>
+        <w:rFonts w:ascii="Symbol" w:hAnsi="Symbol" w:hint="default"/>
+      </w:rPr>
+    </w:lvl>
+    <w:lvl w:ilvl="7" w:tplc="04090003" w:tentative="1">
+      <w:start w:val="1"/>
+      <w:numFmt w:val="bullet"/>
+      <w:lvlText w:val="o"/>
+      <w:lvlJc w:val="left"/>
+      <w:pPr>
+        <w:ind w:left="5400" w:hanging="360"/>
+      </w:pPr>
+      <w:rPr>
+        <w:rFonts w:ascii="Courier New" w:hAnsi="Courier New" w:cs="Courier New" w:hint="default"/>
+      </w:rPr>
+    </w:lvl>
+    <w:lvl w:ilvl="8" w:tplc="04090005" w:tentative="1">
+      <w:start w:val="1"/>
+      <w:numFmt w:val="bullet"/>
+      <w:lvlText w:val=""/>
+      <w:lvlJc w:val="left"/>
+      <w:pPr>
+        <w:ind w:left="6120" w:hanging="360"/>
+      </w:pPr>
+      <w:rPr>
+        <w:rFonts w:ascii="Wingdings" w:hAnsi="Wingdings" w:hint="default"/>
+      </w:rPr>
+    </w:lvl>
+  </w:abstractNum>
+  <w:abstractNum w:abstractNumId="16" w15:restartNumberingAfterBreak="0">
+    <w:nsid w:val="58D53ACA"/>
+    <w:multiLevelType w:val="hybridMultilevel"/>
+    <w:tmpl w:val="4B50AA0E"/>
+    <w:lvl w:ilvl="0" w:tplc="04090001">
+      <w:start w:val="1"/>
+      <w:numFmt w:val="bullet"/>
+      <w:lvlText w:val=""/>
+      <w:lvlJc w:val="left"/>
+      <w:pPr>
+        <w:ind w:left="360" w:hanging="360"/>
+      </w:pPr>
+      <w:rPr>
+        <w:rFonts w:ascii="Symbol" w:hAnsi="Symbol" w:hint="default"/>
+      </w:rPr>
+    </w:lvl>
+    <w:lvl w:ilvl="1" w:tplc="04090003" w:tentative="1">
+      <w:start w:val="1"/>
+      <w:numFmt w:val="bullet"/>
+      <w:lvlText w:val="o"/>
+      <w:lvlJc w:val="left"/>
+      <w:pPr>
+        <w:ind w:left="1080" w:hanging="360"/>
+      </w:pPr>
+      <w:rPr>
+        <w:rFonts w:ascii="Courier New" w:hAnsi="Courier New" w:cs="Courier New" w:hint="default"/>
+      </w:rPr>
+    </w:lvl>
+    <w:lvl w:ilvl="2" w:tplc="04090005" w:tentative="1">
+      <w:start w:val="1"/>
+      <w:numFmt w:val="bullet"/>
+      <w:lvlText w:val=""/>
+      <w:lvlJc w:val="left"/>
+      <w:pPr>
+        <w:ind w:left="1800" w:hanging="360"/>
+      </w:pPr>
+      <w:rPr>
+        <w:rFonts w:ascii="Wingdings" w:hAnsi="Wingdings" w:hint="default"/>
+      </w:rPr>
+    </w:lvl>
+    <w:lvl w:ilvl="3" w:tplc="04090001" w:tentative="1">
+      <w:start w:val="1"/>
+      <w:numFmt w:val="bullet"/>
+      <w:lvlText w:val=""/>
+      <w:lvlJc w:val="left"/>
+      <w:pPr>
+        <w:ind w:left="2520" w:hanging="360"/>
+      </w:pPr>
+      <w:rPr>
+        <w:rFonts w:ascii="Symbol" w:hAnsi="Symbol" w:hint="default"/>
+      </w:rPr>
+    </w:lvl>
+    <w:lvl w:ilvl="4" w:tplc="04090003" w:tentative="1">
+      <w:start w:val="1"/>
+      <w:numFmt w:val="bullet"/>
+      <w:lvlText w:val="o"/>
+      <w:lvlJc w:val="left"/>
+      <w:pPr>
+        <w:ind w:left="3240" w:hanging="360"/>
+      </w:pPr>
+      <w:rPr>
+        <w:rFonts w:ascii="Courier New" w:hAnsi="Courier New" w:cs="Courier New" w:hint="default"/>
+      </w:rPr>
+    </w:lvl>
+    <w:lvl w:ilvl="5" w:tplc="04090005" w:tentative="1">
+      <w:start w:val="1"/>
+      <w:numFmt w:val="bullet"/>
+      <w:lvlText w:val=""/>
+      <w:lvlJc w:val="left"/>
+      <w:pPr>
+        <w:ind w:left="3960" w:hanging="360"/>
+      </w:pPr>
+      <w:rPr>
+        <w:rFonts w:ascii="Wingdings" w:hAnsi="Wingdings" w:hint="default"/>
+      </w:rPr>
+    </w:lvl>
+    <w:lvl w:ilvl="6" w:tplc="04090001" w:tentative="1">
+      <w:start w:val="1"/>
+      <w:numFmt w:val="bullet"/>
+      <w:lvlText w:val=""/>
+      <w:lvlJc w:val="left"/>
+      <w:pPr>
+        <w:ind w:left="4680" w:hanging="360"/>
+      </w:pPr>
+      <w:rPr>
+        <w:rFonts w:ascii="Symbol" w:hAnsi="Symbol" w:hint="default"/>
+      </w:rPr>
+    </w:lvl>
+    <w:lvl w:ilvl="7" w:tplc="04090003" w:tentative="1">
+      <w:start w:val="1"/>
+      <w:numFmt w:val="bullet"/>
+      <w:lvlText w:val="o"/>
+      <w:lvlJc w:val="left"/>
+      <w:pPr>
+        <w:ind w:left="5400" w:hanging="360"/>
+      </w:pPr>
+      <w:rPr>
+        <w:rFonts w:ascii="Courier New" w:hAnsi="Courier New" w:cs="Courier New" w:hint="default"/>
+      </w:rPr>
+    </w:lvl>
+    <w:lvl w:ilvl="8" w:tplc="04090005" w:tentative="1">
+      <w:start w:val="1"/>
+      <w:numFmt w:val="bullet"/>
+      <w:lvlText w:val=""/>
+      <w:lvlJc w:val="left"/>
+      <w:pPr>
+        <w:ind w:left="6120" w:hanging="360"/>
+      </w:pPr>
+      <w:rPr>
+        <w:rFonts w:ascii="Wingdings" w:hAnsi="Wingdings" w:hint="default"/>
+      </w:rPr>
+    </w:lvl>
+  </w:abstractNum>
+  <w:abstractNum w:abstractNumId="17" w15:restartNumberingAfterBreak="0">
+    <w:nsid w:val="5C253422"/>
+    <w:multiLevelType w:val="hybridMultilevel"/>
+    <w:tmpl w:val="8A7AEF5A"/>
+    <w:lvl w:ilvl="0" w:tplc="04090001">
+      <w:start w:val="1"/>
+      <w:numFmt w:val="bullet"/>
+      <w:lvlText w:val=""/>
+      <w:lvlJc w:val="left"/>
+      <w:pPr>
+        <w:ind w:left="360" w:hanging="360"/>
+      </w:pPr>
+      <w:rPr>
+        <w:rFonts w:ascii="Symbol" w:hAnsi="Symbol" w:hint="default"/>
+      </w:rPr>
+    </w:lvl>
+    <w:lvl w:ilvl="1" w:tplc="04090003" w:tentative="1">
+      <w:start w:val="1"/>
+      <w:numFmt w:val="bullet"/>
+      <w:lvlText w:val="o"/>
+      <w:lvlJc w:val="left"/>
+      <w:pPr>
+        <w:ind w:left="1080" w:hanging="360"/>
+      </w:pPr>
+      <w:rPr>
+        <w:rFonts w:ascii="Courier New" w:hAnsi="Courier New" w:cs="Courier New" w:hint="default"/>
+      </w:rPr>
+    </w:lvl>
+    <w:lvl w:ilvl="2" w:tplc="04090005" w:tentative="1">
+      <w:start w:val="1"/>
+      <w:numFmt w:val="bullet"/>
+      <w:lvlText w:val=""/>
+      <w:lvlJc w:val="left"/>
+      <w:pPr>
+        <w:ind w:left="1800" w:hanging="360"/>
+      </w:pPr>
+      <w:rPr>
+        <w:rFonts w:ascii="Wingdings" w:hAnsi="Wingdings" w:hint="default"/>
+      </w:rPr>
+    </w:lvl>
+    <w:lvl w:ilvl="3" w:tplc="04090001" w:tentative="1">
+      <w:start w:val="1"/>
+      <w:numFmt w:val="bullet"/>
+      <w:lvlText w:val=""/>
+      <w:lvlJc w:val="left"/>
+      <w:pPr>
+        <w:ind w:left="2520" w:hanging="360"/>
+      </w:pPr>
+      <w:rPr>
+        <w:rFonts w:ascii="Symbol" w:hAnsi="Symbol" w:hint="default"/>
+      </w:rPr>
+    </w:lvl>
+    <w:lvl w:ilvl="4" w:tplc="04090003" w:tentative="1">
+      <w:start w:val="1"/>
+      <w:numFmt w:val="bullet"/>
+      <w:lvlText w:val="o"/>
+      <w:lvlJc w:val="left"/>
+      <w:pPr>
+        <w:ind w:left="3240" w:hanging="360"/>
+      </w:pPr>
+      <w:rPr>
+        <w:rFonts w:ascii="Courier New" w:hAnsi="Courier New" w:cs="Courier New" w:hint="default"/>
+      </w:rPr>
+    </w:lvl>
+    <w:lvl w:ilvl="5" w:tplc="04090005" w:tentative="1">
+      <w:start w:val="1"/>
+      <w:numFmt w:val="bullet"/>
+      <w:lvlText w:val=""/>
+      <w:lvlJc w:val="left"/>
+      <w:pPr>
+        <w:ind w:left="3960" w:hanging="360"/>
+      </w:pPr>
+      <w:rPr>
+        <w:rFonts w:ascii="Wingdings" w:hAnsi="Wingdings" w:hint="default"/>
+      </w:rPr>
+    </w:lvl>
+    <w:lvl w:ilvl="6" w:tplc="04090001" w:tentative="1">
+      <w:start w:val="1"/>
+      <w:numFmt w:val="bullet"/>
+      <w:lvlText w:val=""/>
+      <w:lvlJc w:val="left"/>
+      <w:pPr>
+        <w:ind w:left="4680" w:hanging="360"/>
+      </w:pPr>
+      <w:rPr>
+        <w:rFonts w:ascii="Symbol" w:hAnsi="Symbol" w:hint="default"/>
+      </w:rPr>
+    </w:lvl>
+    <w:lvl w:ilvl="7" w:tplc="04090003" w:tentative="1">
+      <w:start w:val="1"/>
+      <w:numFmt w:val="bullet"/>
+      <w:lvlText w:val="o"/>
+      <w:lvlJc w:val="left"/>
+      <w:pPr>
+        <w:ind w:left="5400" w:hanging="360"/>
+      </w:pPr>
+      <w:rPr>
+        <w:rFonts w:ascii="Courier New" w:hAnsi="Courier New" w:cs="Courier New" w:hint="default"/>
+      </w:rPr>
+    </w:lvl>
+    <w:lvl w:ilvl="8" w:tplc="04090005" w:tentative="1">
+      <w:start w:val="1"/>
+      <w:numFmt w:val="bullet"/>
+      <w:lvlText w:val=""/>
+      <w:lvlJc w:val="left"/>
+      <w:pPr>
+        <w:ind w:left="6120" w:hanging="360"/>
+      </w:pPr>
+      <w:rPr>
+        <w:rFonts w:ascii="Wingdings" w:hAnsi="Wingdings" w:hint="default"/>
+      </w:rPr>
+    </w:lvl>
+  </w:abstractNum>
+  <w:abstractNum w:abstractNumId="18" w15:restartNumberingAfterBreak="0">
     <w:nsid w:val="6574689A"/>
     <w:multiLevelType w:val="hybridMultilevel"/>
     <w:tmpl w:val="3040723C"/>
@@ -5519,7 +7882,297 @@
       </w:rPr>
     </w:lvl>
   </w:abstractNum>
-  <w:abstractNum w:abstractNumId="10" w15:restartNumberingAfterBreak="0">
+  <w:abstractNum w:abstractNumId="19" w15:restartNumberingAfterBreak="0">
+    <w:nsid w:val="6E504595"/>
+    <w:multiLevelType w:val="hybridMultilevel"/>
+    <w:tmpl w:val="FEEEB848"/>
+    <w:lvl w:ilvl="0" w:tplc="1D26B7CA">
+      <w:start w:val="1"/>
+      <w:numFmt w:val="decimal"/>
+      <w:lvlText w:val="%1."/>
+      <w:lvlJc w:val="left"/>
+      <w:pPr>
+        <w:ind w:left="360" w:hanging="360"/>
+      </w:pPr>
+      <w:rPr>
+        <w:rFonts w:hint="default"/>
+        <w:b/>
+        <w:bCs/>
+      </w:rPr>
+    </w:lvl>
+    <w:lvl w:ilvl="1" w:tplc="04090019" w:tentative="1">
+      <w:start w:val="1"/>
+      <w:numFmt w:val="lowerLetter"/>
+      <w:lvlText w:val="%2."/>
+      <w:lvlJc w:val="left"/>
+      <w:pPr>
+        <w:ind w:left="1080" w:hanging="360"/>
+      </w:pPr>
+    </w:lvl>
+    <w:lvl w:ilvl="2" w:tplc="0409001B" w:tentative="1">
+      <w:start w:val="1"/>
+      <w:numFmt w:val="lowerRoman"/>
+      <w:lvlText w:val="%3."/>
+      <w:lvlJc w:val="right"/>
+      <w:pPr>
+        <w:ind w:left="1800" w:hanging="180"/>
+      </w:pPr>
+    </w:lvl>
+    <w:lvl w:ilvl="3" w:tplc="0409000F" w:tentative="1">
+      <w:start w:val="1"/>
+      <w:numFmt w:val="decimal"/>
+      <w:lvlText w:val="%4."/>
+      <w:lvlJc w:val="left"/>
+      <w:pPr>
+        <w:ind w:left="2520" w:hanging="360"/>
+      </w:pPr>
+    </w:lvl>
+    <w:lvl w:ilvl="4" w:tplc="04090019" w:tentative="1">
+      <w:start w:val="1"/>
+      <w:numFmt w:val="lowerLetter"/>
+      <w:lvlText w:val="%5."/>
+      <w:lvlJc w:val="left"/>
+      <w:pPr>
+        <w:ind w:left="3240" w:hanging="360"/>
+      </w:pPr>
+    </w:lvl>
+    <w:lvl w:ilvl="5" w:tplc="0409001B" w:tentative="1">
+      <w:start w:val="1"/>
+      <w:numFmt w:val="lowerRoman"/>
+      <w:lvlText w:val="%6."/>
+      <w:lvlJc w:val="right"/>
+      <w:pPr>
+        <w:ind w:left="3960" w:hanging="180"/>
+      </w:pPr>
+    </w:lvl>
+    <w:lvl w:ilvl="6" w:tplc="0409000F" w:tentative="1">
+      <w:start w:val="1"/>
+      <w:numFmt w:val="decimal"/>
+      <w:lvlText w:val="%7."/>
+      <w:lvlJc w:val="left"/>
+      <w:pPr>
+        <w:ind w:left="4680" w:hanging="360"/>
+      </w:pPr>
+    </w:lvl>
+    <w:lvl w:ilvl="7" w:tplc="04090019" w:tentative="1">
+      <w:start w:val="1"/>
+      <w:numFmt w:val="lowerLetter"/>
+      <w:lvlText w:val="%8."/>
+      <w:lvlJc w:val="left"/>
+      <w:pPr>
+        <w:ind w:left="5400" w:hanging="360"/>
+      </w:pPr>
+    </w:lvl>
+    <w:lvl w:ilvl="8" w:tplc="0409001B" w:tentative="1">
+      <w:start w:val="1"/>
+      <w:numFmt w:val="lowerRoman"/>
+      <w:lvlText w:val="%9."/>
+      <w:lvlJc w:val="right"/>
+      <w:pPr>
+        <w:ind w:left="6120" w:hanging="180"/>
+      </w:pPr>
+    </w:lvl>
+  </w:abstractNum>
+  <w:abstractNum w:abstractNumId="20" w15:restartNumberingAfterBreak="0">
+    <w:nsid w:val="6F253BAC"/>
+    <w:multiLevelType w:val="hybridMultilevel"/>
+    <w:tmpl w:val="E2102634"/>
+    <w:lvl w:ilvl="0" w:tplc="0409000F">
+      <w:start w:val="1"/>
+      <w:numFmt w:val="decimal"/>
+      <w:lvlText w:val="%1."/>
+      <w:lvlJc w:val="left"/>
+      <w:pPr>
+        <w:ind w:left="720" w:hanging="360"/>
+      </w:pPr>
+    </w:lvl>
+    <w:lvl w:ilvl="1" w:tplc="04090019" w:tentative="1">
+      <w:start w:val="1"/>
+      <w:numFmt w:val="lowerLetter"/>
+      <w:lvlText w:val="%2."/>
+      <w:lvlJc w:val="left"/>
+      <w:pPr>
+        <w:ind w:left="1440" w:hanging="360"/>
+      </w:pPr>
+    </w:lvl>
+    <w:lvl w:ilvl="2" w:tplc="0409001B" w:tentative="1">
+      <w:start w:val="1"/>
+      <w:numFmt w:val="lowerRoman"/>
+      <w:lvlText w:val="%3."/>
+      <w:lvlJc w:val="right"/>
+      <w:pPr>
+        <w:ind w:left="2160" w:hanging="180"/>
+      </w:pPr>
+    </w:lvl>
+    <w:lvl w:ilvl="3" w:tplc="0409000F" w:tentative="1">
+      <w:start w:val="1"/>
+      <w:numFmt w:val="decimal"/>
+      <w:lvlText w:val="%4."/>
+      <w:lvlJc w:val="left"/>
+      <w:pPr>
+        <w:ind w:left="2880" w:hanging="360"/>
+      </w:pPr>
+    </w:lvl>
+    <w:lvl w:ilvl="4" w:tplc="04090019" w:tentative="1">
+      <w:start w:val="1"/>
+      <w:numFmt w:val="lowerLetter"/>
+      <w:lvlText w:val="%5."/>
+      <w:lvlJc w:val="left"/>
+      <w:pPr>
+        <w:ind w:left="3600" w:hanging="360"/>
+      </w:pPr>
+    </w:lvl>
+    <w:lvl w:ilvl="5" w:tplc="0409001B" w:tentative="1">
+      <w:start w:val="1"/>
+      <w:numFmt w:val="lowerRoman"/>
+      <w:lvlText w:val="%6."/>
+      <w:lvlJc w:val="right"/>
+      <w:pPr>
+        <w:ind w:left="4320" w:hanging="180"/>
+      </w:pPr>
+    </w:lvl>
+    <w:lvl w:ilvl="6" w:tplc="0409000F" w:tentative="1">
+      <w:start w:val="1"/>
+      <w:numFmt w:val="decimal"/>
+      <w:lvlText w:val="%7."/>
+      <w:lvlJc w:val="left"/>
+      <w:pPr>
+        <w:ind w:left="5040" w:hanging="360"/>
+      </w:pPr>
+    </w:lvl>
+    <w:lvl w:ilvl="7" w:tplc="04090019" w:tentative="1">
+      <w:start w:val="1"/>
+      <w:numFmt w:val="lowerLetter"/>
+      <w:lvlText w:val="%8."/>
+      <w:lvlJc w:val="left"/>
+      <w:pPr>
+        <w:ind w:left="5760" w:hanging="360"/>
+      </w:pPr>
+    </w:lvl>
+    <w:lvl w:ilvl="8" w:tplc="0409001B" w:tentative="1">
+      <w:start w:val="1"/>
+      <w:numFmt w:val="lowerRoman"/>
+      <w:lvlText w:val="%9."/>
+      <w:lvlJc w:val="right"/>
+      <w:pPr>
+        <w:ind w:left="6480" w:hanging="180"/>
+      </w:pPr>
+    </w:lvl>
+  </w:abstractNum>
+  <w:abstractNum w:abstractNumId="21" w15:restartNumberingAfterBreak="0">
+    <w:nsid w:val="6FA303F0"/>
+    <w:multiLevelType w:val="hybridMultilevel"/>
+    <w:tmpl w:val="5F7ED4F2"/>
+    <w:lvl w:ilvl="0" w:tplc="04090001">
+      <w:start w:val="1"/>
+      <w:numFmt w:val="bullet"/>
+      <w:lvlText w:val=""/>
+      <w:lvlJc w:val="left"/>
+      <w:pPr>
+        <w:ind w:left="360" w:hanging="360"/>
+      </w:pPr>
+      <w:rPr>
+        <w:rFonts w:ascii="Symbol" w:hAnsi="Symbol" w:hint="default"/>
+      </w:rPr>
+    </w:lvl>
+    <w:lvl w:ilvl="1" w:tplc="04090003" w:tentative="1">
+      <w:start w:val="1"/>
+      <w:numFmt w:val="bullet"/>
+      <w:lvlText w:val="o"/>
+      <w:lvlJc w:val="left"/>
+      <w:pPr>
+        <w:ind w:left="1080" w:hanging="360"/>
+      </w:pPr>
+      <w:rPr>
+        <w:rFonts w:ascii="Courier New" w:hAnsi="Courier New" w:cs="Courier New" w:hint="default"/>
+      </w:rPr>
+    </w:lvl>
+    <w:lvl w:ilvl="2" w:tplc="04090005" w:tentative="1">
+      <w:start w:val="1"/>
+      <w:numFmt w:val="bullet"/>
+      <w:lvlText w:val=""/>
+      <w:lvlJc w:val="left"/>
+      <w:pPr>
+        <w:ind w:left="1800" w:hanging="360"/>
+      </w:pPr>
+      <w:rPr>
+        <w:rFonts w:ascii="Wingdings" w:hAnsi="Wingdings" w:hint="default"/>
+      </w:rPr>
+    </w:lvl>
+    <w:lvl w:ilvl="3" w:tplc="04090001" w:tentative="1">
+      <w:start w:val="1"/>
+      <w:numFmt w:val="bullet"/>
+      <w:lvlText w:val=""/>
+      <w:lvlJc w:val="left"/>
+      <w:pPr>
+        <w:ind w:left="2520" w:hanging="360"/>
+      </w:pPr>
+      <w:rPr>
+        <w:rFonts w:ascii="Symbol" w:hAnsi="Symbol" w:hint="default"/>
+      </w:rPr>
+    </w:lvl>
+    <w:lvl w:ilvl="4" w:tplc="04090003" w:tentative="1">
+      <w:start w:val="1"/>
+      <w:numFmt w:val="bullet"/>
+      <w:lvlText w:val="o"/>
+      <w:lvlJc w:val="left"/>
+      <w:pPr>
+        <w:ind w:left="3240" w:hanging="360"/>
+      </w:pPr>
+      <w:rPr>
+        <w:rFonts w:ascii="Courier New" w:hAnsi="Courier New" w:cs="Courier New" w:hint="default"/>
+      </w:rPr>
+    </w:lvl>
+    <w:lvl w:ilvl="5" w:tplc="04090005" w:tentative="1">
+      <w:start w:val="1"/>
+      <w:numFmt w:val="bullet"/>
+      <w:lvlText w:val=""/>
+      <w:lvlJc w:val="left"/>
+      <w:pPr>
+        <w:ind w:left="3960" w:hanging="360"/>
+      </w:pPr>
+      <w:rPr>
+        <w:rFonts w:ascii="Wingdings" w:hAnsi="Wingdings" w:hint="default"/>
+      </w:rPr>
+    </w:lvl>
+    <w:lvl w:ilvl="6" w:tplc="04090001" w:tentative="1">
+      <w:start w:val="1"/>
+      <w:numFmt w:val="bullet"/>
+      <w:lvlText w:val=""/>
+      <w:lvlJc w:val="left"/>
+      <w:pPr>
+        <w:ind w:left="4680" w:hanging="360"/>
+      </w:pPr>
+      <w:rPr>
+        <w:rFonts w:ascii="Symbol" w:hAnsi="Symbol" w:hint="default"/>
+      </w:rPr>
+    </w:lvl>
+    <w:lvl w:ilvl="7" w:tplc="04090003" w:tentative="1">
+      <w:start w:val="1"/>
+      <w:numFmt w:val="bullet"/>
+      <w:lvlText w:val="o"/>
+      <w:lvlJc w:val="left"/>
+      <w:pPr>
+        <w:ind w:left="5400" w:hanging="360"/>
+      </w:pPr>
+      <w:rPr>
+        <w:rFonts w:ascii="Courier New" w:hAnsi="Courier New" w:cs="Courier New" w:hint="default"/>
+      </w:rPr>
+    </w:lvl>
+    <w:lvl w:ilvl="8" w:tplc="04090005" w:tentative="1">
+      <w:start w:val="1"/>
+      <w:numFmt w:val="bullet"/>
+      <w:lvlText w:val=""/>
+      <w:lvlJc w:val="left"/>
+      <w:pPr>
+        <w:ind w:left="6120" w:hanging="360"/>
+      </w:pPr>
+      <w:rPr>
+        <w:rFonts w:ascii="Wingdings" w:hAnsi="Wingdings" w:hint="default"/>
+      </w:rPr>
+    </w:lvl>
+  </w:abstractNum>
+  <w:abstractNum w:abstractNumId="22" w15:restartNumberingAfterBreak="0">
     <w:nsid w:val="76394BBD"/>
     <w:multiLevelType w:val="hybridMultilevel"/>
     <w:tmpl w:val="87346F2C"/>
@@ -5632,7 +8285,7 @@
       </w:rPr>
     </w:lvl>
   </w:abstractNum>
-  <w:abstractNum w:abstractNumId="11" w15:restartNumberingAfterBreak="0">
+  <w:abstractNum w:abstractNumId="23" w15:restartNumberingAfterBreak="0">
     <w:nsid w:val="770D7F3B"/>
     <w:multiLevelType w:val="hybridMultilevel"/>
     <w:tmpl w:val="B8D2E918"/>
@@ -5745,7 +8398,7 @@
       </w:rPr>
     </w:lvl>
   </w:abstractNum>
-  <w:abstractNum w:abstractNumId="12" w15:restartNumberingAfterBreak="0">
+  <w:abstractNum w:abstractNumId="24" w15:restartNumberingAfterBreak="0">
     <w:nsid w:val="77931365"/>
     <w:multiLevelType w:val="hybridMultilevel"/>
     <w:tmpl w:val="5C26A464"/>
@@ -5858,7 +8511,7 @@
       </w:rPr>
     </w:lvl>
   </w:abstractNum>
-  <w:abstractNum w:abstractNumId="13" w15:restartNumberingAfterBreak="0">
+  <w:abstractNum w:abstractNumId="25" w15:restartNumberingAfterBreak="0">
     <w:nsid w:val="7F204E9B"/>
     <w:multiLevelType w:val="hybridMultilevel"/>
     <w:tmpl w:val="98489FD6"/>
@@ -5972,46 +8625,82 @@
     </w:lvl>
   </w:abstractNum>
   <w:num w:numId="1" w16cid:durableId="664865304">
+    <w:abstractNumId w:val="18"/>
+  </w:num>
+  <w:num w:numId="2" w16cid:durableId="2008902027">
+    <w:abstractNumId w:val="10"/>
+  </w:num>
+  <w:num w:numId="3" w16cid:durableId="704447734">
+    <w:abstractNumId w:val="24"/>
+  </w:num>
+  <w:num w:numId="4" w16cid:durableId="1510021272">
+    <w:abstractNumId w:val="8"/>
+  </w:num>
+  <w:num w:numId="5" w16cid:durableId="359281728">
+    <w:abstractNumId w:val="12"/>
+  </w:num>
+  <w:num w:numId="6" w16cid:durableId="259992389">
+    <w:abstractNumId w:val="11"/>
+  </w:num>
+  <w:num w:numId="7" w16cid:durableId="202402556">
+    <w:abstractNumId w:val="5"/>
+  </w:num>
+  <w:num w:numId="8" w16cid:durableId="330254728">
     <w:abstractNumId w:val="9"/>
   </w:num>
-  <w:num w:numId="2" w16cid:durableId="2008902027">
+  <w:num w:numId="9" w16cid:durableId="220336759">
+    <w:abstractNumId w:val="1"/>
+  </w:num>
+  <w:num w:numId="10" w16cid:durableId="182207462">
+    <w:abstractNumId w:val="3"/>
+  </w:num>
+  <w:num w:numId="11" w16cid:durableId="513343613">
+    <w:abstractNumId w:val="7"/>
+  </w:num>
+  <w:num w:numId="12" w16cid:durableId="1890068908">
+    <w:abstractNumId w:val="23"/>
+  </w:num>
+  <w:num w:numId="13" w16cid:durableId="1691836632">
+    <w:abstractNumId w:val="25"/>
+  </w:num>
+  <w:num w:numId="14" w16cid:durableId="1738088863">
+    <w:abstractNumId w:val="22"/>
+  </w:num>
+  <w:num w:numId="15" w16cid:durableId="1168059249">
+    <w:abstractNumId w:val="16"/>
+  </w:num>
+  <w:num w:numId="16" w16cid:durableId="671109658">
+    <w:abstractNumId w:val="20"/>
+  </w:num>
+  <w:num w:numId="17" w16cid:durableId="832915786">
+    <w:abstractNumId w:val="19"/>
+  </w:num>
+  <w:num w:numId="18" w16cid:durableId="425464403">
     <w:abstractNumId w:val="6"/>
   </w:num>
-  <w:num w:numId="3" w16cid:durableId="704447734">
-    <w:abstractNumId w:val="12"/>
+  <w:num w:numId="19" w16cid:durableId="1467814271">
+    <w:abstractNumId w:val="21"/>
   </w:num>
-  <w:num w:numId="4" w16cid:durableId="1510021272">
+  <w:num w:numId="20" w16cid:durableId="353266285">
+    <w:abstractNumId w:val="2"/>
+  </w:num>
+  <w:num w:numId="21" w16cid:durableId="778182042">
+    <w:abstractNumId w:val="13"/>
+  </w:num>
+  <w:num w:numId="22" w16cid:durableId="1062872742">
+    <w:abstractNumId w:val="15"/>
+  </w:num>
+  <w:num w:numId="23" w16cid:durableId="1150705281">
+    <w:abstractNumId w:val="14"/>
+  </w:num>
+  <w:num w:numId="24" w16cid:durableId="1794326262">
     <w:abstractNumId w:val="4"/>
   </w:num>
-  <w:num w:numId="5" w16cid:durableId="359281728">
-    <w:abstractNumId w:val="8"/>
-  </w:num>
-  <w:num w:numId="6" w16cid:durableId="259992389">
-    <w:abstractNumId w:val="7"/>
-  </w:num>
-  <w:num w:numId="7" w16cid:durableId="202402556">
-    <w:abstractNumId w:val="2"/>
-  </w:num>
-  <w:num w:numId="8" w16cid:durableId="330254728">
-    <w:abstractNumId w:val="5"/>
-  </w:num>
-  <w:num w:numId="9" w16cid:durableId="220336759">
+  <w:num w:numId="25" w16cid:durableId="1093236627">
     <w:abstractNumId w:val="0"/>
   </w:num>
-  <w:num w:numId="10" w16cid:durableId="182207462">
-    <w:abstractNumId w:val="1"/>
-  </w:num>
-  <w:num w:numId="11" w16cid:durableId="513343613">
-    <w:abstractNumId w:val="3"/>
-  </w:num>
-  <w:num w:numId="12" w16cid:durableId="1890068908">
-    <w:abstractNumId w:val="11"/>
-  </w:num>
-  <w:num w:numId="13" w16cid:durableId="1691836632">
-    <w:abstractNumId w:val="13"/>
-  </w:num>
-  <w:num w:numId="14" w16cid:durableId="1738088863">
-    <w:abstractNumId w:val="10"/>
+  <w:num w:numId="26" w16cid:durableId="1579287757">
+    <w:abstractNumId w:val="17"/>
   </w:num>
 </w:numbering>
 </file>

--- a/programming_mental_models/p3_types_of_api_and_api_security.docx
+++ b/programming_mental_models/p3_types_of_api_and_api_security.docx
@@ -3089,23 +3089,7 @@
           <w:sz w:val="32"/>
           <w:szCs w:val="32"/>
         </w:rPr>
-        <w:t xml:space="preserve"># This prevents the password being transmitted in plain form. But </w:t>
-      </w:r>
-      <w:proofErr w:type="spellStart"/>
-      <w:r>
-        <w:rPr>
-          <w:sz w:val="32"/>
-          <w:szCs w:val="32"/>
-        </w:rPr>
-        <w:t>its</w:t>
-      </w:r>
-      <w:proofErr w:type="spellEnd"/>
-      <w:r>
-        <w:rPr>
-          <w:sz w:val="32"/>
-          <w:szCs w:val="32"/>
-        </w:rPr>
-        <w:t xml:space="preserve"> more complex and not widely used in modern systems because token-based approaches are easier to scale</w:t>
+        <w:t># This prevents the password being transmitted in plain form. But its more complex and not widely used in modern systems because token-based approaches are easier to scale</w:t>
       </w:r>
     </w:p>
     <w:p>
@@ -3802,23 +3786,7 @@
           <w:sz w:val="32"/>
           <w:szCs w:val="32"/>
         </w:rPr>
-        <w:t xml:space="preserve">. Which is Base64 </w:t>
-      </w:r>
-      <w:proofErr w:type="spellStart"/>
-      <w:r>
-        <w:rPr>
-          <w:sz w:val="32"/>
-          <w:szCs w:val="32"/>
-        </w:rPr>
-        <w:t>endcoded</w:t>
-      </w:r>
-      <w:proofErr w:type="spellEnd"/>
-      <w:r>
-        <w:rPr>
-          <w:sz w:val="32"/>
-          <w:szCs w:val="32"/>
-        </w:rPr>
-        <w:t>.</w:t>
+        <w:t>. Which is Base64 encoded.</w:t>
       </w:r>
     </w:p>
     <w:p>
@@ -9307,6 +9275,7 @@
   <w:style w:type="character" w:default="1" w:styleId="DefaultParagraphFont">
     <w:name w:val="Default Paragraph Font"/>
     <w:uiPriority w:val="1"/>
+    <w:semiHidden/>
     <w:unhideWhenUsed/>
   </w:style>
   <w:style w:type="table" w:default="1" w:styleId="TableNormal">

--- a/programming_mental_models/p3_types_of_api_and_api_security.docx
+++ b/programming_mental_models/p3_types_of_api_and_api_security.docx
@@ -66,7 +66,30 @@
           <w:sz w:val="32"/>
           <w:szCs w:val="32"/>
         </w:rPr>
-        <w:t>…………2</w:t>
+        <w:t>…………</w:t>
+      </w:r>
+      <w:r>
+        <w:rPr>
+          <w:sz w:val="32"/>
+          <w:szCs w:val="32"/>
+        </w:rPr>
+        <w:t>………</w:t>
+      </w:r>
+      <w:proofErr w:type="gramStart"/>
+      <w:r>
+        <w:rPr>
+          <w:sz w:val="32"/>
+          <w:szCs w:val="32"/>
+        </w:rPr>
+        <w:t>…..</w:t>
+      </w:r>
+      <w:proofErr w:type="gramEnd"/>
+      <w:r>
+        <w:rPr>
+          <w:sz w:val="32"/>
+          <w:szCs w:val="32"/>
+        </w:rPr>
+        <w:t>2</w:t>
       </w:r>
     </w:p>
     <w:p>
@@ -110,7 +133,28 @@
           <w:sz w:val="32"/>
           <w:szCs w:val="32"/>
         </w:rPr>
-        <w:t>…………….</w:t>
+        <w:t>……………</w:t>
+      </w:r>
+      <w:r>
+        <w:rPr>
+          <w:sz w:val="32"/>
+          <w:szCs w:val="32"/>
+        </w:rPr>
+        <w:t>……………</w:t>
+      </w:r>
+      <w:r>
+        <w:rPr>
+          <w:sz w:val="32"/>
+          <w:szCs w:val="32"/>
+        </w:rPr>
+        <w:t>.</w:t>
+      </w:r>
+      <w:r>
+        <w:rPr>
+          <w:sz w:val="32"/>
+          <w:szCs w:val="32"/>
+        </w:rPr>
+        <w:t>4</w:t>
       </w:r>
     </w:p>
     <w:p>
@@ -131,14 +175,74 @@
           <w:sz w:val="32"/>
           <w:szCs w:val="32"/>
         </w:rPr>
-        <w:t>Types of API Authentication………………………………….</w:t>
-      </w:r>
-      <w:r>
-        <w:rPr>
-          <w:sz w:val="32"/>
-          <w:szCs w:val="32"/>
-        </w:rPr>
-        <w:t>7</w:t>
+        <w:t>Types of API Authentication…………………………</w:t>
+      </w:r>
+      <w:r>
+        <w:rPr>
+          <w:sz w:val="32"/>
+          <w:szCs w:val="32"/>
+        </w:rPr>
+        <w:t>………</w:t>
+      </w:r>
+      <w:proofErr w:type="gramStart"/>
+      <w:r>
+        <w:rPr>
+          <w:sz w:val="32"/>
+          <w:szCs w:val="32"/>
+        </w:rPr>
+        <w:t>…..</w:t>
+      </w:r>
+      <w:proofErr w:type="gramEnd"/>
+      <w:r>
+        <w:rPr>
+          <w:sz w:val="32"/>
+          <w:szCs w:val="32"/>
+        </w:rPr>
+        <w:t>……….</w:t>
+      </w:r>
+      <w:r>
+        <w:rPr>
+          <w:sz w:val="32"/>
+          <w:szCs w:val="32"/>
+        </w:rPr>
+        <w:t>9</w:t>
+      </w:r>
+    </w:p>
+    <w:p>
+      <w:pPr>
+        <w:pStyle w:val="ListParagraph"/>
+        <w:numPr>
+          <w:ilvl w:val="0"/>
+          <w:numId w:val="5"/>
+        </w:numPr>
+        <w:jc w:val="both"/>
+        <w:rPr>
+          <w:sz w:val="32"/>
+          <w:szCs w:val="32"/>
+        </w:rPr>
+      </w:pPr>
+      <w:r>
+        <w:rPr>
+          <w:sz w:val="32"/>
+          <w:szCs w:val="32"/>
+        </w:rPr>
+        <w:t>Idempotency in API……………………………………………………</w:t>
+      </w:r>
+      <w:proofErr w:type="gramStart"/>
+      <w:r>
+        <w:rPr>
+          <w:sz w:val="32"/>
+          <w:szCs w:val="32"/>
+        </w:rPr>
+        <w:t>…..</w:t>
+      </w:r>
+      <w:proofErr w:type="gramEnd"/>
+      <w:r>
+        <w:rPr>
+          <w:sz w:val="32"/>
+          <w:szCs w:val="32"/>
+        </w:rPr>
+        <w:t>15</w:t>
       </w:r>
       <w:r>
         <w:rPr>
@@ -1394,6 +1498,22 @@
     </w:p>
     <w:p>
       <w:pPr>
+        <w:jc w:val="center"/>
+        <w:rPr>
+          <w:sz w:val="32"/>
+          <w:szCs w:val="32"/>
+        </w:rPr>
+      </w:pPr>
+      <w:r>
+        <w:rPr>
+          <w:sz w:val="32"/>
+          <w:szCs w:val="32"/>
+        </w:rPr>
+        <w:t>Break</w:t>
+      </w:r>
+    </w:p>
+    <w:p>
+      <w:pPr>
         <w:jc w:val="both"/>
         <w:rPr>
           <w:sz w:val="32"/>
@@ -5599,10 +5719,517 @@
       <w:pPr>
         <w:jc w:val="both"/>
         <w:rPr>
-          <w:sz w:val="32"/>
-          <w:szCs w:val="32"/>
-        </w:rPr>
-      </w:pPr>
+          <w:b/>
+          <w:bCs/>
+          <w:sz w:val="32"/>
+          <w:szCs w:val="32"/>
+        </w:rPr>
+      </w:pPr>
+      <w:r>
+        <w:rPr>
+          <w:b/>
+          <w:bCs/>
+          <w:sz w:val="32"/>
+          <w:szCs w:val="32"/>
+        </w:rPr>
+        <w:t>Idempotency in API:</w:t>
+      </w:r>
+    </w:p>
+    <w:p>
+      <w:pPr>
+        <w:jc w:val="both"/>
+        <w:rPr>
+          <w:sz w:val="32"/>
+          <w:szCs w:val="32"/>
+        </w:rPr>
+      </w:pPr>
+      <w:r>
+        <w:rPr>
+          <w:sz w:val="32"/>
+          <w:szCs w:val="32"/>
+        </w:rPr>
+        <w:t># IMPORTANT backend concept, Idempotency means “Performing the same operation multiple times has the same effect as performing it once”. Like even if same request reaches the server multiple times due to:</w:t>
+      </w:r>
+    </w:p>
+    <w:p>
+      <w:pPr>
+        <w:pStyle w:val="ListParagraph"/>
+        <w:numPr>
+          <w:ilvl w:val="0"/>
+          <w:numId w:val="27"/>
+        </w:numPr>
+        <w:jc w:val="both"/>
+        <w:rPr>
+          <w:sz w:val="32"/>
+          <w:szCs w:val="32"/>
+        </w:rPr>
+      </w:pPr>
+      <w:r>
+        <w:rPr>
+          <w:sz w:val="32"/>
+          <w:szCs w:val="32"/>
+        </w:rPr>
+        <w:lastRenderedPageBreak/>
+        <w:t>Retries</w:t>
+      </w:r>
+    </w:p>
+    <w:p>
+      <w:pPr>
+        <w:pStyle w:val="ListParagraph"/>
+        <w:numPr>
+          <w:ilvl w:val="0"/>
+          <w:numId w:val="27"/>
+        </w:numPr>
+        <w:jc w:val="both"/>
+        <w:rPr>
+          <w:sz w:val="32"/>
+          <w:szCs w:val="32"/>
+        </w:rPr>
+      </w:pPr>
+      <w:r>
+        <w:rPr>
+          <w:sz w:val="32"/>
+          <w:szCs w:val="32"/>
+        </w:rPr>
+        <w:t>Timeouts</w:t>
+      </w:r>
+    </w:p>
+    <w:p>
+      <w:pPr>
+        <w:pStyle w:val="ListParagraph"/>
+        <w:numPr>
+          <w:ilvl w:val="0"/>
+          <w:numId w:val="27"/>
+        </w:numPr>
+        <w:jc w:val="both"/>
+        <w:rPr>
+          <w:sz w:val="32"/>
+          <w:szCs w:val="32"/>
+        </w:rPr>
+      </w:pPr>
+      <w:r>
+        <w:rPr>
+          <w:sz w:val="32"/>
+          <w:szCs w:val="32"/>
+        </w:rPr>
+        <w:t>Or accidental double clicks</w:t>
+      </w:r>
+    </w:p>
+    <w:p>
+      <w:pPr>
+        <w:jc w:val="both"/>
+        <w:rPr>
+          <w:sz w:val="32"/>
+          <w:szCs w:val="32"/>
+        </w:rPr>
+      </w:pPr>
+      <w:r>
+        <w:rPr>
+          <w:sz w:val="32"/>
+          <w:szCs w:val="32"/>
+        </w:rPr>
+        <w:t># It should be the processed only once</w:t>
+      </w:r>
+    </w:p>
+    <w:p>
+      <w:pPr>
+        <w:jc w:val="both"/>
+        <w:rPr>
+          <w:sz w:val="32"/>
+          <w:szCs w:val="32"/>
+        </w:rPr>
+      </w:pPr>
+    </w:p>
+    <w:p>
+      <w:pPr>
+        <w:jc w:val="both"/>
+        <w:rPr>
+          <w:sz w:val="32"/>
+          <w:szCs w:val="32"/>
+        </w:rPr>
+      </w:pPr>
+      <w:r>
+        <w:rPr>
+          <w:sz w:val="32"/>
+          <w:szCs w:val="32"/>
+        </w:rPr>
+        <w:t>The Problem:</w:t>
+      </w:r>
+    </w:p>
+    <w:p>
+      <w:pPr>
+        <w:jc w:val="both"/>
+        <w:rPr>
+          <w:sz w:val="32"/>
+          <w:szCs w:val="32"/>
+        </w:rPr>
+      </w:pPr>
+      <w:r>
+        <w:rPr>
+          <w:sz w:val="32"/>
+          <w:szCs w:val="32"/>
+        </w:rPr>
+        <w:t># Imagine we are buying headphone online. We click “Pay” payment button and the payment is successful but our internet disconnects before the confirmation reaches us. We think it failed, so we click again.</w:t>
+      </w:r>
+    </w:p>
+    <w:p>
+      <w:pPr>
+        <w:jc w:val="both"/>
+        <w:rPr>
+          <w:sz w:val="32"/>
+          <w:szCs w:val="32"/>
+        </w:rPr>
+      </w:pPr>
+      <w:r>
+        <w:rPr>
+          <w:sz w:val="32"/>
+          <w:szCs w:val="32"/>
+        </w:rPr>
+        <w:t># Without idempotency our server sees two separate requests which could lead to double payment because our server processed the same request twice. Same thing can also happen during account creation</w:t>
+      </w:r>
+    </w:p>
+    <w:p>
+      <w:pPr>
+        <w:jc w:val="both"/>
+        <w:rPr>
+          <w:sz w:val="32"/>
+          <w:szCs w:val="32"/>
+        </w:rPr>
+      </w:pPr>
+    </w:p>
+    <w:p>
+      <w:pPr>
+        <w:jc w:val="both"/>
+        <w:rPr>
+          <w:sz w:val="32"/>
+          <w:szCs w:val="32"/>
+        </w:rPr>
+      </w:pPr>
+      <w:r>
+        <w:rPr>
+          <w:sz w:val="32"/>
+          <w:szCs w:val="32"/>
+        </w:rPr>
+        <w:t>The Solution:</w:t>
+      </w:r>
+    </w:p>
+    <w:p>
+      <w:pPr>
+        <w:jc w:val="both"/>
+        <w:rPr>
+          <w:sz w:val="32"/>
+          <w:szCs w:val="32"/>
+        </w:rPr>
+      </w:pPr>
+      <w:r>
+        <w:rPr>
+          <w:sz w:val="32"/>
+          <w:szCs w:val="32"/>
+        </w:rPr>
+        <w:t># Use Idempotency-Key. The client sends a unique key with the request. The server stores both the key and the response after processing it and if the user retires because of timeout etc.</w:t>
+      </w:r>
+    </w:p>
+    <w:p>
+      <w:pPr>
+        <w:jc w:val="both"/>
+        <w:rPr>
+          <w:sz w:val="32"/>
+          <w:szCs w:val="32"/>
+        </w:rPr>
+      </w:pPr>
+      <w:r>
+        <w:rPr>
+          <w:sz w:val="32"/>
+          <w:szCs w:val="32"/>
+        </w:rPr>
+        <w:t># Server would look for the Key first instead of processing another payment and returns the previous response</w:t>
+      </w:r>
+    </w:p>
+    <w:p>
+      <w:pPr>
+        <w:jc w:val="both"/>
+        <w:rPr>
+          <w:sz w:val="32"/>
+          <w:szCs w:val="32"/>
+        </w:rPr>
+      </w:pPr>
+      <w:r>
+        <w:rPr>
+          <w:sz w:val="32"/>
+          <w:szCs w:val="32"/>
+        </w:rPr>
+        <w:t xml:space="preserve"># </w:t>
+      </w:r>
+      <w:r>
+        <w:rPr>
+          <w:sz w:val="32"/>
+          <w:szCs w:val="32"/>
+        </w:rPr>
+        <w:t>So,</w:t>
+      </w:r>
+      <w:r>
+        <w:rPr>
+          <w:sz w:val="32"/>
+          <w:szCs w:val="32"/>
+        </w:rPr>
+        <w:t xml:space="preserve"> the flow becomes:</w:t>
+      </w:r>
+    </w:p>
+    <w:p>
+      <w:pPr>
+        <w:jc w:val="both"/>
+        <w:rPr>
+          <w:b/>
+          <w:bCs/>
+          <w:sz w:val="28"/>
+          <w:szCs w:val="28"/>
+        </w:rPr>
+      </w:pPr>
+      <w:r>
+        <w:rPr>
+          <w:b/>
+          <w:bCs/>
+          <w:sz w:val="28"/>
+          <w:szCs w:val="28"/>
+        </w:rPr>
+        <w:t>First request</w:t>
+      </w:r>
+    </w:p>
+    <w:p>
+      <w:pPr>
+        <w:jc w:val="both"/>
+        <w:rPr>
+          <w:b/>
+          <w:bCs/>
+          <w:sz w:val="28"/>
+          <w:szCs w:val="28"/>
+        </w:rPr>
+      </w:pPr>
+      <w:r>
+        <w:rPr>
+          <w:b/>
+          <w:bCs/>
+          <w:sz w:val="28"/>
+          <w:szCs w:val="28"/>
+        </w:rPr>
+        <w:t xml:space="preserve">User </w:t>
+      </w:r>
+      <w:r>
+        <w:rPr>
+          <w:b/>
+          <w:bCs/>
+          <w:sz w:val="28"/>
+          <w:szCs w:val="28"/>
+        </w:rPr>
+        <w:sym w:font="Wingdings" w:char="F0E0"/>
+      </w:r>
+      <w:r>
+        <w:rPr>
+          <w:b/>
+          <w:bCs/>
+          <w:sz w:val="28"/>
+          <w:szCs w:val="28"/>
+        </w:rPr>
+        <w:t xml:space="preserve"> Server </w:t>
+      </w:r>
+      <w:r>
+        <w:rPr>
+          <w:b/>
+          <w:bCs/>
+          <w:sz w:val="28"/>
+          <w:szCs w:val="28"/>
+        </w:rPr>
+        <w:sym w:font="Wingdings" w:char="F0E0"/>
+      </w:r>
+      <w:r>
+        <w:rPr>
+          <w:b/>
+          <w:bCs/>
+          <w:sz w:val="28"/>
+          <w:szCs w:val="28"/>
+        </w:rPr>
+        <w:t xml:space="preserve"> Database/Bank</w:t>
+      </w:r>
+    </w:p>
+    <w:p>
+      <w:pPr>
+        <w:jc w:val="both"/>
+        <w:rPr>
+          <w:b/>
+          <w:bCs/>
+          <w:sz w:val="28"/>
+          <w:szCs w:val="28"/>
+        </w:rPr>
+      </w:pPr>
+    </w:p>
+    <w:p>
+      <w:pPr>
+        <w:jc w:val="both"/>
+        <w:rPr>
+          <w:b/>
+          <w:bCs/>
+          <w:sz w:val="28"/>
+          <w:szCs w:val="28"/>
+        </w:rPr>
+      </w:pPr>
+      <w:r>
+        <w:rPr>
+          <w:b/>
+          <w:bCs/>
+          <w:sz w:val="28"/>
+          <w:szCs w:val="28"/>
+        </w:rPr>
+        <w:t>Retry</w:t>
+      </w:r>
+    </w:p>
+    <w:p>
+      <w:pPr>
+        <w:jc w:val="both"/>
+        <w:rPr>
+          <w:b/>
+          <w:bCs/>
+          <w:sz w:val="28"/>
+          <w:szCs w:val="28"/>
+        </w:rPr>
+      </w:pPr>
+      <w:r>
+        <w:rPr>
+          <w:b/>
+          <w:bCs/>
+          <w:sz w:val="28"/>
+          <w:szCs w:val="28"/>
+        </w:rPr>
+        <w:lastRenderedPageBreak/>
+        <w:t>User</w:t>
+      </w:r>
+      <w:r>
+        <w:rPr>
+          <w:b/>
+          <w:bCs/>
+          <w:sz w:val="28"/>
+          <w:szCs w:val="28"/>
+        </w:rPr>
+        <w:t xml:space="preserve"> </w:t>
+      </w:r>
+      <w:r>
+        <w:rPr>
+          <w:b/>
+          <w:bCs/>
+          <w:sz w:val="28"/>
+          <w:szCs w:val="28"/>
+        </w:rPr>
+        <w:sym w:font="Wingdings" w:char="F0E0"/>
+      </w:r>
+      <w:r>
+        <w:rPr>
+          <w:b/>
+          <w:bCs/>
+          <w:sz w:val="28"/>
+          <w:szCs w:val="28"/>
+        </w:rPr>
+        <w:t xml:space="preserve"> Server</w:t>
+      </w:r>
+    </w:p>
+    <w:p>
+      <w:pPr>
+        <w:jc w:val="both"/>
+        <w:rPr>
+          <w:b/>
+          <w:bCs/>
+          <w:sz w:val="28"/>
+          <w:szCs w:val="28"/>
+        </w:rPr>
+      </w:pPr>
+      <w:r>
+        <w:rPr>
+          <w:b/>
+          <w:bCs/>
+          <w:sz w:val="28"/>
+          <w:szCs w:val="28"/>
+        </w:rPr>
+        <w:t xml:space="preserve">        │</w:t>
+      </w:r>
+    </w:p>
+    <w:p>
+      <w:pPr>
+        <w:jc w:val="both"/>
+        <w:rPr>
+          <w:b/>
+          <w:bCs/>
+          <w:sz w:val="28"/>
+          <w:szCs w:val="28"/>
+        </w:rPr>
+      </w:pPr>
+      <w:r>
+        <w:rPr>
+          <w:b/>
+          <w:bCs/>
+          <w:sz w:val="28"/>
+          <w:szCs w:val="28"/>
+        </w:rPr>
+        <w:t xml:space="preserve">        └── Already processed.</w:t>
+      </w:r>
+    </w:p>
+    <w:p>
+      <w:pPr>
+        <w:jc w:val="both"/>
+        <w:rPr>
+          <w:b/>
+          <w:bCs/>
+          <w:sz w:val="28"/>
+          <w:szCs w:val="28"/>
+        </w:rPr>
+      </w:pPr>
+      <w:r>
+        <w:rPr>
+          <w:b/>
+          <w:bCs/>
+          <w:sz w:val="28"/>
+          <w:szCs w:val="28"/>
+        </w:rPr>
+        <w:t xml:space="preserve">            Return previous response.</w:t>
+      </w:r>
+    </w:p>
+    <w:p>
+      <w:pPr>
+        <w:jc w:val="both"/>
+        <w:rPr>
+          <w:sz w:val="32"/>
+          <w:szCs w:val="32"/>
+        </w:rPr>
+      </w:pPr>
+      <w:r>
+        <w:rPr>
+          <w:sz w:val="32"/>
+          <w:szCs w:val="32"/>
+        </w:rPr>
+        <w:t># There a bunch of other ways to implement Idempotency but this is the common one</w:t>
+      </w:r>
+    </w:p>
+    <w:p>
+      <w:pPr>
+        <w:jc w:val="both"/>
+        <w:rPr>
+          <w:sz w:val="32"/>
+          <w:szCs w:val="32"/>
+        </w:rPr>
+      </w:pPr>
+    </w:p>
+    <w:p>
+      <w:pPr>
+        <w:jc w:val="center"/>
+        <w:rPr>
+          <w:sz w:val="32"/>
+          <w:szCs w:val="32"/>
+        </w:rPr>
+      </w:pPr>
+      <w:r>
+        <w:rPr>
+          <w:sz w:val="32"/>
+          <w:szCs w:val="32"/>
+        </w:rPr>
+        <w:t>Break</w:t>
+      </w:r>
     </w:p>
     <w:p>
       <w:pPr>
@@ -8141,6 +8768,119 @@
     </w:lvl>
   </w:abstractNum>
   <w:abstractNum w:abstractNumId="22" w15:restartNumberingAfterBreak="0">
+    <w:nsid w:val="747169E9"/>
+    <w:multiLevelType w:val="hybridMultilevel"/>
+    <w:tmpl w:val="D5B29B0E"/>
+    <w:lvl w:ilvl="0" w:tplc="04090001">
+      <w:start w:val="1"/>
+      <w:numFmt w:val="bullet"/>
+      <w:lvlText w:val=""/>
+      <w:lvlJc w:val="left"/>
+      <w:pPr>
+        <w:ind w:left="360" w:hanging="360"/>
+      </w:pPr>
+      <w:rPr>
+        <w:rFonts w:ascii="Symbol" w:hAnsi="Symbol" w:hint="default"/>
+      </w:rPr>
+    </w:lvl>
+    <w:lvl w:ilvl="1" w:tplc="04090003" w:tentative="1">
+      <w:start w:val="1"/>
+      <w:numFmt w:val="bullet"/>
+      <w:lvlText w:val="o"/>
+      <w:lvlJc w:val="left"/>
+      <w:pPr>
+        <w:ind w:left="1080" w:hanging="360"/>
+      </w:pPr>
+      <w:rPr>
+        <w:rFonts w:ascii="Courier New" w:hAnsi="Courier New" w:cs="Courier New" w:hint="default"/>
+      </w:rPr>
+    </w:lvl>
+    <w:lvl w:ilvl="2" w:tplc="04090005" w:tentative="1">
+      <w:start w:val="1"/>
+      <w:numFmt w:val="bullet"/>
+      <w:lvlText w:val=""/>
+      <w:lvlJc w:val="left"/>
+      <w:pPr>
+        <w:ind w:left="1800" w:hanging="360"/>
+      </w:pPr>
+      <w:rPr>
+        <w:rFonts w:ascii="Wingdings" w:hAnsi="Wingdings" w:hint="default"/>
+      </w:rPr>
+    </w:lvl>
+    <w:lvl w:ilvl="3" w:tplc="04090001" w:tentative="1">
+      <w:start w:val="1"/>
+      <w:numFmt w:val="bullet"/>
+      <w:lvlText w:val=""/>
+      <w:lvlJc w:val="left"/>
+      <w:pPr>
+        <w:ind w:left="2520" w:hanging="360"/>
+      </w:pPr>
+      <w:rPr>
+        <w:rFonts w:ascii="Symbol" w:hAnsi="Symbol" w:hint="default"/>
+      </w:rPr>
+    </w:lvl>
+    <w:lvl w:ilvl="4" w:tplc="04090003" w:tentative="1">
+      <w:start w:val="1"/>
+      <w:numFmt w:val="bullet"/>
+      <w:lvlText w:val="o"/>
+      <w:lvlJc w:val="left"/>
+      <w:pPr>
+        <w:ind w:left="3240" w:hanging="360"/>
+      </w:pPr>
+      <w:rPr>
+        <w:rFonts w:ascii="Courier New" w:hAnsi="Courier New" w:cs="Courier New" w:hint="default"/>
+      </w:rPr>
+    </w:lvl>
+    <w:lvl w:ilvl="5" w:tplc="04090005" w:tentative="1">
+      <w:start w:val="1"/>
+      <w:numFmt w:val="bullet"/>
+      <w:lvlText w:val=""/>
+      <w:lvlJc w:val="left"/>
+      <w:pPr>
+        <w:ind w:left="3960" w:hanging="360"/>
+      </w:pPr>
+      <w:rPr>
+        <w:rFonts w:ascii="Wingdings" w:hAnsi="Wingdings" w:hint="default"/>
+      </w:rPr>
+    </w:lvl>
+    <w:lvl w:ilvl="6" w:tplc="04090001" w:tentative="1">
+      <w:start w:val="1"/>
+      <w:numFmt w:val="bullet"/>
+      <w:lvlText w:val=""/>
+      <w:lvlJc w:val="left"/>
+      <w:pPr>
+        <w:ind w:left="4680" w:hanging="360"/>
+      </w:pPr>
+      <w:rPr>
+        <w:rFonts w:ascii="Symbol" w:hAnsi="Symbol" w:hint="default"/>
+      </w:rPr>
+    </w:lvl>
+    <w:lvl w:ilvl="7" w:tplc="04090003" w:tentative="1">
+      <w:start w:val="1"/>
+      <w:numFmt w:val="bullet"/>
+      <w:lvlText w:val="o"/>
+      <w:lvlJc w:val="left"/>
+      <w:pPr>
+        <w:ind w:left="5400" w:hanging="360"/>
+      </w:pPr>
+      <w:rPr>
+        <w:rFonts w:ascii="Courier New" w:hAnsi="Courier New" w:cs="Courier New" w:hint="default"/>
+      </w:rPr>
+    </w:lvl>
+    <w:lvl w:ilvl="8" w:tplc="04090005" w:tentative="1">
+      <w:start w:val="1"/>
+      <w:numFmt w:val="bullet"/>
+      <w:lvlText w:val=""/>
+      <w:lvlJc w:val="left"/>
+      <w:pPr>
+        <w:ind w:left="6120" w:hanging="360"/>
+      </w:pPr>
+      <w:rPr>
+        <w:rFonts w:ascii="Wingdings" w:hAnsi="Wingdings" w:hint="default"/>
+      </w:rPr>
+    </w:lvl>
+  </w:abstractNum>
+  <w:abstractNum w:abstractNumId="23" w15:restartNumberingAfterBreak="0">
     <w:nsid w:val="76394BBD"/>
     <w:multiLevelType w:val="hybridMultilevel"/>
     <w:tmpl w:val="87346F2C"/>
@@ -8253,7 +8993,7 @@
       </w:rPr>
     </w:lvl>
   </w:abstractNum>
-  <w:abstractNum w:abstractNumId="23" w15:restartNumberingAfterBreak="0">
+  <w:abstractNum w:abstractNumId="24" w15:restartNumberingAfterBreak="0">
     <w:nsid w:val="770D7F3B"/>
     <w:multiLevelType w:val="hybridMultilevel"/>
     <w:tmpl w:val="B8D2E918"/>
@@ -8366,7 +9106,7 @@
       </w:rPr>
     </w:lvl>
   </w:abstractNum>
-  <w:abstractNum w:abstractNumId="24" w15:restartNumberingAfterBreak="0">
+  <w:abstractNum w:abstractNumId="25" w15:restartNumberingAfterBreak="0">
     <w:nsid w:val="77931365"/>
     <w:multiLevelType w:val="hybridMultilevel"/>
     <w:tmpl w:val="5C26A464"/>
@@ -8479,7 +9219,7 @@
       </w:rPr>
     </w:lvl>
   </w:abstractNum>
-  <w:abstractNum w:abstractNumId="25" w15:restartNumberingAfterBreak="0">
+  <w:abstractNum w:abstractNumId="26" w15:restartNumberingAfterBreak="0">
     <w:nsid w:val="7F204E9B"/>
     <w:multiLevelType w:val="hybridMultilevel"/>
     <w:tmpl w:val="98489FD6"/>
@@ -8599,7 +9339,7 @@
     <w:abstractNumId w:val="10"/>
   </w:num>
   <w:num w:numId="3" w16cid:durableId="704447734">
-    <w:abstractNumId w:val="24"/>
+    <w:abstractNumId w:val="25"/>
   </w:num>
   <w:num w:numId="4" w16cid:durableId="1510021272">
     <w:abstractNumId w:val="8"/>
@@ -8626,13 +9366,13 @@
     <w:abstractNumId w:val="7"/>
   </w:num>
   <w:num w:numId="12" w16cid:durableId="1890068908">
-    <w:abstractNumId w:val="23"/>
+    <w:abstractNumId w:val="24"/>
   </w:num>
   <w:num w:numId="13" w16cid:durableId="1691836632">
-    <w:abstractNumId w:val="25"/>
+    <w:abstractNumId w:val="26"/>
   </w:num>
   <w:num w:numId="14" w16cid:durableId="1738088863">
-    <w:abstractNumId w:val="22"/>
+    <w:abstractNumId w:val="23"/>
   </w:num>
   <w:num w:numId="15" w16cid:durableId="1168059249">
     <w:abstractNumId w:val="16"/>
@@ -8669,6 +9409,9 @@
   </w:num>
   <w:num w:numId="26" w16cid:durableId="1579287757">
     <w:abstractNumId w:val="17"/>
+  </w:num>
+  <w:num w:numId="27" w16cid:durableId="1614097560">
+    <w:abstractNumId w:val="22"/>
   </w:num>
 </w:numbering>
 </file>
@@ -9275,7 +10018,6 @@
   <w:style w:type="character" w:default="1" w:styleId="DefaultParagraphFont">
     <w:name w:val="Default Paragraph Font"/>
     <w:uiPriority w:val="1"/>
-    <w:semiHidden/>
     <w:unhideWhenUsed/>
   </w:style>
   <w:style w:type="table" w:default="1" w:styleId="TableNormal">

--- a/programming_mental_models/p3_types_of_api_and_api_security.docx
+++ b/programming_mental_models/p3_types_of_api_and_api_security.docx
@@ -6,12 +6,14 @@
       <w:pPr>
         <w:jc w:val="center"/>
         <w:rPr>
+          <w:rFonts w:ascii="Carlito" w:hAnsi="Carlito" w:cs="Carlito"/>
           <w:sz w:val="40"/>
           <w:szCs w:val="40"/>
         </w:rPr>
       </w:pPr>
       <w:r>
         <w:rPr>
+          <w:rFonts w:ascii="Carlito" w:hAnsi="Carlito" w:cs="Carlito"/>
           <w:b/>
           <w:bCs/>
           <w:sz w:val="40"/>
@@ -29,12 +31,14 @@
         </w:numPr>
         <w:jc w:val="both"/>
         <w:rPr>
-          <w:sz w:val="32"/>
-          <w:szCs w:val="32"/>
-        </w:rPr>
-      </w:pPr>
-      <w:r>
-        <w:rPr>
+          <w:rFonts w:ascii="Carlito" w:hAnsi="Carlito" w:cs="Carlito"/>
+          <w:sz w:val="32"/>
+          <w:szCs w:val="32"/>
+        </w:rPr>
+      </w:pPr>
+      <w:r>
+        <w:rPr>
+          <w:rFonts w:ascii="Carlito" w:hAnsi="Carlito" w:cs="Carlito"/>
           <w:sz w:val="32"/>
           <w:szCs w:val="32"/>
         </w:rPr>
@@ -42,6 +46,7 @@
       </w:r>
       <w:r>
         <w:rPr>
+          <w:rFonts w:ascii="Carlito" w:hAnsi="Carlito" w:cs="Carlito"/>
           <w:sz w:val="32"/>
           <w:szCs w:val="32"/>
         </w:rPr>
@@ -49,6 +54,7 @@
       </w:r>
       <w:r>
         <w:rPr>
+          <w:rFonts w:ascii="Carlito" w:hAnsi="Carlito" w:cs="Carlito"/>
           <w:sz w:val="32"/>
           <w:szCs w:val="32"/>
         </w:rPr>
@@ -56,6 +62,7 @@
       </w:r>
       <w:r>
         <w:rPr>
+          <w:rFonts w:ascii="Carlito" w:hAnsi="Carlito" w:cs="Carlito"/>
           <w:sz w:val="32"/>
           <w:szCs w:val="32"/>
         </w:rPr>
@@ -63,6 +70,7 @@
       </w:r>
       <w:r>
         <w:rPr>
+          <w:rFonts w:ascii="Carlito" w:hAnsi="Carlito" w:cs="Carlito"/>
           <w:sz w:val="32"/>
           <w:szCs w:val="32"/>
         </w:rPr>
@@ -70,22 +78,15 @@
       </w:r>
       <w:r>
         <w:rPr>
-          <w:sz w:val="32"/>
-          <w:szCs w:val="32"/>
-        </w:rPr>
-        <w:t>………</w:t>
-      </w:r>
-      <w:proofErr w:type="gramStart"/>
-      <w:r>
-        <w:rPr>
-          <w:sz w:val="32"/>
-          <w:szCs w:val="32"/>
-        </w:rPr>
-        <w:t>…..</w:t>
-      </w:r>
-      <w:proofErr w:type="gramEnd"/>
-      <w:r>
-        <w:rPr>
+          <w:rFonts w:ascii="Carlito" w:hAnsi="Carlito" w:cs="Carlito"/>
+          <w:sz w:val="32"/>
+          <w:szCs w:val="32"/>
+        </w:rPr>
+        <w:t>…………..</w:t>
+      </w:r>
+      <w:r>
+        <w:rPr>
+          <w:rFonts w:ascii="Carlito" w:hAnsi="Carlito" w:cs="Carlito"/>
           <w:sz w:val="32"/>
           <w:szCs w:val="32"/>
         </w:rPr>
@@ -101,35 +102,22 @@
         </w:numPr>
         <w:jc w:val="both"/>
         <w:rPr>
-          <w:sz w:val="32"/>
-          <w:szCs w:val="32"/>
-        </w:rPr>
-      </w:pPr>
-      <w:r>
-        <w:rPr>
-          <w:sz w:val="32"/>
-          <w:szCs w:val="32"/>
-        </w:rPr>
-        <w:t xml:space="preserve">API Security (Backend </w:t>
-      </w:r>
-      <w:proofErr w:type="gramStart"/>
-      <w:r>
-        <w:rPr>
-          <w:sz w:val="32"/>
-          <w:szCs w:val="32"/>
-        </w:rPr>
-        <w:t>Concepts)…</w:t>
-      </w:r>
-      <w:proofErr w:type="gramEnd"/>
-      <w:r>
-        <w:rPr>
-          <w:sz w:val="32"/>
-          <w:szCs w:val="32"/>
-        </w:rPr>
-        <w:t>…………</w:t>
-      </w:r>
-      <w:r>
-        <w:rPr>
+          <w:rFonts w:ascii="Carlito" w:hAnsi="Carlito" w:cs="Carlito"/>
+          <w:sz w:val="32"/>
+          <w:szCs w:val="32"/>
+        </w:rPr>
+      </w:pPr>
+      <w:r>
+        <w:rPr>
+          <w:rFonts w:ascii="Carlito" w:hAnsi="Carlito" w:cs="Carlito"/>
+          <w:sz w:val="32"/>
+          <w:szCs w:val="32"/>
+        </w:rPr>
+        <w:t>API Security (Backend Concepts)……………</w:t>
+      </w:r>
+      <w:r>
+        <w:rPr>
+          <w:rFonts w:ascii="Carlito" w:hAnsi="Carlito" w:cs="Carlito"/>
           <w:sz w:val="32"/>
           <w:szCs w:val="32"/>
         </w:rPr>
@@ -137,6 +125,7 @@
       </w:r>
       <w:r>
         <w:rPr>
+          <w:rFonts w:ascii="Carlito" w:hAnsi="Carlito" w:cs="Carlito"/>
           <w:sz w:val="32"/>
           <w:szCs w:val="32"/>
         </w:rPr>
@@ -144,6 +133,7 @@
       </w:r>
       <w:r>
         <w:rPr>
+          <w:rFonts w:ascii="Carlito" w:hAnsi="Carlito" w:cs="Carlito"/>
           <w:sz w:val="32"/>
           <w:szCs w:val="32"/>
         </w:rPr>
@@ -151,6 +141,7 @@
       </w:r>
       <w:r>
         <w:rPr>
+          <w:rFonts w:ascii="Carlito" w:hAnsi="Carlito" w:cs="Carlito"/>
           <w:sz w:val="32"/>
           <w:szCs w:val="32"/>
         </w:rPr>
@@ -166,12 +157,14 @@
         </w:numPr>
         <w:jc w:val="both"/>
         <w:rPr>
-          <w:sz w:val="32"/>
-          <w:szCs w:val="32"/>
-        </w:rPr>
-      </w:pPr>
-      <w:r>
-        <w:rPr>
+          <w:rFonts w:ascii="Carlito" w:hAnsi="Carlito" w:cs="Carlito"/>
+          <w:sz w:val="32"/>
+          <w:szCs w:val="32"/>
+        </w:rPr>
+      </w:pPr>
+      <w:r>
+        <w:rPr>
+          <w:rFonts w:ascii="Carlito" w:hAnsi="Carlito" w:cs="Carlito"/>
           <w:sz w:val="32"/>
           <w:szCs w:val="32"/>
         </w:rPr>
@@ -179,22 +172,15 @@
       </w:r>
       <w:r>
         <w:rPr>
-          <w:sz w:val="32"/>
-          <w:szCs w:val="32"/>
-        </w:rPr>
-        <w:t>………</w:t>
-      </w:r>
-      <w:proofErr w:type="gramStart"/>
-      <w:r>
-        <w:rPr>
-          <w:sz w:val="32"/>
-          <w:szCs w:val="32"/>
-        </w:rPr>
-        <w:t>…..</w:t>
-      </w:r>
-      <w:proofErr w:type="gramEnd"/>
-      <w:r>
-        <w:rPr>
+          <w:rFonts w:ascii="Carlito" w:hAnsi="Carlito" w:cs="Carlito"/>
+          <w:sz w:val="32"/>
+          <w:szCs w:val="32"/>
+        </w:rPr>
+        <w:t>…………..</w:t>
+      </w:r>
+      <w:r>
+        <w:rPr>
+          <w:rFonts w:ascii="Carlito" w:hAnsi="Carlito" w:cs="Carlito"/>
           <w:sz w:val="32"/>
           <w:szCs w:val="32"/>
         </w:rPr>
@@ -202,6 +188,7 @@
       </w:r>
       <w:r>
         <w:rPr>
+          <w:rFonts w:ascii="Carlito" w:hAnsi="Carlito" w:cs="Carlito"/>
           <w:sz w:val="32"/>
           <w:szCs w:val="32"/>
         </w:rPr>
@@ -217,35 +204,22 @@
         </w:numPr>
         <w:jc w:val="both"/>
         <w:rPr>
-          <w:sz w:val="32"/>
-          <w:szCs w:val="32"/>
-        </w:rPr>
-      </w:pPr>
-      <w:r>
-        <w:rPr>
-          <w:sz w:val="32"/>
-          <w:szCs w:val="32"/>
-        </w:rPr>
-        <w:t>Idempotency in API……………………………………………………</w:t>
-      </w:r>
-      <w:proofErr w:type="gramStart"/>
-      <w:r>
-        <w:rPr>
-          <w:sz w:val="32"/>
-          <w:szCs w:val="32"/>
-        </w:rPr>
-        <w:t>…..</w:t>
-      </w:r>
-      <w:proofErr w:type="gramEnd"/>
-      <w:r>
-        <w:rPr>
-          <w:sz w:val="32"/>
-          <w:szCs w:val="32"/>
-        </w:rPr>
-        <w:t>15</w:t>
-      </w:r>
-      <w:r>
-        <w:rPr>
+          <w:rFonts w:ascii="Carlito" w:hAnsi="Carlito" w:cs="Carlito"/>
+          <w:sz w:val="32"/>
+          <w:szCs w:val="32"/>
+        </w:rPr>
+      </w:pPr>
+      <w:r>
+        <w:rPr>
+          <w:rFonts w:ascii="Carlito" w:hAnsi="Carlito" w:cs="Carlito"/>
+          <w:sz w:val="32"/>
+          <w:szCs w:val="32"/>
+        </w:rPr>
+        <w:t>Idempotency in API………………………………………………………..15</w:t>
+      </w:r>
+      <w:r>
+        <w:rPr>
+          <w:rFonts w:ascii="Carlito" w:hAnsi="Carlito" w:cs="Carlito"/>
           <w:sz w:val="32"/>
           <w:szCs w:val="32"/>
         </w:rPr>
@@ -256,14 +230,16 @@
       <w:pPr>
         <w:jc w:val="both"/>
         <w:rPr>
-          <w:b/>
-          <w:bCs/>
-          <w:sz w:val="32"/>
-          <w:szCs w:val="32"/>
-        </w:rPr>
-      </w:pPr>
-      <w:r>
-        <w:rPr>
+          <w:rFonts w:ascii="Carlito" w:hAnsi="Carlito" w:cs="Carlito"/>
+          <w:b/>
+          <w:bCs/>
+          <w:sz w:val="32"/>
+          <w:szCs w:val="32"/>
+        </w:rPr>
+      </w:pPr>
+      <w:r>
+        <w:rPr>
+          <w:rFonts w:ascii="Carlito" w:hAnsi="Carlito" w:cs="Carlito"/>
           <w:b/>
           <w:bCs/>
           <w:sz w:val="32"/>
@@ -274,6 +250,7 @@
       </w:r>
       <w:r>
         <w:rPr>
+          <w:rFonts w:ascii="Carlito" w:hAnsi="Carlito" w:cs="Carlito"/>
           <w:b/>
           <w:bCs/>
           <w:sz w:val="32"/>
@@ -286,12 +263,14 @@
       <w:pPr>
         <w:jc w:val="both"/>
         <w:rPr>
-          <w:sz w:val="32"/>
-          <w:szCs w:val="32"/>
-        </w:rPr>
-      </w:pPr>
-      <w:r>
-        <w:rPr>
+          <w:rFonts w:ascii="Carlito" w:hAnsi="Carlito" w:cs="Carlito"/>
+          <w:sz w:val="32"/>
+          <w:szCs w:val="32"/>
+        </w:rPr>
+      </w:pPr>
+      <w:r>
+        <w:rPr>
+          <w:rFonts w:ascii="Carlito" w:hAnsi="Carlito" w:cs="Carlito"/>
           <w:sz w:val="32"/>
           <w:szCs w:val="32"/>
         </w:rPr>
@@ -299,6 +278,7 @@
       </w:r>
       <w:r>
         <w:rPr>
+          <w:rFonts w:ascii="Carlito" w:hAnsi="Carlito" w:cs="Carlito"/>
           <w:sz w:val="32"/>
           <w:szCs w:val="32"/>
         </w:rPr>
@@ -309,6 +289,7 @@
       <w:pPr>
         <w:jc w:val="both"/>
         <w:rPr>
+          <w:rFonts w:ascii="Carlito" w:hAnsi="Carlito" w:cs="Carlito"/>
           <w:sz w:val="32"/>
           <w:szCs w:val="32"/>
         </w:rPr>
@@ -323,23 +304,18 @@
         </w:numPr>
         <w:jc w:val="both"/>
         <w:rPr>
-          <w:sz w:val="32"/>
-          <w:szCs w:val="32"/>
-        </w:rPr>
-      </w:pPr>
-      <w:r>
-        <w:rPr>
-          <w:sz w:val="32"/>
-          <w:szCs w:val="32"/>
-        </w:rPr>
-        <w:t>Open API</w:t>
-      </w:r>
-      <w:r>
-        <w:rPr>
-          <w:sz w:val="32"/>
-          <w:szCs w:val="32"/>
-        </w:rPr>
-        <w:t>:</w:t>
+          <w:rFonts w:ascii="Carlito" w:hAnsi="Carlito" w:cs="Carlito"/>
+          <w:sz w:val="32"/>
+          <w:szCs w:val="32"/>
+        </w:rPr>
+      </w:pPr>
+      <w:r>
+        <w:rPr>
+          <w:rFonts w:ascii="Carlito" w:hAnsi="Carlito" w:cs="Carlito"/>
+          <w:sz w:val="32"/>
+          <w:szCs w:val="32"/>
+        </w:rPr>
+        <w:t>Open API:</w:t>
       </w:r>
     </w:p>
     <w:p>
@@ -351,12 +327,14 @@
         </w:numPr>
         <w:jc w:val="both"/>
         <w:rPr>
-          <w:sz w:val="32"/>
-          <w:szCs w:val="32"/>
-        </w:rPr>
-      </w:pPr>
-      <w:r>
-        <w:rPr>
+          <w:rFonts w:ascii="Carlito" w:hAnsi="Carlito" w:cs="Carlito"/>
+          <w:sz w:val="32"/>
+          <w:szCs w:val="32"/>
+        </w:rPr>
+      </w:pPr>
+      <w:r>
+        <w:rPr>
+          <w:rFonts w:ascii="Carlito" w:hAnsi="Carlito" w:cs="Carlito"/>
           <w:sz w:val="32"/>
           <w:szCs w:val="32"/>
         </w:rPr>
@@ -372,12 +350,14 @@
         </w:numPr>
         <w:jc w:val="both"/>
         <w:rPr>
-          <w:sz w:val="32"/>
-          <w:szCs w:val="32"/>
-        </w:rPr>
-      </w:pPr>
-      <w:r>
-        <w:rPr>
+          <w:rFonts w:ascii="Carlito" w:hAnsi="Carlito" w:cs="Carlito"/>
+          <w:sz w:val="32"/>
+          <w:szCs w:val="32"/>
+        </w:rPr>
+      </w:pPr>
+      <w:r>
+        <w:rPr>
+          <w:rFonts w:ascii="Carlito" w:hAnsi="Carlito" w:cs="Carlito"/>
           <w:sz w:val="32"/>
           <w:szCs w:val="32"/>
         </w:rPr>
@@ -385,6 +365,7 @@
       </w:r>
       <w:r>
         <w:rPr>
+          <w:rFonts w:ascii="Carlito" w:hAnsi="Carlito" w:cs="Carlito"/>
           <w:sz w:val="32"/>
           <w:szCs w:val="32"/>
         </w:rPr>
@@ -392,6 +373,7 @@
       </w:r>
       <w:r>
         <w:rPr>
+          <w:rFonts w:ascii="Carlito" w:hAnsi="Carlito" w:cs="Carlito"/>
           <w:sz w:val="32"/>
           <w:szCs w:val="32"/>
         </w:rPr>
@@ -407,12 +389,14 @@
         </w:numPr>
         <w:jc w:val="both"/>
         <w:rPr>
-          <w:sz w:val="32"/>
-          <w:szCs w:val="32"/>
-        </w:rPr>
-      </w:pPr>
-      <w:r>
-        <w:rPr>
+          <w:rFonts w:ascii="Carlito" w:hAnsi="Carlito" w:cs="Carlito"/>
+          <w:sz w:val="32"/>
+          <w:szCs w:val="32"/>
+        </w:rPr>
+      </w:pPr>
+      <w:r>
+        <w:rPr>
+          <w:rFonts w:ascii="Carlito" w:hAnsi="Carlito" w:cs="Carlito"/>
           <w:sz w:val="32"/>
           <w:szCs w:val="32"/>
         </w:rPr>
@@ -423,6 +407,7 @@
       <w:pPr>
         <w:jc w:val="both"/>
         <w:rPr>
+          <w:rFonts w:ascii="Carlito" w:hAnsi="Carlito" w:cs="Carlito"/>
           <w:sz w:val="32"/>
           <w:szCs w:val="32"/>
         </w:rPr>
@@ -437,23 +422,18 @@
         </w:numPr>
         <w:jc w:val="both"/>
         <w:rPr>
-          <w:sz w:val="32"/>
-          <w:szCs w:val="32"/>
-        </w:rPr>
-      </w:pPr>
-      <w:r>
-        <w:rPr>
-          <w:sz w:val="32"/>
-          <w:szCs w:val="32"/>
-        </w:rPr>
-        <w:t>REST API</w:t>
-      </w:r>
-      <w:r>
-        <w:rPr>
-          <w:sz w:val="32"/>
-          <w:szCs w:val="32"/>
-        </w:rPr>
-        <w:t>:</w:t>
+          <w:rFonts w:ascii="Carlito" w:hAnsi="Carlito" w:cs="Carlito"/>
+          <w:sz w:val="32"/>
+          <w:szCs w:val="32"/>
+        </w:rPr>
+      </w:pPr>
+      <w:r>
+        <w:rPr>
+          <w:rFonts w:ascii="Carlito" w:hAnsi="Carlito" w:cs="Carlito"/>
+          <w:sz w:val="32"/>
+          <w:szCs w:val="32"/>
+        </w:rPr>
+        <w:t>REST API:</w:t>
       </w:r>
     </w:p>
     <w:p>
@@ -465,12 +445,14 @@
         </w:numPr>
         <w:jc w:val="both"/>
         <w:rPr>
-          <w:sz w:val="32"/>
-          <w:szCs w:val="32"/>
-        </w:rPr>
-      </w:pPr>
-      <w:r>
-        <w:rPr>
+          <w:rFonts w:ascii="Carlito" w:hAnsi="Carlito" w:cs="Carlito"/>
+          <w:sz w:val="32"/>
+          <w:szCs w:val="32"/>
+        </w:rPr>
+      </w:pPr>
+      <w:r>
+        <w:rPr>
+          <w:rFonts w:ascii="Carlito" w:hAnsi="Carlito" w:cs="Carlito"/>
           <w:sz w:val="32"/>
           <w:szCs w:val="32"/>
         </w:rPr>
@@ -486,12 +468,14 @@
         </w:numPr>
         <w:jc w:val="both"/>
         <w:rPr>
-          <w:sz w:val="32"/>
-          <w:szCs w:val="32"/>
-        </w:rPr>
-      </w:pPr>
-      <w:r>
-        <w:rPr>
+          <w:rFonts w:ascii="Carlito" w:hAnsi="Carlito" w:cs="Carlito"/>
+          <w:sz w:val="32"/>
+          <w:szCs w:val="32"/>
+        </w:rPr>
+      </w:pPr>
+      <w:r>
+        <w:rPr>
+          <w:rFonts w:ascii="Carlito" w:hAnsi="Carlito" w:cs="Carlito"/>
           <w:sz w:val="32"/>
           <w:szCs w:val="32"/>
         </w:rPr>
@@ -499,6 +483,7 @@
       </w:r>
       <w:r>
         <w:rPr>
+          <w:rFonts w:ascii="Carlito" w:hAnsi="Carlito" w:cs="Carlito"/>
           <w:sz w:val="32"/>
           <w:szCs w:val="32"/>
         </w:rPr>
@@ -506,6 +491,7 @@
       </w:r>
       <w:r>
         <w:rPr>
+          <w:rFonts w:ascii="Carlito" w:hAnsi="Carlito" w:cs="Carlito"/>
           <w:sz w:val="32"/>
           <w:szCs w:val="32"/>
         </w:rPr>
@@ -521,12 +507,14 @@
         </w:numPr>
         <w:jc w:val="both"/>
         <w:rPr>
-          <w:sz w:val="32"/>
-          <w:szCs w:val="32"/>
-        </w:rPr>
-      </w:pPr>
-      <w:r>
-        <w:rPr>
+          <w:rFonts w:ascii="Carlito" w:hAnsi="Carlito" w:cs="Carlito"/>
+          <w:sz w:val="32"/>
+          <w:szCs w:val="32"/>
+        </w:rPr>
+      </w:pPr>
+      <w:r>
+        <w:rPr>
+          <w:rFonts w:ascii="Carlito" w:hAnsi="Carlito" w:cs="Carlito"/>
           <w:sz w:val="32"/>
           <w:szCs w:val="32"/>
         </w:rPr>
@@ -537,6 +525,7 @@
       <w:pPr>
         <w:jc w:val="both"/>
         <w:rPr>
+          <w:rFonts w:ascii="Carlito" w:hAnsi="Carlito" w:cs="Carlito"/>
           <w:sz w:val="32"/>
           <w:szCs w:val="32"/>
         </w:rPr>
@@ -551,23 +540,18 @@
         </w:numPr>
         <w:jc w:val="both"/>
         <w:rPr>
-          <w:sz w:val="32"/>
-          <w:szCs w:val="32"/>
-        </w:rPr>
-      </w:pPr>
-      <w:r>
-        <w:rPr>
-          <w:sz w:val="32"/>
-          <w:szCs w:val="32"/>
-        </w:rPr>
-        <w:t>SOAP API</w:t>
-      </w:r>
-      <w:r>
-        <w:rPr>
-          <w:sz w:val="32"/>
-          <w:szCs w:val="32"/>
-        </w:rPr>
-        <w:t>:</w:t>
+          <w:rFonts w:ascii="Carlito" w:hAnsi="Carlito" w:cs="Carlito"/>
+          <w:sz w:val="32"/>
+          <w:szCs w:val="32"/>
+        </w:rPr>
+      </w:pPr>
+      <w:r>
+        <w:rPr>
+          <w:rFonts w:ascii="Carlito" w:hAnsi="Carlito" w:cs="Carlito"/>
+          <w:sz w:val="32"/>
+          <w:szCs w:val="32"/>
+        </w:rPr>
+        <w:t>SOAP API:</w:t>
       </w:r>
     </w:p>
     <w:p>
@@ -579,12 +563,14 @@
         </w:numPr>
         <w:jc w:val="both"/>
         <w:rPr>
-          <w:sz w:val="32"/>
-          <w:szCs w:val="32"/>
-        </w:rPr>
-      </w:pPr>
-      <w:r>
-        <w:rPr>
+          <w:rFonts w:ascii="Carlito" w:hAnsi="Carlito" w:cs="Carlito"/>
+          <w:sz w:val="32"/>
+          <w:szCs w:val="32"/>
+        </w:rPr>
+      </w:pPr>
+      <w:r>
+        <w:rPr>
+          <w:rFonts w:ascii="Carlito" w:hAnsi="Carlito" w:cs="Carlito"/>
           <w:sz w:val="32"/>
           <w:szCs w:val="32"/>
         </w:rPr>
@@ -600,12 +586,14 @@
         </w:numPr>
         <w:jc w:val="both"/>
         <w:rPr>
-          <w:sz w:val="32"/>
-          <w:szCs w:val="32"/>
-        </w:rPr>
-      </w:pPr>
-      <w:r>
-        <w:rPr>
+          <w:rFonts w:ascii="Carlito" w:hAnsi="Carlito" w:cs="Carlito"/>
+          <w:sz w:val="32"/>
+          <w:szCs w:val="32"/>
+        </w:rPr>
+      </w:pPr>
+      <w:r>
+        <w:rPr>
+          <w:rFonts w:ascii="Carlito" w:hAnsi="Carlito" w:cs="Carlito"/>
           <w:sz w:val="32"/>
           <w:szCs w:val="32"/>
         </w:rPr>
@@ -621,12 +609,14 @@
         </w:numPr>
         <w:jc w:val="both"/>
         <w:rPr>
-          <w:sz w:val="32"/>
-          <w:szCs w:val="32"/>
-        </w:rPr>
-      </w:pPr>
-      <w:r>
-        <w:rPr>
+          <w:rFonts w:ascii="Carlito" w:hAnsi="Carlito" w:cs="Carlito"/>
+          <w:sz w:val="32"/>
+          <w:szCs w:val="32"/>
+        </w:rPr>
+      </w:pPr>
+      <w:r>
+        <w:rPr>
+          <w:rFonts w:ascii="Carlito" w:hAnsi="Carlito" w:cs="Carlito"/>
           <w:sz w:val="32"/>
           <w:szCs w:val="32"/>
         </w:rPr>
@@ -637,6 +627,7 @@
       <w:pPr>
         <w:jc w:val="both"/>
         <w:rPr>
+          <w:rFonts w:ascii="Carlito" w:hAnsi="Carlito" w:cs="Carlito"/>
           <w:sz w:val="32"/>
           <w:szCs w:val="32"/>
         </w:rPr>
@@ -651,32 +642,18 @@
         </w:numPr>
         <w:jc w:val="both"/>
         <w:rPr>
-          <w:sz w:val="32"/>
-          <w:szCs w:val="32"/>
-        </w:rPr>
-      </w:pPr>
-      <w:proofErr w:type="spellStart"/>
-      <w:r>
-        <w:rPr>
-          <w:sz w:val="32"/>
-          <w:szCs w:val="32"/>
-        </w:rPr>
-        <w:t>GraphQL</w:t>
-      </w:r>
-      <w:proofErr w:type="spellEnd"/>
-      <w:r>
-        <w:rPr>
-          <w:sz w:val="32"/>
-          <w:szCs w:val="32"/>
-        </w:rPr>
-        <w:t xml:space="preserve"> API</w:t>
-      </w:r>
-      <w:r>
-        <w:rPr>
-          <w:sz w:val="32"/>
-          <w:szCs w:val="32"/>
-        </w:rPr>
-        <w:t>:</w:t>
+          <w:rFonts w:ascii="Carlito" w:hAnsi="Carlito" w:cs="Carlito"/>
+          <w:sz w:val="32"/>
+          <w:szCs w:val="32"/>
+        </w:rPr>
+      </w:pPr>
+      <w:r>
+        <w:rPr>
+          <w:rFonts w:ascii="Carlito" w:hAnsi="Carlito" w:cs="Carlito"/>
+          <w:sz w:val="32"/>
+          <w:szCs w:val="32"/>
+        </w:rPr>
+        <w:t>GraphQL API:</w:t>
       </w:r>
     </w:p>
     <w:p>
@@ -688,12 +665,14 @@
         </w:numPr>
         <w:jc w:val="both"/>
         <w:rPr>
-          <w:sz w:val="32"/>
-          <w:szCs w:val="32"/>
-        </w:rPr>
-      </w:pPr>
-      <w:r>
-        <w:rPr>
+          <w:rFonts w:ascii="Carlito" w:hAnsi="Carlito" w:cs="Carlito"/>
+          <w:sz w:val="32"/>
+          <w:szCs w:val="32"/>
+        </w:rPr>
+      </w:pPr>
+      <w:r>
+        <w:rPr>
+          <w:rFonts w:ascii="Carlito" w:hAnsi="Carlito" w:cs="Carlito"/>
           <w:sz w:val="32"/>
           <w:szCs w:val="32"/>
         </w:rPr>
@@ -709,12 +688,14 @@
         </w:numPr>
         <w:jc w:val="both"/>
         <w:rPr>
-          <w:sz w:val="32"/>
-          <w:szCs w:val="32"/>
-        </w:rPr>
-      </w:pPr>
-      <w:r>
-        <w:rPr>
+          <w:rFonts w:ascii="Carlito" w:hAnsi="Carlito" w:cs="Carlito"/>
+          <w:sz w:val="32"/>
+          <w:szCs w:val="32"/>
+        </w:rPr>
+      </w:pPr>
+      <w:r>
+        <w:rPr>
+          <w:rFonts w:ascii="Carlito" w:hAnsi="Carlito" w:cs="Carlito"/>
           <w:sz w:val="32"/>
           <w:szCs w:val="32"/>
         </w:rPr>
@@ -730,12 +711,14 @@
         </w:numPr>
         <w:jc w:val="both"/>
         <w:rPr>
-          <w:sz w:val="32"/>
-          <w:szCs w:val="32"/>
-        </w:rPr>
-      </w:pPr>
-      <w:r>
-        <w:rPr>
+          <w:rFonts w:ascii="Carlito" w:hAnsi="Carlito" w:cs="Carlito"/>
+          <w:sz w:val="32"/>
+          <w:szCs w:val="32"/>
+        </w:rPr>
+      </w:pPr>
+      <w:r>
+        <w:rPr>
+          <w:rFonts w:ascii="Carlito" w:hAnsi="Carlito" w:cs="Carlito"/>
           <w:sz w:val="32"/>
           <w:szCs w:val="32"/>
         </w:rPr>
@@ -746,6 +729,7 @@
       <w:pPr>
         <w:jc w:val="both"/>
         <w:rPr>
+          <w:rFonts w:ascii="Carlito" w:hAnsi="Carlito" w:cs="Carlito"/>
           <w:sz w:val="32"/>
           <w:szCs w:val="32"/>
         </w:rPr>
@@ -760,12 +744,14 @@
         </w:numPr>
         <w:jc w:val="both"/>
         <w:rPr>
-          <w:sz w:val="32"/>
-          <w:szCs w:val="32"/>
-        </w:rPr>
-      </w:pPr>
-      <w:r>
-        <w:rPr>
+          <w:rFonts w:ascii="Carlito" w:hAnsi="Carlito" w:cs="Carlito"/>
+          <w:sz w:val="32"/>
+          <w:szCs w:val="32"/>
+        </w:rPr>
+      </w:pPr>
+      <w:r>
+        <w:rPr>
+          <w:rFonts w:ascii="Carlito" w:hAnsi="Carlito" w:cs="Carlito"/>
           <w:sz w:val="32"/>
           <w:szCs w:val="32"/>
         </w:rPr>
@@ -781,12 +767,14 @@
         </w:numPr>
         <w:jc w:val="both"/>
         <w:rPr>
-          <w:sz w:val="32"/>
-          <w:szCs w:val="32"/>
-        </w:rPr>
-      </w:pPr>
-      <w:r>
-        <w:rPr>
+          <w:rFonts w:ascii="Carlito" w:hAnsi="Carlito" w:cs="Carlito"/>
+          <w:sz w:val="32"/>
+          <w:szCs w:val="32"/>
+        </w:rPr>
+      </w:pPr>
+      <w:r>
+        <w:rPr>
+          <w:rFonts w:ascii="Carlito" w:hAnsi="Carlito" w:cs="Carlito"/>
           <w:sz w:val="32"/>
           <w:szCs w:val="32"/>
         </w:rPr>
@@ -802,20 +790,22 @@
         </w:numPr>
         <w:jc w:val="both"/>
         <w:rPr>
-          <w:sz w:val="32"/>
-          <w:szCs w:val="32"/>
-        </w:rPr>
-      </w:pPr>
-      <w:r>
-        <w:rPr>
-          <w:sz w:val="32"/>
-          <w:szCs w:val="32"/>
-        </w:rPr>
-        <w:lastRenderedPageBreak/>
+          <w:rFonts w:ascii="Carlito" w:hAnsi="Carlito" w:cs="Carlito"/>
+          <w:sz w:val="32"/>
+          <w:szCs w:val="32"/>
+        </w:rPr>
+      </w:pPr>
+      <w:r>
+        <w:rPr>
+          <w:rFonts w:ascii="Carlito" w:hAnsi="Carlito" w:cs="Carlito"/>
+          <w:sz w:val="32"/>
+          <w:szCs w:val="32"/>
+        </w:rPr>
         <w:t xml:space="preserve">Use for: </w:t>
       </w:r>
       <w:r>
         <w:rPr>
+          <w:rFonts w:ascii="Carlito" w:hAnsi="Carlito" w:cs="Carlito"/>
           <w:sz w:val="32"/>
           <w:szCs w:val="32"/>
         </w:rPr>
@@ -823,6 +813,7 @@
       </w:r>
       <w:r>
         <w:rPr>
+          <w:rFonts w:ascii="Carlito" w:hAnsi="Carlito" w:cs="Carlito"/>
           <w:sz w:val="32"/>
           <w:szCs w:val="32"/>
         </w:rPr>
@@ -838,15 +829,18 @@
         </w:numPr>
         <w:jc w:val="both"/>
         <w:rPr>
-          <w:sz w:val="32"/>
-          <w:szCs w:val="32"/>
-        </w:rPr>
-      </w:pPr>
-      <w:r>
-        <w:rPr>
-          <w:sz w:val="32"/>
-          <w:szCs w:val="32"/>
-        </w:rPr>
+          <w:rFonts w:ascii="Carlito" w:hAnsi="Carlito" w:cs="Carlito"/>
+          <w:sz w:val="32"/>
+          <w:szCs w:val="32"/>
+        </w:rPr>
+      </w:pPr>
+      <w:r>
+        <w:rPr>
+          <w:rFonts w:ascii="Carlito" w:hAnsi="Carlito" w:cs="Carlito"/>
+          <w:sz w:val="32"/>
+          <w:szCs w:val="32"/>
+        </w:rPr>
+        <w:lastRenderedPageBreak/>
         <w:t>Example: Auth service → User service → Payment service</w:t>
       </w:r>
     </w:p>
@@ -854,6 +848,7 @@
       <w:pPr>
         <w:jc w:val="both"/>
         <w:rPr>
+          <w:rFonts w:ascii="Carlito" w:hAnsi="Carlito" w:cs="Carlito"/>
           <w:sz w:val="32"/>
           <w:szCs w:val="32"/>
         </w:rPr>
@@ -868,12 +863,14 @@
         </w:numPr>
         <w:jc w:val="both"/>
         <w:rPr>
-          <w:sz w:val="32"/>
-          <w:szCs w:val="32"/>
-        </w:rPr>
-      </w:pPr>
-      <w:r>
-        <w:rPr>
+          <w:rFonts w:ascii="Carlito" w:hAnsi="Carlito" w:cs="Carlito"/>
+          <w:sz w:val="32"/>
+          <w:szCs w:val="32"/>
+        </w:rPr>
+      </w:pPr>
+      <w:r>
+        <w:rPr>
+          <w:rFonts w:ascii="Carlito" w:hAnsi="Carlito" w:cs="Carlito"/>
           <w:sz w:val="32"/>
           <w:szCs w:val="32"/>
         </w:rPr>
@@ -889,12 +886,14 @@
         </w:numPr>
         <w:jc w:val="both"/>
         <w:rPr>
-          <w:sz w:val="32"/>
-          <w:szCs w:val="32"/>
-        </w:rPr>
-      </w:pPr>
-      <w:r>
-        <w:rPr>
+          <w:rFonts w:ascii="Carlito" w:hAnsi="Carlito" w:cs="Carlito"/>
+          <w:sz w:val="32"/>
+          <w:szCs w:val="32"/>
+        </w:rPr>
+      </w:pPr>
+      <w:r>
+        <w:rPr>
+          <w:rFonts w:ascii="Carlito" w:hAnsi="Carlito" w:cs="Carlito"/>
           <w:sz w:val="32"/>
           <w:szCs w:val="32"/>
         </w:rPr>
@@ -902,6 +901,7 @@
       </w:r>
       <w:r>
         <w:rPr>
+          <w:rFonts w:ascii="Carlito" w:hAnsi="Carlito" w:cs="Carlito"/>
           <w:sz w:val="32"/>
           <w:szCs w:val="32"/>
         </w:rPr>
@@ -917,12 +917,14 @@
         </w:numPr>
         <w:jc w:val="both"/>
         <w:rPr>
-          <w:sz w:val="32"/>
-          <w:szCs w:val="32"/>
-        </w:rPr>
-      </w:pPr>
-      <w:r>
-        <w:rPr>
+          <w:rFonts w:ascii="Carlito" w:hAnsi="Carlito" w:cs="Carlito"/>
+          <w:sz w:val="32"/>
+          <w:szCs w:val="32"/>
+        </w:rPr>
+      </w:pPr>
+      <w:r>
+        <w:rPr>
+          <w:rFonts w:ascii="Carlito" w:hAnsi="Carlito" w:cs="Carlito"/>
           <w:sz w:val="32"/>
           <w:szCs w:val="32"/>
         </w:rPr>
@@ -938,12 +940,14 @@
         </w:numPr>
         <w:jc w:val="both"/>
         <w:rPr>
-          <w:sz w:val="32"/>
-          <w:szCs w:val="32"/>
-        </w:rPr>
-      </w:pPr>
-      <w:r>
-        <w:rPr>
+          <w:rFonts w:ascii="Carlito" w:hAnsi="Carlito" w:cs="Carlito"/>
+          <w:sz w:val="32"/>
+          <w:szCs w:val="32"/>
+        </w:rPr>
+      </w:pPr>
+      <w:r>
+        <w:rPr>
+          <w:rFonts w:ascii="Carlito" w:hAnsi="Carlito" w:cs="Carlito"/>
           <w:sz w:val="32"/>
           <w:szCs w:val="32"/>
         </w:rPr>
@@ -954,6 +958,7 @@
       <w:pPr>
         <w:jc w:val="both"/>
         <w:rPr>
+          <w:rFonts w:ascii="Carlito" w:hAnsi="Carlito" w:cs="Carlito"/>
           <w:sz w:val="32"/>
           <w:szCs w:val="32"/>
         </w:rPr>
@@ -968,12 +973,14 @@
         </w:numPr>
         <w:jc w:val="both"/>
         <w:rPr>
-          <w:sz w:val="32"/>
-          <w:szCs w:val="32"/>
-        </w:rPr>
-      </w:pPr>
-      <w:r>
-        <w:rPr>
+          <w:rFonts w:ascii="Carlito" w:hAnsi="Carlito" w:cs="Carlito"/>
+          <w:sz w:val="32"/>
+          <w:szCs w:val="32"/>
+        </w:rPr>
+      </w:pPr>
+      <w:r>
+        <w:rPr>
+          <w:rFonts w:ascii="Carlito" w:hAnsi="Carlito" w:cs="Carlito"/>
           <w:sz w:val="32"/>
           <w:szCs w:val="32"/>
         </w:rPr>
@@ -989,12 +996,14 @@
         </w:numPr>
         <w:jc w:val="both"/>
         <w:rPr>
-          <w:sz w:val="32"/>
-          <w:szCs w:val="32"/>
-        </w:rPr>
-      </w:pPr>
-      <w:r>
-        <w:rPr>
+          <w:rFonts w:ascii="Carlito" w:hAnsi="Carlito" w:cs="Carlito"/>
+          <w:sz w:val="32"/>
+          <w:szCs w:val="32"/>
+        </w:rPr>
+      </w:pPr>
+      <w:r>
+        <w:rPr>
+          <w:rFonts w:ascii="Carlito" w:hAnsi="Carlito" w:cs="Carlito"/>
           <w:sz w:val="32"/>
           <w:szCs w:val="32"/>
         </w:rPr>
@@ -1010,12 +1019,14 @@
         </w:numPr>
         <w:jc w:val="both"/>
         <w:rPr>
-          <w:sz w:val="32"/>
-          <w:szCs w:val="32"/>
-        </w:rPr>
-      </w:pPr>
-      <w:r>
-        <w:rPr>
+          <w:rFonts w:ascii="Carlito" w:hAnsi="Carlito" w:cs="Carlito"/>
+          <w:sz w:val="32"/>
+          <w:szCs w:val="32"/>
+        </w:rPr>
+      </w:pPr>
+      <w:r>
+        <w:rPr>
+          <w:rFonts w:ascii="Carlito" w:hAnsi="Carlito" w:cs="Carlito"/>
           <w:sz w:val="32"/>
           <w:szCs w:val="32"/>
         </w:rPr>
@@ -1031,12 +1042,14 @@
         </w:numPr>
         <w:jc w:val="both"/>
         <w:rPr>
-          <w:sz w:val="32"/>
-          <w:szCs w:val="32"/>
-        </w:rPr>
-      </w:pPr>
-      <w:r>
-        <w:rPr>
+          <w:rFonts w:ascii="Carlito" w:hAnsi="Carlito" w:cs="Carlito"/>
+          <w:sz w:val="32"/>
+          <w:szCs w:val="32"/>
+        </w:rPr>
+      </w:pPr>
+      <w:r>
+        <w:rPr>
+          <w:rFonts w:ascii="Carlito" w:hAnsi="Carlito" w:cs="Carlito"/>
           <w:sz w:val="32"/>
           <w:szCs w:val="32"/>
         </w:rPr>
@@ -1044,6 +1057,7 @@
       </w:r>
       <w:r>
         <w:rPr>
+          <w:rFonts w:ascii="Carlito" w:hAnsi="Carlito" w:cs="Carlito"/>
           <w:sz w:val="32"/>
           <w:szCs w:val="32"/>
         </w:rPr>
@@ -1051,6 +1065,7 @@
       </w:r>
       <w:r>
         <w:rPr>
+          <w:rFonts w:ascii="Carlito" w:hAnsi="Carlito" w:cs="Carlito"/>
           <w:sz w:val="32"/>
           <w:szCs w:val="32"/>
         </w:rPr>
@@ -1061,6 +1076,7 @@
       <w:pPr>
         <w:jc w:val="both"/>
         <w:rPr>
+          <w:rFonts w:ascii="Carlito" w:hAnsi="Carlito" w:cs="Carlito"/>
           <w:sz w:val="32"/>
           <w:szCs w:val="32"/>
         </w:rPr>
@@ -1075,12 +1091,14 @@
         </w:numPr>
         <w:jc w:val="both"/>
         <w:rPr>
-          <w:sz w:val="32"/>
-          <w:szCs w:val="32"/>
-        </w:rPr>
-      </w:pPr>
-      <w:r>
-        <w:rPr>
+          <w:rFonts w:ascii="Carlito" w:hAnsi="Carlito" w:cs="Carlito"/>
+          <w:sz w:val="32"/>
+          <w:szCs w:val="32"/>
+        </w:rPr>
+      </w:pPr>
+      <w:r>
+        <w:rPr>
+          <w:rFonts w:ascii="Carlito" w:hAnsi="Carlito" w:cs="Carlito"/>
           <w:sz w:val="32"/>
           <w:szCs w:val="32"/>
         </w:rPr>
@@ -1096,12 +1114,14 @@
         </w:numPr>
         <w:jc w:val="both"/>
         <w:rPr>
-          <w:sz w:val="32"/>
-          <w:szCs w:val="32"/>
-        </w:rPr>
-      </w:pPr>
-      <w:r>
-        <w:rPr>
+          <w:rFonts w:ascii="Carlito" w:hAnsi="Carlito" w:cs="Carlito"/>
+          <w:sz w:val="32"/>
+          <w:szCs w:val="32"/>
+        </w:rPr>
+      </w:pPr>
+      <w:r>
+        <w:rPr>
+          <w:rFonts w:ascii="Carlito" w:hAnsi="Carlito" w:cs="Carlito"/>
           <w:sz w:val="32"/>
           <w:szCs w:val="32"/>
         </w:rPr>
@@ -1117,12 +1137,14 @@
         </w:numPr>
         <w:jc w:val="both"/>
         <w:rPr>
-          <w:sz w:val="32"/>
-          <w:szCs w:val="32"/>
-        </w:rPr>
-      </w:pPr>
-      <w:r>
-        <w:rPr>
+          <w:rFonts w:ascii="Carlito" w:hAnsi="Carlito" w:cs="Carlito"/>
+          <w:sz w:val="32"/>
+          <w:szCs w:val="32"/>
+        </w:rPr>
+      </w:pPr>
+      <w:r>
+        <w:rPr>
+          <w:rFonts w:ascii="Carlito" w:hAnsi="Carlito" w:cs="Carlito"/>
           <w:sz w:val="32"/>
           <w:szCs w:val="32"/>
         </w:rPr>
@@ -1130,6 +1152,7 @@
       </w:r>
       <w:r>
         <w:rPr>
+          <w:rFonts w:ascii="Carlito" w:hAnsi="Carlito" w:cs="Carlito"/>
           <w:sz w:val="32"/>
           <w:szCs w:val="32"/>
         </w:rPr>
@@ -1145,12 +1168,14 @@
         </w:numPr>
         <w:jc w:val="both"/>
         <w:rPr>
-          <w:sz w:val="32"/>
-          <w:szCs w:val="32"/>
-        </w:rPr>
-      </w:pPr>
-      <w:r>
-        <w:rPr>
+          <w:rFonts w:ascii="Carlito" w:hAnsi="Carlito" w:cs="Carlito"/>
+          <w:sz w:val="32"/>
+          <w:szCs w:val="32"/>
+        </w:rPr>
+      </w:pPr>
+      <w:r>
+        <w:rPr>
+          <w:rFonts w:ascii="Carlito" w:hAnsi="Carlito" w:cs="Carlito"/>
           <w:sz w:val="32"/>
           <w:szCs w:val="32"/>
         </w:rPr>
@@ -1161,6 +1186,7 @@
       <w:pPr>
         <w:jc w:val="both"/>
         <w:rPr>
+          <w:rFonts w:ascii="Carlito" w:hAnsi="Carlito" w:cs="Carlito"/>
           <w:sz w:val="32"/>
           <w:szCs w:val="32"/>
         </w:rPr>
@@ -1175,12 +1201,14 @@
         </w:numPr>
         <w:jc w:val="both"/>
         <w:rPr>
-          <w:sz w:val="32"/>
-          <w:szCs w:val="32"/>
-        </w:rPr>
-      </w:pPr>
-      <w:r>
-        <w:rPr>
+          <w:rFonts w:ascii="Carlito" w:hAnsi="Carlito" w:cs="Carlito"/>
+          <w:sz w:val="32"/>
+          <w:szCs w:val="32"/>
+        </w:rPr>
+      </w:pPr>
+      <w:r>
+        <w:rPr>
+          <w:rFonts w:ascii="Carlito" w:hAnsi="Carlito" w:cs="Carlito"/>
           <w:sz w:val="32"/>
           <w:szCs w:val="32"/>
         </w:rPr>
@@ -1196,12 +1224,14 @@
         </w:numPr>
         <w:jc w:val="both"/>
         <w:rPr>
-          <w:sz w:val="32"/>
-          <w:szCs w:val="32"/>
-        </w:rPr>
-      </w:pPr>
-      <w:r>
-        <w:rPr>
+          <w:rFonts w:ascii="Carlito" w:hAnsi="Carlito" w:cs="Carlito"/>
+          <w:sz w:val="32"/>
+          <w:szCs w:val="32"/>
+        </w:rPr>
+      </w:pPr>
+      <w:r>
+        <w:rPr>
+          <w:rFonts w:ascii="Carlito" w:hAnsi="Carlito" w:cs="Carlito"/>
           <w:sz w:val="32"/>
           <w:szCs w:val="32"/>
         </w:rPr>
@@ -1217,12 +1247,14 @@
         </w:numPr>
         <w:jc w:val="both"/>
         <w:rPr>
-          <w:sz w:val="32"/>
-          <w:szCs w:val="32"/>
-        </w:rPr>
-      </w:pPr>
-      <w:r>
-        <w:rPr>
+          <w:rFonts w:ascii="Carlito" w:hAnsi="Carlito" w:cs="Carlito"/>
+          <w:sz w:val="32"/>
+          <w:szCs w:val="32"/>
+        </w:rPr>
+      </w:pPr>
+      <w:r>
+        <w:rPr>
+          <w:rFonts w:ascii="Carlito" w:hAnsi="Carlito" w:cs="Carlito"/>
           <w:sz w:val="32"/>
           <w:szCs w:val="32"/>
         </w:rPr>
@@ -1238,12 +1270,14 @@
         </w:numPr>
         <w:jc w:val="both"/>
         <w:rPr>
-          <w:sz w:val="32"/>
-          <w:szCs w:val="32"/>
-        </w:rPr>
-      </w:pPr>
-      <w:r>
-        <w:rPr>
+          <w:rFonts w:ascii="Carlito" w:hAnsi="Carlito" w:cs="Carlito"/>
+          <w:sz w:val="32"/>
+          <w:szCs w:val="32"/>
+        </w:rPr>
+      </w:pPr>
+      <w:r>
+        <w:rPr>
+          <w:rFonts w:ascii="Carlito" w:hAnsi="Carlito" w:cs="Carlito"/>
           <w:sz w:val="32"/>
           <w:szCs w:val="32"/>
         </w:rPr>
@@ -1254,21 +1288,24 @@
       <w:pPr>
         <w:jc w:val="both"/>
         <w:rPr>
-          <w:sz w:val="32"/>
-          <w:szCs w:val="32"/>
-        </w:rPr>
-      </w:pPr>
-    </w:p>
-    <w:p>
-      <w:pPr>
-        <w:jc w:val="both"/>
-        <w:rPr>
-          <w:sz w:val="32"/>
-          <w:szCs w:val="32"/>
-        </w:rPr>
-      </w:pPr>
-      <w:r>
-        <w:rPr>
+          <w:rFonts w:ascii="Carlito" w:hAnsi="Carlito" w:cs="Carlito"/>
+          <w:sz w:val="32"/>
+          <w:szCs w:val="32"/>
+        </w:rPr>
+      </w:pPr>
+    </w:p>
+    <w:p>
+      <w:pPr>
+        <w:jc w:val="both"/>
+        <w:rPr>
+          <w:rFonts w:ascii="Carlito" w:hAnsi="Carlito" w:cs="Carlito"/>
+          <w:sz w:val="32"/>
+          <w:szCs w:val="32"/>
+        </w:rPr>
+      </w:pPr>
+      <w:r>
+        <w:rPr>
+          <w:rFonts w:ascii="Carlito" w:hAnsi="Carlito" w:cs="Carlito"/>
           <w:sz w:val="32"/>
           <w:szCs w:val="32"/>
         </w:rPr>
@@ -1279,12 +1316,14 @@
       <w:pPr>
         <w:jc w:val="both"/>
         <w:rPr>
-          <w:sz w:val="32"/>
-          <w:szCs w:val="32"/>
-        </w:rPr>
-      </w:pPr>
-      <w:r>
-        <w:rPr>
+          <w:rFonts w:ascii="Carlito" w:hAnsi="Carlito" w:cs="Carlito"/>
+          <w:sz w:val="32"/>
+          <w:szCs w:val="32"/>
+        </w:rPr>
+      </w:pPr>
+      <w:r>
+        <w:rPr>
+          <w:rFonts w:ascii="Carlito" w:hAnsi="Carlito" w:cs="Carlito"/>
           <w:sz w:val="32"/>
           <w:szCs w:val="32"/>
         </w:rPr>
@@ -1292,6 +1331,7 @@
       </w:r>
       <w:r>
         <w:rPr>
+          <w:rFonts w:ascii="Carlito" w:hAnsi="Carlito" w:cs="Carlito"/>
           <w:sz w:val="32"/>
           <w:szCs w:val="32"/>
         </w:rPr>
@@ -1299,6 +1339,7 @@
       </w:r>
       <w:r>
         <w:rPr>
+          <w:rFonts w:ascii="Carlito" w:hAnsi="Carlito" w:cs="Carlito"/>
           <w:sz w:val="32"/>
           <w:szCs w:val="32"/>
         </w:rPr>
@@ -1306,6 +1347,7 @@
       </w:r>
       <w:r>
         <w:rPr>
+          <w:rFonts w:ascii="Carlito" w:hAnsi="Carlito" w:cs="Carlito"/>
           <w:sz w:val="32"/>
           <w:szCs w:val="32"/>
         </w:rPr>
@@ -1313,6 +1355,7 @@
       </w:r>
       <w:r>
         <w:rPr>
+          <w:rFonts w:ascii="Carlito" w:hAnsi="Carlito" w:cs="Carlito"/>
           <w:sz w:val="32"/>
           <w:szCs w:val="32"/>
         </w:rPr>
@@ -1320,6 +1363,7 @@
       </w:r>
       <w:r>
         <w:rPr>
+          <w:rFonts w:ascii="Carlito" w:hAnsi="Carlito" w:cs="Carlito"/>
           <w:sz w:val="32"/>
           <w:szCs w:val="32"/>
         </w:rPr>
@@ -1330,21 +1374,24 @@
       <w:pPr>
         <w:jc w:val="both"/>
         <w:rPr>
-          <w:sz w:val="32"/>
-          <w:szCs w:val="32"/>
-        </w:rPr>
-      </w:pPr>
-    </w:p>
-    <w:p>
-      <w:pPr>
-        <w:jc w:val="both"/>
-        <w:rPr>
-          <w:sz w:val="32"/>
-          <w:szCs w:val="32"/>
-        </w:rPr>
-      </w:pPr>
-      <w:r>
-        <w:rPr>
+          <w:rFonts w:ascii="Carlito" w:hAnsi="Carlito" w:cs="Carlito"/>
+          <w:sz w:val="32"/>
+          <w:szCs w:val="32"/>
+        </w:rPr>
+      </w:pPr>
+    </w:p>
+    <w:p>
+      <w:pPr>
+        <w:jc w:val="both"/>
+        <w:rPr>
+          <w:rFonts w:ascii="Carlito" w:hAnsi="Carlito" w:cs="Carlito"/>
+          <w:sz w:val="32"/>
+          <w:szCs w:val="32"/>
+        </w:rPr>
+      </w:pPr>
+      <w:r>
+        <w:rPr>
+          <w:rFonts w:ascii="Carlito" w:hAnsi="Carlito" w:cs="Carlito"/>
           <w:sz w:val="32"/>
           <w:szCs w:val="32"/>
         </w:rPr>
@@ -1361,12 +1408,14 @@
         </w:numPr>
         <w:jc w:val="both"/>
         <w:rPr>
-          <w:sz w:val="32"/>
-          <w:szCs w:val="32"/>
-        </w:rPr>
-      </w:pPr>
-      <w:r>
-        <w:rPr>
+          <w:rFonts w:ascii="Carlito" w:hAnsi="Carlito" w:cs="Carlito"/>
+          <w:sz w:val="32"/>
+          <w:szCs w:val="32"/>
+        </w:rPr>
+      </w:pPr>
+      <w:r>
+        <w:rPr>
+          <w:rFonts w:ascii="Carlito" w:hAnsi="Carlito" w:cs="Carlito"/>
           <w:sz w:val="32"/>
           <w:szCs w:val="32"/>
         </w:rPr>
@@ -1382,26 +1431,19 @@
         </w:numPr>
         <w:jc w:val="both"/>
         <w:rPr>
-          <w:sz w:val="32"/>
-          <w:szCs w:val="32"/>
-        </w:rPr>
-      </w:pPr>
-      <w:r>
-        <w:rPr>
-          <w:sz w:val="32"/>
-          <w:szCs w:val="32"/>
-        </w:rPr>
-        <w:t xml:space="preserve">Complex queries? → </w:t>
-      </w:r>
-      <w:proofErr w:type="spellStart"/>
-      <w:r>
-        <w:rPr>
-          <w:sz w:val="32"/>
-          <w:szCs w:val="32"/>
-        </w:rPr>
-        <w:t>GraphQL</w:t>
-      </w:r>
-      <w:proofErr w:type="spellEnd"/>
+          <w:rFonts w:ascii="Carlito" w:hAnsi="Carlito" w:cs="Carlito"/>
+          <w:sz w:val="32"/>
+          <w:szCs w:val="32"/>
+        </w:rPr>
+      </w:pPr>
+      <w:r>
+        <w:rPr>
+          <w:rFonts w:ascii="Carlito" w:hAnsi="Carlito" w:cs="Carlito"/>
+          <w:sz w:val="32"/>
+          <w:szCs w:val="32"/>
+        </w:rPr>
+        <w:t>Complex queries? → GraphQL</w:t>
+      </w:r>
     </w:p>
     <w:p>
       <w:pPr>
@@ -1412,12 +1454,14 @@
         </w:numPr>
         <w:jc w:val="both"/>
         <w:rPr>
-          <w:sz w:val="32"/>
-          <w:szCs w:val="32"/>
-        </w:rPr>
-      </w:pPr>
-      <w:r>
-        <w:rPr>
+          <w:rFonts w:ascii="Carlito" w:hAnsi="Carlito" w:cs="Carlito"/>
+          <w:sz w:val="32"/>
+          <w:szCs w:val="32"/>
+        </w:rPr>
+      </w:pPr>
+      <w:r>
+        <w:rPr>
+          <w:rFonts w:ascii="Carlito" w:hAnsi="Carlito" w:cs="Carlito"/>
           <w:sz w:val="32"/>
           <w:szCs w:val="32"/>
         </w:rPr>
@@ -1433,12 +1477,14 @@
         </w:numPr>
         <w:jc w:val="both"/>
         <w:rPr>
-          <w:sz w:val="32"/>
-          <w:szCs w:val="32"/>
-        </w:rPr>
-      </w:pPr>
-      <w:r>
-        <w:rPr>
+          <w:rFonts w:ascii="Carlito" w:hAnsi="Carlito" w:cs="Carlito"/>
+          <w:sz w:val="32"/>
+          <w:szCs w:val="32"/>
+        </w:rPr>
+      </w:pPr>
+      <w:r>
+        <w:rPr>
+          <w:rFonts w:ascii="Carlito" w:hAnsi="Carlito" w:cs="Carlito"/>
           <w:sz w:val="32"/>
           <w:szCs w:val="32"/>
         </w:rPr>
@@ -1454,12 +1500,14 @@
         </w:numPr>
         <w:jc w:val="both"/>
         <w:rPr>
-          <w:sz w:val="32"/>
-          <w:szCs w:val="32"/>
-        </w:rPr>
-      </w:pPr>
-      <w:r>
-        <w:rPr>
+          <w:rFonts w:ascii="Carlito" w:hAnsi="Carlito" w:cs="Carlito"/>
+          <w:sz w:val="32"/>
+          <w:szCs w:val="32"/>
+        </w:rPr>
+      </w:pPr>
+      <w:r>
+        <w:rPr>
+          <w:rFonts w:ascii="Carlito" w:hAnsi="Carlito" w:cs="Carlito"/>
           <w:sz w:val="32"/>
           <w:szCs w:val="32"/>
         </w:rPr>
@@ -1475,12 +1523,14 @@
         </w:numPr>
         <w:jc w:val="both"/>
         <w:rPr>
-          <w:sz w:val="32"/>
-          <w:szCs w:val="32"/>
-        </w:rPr>
-      </w:pPr>
-      <w:r>
-        <w:rPr>
+          <w:rFonts w:ascii="Carlito" w:hAnsi="Carlito" w:cs="Carlito"/>
+          <w:sz w:val="32"/>
+          <w:szCs w:val="32"/>
+        </w:rPr>
+      </w:pPr>
+      <w:r>
+        <w:rPr>
+          <w:rFonts w:ascii="Carlito" w:hAnsi="Carlito" w:cs="Carlito"/>
           <w:sz w:val="32"/>
           <w:szCs w:val="32"/>
         </w:rPr>
@@ -1491,6 +1541,7 @@
       <w:pPr>
         <w:jc w:val="both"/>
         <w:rPr>
+          <w:rFonts w:ascii="Carlito" w:hAnsi="Carlito" w:cs="Carlito"/>
           <w:sz w:val="32"/>
           <w:szCs w:val="32"/>
         </w:rPr>
@@ -1500,12 +1551,14 @@
       <w:pPr>
         <w:jc w:val="center"/>
         <w:rPr>
-          <w:sz w:val="32"/>
-          <w:szCs w:val="32"/>
-        </w:rPr>
-      </w:pPr>
-      <w:r>
-        <w:rPr>
+          <w:rFonts w:ascii="Carlito" w:hAnsi="Carlito" w:cs="Carlito"/>
+          <w:sz w:val="32"/>
+          <w:szCs w:val="32"/>
+        </w:rPr>
+      </w:pPr>
+      <w:r>
+        <w:rPr>
+          <w:rFonts w:ascii="Carlito" w:hAnsi="Carlito" w:cs="Carlito"/>
           <w:sz w:val="32"/>
           <w:szCs w:val="32"/>
         </w:rPr>
@@ -1516,23 +1569,26 @@
       <w:pPr>
         <w:jc w:val="both"/>
         <w:rPr>
-          <w:sz w:val="32"/>
-          <w:szCs w:val="32"/>
-        </w:rPr>
-      </w:pPr>
-    </w:p>
-    <w:p>
-      <w:pPr>
-        <w:jc w:val="both"/>
-        <w:rPr>
-          <w:b/>
-          <w:bCs/>
-          <w:sz w:val="32"/>
-          <w:szCs w:val="32"/>
-        </w:rPr>
-      </w:pPr>
-      <w:r>
-        <w:rPr>
+          <w:rFonts w:ascii="Carlito" w:hAnsi="Carlito" w:cs="Carlito"/>
+          <w:sz w:val="32"/>
+          <w:szCs w:val="32"/>
+        </w:rPr>
+      </w:pPr>
+    </w:p>
+    <w:p>
+      <w:pPr>
+        <w:jc w:val="both"/>
+        <w:rPr>
+          <w:rFonts w:ascii="Carlito" w:hAnsi="Carlito" w:cs="Carlito"/>
+          <w:b/>
+          <w:bCs/>
+          <w:sz w:val="32"/>
+          <w:szCs w:val="32"/>
+        </w:rPr>
+      </w:pPr>
+      <w:r>
+        <w:rPr>
+          <w:rFonts w:ascii="Carlito" w:hAnsi="Carlito" w:cs="Carlito"/>
           <w:b/>
           <w:bCs/>
           <w:sz w:val="32"/>
@@ -1545,12 +1601,14 @@
       <w:pPr>
         <w:jc w:val="both"/>
         <w:rPr>
-          <w:sz w:val="32"/>
-          <w:szCs w:val="32"/>
-        </w:rPr>
-      </w:pPr>
-      <w:r>
-        <w:rPr>
+          <w:rFonts w:ascii="Carlito" w:hAnsi="Carlito" w:cs="Carlito"/>
+          <w:sz w:val="32"/>
+          <w:szCs w:val="32"/>
+        </w:rPr>
+      </w:pPr>
+      <w:r>
+        <w:rPr>
+          <w:rFonts w:ascii="Carlito" w:hAnsi="Carlito" w:cs="Carlito"/>
           <w:sz w:val="32"/>
           <w:szCs w:val="32"/>
         </w:rPr>
@@ -1558,6 +1616,7 @@
       </w:r>
       <w:r>
         <w:rPr>
+          <w:rFonts w:ascii="Carlito" w:hAnsi="Carlito" w:cs="Carlito"/>
           <w:sz w:val="32"/>
           <w:szCs w:val="32"/>
         </w:rPr>
@@ -1565,6 +1624,7 @@
       </w:r>
       <w:r>
         <w:rPr>
+          <w:rFonts w:ascii="Carlito" w:hAnsi="Carlito" w:cs="Carlito"/>
           <w:sz w:val="32"/>
           <w:szCs w:val="32"/>
         </w:rPr>
@@ -1572,6 +1632,7 @@
       </w:r>
       <w:r>
         <w:rPr>
+          <w:rFonts w:ascii="Carlito" w:hAnsi="Carlito" w:cs="Carlito"/>
           <w:sz w:val="32"/>
           <w:szCs w:val="32"/>
         </w:rPr>
@@ -1582,21 +1643,24 @@
       <w:pPr>
         <w:jc w:val="both"/>
         <w:rPr>
-          <w:sz w:val="32"/>
-          <w:szCs w:val="32"/>
-        </w:rPr>
-      </w:pPr>
-    </w:p>
-    <w:p>
-      <w:pPr>
-        <w:jc w:val="both"/>
-        <w:rPr>
-          <w:sz w:val="32"/>
-          <w:szCs w:val="32"/>
-        </w:rPr>
-      </w:pPr>
-      <w:r>
-        <w:rPr>
+          <w:rFonts w:ascii="Carlito" w:hAnsi="Carlito" w:cs="Carlito"/>
+          <w:sz w:val="32"/>
+          <w:szCs w:val="32"/>
+        </w:rPr>
+      </w:pPr>
+    </w:p>
+    <w:p>
+      <w:pPr>
+        <w:jc w:val="both"/>
+        <w:rPr>
+          <w:rFonts w:ascii="Carlito" w:hAnsi="Carlito" w:cs="Carlito"/>
+          <w:sz w:val="32"/>
+          <w:szCs w:val="32"/>
+        </w:rPr>
+      </w:pPr>
+      <w:r>
+        <w:rPr>
+          <w:rFonts w:ascii="Carlito" w:hAnsi="Carlito" w:cs="Carlito"/>
           <w:sz w:val="32"/>
           <w:szCs w:val="32"/>
         </w:rPr>
@@ -1607,12 +1671,14 @@
       <w:pPr>
         <w:jc w:val="both"/>
         <w:rPr>
-          <w:sz w:val="32"/>
-          <w:szCs w:val="32"/>
-        </w:rPr>
-      </w:pPr>
-      <w:r>
-        <w:rPr>
+          <w:rFonts w:ascii="Carlito" w:hAnsi="Carlito" w:cs="Carlito"/>
+          <w:sz w:val="32"/>
+          <w:szCs w:val="32"/>
+        </w:rPr>
+      </w:pPr>
+      <w:r>
+        <w:rPr>
+          <w:rFonts w:ascii="Carlito" w:hAnsi="Carlito" w:cs="Carlito"/>
           <w:sz w:val="32"/>
           <w:szCs w:val="32"/>
         </w:rPr>
@@ -1623,14 +1689,16 @@
       <w:pPr>
         <w:jc w:val="both"/>
         <w:rPr>
-          <w:b/>
-          <w:bCs/>
-          <w:sz w:val="32"/>
-          <w:szCs w:val="32"/>
-        </w:rPr>
-      </w:pPr>
-      <w:r>
-        <w:rPr>
+          <w:rFonts w:ascii="Carlito" w:hAnsi="Carlito" w:cs="Carlito"/>
+          <w:b/>
+          <w:bCs/>
+          <w:sz w:val="32"/>
+          <w:szCs w:val="32"/>
+        </w:rPr>
+      </w:pPr>
+      <w:r>
+        <w:rPr>
+          <w:rFonts w:ascii="Carlito" w:hAnsi="Carlito" w:cs="Carlito"/>
           <w:b/>
           <w:bCs/>
           <w:sz w:val="32"/>
@@ -1650,22 +1718,13 @@
       </w:r>
       <w:r>
         <w:rPr>
-          <w:b/>
-          <w:bCs/>
-          <w:sz w:val="32"/>
-          <w:szCs w:val="32"/>
-        </w:rPr>
-        <w:t xml:space="preserve"> UI (button hidden) </w:t>
-      </w:r>
-      <w:r>
-        <w:rPr>
-          <w:rFonts w:ascii="Aptos" w:hAnsi="Aptos" w:cs="Aptos"/>
-          <w:b/>
-          <w:bCs/>
-          <w:sz w:val="32"/>
-          <w:szCs w:val="32"/>
-        </w:rPr>
-        <w:t>──</w:t>
+          <w:rFonts w:ascii="Carlito" w:hAnsi="Carlito" w:cs="Carlito"/>
+          <w:b/>
+          <w:bCs/>
+          <w:sz w:val="32"/>
+          <w:szCs w:val="32"/>
+        </w:rPr>
+        <w:t xml:space="preserve"> UI (button hidden) ──</w:t>
       </w:r>
       <w:r>
         <w:rPr>
@@ -1679,6 +1738,7 @@
       </w:r>
       <w:r>
         <w:rPr>
+          <w:rFonts w:ascii="Carlito" w:hAnsi="Carlito" w:cs="Carlito"/>
           <w:b/>
           <w:bCs/>
           <w:sz w:val="32"/>
@@ -1688,7 +1748,7 @@
       </w:r>
       <w:r>
         <w:rPr>
-          <w:rFonts w:ascii="Aptos" w:hAnsi="Aptos" w:cs="Aptos"/>
+          <w:rFonts w:ascii="Segoe UI Symbol" w:hAnsi="Segoe UI Symbol" w:cs="Segoe UI Symbol"/>
           <w:b/>
           <w:bCs/>
           <w:sz w:val="32"/>
@@ -1701,14 +1761,16 @@
       <w:pPr>
         <w:jc w:val="both"/>
         <w:rPr>
-          <w:b/>
-          <w:bCs/>
-          <w:sz w:val="32"/>
-          <w:szCs w:val="32"/>
-        </w:rPr>
-      </w:pPr>
-      <w:r>
-        <w:rPr>
+          <w:rFonts w:ascii="Carlito" w:hAnsi="Carlito" w:cs="Carlito"/>
+          <w:b/>
+          <w:bCs/>
+          <w:sz w:val="32"/>
+          <w:szCs w:val="32"/>
+        </w:rPr>
+      </w:pPr>
+      <w:r>
+        <w:rPr>
+          <w:rFonts w:ascii="Carlito" w:hAnsi="Carlito" w:cs="Carlito"/>
           <w:b/>
           <w:bCs/>
           <w:sz w:val="32"/>
@@ -1728,6 +1790,7 @@
       </w:r>
       <w:r>
         <w:rPr>
+          <w:rFonts w:ascii="Carlito" w:hAnsi="Carlito" w:cs="Carlito"/>
           <w:b/>
           <w:bCs/>
           <w:sz w:val="32"/>
@@ -1735,10 +1798,9 @@
         </w:rPr>
         <w:t xml:space="preserve"> Backend </w:t>
       </w:r>
-      <w:proofErr w:type="gramStart"/>
-      <w:r>
-        <w:rPr>
-          <w:rFonts w:ascii="Aptos" w:hAnsi="Aptos" w:cs="Aptos"/>
+      <w:r>
+        <w:rPr>
+          <w:rFonts w:ascii="Segoe UI Symbol" w:hAnsi="Segoe UI Symbol" w:cs="Segoe UI Symbol"/>
           <w:b/>
           <w:bCs/>
           <w:sz w:val="32"/>
@@ -1748,44 +1810,27 @@
       </w:r>
       <w:r>
         <w:rPr>
-          <w:b/>
-          <w:bCs/>
-          <w:sz w:val="32"/>
-          <w:szCs w:val="32"/>
-        </w:rPr>
-        <w:t xml:space="preserve">  </w:t>
-      </w:r>
-      <w:r>
-        <w:rPr>
-          <w:rFonts w:ascii="Aptos" w:hAnsi="Aptos" w:cs="Aptos"/>
-          <w:b/>
-          <w:bCs/>
-          <w:sz w:val="32"/>
-          <w:szCs w:val="32"/>
-        </w:rPr>
-        <w:t>←</w:t>
-      </w:r>
-      <w:proofErr w:type="gramEnd"/>
-      <w:r>
-        <w:rPr>
-          <w:b/>
-          <w:bCs/>
-          <w:sz w:val="32"/>
-          <w:szCs w:val="32"/>
-        </w:rPr>
-        <w:t xml:space="preserve"> same door</w:t>
-      </w:r>
-    </w:p>
-    <w:p>
-      <w:pPr>
-        <w:jc w:val="both"/>
-        <w:rPr>
-          <w:sz w:val="32"/>
-          <w:szCs w:val="32"/>
-        </w:rPr>
-      </w:pPr>
-      <w:r>
-        <w:rPr>
+          <w:rFonts w:ascii="Carlito" w:hAnsi="Carlito" w:cs="Carlito"/>
+          <w:b/>
+          <w:bCs/>
+          <w:sz w:val="32"/>
+          <w:szCs w:val="32"/>
+        </w:rPr>
+        <w:t xml:space="preserve">  ← same door</w:t>
+      </w:r>
+    </w:p>
+    <w:p>
+      <w:pPr>
+        <w:jc w:val="both"/>
+        <w:rPr>
+          <w:rFonts w:ascii="Carlito" w:hAnsi="Carlito" w:cs="Carlito"/>
+          <w:sz w:val="32"/>
+          <w:szCs w:val="32"/>
+        </w:rPr>
+      </w:pPr>
+      <w:r>
+        <w:rPr>
+          <w:rFonts w:ascii="Carlito" w:hAnsi="Carlito" w:cs="Carlito"/>
           <w:sz w:val="32"/>
           <w:szCs w:val="32"/>
         </w:rPr>
@@ -1796,21 +1841,24 @@
       <w:pPr>
         <w:jc w:val="both"/>
         <w:rPr>
-          <w:sz w:val="32"/>
-          <w:szCs w:val="32"/>
-        </w:rPr>
-      </w:pPr>
-    </w:p>
-    <w:p>
-      <w:pPr>
-        <w:jc w:val="both"/>
-        <w:rPr>
-          <w:sz w:val="32"/>
-          <w:szCs w:val="32"/>
-        </w:rPr>
-      </w:pPr>
-      <w:r>
-        <w:rPr>
+          <w:rFonts w:ascii="Carlito" w:hAnsi="Carlito" w:cs="Carlito"/>
+          <w:sz w:val="32"/>
+          <w:szCs w:val="32"/>
+        </w:rPr>
+      </w:pPr>
+    </w:p>
+    <w:p>
+      <w:pPr>
+        <w:jc w:val="both"/>
+        <w:rPr>
+          <w:rFonts w:ascii="Carlito" w:hAnsi="Carlito" w:cs="Carlito"/>
+          <w:sz w:val="32"/>
+          <w:szCs w:val="32"/>
+        </w:rPr>
+      </w:pPr>
+      <w:r>
+        <w:rPr>
+          <w:rFonts w:ascii="Carlito" w:hAnsi="Carlito" w:cs="Carlito"/>
           <w:sz w:val="32"/>
           <w:szCs w:val="32"/>
         </w:rPr>
@@ -1821,12 +1869,14 @@
       <w:pPr>
         <w:jc w:val="both"/>
         <w:rPr>
-          <w:sz w:val="32"/>
-          <w:szCs w:val="32"/>
-        </w:rPr>
-      </w:pPr>
-      <w:r>
-        <w:rPr>
+          <w:rFonts w:ascii="Carlito" w:hAnsi="Carlito" w:cs="Carlito"/>
+          <w:sz w:val="32"/>
+          <w:szCs w:val="32"/>
+        </w:rPr>
+      </w:pPr>
+      <w:r>
+        <w:rPr>
+          <w:rFonts w:ascii="Carlito" w:hAnsi="Carlito" w:cs="Carlito"/>
           <w:sz w:val="32"/>
           <w:szCs w:val="32"/>
         </w:rPr>
@@ -1835,6 +1885,7 @@
       </w:r>
       <w:r>
         <w:rPr>
+          <w:rFonts w:ascii="Carlito" w:hAnsi="Carlito" w:cs="Carlito"/>
           <w:b/>
           <w:bCs/>
           <w:sz w:val="32"/>
@@ -1844,6 +1895,7 @@
       </w:r>
       <w:r>
         <w:rPr>
+          <w:rFonts w:ascii="Carlito" w:hAnsi="Carlito" w:cs="Carlito"/>
           <w:sz w:val="32"/>
           <w:szCs w:val="32"/>
         </w:rPr>
@@ -1854,12 +1906,14 @@
       <w:pPr>
         <w:jc w:val="both"/>
         <w:rPr>
-          <w:sz w:val="32"/>
-          <w:szCs w:val="32"/>
-        </w:rPr>
-      </w:pPr>
-      <w:r>
-        <w:rPr>
+          <w:rFonts w:ascii="Carlito" w:hAnsi="Carlito" w:cs="Carlito"/>
+          <w:sz w:val="32"/>
+          <w:szCs w:val="32"/>
+        </w:rPr>
+      </w:pPr>
+      <w:r>
+        <w:rPr>
+          <w:rFonts w:ascii="Carlito" w:hAnsi="Carlito" w:cs="Carlito"/>
           <w:sz w:val="32"/>
           <w:szCs w:val="32"/>
         </w:rPr>
@@ -1870,14 +1924,16 @@
       <w:pPr>
         <w:jc w:val="both"/>
         <w:rPr>
-          <w:b/>
-          <w:bCs/>
-          <w:sz w:val="32"/>
-          <w:szCs w:val="32"/>
-        </w:rPr>
-      </w:pPr>
-      <w:r>
-        <w:rPr>
+          <w:rFonts w:ascii="Carlito" w:hAnsi="Carlito" w:cs="Carlito"/>
+          <w:b/>
+          <w:bCs/>
+          <w:sz w:val="32"/>
+          <w:szCs w:val="32"/>
+        </w:rPr>
+      </w:pPr>
+      <w:r>
+        <w:rPr>
+          <w:rFonts w:ascii="Carlito" w:hAnsi="Carlito" w:cs="Carlito"/>
           <w:b/>
           <w:bCs/>
           <w:sz w:val="32"/>
@@ -1890,12 +1946,14 @@
       <w:pPr>
         <w:jc w:val="both"/>
         <w:rPr>
-          <w:sz w:val="32"/>
-          <w:szCs w:val="32"/>
-        </w:rPr>
-      </w:pPr>
-      <w:r>
-        <w:rPr>
+          <w:rFonts w:ascii="Carlito" w:hAnsi="Carlito" w:cs="Carlito"/>
+          <w:sz w:val="32"/>
+          <w:szCs w:val="32"/>
+        </w:rPr>
+      </w:pPr>
+      <w:r>
+        <w:rPr>
+          <w:rFonts w:ascii="Carlito" w:hAnsi="Carlito" w:cs="Carlito"/>
           <w:sz w:val="32"/>
           <w:szCs w:val="32"/>
         </w:rPr>
@@ -1911,12 +1969,14 @@
         </w:numPr>
         <w:jc w:val="both"/>
         <w:rPr>
-          <w:sz w:val="32"/>
-          <w:szCs w:val="32"/>
-        </w:rPr>
-      </w:pPr>
-      <w:r>
-        <w:rPr>
+          <w:rFonts w:ascii="Carlito" w:hAnsi="Carlito" w:cs="Carlito"/>
+          <w:sz w:val="32"/>
+          <w:szCs w:val="32"/>
+        </w:rPr>
+      </w:pPr>
+      <w:r>
+        <w:rPr>
+          <w:rFonts w:ascii="Carlito" w:hAnsi="Carlito" w:cs="Carlito"/>
           <w:sz w:val="32"/>
           <w:szCs w:val="32"/>
         </w:rPr>
@@ -1932,12 +1992,14 @@
         </w:numPr>
         <w:jc w:val="both"/>
         <w:rPr>
-          <w:sz w:val="32"/>
-          <w:szCs w:val="32"/>
-        </w:rPr>
-      </w:pPr>
-      <w:r>
-        <w:rPr>
+          <w:rFonts w:ascii="Carlito" w:hAnsi="Carlito" w:cs="Carlito"/>
+          <w:sz w:val="32"/>
+          <w:szCs w:val="32"/>
+        </w:rPr>
+      </w:pPr>
+      <w:r>
+        <w:rPr>
+          <w:rFonts w:ascii="Carlito" w:hAnsi="Carlito" w:cs="Carlito"/>
           <w:sz w:val="32"/>
           <w:szCs w:val="32"/>
         </w:rPr>
@@ -1953,12 +2015,14 @@
         </w:numPr>
         <w:jc w:val="both"/>
         <w:rPr>
-          <w:sz w:val="32"/>
-          <w:szCs w:val="32"/>
-        </w:rPr>
-      </w:pPr>
-      <w:r>
-        <w:rPr>
+          <w:rFonts w:ascii="Carlito" w:hAnsi="Carlito" w:cs="Carlito"/>
+          <w:sz w:val="32"/>
+          <w:szCs w:val="32"/>
+        </w:rPr>
+      </w:pPr>
+      <w:r>
+        <w:rPr>
+          <w:rFonts w:ascii="Carlito" w:hAnsi="Carlito" w:cs="Carlito"/>
           <w:sz w:val="32"/>
           <w:szCs w:val="32"/>
         </w:rPr>
@@ -1969,12 +2033,14 @@
       <w:pPr>
         <w:jc w:val="both"/>
         <w:rPr>
-          <w:sz w:val="32"/>
-          <w:szCs w:val="32"/>
-        </w:rPr>
-      </w:pPr>
-      <w:r>
-        <w:rPr>
+          <w:rFonts w:ascii="Carlito" w:hAnsi="Carlito" w:cs="Carlito"/>
+          <w:sz w:val="32"/>
+          <w:szCs w:val="32"/>
+        </w:rPr>
+      </w:pPr>
+      <w:r>
+        <w:rPr>
+          <w:rFonts w:ascii="Carlito" w:hAnsi="Carlito" w:cs="Carlito"/>
           <w:sz w:val="32"/>
           <w:szCs w:val="32"/>
         </w:rPr>
@@ -1985,21 +2051,24 @@
       <w:pPr>
         <w:jc w:val="both"/>
         <w:rPr>
-          <w:sz w:val="32"/>
-          <w:szCs w:val="32"/>
-        </w:rPr>
-      </w:pPr>
-    </w:p>
-    <w:p>
-      <w:pPr>
-        <w:jc w:val="both"/>
-        <w:rPr>
-          <w:sz w:val="32"/>
-          <w:szCs w:val="32"/>
-        </w:rPr>
-      </w:pPr>
-      <w:r>
-        <w:rPr>
+          <w:rFonts w:ascii="Carlito" w:hAnsi="Carlito" w:cs="Carlito"/>
+          <w:sz w:val="32"/>
+          <w:szCs w:val="32"/>
+        </w:rPr>
+      </w:pPr>
+    </w:p>
+    <w:p>
+      <w:pPr>
+        <w:jc w:val="both"/>
+        <w:rPr>
+          <w:rFonts w:ascii="Carlito" w:hAnsi="Carlito" w:cs="Carlito"/>
+          <w:sz w:val="32"/>
+          <w:szCs w:val="32"/>
+        </w:rPr>
+      </w:pPr>
+      <w:r>
+        <w:rPr>
+          <w:rFonts w:ascii="Carlito" w:hAnsi="Carlito" w:cs="Carlito"/>
           <w:sz w:val="32"/>
           <w:szCs w:val="32"/>
         </w:rPr>
@@ -2010,12 +2079,14 @@
       <w:pPr>
         <w:jc w:val="both"/>
         <w:rPr>
-          <w:sz w:val="32"/>
-          <w:szCs w:val="32"/>
-        </w:rPr>
-      </w:pPr>
-      <w:r>
-        <w:rPr>
+          <w:rFonts w:ascii="Carlito" w:hAnsi="Carlito" w:cs="Carlito"/>
+          <w:sz w:val="32"/>
+          <w:szCs w:val="32"/>
+        </w:rPr>
+      </w:pPr>
+      <w:r>
+        <w:rPr>
+          <w:rFonts w:ascii="Carlito" w:hAnsi="Carlito" w:cs="Carlito"/>
           <w:sz w:val="32"/>
           <w:szCs w:val="32"/>
         </w:rPr>
@@ -2026,12 +2097,14 @@
       <w:pPr>
         <w:jc w:val="both"/>
         <w:rPr>
-          <w:sz w:val="32"/>
-          <w:szCs w:val="32"/>
-        </w:rPr>
-      </w:pPr>
-      <w:r>
-        <w:rPr>
+          <w:rFonts w:ascii="Carlito" w:hAnsi="Carlito" w:cs="Carlito"/>
+          <w:sz w:val="32"/>
+          <w:szCs w:val="32"/>
+        </w:rPr>
+      </w:pPr>
+      <w:r>
+        <w:rPr>
+          <w:rFonts w:ascii="Carlito" w:hAnsi="Carlito" w:cs="Carlito"/>
           <w:sz w:val="32"/>
           <w:szCs w:val="32"/>
         </w:rPr>
@@ -2042,34 +2115,48 @@
       <w:pPr>
         <w:jc w:val="both"/>
         <w:rPr>
-          <w:b/>
-          <w:bCs/>
-          <w:sz w:val="32"/>
-          <w:szCs w:val="32"/>
-        </w:rPr>
-      </w:pPr>
-      <w:r>
-        <w:rPr>
-          <w:b/>
-          <w:bCs/>
-          <w:sz w:val="32"/>
-          <w:szCs w:val="32"/>
-        </w:rPr>
-        <w:t>Valid flow:   Cart → Payment → Reward ✓</w:t>
-      </w:r>
-    </w:p>
-    <w:p>
-      <w:pPr>
-        <w:jc w:val="both"/>
-        <w:rPr>
-          <w:b/>
-          <w:bCs/>
-          <w:sz w:val="32"/>
-          <w:szCs w:val="32"/>
-        </w:rPr>
-      </w:pPr>
-      <w:r>
-        <w:rPr>
+          <w:rFonts w:ascii="Carlito" w:hAnsi="Carlito" w:cs="Carlito"/>
+          <w:b/>
+          <w:bCs/>
+          <w:sz w:val="32"/>
+          <w:szCs w:val="32"/>
+        </w:rPr>
+      </w:pPr>
+      <w:r>
+        <w:rPr>
+          <w:rFonts w:ascii="Carlito" w:hAnsi="Carlito" w:cs="Carlito"/>
+          <w:b/>
+          <w:bCs/>
+          <w:sz w:val="32"/>
+          <w:szCs w:val="32"/>
+        </w:rPr>
+        <w:t xml:space="preserve">Valid flow:   Cart → Payment → Reward </w:t>
+      </w:r>
+      <w:r>
+        <w:rPr>
+          <w:rFonts w:ascii="Segoe UI Symbol" w:hAnsi="Segoe UI Symbol" w:cs="Segoe UI Symbol"/>
+          <w:b/>
+          <w:bCs/>
+          <w:sz w:val="32"/>
+          <w:szCs w:val="32"/>
+        </w:rPr>
+        <w:t>✓</w:t>
+      </w:r>
+    </w:p>
+    <w:p>
+      <w:pPr>
+        <w:jc w:val="both"/>
+        <w:rPr>
+          <w:rFonts w:ascii="Carlito" w:hAnsi="Carlito" w:cs="Carlito"/>
+          <w:b/>
+          <w:bCs/>
+          <w:sz w:val="32"/>
+          <w:szCs w:val="32"/>
+        </w:rPr>
+      </w:pPr>
+      <w:r>
+        <w:rPr>
+          <w:rFonts w:ascii="Carlito" w:hAnsi="Carlito" w:cs="Carlito"/>
           <w:b/>
           <w:bCs/>
           <w:sz w:val="32"/>
@@ -2089,6 +2176,7 @@
       </w:r>
       <w:r>
         <w:rPr>
+          <w:rFonts w:ascii="Carlito" w:hAnsi="Carlito" w:cs="Carlito"/>
           <w:b/>
           <w:bCs/>
           <w:sz w:val="32"/>
@@ -2108,6 +2196,7 @@
       </w:r>
       <w:r>
         <w:rPr>
+          <w:rFonts w:ascii="Carlito" w:hAnsi="Carlito" w:cs="Carlito"/>
           <w:b/>
           <w:bCs/>
           <w:sz w:val="32"/>
@@ -2120,100 +2209,879 @@
       <w:pPr>
         <w:jc w:val="both"/>
         <w:rPr>
-          <w:sz w:val="32"/>
-          <w:szCs w:val="32"/>
-        </w:rPr>
-      </w:pPr>
-      <w:r>
-        <w:rPr>
+          <w:rFonts w:ascii="Carlito" w:hAnsi="Carlito" w:cs="Carlito"/>
+          <w:sz w:val="32"/>
+          <w:szCs w:val="32"/>
+        </w:rPr>
+      </w:pPr>
+      <w:r>
+        <w:rPr>
+          <w:rFonts w:ascii="Carlito" w:hAnsi="Carlito" w:cs="Carlito"/>
+          <w:sz w:val="32"/>
+          <w:szCs w:val="32"/>
+        </w:rPr>
+        <w:t># Validate the entire user journey, not just individual endpoints. Check prerequisite state server-side before allowing the next step.</w:t>
+      </w:r>
+    </w:p>
+    <w:p>
+      <w:pPr>
+        <w:jc w:val="both"/>
+        <w:rPr>
+          <w:rFonts w:ascii="Carlito" w:hAnsi="Carlito" w:cs="Carlito"/>
+          <w:sz w:val="32"/>
+          <w:szCs w:val="32"/>
+        </w:rPr>
+      </w:pPr>
+    </w:p>
+    <w:p>
+      <w:pPr>
+        <w:jc w:val="both"/>
+        <w:rPr>
+          <w:rFonts w:ascii="Carlito" w:hAnsi="Carlito" w:cs="Carlito"/>
+          <w:sz w:val="32"/>
+          <w:szCs w:val="32"/>
+        </w:rPr>
+      </w:pPr>
+      <w:r>
+        <w:rPr>
+          <w:rFonts w:ascii="Carlito" w:hAnsi="Carlito" w:cs="Carlito"/>
+          <w:sz w:val="32"/>
+          <w:szCs w:val="32"/>
+        </w:rPr>
+        <w:t>Blind trust in external APIs:</w:t>
+      </w:r>
+    </w:p>
+    <w:p>
+      <w:pPr>
+        <w:jc w:val="both"/>
+        <w:rPr>
+          <w:rFonts w:ascii="Carlito" w:hAnsi="Carlito" w:cs="Carlito"/>
+          <w:sz w:val="32"/>
+          <w:szCs w:val="32"/>
+        </w:rPr>
+      </w:pPr>
+      <w:r>
+        <w:rPr>
+          <w:rFonts w:ascii="Carlito" w:hAnsi="Carlito" w:cs="Carlito"/>
+          <w:sz w:val="32"/>
+          <w:szCs w:val="32"/>
+        </w:rPr>
+        <w:t># Modern apps chain external services like auth providers, payment gateways, data APIs. If that third-party is compromised or returns a forged response, and we trust it blindly, our system inherits the breach.</w:t>
+      </w:r>
+    </w:p>
+    <w:p>
+      <w:pPr>
+        <w:jc w:val="both"/>
+        <w:rPr>
+          <w:rFonts w:ascii="Carlito" w:hAnsi="Carlito" w:cs="Carlito"/>
+          <w:sz w:val="32"/>
+          <w:szCs w:val="32"/>
+        </w:rPr>
+      </w:pPr>
+      <w:r>
+        <w:rPr>
+          <w:rFonts w:ascii="Carlito" w:hAnsi="Carlito" w:cs="Carlito"/>
+          <w:sz w:val="32"/>
+          <w:szCs w:val="32"/>
+        </w:rPr>
+        <w:t xml:space="preserve"># Mental model, package delivery, just because a box has Amazon's label doesn't mean it's safe. We still check the contents. A compromised delivery service sending </w:t>
+      </w:r>
+      <w:r>
+        <w:rPr>
+          <w:rFonts w:ascii="Carlito" w:hAnsi="Carlito" w:cs="Carlito"/>
+          <w:sz w:val="32"/>
+          <w:szCs w:val="32"/>
+        </w:rPr>
+        <w:t>us</w:t>
+      </w:r>
+      <w:r>
+        <w:rPr>
+          <w:rFonts w:ascii="Carlito" w:hAnsi="Carlito" w:cs="Carlito"/>
+          <w:sz w:val="32"/>
+          <w:szCs w:val="32"/>
+        </w:rPr>
+        <w:t xml:space="preserve"> a "valid" package is still a threat.</w:t>
+      </w:r>
+    </w:p>
+    <w:p>
+      <w:pPr>
+        <w:jc w:val="both"/>
+        <w:rPr>
+          <w:rFonts w:ascii="Carlito" w:hAnsi="Carlito" w:cs="Carlito"/>
+          <w:sz w:val="32"/>
+          <w:szCs w:val="32"/>
+        </w:rPr>
+      </w:pPr>
+      <w:r>
+        <w:rPr>
+          <w:rFonts w:ascii="Carlito" w:hAnsi="Carlito" w:cs="Carlito"/>
+          <w:sz w:val="32"/>
+          <w:szCs w:val="32"/>
+        </w:rPr>
+        <w:t xml:space="preserve"># </w:t>
+      </w:r>
+      <w:r>
+        <w:rPr>
+          <w:rFonts w:ascii="Carlito" w:hAnsi="Carlito" w:cs="Carlito"/>
+          <w:sz w:val="32"/>
+          <w:szCs w:val="32"/>
+        </w:rPr>
+        <w:t>Always verify tokens and responses from external services on our side.</w:t>
+      </w:r>
+      <w:r>
+        <w:rPr>
+          <w:rFonts w:ascii="Carlito" w:hAnsi="Carlito" w:cs="Carlito"/>
+          <w:sz w:val="32"/>
+          <w:szCs w:val="32"/>
+        </w:rPr>
+        <w:t xml:space="preserve"> </w:t>
+      </w:r>
+      <w:r>
+        <w:rPr>
+          <w:rFonts w:ascii="Carlito" w:hAnsi="Carlito" w:cs="Carlito"/>
+          <w:sz w:val="32"/>
+          <w:szCs w:val="32"/>
+        </w:rPr>
+        <w:t>Have fallback security checks that don't depend on the third-party being honest.</w:t>
+      </w:r>
+    </w:p>
+    <w:p>
+      <w:pPr>
+        <w:jc w:val="both"/>
+        <w:rPr>
+          <w:rFonts w:ascii="Carlito" w:hAnsi="Carlito" w:cs="Carlito"/>
+          <w:sz w:val="32"/>
+          <w:szCs w:val="32"/>
+        </w:rPr>
+      </w:pPr>
+    </w:p>
+    <w:p>
+      <w:pPr>
+        <w:jc w:val="both"/>
+        <w:rPr>
+          <w:rFonts w:ascii="Carlito" w:hAnsi="Carlito" w:cs="Carlito"/>
+          <w:sz w:val="32"/>
+          <w:szCs w:val="32"/>
+        </w:rPr>
+      </w:pPr>
+      <w:r>
+        <w:rPr>
+          <w:rFonts w:ascii="Carlito" w:hAnsi="Carlito" w:cs="Carlito"/>
+          <w:sz w:val="32"/>
+          <w:szCs w:val="32"/>
+        </w:rPr>
+        <w:t>SSRF (server-side request forgery):</w:t>
+      </w:r>
+    </w:p>
+    <w:p>
+      <w:pPr>
+        <w:jc w:val="both"/>
+        <w:rPr>
+          <w:rFonts w:ascii="Carlito" w:hAnsi="Carlito" w:cs="Carlito"/>
+          <w:sz w:val="32"/>
+          <w:szCs w:val="32"/>
+        </w:rPr>
+      </w:pPr>
+      <w:r>
+        <w:rPr>
+          <w:rFonts w:ascii="Carlito" w:hAnsi="Carlito" w:cs="Carlito"/>
+          <w:sz w:val="32"/>
+          <w:szCs w:val="32"/>
+        </w:rPr>
+        <w:t># Our server fetches a URL provided by the user. The attacker doesn't give a real URL, they give our internal admin endpoint, cloud metadata, or private service. Our own server becomes the attacker's tool.</w:t>
+      </w:r>
+    </w:p>
+    <w:p>
+      <w:pPr>
+        <w:jc w:val="both"/>
+        <w:rPr>
+          <w:rFonts w:ascii="Carlito" w:hAnsi="Carlito" w:cs="Carlito"/>
+          <w:sz w:val="32"/>
+          <w:szCs w:val="32"/>
+        </w:rPr>
+      </w:pPr>
+      <w:r>
+        <w:rPr>
+          <w:rFonts w:ascii="Carlito" w:hAnsi="Carlito" w:cs="Carlito"/>
+          <w:sz w:val="32"/>
+          <w:szCs w:val="32"/>
+        </w:rPr>
+        <w:t># Mental model, the puppet, the attacker isn't breaking into our house, they're making us unlock our own backdoor from the inside. We're the one making the request; they're just pulling our strings.</w:t>
+      </w:r>
+    </w:p>
+    <w:p>
+      <w:pPr>
+        <w:jc w:val="both"/>
+        <w:rPr>
+          <w:rFonts w:ascii="Carlito" w:hAnsi="Carlito" w:cs="Carlito"/>
+          <w:b/>
+          <w:bCs/>
+          <w:sz w:val="32"/>
+          <w:szCs w:val="32"/>
+        </w:rPr>
+      </w:pPr>
+      <w:r>
+        <w:rPr>
+          <w:rFonts w:ascii="Carlito" w:hAnsi="Carlito" w:cs="Carlito"/>
+          <w:b/>
+          <w:bCs/>
+          <w:sz w:val="32"/>
+          <w:szCs w:val="32"/>
+        </w:rPr>
+        <w:t>Attacker gives: http://169.254.169.254/metadata</w:t>
+      </w:r>
+    </w:p>
+    <w:p>
+      <w:pPr>
+        <w:jc w:val="both"/>
+        <w:rPr>
+          <w:rFonts w:ascii="Carlito" w:hAnsi="Carlito" w:cs="Carlito"/>
+          <w:b/>
+          <w:bCs/>
+          <w:sz w:val="32"/>
+          <w:szCs w:val="32"/>
+        </w:rPr>
+      </w:pPr>
+      <w:r>
+        <w:rPr>
+          <w:rFonts w:ascii="Carlito" w:hAnsi="Carlito" w:cs="Carlito"/>
+          <w:b/>
+          <w:bCs/>
+          <w:sz w:val="32"/>
+          <w:szCs w:val="32"/>
+        </w:rPr>
+        <w:t>Our server fetches it → leaks cloud credentials</w:t>
+      </w:r>
+    </w:p>
+    <w:p>
+      <w:pPr>
+        <w:jc w:val="both"/>
+        <w:rPr>
+          <w:rFonts w:ascii="Carlito" w:hAnsi="Carlito" w:cs="Carlito"/>
+          <w:sz w:val="32"/>
+          <w:szCs w:val="32"/>
+        </w:rPr>
+      </w:pPr>
+      <w:r>
+        <w:rPr>
+          <w:rFonts w:ascii="Carlito" w:hAnsi="Carlito" w:cs="Carlito"/>
+          <w:sz w:val="32"/>
+          <w:szCs w:val="32"/>
+        </w:rPr>
+        <w:t># Allowlist the domains or IPs our server is allowed to request. Never fetch arbitrary user-provided URLs without strict validation.</w:t>
+      </w:r>
+    </w:p>
+    <w:p>
+      <w:pPr>
+        <w:jc w:val="both"/>
+        <w:rPr>
+          <w:rFonts w:ascii="Carlito" w:hAnsi="Carlito" w:cs="Carlito"/>
+          <w:sz w:val="32"/>
+          <w:szCs w:val="32"/>
+        </w:rPr>
+      </w:pPr>
+    </w:p>
+    <w:p>
+      <w:pPr>
+        <w:jc w:val="both"/>
+        <w:rPr>
+          <w:rFonts w:ascii="Carlito" w:hAnsi="Carlito" w:cs="Carlito"/>
+          <w:sz w:val="32"/>
+          <w:szCs w:val="32"/>
+        </w:rPr>
+      </w:pPr>
+      <w:r>
+        <w:rPr>
+          <w:rFonts w:ascii="Carlito" w:hAnsi="Carlito" w:cs="Carlito"/>
+          <w:sz w:val="32"/>
+          <w:szCs w:val="32"/>
+        </w:rPr>
+        <w:t>Security misconfiguration:</w:t>
+      </w:r>
+    </w:p>
+    <w:p>
+      <w:pPr>
+        <w:jc w:val="both"/>
+        <w:rPr>
+          <w:rFonts w:ascii="Carlito" w:hAnsi="Carlito" w:cs="Carlito"/>
+          <w:sz w:val="32"/>
+          <w:szCs w:val="32"/>
+        </w:rPr>
+      </w:pPr>
+      <w:r>
+        <w:rPr>
+          <w:rFonts w:ascii="Carlito" w:hAnsi="Carlito" w:cs="Carlito"/>
+          <w:sz w:val="32"/>
+          <w:szCs w:val="32"/>
+        </w:rPr>
+        <w:t># This isn't a bug in our code. It's a gap in our environment. Default credentials, debug mode in production, verbose error messages, open ports. These are individually minor, collectively catastrophic.</w:t>
+      </w:r>
+    </w:p>
+    <w:p>
+      <w:pPr>
+        <w:jc w:val="both"/>
+        <w:rPr>
+          <w:rFonts w:ascii="Carlito" w:hAnsi="Carlito" w:cs="Carlito"/>
+          <w:sz w:val="32"/>
+          <w:szCs w:val="32"/>
+        </w:rPr>
+      </w:pPr>
+      <w:r>
+        <w:rPr>
+          <w:rFonts w:ascii="Carlito" w:hAnsi="Carlito" w:cs="Carlito"/>
+          <w:sz w:val="32"/>
+          <w:szCs w:val="32"/>
+        </w:rPr>
+        <w:t># Mental model, a fortress with a sticky note, impenetrable walls, drawbridge, guards — but the master key is taped to the front gate with the default password written on it.</w:t>
+      </w:r>
+    </w:p>
+    <w:p>
+      <w:pPr>
+        <w:jc w:val="both"/>
+        <w:rPr>
+          <w:rFonts w:ascii="Carlito" w:hAnsi="Carlito" w:cs="Carlito"/>
+          <w:sz w:val="32"/>
+          <w:szCs w:val="32"/>
+        </w:rPr>
+      </w:pPr>
+      <w:r>
+        <w:rPr>
+          <w:rFonts w:ascii="Carlito" w:hAnsi="Carlito" w:cs="Carlito"/>
+          <w:sz w:val="32"/>
+          <w:szCs w:val="32"/>
+        </w:rPr>
+        <w:t># Change all default credentials immediately. Disable debug mode before deployment. A secure app in an insecure environment is still insecure.</w:t>
+      </w:r>
+    </w:p>
+    <w:p>
+      <w:pPr>
+        <w:jc w:val="both"/>
+        <w:rPr>
+          <w:rFonts w:ascii="Carlito" w:hAnsi="Carlito" w:cs="Carlito"/>
+          <w:sz w:val="32"/>
+          <w:szCs w:val="32"/>
+        </w:rPr>
+      </w:pPr>
+    </w:p>
+    <w:p>
+      <w:pPr>
+        <w:jc w:val="both"/>
+        <w:rPr>
+          <w:rFonts w:ascii="Carlito" w:hAnsi="Carlito" w:cs="Carlito"/>
+          <w:sz w:val="32"/>
+          <w:szCs w:val="32"/>
+        </w:rPr>
+      </w:pPr>
+      <w:r>
+        <w:rPr>
+          <w:rFonts w:ascii="Carlito" w:hAnsi="Carlito" w:cs="Carlito"/>
+          <w:sz w:val="32"/>
+          <w:szCs w:val="32"/>
+        </w:rPr>
+        <w:t>API inventory:</w:t>
+      </w:r>
+    </w:p>
+    <w:p>
+      <w:pPr>
+        <w:jc w:val="both"/>
+        <w:rPr>
+          <w:rFonts w:ascii="Carlito" w:hAnsi="Carlito" w:cs="Carlito"/>
+          <w:sz w:val="32"/>
+          <w:szCs w:val="32"/>
+        </w:rPr>
+      </w:pPr>
+      <w:r>
+        <w:rPr>
+          <w:rFonts w:ascii="Carlito" w:hAnsi="Carlito" w:cs="Carlito"/>
+          <w:sz w:val="32"/>
+          <w:szCs w:val="32"/>
+        </w:rPr>
+        <w:t># We can't secure what we don't know exists. Shadow APIs like old test endpoints/APIs, forgotten versions, undocumented routes accumulate over time. One unguarded endpoint or API is enough.</w:t>
+      </w:r>
+    </w:p>
+    <w:p>
+      <w:pPr>
+        <w:jc w:val="both"/>
+        <w:rPr>
+          <w:rFonts w:ascii="Carlito" w:hAnsi="Carlito" w:cs="Carlito"/>
+          <w:sz w:val="32"/>
+          <w:szCs w:val="32"/>
+        </w:rPr>
+      </w:pPr>
+      <w:r>
+        <w:rPr>
+          <w:rFonts w:ascii="Carlito" w:hAnsi="Carlito" w:cs="Carlito"/>
+          <w:sz w:val="32"/>
+          <w:szCs w:val="32"/>
+        </w:rPr>
+        <w:t># Mental model, the forgotten side door, we secure the front door, the windows, the back door. But there's a service entrance from three years ago that no one remembers. That's the one the attacker finds.</w:t>
+      </w:r>
+    </w:p>
+    <w:p>
+      <w:pPr>
+        <w:jc w:val="both"/>
+        <w:rPr>
+          <w:rFonts w:ascii="Carlito" w:hAnsi="Carlito" w:cs="Carlito"/>
+          <w:sz w:val="32"/>
+          <w:szCs w:val="32"/>
+        </w:rPr>
+      </w:pPr>
+      <w:r>
+        <w:rPr>
+          <w:rFonts w:ascii="Carlito" w:hAnsi="Carlito" w:cs="Carlito"/>
+          <w:sz w:val="32"/>
+          <w:szCs w:val="32"/>
+        </w:rPr>
+        <w:t># Maintain a living registry of all API routes like active, deprecated, and internal. Decommission unused endpoints completely; don't just remove them from docs.</w:t>
+      </w:r>
+    </w:p>
+    <w:p>
+      <w:pPr>
+        <w:jc w:val="both"/>
+        <w:rPr>
+          <w:rFonts w:ascii="Carlito" w:hAnsi="Carlito" w:cs="Carlito"/>
+          <w:sz w:val="32"/>
+          <w:szCs w:val="32"/>
+        </w:rPr>
+      </w:pPr>
+    </w:p>
+    <w:p>
+      <w:pPr>
+        <w:jc w:val="both"/>
+        <w:rPr>
+          <w:rFonts w:ascii="Carlito" w:hAnsi="Carlito" w:cs="Carlito"/>
+          <w:sz w:val="32"/>
+          <w:szCs w:val="32"/>
+        </w:rPr>
+      </w:pPr>
+      <w:r>
+        <w:rPr>
+          <w:rFonts w:ascii="Carlito" w:hAnsi="Carlito" w:cs="Carlito"/>
+          <w:sz w:val="32"/>
+          <w:szCs w:val="32"/>
+        </w:rPr>
+        <w:t>Rate limiting:</w:t>
+      </w:r>
+    </w:p>
+    <w:p>
+      <w:pPr>
+        <w:jc w:val="both"/>
+        <w:rPr>
+          <w:rFonts w:ascii="Carlito" w:hAnsi="Carlito" w:cs="Carlito"/>
+          <w:sz w:val="32"/>
+          <w:szCs w:val="32"/>
+        </w:rPr>
+      </w:pPr>
+      <w:r>
+        <w:rPr>
+          <w:rFonts w:ascii="Carlito" w:hAnsi="Carlito" w:cs="Carlito"/>
           <w:sz w:val="32"/>
           <w:szCs w:val="32"/>
         </w:rPr>
         <w:lastRenderedPageBreak/>
-        <w:t># Validate the entire user journey, not just individual endpoints. Check prerequisite state server-side before allowing the next step.</w:t>
-      </w:r>
-    </w:p>
-    <w:p>
-      <w:pPr>
-        <w:jc w:val="both"/>
-        <w:rPr>
-          <w:sz w:val="32"/>
-          <w:szCs w:val="32"/>
-        </w:rPr>
-      </w:pPr>
-    </w:p>
-    <w:p>
-      <w:pPr>
-        <w:jc w:val="both"/>
-        <w:rPr>
-          <w:sz w:val="32"/>
-          <w:szCs w:val="32"/>
-        </w:rPr>
-      </w:pPr>
-      <w:r>
-        <w:rPr>
-          <w:sz w:val="32"/>
-          <w:szCs w:val="32"/>
-        </w:rPr>
-        <w:t>Blind trust in external APIs:</w:t>
-      </w:r>
-    </w:p>
-    <w:p>
-      <w:pPr>
-        <w:jc w:val="both"/>
-        <w:rPr>
-          <w:sz w:val="32"/>
-          <w:szCs w:val="32"/>
-        </w:rPr>
-      </w:pPr>
-      <w:r>
-        <w:rPr>
-          <w:sz w:val="32"/>
-          <w:szCs w:val="32"/>
-        </w:rPr>
-        <w:t># Modern apps chain external services like auth providers, payment gateways, data APIs. If that third-party is compromised or returns a forged response, and we trust it blindly, our system inherits the breach.</w:t>
-      </w:r>
-    </w:p>
-    <w:p>
-      <w:pPr>
-        <w:jc w:val="both"/>
-        <w:rPr>
-          <w:sz w:val="32"/>
-          <w:szCs w:val="32"/>
-        </w:rPr>
-      </w:pPr>
-      <w:r>
-        <w:rPr>
-          <w:sz w:val="32"/>
-          <w:szCs w:val="32"/>
-        </w:rPr>
-        <w:t xml:space="preserve"># Mental model, package delivery, just because a box has Amazon's label doesn't mean it's safe. We still check the contents. A compromised delivery service sending </w:t>
-      </w:r>
-      <w:r>
-        <w:rPr>
-          <w:sz w:val="32"/>
-          <w:szCs w:val="32"/>
-        </w:rPr>
-        <w:t>us</w:t>
-      </w:r>
-      <w:r>
-        <w:rPr>
-          <w:sz w:val="32"/>
-          <w:szCs w:val="32"/>
-        </w:rPr>
-        <w:t xml:space="preserve"> a "valid" package is still a threat.</w:t>
-      </w:r>
-    </w:p>
-    <w:p>
-      <w:pPr>
-        <w:jc w:val="both"/>
-        <w:rPr>
-          <w:sz w:val="32"/>
-          <w:szCs w:val="32"/>
-        </w:rPr>
-      </w:pPr>
-      <w:r>
-        <w:rPr>
+        <w:t># Without request limits, an attacker only needs time. OTP brute-force, password stuffing, credential harvesting all of them become trivial when there's no throttle on how fast they can try.</w:t>
+      </w:r>
+    </w:p>
+    <w:p>
+      <w:pPr>
+        <w:jc w:val="both"/>
+        <w:rPr>
+          <w:rFonts w:ascii="Carlito" w:hAnsi="Carlito" w:cs="Carlito"/>
+          <w:sz w:val="32"/>
+          <w:szCs w:val="32"/>
+        </w:rPr>
+      </w:pPr>
+      <w:r>
+        <w:rPr>
+          <w:rFonts w:ascii="Carlito" w:hAnsi="Carlito" w:cs="Carlito"/>
+          <w:sz w:val="32"/>
+          <w:szCs w:val="32"/>
+        </w:rPr>
+        <w:t># Mental model, ATM PIN lock, 3 wrong PINs and the card is frozen. The bank doesn't trust that we'll eventually guess right. Without rate limiting, our API gives unlimited guesses.</w:t>
+      </w:r>
+    </w:p>
+    <w:p>
+      <w:pPr>
+        <w:jc w:val="both"/>
+        <w:rPr>
+          <w:rFonts w:ascii="Carlito" w:hAnsi="Carlito" w:cs="Carlito"/>
+          <w:b/>
+          <w:bCs/>
+          <w:sz w:val="32"/>
+          <w:szCs w:val="32"/>
+        </w:rPr>
+      </w:pPr>
+      <w:r>
+        <w:rPr>
+          <w:rFonts w:ascii="Carlito" w:hAnsi="Carlito" w:cs="Carlito"/>
+          <w:b/>
+          <w:bCs/>
+          <w:sz w:val="32"/>
+          <w:szCs w:val="32"/>
+        </w:rPr>
+        <w:t>Without limit: try 1,000,000 OTPs → succeed eventually</w:t>
+      </w:r>
+    </w:p>
+    <w:p>
+      <w:pPr>
+        <w:jc w:val="both"/>
+        <w:rPr>
+          <w:rFonts w:ascii="Carlito" w:hAnsi="Carlito" w:cs="Carlito"/>
+          <w:b/>
+          <w:bCs/>
+          <w:sz w:val="32"/>
+          <w:szCs w:val="32"/>
+        </w:rPr>
+      </w:pPr>
+      <w:r>
+        <w:rPr>
+          <w:rFonts w:ascii="Carlito" w:hAnsi="Carlito" w:cs="Carlito"/>
+          <w:b/>
+          <w:bCs/>
+          <w:sz w:val="32"/>
+          <w:szCs w:val="32"/>
+        </w:rPr>
+        <w:t>With limit:    try 5 per minute → effectively blocked</w:t>
+      </w:r>
+    </w:p>
+    <w:p>
+      <w:pPr>
+        <w:jc w:val="both"/>
+        <w:rPr>
+          <w:rFonts w:ascii="Carlito" w:hAnsi="Carlito" w:cs="Carlito"/>
+          <w:sz w:val="32"/>
+          <w:szCs w:val="32"/>
+        </w:rPr>
+      </w:pPr>
+      <w:r>
+        <w:rPr>
+          <w:rFonts w:ascii="Carlito" w:hAnsi="Carlito" w:cs="Carlito"/>
+          <w:sz w:val="32"/>
+          <w:szCs w:val="32"/>
+        </w:rPr>
+        <w:t xml:space="preserve"># Apply rate limits per user, per IP, and per endpoint especially auth flows. Return </w:t>
+      </w:r>
+      <w:r>
+        <w:rPr>
+          <w:rFonts w:ascii="Carlito" w:hAnsi="Carlito" w:cs="Carlito"/>
+          <w:b/>
+          <w:bCs/>
+          <w:sz w:val="32"/>
+          <w:szCs w:val="32"/>
+        </w:rPr>
+        <w:t>429</w:t>
+      </w:r>
+      <w:r>
+        <w:rPr>
+          <w:rFonts w:ascii="Carlito" w:hAnsi="Carlito" w:cs="Carlito"/>
+          <w:sz w:val="32"/>
+          <w:szCs w:val="32"/>
+        </w:rPr>
+        <w:t xml:space="preserve"> (status code) Too Many Requests and add exponential backoff for repeat offenders.</w:t>
+      </w:r>
+    </w:p>
+    <w:p>
+      <w:pPr>
+        <w:jc w:val="both"/>
+        <w:rPr>
+          <w:rFonts w:ascii="Carlito" w:hAnsi="Carlito" w:cs="Carlito"/>
+          <w:sz w:val="32"/>
+          <w:szCs w:val="32"/>
+        </w:rPr>
+      </w:pPr>
+    </w:p>
+    <w:p>
+      <w:pPr>
+        <w:jc w:val="both"/>
+        <w:rPr>
+          <w:rFonts w:ascii="Carlito" w:hAnsi="Carlito" w:cs="Carlito"/>
+          <w:sz w:val="32"/>
+          <w:szCs w:val="32"/>
+        </w:rPr>
+      </w:pPr>
+      <w:r>
+        <w:rPr>
+          <w:rFonts w:ascii="Carlito" w:hAnsi="Carlito" w:cs="Carlito"/>
+          <w:sz w:val="32"/>
+          <w:szCs w:val="32"/>
+        </w:rPr>
+        <w:t>Input validation:</w:t>
+      </w:r>
+    </w:p>
+    <w:p>
+      <w:pPr>
+        <w:jc w:val="both"/>
+        <w:rPr>
+          <w:rFonts w:ascii="Carlito" w:hAnsi="Carlito" w:cs="Carlito"/>
+          <w:sz w:val="32"/>
+          <w:szCs w:val="32"/>
+        </w:rPr>
+      </w:pPr>
+      <w:r>
+        <w:rPr>
+          <w:rFonts w:ascii="Carlito" w:hAnsi="Carlito" w:cs="Carlito"/>
+          <w:sz w:val="32"/>
+          <w:szCs w:val="32"/>
+        </w:rPr>
+        <w:t># Accepting user input without sanitization is handing someone a keyboard connected directly to our database. A search box or search field becomes a weapon; a form field becomes a terminal.</w:t>
+      </w:r>
+    </w:p>
+    <w:p>
+      <w:pPr>
+        <w:jc w:val="both"/>
+        <w:rPr>
+          <w:rFonts w:ascii="Carlito" w:hAnsi="Carlito" w:cs="Carlito"/>
+          <w:sz w:val="32"/>
+          <w:szCs w:val="32"/>
+        </w:rPr>
+      </w:pPr>
+      <w:r>
+        <w:rPr>
+          <w:rFonts w:ascii="Carlito" w:hAnsi="Carlito" w:cs="Carlito"/>
+          <w:sz w:val="32"/>
+          <w:szCs w:val="32"/>
+        </w:rPr>
+        <w:t># Mental model, airport security, every person and bag pass through a scanner before entering the terminal. We don't wave through passengers because "they look fine." Every input is untrusted by default.</w:t>
+      </w:r>
+    </w:p>
+    <w:p>
+      <w:pPr>
+        <w:jc w:val="both"/>
+        <w:rPr>
+          <w:rFonts w:ascii="Carlito" w:hAnsi="Carlito" w:cs="Carlito"/>
+          <w:b/>
+          <w:bCs/>
+          <w:sz w:val="32"/>
+          <w:szCs w:val="32"/>
+        </w:rPr>
+      </w:pPr>
+      <w:r>
+        <w:rPr>
+          <w:rFonts w:ascii="Carlito" w:hAnsi="Carlito" w:cs="Carlito"/>
+          <w:b/>
+          <w:bCs/>
+          <w:sz w:val="32"/>
+          <w:szCs w:val="32"/>
+        </w:rPr>
+        <w:t>User input → [Validate] → [Sanitize] → Process</w:t>
+      </w:r>
+    </w:p>
+    <w:p>
+      <w:pPr>
+        <w:jc w:val="both"/>
+        <w:rPr>
+          <w:rFonts w:ascii="Carlito" w:hAnsi="Carlito" w:cs="Carlito"/>
+          <w:b/>
+          <w:bCs/>
+          <w:sz w:val="32"/>
+          <w:szCs w:val="32"/>
+        </w:rPr>
+      </w:pPr>
+      <w:r>
+        <w:rPr>
+          <w:rFonts w:ascii="Carlito" w:hAnsi="Carlito" w:cs="Carlito"/>
+          <w:b/>
+          <w:bCs/>
+          <w:sz w:val="32"/>
+          <w:szCs w:val="32"/>
+        </w:rPr>
+        <w:t xml:space="preserve">                ↓ fail</w:t>
+      </w:r>
+    </w:p>
+    <w:p>
+      <w:pPr>
+        <w:jc w:val="both"/>
+        <w:rPr>
+          <w:rFonts w:ascii="Carlito" w:hAnsi="Carlito" w:cs="Carlito"/>
+          <w:b/>
+          <w:bCs/>
+          <w:sz w:val="32"/>
+          <w:szCs w:val="32"/>
+        </w:rPr>
+      </w:pPr>
+      <w:r>
+        <w:rPr>
+          <w:rFonts w:ascii="Carlito" w:hAnsi="Carlito" w:cs="Carlito"/>
+          <w:b/>
+          <w:bCs/>
+          <w:sz w:val="32"/>
+          <w:szCs w:val="32"/>
+        </w:rPr>
+        <w:t xml:space="preserve">              Reject + log</w:t>
+      </w:r>
+    </w:p>
+    <w:p>
+      <w:pPr>
+        <w:jc w:val="both"/>
+        <w:rPr>
+          <w:rFonts w:ascii="Carlito" w:hAnsi="Carlito" w:cs="Carlito"/>
+          <w:sz w:val="32"/>
+          <w:szCs w:val="32"/>
+        </w:rPr>
+      </w:pPr>
+      <w:r>
+        <w:rPr>
+          <w:rFonts w:ascii="Carlito" w:hAnsi="Carlito" w:cs="Carlito"/>
+          <w:sz w:val="32"/>
+          <w:szCs w:val="32"/>
+        </w:rPr>
+        <w:t># Validate type, length, format, and range on every input field. Sanitize before storing or executing. Never interpolate raw user input into queries.</w:t>
+      </w:r>
+    </w:p>
+    <w:p>
+      <w:pPr>
+        <w:jc w:val="both"/>
+        <w:rPr>
+          <w:rFonts w:ascii="Carlito" w:hAnsi="Carlito" w:cs="Carlito"/>
+          <w:sz w:val="32"/>
+          <w:szCs w:val="32"/>
+        </w:rPr>
+      </w:pPr>
+    </w:p>
+    <w:p>
+      <w:pPr>
+        <w:jc w:val="both"/>
+        <w:rPr>
+          <w:rFonts w:ascii="Carlito" w:hAnsi="Carlito" w:cs="Carlito"/>
+          <w:sz w:val="32"/>
+          <w:szCs w:val="32"/>
+        </w:rPr>
+      </w:pPr>
+      <w:r>
+        <w:rPr>
+          <w:rFonts w:ascii="Carlito" w:hAnsi="Carlito" w:cs="Carlito"/>
+          <w:sz w:val="32"/>
+          <w:szCs w:val="32"/>
+        </w:rPr>
+        <w:t>Sensitive data exposure:</w:t>
+      </w:r>
+    </w:p>
+    <w:p>
+      <w:pPr>
+        <w:jc w:val="both"/>
+        <w:rPr>
+          <w:rFonts w:ascii="Carlito" w:hAnsi="Carlito" w:cs="Carlito"/>
+          <w:sz w:val="32"/>
+          <w:szCs w:val="32"/>
+        </w:rPr>
+      </w:pPr>
+      <w:r>
+        <w:rPr>
+          <w:rFonts w:ascii="Carlito" w:hAnsi="Carlito" w:cs="Carlito"/>
+          <w:sz w:val="32"/>
+          <w:szCs w:val="32"/>
+        </w:rPr>
+        <w:t># Even valid, authorized requests can expose too much. API responses including passwords, tokens, internal IDs, or personal data that aren't needed by the client are a liability. Once data is out, it can't be recalled.</w:t>
+      </w:r>
+    </w:p>
+    <w:p>
+      <w:pPr>
+        <w:jc w:val="both"/>
+        <w:rPr>
+          <w:rFonts w:ascii="Carlito" w:hAnsi="Carlito" w:cs="Carlito"/>
+          <w:sz w:val="32"/>
+          <w:szCs w:val="32"/>
+        </w:rPr>
+      </w:pPr>
+      <w:r>
+        <w:rPr>
+          <w:rFonts w:ascii="Carlito" w:hAnsi="Carlito" w:cs="Carlito"/>
+          <w:sz w:val="32"/>
+          <w:szCs w:val="32"/>
+        </w:rPr>
+        <w:t># Mental model, the oversharing waiter, we ordered pasta. The waiter brings the dish, lists the recipe, the supplier invoices, and the owner's home address. We only needed the pasta.</w:t>
+      </w:r>
+    </w:p>
+    <w:p>
+      <w:pPr>
+        <w:jc w:val="both"/>
+        <w:rPr>
+          <w:rFonts w:ascii="Carlito" w:hAnsi="Carlito" w:cs="Carlito"/>
+          <w:sz w:val="32"/>
+          <w:szCs w:val="32"/>
+        </w:rPr>
+      </w:pPr>
+      <w:r>
+        <w:rPr>
+          <w:rFonts w:ascii="Carlito" w:hAnsi="Carlito" w:cs="Carlito"/>
+          <w:sz w:val="32"/>
+          <w:szCs w:val="32"/>
+        </w:rPr>
+        <w:t># Return only the fields the client actually needs, implement response filtering. Never expose passwords (even hashed), internal tokens, or raw database IDs in responses.</w:t>
+      </w:r>
+    </w:p>
+    <w:p>
+      <w:pPr>
+        <w:jc w:val="both"/>
+        <w:rPr>
+          <w:rFonts w:ascii="Carlito" w:hAnsi="Carlito" w:cs="Carlito"/>
+          <w:sz w:val="32"/>
+          <w:szCs w:val="32"/>
+        </w:rPr>
+      </w:pPr>
+    </w:p>
+    <w:p>
+      <w:pPr>
+        <w:jc w:val="center"/>
+        <w:rPr>
+          <w:rFonts w:ascii="Carlito" w:hAnsi="Carlito" w:cs="Carlito"/>
+          <w:sz w:val="32"/>
+          <w:szCs w:val="32"/>
+        </w:rPr>
+      </w:pPr>
+      <w:r>
+        <w:rPr>
+          <w:rFonts w:ascii="Carlito" w:hAnsi="Carlito" w:cs="Carlito"/>
+          <w:sz w:val="32"/>
+          <w:szCs w:val="32"/>
+        </w:rPr>
+        <w:t>Break</w:t>
+      </w:r>
+    </w:p>
+    <w:p>
+      <w:pPr>
+        <w:jc w:val="both"/>
+        <w:rPr>
+          <w:rFonts w:ascii="Carlito" w:hAnsi="Carlito" w:cs="Carlito"/>
+          <w:sz w:val="32"/>
+          <w:szCs w:val="32"/>
+        </w:rPr>
+      </w:pPr>
+    </w:p>
+    <w:p>
+      <w:pPr>
+        <w:jc w:val="both"/>
+        <w:rPr>
+          <w:rFonts w:ascii="Carlito" w:hAnsi="Carlito" w:cs="Carlito"/>
+          <w:b/>
+          <w:bCs/>
+          <w:sz w:val="32"/>
+          <w:szCs w:val="32"/>
+        </w:rPr>
+      </w:pPr>
+      <w:r>
+        <w:rPr>
+          <w:rFonts w:ascii="Carlito" w:hAnsi="Carlito" w:cs="Carlito"/>
+          <w:b/>
+          <w:bCs/>
+          <w:sz w:val="32"/>
+          <w:szCs w:val="32"/>
+        </w:rPr>
+        <w:t>Types of API Authentication:</w:t>
+      </w:r>
+    </w:p>
+    <w:p>
+      <w:pPr>
+        <w:jc w:val="both"/>
+        <w:rPr>
+          <w:rFonts w:ascii="Carlito" w:hAnsi="Carlito" w:cs="Carlito"/>
+          <w:sz w:val="32"/>
+          <w:szCs w:val="32"/>
+        </w:rPr>
+      </w:pPr>
+      <w:r>
+        <w:rPr>
+          <w:rFonts w:ascii="Carlito" w:hAnsi="Carlito" w:cs="Carlito"/>
           <w:sz w:val="32"/>
           <w:szCs w:val="32"/>
         </w:rPr>
@@ -2221,694 +3089,7 @@
       </w:r>
       <w:r>
         <w:rPr>
-          <w:sz w:val="32"/>
-          <w:szCs w:val="32"/>
-        </w:rPr>
-        <w:t>Always verify tokens and responses from external services on our side.</w:t>
-      </w:r>
-      <w:r>
-        <w:rPr>
-          <w:sz w:val="32"/>
-          <w:szCs w:val="32"/>
-        </w:rPr>
-        <w:t xml:space="preserve"> </w:t>
-      </w:r>
-      <w:r>
-        <w:rPr>
-          <w:sz w:val="32"/>
-          <w:szCs w:val="32"/>
-        </w:rPr>
-        <w:t>Have fallback security checks that don't depend on the third-party being honest.</w:t>
-      </w:r>
-    </w:p>
-    <w:p>
-      <w:pPr>
-        <w:jc w:val="both"/>
-        <w:rPr>
-          <w:sz w:val="32"/>
-          <w:szCs w:val="32"/>
-        </w:rPr>
-      </w:pPr>
-    </w:p>
-    <w:p>
-      <w:pPr>
-        <w:jc w:val="both"/>
-        <w:rPr>
-          <w:sz w:val="32"/>
-          <w:szCs w:val="32"/>
-        </w:rPr>
-      </w:pPr>
-      <w:r>
-        <w:rPr>
-          <w:sz w:val="32"/>
-          <w:szCs w:val="32"/>
-        </w:rPr>
-        <w:t>SSRF (server-side request forgery):</w:t>
-      </w:r>
-    </w:p>
-    <w:p>
-      <w:pPr>
-        <w:jc w:val="both"/>
-        <w:rPr>
-          <w:sz w:val="32"/>
-          <w:szCs w:val="32"/>
-        </w:rPr>
-      </w:pPr>
-      <w:r>
-        <w:rPr>
-          <w:sz w:val="32"/>
-          <w:szCs w:val="32"/>
-        </w:rPr>
-        <w:t># Our server fetches a URL provided by the user. The attacker doesn't give a real URL, they give our internal admin endpoint, cloud metadata, or private service. Our own server becomes the attacker's tool.</w:t>
-      </w:r>
-    </w:p>
-    <w:p>
-      <w:pPr>
-        <w:jc w:val="both"/>
-        <w:rPr>
-          <w:sz w:val="32"/>
-          <w:szCs w:val="32"/>
-        </w:rPr>
-      </w:pPr>
-      <w:r>
-        <w:rPr>
-          <w:sz w:val="32"/>
-          <w:szCs w:val="32"/>
-        </w:rPr>
-        <w:t># Mental model, the puppet, the attacker isn't breaking into our house, they're making us unlock our own backdoor from the inside. We're the one making the request; they're just pulling our strings.</w:t>
-      </w:r>
-    </w:p>
-    <w:p>
-      <w:pPr>
-        <w:jc w:val="both"/>
-        <w:rPr>
-          <w:b/>
-          <w:bCs/>
-          <w:sz w:val="32"/>
-          <w:szCs w:val="32"/>
-        </w:rPr>
-      </w:pPr>
-      <w:r>
-        <w:rPr>
-          <w:b/>
-          <w:bCs/>
-          <w:sz w:val="32"/>
-          <w:szCs w:val="32"/>
-        </w:rPr>
-        <w:t>Attacker gives: http://169.254.169.254/metadata</w:t>
-      </w:r>
-    </w:p>
-    <w:p>
-      <w:pPr>
-        <w:jc w:val="both"/>
-        <w:rPr>
-          <w:b/>
-          <w:bCs/>
-          <w:sz w:val="32"/>
-          <w:szCs w:val="32"/>
-        </w:rPr>
-      </w:pPr>
-      <w:r>
-        <w:rPr>
-          <w:b/>
-          <w:bCs/>
-          <w:sz w:val="32"/>
-          <w:szCs w:val="32"/>
-        </w:rPr>
-        <w:t>Our server fetches it → leaks cloud credentials</w:t>
-      </w:r>
-    </w:p>
-    <w:p>
-      <w:pPr>
-        <w:jc w:val="both"/>
-        <w:rPr>
-          <w:sz w:val="32"/>
-          <w:szCs w:val="32"/>
-        </w:rPr>
-      </w:pPr>
-      <w:r>
-        <w:rPr>
-          <w:sz w:val="32"/>
-          <w:szCs w:val="32"/>
-        </w:rPr>
-        <w:lastRenderedPageBreak/>
-        <w:t># Allowlist the domains or IPs our server is allowed to request. Never fetch arbitrary user-provided URLs without strict validation.</w:t>
-      </w:r>
-    </w:p>
-    <w:p>
-      <w:pPr>
-        <w:jc w:val="both"/>
-        <w:rPr>
-          <w:sz w:val="32"/>
-          <w:szCs w:val="32"/>
-        </w:rPr>
-      </w:pPr>
-    </w:p>
-    <w:p>
-      <w:pPr>
-        <w:jc w:val="both"/>
-        <w:rPr>
-          <w:sz w:val="32"/>
-          <w:szCs w:val="32"/>
-        </w:rPr>
-      </w:pPr>
-      <w:r>
-        <w:rPr>
-          <w:sz w:val="32"/>
-          <w:szCs w:val="32"/>
-        </w:rPr>
-        <w:t>Security misconfiguration:</w:t>
-      </w:r>
-    </w:p>
-    <w:p>
-      <w:pPr>
-        <w:jc w:val="both"/>
-        <w:rPr>
-          <w:sz w:val="32"/>
-          <w:szCs w:val="32"/>
-        </w:rPr>
-      </w:pPr>
-      <w:r>
-        <w:rPr>
-          <w:sz w:val="32"/>
-          <w:szCs w:val="32"/>
-        </w:rPr>
-        <w:t># This isn't a bug in our code. It's a gap in our environment. Default credentials, debug mode in production, verbose error messages, open ports. These are individually minor, collectively catastrophic.</w:t>
-      </w:r>
-    </w:p>
-    <w:p>
-      <w:pPr>
-        <w:jc w:val="both"/>
-        <w:rPr>
-          <w:sz w:val="32"/>
-          <w:szCs w:val="32"/>
-        </w:rPr>
-      </w:pPr>
-      <w:r>
-        <w:rPr>
-          <w:sz w:val="32"/>
-          <w:szCs w:val="32"/>
-        </w:rPr>
-        <w:t># Mental model, a fortress with a sticky note, impenetrable walls, drawbridge, guards — but the master key is taped to the front gate with the default password written on it.</w:t>
-      </w:r>
-    </w:p>
-    <w:p>
-      <w:pPr>
-        <w:jc w:val="both"/>
-        <w:rPr>
-          <w:sz w:val="32"/>
-          <w:szCs w:val="32"/>
-        </w:rPr>
-      </w:pPr>
-      <w:r>
-        <w:rPr>
-          <w:sz w:val="32"/>
-          <w:szCs w:val="32"/>
-        </w:rPr>
-        <w:t># Change all default credentials immediately. Disable debug mode before deployment. A secure app in an insecure environment is still insecure.</w:t>
-      </w:r>
-    </w:p>
-    <w:p>
-      <w:pPr>
-        <w:jc w:val="both"/>
-        <w:rPr>
-          <w:sz w:val="32"/>
-          <w:szCs w:val="32"/>
-        </w:rPr>
-      </w:pPr>
-    </w:p>
-    <w:p>
-      <w:pPr>
-        <w:jc w:val="both"/>
-        <w:rPr>
-          <w:sz w:val="32"/>
-          <w:szCs w:val="32"/>
-        </w:rPr>
-      </w:pPr>
-      <w:r>
-        <w:rPr>
-          <w:sz w:val="32"/>
-          <w:szCs w:val="32"/>
-        </w:rPr>
-        <w:t>API inventory:</w:t>
-      </w:r>
-    </w:p>
-    <w:p>
-      <w:pPr>
-        <w:jc w:val="both"/>
-        <w:rPr>
-          <w:sz w:val="32"/>
-          <w:szCs w:val="32"/>
-        </w:rPr>
-      </w:pPr>
-      <w:r>
-        <w:rPr>
-          <w:sz w:val="32"/>
-          <w:szCs w:val="32"/>
-        </w:rPr>
-        <w:t># We can't secure what we don't know exists. Shadow APIs like old test endpoints/APIs, forgotten versions, undocumented routes accumulate over time. One unguarded endpoint or API is enough.</w:t>
-      </w:r>
-    </w:p>
-    <w:p>
-      <w:pPr>
-        <w:jc w:val="both"/>
-        <w:rPr>
-          <w:sz w:val="32"/>
-          <w:szCs w:val="32"/>
-        </w:rPr>
-      </w:pPr>
-      <w:r>
-        <w:rPr>
-          <w:sz w:val="32"/>
-          <w:szCs w:val="32"/>
-        </w:rPr>
-        <w:t># Mental model, the forgotten side door, we secure the front door, the windows, the back door. But there's a service entrance from three years ago that no one remembers. That's the one the attacker finds.</w:t>
-      </w:r>
-    </w:p>
-    <w:p>
-      <w:pPr>
-        <w:jc w:val="both"/>
-        <w:rPr>
-          <w:sz w:val="32"/>
-          <w:szCs w:val="32"/>
-        </w:rPr>
-      </w:pPr>
-      <w:r>
-        <w:rPr>
-          <w:sz w:val="32"/>
-          <w:szCs w:val="32"/>
-        </w:rPr>
-        <w:t># Maintain a living registry of all API routes like active, deprecated, and internal. Decommission unused endpoints completely; don't just remove them from docs.</w:t>
-      </w:r>
-    </w:p>
-    <w:p>
-      <w:pPr>
-        <w:jc w:val="both"/>
-        <w:rPr>
-          <w:sz w:val="32"/>
-          <w:szCs w:val="32"/>
-        </w:rPr>
-      </w:pPr>
-    </w:p>
-    <w:p>
-      <w:pPr>
-        <w:jc w:val="both"/>
-        <w:rPr>
-          <w:sz w:val="32"/>
-          <w:szCs w:val="32"/>
-        </w:rPr>
-      </w:pPr>
-      <w:r>
-        <w:rPr>
-          <w:sz w:val="32"/>
-          <w:szCs w:val="32"/>
-        </w:rPr>
-        <w:lastRenderedPageBreak/>
-        <w:t>Rate limiting:</w:t>
-      </w:r>
-    </w:p>
-    <w:p>
-      <w:pPr>
-        <w:jc w:val="both"/>
-        <w:rPr>
-          <w:sz w:val="32"/>
-          <w:szCs w:val="32"/>
-        </w:rPr>
-      </w:pPr>
-      <w:r>
-        <w:rPr>
-          <w:sz w:val="32"/>
-          <w:szCs w:val="32"/>
-        </w:rPr>
-        <w:t># Without request limits, an attacker only needs time. OTP brute-force, password stuffing, credential harvesting all of them become trivial when there's no throttle on how fast they can try.</w:t>
-      </w:r>
-    </w:p>
-    <w:p>
-      <w:pPr>
-        <w:jc w:val="both"/>
-        <w:rPr>
-          <w:sz w:val="32"/>
-          <w:szCs w:val="32"/>
-        </w:rPr>
-      </w:pPr>
-      <w:r>
-        <w:rPr>
-          <w:sz w:val="32"/>
-          <w:szCs w:val="32"/>
-        </w:rPr>
-        <w:t># Mental model, ATM PIN lock, 3 wrong PINs and the card is frozen. The bank doesn't trust that we'll eventually guess right. Without rate limiting, our API gives unlimited guesses.</w:t>
-      </w:r>
-    </w:p>
-    <w:p>
-      <w:pPr>
-        <w:jc w:val="both"/>
-        <w:rPr>
-          <w:b/>
-          <w:bCs/>
-          <w:sz w:val="32"/>
-          <w:szCs w:val="32"/>
-        </w:rPr>
-      </w:pPr>
-      <w:r>
-        <w:rPr>
-          <w:b/>
-          <w:bCs/>
-          <w:sz w:val="32"/>
-          <w:szCs w:val="32"/>
-        </w:rPr>
-        <w:t>Without limit: try 1,000,000 OTPs → succeed eventually</w:t>
-      </w:r>
-    </w:p>
-    <w:p>
-      <w:pPr>
-        <w:jc w:val="both"/>
-        <w:rPr>
-          <w:b/>
-          <w:bCs/>
-          <w:sz w:val="32"/>
-          <w:szCs w:val="32"/>
-        </w:rPr>
-      </w:pPr>
-      <w:r>
-        <w:rPr>
-          <w:b/>
-          <w:bCs/>
-          <w:sz w:val="32"/>
-          <w:szCs w:val="32"/>
-        </w:rPr>
-        <w:t>With limit:    try 5 per minute → effectively blocked</w:t>
-      </w:r>
-    </w:p>
-    <w:p>
-      <w:pPr>
-        <w:jc w:val="both"/>
-        <w:rPr>
-          <w:sz w:val="32"/>
-          <w:szCs w:val="32"/>
-        </w:rPr>
-      </w:pPr>
-      <w:r>
-        <w:rPr>
-          <w:sz w:val="32"/>
-          <w:szCs w:val="32"/>
-        </w:rPr>
-        <w:t xml:space="preserve"># Apply rate limits per user, per IP, and per endpoint especially auth flows. Return </w:t>
-      </w:r>
-      <w:r>
-        <w:rPr>
-          <w:b/>
-          <w:bCs/>
-          <w:sz w:val="32"/>
-          <w:szCs w:val="32"/>
-        </w:rPr>
-        <w:t>429</w:t>
-      </w:r>
-      <w:r>
-        <w:rPr>
-          <w:sz w:val="32"/>
-          <w:szCs w:val="32"/>
-        </w:rPr>
-        <w:t xml:space="preserve"> (status code) Too Many Requests and add exponential backoff for repeat offenders.</w:t>
-      </w:r>
-    </w:p>
-    <w:p>
-      <w:pPr>
-        <w:jc w:val="both"/>
-        <w:rPr>
-          <w:sz w:val="32"/>
-          <w:szCs w:val="32"/>
-        </w:rPr>
-      </w:pPr>
-    </w:p>
-    <w:p>
-      <w:pPr>
-        <w:jc w:val="both"/>
-        <w:rPr>
-          <w:sz w:val="32"/>
-          <w:szCs w:val="32"/>
-        </w:rPr>
-      </w:pPr>
-      <w:r>
-        <w:rPr>
-          <w:sz w:val="32"/>
-          <w:szCs w:val="32"/>
-        </w:rPr>
-        <w:t>Input validation:</w:t>
-      </w:r>
-    </w:p>
-    <w:p>
-      <w:pPr>
-        <w:jc w:val="both"/>
-        <w:rPr>
-          <w:sz w:val="32"/>
-          <w:szCs w:val="32"/>
-        </w:rPr>
-      </w:pPr>
-      <w:r>
-        <w:rPr>
-          <w:sz w:val="32"/>
-          <w:szCs w:val="32"/>
-        </w:rPr>
-        <w:t># Accepting user input without sanitization is handing someone a keyboard connected directly to our database. A search box or search field becomes a weapon; a form field becomes a terminal.</w:t>
-      </w:r>
-    </w:p>
-    <w:p>
-      <w:pPr>
-        <w:jc w:val="both"/>
-        <w:rPr>
-          <w:sz w:val="32"/>
-          <w:szCs w:val="32"/>
-        </w:rPr>
-      </w:pPr>
-      <w:r>
-        <w:rPr>
-          <w:sz w:val="32"/>
-          <w:szCs w:val="32"/>
-        </w:rPr>
-        <w:t># Mental model, airport security, every person and bag pass through a scanner before entering the terminal. We don't wave through passengers because "they look fine." Every input is untrusted by default.</w:t>
-      </w:r>
-    </w:p>
-    <w:p>
-      <w:pPr>
-        <w:jc w:val="both"/>
-        <w:rPr>
-          <w:b/>
-          <w:bCs/>
-          <w:sz w:val="32"/>
-          <w:szCs w:val="32"/>
-        </w:rPr>
-      </w:pPr>
-      <w:r>
-        <w:rPr>
-          <w:b/>
-          <w:bCs/>
-          <w:sz w:val="32"/>
-          <w:szCs w:val="32"/>
-        </w:rPr>
-        <w:t>User input → [Validate] → [Sanitize] → Process</w:t>
-      </w:r>
-    </w:p>
-    <w:p>
-      <w:pPr>
-        <w:jc w:val="both"/>
-        <w:rPr>
-          <w:b/>
-          <w:bCs/>
-          <w:sz w:val="32"/>
-          <w:szCs w:val="32"/>
-        </w:rPr>
-      </w:pPr>
-      <w:r>
-        <w:rPr>
-          <w:b/>
-          <w:bCs/>
-          <w:sz w:val="32"/>
-          <w:szCs w:val="32"/>
-        </w:rPr>
-        <w:t xml:space="preserve">                ↓ fail</w:t>
-      </w:r>
-    </w:p>
-    <w:p>
-      <w:pPr>
-        <w:jc w:val="both"/>
-        <w:rPr>
-          <w:b/>
-          <w:bCs/>
-          <w:sz w:val="32"/>
-          <w:szCs w:val="32"/>
-        </w:rPr>
-      </w:pPr>
-      <w:r>
-        <w:rPr>
-          <w:b/>
-          <w:bCs/>
-          <w:sz w:val="32"/>
-          <w:szCs w:val="32"/>
-        </w:rPr>
-        <w:t xml:space="preserve">              Reject + log</w:t>
-      </w:r>
-    </w:p>
-    <w:p>
-      <w:pPr>
-        <w:jc w:val="both"/>
-        <w:rPr>
-          <w:sz w:val="32"/>
-          <w:szCs w:val="32"/>
-        </w:rPr>
-      </w:pPr>
-      <w:r>
-        <w:rPr>
-          <w:sz w:val="32"/>
-          <w:szCs w:val="32"/>
-        </w:rPr>
-        <w:lastRenderedPageBreak/>
-        <w:t># Validate type, length, format, and range on every input field. Sanitize before storing or executing. Never interpolate raw user input into queries.</w:t>
-      </w:r>
-    </w:p>
-    <w:p>
-      <w:pPr>
-        <w:jc w:val="both"/>
-        <w:rPr>
-          <w:sz w:val="32"/>
-          <w:szCs w:val="32"/>
-        </w:rPr>
-      </w:pPr>
-    </w:p>
-    <w:p>
-      <w:pPr>
-        <w:jc w:val="both"/>
-        <w:rPr>
-          <w:sz w:val="32"/>
-          <w:szCs w:val="32"/>
-        </w:rPr>
-      </w:pPr>
-      <w:r>
-        <w:rPr>
-          <w:sz w:val="32"/>
-          <w:szCs w:val="32"/>
-        </w:rPr>
-        <w:t>Sensitive data exposure:</w:t>
-      </w:r>
-    </w:p>
-    <w:p>
-      <w:pPr>
-        <w:jc w:val="both"/>
-        <w:rPr>
-          <w:sz w:val="32"/>
-          <w:szCs w:val="32"/>
-        </w:rPr>
-      </w:pPr>
-      <w:r>
-        <w:rPr>
-          <w:sz w:val="32"/>
-          <w:szCs w:val="32"/>
-        </w:rPr>
-        <w:t># Even valid, authorized requests can expose too much. API responses including passwords, tokens, internal IDs, or personal data that aren't needed by the client are a liability. Once data is out, it can't be recalled.</w:t>
-      </w:r>
-    </w:p>
-    <w:p>
-      <w:pPr>
-        <w:jc w:val="both"/>
-        <w:rPr>
-          <w:sz w:val="32"/>
-          <w:szCs w:val="32"/>
-        </w:rPr>
-      </w:pPr>
-      <w:r>
-        <w:rPr>
-          <w:sz w:val="32"/>
-          <w:szCs w:val="32"/>
-        </w:rPr>
-        <w:t># Mental model, the oversharing waiter, we ordered pasta. The waiter brings the dish, lists the recipe, the supplier invoices, and the owner's home address. We only needed the pasta.</w:t>
-      </w:r>
-    </w:p>
-    <w:p>
-      <w:pPr>
-        <w:jc w:val="both"/>
-        <w:rPr>
-          <w:sz w:val="32"/>
-          <w:szCs w:val="32"/>
-        </w:rPr>
-      </w:pPr>
-      <w:r>
-        <w:rPr>
-          <w:sz w:val="32"/>
-          <w:szCs w:val="32"/>
-        </w:rPr>
-        <w:t># Return only the fields the client actually needs, implement response filtering. Never expose passwords (even hashed), internal tokens, or raw database IDs in responses.</w:t>
-      </w:r>
-    </w:p>
-    <w:p>
-      <w:pPr>
-        <w:jc w:val="both"/>
-        <w:rPr>
-          <w:sz w:val="32"/>
-          <w:szCs w:val="32"/>
-        </w:rPr>
-      </w:pPr>
-    </w:p>
-    <w:p>
-      <w:pPr>
-        <w:jc w:val="center"/>
-        <w:rPr>
-          <w:sz w:val="32"/>
-          <w:szCs w:val="32"/>
-        </w:rPr>
-      </w:pPr>
-      <w:r>
-        <w:rPr>
-          <w:sz w:val="32"/>
-          <w:szCs w:val="32"/>
-        </w:rPr>
-        <w:t>Break</w:t>
-      </w:r>
-    </w:p>
-    <w:p>
-      <w:pPr>
-        <w:jc w:val="both"/>
-        <w:rPr>
-          <w:sz w:val="32"/>
-          <w:szCs w:val="32"/>
-        </w:rPr>
-      </w:pPr>
-    </w:p>
-    <w:p>
-      <w:pPr>
-        <w:jc w:val="both"/>
-        <w:rPr>
-          <w:b/>
-          <w:bCs/>
-          <w:sz w:val="32"/>
-          <w:szCs w:val="32"/>
-        </w:rPr>
-      </w:pPr>
-      <w:r>
-        <w:rPr>
-          <w:b/>
-          <w:bCs/>
-          <w:sz w:val="32"/>
-          <w:szCs w:val="32"/>
-        </w:rPr>
-        <w:t>Types of API Authentication:</w:t>
-      </w:r>
-    </w:p>
-    <w:p>
-      <w:pPr>
-        <w:jc w:val="both"/>
-        <w:rPr>
-          <w:sz w:val="32"/>
-          <w:szCs w:val="32"/>
-        </w:rPr>
-      </w:pPr>
-      <w:r>
-        <w:rPr>
-          <w:sz w:val="32"/>
-          <w:szCs w:val="32"/>
-        </w:rPr>
-        <w:t xml:space="preserve"># </w:t>
-      </w:r>
-      <w:r>
-        <w:rPr>
+          <w:rFonts w:ascii="Carlito" w:hAnsi="Carlito" w:cs="Carlito"/>
           <w:sz w:val="32"/>
           <w:szCs w:val="32"/>
         </w:rPr>
@@ -2924,14 +3105,16 @@
         </w:numPr>
         <w:jc w:val="both"/>
         <w:rPr>
-          <w:b/>
-          <w:bCs/>
-          <w:sz w:val="32"/>
-          <w:szCs w:val="32"/>
-        </w:rPr>
-      </w:pPr>
-      <w:r>
-        <w:rPr>
+          <w:rFonts w:ascii="Carlito" w:hAnsi="Carlito" w:cs="Carlito"/>
+          <w:b/>
+          <w:bCs/>
+          <w:sz w:val="32"/>
+          <w:szCs w:val="32"/>
+        </w:rPr>
+      </w:pPr>
+      <w:r>
+        <w:rPr>
+          <w:rFonts w:ascii="Carlito" w:hAnsi="Carlito" w:cs="Carlito"/>
           <w:b/>
           <w:bCs/>
           <w:sz w:val="32"/>
@@ -2944,12 +3127,14 @@
       <w:pPr>
         <w:jc w:val="both"/>
         <w:rPr>
-          <w:sz w:val="32"/>
-          <w:szCs w:val="32"/>
-        </w:rPr>
-      </w:pPr>
-      <w:r>
-        <w:rPr>
+          <w:rFonts w:ascii="Carlito" w:hAnsi="Carlito" w:cs="Carlito"/>
+          <w:sz w:val="32"/>
+          <w:szCs w:val="32"/>
+        </w:rPr>
+      </w:pPr>
+      <w:r>
+        <w:rPr>
+          <w:rFonts w:ascii="Carlito" w:hAnsi="Carlito" w:cs="Carlito"/>
           <w:sz w:val="32"/>
           <w:szCs w:val="32"/>
         </w:rPr>
@@ -2960,6 +3145,7 @@
       <w:pPr>
         <w:jc w:val="both"/>
         <w:rPr>
+          <w:rFonts w:ascii="Carlito" w:hAnsi="Carlito" w:cs="Carlito"/>
           <w:b/>
           <w:bCs/>
           <w:color w:val="D86DCB" w:themeColor="accent5" w:themeTint="99"/>
@@ -2969,6 +3155,7 @@
       </w:pPr>
       <w:r>
         <w:rPr>
+          <w:rFonts w:ascii="Carlito" w:hAnsi="Carlito" w:cs="Carlito"/>
           <w:b/>
           <w:bCs/>
           <w:color w:val="D86DCB" w:themeColor="accent5" w:themeTint="99"/>
@@ -2982,6 +3169,7 @@
       <w:pPr>
         <w:jc w:val="both"/>
         <w:rPr>
+          <w:rFonts w:ascii="Carlito" w:hAnsi="Carlito" w:cs="Carlito"/>
           <w:b/>
           <w:bCs/>
           <w:color w:val="D86DCB" w:themeColor="accent5" w:themeTint="99"/>
@@ -2991,165 +3179,124 @@
       </w:pPr>
       <w:r>
         <w:rPr>
+          <w:rFonts w:ascii="Carlito" w:hAnsi="Carlito" w:cs="Carlito"/>
           <w:b/>
           <w:bCs/>
           <w:color w:val="D86DCB" w:themeColor="accent5" w:themeTint="99"/>
           <w:sz w:val="32"/>
           <w:szCs w:val="32"/>
         </w:rPr>
-        <w:t xml:space="preserve">   “Authorization</w:t>
-      </w:r>
-      <w:proofErr w:type="gramStart"/>
-      <w:r>
-        <w:rPr>
+        <w:t xml:space="preserve">   “Authorization” : “…”</w:t>
+      </w:r>
+    </w:p>
+    <w:p>
+      <w:pPr>
+        <w:jc w:val="both"/>
+        <w:rPr>
+          <w:rFonts w:ascii="Carlito" w:hAnsi="Carlito" w:cs="Carlito"/>
           <w:b/>
           <w:bCs/>
           <w:color w:val="D86DCB" w:themeColor="accent5" w:themeTint="99"/>
           <w:sz w:val="32"/>
           <w:szCs w:val="32"/>
         </w:rPr>
-        <w:t>” :</w:t>
-      </w:r>
-      <w:proofErr w:type="gramEnd"/>
-      <w:r>
-        <w:rPr>
+      </w:pPr>
+      <w:r>
+        <w:rPr>
+          <w:rFonts w:ascii="Carlito" w:hAnsi="Carlito" w:cs="Carlito"/>
           <w:b/>
           <w:bCs/>
           <w:color w:val="D86DCB" w:themeColor="accent5" w:themeTint="99"/>
           <w:sz w:val="32"/>
           <w:szCs w:val="32"/>
         </w:rPr>
-        <w:t xml:space="preserve"> “…”</w:t>
-      </w:r>
-    </w:p>
-    <w:p>
-      <w:pPr>
-        <w:jc w:val="both"/>
-        <w:rPr>
-          <w:b/>
-          <w:bCs/>
-          <w:color w:val="D86DCB" w:themeColor="accent5" w:themeTint="99"/>
-          <w:sz w:val="32"/>
-          <w:szCs w:val="32"/>
-        </w:rPr>
-      </w:pPr>
-      <w:r>
-        <w:rPr>
-          <w:b/>
-          <w:bCs/>
-          <w:color w:val="D86DCB" w:themeColor="accent5" w:themeTint="99"/>
+        <w:t>}</w:t>
+      </w:r>
+    </w:p>
+    <w:p>
+      <w:pPr>
+        <w:jc w:val="both"/>
+        <w:rPr>
+          <w:rFonts w:ascii="Carlito" w:hAnsi="Carlito" w:cs="Carlito"/>
+          <w:sz w:val="32"/>
+          <w:szCs w:val="32"/>
+        </w:rPr>
+      </w:pPr>
+      <w:r>
+        <w:rPr>
+          <w:rFonts w:ascii="Carlito" w:hAnsi="Carlito" w:cs="Carlito"/>
+          <w:sz w:val="32"/>
+          <w:szCs w:val="32"/>
+        </w:rPr>
+        <w:t xml:space="preserve"># The credentials are encoded using </w:t>
+      </w:r>
+      <w:r>
+        <w:rPr>
+          <w:rFonts w:ascii="Carlito" w:hAnsi="Carlito" w:cs="Carlito"/>
+          <w:b/>
+          <w:bCs/>
+          <w:sz w:val="32"/>
+          <w:szCs w:val="32"/>
+        </w:rPr>
+        <w:t>Base64</w:t>
+      </w:r>
+      <w:r>
+        <w:rPr>
+          <w:rFonts w:ascii="Carlito" w:hAnsi="Carlito" w:cs="Carlito"/>
+          <w:sz w:val="32"/>
+          <w:szCs w:val="32"/>
+        </w:rPr>
+        <w:t xml:space="preserve"> format but its not an encryption method but an encoding method. </w:t>
+      </w:r>
+      <w:r>
+        <w:rPr>
+          <w:rFonts w:ascii="Carlito" w:hAnsi="Carlito" w:cs="Carlito"/>
+          <w:sz w:val="32"/>
+          <w:szCs w:val="32"/>
+        </w:rPr>
+        <w:t>So,</w:t>
+      </w:r>
+      <w:r>
+        <w:rPr>
+          <w:rFonts w:ascii="Carlito" w:hAnsi="Carlito" w:cs="Carlito"/>
+          <w:sz w:val="32"/>
+          <w:szCs w:val="32"/>
+        </w:rPr>
+        <w:t xml:space="preserve"> unless HTTPS is used there’s risk of </w:t>
+      </w:r>
+      <w:r>
+        <w:rPr>
+          <w:rFonts w:ascii="Carlito" w:hAnsi="Carlito" w:cs="Carlito"/>
+          <w:sz w:val="32"/>
+          <w:szCs w:val="32"/>
+        </w:rPr>
+        <w:t>credentials getting decoded by attacker</w:t>
+      </w:r>
+    </w:p>
+    <w:p>
+      <w:pPr>
+        <w:jc w:val="both"/>
+        <w:rPr>
+          <w:rFonts w:ascii="Carlito" w:hAnsi="Carlito" w:cs="Carlito"/>
+          <w:sz w:val="32"/>
+          <w:szCs w:val="32"/>
+        </w:rPr>
+      </w:pPr>
+      <w:r>
+        <w:rPr>
+          <w:rFonts w:ascii="Carlito" w:hAnsi="Carlito" w:cs="Carlito"/>
           <w:sz w:val="32"/>
           <w:szCs w:val="32"/>
         </w:rPr>
         <w:lastRenderedPageBreak/>
-        <w:t>}</w:t>
-      </w:r>
-    </w:p>
-    <w:p>
-      <w:pPr>
-        <w:jc w:val="both"/>
-        <w:rPr>
-          <w:sz w:val="32"/>
-          <w:szCs w:val="32"/>
-        </w:rPr>
-      </w:pPr>
-      <w:r>
-        <w:rPr>
-          <w:sz w:val="32"/>
-          <w:szCs w:val="32"/>
-        </w:rPr>
-        <w:t xml:space="preserve"># The credentials are encoded using </w:t>
-      </w:r>
-      <w:r>
-        <w:rPr>
-          <w:b/>
-          <w:bCs/>
-          <w:sz w:val="32"/>
-          <w:szCs w:val="32"/>
-        </w:rPr>
-        <w:t>Base64</w:t>
-      </w:r>
-      <w:r>
-        <w:rPr>
-          <w:sz w:val="32"/>
-          <w:szCs w:val="32"/>
-        </w:rPr>
-        <w:t xml:space="preserve"> format but </w:t>
-      </w:r>
-      <w:proofErr w:type="spellStart"/>
-      <w:r>
-        <w:rPr>
-          <w:sz w:val="32"/>
-          <w:szCs w:val="32"/>
-        </w:rPr>
-        <w:t>its</w:t>
-      </w:r>
-      <w:proofErr w:type="spellEnd"/>
-      <w:r>
-        <w:rPr>
-          <w:sz w:val="32"/>
-          <w:szCs w:val="32"/>
-        </w:rPr>
-        <w:t xml:space="preserve"> not an encryption method but an encoding method. </w:t>
-      </w:r>
-      <w:r>
-        <w:rPr>
-          <w:sz w:val="32"/>
-          <w:szCs w:val="32"/>
-        </w:rPr>
-        <w:t>So,</w:t>
-      </w:r>
-      <w:r>
-        <w:rPr>
-          <w:sz w:val="32"/>
-          <w:szCs w:val="32"/>
-        </w:rPr>
-        <w:t xml:space="preserve"> unless HTTPS is used there’s risk of </w:t>
-      </w:r>
-      <w:r>
-        <w:rPr>
-          <w:sz w:val="32"/>
-          <w:szCs w:val="32"/>
-        </w:rPr>
-        <w:t>credentials getting decoded by attacker</w:t>
-      </w:r>
-    </w:p>
-    <w:p>
-      <w:pPr>
-        <w:jc w:val="both"/>
-        <w:rPr>
-          <w:sz w:val="32"/>
-          <w:szCs w:val="32"/>
-        </w:rPr>
-      </w:pPr>
-      <w:r>
-        <w:rPr>
-          <w:sz w:val="32"/>
-          <w:szCs w:val="32"/>
-        </w:rPr>
-        <w:t xml:space="preserve"># Rarely used in </w:t>
-      </w:r>
-      <w:proofErr w:type="spellStart"/>
-      <w:r>
-        <w:rPr>
-          <w:sz w:val="32"/>
-          <w:szCs w:val="32"/>
-        </w:rPr>
-        <w:t>todays</w:t>
-      </w:r>
-      <w:proofErr w:type="spellEnd"/>
-      <w:r>
-        <w:rPr>
-          <w:sz w:val="32"/>
-          <w:szCs w:val="32"/>
-        </w:rPr>
-        <w:t xml:space="preserve"> production environments and repeatedly sending credentials is risky.</w:t>
-      </w:r>
-    </w:p>
-    <w:p>
-      <w:pPr>
-        <w:jc w:val="both"/>
-        <w:rPr>
+        <w:t># Rarely used in todays production environments and repeatedly sending credentials is risky.</w:t>
+      </w:r>
+    </w:p>
+    <w:p>
+      <w:pPr>
+        <w:jc w:val="both"/>
+        <w:rPr>
+          <w:rFonts w:ascii="Carlito" w:hAnsi="Carlito" w:cs="Carlito"/>
           <w:sz w:val="32"/>
           <w:szCs w:val="32"/>
         </w:rPr>
@@ -3164,14 +3311,16 @@
         </w:numPr>
         <w:jc w:val="both"/>
         <w:rPr>
-          <w:b/>
-          <w:bCs/>
-          <w:sz w:val="32"/>
-          <w:szCs w:val="32"/>
-        </w:rPr>
-      </w:pPr>
-      <w:r>
-        <w:rPr>
+          <w:rFonts w:ascii="Carlito" w:hAnsi="Carlito" w:cs="Carlito"/>
+          <w:b/>
+          <w:bCs/>
+          <w:sz w:val="32"/>
+          <w:szCs w:val="32"/>
+        </w:rPr>
+      </w:pPr>
+      <w:r>
+        <w:rPr>
+          <w:rFonts w:ascii="Carlito" w:hAnsi="Carlito" w:cs="Carlito"/>
           <w:b/>
           <w:bCs/>
           <w:sz w:val="32"/>
@@ -3184,12 +3333,14 @@
       <w:pPr>
         <w:jc w:val="both"/>
         <w:rPr>
-          <w:sz w:val="32"/>
-          <w:szCs w:val="32"/>
-        </w:rPr>
-      </w:pPr>
-      <w:r>
-        <w:rPr>
+          <w:rFonts w:ascii="Carlito" w:hAnsi="Carlito" w:cs="Carlito"/>
+          <w:sz w:val="32"/>
+          <w:szCs w:val="32"/>
+        </w:rPr>
+      </w:pPr>
+      <w:r>
+        <w:rPr>
+          <w:rFonts w:ascii="Carlito" w:hAnsi="Carlito" w:cs="Carlito"/>
           <w:sz w:val="32"/>
           <w:szCs w:val="32"/>
         </w:rPr>
@@ -3200,12 +3351,14 @@
       <w:pPr>
         <w:jc w:val="both"/>
         <w:rPr>
-          <w:sz w:val="32"/>
-          <w:szCs w:val="32"/>
-        </w:rPr>
-      </w:pPr>
-      <w:r>
-        <w:rPr>
+          <w:rFonts w:ascii="Carlito" w:hAnsi="Carlito" w:cs="Carlito"/>
+          <w:sz w:val="32"/>
+          <w:szCs w:val="32"/>
+        </w:rPr>
+      </w:pPr>
+      <w:r>
+        <w:rPr>
+          <w:rFonts w:ascii="Carlito" w:hAnsi="Carlito" w:cs="Carlito"/>
           <w:sz w:val="32"/>
           <w:szCs w:val="32"/>
         </w:rPr>
@@ -3216,6 +3369,7 @@
       <w:pPr>
         <w:jc w:val="both"/>
         <w:rPr>
+          <w:rFonts w:ascii="Carlito" w:hAnsi="Carlito" w:cs="Carlito"/>
           <w:sz w:val="32"/>
           <w:szCs w:val="32"/>
         </w:rPr>
@@ -3230,14 +3384,16 @@
         </w:numPr>
         <w:jc w:val="both"/>
         <w:rPr>
-          <w:b/>
-          <w:bCs/>
-          <w:sz w:val="32"/>
-          <w:szCs w:val="32"/>
-        </w:rPr>
-      </w:pPr>
-      <w:r>
-        <w:rPr>
+          <w:rFonts w:ascii="Carlito" w:hAnsi="Carlito" w:cs="Carlito"/>
+          <w:b/>
+          <w:bCs/>
+          <w:sz w:val="32"/>
+          <w:szCs w:val="32"/>
+        </w:rPr>
+      </w:pPr>
+      <w:r>
+        <w:rPr>
+          <w:rFonts w:ascii="Carlito" w:hAnsi="Carlito" w:cs="Carlito"/>
           <w:b/>
           <w:bCs/>
           <w:sz w:val="32"/>
@@ -3250,12 +3406,14 @@
       <w:pPr>
         <w:jc w:val="both"/>
         <w:rPr>
-          <w:sz w:val="32"/>
-          <w:szCs w:val="32"/>
-        </w:rPr>
-      </w:pPr>
-      <w:r>
-        <w:rPr>
+          <w:rFonts w:ascii="Carlito" w:hAnsi="Carlito" w:cs="Carlito"/>
+          <w:sz w:val="32"/>
+          <w:szCs w:val="32"/>
+        </w:rPr>
+      </w:pPr>
+      <w:r>
+        <w:rPr>
+          <w:rFonts w:ascii="Carlito" w:hAnsi="Carlito" w:cs="Carlito"/>
           <w:sz w:val="32"/>
           <w:szCs w:val="32"/>
         </w:rPr>
@@ -3263,6 +3421,7 @@
       </w:r>
       <w:r>
         <w:rPr>
+          <w:rFonts w:ascii="Carlito" w:hAnsi="Carlito" w:cs="Carlito"/>
           <w:sz w:val="32"/>
           <w:szCs w:val="32"/>
         </w:rPr>
@@ -3270,6 +3429,7 @@
       </w:r>
       <w:r>
         <w:rPr>
+          <w:rFonts w:ascii="Carlito" w:hAnsi="Carlito" w:cs="Carlito"/>
           <w:sz w:val="32"/>
           <w:szCs w:val="32"/>
         </w:rPr>
@@ -3277,14 +3437,15 @@
       </w:r>
       <w:r>
         <w:rPr>
+          <w:rFonts w:ascii="Carlito" w:hAnsi="Carlito" w:cs="Carlito"/>
           <w:sz w:val="32"/>
           <w:szCs w:val="32"/>
         </w:rPr>
         <w:t xml:space="preserve">. The server stores that session and sends a </w:t>
       </w:r>
-      <w:proofErr w:type="spellStart"/>
-      <w:r>
-        <w:rPr>
+      <w:r>
+        <w:rPr>
+          <w:rFonts w:ascii="Carlito" w:hAnsi="Carlito" w:cs="Carlito"/>
           <w:b/>
           <w:bCs/>
           <w:sz w:val="32"/>
@@ -3292,9 +3453,9 @@
         </w:rPr>
         <w:t>Session_ID</w:t>
       </w:r>
-      <w:proofErr w:type="spellEnd"/>
-      <w:r>
-        <w:rPr>
+      <w:r>
+        <w:rPr>
+          <w:rFonts w:ascii="Carlito" w:hAnsi="Carlito" w:cs="Carlito"/>
           <w:sz w:val="32"/>
           <w:szCs w:val="32"/>
         </w:rPr>
@@ -3305,20 +3466,22 @@
       <w:pPr>
         <w:jc w:val="both"/>
         <w:rPr>
-          <w:sz w:val="32"/>
-          <w:szCs w:val="32"/>
-        </w:rPr>
-      </w:pPr>
-      <w:r>
-        <w:rPr>
+          <w:rFonts w:ascii="Carlito" w:hAnsi="Carlito" w:cs="Carlito"/>
+          <w:sz w:val="32"/>
+          <w:szCs w:val="32"/>
+        </w:rPr>
+      </w:pPr>
+      <w:r>
+        <w:rPr>
+          <w:rFonts w:ascii="Carlito" w:hAnsi="Carlito" w:cs="Carlito"/>
           <w:sz w:val="32"/>
           <w:szCs w:val="32"/>
         </w:rPr>
         <w:t xml:space="preserve"># On every subsequent request the Browser automatically sends that cookie back to the server. Then the server reads the </w:t>
       </w:r>
-      <w:proofErr w:type="spellStart"/>
-      <w:r>
-        <w:rPr>
+      <w:r>
+        <w:rPr>
+          <w:rFonts w:ascii="Carlito" w:hAnsi="Carlito" w:cs="Carlito"/>
           <w:b/>
           <w:bCs/>
           <w:sz w:val="32"/>
@@ -3326,9 +3489,9 @@
         </w:rPr>
         <w:t>Session_ID</w:t>
       </w:r>
-      <w:proofErr w:type="spellEnd"/>
-      <w:r>
-        <w:rPr>
+      <w:r>
+        <w:rPr>
+          <w:rFonts w:ascii="Carlito" w:hAnsi="Carlito" w:cs="Carlito"/>
           <w:sz w:val="32"/>
           <w:szCs w:val="32"/>
         </w:rPr>
@@ -3339,16 +3502,17 @@
       <w:pPr>
         <w:jc w:val="both"/>
         <w:rPr>
-          <w:sz w:val="32"/>
-          <w:szCs w:val="32"/>
-        </w:rPr>
-      </w:pPr>
-      <w:r>
-        <w:rPr>
-          <w:sz w:val="32"/>
-          <w:szCs w:val="32"/>
-        </w:rPr>
-        <w:lastRenderedPageBreak/>
+          <w:rFonts w:ascii="Carlito" w:hAnsi="Carlito" w:cs="Carlito"/>
+          <w:sz w:val="32"/>
+          <w:szCs w:val="32"/>
+        </w:rPr>
+      </w:pPr>
+      <w:r>
+        <w:rPr>
+          <w:rFonts w:ascii="Carlito" w:hAnsi="Carlito" w:cs="Carlito"/>
+          <w:sz w:val="32"/>
+          <w:szCs w:val="32"/>
+        </w:rPr>
         <w:t># But for this the server has to store the user sessions and harder to manage when system scale across multiple servers. Useful for only Server-Side Rendering</w:t>
       </w:r>
     </w:p>
@@ -3356,6 +3520,7 @@
       <w:pPr>
         <w:jc w:val="both"/>
         <w:rPr>
+          <w:rFonts w:ascii="Carlito" w:hAnsi="Carlito" w:cs="Carlito"/>
           <w:sz w:val="32"/>
           <w:szCs w:val="32"/>
         </w:rPr>
@@ -3370,14 +3535,16 @@
         </w:numPr>
         <w:jc w:val="both"/>
         <w:rPr>
-          <w:b/>
-          <w:bCs/>
-          <w:sz w:val="32"/>
-          <w:szCs w:val="32"/>
-        </w:rPr>
-      </w:pPr>
-      <w:r>
-        <w:rPr>
+          <w:rFonts w:ascii="Carlito" w:hAnsi="Carlito" w:cs="Carlito"/>
+          <w:b/>
+          <w:bCs/>
+          <w:sz w:val="32"/>
+          <w:szCs w:val="32"/>
+        </w:rPr>
+      </w:pPr>
+      <w:r>
+        <w:rPr>
+          <w:rFonts w:ascii="Carlito" w:hAnsi="Carlito" w:cs="Carlito"/>
           <w:b/>
           <w:bCs/>
           <w:sz w:val="32"/>
@@ -3390,73 +3557,52 @@
       <w:pPr>
         <w:jc w:val="both"/>
         <w:rPr>
-          <w:sz w:val="32"/>
-          <w:szCs w:val="32"/>
-        </w:rPr>
-      </w:pPr>
-      <w:r>
-        <w:rPr>
-          <w:sz w:val="32"/>
-          <w:szCs w:val="32"/>
-        </w:rPr>
+          <w:rFonts w:ascii="Carlito" w:hAnsi="Carlito" w:cs="Carlito"/>
+          <w:sz w:val="32"/>
+          <w:szCs w:val="32"/>
+        </w:rPr>
+      </w:pPr>
+      <w:r>
+        <w:rPr>
+          <w:rFonts w:ascii="Carlito" w:hAnsi="Carlito" w:cs="Carlito"/>
+          <w:sz w:val="32"/>
+          <w:szCs w:val="32"/>
+        </w:rPr>
+        <w:lastRenderedPageBreak/>
         <w:t xml:space="preserve"># </w:t>
       </w:r>
       <w:r>
         <w:rPr>
-          <w:sz w:val="32"/>
-          <w:szCs w:val="32"/>
-        </w:rPr>
-        <w:t>It</w:t>
-      </w:r>
-      <w:r>
-        <w:rPr>
-          <w:sz w:val="32"/>
-          <w:szCs w:val="32"/>
-        </w:rPr>
-        <w:t xml:space="preserve"> is a unique identifier assigned to a developer or application. The client includes this key with each request, so the server can identify which application is calling the API.</w:t>
-      </w:r>
-    </w:p>
-    <w:p>
-      <w:pPr>
-        <w:jc w:val="both"/>
-        <w:rPr>
-          <w:sz w:val="32"/>
-          <w:szCs w:val="32"/>
-        </w:rPr>
-      </w:pPr>
-      <w:r>
-        <w:rPr>
-          <w:sz w:val="32"/>
-          <w:szCs w:val="32"/>
-        </w:rPr>
-        <w:t xml:space="preserve"># </w:t>
-      </w:r>
-      <w:r>
-        <w:rPr>
-          <w:sz w:val="32"/>
-          <w:szCs w:val="32"/>
-        </w:rPr>
-        <w:t>API keys are commonly used for public APIs, such as maps, weather services, or payment integrations.</w:t>
-      </w:r>
-      <w:r>
-        <w:rPr>
-          <w:sz w:val="32"/>
-          <w:szCs w:val="32"/>
-        </w:rPr>
-        <w:t xml:space="preserve"> </w:t>
-      </w:r>
-      <w:r>
-        <w:rPr>
-          <w:sz w:val="32"/>
-          <w:szCs w:val="32"/>
-        </w:rPr>
-        <w:t>However, API keys usually identify the application rather than the individual user, so they are often combined with other security mechanisms.</w:t>
-      </w:r>
-    </w:p>
-    <w:p>
-      <w:pPr>
-        <w:jc w:val="both"/>
-        <w:rPr>
+          <w:rFonts w:ascii="Carlito" w:hAnsi="Carlito" w:cs="Carlito"/>
+          <w:sz w:val="32"/>
+          <w:szCs w:val="32"/>
+        </w:rPr>
+        <w:t>It is a unique identifier assigned to a developer or application. The client includes this key with each request, so the server can identify which application is calling the API.</w:t>
+      </w:r>
+    </w:p>
+    <w:p>
+      <w:pPr>
+        <w:jc w:val="both"/>
+        <w:rPr>
+          <w:rFonts w:ascii="Carlito" w:hAnsi="Carlito" w:cs="Carlito"/>
+          <w:sz w:val="32"/>
+          <w:szCs w:val="32"/>
+        </w:rPr>
+      </w:pPr>
+      <w:r>
+        <w:rPr>
+          <w:rFonts w:ascii="Carlito" w:hAnsi="Carlito" w:cs="Carlito"/>
+          <w:sz w:val="32"/>
+          <w:szCs w:val="32"/>
+        </w:rPr>
+        <w:t># API keys are commonly used for public APIs, such as maps, weather services, or payment integrations. However, API keys usually identify the application rather than the individual user, so they are often combined with other security mechanisms.</w:t>
+      </w:r>
+    </w:p>
+    <w:p>
+      <w:pPr>
+        <w:jc w:val="both"/>
+        <w:rPr>
+          <w:rFonts w:ascii="Carlito" w:hAnsi="Carlito" w:cs="Carlito"/>
           <w:sz w:val="32"/>
           <w:szCs w:val="32"/>
         </w:rPr>
@@ -3471,102 +3617,47 @@
         </w:numPr>
         <w:jc w:val="both"/>
         <w:rPr>
-          <w:b/>
-          <w:bCs/>
-          <w:sz w:val="32"/>
-          <w:szCs w:val="32"/>
-        </w:rPr>
-      </w:pPr>
-      <w:r>
-        <w:rPr>
-          <w:b/>
-          <w:bCs/>
-          <w:sz w:val="32"/>
-          <w:szCs w:val="32"/>
-        </w:rPr>
-        <w:t>Bearer Token</w:t>
-      </w:r>
-      <w:r>
-        <w:rPr>
-          <w:b/>
-          <w:bCs/>
-          <w:sz w:val="32"/>
-          <w:szCs w:val="32"/>
-        </w:rPr>
-        <w:t xml:space="preserve"> Authentication</w:t>
-      </w:r>
-      <w:r>
-        <w:rPr>
-          <w:b/>
-          <w:bCs/>
-          <w:sz w:val="32"/>
-          <w:szCs w:val="32"/>
-        </w:rPr>
-        <w:t>:</w:t>
-      </w:r>
-    </w:p>
-    <w:p>
-      <w:pPr>
-        <w:jc w:val="both"/>
-        <w:rPr>
-          <w:sz w:val="32"/>
-          <w:szCs w:val="32"/>
-        </w:rPr>
-      </w:pPr>
-      <w:r>
-        <w:rPr>
-          <w:sz w:val="32"/>
-          <w:szCs w:val="32"/>
-        </w:rPr>
-        <w:t xml:space="preserve"># It </w:t>
-      </w:r>
-      <w:r>
-        <w:rPr>
-          <w:sz w:val="32"/>
-          <w:szCs w:val="32"/>
-        </w:rPr>
-        <w:t xml:space="preserve">means the client sends a token in the </w:t>
-      </w:r>
-      <w:r>
-        <w:rPr>
-          <w:sz w:val="32"/>
-          <w:szCs w:val="32"/>
-        </w:rPr>
-        <w:t>“A</w:t>
-      </w:r>
-      <w:r>
-        <w:rPr>
-          <w:sz w:val="32"/>
-          <w:szCs w:val="32"/>
-        </w:rPr>
-        <w:t>uthorization</w:t>
-      </w:r>
-      <w:r>
-        <w:rPr>
-          <w:sz w:val="32"/>
-          <w:szCs w:val="32"/>
-        </w:rPr>
-        <w:t>”</w:t>
-      </w:r>
-      <w:r>
-        <w:rPr>
-          <w:sz w:val="32"/>
-          <w:szCs w:val="32"/>
-        </w:rPr>
-        <w:t xml:space="preserve"> header with the format</w:t>
-      </w:r>
-      <w:r>
-        <w:rPr>
-          <w:sz w:val="32"/>
-          <w:szCs w:val="32"/>
-        </w:rPr>
-        <w:t xml:space="preserve"> like this:</w:t>
-      </w:r>
-    </w:p>
-    <w:p>
-      <w:pPr>
-        <w:jc w:val="both"/>
-        <w:rPr>
+          <w:rFonts w:ascii="Carlito" w:hAnsi="Carlito" w:cs="Carlito"/>
+          <w:b/>
+          <w:bCs/>
+          <w:sz w:val="32"/>
+          <w:szCs w:val="32"/>
+        </w:rPr>
+      </w:pPr>
+      <w:r>
+        <w:rPr>
+          <w:rFonts w:ascii="Carlito" w:hAnsi="Carlito" w:cs="Carlito"/>
+          <w:b/>
+          <w:bCs/>
+          <w:sz w:val="32"/>
+          <w:szCs w:val="32"/>
+        </w:rPr>
+        <w:t>Bearer Token Authentication:</w:t>
+      </w:r>
+    </w:p>
+    <w:p>
+      <w:pPr>
+        <w:jc w:val="both"/>
+        <w:rPr>
+          <w:rFonts w:ascii="Carlito" w:hAnsi="Carlito" w:cs="Carlito"/>
+          <w:sz w:val="32"/>
+          <w:szCs w:val="32"/>
+        </w:rPr>
+      </w:pPr>
+      <w:r>
+        <w:rPr>
+          <w:rFonts w:ascii="Carlito" w:hAnsi="Carlito" w:cs="Carlito"/>
+          <w:sz w:val="32"/>
+          <w:szCs w:val="32"/>
+        </w:rPr>
+        <w:t># It means the client sends a token in the “Authorization” header with the format like this:</w:t>
+      </w:r>
+    </w:p>
+    <w:p>
+      <w:pPr>
+        <w:jc w:val="both"/>
+        <w:rPr>
+          <w:rFonts w:ascii="Carlito" w:hAnsi="Carlito" w:cs="Carlito"/>
           <w:b/>
           <w:bCs/>
           <w:color w:val="D86DCB" w:themeColor="accent5" w:themeTint="99"/>
@@ -3576,6 +3667,7 @@
       </w:pPr>
       <w:r>
         <w:rPr>
+          <w:rFonts w:ascii="Carlito" w:hAnsi="Carlito" w:cs="Carlito"/>
           <w:b/>
           <w:bCs/>
           <w:color w:val="D86DCB" w:themeColor="accent5" w:themeTint="99"/>
@@ -3589,6 +3681,7 @@
       <w:pPr>
         <w:jc w:val="both"/>
         <w:rPr>
+          <w:rFonts w:ascii="Carlito" w:hAnsi="Carlito" w:cs="Carlito"/>
           <w:b/>
           <w:bCs/>
           <w:color w:val="D86DCB" w:themeColor="accent5" w:themeTint="99"/>
@@ -3598,76 +3691,37 @@
       </w:pPr>
       <w:r>
         <w:rPr>
+          <w:rFonts w:ascii="Carlito" w:hAnsi="Carlito" w:cs="Carlito"/>
           <w:b/>
           <w:bCs/>
           <w:color w:val="D86DCB" w:themeColor="accent5" w:themeTint="99"/>
           <w:sz w:val="32"/>
           <w:szCs w:val="32"/>
         </w:rPr>
-        <w:t xml:space="preserve">   “Authorization</w:t>
-      </w:r>
-      <w:proofErr w:type="gramStart"/>
-      <w:r>
-        <w:rPr>
+        <w:t xml:space="preserve">   “Authorization” : “Bearer …”</w:t>
+      </w:r>
+    </w:p>
+    <w:p>
+      <w:pPr>
+        <w:jc w:val="both"/>
+        <w:rPr>
+          <w:rFonts w:ascii="Carlito" w:hAnsi="Carlito" w:cs="Carlito"/>
           <w:b/>
           <w:bCs/>
           <w:color w:val="D86DCB" w:themeColor="accent5" w:themeTint="99"/>
           <w:sz w:val="32"/>
           <w:szCs w:val="32"/>
         </w:rPr>
-        <w:t>” :</w:t>
-      </w:r>
-      <w:proofErr w:type="gramEnd"/>
-      <w:r>
-        <w:rPr>
+      </w:pPr>
+      <w:r>
+        <w:rPr>
+          <w:rFonts w:ascii="Carlito" w:hAnsi="Carlito" w:cs="Carlito"/>
           <w:b/>
           <w:bCs/>
           <w:color w:val="D86DCB" w:themeColor="accent5" w:themeTint="99"/>
           <w:sz w:val="32"/>
           <w:szCs w:val="32"/>
         </w:rPr>
-        <w:t xml:space="preserve"> “</w:t>
-      </w:r>
-      <w:r>
-        <w:rPr>
-          <w:b/>
-          <w:bCs/>
-          <w:color w:val="D86DCB" w:themeColor="accent5" w:themeTint="99"/>
-          <w:sz w:val="32"/>
-          <w:szCs w:val="32"/>
-        </w:rPr>
-        <w:t xml:space="preserve">Bearer </w:t>
-      </w:r>
-      <w:r>
-        <w:rPr>
-          <w:b/>
-          <w:bCs/>
-          <w:color w:val="D86DCB" w:themeColor="accent5" w:themeTint="99"/>
-          <w:sz w:val="32"/>
-          <w:szCs w:val="32"/>
-        </w:rPr>
-        <w:t>…”</w:t>
-      </w:r>
-    </w:p>
-    <w:p>
-      <w:pPr>
-        <w:jc w:val="both"/>
-        <w:rPr>
-          <w:b/>
-          <w:bCs/>
-          <w:color w:val="D86DCB" w:themeColor="accent5" w:themeTint="99"/>
-          <w:sz w:val="32"/>
-          <w:szCs w:val="32"/>
-        </w:rPr>
-      </w:pPr>
-      <w:r>
-        <w:rPr>
-          <w:b/>
-          <w:bCs/>
-          <w:color w:val="D86DCB" w:themeColor="accent5" w:themeTint="99"/>
-          <w:sz w:val="32"/>
-          <w:szCs w:val="32"/>
-        </w:rPr>
         <w:t>}</w:t>
       </w:r>
     </w:p>
@@ -3675,109 +3729,43 @@
       <w:pPr>
         <w:jc w:val="both"/>
         <w:rPr>
-          <w:sz w:val="32"/>
-          <w:szCs w:val="32"/>
-        </w:rPr>
-      </w:pPr>
-      <w:r>
-        <w:rPr>
-          <w:sz w:val="32"/>
-          <w:szCs w:val="32"/>
-        </w:rPr>
-        <w:t xml:space="preserve"># </w:t>
-      </w:r>
-      <w:r>
-        <w:rPr>
-          <w:sz w:val="32"/>
-          <w:szCs w:val="32"/>
-        </w:rPr>
-        <w:t xml:space="preserve">The word </w:t>
-      </w:r>
-      <w:r>
-        <w:rPr>
-          <w:sz w:val="32"/>
-          <w:szCs w:val="32"/>
-        </w:rPr>
-        <w:t>B</w:t>
-      </w:r>
-      <w:r>
-        <w:rPr>
-          <w:sz w:val="32"/>
-          <w:szCs w:val="32"/>
-        </w:rPr>
-        <w:t>earer simply means that whoever holds the token is allowed to use it. The server verifies the token and allows access to the requested resource.</w:t>
-      </w:r>
-      <w:r>
-        <w:rPr>
-          <w:sz w:val="32"/>
-          <w:szCs w:val="32"/>
-        </w:rPr>
-        <w:t xml:space="preserve"> Here,</w:t>
-      </w:r>
-      <w:r>
-        <w:rPr>
-          <w:sz w:val="32"/>
-          <w:szCs w:val="32"/>
-        </w:rPr>
-        <w:t xml:space="preserve"> the server does not need to store session state</w:t>
-      </w:r>
-    </w:p>
-    <w:p>
-      <w:pPr>
-        <w:jc w:val="both"/>
-        <w:rPr>
-          <w:sz w:val="32"/>
-          <w:szCs w:val="32"/>
-        </w:rPr>
-      </w:pPr>
-      <w:r>
-        <w:rPr>
-          <w:sz w:val="32"/>
-          <w:szCs w:val="32"/>
-        </w:rPr>
-        <w:t xml:space="preserve"># </w:t>
-      </w:r>
-      <w:r>
-        <w:rPr>
-          <w:sz w:val="32"/>
-          <w:szCs w:val="32"/>
-        </w:rPr>
-        <w:t xml:space="preserve"> However, </w:t>
-      </w:r>
-      <w:r>
-        <w:rPr>
-          <w:sz w:val="32"/>
-          <w:szCs w:val="32"/>
-        </w:rPr>
-        <w:t>B</w:t>
-      </w:r>
-      <w:r>
-        <w:rPr>
-          <w:sz w:val="32"/>
-          <w:szCs w:val="32"/>
-        </w:rPr>
-        <w:t>earer tokens must be protected carefully because anyone who obtains the token can impersonate the user until the</w:t>
-      </w:r>
-      <w:r>
-        <w:rPr>
-          <w:sz w:val="32"/>
-          <w:szCs w:val="32"/>
-        </w:rPr>
-        <w:t xml:space="preserve"> </w:t>
-      </w:r>
-      <w:r>
-        <w:rPr>
-          <w:sz w:val="32"/>
-          <w:szCs w:val="32"/>
-        </w:rPr>
-        <w:lastRenderedPageBreak/>
-        <w:t>token expires. Many bearer tokens today are implemented using JSON Web Tokens, commonly called JWTs.</w:t>
-      </w:r>
-    </w:p>
-    <w:p>
-      <w:pPr>
-        <w:jc w:val="both"/>
-        <w:rPr>
+          <w:rFonts w:ascii="Carlito" w:hAnsi="Carlito" w:cs="Carlito"/>
+          <w:sz w:val="32"/>
+          <w:szCs w:val="32"/>
+        </w:rPr>
+      </w:pPr>
+      <w:r>
+        <w:rPr>
+          <w:rFonts w:ascii="Carlito" w:hAnsi="Carlito" w:cs="Carlito"/>
+          <w:sz w:val="32"/>
+          <w:szCs w:val="32"/>
+        </w:rPr>
+        <w:t># The word Bearer simply means that whoever holds the token is allowed to use it. The server verifies the token and allows access to the requested resource. Here, the server does not need to store session state</w:t>
+      </w:r>
+    </w:p>
+    <w:p>
+      <w:pPr>
+        <w:jc w:val="both"/>
+        <w:rPr>
+          <w:rFonts w:ascii="Carlito" w:hAnsi="Carlito" w:cs="Carlito"/>
+          <w:sz w:val="32"/>
+          <w:szCs w:val="32"/>
+        </w:rPr>
+      </w:pPr>
+      <w:r>
+        <w:rPr>
+          <w:rFonts w:ascii="Carlito" w:hAnsi="Carlito" w:cs="Carlito"/>
+          <w:sz w:val="32"/>
+          <w:szCs w:val="32"/>
+        </w:rPr>
+        <w:t>#  However, Bearer tokens must be protected carefully because anyone who obtains the token can impersonate the user until the token expires. Many bearer tokens today are implemented using JSON Web Tokens, commonly called JWTs.</w:t>
+      </w:r>
+    </w:p>
+    <w:p>
+      <w:pPr>
+        <w:jc w:val="both"/>
+        <w:rPr>
+          <w:rFonts w:ascii="Carlito" w:hAnsi="Carlito" w:cs="Carlito"/>
           <w:sz w:val="32"/>
           <w:szCs w:val="32"/>
         </w:rPr>
@@ -3792,14 +3780,16 @@
         </w:numPr>
         <w:jc w:val="both"/>
         <w:rPr>
-          <w:b/>
-          <w:bCs/>
-          <w:sz w:val="32"/>
-          <w:szCs w:val="32"/>
-        </w:rPr>
-      </w:pPr>
-      <w:r>
-        <w:rPr>
+          <w:rFonts w:ascii="Carlito" w:hAnsi="Carlito" w:cs="Carlito"/>
+          <w:b/>
+          <w:bCs/>
+          <w:sz w:val="32"/>
+          <w:szCs w:val="32"/>
+        </w:rPr>
+      </w:pPr>
+      <w:r>
+        <w:rPr>
+          <w:rFonts w:ascii="Carlito" w:hAnsi="Carlito" w:cs="Carlito"/>
           <w:b/>
           <w:bCs/>
           <w:sz w:val="32"/>
@@ -3812,12 +3802,14 @@
       <w:pPr>
         <w:jc w:val="both"/>
         <w:rPr>
-          <w:sz w:val="32"/>
-          <w:szCs w:val="32"/>
-        </w:rPr>
-      </w:pPr>
-      <w:r>
-        <w:rPr>
+          <w:rFonts w:ascii="Carlito" w:hAnsi="Carlito" w:cs="Carlito"/>
+          <w:sz w:val="32"/>
+          <w:szCs w:val="32"/>
+        </w:rPr>
+      </w:pPr>
+      <w:r>
+        <w:rPr>
+          <w:rFonts w:ascii="Carlito" w:hAnsi="Carlito" w:cs="Carlito"/>
           <w:sz w:val="32"/>
           <w:szCs w:val="32"/>
         </w:rPr>
@@ -3825,15 +3817,25 @@
       </w:r>
       <w:r>
         <w:rPr>
-          <w:b/>
-          <w:bCs/>
-          <w:sz w:val="32"/>
-          <w:szCs w:val="32"/>
-        </w:rPr>
-        <w:t>JWT</w:t>
-      </w:r>
-      <w:r>
-        <w:rPr>
+          <w:rFonts w:ascii="Carlito" w:hAnsi="Carlito" w:cs="Carlito"/>
+          <w:b/>
+          <w:bCs/>
+          <w:sz w:val="32"/>
+          <w:szCs w:val="32"/>
+        </w:rPr>
+        <w:t xml:space="preserve">JWT </w:t>
+      </w:r>
+      <w:r>
+        <w:rPr>
+          <w:rFonts w:ascii="Carlito" w:hAnsi="Carlito" w:cs="Carlito"/>
+          <w:sz w:val="32"/>
+          <w:szCs w:val="32"/>
+        </w:rPr>
+        <w:t>(JSON Web Token)</w:t>
+      </w:r>
+      <w:r>
+        <w:rPr>
+          <w:rFonts w:ascii="Carlito" w:hAnsi="Carlito" w:cs="Carlito"/>
           <w:b/>
           <w:bCs/>
           <w:sz w:val="32"/>
@@ -3843,33 +3845,11 @@
       </w:r>
       <w:r>
         <w:rPr>
-          <w:sz w:val="32"/>
-          <w:szCs w:val="32"/>
-        </w:rPr>
-        <w:t>(JSON Web Token)</w:t>
-      </w:r>
-      <w:r>
-        <w:rPr>
-          <w:b/>
-          <w:bCs/>
-          <w:sz w:val="32"/>
-          <w:szCs w:val="32"/>
-        </w:rPr>
-        <w:t xml:space="preserve"> </w:t>
-      </w:r>
-      <w:r>
-        <w:rPr>
-          <w:sz w:val="32"/>
-          <w:szCs w:val="32"/>
-        </w:rPr>
-        <w:t>is not a protocol. It is simply a token format.</w:t>
-      </w:r>
-      <w:r>
-        <w:rPr>
-          <w:sz w:val="32"/>
-          <w:szCs w:val="32"/>
-        </w:rPr>
-        <w:t xml:space="preserve"> The format contains three parts:</w:t>
+          <w:rFonts w:ascii="Carlito" w:hAnsi="Carlito" w:cs="Carlito"/>
+          <w:sz w:val="32"/>
+          <w:szCs w:val="32"/>
+        </w:rPr>
+        <w:t>is not a protocol. It is simply a token format. The format contains three parts:</w:t>
       </w:r>
     </w:p>
     <w:p>
@@ -3881,21 +3861,25 @@
         </w:numPr>
         <w:jc w:val="both"/>
         <w:rPr>
-          <w:sz w:val="32"/>
-          <w:szCs w:val="32"/>
-        </w:rPr>
-      </w:pPr>
-      <w:r>
-        <w:rPr>
-          <w:b/>
-          <w:bCs/>
-          <w:sz w:val="32"/>
-          <w:szCs w:val="32"/>
-        </w:rPr>
+          <w:rFonts w:ascii="Carlito" w:hAnsi="Carlito" w:cs="Carlito"/>
+          <w:sz w:val="32"/>
+          <w:szCs w:val="32"/>
+        </w:rPr>
+      </w:pPr>
+      <w:r>
+        <w:rPr>
+          <w:rFonts w:ascii="Carlito" w:hAnsi="Carlito" w:cs="Carlito"/>
+          <w:b/>
+          <w:bCs/>
+          <w:sz w:val="32"/>
+          <w:szCs w:val="32"/>
+        </w:rPr>
+        <w:lastRenderedPageBreak/>
         <w:t>HEADER:</w:t>
       </w:r>
       <w:r>
         <w:rPr>
+          <w:rFonts w:ascii="Carlito" w:hAnsi="Carlito" w:cs="Carlito"/>
           <w:sz w:val="32"/>
           <w:szCs w:val="32"/>
         </w:rPr>
@@ -3903,6 +3887,7 @@
       </w:r>
       <w:r>
         <w:rPr>
+          <w:rFonts w:ascii="Carlito" w:hAnsi="Carlito" w:cs="Carlito"/>
           <w:sz w:val="32"/>
           <w:szCs w:val="32"/>
         </w:rPr>
@@ -3913,6 +3898,7 @@
       <w:pPr>
         <w:jc w:val="both"/>
         <w:rPr>
+          <w:rFonts w:ascii="Carlito" w:hAnsi="Carlito" w:cs="Carlito"/>
           <w:b/>
           <w:bCs/>
           <w:color w:val="D86DCB" w:themeColor="accent5" w:themeTint="99"/>
@@ -3922,6 +3908,7 @@
       </w:pPr>
       <w:r>
         <w:rPr>
+          <w:rFonts w:ascii="Carlito" w:hAnsi="Carlito" w:cs="Carlito"/>
           <w:b/>
           <w:bCs/>
           <w:color w:val="D86DCB" w:themeColor="accent5" w:themeTint="99"/>
@@ -3935,6 +3922,7 @@
       <w:pPr>
         <w:jc w:val="both"/>
         <w:rPr>
+          <w:rFonts w:ascii="Carlito" w:hAnsi="Carlito" w:cs="Carlito"/>
           <w:b/>
           <w:bCs/>
           <w:color w:val="D86DCB" w:themeColor="accent5" w:themeTint="99"/>
@@ -3944,128 +3932,79 @@
       </w:pPr>
       <w:r>
         <w:rPr>
+          <w:rFonts w:ascii="Carlito" w:hAnsi="Carlito" w:cs="Carlito"/>
           <w:b/>
           <w:bCs/>
           <w:color w:val="D86DCB" w:themeColor="accent5" w:themeTint="99"/>
           <w:sz w:val="32"/>
           <w:szCs w:val="32"/>
         </w:rPr>
-        <w:t xml:space="preserve">   “</w:t>
-      </w:r>
-      <w:proofErr w:type="spellStart"/>
-      <w:r>
-        <w:rPr>
+        <w:t xml:space="preserve">   “alg” : “RS256”,</w:t>
+      </w:r>
+    </w:p>
+    <w:p>
+      <w:pPr>
+        <w:jc w:val="both"/>
+        <w:rPr>
+          <w:rFonts w:ascii="Carlito" w:hAnsi="Carlito" w:cs="Carlito"/>
           <w:b/>
           <w:bCs/>
           <w:color w:val="D86DCB" w:themeColor="accent5" w:themeTint="99"/>
           <w:sz w:val="32"/>
           <w:szCs w:val="32"/>
         </w:rPr>
-        <w:t>alg</w:t>
-      </w:r>
-      <w:proofErr w:type="spellEnd"/>
-      <w:proofErr w:type="gramStart"/>
-      <w:r>
-        <w:rPr>
+      </w:pPr>
+      <w:r>
+        <w:rPr>
+          <w:rFonts w:ascii="Carlito" w:hAnsi="Carlito" w:cs="Carlito"/>
           <w:b/>
           <w:bCs/>
           <w:color w:val="D86DCB" w:themeColor="accent5" w:themeTint="99"/>
           <w:sz w:val="32"/>
           <w:szCs w:val="32"/>
         </w:rPr>
-        <w:t>” :</w:t>
-      </w:r>
-      <w:proofErr w:type="gramEnd"/>
-      <w:r>
-        <w:rPr>
+        <w:t xml:space="preserve">    “type” : “JWT”</w:t>
+      </w:r>
+    </w:p>
+    <w:p>
+      <w:pPr>
+        <w:jc w:val="both"/>
+        <w:rPr>
+          <w:rFonts w:ascii="Carlito" w:hAnsi="Carlito" w:cs="Carlito"/>
           <w:b/>
           <w:bCs/>
           <w:color w:val="D86DCB" w:themeColor="accent5" w:themeTint="99"/>
           <w:sz w:val="32"/>
           <w:szCs w:val="32"/>
         </w:rPr>
-        <w:t xml:space="preserve"> “RS256”,</w:t>
-      </w:r>
-    </w:p>
-    <w:p>
-      <w:pPr>
-        <w:jc w:val="both"/>
-        <w:rPr>
+      </w:pPr>
+      <w:r>
+        <w:rPr>
+          <w:rFonts w:ascii="Carlito" w:hAnsi="Carlito" w:cs="Carlito"/>
           <w:b/>
           <w:bCs/>
           <w:color w:val="D86DCB" w:themeColor="accent5" w:themeTint="99"/>
           <w:sz w:val="32"/>
           <w:szCs w:val="32"/>
         </w:rPr>
-      </w:pPr>
-      <w:r>
-        <w:rPr>
+        <w:t xml:space="preserve">   …</w:t>
+      </w:r>
+    </w:p>
+    <w:p>
+      <w:pPr>
+        <w:jc w:val="both"/>
+        <w:rPr>
+          <w:rFonts w:ascii="Carlito" w:hAnsi="Carlito" w:cs="Carlito"/>
           <w:b/>
           <w:bCs/>
           <w:color w:val="D86DCB" w:themeColor="accent5" w:themeTint="99"/>
           <w:sz w:val="32"/>
           <w:szCs w:val="32"/>
         </w:rPr>
-        <w:t xml:space="preserve">    “type</w:t>
-      </w:r>
-      <w:proofErr w:type="gramStart"/>
-      <w:r>
-        <w:rPr>
-          <w:b/>
-          <w:bCs/>
-          <w:color w:val="D86DCB" w:themeColor="accent5" w:themeTint="99"/>
-          <w:sz w:val="32"/>
-          <w:szCs w:val="32"/>
-        </w:rPr>
-        <w:t>” :</w:t>
-      </w:r>
-      <w:proofErr w:type="gramEnd"/>
-      <w:r>
-        <w:rPr>
-          <w:b/>
-          <w:bCs/>
-          <w:color w:val="D86DCB" w:themeColor="accent5" w:themeTint="99"/>
-          <w:sz w:val="32"/>
-          <w:szCs w:val="32"/>
-        </w:rPr>
-        <w:t xml:space="preserve"> “JWT”</w:t>
-      </w:r>
-    </w:p>
-    <w:p>
-      <w:pPr>
-        <w:jc w:val="both"/>
-        <w:rPr>
-          <w:b/>
-          <w:bCs/>
-          <w:color w:val="D86DCB" w:themeColor="accent5" w:themeTint="99"/>
-          <w:sz w:val="32"/>
-          <w:szCs w:val="32"/>
-        </w:rPr>
-      </w:pPr>
-      <w:r>
-        <w:rPr>
-          <w:b/>
-          <w:bCs/>
-          <w:color w:val="D86DCB" w:themeColor="accent5" w:themeTint="99"/>
-          <w:sz w:val="32"/>
-          <w:szCs w:val="32"/>
-        </w:rPr>
-        <w:t xml:space="preserve">   …</w:t>
-      </w:r>
-    </w:p>
-    <w:p>
-      <w:pPr>
-        <w:jc w:val="both"/>
-        <w:rPr>
-          <w:b/>
-          <w:bCs/>
-          <w:color w:val="D86DCB" w:themeColor="accent5" w:themeTint="99"/>
-          <w:sz w:val="32"/>
-          <w:szCs w:val="32"/>
-        </w:rPr>
-      </w:pPr>
-      <w:r>
-        <w:rPr>
+      </w:pPr>
+      <w:r>
+        <w:rPr>
+          <w:rFonts w:ascii="Carlito" w:hAnsi="Carlito" w:cs="Carlito"/>
           <w:b/>
           <w:bCs/>
           <w:color w:val="D86DCB" w:themeColor="accent5" w:themeTint="99"/>
@@ -4084,12 +4023,14 @@
         </w:numPr>
         <w:jc w:val="both"/>
         <w:rPr>
-          <w:sz w:val="32"/>
-          <w:szCs w:val="32"/>
-        </w:rPr>
-      </w:pPr>
-      <w:r>
-        <w:rPr>
+          <w:rFonts w:ascii="Carlito" w:hAnsi="Carlito" w:cs="Carlito"/>
+          <w:sz w:val="32"/>
+          <w:szCs w:val="32"/>
+        </w:rPr>
+      </w:pPr>
+      <w:r>
+        <w:rPr>
+          <w:rFonts w:ascii="Carlito" w:hAnsi="Carlito" w:cs="Carlito"/>
           <w:b/>
           <w:bCs/>
           <w:sz w:val="32"/>
@@ -4099,6 +4040,7 @@
       </w:r>
       <w:r>
         <w:rPr>
+          <w:rFonts w:ascii="Carlito" w:hAnsi="Carlito" w:cs="Carlito"/>
           <w:sz w:val="32"/>
           <w:szCs w:val="32"/>
         </w:rPr>
@@ -4106,6 +4048,7 @@
       </w:r>
       <w:r>
         <w:rPr>
+          <w:rFonts w:ascii="Carlito" w:hAnsi="Carlito" w:cs="Carlito"/>
           <w:sz w:val="32"/>
           <w:szCs w:val="32"/>
         </w:rPr>
@@ -4113,6 +4056,7 @@
       </w:r>
       <w:r>
         <w:rPr>
+          <w:rFonts w:ascii="Carlito" w:hAnsi="Carlito" w:cs="Carlito"/>
           <w:sz w:val="32"/>
           <w:szCs w:val="32"/>
         </w:rPr>
@@ -4123,6 +4067,7 @@
       <w:pPr>
         <w:jc w:val="both"/>
         <w:rPr>
+          <w:rFonts w:ascii="Carlito" w:hAnsi="Carlito" w:cs="Carlito"/>
           <w:b/>
           <w:bCs/>
           <w:color w:val="D86DCB" w:themeColor="accent5" w:themeTint="99"/>
@@ -4132,6 +4077,7 @@
       </w:pPr>
       <w:r>
         <w:rPr>
+          <w:rFonts w:ascii="Carlito" w:hAnsi="Carlito" w:cs="Carlito"/>
           <w:b/>
           <w:bCs/>
           <w:color w:val="D86DCB" w:themeColor="accent5" w:themeTint="99"/>
@@ -4145,6 +4091,7 @@
       <w:pPr>
         <w:jc w:val="both"/>
         <w:rPr>
+          <w:rFonts w:ascii="Carlito" w:hAnsi="Carlito" w:cs="Carlito"/>
           <w:b/>
           <w:bCs/>
           <w:color w:val="D86DCB" w:themeColor="accent5" w:themeTint="99"/>
@@ -4154,252 +4101,127 @@
       </w:pPr>
       <w:r>
         <w:rPr>
+          <w:rFonts w:ascii="Carlito" w:hAnsi="Carlito" w:cs="Carlito"/>
           <w:b/>
           <w:bCs/>
           <w:color w:val="D86DCB" w:themeColor="accent5" w:themeTint="99"/>
           <w:sz w:val="32"/>
           <w:szCs w:val="32"/>
         </w:rPr>
-        <w:t xml:space="preserve">   “</w:t>
-      </w:r>
-      <w:r>
-        <w:rPr>
+        <w:t xml:space="preserve">   “name” : “Nazmul Hasan”,</w:t>
+      </w:r>
+    </w:p>
+    <w:p>
+      <w:pPr>
+        <w:jc w:val="both"/>
+        <w:rPr>
+          <w:rFonts w:ascii="Carlito" w:hAnsi="Carlito" w:cs="Carlito"/>
           <w:b/>
           <w:bCs/>
           <w:color w:val="D86DCB" w:themeColor="accent5" w:themeTint="99"/>
           <w:sz w:val="32"/>
           <w:szCs w:val="32"/>
         </w:rPr>
-        <w:t>name</w:t>
-      </w:r>
-      <w:proofErr w:type="gramStart"/>
-      <w:r>
-        <w:rPr>
+      </w:pPr>
+      <w:r>
+        <w:rPr>
+          <w:rFonts w:ascii="Carlito" w:hAnsi="Carlito" w:cs="Carlito"/>
           <w:b/>
           <w:bCs/>
           <w:color w:val="D86DCB" w:themeColor="accent5" w:themeTint="99"/>
           <w:sz w:val="32"/>
           <w:szCs w:val="32"/>
         </w:rPr>
-        <w:t>” :</w:t>
-      </w:r>
-      <w:proofErr w:type="gramEnd"/>
-      <w:r>
-        <w:rPr>
+        <w:t xml:space="preserve">    “exp” : 1703037180,</w:t>
+      </w:r>
+    </w:p>
+    <w:p>
+      <w:pPr>
+        <w:jc w:val="both"/>
+        <w:rPr>
+          <w:rFonts w:ascii="Carlito" w:hAnsi="Carlito" w:cs="Carlito"/>
           <w:b/>
           <w:bCs/>
           <w:color w:val="D86DCB" w:themeColor="accent5" w:themeTint="99"/>
           <w:sz w:val="32"/>
           <w:szCs w:val="32"/>
         </w:rPr>
-        <w:t xml:space="preserve"> “</w:t>
-      </w:r>
-      <w:r>
-        <w:rPr>
+      </w:pPr>
+      <w:r>
+        <w:rPr>
+          <w:rFonts w:ascii="Carlito" w:hAnsi="Carlito" w:cs="Carlito"/>
           <w:b/>
           <w:bCs/>
           <w:color w:val="D86DCB" w:themeColor="accent5" w:themeTint="99"/>
           <w:sz w:val="32"/>
           <w:szCs w:val="32"/>
         </w:rPr>
-        <w:t>Nazmul Hasan</w:t>
-      </w:r>
-      <w:r>
-        <w:rPr>
+        <w:t xml:space="preserve">    “sub” …,</w:t>
+      </w:r>
+    </w:p>
+    <w:p>
+      <w:pPr>
+        <w:jc w:val="both"/>
+        <w:rPr>
+          <w:rFonts w:ascii="Carlito" w:hAnsi="Carlito" w:cs="Carlito"/>
           <w:b/>
           <w:bCs/>
           <w:color w:val="D86DCB" w:themeColor="accent5" w:themeTint="99"/>
           <w:sz w:val="32"/>
           <w:szCs w:val="32"/>
         </w:rPr>
-        <w:t>”,</w:t>
-      </w:r>
-    </w:p>
-    <w:p>
-      <w:pPr>
-        <w:jc w:val="both"/>
-        <w:rPr>
+      </w:pPr>
+      <w:r>
+        <w:rPr>
+          <w:rFonts w:ascii="Carlito" w:hAnsi="Carlito" w:cs="Carlito"/>
           <w:b/>
           <w:bCs/>
           <w:color w:val="D86DCB" w:themeColor="accent5" w:themeTint="99"/>
           <w:sz w:val="32"/>
           <w:szCs w:val="32"/>
         </w:rPr>
-      </w:pPr>
-      <w:r>
-        <w:rPr>
+        <w:t xml:space="preserve">   “ admin” : true</w:t>
+      </w:r>
+    </w:p>
+    <w:p>
+      <w:pPr>
+        <w:jc w:val="both"/>
+        <w:rPr>
+          <w:rFonts w:ascii="Carlito" w:hAnsi="Carlito" w:cs="Carlito"/>
           <w:b/>
           <w:bCs/>
           <w:color w:val="D86DCB" w:themeColor="accent5" w:themeTint="99"/>
           <w:sz w:val="32"/>
           <w:szCs w:val="32"/>
         </w:rPr>
-        <w:t xml:space="preserve">    “</w:t>
-      </w:r>
-      <w:r>
-        <w:rPr>
+      </w:pPr>
+      <w:r>
+        <w:rPr>
+          <w:rFonts w:ascii="Carlito" w:hAnsi="Carlito" w:cs="Carlito"/>
           <w:b/>
           <w:bCs/>
           <w:color w:val="D86DCB" w:themeColor="accent5" w:themeTint="99"/>
           <w:sz w:val="32"/>
           <w:szCs w:val="32"/>
         </w:rPr>
-        <w:t>exp</w:t>
-      </w:r>
-      <w:proofErr w:type="gramStart"/>
-      <w:r>
-        <w:rPr>
+        <w:t xml:space="preserve">   …</w:t>
+      </w:r>
+    </w:p>
+    <w:p>
+      <w:pPr>
+        <w:jc w:val="both"/>
+        <w:rPr>
+          <w:rFonts w:ascii="Carlito" w:hAnsi="Carlito" w:cs="Carlito"/>
           <w:b/>
           <w:bCs/>
           <w:color w:val="D86DCB" w:themeColor="accent5" w:themeTint="99"/>
           <w:sz w:val="32"/>
           <w:szCs w:val="32"/>
         </w:rPr>
-        <w:t>” :</w:t>
-      </w:r>
-      <w:proofErr w:type="gramEnd"/>
-      <w:r>
-        <w:rPr>
-          <w:b/>
-          <w:bCs/>
-          <w:color w:val="D86DCB" w:themeColor="accent5" w:themeTint="99"/>
-          <w:sz w:val="32"/>
-          <w:szCs w:val="32"/>
-        </w:rPr>
-        <w:t xml:space="preserve"> 1703037180,</w:t>
-      </w:r>
-    </w:p>
-    <w:p>
-      <w:pPr>
-        <w:jc w:val="both"/>
-        <w:rPr>
-          <w:b/>
-          <w:bCs/>
-          <w:color w:val="D86DCB" w:themeColor="accent5" w:themeTint="99"/>
-          <w:sz w:val="32"/>
-          <w:szCs w:val="32"/>
-        </w:rPr>
-      </w:pPr>
-      <w:r>
-        <w:rPr>
-          <w:b/>
-          <w:bCs/>
-          <w:color w:val="D86DCB" w:themeColor="accent5" w:themeTint="99"/>
-          <w:sz w:val="32"/>
-          <w:szCs w:val="32"/>
-        </w:rPr>
-        <w:t xml:space="preserve">    </w:t>
-      </w:r>
-      <w:r>
-        <w:rPr>
-          <w:b/>
-          <w:bCs/>
-          <w:color w:val="D86DCB" w:themeColor="accent5" w:themeTint="99"/>
-          <w:sz w:val="32"/>
-          <w:szCs w:val="32"/>
-        </w:rPr>
-        <w:t>“sub” …,</w:t>
-      </w:r>
-    </w:p>
-    <w:p>
-      <w:pPr>
-        <w:jc w:val="both"/>
-        <w:rPr>
-          <w:b/>
-          <w:bCs/>
-          <w:color w:val="D86DCB" w:themeColor="accent5" w:themeTint="99"/>
-          <w:sz w:val="32"/>
-          <w:szCs w:val="32"/>
-        </w:rPr>
-      </w:pPr>
-      <w:r>
-        <w:rPr>
-          <w:b/>
-          <w:bCs/>
-          <w:color w:val="D86DCB" w:themeColor="accent5" w:themeTint="99"/>
-          <w:sz w:val="32"/>
-          <w:szCs w:val="32"/>
-        </w:rPr>
-        <w:t xml:space="preserve">   </w:t>
-      </w:r>
-      <w:proofErr w:type="gramStart"/>
-      <w:r>
-        <w:rPr>
-          <w:b/>
-          <w:bCs/>
-          <w:color w:val="D86DCB" w:themeColor="accent5" w:themeTint="99"/>
-          <w:sz w:val="32"/>
-          <w:szCs w:val="32"/>
-        </w:rPr>
-        <w:t>“</w:t>
-      </w:r>
-      <w:r>
-        <w:rPr>
-          <w:b/>
-          <w:bCs/>
-          <w:color w:val="D86DCB" w:themeColor="accent5" w:themeTint="99"/>
-          <w:sz w:val="32"/>
-          <w:szCs w:val="32"/>
-        </w:rPr>
-        <w:t xml:space="preserve"> </w:t>
-      </w:r>
-      <w:r>
-        <w:rPr>
-          <w:b/>
-          <w:bCs/>
-          <w:color w:val="D86DCB" w:themeColor="accent5" w:themeTint="99"/>
-          <w:sz w:val="32"/>
-          <w:szCs w:val="32"/>
-        </w:rPr>
-        <w:t>admin</w:t>
-      </w:r>
-      <w:proofErr w:type="gramEnd"/>
-      <w:r>
-        <w:rPr>
-          <w:b/>
-          <w:bCs/>
-          <w:color w:val="D86DCB" w:themeColor="accent5" w:themeTint="99"/>
-          <w:sz w:val="32"/>
-          <w:szCs w:val="32"/>
-        </w:rPr>
-        <w:t>” : true</w:t>
-      </w:r>
-    </w:p>
-    <w:p>
-      <w:pPr>
-        <w:jc w:val="both"/>
-        <w:rPr>
-          <w:b/>
-          <w:bCs/>
-          <w:color w:val="D86DCB" w:themeColor="accent5" w:themeTint="99"/>
-          <w:sz w:val="32"/>
-          <w:szCs w:val="32"/>
-        </w:rPr>
-      </w:pPr>
-      <w:r>
-        <w:rPr>
-          <w:b/>
-          <w:bCs/>
-          <w:color w:val="D86DCB" w:themeColor="accent5" w:themeTint="99"/>
-          <w:sz w:val="32"/>
-          <w:szCs w:val="32"/>
-        </w:rPr>
-        <w:t xml:space="preserve">   …</w:t>
-      </w:r>
-    </w:p>
-    <w:p>
-      <w:pPr>
-        <w:jc w:val="both"/>
-        <w:rPr>
-          <w:b/>
-          <w:bCs/>
-          <w:color w:val="D86DCB" w:themeColor="accent5" w:themeTint="99"/>
-          <w:sz w:val="32"/>
-          <w:szCs w:val="32"/>
-        </w:rPr>
-      </w:pPr>
-      <w:r>
-        <w:rPr>
+      </w:pPr>
+      <w:r>
+        <w:rPr>
+          <w:rFonts w:ascii="Carlito" w:hAnsi="Carlito" w:cs="Carlito"/>
           <w:b/>
           <w:bCs/>
           <w:color w:val="D86DCB" w:themeColor="accent5" w:themeTint="99"/>
@@ -4418,36 +4240,32 @@
         </w:numPr>
         <w:jc w:val="both"/>
         <w:rPr>
-          <w:sz w:val="32"/>
-          <w:szCs w:val="32"/>
-        </w:rPr>
-      </w:pPr>
-      <w:r>
-        <w:rPr>
-          <w:b/>
-          <w:bCs/>
-          <w:sz w:val="32"/>
-          <w:szCs w:val="32"/>
-        </w:rPr>
-        <w:lastRenderedPageBreak/>
+          <w:rFonts w:ascii="Carlito" w:hAnsi="Carlito" w:cs="Carlito"/>
+          <w:sz w:val="32"/>
+          <w:szCs w:val="32"/>
+        </w:rPr>
+      </w:pPr>
+      <w:r>
+        <w:rPr>
+          <w:rFonts w:ascii="Carlito" w:hAnsi="Carlito" w:cs="Carlito"/>
+          <w:b/>
+          <w:bCs/>
+          <w:sz w:val="32"/>
+          <w:szCs w:val="32"/>
+        </w:rPr>
         <w:t xml:space="preserve">SIGNATURE: </w:t>
       </w:r>
       <w:r>
         <w:rPr>
-          <w:sz w:val="32"/>
-          <w:szCs w:val="32"/>
-        </w:rPr>
-        <w:t xml:space="preserve">Cryptography signature signed by server to ensure </w:t>
-      </w:r>
-      <w:r>
-        <w:rPr>
-          <w:sz w:val="32"/>
-          <w:szCs w:val="32"/>
-        </w:rPr>
-        <w:t>the data inside the token has not been modified</w:t>
-      </w:r>
-      <w:r>
-        <w:rPr>
+          <w:rFonts w:ascii="Carlito" w:hAnsi="Carlito" w:cs="Carlito"/>
+          <w:sz w:val="32"/>
+          <w:szCs w:val="32"/>
+        </w:rPr>
+        <w:t>Cryptography signature signed by server to ensure the data inside the token has not been modified</w:t>
+      </w:r>
+      <w:r>
+        <w:rPr>
+          <w:rFonts w:ascii="Carlito" w:hAnsi="Carlito" w:cs="Carlito"/>
           <w:sz w:val="32"/>
           <w:szCs w:val="32"/>
         </w:rPr>
@@ -4458,12 +4276,14 @@
       <w:pPr>
         <w:jc w:val="both"/>
         <w:rPr>
-          <w:sz w:val="32"/>
-          <w:szCs w:val="32"/>
-        </w:rPr>
-      </w:pPr>
-      <w:r>
-        <w:rPr>
+          <w:rFonts w:ascii="Carlito" w:hAnsi="Carlito" w:cs="Carlito"/>
+          <w:sz w:val="32"/>
+          <w:szCs w:val="32"/>
+        </w:rPr>
+      </w:pPr>
+      <w:r>
+        <w:rPr>
+          <w:rFonts w:ascii="Carlito" w:hAnsi="Carlito" w:cs="Carlito"/>
           <w:sz w:val="32"/>
           <w:szCs w:val="32"/>
         </w:rPr>
@@ -4471,6 +4291,7 @@
       </w:r>
       <w:r>
         <w:rPr>
+          <w:rFonts w:ascii="Carlito" w:hAnsi="Carlito" w:cs="Carlito"/>
           <w:sz w:val="32"/>
           <w:szCs w:val="32"/>
         </w:rPr>
@@ -4478,6 +4299,7 @@
       </w:r>
       <w:r>
         <w:rPr>
+          <w:rFonts w:ascii="Carlito" w:hAnsi="Carlito" w:cs="Carlito"/>
           <w:sz w:val="32"/>
           <w:szCs w:val="32"/>
         </w:rPr>
@@ -4485,6 +4307,7 @@
       </w:r>
       <w:r>
         <w:rPr>
+          <w:rFonts w:ascii="Carlito" w:hAnsi="Carlito" w:cs="Carlito"/>
           <w:sz w:val="32"/>
           <w:szCs w:val="32"/>
         </w:rPr>
@@ -4492,6 +4315,7 @@
       </w:r>
       <w:r>
         <w:rPr>
+          <w:rFonts w:ascii="Carlito" w:hAnsi="Carlito" w:cs="Carlito"/>
           <w:sz w:val="32"/>
           <w:szCs w:val="32"/>
         </w:rPr>
@@ -4499,6 +4323,7 @@
       </w:r>
       <w:r>
         <w:rPr>
+          <w:rFonts w:ascii="Carlito" w:hAnsi="Carlito" w:cs="Carlito"/>
           <w:sz w:val="32"/>
           <w:szCs w:val="32"/>
         </w:rPr>
@@ -4509,12 +4334,14 @@
       <w:pPr>
         <w:jc w:val="both"/>
         <w:rPr>
-          <w:sz w:val="32"/>
-          <w:szCs w:val="32"/>
-        </w:rPr>
-      </w:pPr>
-      <w:r>
-        <w:rPr>
+          <w:rFonts w:ascii="Carlito" w:hAnsi="Carlito" w:cs="Carlito"/>
+          <w:sz w:val="32"/>
+          <w:szCs w:val="32"/>
+        </w:rPr>
+      </w:pPr>
+      <w:r>
+        <w:rPr>
+          <w:rFonts w:ascii="Carlito" w:hAnsi="Carlito" w:cs="Carlito"/>
           <w:sz w:val="32"/>
           <w:szCs w:val="32"/>
         </w:rPr>
@@ -4522,6 +4349,7 @@
       </w:r>
       <w:r>
         <w:rPr>
+          <w:rFonts w:ascii="Carlito" w:hAnsi="Carlito" w:cs="Carlito"/>
           <w:sz w:val="32"/>
           <w:szCs w:val="32"/>
         </w:rPr>
@@ -4529,6 +4357,7 @@
       </w:r>
       <w:r>
         <w:rPr>
+          <w:rFonts w:ascii="Carlito" w:hAnsi="Carlito" w:cs="Carlito"/>
           <w:sz w:val="32"/>
           <w:szCs w:val="32"/>
         </w:rPr>
@@ -4536,6 +4365,7 @@
       </w:r>
       <w:r>
         <w:rPr>
+          <w:rFonts w:ascii="Carlito" w:hAnsi="Carlito" w:cs="Carlito"/>
           <w:sz w:val="32"/>
           <w:szCs w:val="32"/>
         </w:rPr>
@@ -4551,21 +4381,25 @@
         </w:numPr>
         <w:jc w:val="both"/>
         <w:rPr>
-          <w:sz w:val="32"/>
-          <w:szCs w:val="32"/>
-        </w:rPr>
-      </w:pPr>
-      <w:r>
-        <w:rPr>
-          <w:b/>
-          <w:bCs/>
-          <w:sz w:val="32"/>
-          <w:szCs w:val="32"/>
-        </w:rPr>
+          <w:rFonts w:ascii="Carlito" w:hAnsi="Carlito" w:cs="Carlito"/>
+          <w:sz w:val="32"/>
+          <w:szCs w:val="32"/>
+        </w:rPr>
+      </w:pPr>
+      <w:r>
+        <w:rPr>
+          <w:rFonts w:ascii="Carlito" w:hAnsi="Carlito" w:cs="Carlito"/>
+          <w:b/>
+          <w:bCs/>
+          <w:sz w:val="32"/>
+          <w:szCs w:val="32"/>
+        </w:rPr>
+        <w:lastRenderedPageBreak/>
         <w:t>A</w:t>
       </w:r>
       <w:r>
         <w:rPr>
+          <w:rFonts w:ascii="Carlito" w:hAnsi="Carlito" w:cs="Carlito"/>
           <w:b/>
           <w:bCs/>
           <w:sz w:val="32"/>
@@ -4575,6 +4409,7 @@
       </w:r>
       <w:r>
         <w:rPr>
+          <w:rFonts w:ascii="Carlito" w:hAnsi="Carlito" w:cs="Carlito"/>
           <w:b/>
           <w:bCs/>
           <w:sz w:val="32"/>
@@ -4584,6 +4419,7 @@
       </w:r>
       <w:r>
         <w:rPr>
+          <w:rFonts w:ascii="Carlito" w:hAnsi="Carlito" w:cs="Carlito"/>
           <w:sz w:val="32"/>
           <w:szCs w:val="32"/>
         </w:rPr>
@@ -4591,6 +4427,7 @@
       </w:r>
       <w:r>
         <w:rPr>
+          <w:rFonts w:ascii="Carlito" w:hAnsi="Carlito" w:cs="Carlito"/>
           <w:sz w:val="32"/>
           <w:szCs w:val="32"/>
         </w:rPr>
@@ -4606,12 +4443,14 @@
         </w:numPr>
         <w:jc w:val="both"/>
         <w:rPr>
-          <w:sz w:val="32"/>
-          <w:szCs w:val="32"/>
-        </w:rPr>
-      </w:pPr>
-      <w:r>
-        <w:rPr>
+          <w:rFonts w:ascii="Carlito" w:hAnsi="Carlito" w:cs="Carlito"/>
+          <w:sz w:val="32"/>
+          <w:szCs w:val="32"/>
+        </w:rPr>
+      </w:pPr>
+      <w:r>
+        <w:rPr>
+          <w:rFonts w:ascii="Carlito" w:hAnsi="Carlito" w:cs="Carlito"/>
           <w:b/>
           <w:bCs/>
           <w:sz w:val="32"/>
@@ -4621,6 +4460,7 @@
       </w:r>
       <w:r>
         <w:rPr>
+          <w:rFonts w:ascii="Carlito" w:hAnsi="Carlito" w:cs="Carlito"/>
           <w:sz w:val="32"/>
           <w:szCs w:val="32"/>
         </w:rPr>
@@ -4628,6 +4468,7 @@
       </w:r>
       <w:r>
         <w:rPr>
+          <w:rFonts w:ascii="Carlito" w:hAnsi="Carlito" w:cs="Carlito"/>
           <w:sz w:val="32"/>
           <w:szCs w:val="32"/>
         </w:rPr>
@@ -4635,6 +4476,7 @@
       </w:r>
       <w:r>
         <w:rPr>
+          <w:rFonts w:ascii="Carlito" w:hAnsi="Carlito" w:cs="Carlito"/>
           <w:sz w:val="32"/>
           <w:szCs w:val="32"/>
         </w:rPr>
@@ -4642,6 +4484,7 @@
       </w:r>
       <w:r>
         <w:rPr>
+          <w:rFonts w:ascii="Carlito" w:hAnsi="Carlito" w:cs="Carlito"/>
           <w:sz w:val="32"/>
           <w:szCs w:val="32"/>
         </w:rPr>
@@ -4652,21 +4495,24 @@
       <w:pPr>
         <w:jc w:val="both"/>
         <w:rPr>
-          <w:sz w:val="32"/>
-          <w:szCs w:val="32"/>
-        </w:rPr>
-      </w:pPr>
-    </w:p>
-    <w:p>
-      <w:pPr>
-        <w:jc w:val="both"/>
-        <w:rPr>
-          <w:sz w:val="32"/>
-          <w:szCs w:val="32"/>
-        </w:rPr>
-      </w:pPr>
-      <w:r>
-        <w:rPr>
+          <w:rFonts w:ascii="Carlito" w:hAnsi="Carlito" w:cs="Carlito"/>
+          <w:sz w:val="32"/>
+          <w:szCs w:val="32"/>
+        </w:rPr>
+      </w:pPr>
+    </w:p>
+    <w:p>
+      <w:pPr>
+        <w:jc w:val="both"/>
+        <w:rPr>
+          <w:rFonts w:ascii="Carlito" w:hAnsi="Carlito" w:cs="Carlito"/>
+          <w:sz w:val="32"/>
+          <w:szCs w:val="32"/>
+        </w:rPr>
+      </w:pPr>
+      <w:r>
+        <w:rPr>
+          <w:rFonts w:ascii="Carlito" w:hAnsi="Carlito" w:cs="Carlito"/>
           <w:sz w:val="32"/>
           <w:szCs w:val="32"/>
         </w:rPr>
@@ -4677,12 +4523,14 @@
       <w:pPr>
         <w:jc w:val="both"/>
         <w:rPr>
-          <w:sz w:val="32"/>
-          <w:szCs w:val="32"/>
-        </w:rPr>
-      </w:pPr>
-      <w:r>
-        <w:rPr>
+          <w:rFonts w:ascii="Carlito" w:hAnsi="Carlito" w:cs="Carlito"/>
+          <w:sz w:val="32"/>
+          <w:szCs w:val="32"/>
+        </w:rPr>
+      </w:pPr>
+      <w:r>
+        <w:rPr>
+          <w:rFonts w:ascii="Carlito" w:hAnsi="Carlito" w:cs="Carlito"/>
           <w:sz w:val="32"/>
           <w:szCs w:val="32"/>
         </w:rPr>
@@ -4693,6 +4541,7 @@
       <w:pPr>
         <w:jc w:val="both"/>
         <w:rPr>
+          <w:rFonts w:ascii="Carlito" w:hAnsi="Carlito" w:cs="Carlito"/>
           <w:b/>
           <w:bCs/>
           <w:sz w:val="28"/>
@@ -4701,6 +4550,7 @@
       </w:pPr>
       <w:r>
         <w:rPr>
+          <w:rFonts w:ascii="Carlito" w:hAnsi="Carlito" w:cs="Carlito"/>
           <w:b/>
           <w:bCs/>
           <w:sz w:val="28"/>
@@ -4713,6 +4563,7 @@
       <w:pPr>
         <w:jc w:val="both"/>
         <w:rPr>
+          <w:rFonts w:ascii="Carlito" w:hAnsi="Carlito" w:cs="Carlito"/>
           <w:b/>
           <w:bCs/>
           <w:sz w:val="28"/>
@@ -4721,6 +4572,7 @@
       </w:pPr>
       <w:r>
         <w:rPr>
+          <w:rFonts w:ascii="Carlito" w:hAnsi="Carlito" w:cs="Carlito"/>
           <w:b/>
           <w:bCs/>
           <w:sz w:val="28"/>
@@ -4730,6 +4582,7 @@
       </w:r>
       <w:r>
         <w:rPr>
+          <w:rFonts w:ascii="Carlito" w:hAnsi="Carlito" w:cs="Carlito"/>
           <w:b/>
           <w:bCs/>
           <w:sz w:val="28"/>
@@ -4742,6 +4595,7 @@
       <w:pPr>
         <w:jc w:val="both"/>
         <w:rPr>
+          <w:rFonts w:ascii="Carlito" w:hAnsi="Carlito" w:cs="Carlito"/>
           <w:b/>
           <w:bCs/>
           <w:sz w:val="28"/>
@@ -4750,6 +4604,7 @@
       </w:pPr>
       <w:r>
         <w:rPr>
+          <w:rFonts w:ascii="Carlito" w:hAnsi="Carlito" w:cs="Carlito"/>
           <w:b/>
           <w:bCs/>
           <w:sz w:val="28"/>
@@ -4762,6 +4617,7 @@
       <w:pPr>
         <w:jc w:val="both"/>
         <w:rPr>
+          <w:rFonts w:ascii="Carlito" w:hAnsi="Carlito" w:cs="Carlito"/>
           <w:b/>
           <w:bCs/>
           <w:sz w:val="28"/>
@@ -4770,6 +4626,7 @@
       </w:pPr>
       <w:r>
         <w:rPr>
+          <w:rFonts w:ascii="Carlito" w:hAnsi="Carlito" w:cs="Carlito"/>
           <w:b/>
           <w:bCs/>
           <w:sz w:val="28"/>
@@ -4779,6 +4636,7 @@
       </w:r>
       <w:r>
         <w:rPr>
+          <w:rFonts w:ascii="Carlito" w:hAnsi="Carlito" w:cs="Carlito"/>
           <w:b/>
           <w:bCs/>
           <w:sz w:val="28"/>
@@ -4791,6 +4649,7 @@
       <w:pPr>
         <w:jc w:val="both"/>
         <w:rPr>
+          <w:rFonts w:ascii="Carlito" w:hAnsi="Carlito" w:cs="Carlito"/>
           <w:b/>
           <w:bCs/>
           <w:sz w:val="28"/>
@@ -4799,6 +4658,7 @@
       </w:pPr>
       <w:r>
         <w:rPr>
+          <w:rFonts w:ascii="Carlito" w:hAnsi="Carlito" w:cs="Carlito"/>
           <w:b/>
           <w:bCs/>
           <w:sz w:val="28"/>
@@ -4811,6 +4671,7 @@
       <w:pPr>
         <w:jc w:val="both"/>
         <w:rPr>
+          <w:rFonts w:ascii="Carlito" w:hAnsi="Carlito" w:cs="Carlito"/>
           <w:b/>
           <w:bCs/>
           <w:sz w:val="28"/>
@@ -4819,6 +4680,7 @@
       </w:pPr>
       <w:r>
         <w:rPr>
+          <w:rFonts w:ascii="Carlito" w:hAnsi="Carlito" w:cs="Carlito"/>
           <w:b/>
           <w:bCs/>
           <w:sz w:val="28"/>
@@ -4828,6 +4690,7 @@
       </w:r>
       <w:r>
         <w:rPr>
+          <w:rFonts w:ascii="Carlito" w:hAnsi="Carlito" w:cs="Carlito"/>
           <w:b/>
           <w:bCs/>
           <w:sz w:val="28"/>
@@ -4840,6 +4703,7 @@
       <w:pPr>
         <w:jc w:val="both"/>
         <w:rPr>
+          <w:rFonts w:ascii="Carlito" w:hAnsi="Carlito" w:cs="Carlito"/>
           <w:b/>
           <w:bCs/>
           <w:sz w:val="28"/>
@@ -4848,12 +4712,12 @@
       </w:pPr>
       <w:r>
         <w:rPr>
+          <w:rFonts w:ascii="Carlito" w:hAnsi="Carlito" w:cs="Carlito"/>
           <w:b/>
           <w:bCs/>
           <w:sz w:val="28"/>
           <w:szCs w:val="28"/>
         </w:rPr>
-        <w:lastRenderedPageBreak/>
         <w:t>Backend Server verifies JWT and returns Response Data after verification</w:t>
       </w:r>
     </w:p>
@@ -4861,6 +4725,7 @@
       <w:pPr>
         <w:jc w:val="both"/>
         <w:rPr>
+          <w:rFonts w:ascii="Carlito" w:hAnsi="Carlito" w:cs="Carlito"/>
           <w:sz w:val="32"/>
           <w:szCs w:val="32"/>
         </w:rPr>
@@ -4875,127 +4740,92 @@
         </w:numPr>
         <w:jc w:val="both"/>
         <w:rPr>
-          <w:b/>
-          <w:bCs/>
-          <w:sz w:val="32"/>
-          <w:szCs w:val="32"/>
-        </w:rPr>
-      </w:pPr>
-      <w:r>
-        <w:rPr>
-          <w:b/>
-          <w:bCs/>
-          <w:sz w:val="32"/>
-          <w:szCs w:val="32"/>
-        </w:rPr>
-        <w:t>OAuth</w:t>
-      </w:r>
-      <w:r>
-        <w:rPr>
-          <w:b/>
-          <w:bCs/>
-          <w:sz w:val="32"/>
-          <w:szCs w:val="32"/>
-        </w:rPr>
-        <w:t xml:space="preserve"> 2.0</w:t>
-      </w:r>
-      <w:r>
-        <w:rPr>
-          <w:b/>
-          <w:bCs/>
-          <w:sz w:val="32"/>
-          <w:szCs w:val="32"/>
-        </w:rPr>
-        <w:t>:</w:t>
-      </w:r>
-    </w:p>
-    <w:p>
-      <w:pPr>
-        <w:jc w:val="both"/>
-        <w:rPr>
-          <w:sz w:val="32"/>
-          <w:szCs w:val="32"/>
-        </w:rPr>
-      </w:pPr>
-      <w:r>
-        <w:rPr>
-          <w:sz w:val="32"/>
-          <w:szCs w:val="32"/>
-        </w:rPr>
-        <w:t># It</w:t>
-      </w:r>
-      <w:r>
-        <w:rPr>
-          <w:sz w:val="32"/>
-          <w:szCs w:val="32"/>
-        </w:rPr>
-        <w:t xml:space="preserve"> is an authorization framework designed to allow applications to access resources on behalf of a user without ever seeing the user's password. For example, when an application asks for permission to access our Google Drive or GitHub account, OAuth is typically used.</w:t>
-      </w:r>
-    </w:p>
-    <w:p>
-      <w:pPr>
-        <w:jc w:val="both"/>
-        <w:rPr>
-          <w:sz w:val="32"/>
-          <w:szCs w:val="32"/>
-        </w:rPr>
-      </w:pPr>
-      <w:r>
-        <w:rPr>
-          <w:sz w:val="32"/>
-          <w:szCs w:val="32"/>
-        </w:rPr>
-        <w:t xml:space="preserve"># </w:t>
-      </w:r>
-      <w:r>
-        <w:rPr>
-          <w:sz w:val="32"/>
-          <w:szCs w:val="32"/>
-        </w:rPr>
-        <w:t>The user authenticates</w:t>
-      </w:r>
-      <w:r>
-        <w:rPr>
-          <w:sz w:val="32"/>
-          <w:szCs w:val="32"/>
-        </w:rPr>
-        <w:t xml:space="preserve"> </w:t>
-      </w:r>
-      <w:r>
-        <w:rPr>
-          <w:sz w:val="32"/>
-          <w:szCs w:val="32"/>
-        </w:rPr>
-        <w:t>with the external provider, and the application receives an access token that grants limited permissions. OAuth focuses on authorization, deciding what an application is allowed to access.</w:t>
-      </w:r>
-    </w:p>
-    <w:p>
-      <w:pPr>
-        <w:jc w:val="both"/>
-        <w:rPr>
-          <w:sz w:val="32"/>
-          <w:szCs w:val="32"/>
-        </w:rPr>
-      </w:pPr>
-      <w:r>
-        <w:rPr>
-          <w:sz w:val="32"/>
-          <w:szCs w:val="32"/>
-        </w:rPr>
-        <w:t xml:space="preserve"># </w:t>
-      </w:r>
-      <w:r>
-        <w:rPr>
-          <w:sz w:val="32"/>
-          <w:szCs w:val="32"/>
-        </w:rPr>
-        <w:t>However, OAuth alone does not provide a standardized way to verify a user's identity. That's why OpenID Connect, often called OIDC, was introduced.</w:t>
-      </w:r>
-    </w:p>
-    <w:p>
-      <w:pPr>
-        <w:jc w:val="both"/>
-        <w:rPr>
+          <w:rFonts w:ascii="Carlito" w:hAnsi="Carlito" w:cs="Carlito"/>
+          <w:b/>
+          <w:bCs/>
+          <w:sz w:val="32"/>
+          <w:szCs w:val="32"/>
+        </w:rPr>
+      </w:pPr>
+      <w:r>
+        <w:rPr>
+          <w:rFonts w:ascii="Carlito" w:hAnsi="Carlito" w:cs="Carlito"/>
+          <w:b/>
+          <w:bCs/>
+          <w:sz w:val="32"/>
+          <w:szCs w:val="32"/>
+        </w:rPr>
+        <w:t>OAuth 2.0:</w:t>
+      </w:r>
+    </w:p>
+    <w:p>
+      <w:pPr>
+        <w:jc w:val="both"/>
+        <w:rPr>
+          <w:rFonts w:ascii="Carlito" w:hAnsi="Carlito" w:cs="Carlito"/>
+          <w:sz w:val="32"/>
+          <w:szCs w:val="32"/>
+        </w:rPr>
+      </w:pPr>
+      <w:r>
+        <w:rPr>
+          <w:rFonts w:ascii="Carlito" w:hAnsi="Carlito" w:cs="Carlito"/>
+          <w:sz w:val="32"/>
+          <w:szCs w:val="32"/>
+        </w:rPr>
+        <w:t># It is an authorization framework designed to allow applications to access resources on behalf of a user without ever seeing the user's password. For example, when an application asks for permission to access our Google Drive or GitHub account, OAuth is typically used.</w:t>
+      </w:r>
+    </w:p>
+    <w:p>
+      <w:pPr>
+        <w:jc w:val="both"/>
+        <w:rPr>
+          <w:rFonts w:ascii="Carlito" w:hAnsi="Carlito" w:cs="Carlito"/>
+          <w:sz w:val="32"/>
+          <w:szCs w:val="32"/>
+        </w:rPr>
+      </w:pPr>
+      <w:r>
+        <w:rPr>
+          <w:rFonts w:ascii="Carlito" w:hAnsi="Carlito" w:cs="Carlito"/>
+          <w:sz w:val="32"/>
+          <w:szCs w:val="32"/>
+        </w:rPr>
+        <w:t xml:space="preserve"># The user authenticates with the external provider, and the application receives an access token that grants limited permissions. </w:t>
+      </w:r>
+      <w:r>
+        <w:rPr>
+          <w:rFonts w:ascii="Carlito" w:hAnsi="Carlito" w:cs="Carlito"/>
+          <w:sz w:val="32"/>
+          <w:szCs w:val="32"/>
+        </w:rPr>
+        <w:lastRenderedPageBreak/>
+        <w:t>OAuth focuses on authorization, deciding what an application is allowed to access.</w:t>
+      </w:r>
+    </w:p>
+    <w:p>
+      <w:pPr>
+        <w:jc w:val="both"/>
+        <w:rPr>
+          <w:rFonts w:ascii="Carlito" w:hAnsi="Carlito" w:cs="Carlito"/>
+          <w:sz w:val="32"/>
+          <w:szCs w:val="32"/>
+        </w:rPr>
+      </w:pPr>
+      <w:r>
+        <w:rPr>
+          <w:rFonts w:ascii="Carlito" w:hAnsi="Carlito" w:cs="Carlito"/>
+          <w:sz w:val="32"/>
+          <w:szCs w:val="32"/>
+        </w:rPr>
+        <w:t># However, OAuth alone does not provide a standardized way to verify a user's identity. That's why OpenID Connect, often called OIDC, was introduced.</w:t>
+      </w:r>
+    </w:p>
+    <w:p>
+      <w:pPr>
+        <w:jc w:val="both"/>
+        <w:rPr>
+          <w:rFonts w:ascii="Carlito" w:hAnsi="Carlito" w:cs="Carlito"/>
           <w:sz w:val="32"/>
           <w:szCs w:val="32"/>
         </w:rPr>
@@ -5010,14 +4840,16 @@
         </w:numPr>
         <w:jc w:val="both"/>
         <w:rPr>
-          <w:b/>
-          <w:bCs/>
-          <w:sz w:val="32"/>
-          <w:szCs w:val="32"/>
-        </w:rPr>
-      </w:pPr>
-      <w:r>
-        <w:rPr>
+          <w:rFonts w:ascii="Carlito" w:hAnsi="Carlito" w:cs="Carlito"/>
+          <w:b/>
+          <w:bCs/>
+          <w:sz w:val="32"/>
+          <w:szCs w:val="32"/>
+        </w:rPr>
+      </w:pPr>
+      <w:r>
+        <w:rPr>
+          <w:rFonts w:ascii="Carlito" w:hAnsi="Carlito" w:cs="Carlito"/>
           <w:b/>
           <w:bCs/>
           <w:sz w:val="32"/>
@@ -5030,12 +4862,14 @@
       <w:pPr>
         <w:jc w:val="both"/>
         <w:rPr>
-          <w:sz w:val="32"/>
-          <w:szCs w:val="32"/>
-        </w:rPr>
-      </w:pPr>
-      <w:r>
-        <w:rPr>
+          <w:rFonts w:ascii="Carlito" w:hAnsi="Carlito" w:cs="Carlito"/>
+          <w:sz w:val="32"/>
+          <w:szCs w:val="32"/>
+        </w:rPr>
+      </w:pPr>
+      <w:r>
+        <w:rPr>
+          <w:rFonts w:ascii="Carlito" w:hAnsi="Carlito" w:cs="Carlito"/>
           <w:sz w:val="32"/>
           <w:szCs w:val="32"/>
         </w:rPr>
@@ -5043,6 +4877,7 @@
       </w:r>
       <w:r>
         <w:rPr>
+          <w:rFonts w:ascii="Carlito" w:hAnsi="Carlito" w:cs="Carlito"/>
           <w:b/>
           <w:bCs/>
           <w:sz w:val="32"/>
@@ -5052,24 +4887,17 @@
       </w:r>
       <w:r>
         <w:rPr>
-          <w:b/>
-          <w:bCs/>
-          <w:sz w:val="32"/>
-          <w:szCs w:val="32"/>
-        </w:rPr>
-        <w:t>O</w:t>
-      </w:r>
-      <w:r>
-        <w:rPr>
-          <w:b/>
-          <w:bCs/>
-          <w:sz w:val="32"/>
-          <w:szCs w:val="32"/>
-        </w:rPr>
-        <w:t>IDC</w:t>
-      </w:r>
-      <w:r>
-        <w:rPr>
+          <w:rFonts w:ascii="Carlito" w:hAnsi="Carlito" w:cs="Carlito"/>
+          <w:b/>
+          <w:bCs/>
+          <w:sz w:val="32"/>
+          <w:szCs w:val="32"/>
+        </w:rPr>
+        <w:t>OIDC</w:t>
+      </w:r>
+      <w:r>
+        <w:rPr>
+          <w:rFonts w:ascii="Carlito" w:hAnsi="Carlito" w:cs="Carlito"/>
           <w:sz w:val="32"/>
           <w:szCs w:val="32"/>
         </w:rPr>
@@ -5077,6 +4905,7 @@
       </w:r>
       <w:r>
         <w:rPr>
+          <w:rFonts w:ascii="Carlito" w:hAnsi="Carlito" w:cs="Carlito"/>
           <w:b/>
           <w:bCs/>
           <w:sz w:val="32"/>
@@ -5086,23 +4915,18 @@
       </w:r>
       <w:r>
         <w:rPr>
-          <w:sz w:val="32"/>
-          <w:szCs w:val="32"/>
-        </w:rPr>
-        <w:t xml:space="preserve"> and adds an identity layer. It introduces something called an ID token, which contains verified information about the user</w:t>
-      </w:r>
-      <w:r>
-        <w:rPr>
-          <w:sz w:val="32"/>
-          <w:szCs w:val="32"/>
-        </w:rPr>
-        <w:t>. Like:</w:t>
-      </w:r>
-    </w:p>
-    <w:p>
-      <w:pPr>
-        <w:jc w:val="both"/>
-        <w:rPr>
+          <w:rFonts w:ascii="Carlito" w:hAnsi="Carlito" w:cs="Carlito"/>
+          <w:sz w:val="32"/>
+          <w:szCs w:val="32"/>
+        </w:rPr>
+        <w:t xml:space="preserve"> and adds an identity layer. It introduces something called an ID token, which contains verified information about the user. Like:</w:t>
+      </w:r>
+    </w:p>
+    <w:p>
+      <w:pPr>
+        <w:jc w:val="both"/>
+        <w:rPr>
+          <w:rFonts w:ascii="Carlito" w:hAnsi="Carlito" w:cs="Carlito"/>
           <w:b/>
           <w:bCs/>
           <w:color w:val="D86DCB" w:themeColor="accent5" w:themeTint="99"/>
@@ -5112,6 +4936,7 @@
       </w:pPr>
       <w:r>
         <w:rPr>
+          <w:rFonts w:ascii="Carlito" w:hAnsi="Carlito" w:cs="Carlito"/>
           <w:b/>
           <w:bCs/>
           <w:color w:val="D86DCB" w:themeColor="accent5" w:themeTint="99"/>
@@ -5125,6 +4950,7 @@
       <w:pPr>
         <w:jc w:val="both"/>
         <w:rPr>
+          <w:rFonts w:ascii="Carlito" w:hAnsi="Carlito" w:cs="Carlito"/>
           <w:b/>
           <w:bCs/>
           <w:color w:val="D86DCB" w:themeColor="accent5" w:themeTint="99"/>
@@ -5134,41 +4960,45 @@
       </w:pPr>
       <w:r>
         <w:rPr>
+          <w:rFonts w:ascii="Carlito" w:hAnsi="Carlito" w:cs="Carlito"/>
           <w:b/>
           <w:bCs/>
           <w:color w:val="D86DCB" w:themeColor="accent5" w:themeTint="99"/>
           <w:sz w:val="32"/>
           <w:szCs w:val="32"/>
         </w:rPr>
-        <w:t xml:space="preserve">  “NAME</w:t>
-      </w:r>
-      <w:proofErr w:type="gramStart"/>
-      <w:r>
-        <w:rPr>
+        <w:t xml:space="preserve">  “NAME” : “User”,</w:t>
+      </w:r>
+    </w:p>
+    <w:p>
+      <w:pPr>
+        <w:jc w:val="both"/>
+        <w:rPr>
+          <w:rFonts w:ascii="Carlito" w:hAnsi="Carlito" w:cs="Carlito"/>
           <w:b/>
           <w:bCs/>
           <w:color w:val="D86DCB" w:themeColor="accent5" w:themeTint="99"/>
           <w:sz w:val="32"/>
           <w:szCs w:val="32"/>
         </w:rPr>
-        <w:t>” :</w:t>
-      </w:r>
-      <w:proofErr w:type="gramEnd"/>
-      <w:r>
-        <w:rPr>
+      </w:pPr>
+      <w:r>
+        <w:rPr>
+          <w:rFonts w:ascii="Carlito" w:hAnsi="Carlito" w:cs="Carlito"/>
           <w:b/>
           <w:bCs/>
           <w:color w:val="D86DCB" w:themeColor="accent5" w:themeTint="99"/>
           <w:sz w:val="32"/>
           <w:szCs w:val="32"/>
         </w:rPr>
-        <w:t xml:space="preserve"> “User”,</w:t>
-      </w:r>
-    </w:p>
-    <w:p>
-      <w:pPr>
-        <w:jc w:val="both"/>
-        <w:rPr>
+        <w:t xml:space="preserve">  “EMAIL” : “user@gmail.com”</w:t>
+      </w:r>
+    </w:p>
+    <w:p>
+      <w:pPr>
+        <w:jc w:val="both"/>
+        <w:rPr>
+          <w:rFonts w:ascii="Carlito" w:hAnsi="Carlito" w:cs="Carlito"/>
           <w:b/>
           <w:bCs/>
           <w:color w:val="D86DCB" w:themeColor="accent5" w:themeTint="99"/>
@@ -5178,56 +5008,13 @@
       </w:pPr>
       <w:r>
         <w:rPr>
+          <w:rFonts w:ascii="Carlito" w:hAnsi="Carlito" w:cs="Carlito"/>
           <w:b/>
           <w:bCs/>
           <w:color w:val="D86DCB" w:themeColor="accent5" w:themeTint="99"/>
           <w:sz w:val="32"/>
           <w:szCs w:val="32"/>
         </w:rPr>
-        <w:t xml:space="preserve">  “EMAIL</w:t>
-      </w:r>
-      <w:proofErr w:type="gramStart"/>
-      <w:r>
-        <w:rPr>
-          <w:b/>
-          <w:bCs/>
-          <w:color w:val="D86DCB" w:themeColor="accent5" w:themeTint="99"/>
-          <w:sz w:val="32"/>
-          <w:szCs w:val="32"/>
-        </w:rPr>
-        <w:t>” :</w:t>
-      </w:r>
-      <w:proofErr w:type="gramEnd"/>
-      <w:r>
-        <w:rPr>
-          <w:b/>
-          <w:bCs/>
-          <w:color w:val="D86DCB" w:themeColor="accent5" w:themeTint="99"/>
-          <w:sz w:val="32"/>
-          <w:szCs w:val="32"/>
-        </w:rPr>
-        <w:t xml:space="preserve"> “user@gmail.com”</w:t>
-      </w:r>
-    </w:p>
-    <w:p>
-      <w:pPr>
-        <w:jc w:val="both"/>
-        <w:rPr>
-          <w:b/>
-          <w:bCs/>
-          <w:color w:val="D86DCB" w:themeColor="accent5" w:themeTint="99"/>
-          <w:sz w:val="32"/>
-          <w:szCs w:val="32"/>
-        </w:rPr>
-      </w:pPr>
-      <w:r>
-        <w:rPr>
-          <w:b/>
-          <w:bCs/>
-          <w:color w:val="D86DCB" w:themeColor="accent5" w:themeTint="99"/>
-          <w:sz w:val="32"/>
-          <w:szCs w:val="32"/>
-        </w:rPr>
         <w:t>}</w:t>
       </w:r>
     </w:p>
@@ -5235,45 +5022,18 @@
       <w:pPr>
         <w:jc w:val="both"/>
         <w:rPr>
-          <w:sz w:val="32"/>
-          <w:szCs w:val="32"/>
-        </w:rPr>
-      </w:pPr>
-      <w:r>
-        <w:rPr>
-          <w:sz w:val="32"/>
-          <w:szCs w:val="32"/>
-        </w:rPr>
-        <w:lastRenderedPageBreak/>
-        <w:t xml:space="preserve"># </w:t>
-      </w:r>
-      <w:r>
-        <w:rPr>
-          <w:sz w:val="32"/>
-          <w:szCs w:val="32"/>
-        </w:rPr>
-        <w:t>This allows applications</w:t>
-      </w:r>
-      <w:r>
-        <w:rPr>
-          <w:sz w:val="32"/>
-          <w:szCs w:val="32"/>
-        </w:rPr>
-        <w:t xml:space="preserve"> </w:t>
-      </w:r>
-      <w:r>
-        <w:rPr>
-          <w:sz w:val="32"/>
-          <w:szCs w:val="32"/>
-        </w:rPr>
-        <w:t>to confirm the user's identity without managing passwords themselves. Modern login systems, such as</w:t>
-      </w:r>
-      <w:r>
-        <w:rPr>
-          <w:sz w:val="32"/>
-          <w:szCs w:val="32"/>
-        </w:rPr>
-        <w:t>:</w:t>
+          <w:rFonts w:ascii="Carlito" w:hAnsi="Carlito" w:cs="Carlito"/>
+          <w:sz w:val="32"/>
+          <w:szCs w:val="32"/>
+        </w:rPr>
+      </w:pPr>
+      <w:r>
+        <w:rPr>
+          <w:rFonts w:ascii="Carlito" w:hAnsi="Carlito" w:cs="Carlito"/>
+          <w:sz w:val="32"/>
+          <w:szCs w:val="32"/>
+        </w:rPr>
+        <w:t># This allows applications to confirm the user's identity without managing passwords themselves. Modern login systems, such as:</w:t>
       </w:r>
     </w:p>
     <w:p>
@@ -5285,37 +5045,18 @@
         </w:numPr>
         <w:jc w:val="both"/>
         <w:rPr>
-          <w:sz w:val="32"/>
-          <w:szCs w:val="32"/>
-        </w:rPr>
-      </w:pPr>
-      <w:r>
-        <w:rPr>
-          <w:sz w:val="32"/>
-          <w:szCs w:val="32"/>
-        </w:rPr>
-        <w:t xml:space="preserve">Sign in with </w:t>
-      </w:r>
-      <w:r>
-        <w:rPr>
-          <w:sz w:val="32"/>
-          <w:szCs w:val="32"/>
-        </w:rPr>
-        <w:t>“</w:t>
-      </w:r>
-      <w:r>
-        <w:rPr>
-          <w:sz w:val="32"/>
-          <w:szCs w:val="32"/>
-        </w:rPr>
-        <w:t>Google</w:t>
-      </w:r>
-      <w:r>
-        <w:rPr>
-          <w:sz w:val="32"/>
-          <w:szCs w:val="32"/>
-        </w:rPr>
-        <w:t xml:space="preserve"> Account”</w:t>
+          <w:rFonts w:ascii="Carlito" w:hAnsi="Carlito" w:cs="Carlito"/>
+          <w:sz w:val="32"/>
+          <w:szCs w:val="32"/>
+        </w:rPr>
+      </w:pPr>
+      <w:r>
+        <w:rPr>
+          <w:rFonts w:ascii="Carlito" w:hAnsi="Carlito" w:cs="Carlito"/>
+          <w:sz w:val="32"/>
+          <w:szCs w:val="32"/>
+        </w:rPr>
+        <w:t>Sign in with “Google Account”</w:t>
       </w:r>
     </w:p>
     <w:p>
@@ -5327,66 +5068,43 @@
         </w:numPr>
         <w:jc w:val="both"/>
         <w:rPr>
-          <w:sz w:val="32"/>
-          <w:szCs w:val="32"/>
-        </w:rPr>
-      </w:pPr>
-      <w:r>
-        <w:rPr>
-          <w:sz w:val="32"/>
-          <w:szCs w:val="32"/>
-        </w:rPr>
-        <w:t xml:space="preserve">Or sign in with </w:t>
-      </w:r>
-      <w:r>
-        <w:rPr>
-          <w:sz w:val="32"/>
-          <w:szCs w:val="32"/>
-        </w:rPr>
-        <w:t>“</w:t>
-      </w:r>
-      <w:r>
-        <w:rPr>
-          <w:sz w:val="32"/>
-          <w:szCs w:val="32"/>
-        </w:rPr>
-        <w:t>Microsoft</w:t>
-      </w:r>
-      <w:r>
-        <w:rPr>
-          <w:sz w:val="32"/>
-          <w:szCs w:val="32"/>
-        </w:rPr>
-        <w:t xml:space="preserve"> Account”</w:t>
-      </w:r>
-    </w:p>
-    <w:p>
-      <w:pPr>
-        <w:jc w:val="both"/>
-        <w:rPr>
-          <w:sz w:val="32"/>
-          <w:szCs w:val="32"/>
-        </w:rPr>
-      </w:pPr>
-      <w:r>
-        <w:rPr>
-          <w:sz w:val="32"/>
-          <w:szCs w:val="32"/>
-        </w:rPr>
-        <w:t># A</w:t>
-      </w:r>
-      <w:r>
-        <w:rPr>
-          <w:sz w:val="32"/>
-          <w:szCs w:val="32"/>
-        </w:rPr>
-        <w:t>re typically implemented using OpenID Connect.</w:t>
-      </w:r>
-    </w:p>
-    <w:p>
-      <w:pPr>
-        <w:jc w:val="both"/>
-        <w:rPr>
+          <w:rFonts w:ascii="Carlito" w:hAnsi="Carlito" w:cs="Carlito"/>
+          <w:sz w:val="32"/>
+          <w:szCs w:val="32"/>
+        </w:rPr>
+      </w:pPr>
+      <w:r>
+        <w:rPr>
+          <w:rFonts w:ascii="Carlito" w:hAnsi="Carlito" w:cs="Carlito"/>
+          <w:sz w:val="32"/>
+          <w:szCs w:val="32"/>
+        </w:rPr>
+        <w:t>Or sign in with “Microsoft Account”</w:t>
+      </w:r>
+    </w:p>
+    <w:p>
+      <w:pPr>
+        <w:jc w:val="both"/>
+        <w:rPr>
+          <w:rFonts w:ascii="Carlito" w:hAnsi="Carlito" w:cs="Carlito"/>
+          <w:sz w:val="32"/>
+          <w:szCs w:val="32"/>
+        </w:rPr>
+      </w:pPr>
+      <w:r>
+        <w:rPr>
+          <w:rFonts w:ascii="Carlito" w:hAnsi="Carlito" w:cs="Carlito"/>
+          <w:sz w:val="32"/>
+          <w:szCs w:val="32"/>
+        </w:rPr>
+        <w:t># Are typically implemented using OpenID Connect.</w:t>
+      </w:r>
+    </w:p>
+    <w:p>
+      <w:pPr>
+        <w:jc w:val="both"/>
+        <w:rPr>
+          <w:rFonts w:ascii="Carlito" w:hAnsi="Carlito" w:cs="Carlito"/>
           <w:sz w:val="32"/>
           <w:szCs w:val="32"/>
         </w:rPr>
@@ -5401,14 +5119,16 @@
         </w:numPr>
         <w:jc w:val="both"/>
         <w:rPr>
-          <w:b/>
-          <w:bCs/>
-          <w:sz w:val="32"/>
-          <w:szCs w:val="32"/>
-        </w:rPr>
-      </w:pPr>
-      <w:r>
-        <w:rPr>
+          <w:rFonts w:ascii="Carlito" w:hAnsi="Carlito" w:cs="Carlito"/>
+          <w:b/>
+          <w:bCs/>
+          <w:sz w:val="32"/>
+          <w:szCs w:val="32"/>
+        </w:rPr>
+      </w:pPr>
+      <w:r>
+        <w:rPr>
+          <w:rFonts w:ascii="Carlito" w:hAnsi="Carlito" w:cs="Carlito"/>
           <w:b/>
           <w:bCs/>
           <w:sz w:val="32"/>
@@ -5421,26 +5141,22 @@
       <w:pPr>
         <w:jc w:val="both"/>
         <w:rPr>
-          <w:sz w:val="32"/>
-          <w:szCs w:val="32"/>
-        </w:rPr>
-      </w:pPr>
-      <w:r>
-        <w:rPr>
-          <w:sz w:val="32"/>
-          <w:szCs w:val="32"/>
-        </w:rPr>
-        <w:t xml:space="preserve"># </w:t>
-      </w:r>
-      <w:r>
-        <w:rPr>
-          <w:sz w:val="32"/>
-          <w:szCs w:val="32"/>
-        </w:rPr>
-        <w:t xml:space="preserve">Finally, many organizations implement </w:t>
-      </w:r>
-      <w:r>
-        <w:rPr>
+          <w:rFonts w:ascii="Carlito" w:hAnsi="Carlito" w:cs="Carlito"/>
+          <w:sz w:val="32"/>
+          <w:szCs w:val="32"/>
+        </w:rPr>
+      </w:pPr>
+      <w:r>
+        <w:rPr>
+          <w:rFonts w:ascii="Carlito" w:hAnsi="Carlito" w:cs="Carlito"/>
+          <w:sz w:val="32"/>
+          <w:szCs w:val="32"/>
+        </w:rPr>
+        <w:t xml:space="preserve"># Finally, many organizations implement </w:t>
+      </w:r>
+      <w:r>
+        <w:rPr>
+          <w:rFonts w:ascii="Carlito" w:hAnsi="Carlito" w:cs="Carlito"/>
           <w:b/>
           <w:bCs/>
           <w:sz w:val="32"/>
@@ -5450,6 +5166,7 @@
       </w:r>
       <w:r>
         <w:rPr>
+          <w:rFonts w:ascii="Carlito" w:hAnsi="Carlito" w:cs="Carlito"/>
           <w:sz w:val="32"/>
           <w:szCs w:val="32"/>
         </w:rPr>
@@ -5457,6 +5174,7 @@
       </w:r>
       <w:r>
         <w:rPr>
+          <w:rFonts w:ascii="Carlito" w:hAnsi="Carlito" w:cs="Carlito"/>
           <w:b/>
           <w:bCs/>
           <w:sz w:val="32"/>
@@ -5466,6 +5184,7 @@
       </w:r>
       <w:r>
         <w:rPr>
+          <w:rFonts w:ascii="Carlito" w:hAnsi="Carlito" w:cs="Carlito"/>
           <w:sz w:val="32"/>
           <w:szCs w:val="32"/>
         </w:rPr>
@@ -5473,6 +5192,7 @@
       </w:r>
       <w:r>
         <w:rPr>
+          <w:rFonts w:ascii="Carlito" w:hAnsi="Carlito" w:cs="Carlito"/>
           <w:b/>
           <w:bCs/>
           <w:sz w:val="32"/>
@@ -5482,6 +5202,7 @@
       </w:r>
       <w:r>
         <w:rPr>
+          <w:rFonts w:ascii="Carlito" w:hAnsi="Carlito" w:cs="Carlito"/>
           <w:sz w:val="32"/>
           <w:szCs w:val="32"/>
         </w:rPr>
@@ -5492,58 +5213,19 @@
       <w:pPr>
         <w:jc w:val="both"/>
         <w:rPr>
-          <w:sz w:val="32"/>
-          <w:szCs w:val="32"/>
-        </w:rPr>
-      </w:pPr>
-      <w:r>
-        <w:rPr>
-          <w:sz w:val="32"/>
-          <w:szCs w:val="32"/>
-        </w:rPr>
-        <w:t xml:space="preserve"># </w:t>
-      </w:r>
-      <w:r>
-        <w:rPr>
-          <w:sz w:val="32"/>
-          <w:szCs w:val="32"/>
-        </w:rPr>
-        <w:t>For example</w:t>
-      </w:r>
-      <w:r>
-        <w:rPr>
-          <w:sz w:val="32"/>
-          <w:szCs w:val="32"/>
-        </w:rPr>
-        <w:t xml:space="preserve">, </w:t>
-      </w:r>
-      <w:r>
-        <w:rPr>
-          <w:sz w:val="32"/>
-          <w:szCs w:val="32"/>
-        </w:rPr>
-        <w:t xml:space="preserve">when </w:t>
-      </w:r>
-      <w:r>
-        <w:rPr>
-          <w:sz w:val="32"/>
-          <w:szCs w:val="32"/>
-        </w:rPr>
-        <w:t>we</w:t>
-      </w:r>
-      <w:r>
-        <w:rPr>
-          <w:sz w:val="32"/>
-          <w:szCs w:val="32"/>
-        </w:rPr>
-        <w:t xml:space="preserve"> log into our company account and automatically gain access to</w:t>
-      </w:r>
-      <w:r>
-        <w:rPr>
-          <w:sz w:val="32"/>
-          <w:szCs w:val="32"/>
-        </w:rPr>
-        <w:t>:</w:t>
+          <w:rFonts w:ascii="Carlito" w:hAnsi="Carlito" w:cs="Carlito"/>
+          <w:sz w:val="32"/>
+          <w:szCs w:val="32"/>
+        </w:rPr>
+      </w:pPr>
+      <w:r>
+        <w:rPr>
+          <w:rFonts w:ascii="Carlito" w:hAnsi="Carlito" w:cs="Carlito"/>
+          <w:sz w:val="32"/>
+          <w:szCs w:val="32"/>
+        </w:rPr>
+        <w:lastRenderedPageBreak/>
+        <w:t># For example, when we log into our company account and automatically gain access to:</w:t>
       </w:r>
     </w:p>
     <w:p>
@@ -5555,12 +5237,14 @@
         </w:numPr>
         <w:jc w:val="both"/>
         <w:rPr>
-          <w:sz w:val="32"/>
-          <w:szCs w:val="32"/>
-        </w:rPr>
-      </w:pPr>
-      <w:r>
-        <w:rPr>
+          <w:rFonts w:ascii="Carlito" w:hAnsi="Carlito" w:cs="Carlito"/>
+          <w:sz w:val="32"/>
+          <w:szCs w:val="32"/>
+        </w:rPr>
+      </w:pPr>
+      <w:r>
+        <w:rPr>
+          <w:rFonts w:ascii="Carlito" w:hAnsi="Carlito" w:cs="Carlito"/>
           <w:sz w:val="32"/>
           <w:szCs w:val="32"/>
         </w:rPr>
@@ -5576,12 +5260,14 @@
         </w:numPr>
         <w:jc w:val="both"/>
         <w:rPr>
-          <w:sz w:val="32"/>
-          <w:szCs w:val="32"/>
-        </w:rPr>
-      </w:pPr>
-      <w:r>
-        <w:rPr>
+          <w:rFonts w:ascii="Carlito" w:hAnsi="Carlito" w:cs="Carlito"/>
+          <w:sz w:val="32"/>
+          <w:szCs w:val="32"/>
+        </w:rPr>
+      </w:pPr>
+      <w:r>
+        <w:rPr>
+          <w:rFonts w:ascii="Carlito" w:hAnsi="Carlito" w:cs="Carlito"/>
           <w:sz w:val="32"/>
           <w:szCs w:val="32"/>
         </w:rPr>
@@ -5597,12 +5283,14 @@
         </w:numPr>
         <w:jc w:val="both"/>
         <w:rPr>
-          <w:sz w:val="32"/>
-          <w:szCs w:val="32"/>
-        </w:rPr>
-      </w:pPr>
-      <w:r>
-        <w:rPr>
+          <w:rFonts w:ascii="Carlito" w:hAnsi="Carlito" w:cs="Carlito"/>
+          <w:sz w:val="32"/>
+          <w:szCs w:val="32"/>
+        </w:rPr>
+      </w:pPr>
+      <w:r>
+        <w:rPr>
+          <w:rFonts w:ascii="Carlito" w:hAnsi="Carlito" w:cs="Carlito"/>
           <w:sz w:val="32"/>
           <w:szCs w:val="32"/>
         </w:rPr>
@@ -5613,26 +5301,22 @@
       <w:pPr>
         <w:jc w:val="both"/>
         <w:rPr>
-          <w:sz w:val="32"/>
-          <w:szCs w:val="32"/>
-        </w:rPr>
-      </w:pPr>
-      <w:r>
-        <w:rPr>
-          <w:sz w:val="32"/>
-          <w:szCs w:val="32"/>
-        </w:rPr>
-        <w:t># T</w:t>
-      </w:r>
-      <w:r>
-        <w:rPr>
-          <w:sz w:val="32"/>
-          <w:szCs w:val="32"/>
-        </w:rPr>
-        <w:t xml:space="preserve">hat is </w:t>
-      </w:r>
-      <w:r>
-        <w:rPr>
+          <w:rFonts w:ascii="Carlito" w:hAnsi="Carlito" w:cs="Carlito"/>
+          <w:sz w:val="32"/>
+          <w:szCs w:val="32"/>
+        </w:rPr>
+      </w:pPr>
+      <w:r>
+        <w:rPr>
+          <w:rFonts w:ascii="Carlito" w:hAnsi="Carlito" w:cs="Carlito"/>
+          <w:sz w:val="32"/>
+          <w:szCs w:val="32"/>
+        </w:rPr>
+        <w:t xml:space="preserve"># That is </w:t>
+      </w:r>
+      <w:r>
+        <w:rPr>
+          <w:rFonts w:ascii="Carlito" w:hAnsi="Carlito" w:cs="Carlito"/>
           <w:b/>
           <w:bCs/>
           <w:sz w:val="32"/>
@@ -5642,6 +5326,7 @@
       </w:r>
       <w:r>
         <w:rPr>
+          <w:rFonts w:ascii="Carlito" w:hAnsi="Carlito" w:cs="Carlito"/>
           <w:sz w:val="32"/>
           <w:szCs w:val="32"/>
         </w:rPr>
@@ -5649,6 +5334,7 @@
       </w:r>
       <w:r>
         <w:rPr>
+          <w:rFonts w:ascii="Carlito" w:hAnsi="Carlito" w:cs="Carlito"/>
           <w:b/>
           <w:bCs/>
           <w:sz w:val="32"/>
@@ -5658,6 +5344,7 @@
       </w:r>
       <w:r>
         <w:rPr>
+          <w:rFonts w:ascii="Carlito" w:hAnsi="Carlito" w:cs="Carlito"/>
           <w:sz w:val="32"/>
           <w:szCs w:val="32"/>
         </w:rPr>
@@ -5665,6 +5352,7 @@
       </w:r>
       <w:r>
         <w:rPr>
+          <w:rFonts w:ascii="Carlito" w:hAnsi="Carlito" w:cs="Carlito"/>
           <w:b/>
           <w:bCs/>
           <w:sz w:val="32"/>
@@ -5674,6 +5362,7 @@
       </w:r>
       <w:r>
         <w:rPr>
+          <w:rFonts w:ascii="Carlito" w:hAnsi="Carlito" w:cs="Carlito"/>
           <w:sz w:val="32"/>
           <w:szCs w:val="32"/>
         </w:rPr>
@@ -5684,6 +5373,7 @@
       <w:pPr>
         <w:jc w:val="both"/>
         <w:rPr>
+          <w:rFonts w:ascii="Carlito" w:hAnsi="Carlito" w:cs="Carlito"/>
           <w:sz w:val="32"/>
           <w:szCs w:val="32"/>
         </w:rPr>
@@ -5693,14 +5383,16 @@
       <w:pPr>
         <w:jc w:val="center"/>
         <w:rPr>
-          <w:b/>
-          <w:bCs/>
-          <w:sz w:val="32"/>
-          <w:szCs w:val="32"/>
-        </w:rPr>
-      </w:pPr>
-      <w:r>
-        <w:rPr>
+          <w:rFonts w:ascii="Carlito" w:hAnsi="Carlito" w:cs="Carlito"/>
+          <w:b/>
+          <w:bCs/>
+          <w:sz w:val="32"/>
+          <w:szCs w:val="32"/>
+        </w:rPr>
+      </w:pPr>
+      <w:r>
+        <w:rPr>
+          <w:rFonts w:ascii="Carlito" w:hAnsi="Carlito" w:cs="Carlito"/>
           <w:sz w:val="32"/>
           <w:szCs w:val="32"/>
         </w:rPr>
@@ -5710,23 +5402,26 @@
     <w:p>
       <w:pPr>
         <w:rPr>
-          <w:sz w:val="32"/>
-          <w:szCs w:val="32"/>
-        </w:rPr>
-      </w:pPr>
-    </w:p>
-    <w:p>
-      <w:pPr>
-        <w:jc w:val="both"/>
-        <w:rPr>
-          <w:b/>
-          <w:bCs/>
-          <w:sz w:val="32"/>
-          <w:szCs w:val="32"/>
-        </w:rPr>
-      </w:pPr>
-      <w:r>
-        <w:rPr>
+          <w:rFonts w:ascii="Carlito" w:hAnsi="Carlito" w:cs="Carlito"/>
+          <w:sz w:val="32"/>
+          <w:szCs w:val="32"/>
+        </w:rPr>
+      </w:pPr>
+    </w:p>
+    <w:p>
+      <w:pPr>
+        <w:jc w:val="both"/>
+        <w:rPr>
+          <w:rFonts w:ascii="Carlito" w:hAnsi="Carlito" w:cs="Carlito"/>
+          <w:b/>
+          <w:bCs/>
+          <w:sz w:val="32"/>
+          <w:szCs w:val="32"/>
+        </w:rPr>
+      </w:pPr>
+      <w:r>
+        <w:rPr>
+          <w:rFonts w:ascii="Carlito" w:hAnsi="Carlito" w:cs="Carlito"/>
           <w:b/>
           <w:bCs/>
           <w:sz w:val="32"/>
@@ -5739,12 +5434,14 @@
       <w:pPr>
         <w:jc w:val="both"/>
         <w:rPr>
-          <w:sz w:val="32"/>
-          <w:szCs w:val="32"/>
-        </w:rPr>
-      </w:pPr>
-      <w:r>
-        <w:rPr>
+          <w:rFonts w:ascii="Carlito" w:hAnsi="Carlito" w:cs="Carlito"/>
+          <w:sz w:val="32"/>
+          <w:szCs w:val="32"/>
+        </w:rPr>
+      </w:pPr>
+      <w:r>
+        <w:rPr>
+          <w:rFonts w:ascii="Carlito" w:hAnsi="Carlito" w:cs="Carlito"/>
           <w:sz w:val="32"/>
           <w:szCs w:val="32"/>
         </w:rPr>
@@ -5760,16 +5457,17 @@
         </w:numPr>
         <w:jc w:val="both"/>
         <w:rPr>
-          <w:sz w:val="32"/>
-          <w:szCs w:val="32"/>
-        </w:rPr>
-      </w:pPr>
-      <w:r>
-        <w:rPr>
-          <w:sz w:val="32"/>
-          <w:szCs w:val="32"/>
-        </w:rPr>
-        <w:lastRenderedPageBreak/>
+          <w:rFonts w:ascii="Carlito" w:hAnsi="Carlito" w:cs="Carlito"/>
+          <w:sz w:val="32"/>
+          <w:szCs w:val="32"/>
+        </w:rPr>
+      </w:pPr>
+      <w:r>
+        <w:rPr>
+          <w:rFonts w:ascii="Carlito" w:hAnsi="Carlito" w:cs="Carlito"/>
+          <w:sz w:val="32"/>
+          <w:szCs w:val="32"/>
+        </w:rPr>
         <w:t>Retries</w:t>
       </w:r>
     </w:p>
@@ -5782,12 +5480,14 @@
         </w:numPr>
         <w:jc w:val="both"/>
         <w:rPr>
-          <w:sz w:val="32"/>
-          <w:szCs w:val="32"/>
-        </w:rPr>
-      </w:pPr>
-      <w:r>
-        <w:rPr>
+          <w:rFonts w:ascii="Carlito" w:hAnsi="Carlito" w:cs="Carlito"/>
+          <w:sz w:val="32"/>
+          <w:szCs w:val="32"/>
+        </w:rPr>
+      </w:pPr>
+      <w:r>
+        <w:rPr>
+          <w:rFonts w:ascii="Carlito" w:hAnsi="Carlito" w:cs="Carlito"/>
           <w:sz w:val="32"/>
           <w:szCs w:val="32"/>
         </w:rPr>
@@ -5803,12 +5503,14 @@
         </w:numPr>
         <w:jc w:val="both"/>
         <w:rPr>
-          <w:sz w:val="32"/>
-          <w:szCs w:val="32"/>
-        </w:rPr>
-      </w:pPr>
-      <w:r>
-        <w:rPr>
+          <w:rFonts w:ascii="Carlito" w:hAnsi="Carlito" w:cs="Carlito"/>
+          <w:sz w:val="32"/>
+          <w:szCs w:val="32"/>
+        </w:rPr>
+      </w:pPr>
+      <w:r>
+        <w:rPr>
+          <w:rFonts w:ascii="Carlito" w:hAnsi="Carlito" w:cs="Carlito"/>
           <w:sz w:val="32"/>
           <w:szCs w:val="32"/>
         </w:rPr>
@@ -5819,12 +5521,14 @@
       <w:pPr>
         <w:jc w:val="both"/>
         <w:rPr>
-          <w:sz w:val="32"/>
-          <w:szCs w:val="32"/>
-        </w:rPr>
-      </w:pPr>
-      <w:r>
-        <w:rPr>
+          <w:rFonts w:ascii="Carlito" w:hAnsi="Carlito" w:cs="Carlito"/>
+          <w:sz w:val="32"/>
+          <w:szCs w:val="32"/>
+        </w:rPr>
+      </w:pPr>
+      <w:r>
+        <w:rPr>
+          <w:rFonts w:ascii="Carlito" w:hAnsi="Carlito" w:cs="Carlito"/>
           <w:sz w:val="32"/>
           <w:szCs w:val="32"/>
         </w:rPr>
@@ -5835,21 +5539,24 @@
       <w:pPr>
         <w:jc w:val="both"/>
         <w:rPr>
-          <w:sz w:val="32"/>
-          <w:szCs w:val="32"/>
-        </w:rPr>
-      </w:pPr>
-    </w:p>
-    <w:p>
-      <w:pPr>
-        <w:jc w:val="both"/>
-        <w:rPr>
-          <w:sz w:val="32"/>
-          <w:szCs w:val="32"/>
-        </w:rPr>
-      </w:pPr>
-      <w:r>
-        <w:rPr>
+          <w:rFonts w:ascii="Carlito" w:hAnsi="Carlito" w:cs="Carlito"/>
+          <w:sz w:val="32"/>
+          <w:szCs w:val="32"/>
+        </w:rPr>
+      </w:pPr>
+    </w:p>
+    <w:p>
+      <w:pPr>
+        <w:jc w:val="both"/>
+        <w:rPr>
+          <w:rFonts w:ascii="Carlito" w:hAnsi="Carlito" w:cs="Carlito"/>
+          <w:sz w:val="32"/>
+          <w:szCs w:val="32"/>
+        </w:rPr>
+      </w:pPr>
+      <w:r>
+        <w:rPr>
+          <w:rFonts w:ascii="Carlito" w:hAnsi="Carlito" w:cs="Carlito"/>
           <w:sz w:val="32"/>
           <w:szCs w:val="32"/>
         </w:rPr>
@@ -5860,12 +5567,14 @@
       <w:pPr>
         <w:jc w:val="both"/>
         <w:rPr>
-          <w:sz w:val="32"/>
-          <w:szCs w:val="32"/>
-        </w:rPr>
-      </w:pPr>
-      <w:r>
-        <w:rPr>
+          <w:rFonts w:ascii="Carlito" w:hAnsi="Carlito" w:cs="Carlito"/>
+          <w:sz w:val="32"/>
+          <w:szCs w:val="32"/>
+        </w:rPr>
+      </w:pPr>
+      <w:r>
+        <w:rPr>
+          <w:rFonts w:ascii="Carlito" w:hAnsi="Carlito" w:cs="Carlito"/>
           <w:sz w:val="32"/>
           <w:szCs w:val="32"/>
         </w:rPr>
@@ -5876,15 +5585,18 @@
       <w:pPr>
         <w:jc w:val="both"/>
         <w:rPr>
-          <w:sz w:val="32"/>
-          <w:szCs w:val="32"/>
-        </w:rPr>
-      </w:pPr>
-      <w:r>
-        <w:rPr>
-          <w:sz w:val="32"/>
-          <w:szCs w:val="32"/>
-        </w:rPr>
+          <w:rFonts w:ascii="Carlito" w:hAnsi="Carlito" w:cs="Carlito"/>
+          <w:sz w:val="32"/>
+          <w:szCs w:val="32"/>
+        </w:rPr>
+      </w:pPr>
+      <w:r>
+        <w:rPr>
+          <w:rFonts w:ascii="Carlito" w:hAnsi="Carlito" w:cs="Carlito"/>
+          <w:sz w:val="32"/>
+          <w:szCs w:val="32"/>
+        </w:rPr>
+        <w:lastRenderedPageBreak/>
         <w:t># Without idempotency our server sees two separate requests which could lead to double payment because our server processed the same request twice. Same thing can also happen during account creation</w:t>
       </w:r>
     </w:p>
@@ -5892,21 +5604,24 @@
       <w:pPr>
         <w:jc w:val="both"/>
         <w:rPr>
-          <w:sz w:val="32"/>
-          <w:szCs w:val="32"/>
-        </w:rPr>
-      </w:pPr>
-    </w:p>
-    <w:p>
-      <w:pPr>
-        <w:jc w:val="both"/>
-        <w:rPr>
-          <w:sz w:val="32"/>
-          <w:szCs w:val="32"/>
-        </w:rPr>
-      </w:pPr>
-      <w:r>
-        <w:rPr>
+          <w:rFonts w:ascii="Carlito" w:hAnsi="Carlito" w:cs="Carlito"/>
+          <w:sz w:val="32"/>
+          <w:szCs w:val="32"/>
+        </w:rPr>
+      </w:pPr>
+    </w:p>
+    <w:p>
+      <w:pPr>
+        <w:jc w:val="both"/>
+        <w:rPr>
+          <w:rFonts w:ascii="Carlito" w:hAnsi="Carlito" w:cs="Carlito"/>
+          <w:sz w:val="32"/>
+          <w:szCs w:val="32"/>
+        </w:rPr>
+      </w:pPr>
+      <w:r>
+        <w:rPr>
+          <w:rFonts w:ascii="Carlito" w:hAnsi="Carlito" w:cs="Carlito"/>
           <w:sz w:val="32"/>
           <w:szCs w:val="32"/>
         </w:rPr>
@@ -5917,12 +5632,14 @@
       <w:pPr>
         <w:jc w:val="both"/>
         <w:rPr>
-          <w:sz w:val="32"/>
-          <w:szCs w:val="32"/>
-        </w:rPr>
-      </w:pPr>
-      <w:r>
-        <w:rPr>
+          <w:rFonts w:ascii="Carlito" w:hAnsi="Carlito" w:cs="Carlito"/>
+          <w:sz w:val="32"/>
+          <w:szCs w:val="32"/>
+        </w:rPr>
+      </w:pPr>
+      <w:r>
+        <w:rPr>
+          <w:rFonts w:ascii="Carlito" w:hAnsi="Carlito" w:cs="Carlito"/>
           <w:sz w:val="32"/>
           <w:szCs w:val="32"/>
         </w:rPr>
@@ -5933,12 +5650,14 @@
       <w:pPr>
         <w:jc w:val="both"/>
         <w:rPr>
-          <w:sz w:val="32"/>
-          <w:szCs w:val="32"/>
-        </w:rPr>
-      </w:pPr>
-      <w:r>
-        <w:rPr>
+          <w:rFonts w:ascii="Carlito" w:hAnsi="Carlito" w:cs="Carlito"/>
+          <w:sz w:val="32"/>
+          <w:szCs w:val="32"/>
+        </w:rPr>
+      </w:pPr>
+      <w:r>
+        <w:rPr>
+          <w:rFonts w:ascii="Carlito" w:hAnsi="Carlito" w:cs="Carlito"/>
           <w:sz w:val="32"/>
           <w:szCs w:val="32"/>
         </w:rPr>
@@ -5949,12 +5668,14 @@
       <w:pPr>
         <w:jc w:val="both"/>
         <w:rPr>
-          <w:sz w:val="32"/>
-          <w:szCs w:val="32"/>
-        </w:rPr>
-      </w:pPr>
-      <w:r>
-        <w:rPr>
+          <w:rFonts w:ascii="Carlito" w:hAnsi="Carlito" w:cs="Carlito"/>
+          <w:sz w:val="32"/>
+          <w:szCs w:val="32"/>
+        </w:rPr>
+      </w:pPr>
+      <w:r>
+        <w:rPr>
+          <w:rFonts w:ascii="Carlito" w:hAnsi="Carlito" w:cs="Carlito"/>
           <w:sz w:val="32"/>
           <w:szCs w:val="32"/>
         </w:rPr>
@@ -5962,6 +5683,7 @@
       </w:r>
       <w:r>
         <w:rPr>
+          <w:rFonts w:ascii="Carlito" w:hAnsi="Carlito" w:cs="Carlito"/>
           <w:sz w:val="32"/>
           <w:szCs w:val="32"/>
         </w:rPr>
@@ -5969,6 +5691,7 @@
       </w:r>
       <w:r>
         <w:rPr>
+          <w:rFonts w:ascii="Carlito" w:hAnsi="Carlito" w:cs="Carlito"/>
           <w:sz w:val="32"/>
           <w:szCs w:val="32"/>
         </w:rPr>
@@ -5979,6 +5702,7 @@
       <w:pPr>
         <w:jc w:val="both"/>
         <w:rPr>
+          <w:rFonts w:ascii="Carlito" w:hAnsi="Carlito" w:cs="Carlito"/>
           <w:b/>
           <w:bCs/>
           <w:sz w:val="28"/>
@@ -5987,6 +5711,7 @@
       </w:pPr>
       <w:r>
         <w:rPr>
+          <w:rFonts w:ascii="Carlito" w:hAnsi="Carlito" w:cs="Carlito"/>
           <w:b/>
           <w:bCs/>
           <w:sz w:val="28"/>
@@ -5999,6 +5724,7 @@
       <w:pPr>
         <w:jc w:val="both"/>
         <w:rPr>
+          <w:rFonts w:ascii="Carlito" w:hAnsi="Carlito" w:cs="Carlito"/>
           <w:b/>
           <w:bCs/>
           <w:sz w:val="28"/>
@@ -6007,6 +5733,7 @@
       </w:pPr>
       <w:r>
         <w:rPr>
+          <w:rFonts w:ascii="Carlito" w:hAnsi="Carlito" w:cs="Carlito"/>
           <w:b/>
           <w:bCs/>
           <w:sz w:val="28"/>
@@ -6016,6 +5743,7 @@
       </w:r>
       <w:r>
         <w:rPr>
+          <w:rFonts w:ascii="Carlito" w:hAnsi="Carlito" w:cs="Carlito"/>
           <w:b/>
           <w:bCs/>
           <w:sz w:val="28"/>
@@ -6025,6 +5753,7 @@
       </w:r>
       <w:r>
         <w:rPr>
+          <w:rFonts w:ascii="Carlito" w:hAnsi="Carlito" w:cs="Carlito"/>
           <w:b/>
           <w:bCs/>
           <w:sz w:val="28"/>
@@ -6034,6 +5763,7 @@
       </w:r>
       <w:r>
         <w:rPr>
+          <w:rFonts w:ascii="Carlito" w:hAnsi="Carlito" w:cs="Carlito"/>
           <w:b/>
           <w:bCs/>
           <w:sz w:val="28"/>
@@ -6043,6 +5773,7 @@
       </w:r>
       <w:r>
         <w:rPr>
+          <w:rFonts w:ascii="Carlito" w:hAnsi="Carlito" w:cs="Carlito"/>
           <w:b/>
           <w:bCs/>
           <w:sz w:val="28"/>
@@ -6055,6 +5786,7 @@
       <w:pPr>
         <w:jc w:val="both"/>
         <w:rPr>
+          <w:rFonts w:ascii="Carlito" w:hAnsi="Carlito" w:cs="Carlito"/>
           <w:b/>
           <w:bCs/>
           <w:sz w:val="28"/>
@@ -6066,6 +5798,7 @@
       <w:pPr>
         <w:jc w:val="both"/>
         <w:rPr>
+          <w:rFonts w:ascii="Carlito" w:hAnsi="Carlito" w:cs="Carlito"/>
           <w:b/>
           <w:bCs/>
           <w:sz w:val="28"/>
@@ -6074,6 +5807,7 @@
       </w:pPr>
       <w:r>
         <w:rPr>
+          <w:rFonts w:ascii="Carlito" w:hAnsi="Carlito" w:cs="Carlito"/>
           <w:b/>
           <w:bCs/>
           <w:sz w:val="28"/>
@@ -6086,6 +5820,7 @@
       <w:pPr>
         <w:jc w:val="both"/>
         <w:rPr>
+          <w:rFonts w:ascii="Carlito" w:hAnsi="Carlito" w:cs="Carlito"/>
           <w:b/>
           <w:bCs/>
           <w:sz w:val="28"/>
@@ -6094,99 +5829,98 @@
       </w:pPr>
       <w:r>
         <w:rPr>
+          <w:rFonts w:ascii="Carlito" w:hAnsi="Carlito" w:cs="Carlito"/>
           <w:b/>
           <w:bCs/>
           <w:sz w:val="28"/>
           <w:szCs w:val="28"/>
         </w:rPr>
-        <w:lastRenderedPageBreak/>
-        <w:t>User</w:t>
-      </w:r>
-      <w:r>
-        <w:rPr>
+        <w:t xml:space="preserve">User </w:t>
+      </w:r>
+      <w:r>
+        <w:rPr>
+          <w:rFonts w:ascii="Carlito" w:hAnsi="Carlito" w:cs="Carlito"/>
           <w:b/>
           <w:bCs/>
           <w:sz w:val="28"/>
           <w:szCs w:val="28"/>
         </w:rPr>
-        <w:t xml:space="preserve"> </w:t>
-      </w:r>
-      <w:r>
-        <w:rPr>
+        <w:sym w:font="Wingdings" w:char="F0E0"/>
+      </w:r>
+      <w:r>
+        <w:rPr>
+          <w:rFonts w:ascii="Carlito" w:hAnsi="Carlito" w:cs="Carlito"/>
           <w:b/>
           <w:bCs/>
           <w:sz w:val="28"/>
           <w:szCs w:val="28"/>
         </w:rPr>
-        <w:sym w:font="Wingdings" w:char="F0E0"/>
-      </w:r>
-      <w:r>
-        <w:rPr>
+        <w:t xml:space="preserve"> Server</w:t>
+      </w:r>
+    </w:p>
+    <w:p>
+      <w:pPr>
+        <w:jc w:val="both"/>
+        <w:rPr>
+          <w:rFonts w:ascii="Carlito" w:hAnsi="Carlito" w:cs="Carlito"/>
           <w:b/>
           <w:bCs/>
           <w:sz w:val="28"/>
           <w:szCs w:val="28"/>
         </w:rPr>
-        <w:t xml:space="preserve"> Server</w:t>
-      </w:r>
-    </w:p>
-    <w:p>
-      <w:pPr>
-        <w:jc w:val="both"/>
-        <w:rPr>
+      </w:pPr>
+      <w:r>
+        <w:rPr>
+          <w:rFonts w:ascii="Carlito" w:hAnsi="Carlito" w:cs="Carlito"/>
           <w:b/>
           <w:bCs/>
           <w:sz w:val="28"/>
           <w:szCs w:val="28"/>
         </w:rPr>
-      </w:pPr>
-      <w:r>
-        <w:rPr>
+        <w:t xml:space="preserve">        │</w:t>
+      </w:r>
+    </w:p>
+    <w:p>
+      <w:pPr>
+        <w:jc w:val="both"/>
+        <w:rPr>
+          <w:rFonts w:ascii="Carlito" w:hAnsi="Carlito" w:cs="Carlito"/>
           <w:b/>
           <w:bCs/>
           <w:sz w:val="28"/>
           <w:szCs w:val="28"/>
         </w:rPr>
-        <w:t xml:space="preserve">        │</w:t>
-      </w:r>
-    </w:p>
-    <w:p>
-      <w:pPr>
-        <w:jc w:val="both"/>
-        <w:rPr>
+      </w:pPr>
+      <w:r>
+        <w:rPr>
+          <w:rFonts w:ascii="Carlito" w:hAnsi="Carlito" w:cs="Carlito"/>
           <w:b/>
           <w:bCs/>
           <w:sz w:val="28"/>
           <w:szCs w:val="28"/>
         </w:rPr>
-      </w:pPr>
-      <w:r>
-        <w:rPr>
+        <w:t xml:space="preserve">        └── Already processed.</w:t>
+      </w:r>
+    </w:p>
+    <w:p>
+      <w:pPr>
+        <w:jc w:val="both"/>
+        <w:rPr>
+          <w:rFonts w:ascii="Carlito" w:hAnsi="Carlito" w:cs="Carlito"/>
           <w:b/>
           <w:bCs/>
           <w:sz w:val="28"/>
           <w:szCs w:val="28"/>
         </w:rPr>
-        <w:t xml:space="preserve">        └── Already processed.</w:t>
-      </w:r>
-    </w:p>
-    <w:p>
-      <w:pPr>
-        <w:jc w:val="both"/>
-        <w:rPr>
+      </w:pPr>
+      <w:r>
+        <w:rPr>
+          <w:rFonts w:ascii="Carlito" w:hAnsi="Carlito" w:cs="Carlito"/>
           <w:b/>
           <w:bCs/>
           <w:sz w:val="28"/>
           <w:szCs w:val="28"/>
         </w:rPr>
-      </w:pPr>
-      <w:r>
-        <w:rPr>
-          <w:b/>
-          <w:bCs/>
-          <w:sz w:val="28"/>
-          <w:szCs w:val="28"/>
-        </w:rPr>
         <w:t xml:space="preserve">            Return previous response.</w:t>
       </w:r>
     </w:p>
@@ -6194,12 +5928,14 @@
       <w:pPr>
         <w:jc w:val="both"/>
         <w:rPr>
-          <w:sz w:val="32"/>
-          <w:szCs w:val="32"/>
-        </w:rPr>
-      </w:pPr>
-      <w:r>
-        <w:rPr>
+          <w:rFonts w:ascii="Carlito" w:hAnsi="Carlito" w:cs="Carlito"/>
+          <w:sz w:val="32"/>
+          <w:szCs w:val="32"/>
+        </w:rPr>
+      </w:pPr>
+      <w:r>
+        <w:rPr>
+          <w:rFonts w:ascii="Carlito" w:hAnsi="Carlito" w:cs="Carlito"/>
           <w:sz w:val="32"/>
           <w:szCs w:val="32"/>
         </w:rPr>
@@ -6210,6 +5946,7 @@
       <w:pPr>
         <w:jc w:val="both"/>
         <w:rPr>
+          <w:rFonts w:ascii="Carlito" w:hAnsi="Carlito" w:cs="Carlito"/>
           <w:sz w:val="32"/>
           <w:szCs w:val="32"/>
         </w:rPr>
@@ -6219,12 +5956,14 @@
       <w:pPr>
         <w:jc w:val="center"/>
         <w:rPr>
-          <w:sz w:val="32"/>
-          <w:szCs w:val="32"/>
-        </w:rPr>
-      </w:pPr>
-      <w:r>
-        <w:rPr>
+          <w:rFonts w:ascii="Carlito" w:hAnsi="Carlito" w:cs="Carlito"/>
+          <w:sz w:val="32"/>
+          <w:szCs w:val="32"/>
+        </w:rPr>
+      </w:pPr>
+      <w:r>
+        <w:rPr>
+          <w:rFonts w:ascii="Carlito" w:hAnsi="Carlito" w:cs="Carlito"/>
           <w:sz w:val="32"/>
           <w:szCs w:val="32"/>
         </w:rPr>
@@ -6235,24 +5974,27 @@
       <w:pPr>
         <w:jc w:val="both"/>
         <w:rPr>
-          <w:sz w:val="32"/>
-          <w:szCs w:val="32"/>
-        </w:rPr>
-      </w:pPr>
-    </w:p>
-    <w:p>
-      <w:pPr>
-        <w:jc w:val="both"/>
-        <w:rPr>
-          <w:sz w:val="32"/>
-          <w:szCs w:val="32"/>
-        </w:rPr>
-      </w:pPr>
-    </w:p>
-    <w:p>
-      <w:pPr>
-        <w:jc w:val="both"/>
-        <w:rPr>
+          <w:rFonts w:ascii="Carlito" w:hAnsi="Carlito" w:cs="Carlito"/>
+          <w:sz w:val="32"/>
+          <w:szCs w:val="32"/>
+        </w:rPr>
+      </w:pPr>
+    </w:p>
+    <w:p>
+      <w:pPr>
+        <w:jc w:val="both"/>
+        <w:rPr>
+          <w:rFonts w:ascii="Carlito" w:hAnsi="Carlito" w:cs="Carlito"/>
+          <w:sz w:val="32"/>
+          <w:szCs w:val="32"/>
+        </w:rPr>
+      </w:pPr>
+    </w:p>
+    <w:p>
+      <w:pPr>
+        <w:jc w:val="both"/>
+        <w:rPr>
+          <w:rFonts w:ascii="Carlito" w:hAnsi="Carlito" w:cs="Carlito"/>
           <w:sz w:val="32"/>
           <w:szCs w:val="32"/>
         </w:rPr>
@@ -10018,6 +9760,7 @@
   <w:style w:type="character" w:default="1" w:styleId="DefaultParagraphFont">
     <w:name w:val="Default Paragraph Font"/>
     <w:uiPriority w:val="1"/>
+    <w:semiHidden/>
     <w:unhideWhenUsed/>
   </w:style>
   <w:style w:type="table" w:default="1" w:styleId="TableNormal">

--- a/programming_mental_models/p3_types_of_api_and_api_security.docx
+++ b/programming_mental_models/p3_types_of_api_and_api_security.docx
@@ -6,18 +6,18 @@
       <w:pPr>
         <w:jc w:val="center"/>
         <w:rPr>
-          <w:rFonts w:ascii="Carlito" w:hAnsi="Carlito" w:cs="Carlito"/>
-          <w:sz w:val="40"/>
-          <w:szCs w:val="40"/>
-        </w:rPr>
-      </w:pPr>
-      <w:r>
-        <w:rPr>
-          <w:rFonts w:ascii="Carlito" w:hAnsi="Carlito" w:cs="Carlito"/>
-          <w:b/>
-          <w:bCs/>
-          <w:sz w:val="40"/>
-          <w:szCs w:val="40"/>
+          <w:rFonts w:ascii="Calibri" w:hAnsi="Calibri" w:cs="Calibri"/>
+          <w:sz w:val="44"/>
+          <w:szCs w:val="44"/>
+        </w:rPr>
+      </w:pPr>
+      <w:r>
+        <w:rPr>
+          <w:rFonts w:ascii="Calibri" w:hAnsi="Calibri" w:cs="Calibri"/>
+          <w:b/>
+          <w:bCs/>
+          <w:sz w:val="44"/>
+          <w:szCs w:val="44"/>
         </w:rPr>
         <w:t>INDEX</w:t>
       </w:r>
@@ -31,14 +31,14 @@
         </w:numPr>
         <w:jc w:val="both"/>
         <w:rPr>
-          <w:rFonts w:ascii="Carlito" w:hAnsi="Carlito" w:cs="Carlito"/>
+          <w:rFonts w:ascii="Calibri" w:hAnsi="Calibri" w:cs="Calibri"/>
           <w:sz w:val="32"/>
           <w:szCs w:val="32"/>
         </w:rPr>
       </w:pPr>
       <w:r>
         <w:rPr>
-          <w:rFonts w:ascii="Carlito" w:hAnsi="Carlito" w:cs="Carlito"/>
+          <w:rFonts w:ascii="Calibri" w:hAnsi="Calibri" w:cs="Calibri"/>
           <w:sz w:val="32"/>
           <w:szCs w:val="32"/>
         </w:rPr>
@@ -46,7 +46,7 @@
       </w:r>
       <w:r>
         <w:rPr>
-          <w:rFonts w:ascii="Carlito" w:hAnsi="Carlito" w:cs="Carlito"/>
+          <w:rFonts w:ascii="Calibri" w:hAnsi="Calibri" w:cs="Calibri"/>
           <w:sz w:val="32"/>
           <w:szCs w:val="32"/>
         </w:rPr>
@@ -54,7 +54,7 @@
       </w:r>
       <w:r>
         <w:rPr>
-          <w:rFonts w:ascii="Carlito" w:hAnsi="Carlito" w:cs="Carlito"/>
+          <w:rFonts w:ascii="Calibri" w:hAnsi="Calibri" w:cs="Calibri"/>
           <w:sz w:val="32"/>
           <w:szCs w:val="32"/>
         </w:rPr>
@@ -62,7 +62,7 @@
       </w:r>
       <w:r>
         <w:rPr>
-          <w:rFonts w:ascii="Carlito" w:hAnsi="Carlito" w:cs="Carlito"/>
+          <w:rFonts w:ascii="Calibri" w:hAnsi="Calibri" w:cs="Calibri"/>
           <w:sz w:val="32"/>
           <w:szCs w:val="32"/>
         </w:rPr>
@@ -70,23 +70,49 @@
       </w:r>
       <w:r>
         <w:rPr>
-          <w:rFonts w:ascii="Carlito" w:hAnsi="Carlito" w:cs="Carlito"/>
+          <w:rFonts w:ascii="Calibri" w:hAnsi="Calibri" w:cs="Calibri"/>
           <w:sz w:val="32"/>
           <w:szCs w:val="32"/>
         </w:rPr>
-        <w:t>…………</w:t>
-      </w:r>
-      <w:r>
-        <w:rPr>
-          <w:rFonts w:ascii="Carlito" w:hAnsi="Carlito" w:cs="Carlito"/>
+        <w:t>………</w:t>
+      </w:r>
+      <w:r>
+        <w:rPr>
+          <w:rFonts w:ascii="Calibri" w:hAnsi="Calibri" w:cs="Calibri"/>
           <w:sz w:val="32"/>
           <w:szCs w:val="32"/>
         </w:rPr>
-        <w:t>…………..</w:t>
-      </w:r>
-      <w:r>
-        <w:rPr>
-          <w:rFonts w:ascii="Carlito" w:hAnsi="Carlito" w:cs="Carlito"/>
+        <w:t>…………….</w:t>
+      </w:r>
+      <w:r>
+        <w:rPr>
+          <w:rFonts w:ascii="Calibri" w:hAnsi="Calibri" w:cs="Calibri"/>
+          <w:sz w:val="32"/>
+          <w:szCs w:val="32"/>
+        </w:rPr>
+        <w:t>…</w:t>
+      </w:r>
+      <w:r>
+        <w:rPr>
+          <w:rFonts w:ascii="Calibri" w:hAnsi="Calibri" w:cs="Calibri"/>
+          <w:sz w:val="32"/>
+          <w:szCs w:val="32"/>
+        </w:rPr>
+        <w:t>………</w:t>
+      </w:r>
+      <w:proofErr w:type="gramStart"/>
+      <w:r>
+        <w:rPr>
+          <w:rFonts w:ascii="Calibri" w:hAnsi="Calibri" w:cs="Calibri"/>
+          <w:sz w:val="32"/>
+          <w:szCs w:val="32"/>
+        </w:rPr>
+        <w:t>…..</w:t>
+      </w:r>
+      <w:proofErr w:type="gramEnd"/>
+      <w:r>
+        <w:rPr>
+          <w:rFonts w:ascii="Calibri" w:hAnsi="Calibri" w:cs="Calibri"/>
           <w:sz w:val="32"/>
           <w:szCs w:val="32"/>
         </w:rPr>
@@ -102,46 +128,80 @@
         </w:numPr>
         <w:jc w:val="both"/>
         <w:rPr>
-          <w:rFonts w:ascii="Carlito" w:hAnsi="Carlito" w:cs="Carlito"/>
+          <w:rFonts w:ascii="Calibri" w:hAnsi="Calibri" w:cs="Calibri"/>
           <w:sz w:val="32"/>
           <w:szCs w:val="32"/>
         </w:rPr>
       </w:pPr>
       <w:r>
         <w:rPr>
-          <w:rFonts w:ascii="Carlito" w:hAnsi="Carlito" w:cs="Carlito"/>
+          <w:rFonts w:ascii="Calibri" w:hAnsi="Calibri" w:cs="Calibri"/>
           <w:sz w:val="32"/>
           <w:szCs w:val="32"/>
         </w:rPr>
-        <w:t>API Security (Backend Concepts)……………</w:t>
-      </w:r>
-      <w:r>
-        <w:rPr>
-          <w:rFonts w:ascii="Carlito" w:hAnsi="Carlito" w:cs="Carlito"/>
+        <w:t xml:space="preserve">API Security (Backend </w:t>
+      </w:r>
+      <w:proofErr w:type="gramStart"/>
+      <w:r>
+        <w:rPr>
+          <w:rFonts w:ascii="Calibri" w:hAnsi="Calibri" w:cs="Calibri"/>
           <w:sz w:val="32"/>
           <w:szCs w:val="32"/>
         </w:rPr>
-        <w:t>……………</w:t>
-      </w:r>
-      <w:r>
-        <w:rPr>
-          <w:rFonts w:ascii="Carlito" w:hAnsi="Carlito" w:cs="Carlito"/>
+        <w:t>Concepts)…</w:t>
+      </w:r>
+      <w:proofErr w:type="gramEnd"/>
+      <w:r>
+        <w:rPr>
+          <w:rFonts w:ascii="Calibri" w:hAnsi="Calibri" w:cs="Calibri"/>
           <w:sz w:val="32"/>
           <w:szCs w:val="32"/>
         </w:rPr>
-        <w:t>……………</w:t>
-      </w:r>
-      <w:r>
-        <w:rPr>
-          <w:rFonts w:ascii="Carlito" w:hAnsi="Carlito" w:cs="Carlito"/>
+        <w:t>…………</w:t>
+      </w:r>
+      <w:r>
+        <w:rPr>
+          <w:rFonts w:ascii="Calibri" w:hAnsi="Calibri" w:cs="Calibri"/>
           <w:sz w:val="32"/>
           <w:szCs w:val="32"/>
         </w:rPr>
+        <w:t>……………</w:t>
+      </w:r>
+      <w:r>
+        <w:rPr>
+          <w:rFonts w:ascii="Calibri" w:hAnsi="Calibri" w:cs="Calibri"/>
+          <w:sz w:val="32"/>
+          <w:szCs w:val="32"/>
+        </w:rPr>
+        <w:t>…………</w:t>
+      </w:r>
+      <w:r>
+        <w:rPr>
+          <w:rFonts w:ascii="Calibri" w:hAnsi="Calibri" w:cs="Calibri"/>
+          <w:sz w:val="32"/>
+          <w:szCs w:val="32"/>
+        </w:rPr>
+        <w:t>………….</w:t>
+      </w:r>
+      <w:r>
+        <w:rPr>
+          <w:rFonts w:ascii="Calibri" w:hAnsi="Calibri" w:cs="Calibri"/>
+          <w:sz w:val="32"/>
+          <w:szCs w:val="32"/>
+        </w:rPr>
+        <w:t>…</w:t>
+      </w:r>
+      <w:r>
+        <w:rPr>
+          <w:rFonts w:ascii="Calibri" w:hAnsi="Calibri" w:cs="Calibri"/>
+          <w:sz w:val="32"/>
+          <w:szCs w:val="32"/>
+        </w:rPr>
         <w:t>.</w:t>
       </w:r>
       <w:r>
         <w:rPr>
-          <w:rFonts w:ascii="Carlito" w:hAnsi="Carlito" w:cs="Carlito"/>
+          <w:rFonts w:ascii="Calibri" w:hAnsi="Calibri" w:cs="Calibri"/>
           <w:sz w:val="32"/>
           <w:szCs w:val="32"/>
         </w:rPr>
@@ -157,14 +217,14 @@
         </w:numPr>
         <w:jc w:val="both"/>
         <w:rPr>
-          <w:rFonts w:ascii="Carlito" w:hAnsi="Carlito" w:cs="Carlito"/>
+          <w:rFonts w:ascii="Calibri" w:hAnsi="Calibri" w:cs="Calibri"/>
           <w:sz w:val="32"/>
           <w:szCs w:val="32"/>
         </w:rPr>
       </w:pPr>
       <w:r>
         <w:rPr>
-          <w:rFonts w:ascii="Carlito" w:hAnsi="Carlito" w:cs="Carlito"/>
+          <w:rFonts w:ascii="Calibri" w:hAnsi="Calibri" w:cs="Calibri"/>
           <w:sz w:val="32"/>
           <w:szCs w:val="32"/>
         </w:rPr>
@@ -172,27 +232,37 @@
       </w:r>
       <w:r>
         <w:rPr>
-          <w:rFonts w:ascii="Carlito" w:hAnsi="Carlito" w:cs="Carlito"/>
+          <w:rFonts w:ascii="Calibri" w:hAnsi="Calibri" w:cs="Calibri"/>
           <w:sz w:val="32"/>
           <w:szCs w:val="32"/>
         </w:rPr>
-        <w:t>…………..</w:t>
-      </w:r>
-      <w:r>
-        <w:rPr>
-          <w:rFonts w:ascii="Carlito" w:hAnsi="Carlito" w:cs="Carlito"/>
+        <w:t>………</w:t>
+      </w:r>
+      <w:proofErr w:type="gramStart"/>
+      <w:r>
+        <w:rPr>
+          <w:rFonts w:ascii="Calibri" w:hAnsi="Calibri" w:cs="Calibri"/>
           <w:sz w:val="32"/>
           <w:szCs w:val="32"/>
         </w:rPr>
-        <w:t>……….</w:t>
-      </w:r>
-      <w:r>
-        <w:rPr>
-          <w:rFonts w:ascii="Carlito" w:hAnsi="Carlito" w:cs="Carlito"/>
+        <w:t>…..</w:t>
+      </w:r>
+      <w:proofErr w:type="gramEnd"/>
+      <w:r>
+        <w:rPr>
+          <w:rFonts w:ascii="Calibri" w:hAnsi="Calibri" w:cs="Calibri"/>
           <w:sz w:val="32"/>
           <w:szCs w:val="32"/>
         </w:rPr>
-        <w:t>9</w:t>
+        <w:t>………</w:t>
+      </w:r>
+      <w:r>
+        <w:rPr>
+          <w:rFonts w:ascii="Calibri" w:hAnsi="Calibri" w:cs="Calibri"/>
+          <w:sz w:val="32"/>
+          <w:szCs w:val="32"/>
+        </w:rPr>
+        <w:t>…………10</w:t>
       </w:r>
     </w:p>
     <w:p>
@@ -204,57 +274,81 @@
         </w:numPr>
         <w:jc w:val="both"/>
         <w:rPr>
-          <w:rFonts w:ascii="Carlito" w:hAnsi="Carlito" w:cs="Carlito"/>
+          <w:rFonts w:ascii="Calibri" w:hAnsi="Calibri" w:cs="Calibri"/>
+          <w:sz w:val="36"/>
+          <w:szCs w:val="36"/>
+        </w:rPr>
+      </w:pPr>
+      <w:r>
+        <w:rPr>
+          <w:rFonts w:ascii="Calibri" w:hAnsi="Calibri" w:cs="Calibri"/>
           <w:sz w:val="32"/>
           <w:szCs w:val="32"/>
         </w:rPr>
-      </w:pPr>
-      <w:r>
-        <w:rPr>
-          <w:rFonts w:ascii="Carlito" w:hAnsi="Carlito" w:cs="Carlito"/>
+        <w:t>Idempotency in API………………………………………………………</w:t>
+      </w:r>
+      <w:r>
+        <w:rPr>
+          <w:rFonts w:ascii="Calibri" w:hAnsi="Calibri" w:cs="Calibri"/>
           <w:sz w:val="32"/>
           <w:szCs w:val="32"/>
         </w:rPr>
-        <w:t>Idempotency in API………………………………………………………..15</w:t>
-      </w:r>
-      <w:r>
-        <w:rPr>
-          <w:rFonts w:ascii="Carlito" w:hAnsi="Carlito" w:cs="Carlito"/>
+        <w:t>…………….</w:t>
+      </w:r>
+      <w:r>
+        <w:rPr>
+          <w:rFonts w:ascii="Calibri" w:hAnsi="Calibri" w:cs="Calibri"/>
           <w:sz w:val="32"/>
           <w:szCs w:val="32"/>
         </w:rPr>
-        <w:br w:type="page"/>
-      </w:r>
-    </w:p>
-    <w:p>
-      <w:pPr>
-        <w:jc w:val="both"/>
-        <w:rPr>
-          <w:rFonts w:ascii="Carlito" w:hAnsi="Carlito" w:cs="Carlito"/>
-          <w:b/>
-          <w:bCs/>
+        <w:t>1</w:t>
+      </w:r>
+      <w:r>
+        <w:rPr>
+          <w:rFonts w:ascii="Calibri" w:hAnsi="Calibri" w:cs="Calibri"/>
           <w:sz w:val="32"/>
           <w:szCs w:val="32"/>
         </w:rPr>
-      </w:pPr>
-      <w:r>
-        <w:rPr>
-          <w:rFonts w:ascii="Carlito" w:hAnsi="Carlito" w:cs="Carlito"/>
-          <w:b/>
-          <w:bCs/>
-          <w:sz w:val="32"/>
-          <w:szCs w:val="32"/>
+        <w:t>7</w:t>
+      </w:r>
+      <w:r>
+        <w:rPr>
+          <w:rFonts w:ascii="Calibri" w:hAnsi="Calibri" w:cs="Calibri"/>
+          <w:sz w:val="36"/>
+          <w:szCs w:val="36"/>
+        </w:rPr>
+        <w:br w:type="page"/>
+      </w:r>
+    </w:p>
+    <w:p>
+      <w:pPr>
+        <w:jc w:val="both"/>
+        <w:rPr>
+          <w:rFonts w:ascii="Calibri" w:hAnsi="Calibri" w:cs="Calibri"/>
+          <w:b/>
+          <w:bCs/>
+          <w:sz w:val="36"/>
+          <w:szCs w:val="36"/>
+        </w:rPr>
+      </w:pPr>
+      <w:r>
+        <w:rPr>
+          <w:rFonts w:ascii="Calibri" w:hAnsi="Calibri" w:cs="Calibri"/>
+          <w:b/>
+          <w:bCs/>
+          <w:sz w:val="36"/>
+          <w:szCs w:val="36"/>
         </w:rPr>
         <w:lastRenderedPageBreak/>
         <w:t>Types of API Concepts</w:t>
       </w:r>
       <w:r>
         <w:rPr>
-          <w:rFonts w:ascii="Carlito" w:hAnsi="Carlito" w:cs="Carlito"/>
-          <w:b/>
-          <w:bCs/>
-          <w:sz w:val="32"/>
-          <w:szCs w:val="32"/>
+          <w:rFonts w:ascii="Calibri" w:hAnsi="Calibri" w:cs="Calibri"/>
+          <w:b/>
+          <w:bCs/>
+          <w:sz w:val="36"/>
+          <w:szCs w:val="36"/>
         </w:rPr>
         <w:t>:</w:t>
       </w:r>
@@ -263,24 +357,24 @@
       <w:pPr>
         <w:jc w:val="both"/>
         <w:rPr>
-          <w:rFonts w:ascii="Carlito" w:hAnsi="Carlito" w:cs="Carlito"/>
-          <w:sz w:val="32"/>
-          <w:szCs w:val="32"/>
-        </w:rPr>
-      </w:pPr>
-      <w:r>
-        <w:rPr>
-          <w:rFonts w:ascii="Carlito" w:hAnsi="Carlito" w:cs="Carlito"/>
-          <w:sz w:val="32"/>
-          <w:szCs w:val="32"/>
+          <w:rFonts w:ascii="Calibri" w:hAnsi="Calibri" w:cs="Calibri"/>
+          <w:sz w:val="36"/>
+          <w:szCs w:val="36"/>
+        </w:rPr>
+      </w:pPr>
+      <w:r>
+        <w:rPr>
+          <w:rFonts w:ascii="Calibri" w:hAnsi="Calibri" w:cs="Calibri"/>
+          <w:sz w:val="36"/>
+          <w:szCs w:val="36"/>
         </w:rPr>
         <w:t xml:space="preserve"># </w:t>
       </w:r>
       <w:r>
         <w:rPr>
-          <w:rFonts w:ascii="Carlito" w:hAnsi="Carlito" w:cs="Carlito"/>
-          <w:sz w:val="32"/>
-          <w:szCs w:val="32"/>
+          <w:rFonts w:ascii="Calibri" w:hAnsi="Calibri" w:cs="Calibri"/>
+          <w:sz w:val="36"/>
+          <w:szCs w:val="36"/>
         </w:rPr>
         <w:t>APIs aren’t one-size-fits-all. Different problems need different types</w:t>
       </w:r>
@@ -289,9 +383,9 @@
       <w:pPr>
         <w:jc w:val="both"/>
         <w:rPr>
-          <w:rFonts w:ascii="Carlito" w:hAnsi="Carlito" w:cs="Carlito"/>
-          <w:sz w:val="32"/>
-          <w:szCs w:val="32"/>
+          <w:rFonts w:ascii="Calibri" w:hAnsi="Calibri" w:cs="Calibri"/>
+          <w:sz w:val="36"/>
+          <w:szCs w:val="36"/>
         </w:rPr>
       </w:pPr>
     </w:p>
@@ -304,16 +398,16 @@
         </w:numPr>
         <w:jc w:val="both"/>
         <w:rPr>
-          <w:rFonts w:ascii="Carlito" w:hAnsi="Carlito" w:cs="Carlito"/>
-          <w:sz w:val="32"/>
-          <w:szCs w:val="32"/>
-        </w:rPr>
-      </w:pPr>
-      <w:r>
-        <w:rPr>
-          <w:rFonts w:ascii="Carlito" w:hAnsi="Carlito" w:cs="Carlito"/>
-          <w:sz w:val="32"/>
-          <w:szCs w:val="32"/>
+          <w:rFonts w:ascii="Calibri" w:hAnsi="Calibri" w:cs="Calibri"/>
+          <w:sz w:val="36"/>
+          <w:szCs w:val="36"/>
+        </w:rPr>
+      </w:pPr>
+      <w:r>
+        <w:rPr>
+          <w:rFonts w:ascii="Calibri" w:hAnsi="Calibri" w:cs="Calibri"/>
+          <w:sz w:val="36"/>
+          <w:szCs w:val="36"/>
         </w:rPr>
         <w:t>Open API:</w:t>
       </w:r>
@@ -327,16 +421,16 @@
         </w:numPr>
         <w:jc w:val="both"/>
         <w:rPr>
-          <w:rFonts w:ascii="Carlito" w:hAnsi="Carlito" w:cs="Carlito"/>
-          <w:sz w:val="32"/>
-          <w:szCs w:val="32"/>
-        </w:rPr>
-      </w:pPr>
-      <w:r>
-        <w:rPr>
-          <w:rFonts w:ascii="Carlito" w:hAnsi="Carlito" w:cs="Carlito"/>
-          <w:sz w:val="32"/>
-          <w:szCs w:val="32"/>
+          <w:rFonts w:ascii="Calibri" w:hAnsi="Calibri" w:cs="Calibri"/>
+          <w:sz w:val="36"/>
+          <w:szCs w:val="36"/>
+        </w:rPr>
+      </w:pPr>
+      <w:r>
+        <w:rPr>
+          <w:rFonts w:ascii="Calibri" w:hAnsi="Calibri" w:cs="Calibri"/>
+          <w:sz w:val="36"/>
+          <w:szCs w:val="36"/>
         </w:rPr>
         <w:t>Public access for anyone.</w:t>
       </w:r>
@@ -350,32 +444,32 @@
         </w:numPr>
         <w:jc w:val="both"/>
         <w:rPr>
-          <w:rFonts w:ascii="Carlito" w:hAnsi="Carlito" w:cs="Carlito"/>
-          <w:sz w:val="32"/>
-          <w:szCs w:val="32"/>
-        </w:rPr>
-      </w:pPr>
-      <w:r>
-        <w:rPr>
-          <w:rFonts w:ascii="Carlito" w:hAnsi="Carlito" w:cs="Carlito"/>
-          <w:sz w:val="32"/>
-          <w:szCs w:val="32"/>
+          <w:rFonts w:ascii="Calibri" w:hAnsi="Calibri" w:cs="Calibri"/>
+          <w:sz w:val="36"/>
+          <w:szCs w:val="36"/>
+        </w:rPr>
+      </w:pPr>
+      <w:r>
+        <w:rPr>
+          <w:rFonts w:ascii="Calibri" w:hAnsi="Calibri" w:cs="Calibri"/>
+          <w:sz w:val="36"/>
+          <w:szCs w:val="36"/>
         </w:rPr>
         <w:t>Use</w:t>
       </w:r>
       <w:r>
         <w:rPr>
-          <w:rFonts w:ascii="Carlito" w:hAnsi="Carlito" w:cs="Carlito"/>
-          <w:sz w:val="32"/>
-          <w:szCs w:val="32"/>
+          <w:rFonts w:ascii="Calibri" w:hAnsi="Calibri" w:cs="Calibri"/>
+          <w:sz w:val="36"/>
+          <w:szCs w:val="36"/>
         </w:rPr>
         <w:t>d</w:t>
       </w:r>
       <w:r>
         <w:rPr>
-          <w:rFonts w:ascii="Carlito" w:hAnsi="Carlito" w:cs="Carlito"/>
-          <w:sz w:val="32"/>
-          <w:szCs w:val="32"/>
+          <w:rFonts w:ascii="Calibri" w:hAnsi="Calibri" w:cs="Calibri"/>
+          <w:sz w:val="36"/>
+          <w:szCs w:val="36"/>
         </w:rPr>
         <w:t xml:space="preserve"> for: Weather data, login systems, product catalogs</w:t>
       </w:r>
@@ -389,16 +483,16 @@
         </w:numPr>
         <w:jc w:val="both"/>
         <w:rPr>
-          <w:rFonts w:ascii="Carlito" w:hAnsi="Carlito" w:cs="Carlito"/>
-          <w:sz w:val="32"/>
-          <w:szCs w:val="32"/>
-        </w:rPr>
-      </w:pPr>
-      <w:r>
-        <w:rPr>
-          <w:rFonts w:ascii="Carlito" w:hAnsi="Carlito" w:cs="Carlito"/>
-          <w:sz w:val="32"/>
-          <w:szCs w:val="32"/>
+          <w:rFonts w:ascii="Calibri" w:hAnsi="Calibri" w:cs="Calibri"/>
+          <w:sz w:val="36"/>
+          <w:szCs w:val="36"/>
+        </w:rPr>
+      </w:pPr>
+      <w:r>
+        <w:rPr>
+          <w:rFonts w:ascii="Calibri" w:hAnsi="Calibri" w:cs="Calibri"/>
+          <w:sz w:val="36"/>
+          <w:szCs w:val="36"/>
         </w:rPr>
         <w:t>Example: Stripe payments, Google Maps</w:t>
       </w:r>
@@ -407,9 +501,9 @@
       <w:pPr>
         <w:jc w:val="both"/>
         <w:rPr>
-          <w:rFonts w:ascii="Carlito" w:hAnsi="Carlito" w:cs="Carlito"/>
-          <w:sz w:val="32"/>
-          <w:szCs w:val="32"/>
+          <w:rFonts w:ascii="Calibri" w:hAnsi="Calibri" w:cs="Calibri"/>
+          <w:sz w:val="36"/>
+          <w:szCs w:val="36"/>
         </w:rPr>
       </w:pPr>
     </w:p>
@@ -422,16 +516,16 @@
         </w:numPr>
         <w:jc w:val="both"/>
         <w:rPr>
-          <w:rFonts w:ascii="Carlito" w:hAnsi="Carlito" w:cs="Carlito"/>
-          <w:sz w:val="32"/>
-          <w:szCs w:val="32"/>
-        </w:rPr>
-      </w:pPr>
-      <w:r>
-        <w:rPr>
-          <w:rFonts w:ascii="Carlito" w:hAnsi="Carlito" w:cs="Carlito"/>
-          <w:sz w:val="32"/>
-          <w:szCs w:val="32"/>
+          <w:rFonts w:ascii="Calibri" w:hAnsi="Calibri" w:cs="Calibri"/>
+          <w:sz w:val="36"/>
+          <w:szCs w:val="36"/>
+        </w:rPr>
+      </w:pPr>
+      <w:r>
+        <w:rPr>
+          <w:rFonts w:ascii="Calibri" w:hAnsi="Calibri" w:cs="Calibri"/>
+          <w:sz w:val="36"/>
+          <w:szCs w:val="36"/>
         </w:rPr>
         <w:t>REST API:</w:t>
       </w:r>
@@ -445,16 +539,16 @@
         </w:numPr>
         <w:jc w:val="both"/>
         <w:rPr>
-          <w:rFonts w:ascii="Carlito" w:hAnsi="Carlito" w:cs="Carlito"/>
-          <w:sz w:val="32"/>
-          <w:szCs w:val="32"/>
-        </w:rPr>
-      </w:pPr>
-      <w:r>
-        <w:rPr>
-          <w:rFonts w:ascii="Carlito" w:hAnsi="Carlito" w:cs="Carlito"/>
-          <w:sz w:val="32"/>
-          <w:szCs w:val="32"/>
+          <w:rFonts w:ascii="Calibri" w:hAnsi="Calibri" w:cs="Calibri"/>
+          <w:sz w:val="36"/>
+          <w:szCs w:val="36"/>
+        </w:rPr>
+      </w:pPr>
+      <w:r>
+        <w:rPr>
+          <w:rFonts w:ascii="Calibri" w:hAnsi="Calibri" w:cs="Calibri"/>
+          <w:sz w:val="36"/>
+          <w:szCs w:val="36"/>
         </w:rPr>
         <w:t>HTTP-based, simple, universal.</w:t>
       </w:r>
@@ -468,32 +562,32 @@
         </w:numPr>
         <w:jc w:val="both"/>
         <w:rPr>
-          <w:rFonts w:ascii="Carlito" w:hAnsi="Carlito" w:cs="Carlito"/>
-          <w:sz w:val="32"/>
-          <w:szCs w:val="32"/>
-        </w:rPr>
-      </w:pPr>
-      <w:r>
-        <w:rPr>
-          <w:rFonts w:ascii="Carlito" w:hAnsi="Carlito" w:cs="Carlito"/>
-          <w:sz w:val="32"/>
-          <w:szCs w:val="32"/>
+          <w:rFonts w:ascii="Calibri" w:hAnsi="Calibri" w:cs="Calibri"/>
+          <w:sz w:val="36"/>
+          <w:szCs w:val="36"/>
+        </w:rPr>
+      </w:pPr>
+      <w:r>
+        <w:rPr>
+          <w:rFonts w:ascii="Calibri" w:hAnsi="Calibri" w:cs="Calibri"/>
+          <w:sz w:val="36"/>
+          <w:szCs w:val="36"/>
         </w:rPr>
         <w:t>Use</w:t>
       </w:r>
       <w:r>
         <w:rPr>
-          <w:rFonts w:ascii="Carlito" w:hAnsi="Carlito" w:cs="Carlito"/>
-          <w:sz w:val="32"/>
-          <w:szCs w:val="32"/>
+          <w:rFonts w:ascii="Calibri" w:hAnsi="Calibri" w:cs="Calibri"/>
+          <w:sz w:val="36"/>
+          <w:szCs w:val="36"/>
         </w:rPr>
         <w:t>d</w:t>
       </w:r>
       <w:r>
         <w:rPr>
-          <w:rFonts w:ascii="Carlito" w:hAnsi="Carlito" w:cs="Carlito"/>
-          <w:sz w:val="32"/>
-          <w:szCs w:val="32"/>
+          <w:rFonts w:ascii="Calibri" w:hAnsi="Calibri" w:cs="Calibri"/>
+          <w:sz w:val="36"/>
+          <w:szCs w:val="36"/>
         </w:rPr>
         <w:t xml:space="preserve"> for: 90% of modern web apps</w:t>
       </w:r>
@@ -507,16 +601,16 @@
         </w:numPr>
         <w:jc w:val="both"/>
         <w:rPr>
-          <w:rFonts w:ascii="Carlito" w:hAnsi="Carlito" w:cs="Carlito"/>
-          <w:sz w:val="32"/>
-          <w:szCs w:val="32"/>
-        </w:rPr>
-      </w:pPr>
-      <w:r>
-        <w:rPr>
-          <w:rFonts w:ascii="Carlito" w:hAnsi="Carlito" w:cs="Carlito"/>
-          <w:sz w:val="32"/>
-          <w:szCs w:val="32"/>
+          <w:rFonts w:ascii="Calibri" w:hAnsi="Calibri" w:cs="Calibri"/>
+          <w:sz w:val="36"/>
+          <w:szCs w:val="36"/>
+        </w:rPr>
+      </w:pPr>
+      <w:r>
+        <w:rPr>
+          <w:rFonts w:ascii="Calibri" w:hAnsi="Calibri" w:cs="Calibri"/>
+          <w:sz w:val="36"/>
+          <w:szCs w:val="36"/>
         </w:rPr>
         <w:t>Example: Mobile app fetching user data</w:t>
       </w:r>
@@ -525,9 +619,9 @@
       <w:pPr>
         <w:jc w:val="both"/>
         <w:rPr>
-          <w:rFonts w:ascii="Carlito" w:hAnsi="Carlito" w:cs="Carlito"/>
-          <w:sz w:val="32"/>
-          <w:szCs w:val="32"/>
+          <w:rFonts w:ascii="Calibri" w:hAnsi="Calibri" w:cs="Calibri"/>
+          <w:sz w:val="36"/>
+          <w:szCs w:val="36"/>
         </w:rPr>
       </w:pPr>
     </w:p>
@@ -540,16 +634,16 @@
         </w:numPr>
         <w:jc w:val="both"/>
         <w:rPr>
-          <w:rFonts w:ascii="Carlito" w:hAnsi="Carlito" w:cs="Carlito"/>
-          <w:sz w:val="32"/>
-          <w:szCs w:val="32"/>
-        </w:rPr>
-      </w:pPr>
-      <w:r>
-        <w:rPr>
-          <w:rFonts w:ascii="Carlito" w:hAnsi="Carlito" w:cs="Carlito"/>
-          <w:sz w:val="32"/>
-          <w:szCs w:val="32"/>
+          <w:rFonts w:ascii="Calibri" w:hAnsi="Calibri" w:cs="Calibri"/>
+          <w:sz w:val="36"/>
+          <w:szCs w:val="36"/>
+        </w:rPr>
+      </w:pPr>
+      <w:r>
+        <w:rPr>
+          <w:rFonts w:ascii="Calibri" w:hAnsi="Calibri" w:cs="Calibri"/>
+          <w:sz w:val="36"/>
+          <w:szCs w:val="36"/>
         </w:rPr>
         <w:t>SOAP API:</w:t>
       </w:r>
@@ -563,16 +657,16 @@
         </w:numPr>
         <w:jc w:val="both"/>
         <w:rPr>
-          <w:rFonts w:ascii="Carlito" w:hAnsi="Carlito" w:cs="Carlito"/>
-          <w:sz w:val="32"/>
-          <w:szCs w:val="32"/>
-        </w:rPr>
-      </w:pPr>
-      <w:r>
-        <w:rPr>
-          <w:rFonts w:ascii="Carlito" w:hAnsi="Carlito" w:cs="Carlito"/>
-          <w:sz w:val="32"/>
-          <w:szCs w:val="32"/>
+          <w:rFonts w:ascii="Calibri" w:hAnsi="Calibri" w:cs="Calibri"/>
+          <w:sz w:val="36"/>
+          <w:szCs w:val="36"/>
+        </w:rPr>
+      </w:pPr>
+      <w:r>
+        <w:rPr>
+          <w:rFonts w:ascii="Calibri" w:hAnsi="Calibri" w:cs="Calibri"/>
+          <w:sz w:val="36"/>
+          <w:szCs w:val="36"/>
         </w:rPr>
         <w:t>XML-based, strict, formal.</w:t>
       </w:r>
@@ -586,16 +680,16 @@
         </w:numPr>
         <w:jc w:val="both"/>
         <w:rPr>
-          <w:rFonts w:ascii="Carlito" w:hAnsi="Carlito" w:cs="Carlito"/>
-          <w:sz w:val="32"/>
-          <w:szCs w:val="32"/>
-        </w:rPr>
-      </w:pPr>
-      <w:r>
-        <w:rPr>
-          <w:rFonts w:ascii="Carlito" w:hAnsi="Carlito" w:cs="Carlito"/>
-          <w:sz w:val="32"/>
-          <w:szCs w:val="32"/>
+          <w:rFonts w:ascii="Calibri" w:hAnsi="Calibri" w:cs="Calibri"/>
+          <w:sz w:val="36"/>
+          <w:szCs w:val="36"/>
+        </w:rPr>
+      </w:pPr>
+      <w:r>
+        <w:rPr>
+          <w:rFonts w:ascii="Calibri" w:hAnsi="Calibri" w:cs="Calibri"/>
+          <w:sz w:val="36"/>
+          <w:szCs w:val="36"/>
         </w:rPr>
         <w:t>Use for: Banks, insurance, government</w:t>
       </w:r>
@@ -609,16 +703,16 @@
         </w:numPr>
         <w:jc w:val="both"/>
         <w:rPr>
-          <w:rFonts w:ascii="Carlito" w:hAnsi="Carlito" w:cs="Carlito"/>
-          <w:sz w:val="32"/>
-          <w:szCs w:val="32"/>
-        </w:rPr>
-      </w:pPr>
-      <w:r>
-        <w:rPr>
-          <w:rFonts w:ascii="Carlito" w:hAnsi="Carlito" w:cs="Carlito"/>
-          <w:sz w:val="32"/>
-          <w:szCs w:val="32"/>
+          <w:rFonts w:ascii="Calibri" w:hAnsi="Calibri" w:cs="Calibri"/>
+          <w:sz w:val="36"/>
+          <w:szCs w:val="36"/>
+        </w:rPr>
+      </w:pPr>
+      <w:r>
+        <w:rPr>
+          <w:rFonts w:ascii="Calibri" w:hAnsi="Calibri" w:cs="Calibri"/>
+          <w:sz w:val="36"/>
+          <w:szCs w:val="36"/>
         </w:rPr>
         <w:t>Example: Processing insurance claims, wire transfers</w:t>
       </w:r>
@@ -627,9 +721,9 @@
       <w:pPr>
         <w:jc w:val="both"/>
         <w:rPr>
-          <w:rFonts w:ascii="Carlito" w:hAnsi="Carlito" w:cs="Carlito"/>
-          <w:sz w:val="32"/>
-          <w:szCs w:val="32"/>
+          <w:rFonts w:ascii="Calibri" w:hAnsi="Calibri" w:cs="Calibri"/>
+          <w:sz w:val="36"/>
+          <w:szCs w:val="36"/>
         </w:rPr>
       </w:pPr>
     </w:p>
@@ -642,16 +736,16 @@
         </w:numPr>
         <w:jc w:val="both"/>
         <w:rPr>
-          <w:rFonts w:ascii="Carlito" w:hAnsi="Carlito" w:cs="Carlito"/>
-          <w:sz w:val="32"/>
-          <w:szCs w:val="32"/>
-        </w:rPr>
-      </w:pPr>
-      <w:r>
-        <w:rPr>
-          <w:rFonts w:ascii="Carlito" w:hAnsi="Carlito" w:cs="Carlito"/>
-          <w:sz w:val="32"/>
-          <w:szCs w:val="32"/>
+          <w:rFonts w:ascii="Calibri" w:hAnsi="Calibri" w:cs="Calibri"/>
+          <w:sz w:val="36"/>
+          <w:szCs w:val="36"/>
+        </w:rPr>
+      </w:pPr>
+      <w:r>
+        <w:rPr>
+          <w:rFonts w:ascii="Calibri" w:hAnsi="Calibri" w:cs="Calibri"/>
+          <w:sz w:val="36"/>
+          <w:szCs w:val="36"/>
         </w:rPr>
         <w:t>GraphQL API:</w:t>
       </w:r>
@@ -665,16 +759,16 @@
         </w:numPr>
         <w:jc w:val="both"/>
         <w:rPr>
-          <w:rFonts w:ascii="Carlito" w:hAnsi="Carlito" w:cs="Carlito"/>
-          <w:sz w:val="32"/>
-          <w:szCs w:val="32"/>
-        </w:rPr>
-      </w:pPr>
-      <w:r>
-        <w:rPr>
-          <w:rFonts w:ascii="Carlito" w:hAnsi="Carlito" w:cs="Carlito"/>
-          <w:sz w:val="32"/>
-          <w:szCs w:val="32"/>
+          <w:rFonts w:ascii="Calibri" w:hAnsi="Calibri" w:cs="Calibri"/>
+          <w:sz w:val="36"/>
+          <w:szCs w:val="36"/>
+        </w:rPr>
+      </w:pPr>
+      <w:r>
+        <w:rPr>
+          <w:rFonts w:ascii="Calibri" w:hAnsi="Calibri" w:cs="Calibri"/>
+          <w:sz w:val="36"/>
+          <w:szCs w:val="36"/>
         </w:rPr>
         <w:t>Query exactly what you need.</w:t>
       </w:r>
@@ -688,16 +782,16 @@
         </w:numPr>
         <w:jc w:val="both"/>
         <w:rPr>
-          <w:rFonts w:ascii="Carlito" w:hAnsi="Carlito" w:cs="Carlito"/>
-          <w:sz w:val="32"/>
-          <w:szCs w:val="32"/>
-        </w:rPr>
-      </w:pPr>
-      <w:r>
-        <w:rPr>
-          <w:rFonts w:ascii="Carlito" w:hAnsi="Carlito" w:cs="Carlito"/>
-          <w:sz w:val="32"/>
-          <w:szCs w:val="32"/>
+          <w:rFonts w:ascii="Calibri" w:hAnsi="Calibri" w:cs="Calibri"/>
+          <w:sz w:val="36"/>
+          <w:szCs w:val="36"/>
+        </w:rPr>
+      </w:pPr>
+      <w:r>
+        <w:rPr>
+          <w:rFonts w:ascii="Calibri" w:hAnsi="Calibri" w:cs="Calibri"/>
+          <w:sz w:val="36"/>
+          <w:szCs w:val="36"/>
         </w:rPr>
         <w:t>Use for: Complex data with many relationships</w:t>
       </w:r>
@@ -711,16 +805,16 @@
         </w:numPr>
         <w:jc w:val="both"/>
         <w:rPr>
-          <w:rFonts w:ascii="Carlito" w:hAnsi="Carlito" w:cs="Carlito"/>
-          <w:sz w:val="32"/>
-          <w:szCs w:val="32"/>
-        </w:rPr>
-      </w:pPr>
-      <w:r>
-        <w:rPr>
-          <w:rFonts w:ascii="Carlito" w:hAnsi="Carlito" w:cs="Carlito"/>
-          <w:sz w:val="32"/>
-          <w:szCs w:val="32"/>
+          <w:rFonts w:ascii="Calibri" w:hAnsi="Calibri" w:cs="Calibri"/>
+          <w:sz w:val="36"/>
+          <w:szCs w:val="36"/>
+        </w:rPr>
+      </w:pPr>
+      <w:r>
+        <w:rPr>
+          <w:rFonts w:ascii="Calibri" w:hAnsi="Calibri" w:cs="Calibri"/>
+          <w:sz w:val="36"/>
+          <w:szCs w:val="36"/>
         </w:rPr>
         <w:t>Example: Facebook feed (only fetch what's needed)</w:t>
       </w:r>
@@ -729,9 +823,9 @@
       <w:pPr>
         <w:jc w:val="both"/>
         <w:rPr>
-          <w:rFonts w:ascii="Carlito" w:hAnsi="Carlito" w:cs="Carlito"/>
-          <w:sz w:val="32"/>
-          <w:szCs w:val="32"/>
+          <w:rFonts w:ascii="Calibri" w:hAnsi="Calibri" w:cs="Calibri"/>
+          <w:sz w:val="36"/>
+          <w:szCs w:val="36"/>
         </w:rPr>
       </w:pPr>
     </w:p>
@@ -744,16 +838,16 @@
         </w:numPr>
         <w:jc w:val="both"/>
         <w:rPr>
-          <w:rFonts w:ascii="Carlito" w:hAnsi="Carlito" w:cs="Carlito"/>
-          <w:sz w:val="32"/>
-          <w:szCs w:val="32"/>
-        </w:rPr>
-      </w:pPr>
-      <w:r>
-        <w:rPr>
-          <w:rFonts w:ascii="Carlito" w:hAnsi="Carlito" w:cs="Carlito"/>
-          <w:sz w:val="32"/>
-          <w:szCs w:val="32"/>
+          <w:rFonts w:ascii="Calibri" w:hAnsi="Calibri" w:cs="Calibri"/>
+          <w:sz w:val="36"/>
+          <w:szCs w:val="36"/>
+        </w:rPr>
+      </w:pPr>
+      <w:r>
+        <w:rPr>
+          <w:rFonts w:ascii="Calibri" w:hAnsi="Calibri" w:cs="Calibri"/>
+          <w:sz w:val="36"/>
+          <w:szCs w:val="36"/>
         </w:rPr>
         <w:t>Backend To Backend:</w:t>
       </w:r>
@@ -767,16 +861,16 @@
         </w:numPr>
         <w:jc w:val="both"/>
         <w:rPr>
-          <w:rFonts w:ascii="Carlito" w:hAnsi="Carlito" w:cs="Carlito"/>
-          <w:sz w:val="32"/>
-          <w:szCs w:val="32"/>
-        </w:rPr>
-      </w:pPr>
-      <w:r>
-        <w:rPr>
-          <w:rFonts w:ascii="Carlito" w:hAnsi="Carlito" w:cs="Carlito"/>
-          <w:sz w:val="32"/>
-          <w:szCs w:val="32"/>
+          <w:rFonts w:ascii="Calibri" w:hAnsi="Calibri" w:cs="Calibri"/>
+          <w:sz w:val="36"/>
+          <w:szCs w:val="36"/>
+        </w:rPr>
+      </w:pPr>
+      <w:r>
+        <w:rPr>
+          <w:rFonts w:ascii="Calibri" w:hAnsi="Calibri" w:cs="Calibri"/>
+          <w:sz w:val="36"/>
+          <w:szCs w:val="36"/>
         </w:rPr>
         <w:t>Internal microservices talking.</w:t>
       </w:r>
@@ -790,32 +884,32 @@
         </w:numPr>
         <w:jc w:val="both"/>
         <w:rPr>
-          <w:rFonts w:ascii="Carlito" w:hAnsi="Carlito" w:cs="Carlito"/>
-          <w:sz w:val="32"/>
-          <w:szCs w:val="32"/>
-        </w:rPr>
-      </w:pPr>
-      <w:r>
-        <w:rPr>
-          <w:rFonts w:ascii="Carlito" w:hAnsi="Carlito" w:cs="Carlito"/>
-          <w:sz w:val="32"/>
-          <w:szCs w:val="32"/>
+          <w:rFonts w:ascii="Calibri" w:hAnsi="Calibri" w:cs="Calibri"/>
+          <w:sz w:val="36"/>
+          <w:szCs w:val="36"/>
+        </w:rPr>
+      </w:pPr>
+      <w:r>
+        <w:rPr>
+          <w:rFonts w:ascii="Calibri" w:hAnsi="Calibri" w:cs="Calibri"/>
+          <w:sz w:val="36"/>
+          <w:szCs w:val="36"/>
         </w:rPr>
         <w:t xml:space="preserve">Use for: </w:t>
       </w:r>
       <w:r>
         <w:rPr>
-          <w:rFonts w:ascii="Carlito" w:hAnsi="Carlito" w:cs="Carlito"/>
-          <w:sz w:val="32"/>
-          <w:szCs w:val="32"/>
+          <w:rFonts w:ascii="Calibri" w:hAnsi="Calibri" w:cs="Calibri"/>
+          <w:sz w:val="36"/>
+          <w:szCs w:val="36"/>
         </w:rPr>
         <w:t>O</w:t>
       </w:r>
       <w:r>
         <w:rPr>
-          <w:rFonts w:ascii="Carlito" w:hAnsi="Carlito" w:cs="Carlito"/>
-          <w:sz w:val="32"/>
-          <w:szCs w:val="32"/>
+          <w:rFonts w:ascii="Calibri" w:hAnsi="Calibri" w:cs="Calibri"/>
+          <w:sz w:val="36"/>
+          <w:szCs w:val="36"/>
         </w:rPr>
         <w:t>ur own system architecture</w:t>
       </w:r>
@@ -829,18 +923,17 @@
         </w:numPr>
         <w:jc w:val="both"/>
         <w:rPr>
-          <w:rFonts w:ascii="Carlito" w:hAnsi="Carlito" w:cs="Carlito"/>
-          <w:sz w:val="32"/>
-          <w:szCs w:val="32"/>
-        </w:rPr>
-      </w:pPr>
-      <w:r>
-        <w:rPr>
-          <w:rFonts w:ascii="Carlito" w:hAnsi="Carlito" w:cs="Carlito"/>
-          <w:sz w:val="32"/>
-          <w:szCs w:val="32"/>
-        </w:rPr>
-        <w:lastRenderedPageBreak/>
+          <w:rFonts w:ascii="Calibri" w:hAnsi="Calibri" w:cs="Calibri"/>
+          <w:sz w:val="36"/>
+          <w:szCs w:val="36"/>
+        </w:rPr>
+      </w:pPr>
+      <w:r>
+        <w:rPr>
+          <w:rFonts w:ascii="Calibri" w:hAnsi="Calibri" w:cs="Calibri"/>
+          <w:sz w:val="36"/>
+          <w:szCs w:val="36"/>
+        </w:rPr>
         <w:t>Example: Auth service → User service → Payment service</w:t>
       </w:r>
     </w:p>
@@ -848,9 +941,9 @@
       <w:pPr>
         <w:jc w:val="both"/>
         <w:rPr>
-          <w:rFonts w:ascii="Carlito" w:hAnsi="Carlito" w:cs="Carlito"/>
-          <w:sz w:val="32"/>
-          <w:szCs w:val="32"/>
+          <w:rFonts w:ascii="Calibri" w:hAnsi="Calibri" w:cs="Calibri"/>
+          <w:sz w:val="36"/>
+          <w:szCs w:val="36"/>
         </w:rPr>
       </w:pPr>
     </w:p>
@@ -863,16 +956,16 @@
         </w:numPr>
         <w:jc w:val="both"/>
         <w:rPr>
-          <w:rFonts w:ascii="Carlito" w:hAnsi="Carlito" w:cs="Carlito"/>
-          <w:sz w:val="32"/>
-          <w:szCs w:val="32"/>
-        </w:rPr>
-      </w:pPr>
-      <w:r>
-        <w:rPr>
-          <w:rFonts w:ascii="Carlito" w:hAnsi="Carlito" w:cs="Carlito"/>
-          <w:sz w:val="32"/>
-          <w:szCs w:val="32"/>
+          <w:rFonts w:ascii="Calibri" w:hAnsi="Calibri" w:cs="Calibri"/>
+          <w:sz w:val="36"/>
+          <w:szCs w:val="36"/>
+        </w:rPr>
+      </w:pPr>
+      <w:r>
+        <w:rPr>
+          <w:rFonts w:ascii="Calibri" w:hAnsi="Calibri" w:cs="Calibri"/>
+          <w:sz w:val="36"/>
+          <w:szCs w:val="36"/>
         </w:rPr>
         <w:t>Frontend To Backend:</w:t>
       </w:r>
@@ -886,24 +979,24 @@
         </w:numPr>
         <w:jc w:val="both"/>
         <w:rPr>
-          <w:rFonts w:ascii="Carlito" w:hAnsi="Carlito" w:cs="Carlito"/>
-          <w:sz w:val="32"/>
-          <w:szCs w:val="32"/>
-        </w:rPr>
-      </w:pPr>
-      <w:r>
-        <w:rPr>
-          <w:rFonts w:ascii="Carlito" w:hAnsi="Carlito" w:cs="Carlito"/>
-          <w:sz w:val="32"/>
-          <w:szCs w:val="32"/>
+          <w:rFonts w:ascii="Calibri" w:hAnsi="Calibri" w:cs="Calibri"/>
+          <w:sz w:val="36"/>
+          <w:szCs w:val="36"/>
+        </w:rPr>
+      </w:pPr>
+      <w:r>
+        <w:rPr>
+          <w:rFonts w:ascii="Calibri" w:hAnsi="Calibri" w:cs="Calibri"/>
+          <w:sz w:val="36"/>
+          <w:szCs w:val="36"/>
         </w:rPr>
         <w:t>O</w:t>
       </w:r>
       <w:r>
         <w:rPr>
-          <w:rFonts w:ascii="Carlito" w:hAnsi="Carlito" w:cs="Carlito"/>
-          <w:sz w:val="32"/>
-          <w:szCs w:val="32"/>
+          <w:rFonts w:ascii="Calibri" w:hAnsi="Calibri" w:cs="Calibri"/>
+          <w:sz w:val="36"/>
+          <w:szCs w:val="36"/>
         </w:rPr>
         <w:t>ur UI requesting server data.</w:t>
       </w:r>
@@ -917,16 +1010,16 @@
         </w:numPr>
         <w:jc w:val="both"/>
         <w:rPr>
-          <w:rFonts w:ascii="Carlito" w:hAnsi="Carlito" w:cs="Carlito"/>
-          <w:sz w:val="32"/>
-          <w:szCs w:val="32"/>
-        </w:rPr>
-      </w:pPr>
-      <w:r>
-        <w:rPr>
-          <w:rFonts w:ascii="Carlito" w:hAnsi="Carlito" w:cs="Carlito"/>
-          <w:sz w:val="32"/>
-          <w:szCs w:val="32"/>
+          <w:rFonts w:ascii="Calibri" w:hAnsi="Calibri" w:cs="Calibri"/>
+          <w:sz w:val="36"/>
+          <w:szCs w:val="36"/>
+        </w:rPr>
+      </w:pPr>
+      <w:r>
+        <w:rPr>
+          <w:rFonts w:ascii="Calibri" w:hAnsi="Calibri" w:cs="Calibri"/>
+          <w:sz w:val="36"/>
+          <w:szCs w:val="36"/>
         </w:rPr>
         <w:t>Use for: Every web/mobile app interaction</w:t>
       </w:r>
@@ -940,16 +1033,16 @@
         </w:numPr>
         <w:jc w:val="both"/>
         <w:rPr>
-          <w:rFonts w:ascii="Carlito" w:hAnsi="Carlito" w:cs="Carlito"/>
-          <w:sz w:val="32"/>
-          <w:szCs w:val="32"/>
-        </w:rPr>
-      </w:pPr>
-      <w:r>
-        <w:rPr>
-          <w:rFonts w:ascii="Carlito" w:hAnsi="Carlito" w:cs="Carlito"/>
-          <w:sz w:val="32"/>
-          <w:szCs w:val="32"/>
+          <w:rFonts w:ascii="Calibri" w:hAnsi="Calibri" w:cs="Calibri"/>
+          <w:sz w:val="36"/>
+          <w:szCs w:val="36"/>
+        </w:rPr>
+      </w:pPr>
+      <w:r>
+        <w:rPr>
+          <w:rFonts w:ascii="Calibri" w:hAnsi="Calibri" w:cs="Calibri"/>
+          <w:sz w:val="36"/>
+          <w:szCs w:val="36"/>
         </w:rPr>
         <w:t>Example: Login, search, profile updates</w:t>
       </w:r>
@@ -958,9 +1051,9 @@
       <w:pPr>
         <w:jc w:val="both"/>
         <w:rPr>
-          <w:rFonts w:ascii="Carlito" w:hAnsi="Carlito" w:cs="Carlito"/>
-          <w:sz w:val="32"/>
-          <w:szCs w:val="32"/>
+          <w:rFonts w:ascii="Calibri" w:hAnsi="Calibri" w:cs="Calibri"/>
+          <w:sz w:val="36"/>
+          <w:szCs w:val="36"/>
         </w:rPr>
       </w:pPr>
     </w:p>
@@ -973,16 +1066,16 @@
         </w:numPr>
         <w:jc w:val="both"/>
         <w:rPr>
-          <w:rFonts w:ascii="Carlito" w:hAnsi="Carlito" w:cs="Carlito"/>
-          <w:sz w:val="32"/>
-          <w:szCs w:val="32"/>
-        </w:rPr>
-      </w:pPr>
-      <w:r>
-        <w:rPr>
-          <w:rFonts w:ascii="Carlito" w:hAnsi="Carlito" w:cs="Carlito"/>
-          <w:sz w:val="32"/>
-          <w:szCs w:val="32"/>
+          <w:rFonts w:ascii="Calibri" w:hAnsi="Calibri" w:cs="Calibri"/>
+          <w:sz w:val="36"/>
+          <w:szCs w:val="36"/>
+        </w:rPr>
+      </w:pPr>
+      <w:r>
+        <w:rPr>
+          <w:rFonts w:ascii="Calibri" w:hAnsi="Calibri" w:cs="Calibri"/>
+          <w:sz w:val="36"/>
+          <w:szCs w:val="36"/>
         </w:rPr>
         <w:t>Service To Database:</w:t>
       </w:r>
@@ -996,16 +1089,16 @@
         </w:numPr>
         <w:jc w:val="both"/>
         <w:rPr>
-          <w:rFonts w:ascii="Carlito" w:hAnsi="Carlito" w:cs="Carlito"/>
-          <w:sz w:val="32"/>
-          <w:szCs w:val="32"/>
-        </w:rPr>
-      </w:pPr>
-      <w:r>
-        <w:rPr>
-          <w:rFonts w:ascii="Carlito" w:hAnsi="Carlito" w:cs="Carlito"/>
-          <w:sz w:val="32"/>
-          <w:szCs w:val="32"/>
+          <w:rFonts w:ascii="Calibri" w:hAnsi="Calibri" w:cs="Calibri"/>
+          <w:sz w:val="36"/>
+          <w:szCs w:val="36"/>
+        </w:rPr>
+      </w:pPr>
+      <w:r>
+        <w:rPr>
+          <w:rFonts w:ascii="Calibri" w:hAnsi="Calibri" w:cs="Calibri"/>
+          <w:sz w:val="36"/>
+          <w:szCs w:val="36"/>
         </w:rPr>
         <w:t>Backend querying databases.</w:t>
       </w:r>
@@ -1019,16 +1112,16 @@
         </w:numPr>
         <w:jc w:val="both"/>
         <w:rPr>
-          <w:rFonts w:ascii="Carlito" w:hAnsi="Carlito" w:cs="Carlito"/>
-          <w:sz w:val="32"/>
-          <w:szCs w:val="32"/>
-        </w:rPr>
-      </w:pPr>
-      <w:r>
-        <w:rPr>
-          <w:rFonts w:ascii="Carlito" w:hAnsi="Carlito" w:cs="Carlito"/>
-          <w:sz w:val="32"/>
-          <w:szCs w:val="32"/>
+          <w:rFonts w:ascii="Calibri" w:hAnsi="Calibri" w:cs="Calibri"/>
+          <w:sz w:val="36"/>
+          <w:szCs w:val="36"/>
+        </w:rPr>
+      </w:pPr>
+      <w:r>
+        <w:rPr>
+          <w:rFonts w:ascii="Calibri" w:hAnsi="Calibri" w:cs="Calibri"/>
+          <w:sz w:val="36"/>
+          <w:szCs w:val="36"/>
         </w:rPr>
         <w:t>Use for: All data operations</w:t>
       </w:r>
@@ -1042,32 +1135,32 @@
         </w:numPr>
         <w:jc w:val="both"/>
         <w:rPr>
-          <w:rFonts w:ascii="Carlito" w:hAnsi="Carlito" w:cs="Carlito"/>
-          <w:sz w:val="32"/>
-          <w:szCs w:val="32"/>
-        </w:rPr>
-      </w:pPr>
-      <w:r>
-        <w:rPr>
-          <w:rFonts w:ascii="Carlito" w:hAnsi="Carlito" w:cs="Carlito"/>
-          <w:sz w:val="32"/>
-          <w:szCs w:val="32"/>
+          <w:rFonts w:ascii="Calibri" w:hAnsi="Calibri" w:cs="Calibri"/>
+          <w:sz w:val="36"/>
+          <w:szCs w:val="36"/>
+        </w:rPr>
+      </w:pPr>
+      <w:r>
+        <w:rPr>
+          <w:rFonts w:ascii="Calibri" w:hAnsi="Calibri" w:cs="Calibri"/>
+          <w:sz w:val="36"/>
+          <w:szCs w:val="36"/>
         </w:rPr>
         <w:t>Example: Storing users, fetching orders</w:t>
       </w:r>
       <w:r>
         <w:rPr>
-          <w:rFonts w:ascii="Carlito" w:hAnsi="Carlito" w:cs="Carlito"/>
-          <w:sz w:val="32"/>
-          <w:szCs w:val="32"/>
+          <w:rFonts w:ascii="Calibri" w:hAnsi="Calibri" w:cs="Calibri"/>
+          <w:sz w:val="36"/>
+          <w:szCs w:val="36"/>
         </w:rPr>
         <w:t xml:space="preserve">, </w:t>
       </w:r>
       <w:r>
         <w:rPr>
-          <w:rFonts w:ascii="Carlito" w:hAnsi="Carlito" w:cs="Carlito"/>
-          <w:sz w:val="32"/>
-          <w:szCs w:val="32"/>
+          <w:rFonts w:ascii="Calibri" w:hAnsi="Calibri" w:cs="Calibri"/>
+          <w:sz w:val="36"/>
+          <w:szCs w:val="36"/>
         </w:rPr>
         <w:t>B2B INTEGRATION</w:t>
       </w:r>
@@ -1076,9 +1169,9 @@
       <w:pPr>
         <w:jc w:val="both"/>
         <w:rPr>
-          <w:rFonts w:ascii="Carlito" w:hAnsi="Carlito" w:cs="Carlito"/>
-          <w:sz w:val="32"/>
-          <w:szCs w:val="32"/>
+          <w:rFonts w:ascii="Calibri" w:hAnsi="Calibri" w:cs="Calibri"/>
+          <w:sz w:val="36"/>
+          <w:szCs w:val="36"/>
         </w:rPr>
       </w:pPr>
     </w:p>
@@ -1091,16 +1184,16 @@
         </w:numPr>
         <w:jc w:val="both"/>
         <w:rPr>
-          <w:rFonts w:ascii="Carlito" w:hAnsi="Carlito" w:cs="Carlito"/>
-          <w:sz w:val="32"/>
-          <w:szCs w:val="32"/>
-        </w:rPr>
-      </w:pPr>
-      <w:r>
-        <w:rPr>
-          <w:rFonts w:ascii="Carlito" w:hAnsi="Carlito" w:cs="Carlito"/>
-          <w:sz w:val="32"/>
-          <w:szCs w:val="32"/>
+          <w:rFonts w:ascii="Calibri" w:hAnsi="Calibri" w:cs="Calibri"/>
+          <w:sz w:val="36"/>
+          <w:szCs w:val="36"/>
+        </w:rPr>
+      </w:pPr>
+      <w:r>
+        <w:rPr>
+          <w:rFonts w:ascii="Calibri" w:hAnsi="Calibri" w:cs="Calibri"/>
+          <w:sz w:val="36"/>
+          <w:szCs w:val="36"/>
         </w:rPr>
         <w:t>Partner API:</w:t>
       </w:r>
@@ -1114,16 +1207,16 @@
         </w:numPr>
         <w:jc w:val="both"/>
         <w:rPr>
-          <w:rFonts w:ascii="Carlito" w:hAnsi="Carlito" w:cs="Carlito"/>
-          <w:sz w:val="32"/>
-          <w:szCs w:val="32"/>
-        </w:rPr>
-      </w:pPr>
-      <w:r>
-        <w:rPr>
-          <w:rFonts w:ascii="Carlito" w:hAnsi="Carlito" w:cs="Carlito"/>
-          <w:sz w:val="32"/>
-          <w:szCs w:val="32"/>
+          <w:rFonts w:ascii="Calibri" w:hAnsi="Calibri" w:cs="Calibri"/>
+          <w:sz w:val="36"/>
+          <w:szCs w:val="36"/>
+        </w:rPr>
+      </w:pPr>
+      <w:r>
+        <w:rPr>
+          <w:rFonts w:ascii="Calibri" w:hAnsi="Calibri" w:cs="Calibri"/>
+          <w:sz w:val="36"/>
+          <w:szCs w:val="36"/>
         </w:rPr>
         <w:t>Controlled access for trusted partners.</w:t>
       </w:r>
@@ -1137,24 +1230,24 @@
         </w:numPr>
         <w:jc w:val="both"/>
         <w:rPr>
-          <w:rFonts w:ascii="Carlito" w:hAnsi="Carlito" w:cs="Carlito"/>
-          <w:sz w:val="32"/>
-          <w:szCs w:val="32"/>
-        </w:rPr>
-      </w:pPr>
-      <w:r>
-        <w:rPr>
-          <w:rFonts w:ascii="Carlito" w:hAnsi="Carlito" w:cs="Carlito"/>
-          <w:sz w:val="32"/>
-          <w:szCs w:val="32"/>
+          <w:rFonts w:ascii="Calibri" w:hAnsi="Calibri" w:cs="Calibri"/>
+          <w:sz w:val="36"/>
+          <w:szCs w:val="36"/>
+        </w:rPr>
+      </w:pPr>
+      <w:r>
+        <w:rPr>
+          <w:rFonts w:ascii="Calibri" w:hAnsi="Calibri" w:cs="Calibri"/>
+          <w:sz w:val="36"/>
+          <w:szCs w:val="36"/>
         </w:rPr>
         <w:t>U</w:t>
       </w:r>
       <w:r>
         <w:rPr>
-          <w:rFonts w:ascii="Carlito" w:hAnsi="Carlito" w:cs="Carlito"/>
-          <w:sz w:val="32"/>
-          <w:szCs w:val="32"/>
+          <w:rFonts w:ascii="Calibri" w:hAnsi="Calibri" w:cs="Calibri"/>
+          <w:sz w:val="36"/>
+          <w:szCs w:val="36"/>
         </w:rPr>
         <w:t>se for: Affiliate programs, reseller systems</w:t>
       </w:r>
@@ -1168,16 +1261,16 @@
         </w:numPr>
         <w:jc w:val="both"/>
         <w:rPr>
-          <w:rFonts w:ascii="Carlito" w:hAnsi="Carlito" w:cs="Carlito"/>
-          <w:sz w:val="32"/>
-          <w:szCs w:val="32"/>
-        </w:rPr>
-      </w:pPr>
-      <w:r>
-        <w:rPr>
-          <w:rFonts w:ascii="Carlito" w:hAnsi="Carlito" w:cs="Carlito"/>
-          <w:sz w:val="32"/>
-          <w:szCs w:val="32"/>
+          <w:rFonts w:ascii="Calibri" w:hAnsi="Calibri" w:cs="Calibri"/>
+          <w:sz w:val="36"/>
+          <w:szCs w:val="36"/>
+        </w:rPr>
+      </w:pPr>
+      <w:r>
+        <w:rPr>
+          <w:rFonts w:ascii="Calibri" w:hAnsi="Calibri" w:cs="Calibri"/>
+          <w:sz w:val="36"/>
+          <w:szCs w:val="36"/>
         </w:rPr>
         <w:t>Example: Amazon affiliate tracking</w:t>
       </w:r>
@@ -1186,9 +1279,9 @@
       <w:pPr>
         <w:jc w:val="both"/>
         <w:rPr>
-          <w:rFonts w:ascii="Carlito" w:hAnsi="Carlito" w:cs="Carlito"/>
-          <w:sz w:val="32"/>
-          <w:szCs w:val="32"/>
+          <w:rFonts w:ascii="Calibri" w:hAnsi="Calibri" w:cs="Calibri"/>
+          <w:sz w:val="36"/>
+          <w:szCs w:val="36"/>
         </w:rPr>
       </w:pPr>
     </w:p>
@@ -1201,16 +1294,16 @@
         </w:numPr>
         <w:jc w:val="both"/>
         <w:rPr>
-          <w:rFonts w:ascii="Carlito" w:hAnsi="Carlito" w:cs="Carlito"/>
-          <w:sz w:val="32"/>
-          <w:szCs w:val="32"/>
-        </w:rPr>
-      </w:pPr>
-      <w:r>
-        <w:rPr>
-          <w:rFonts w:ascii="Carlito" w:hAnsi="Carlito" w:cs="Carlito"/>
-          <w:sz w:val="32"/>
-          <w:szCs w:val="32"/>
+          <w:rFonts w:ascii="Calibri" w:hAnsi="Calibri" w:cs="Calibri"/>
+          <w:sz w:val="36"/>
+          <w:szCs w:val="36"/>
+        </w:rPr>
+      </w:pPr>
+      <w:r>
+        <w:rPr>
+          <w:rFonts w:ascii="Calibri" w:hAnsi="Calibri" w:cs="Calibri"/>
+          <w:sz w:val="36"/>
+          <w:szCs w:val="36"/>
         </w:rPr>
         <w:t>Data Sharing API:</w:t>
       </w:r>
@@ -1224,16 +1317,16 @@
         </w:numPr>
         <w:jc w:val="both"/>
         <w:rPr>
-          <w:rFonts w:ascii="Carlito" w:hAnsi="Carlito" w:cs="Carlito"/>
-          <w:sz w:val="32"/>
-          <w:szCs w:val="32"/>
-        </w:rPr>
-      </w:pPr>
-      <w:r>
-        <w:rPr>
-          <w:rFonts w:ascii="Carlito" w:hAnsi="Carlito" w:cs="Carlito"/>
-          <w:sz w:val="32"/>
-          <w:szCs w:val="32"/>
+          <w:rFonts w:ascii="Calibri" w:hAnsi="Calibri" w:cs="Calibri"/>
+          <w:sz w:val="36"/>
+          <w:szCs w:val="36"/>
+        </w:rPr>
+      </w:pPr>
+      <w:r>
+        <w:rPr>
+          <w:rFonts w:ascii="Calibri" w:hAnsi="Calibri" w:cs="Calibri"/>
+          <w:sz w:val="36"/>
+          <w:szCs w:val="36"/>
         </w:rPr>
         <w:t>Secure exchange of sensitive data.</w:t>
       </w:r>
@@ -1247,16 +1340,16 @@
         </w:numPr>
         <w:jc w:val="both"/>
         <w:rPr>
-          <w:rFonts w:ascii="Carlito" w:hAnsi="Carlito" w:cs="Carlito"/>
-          <w:sz w:val="32"/>
-          <w:szCs w:val="32"/>
-        </w:rPr>
-      </w:pPr>
-      <w:r>
-        <w:rPr>
-          <w:rFonts w:ascii="Carlito" w:hAnsi="Carlito" w:cs="Carlito"/>
-          <w:sz w:val="32"/>
-          <w:szCs w:val="32"/>
+          <w:rFonts w:ascii="Calibri" w:hAnsi="Calibri" w:cs="Calibri"/>
+          <w:sz w:val="36"/>
+          <w:szCs w:val="36"/>
+        </w:rPr>
+      </w:pPr>
+      <w:r>
+        <w:rPr>
+          <w:rFonts w:ascii="Calibri" w:hAnsi="Calibri" w:cs="Calibri"/>
+          <w:sz w:val="36"/>
+          <w:szCs w:val="36"/>
         </w:rPr>
         <w:t>Use for: Health records, financial data</w:t>
       </w:r>
@@ -1270,17 +1363,18 @@
         </w:numPr>
         <w:jc w:val="both"/>
         <w:rPr>
-          <w:rFonts w:ascii="Carlito" w:hAnsi="Carlito" w:cs="Carlito"/>
-          <w:sz w:val="32"/>
-          <w:szCs w:val="32"/>
-        </w:rPr>
-      </w:pPr>
-      <w:r>
-        <w:rPr>
-          <w:rFonts w:ascii="Carlito" w:hAnsi="Carlito" w:cs="Carlito"/>
-          <w:sz w:val="32"/>
-          <w:szCs w:val="32"/>
-        </w:rPr>
+          <w:rFonts w:ascii="Calibri" w:hAnsi="Calibri" w:cs="Calibri"/>
+          <w:sz w:val="36"/>
+          <w:szCs w:val="36"/>
+        </w:rPr>
+      </w:pPr>
+      <w:r>
+        <w:rPr>
+          <w:rFonts w:ascii="Calibri" w:hAnsi="Calibri" w:cs="Calibri"/>
+          <w:sz w:val="36"/>
+          <w:szCs w:val="36"/>
+        </w:rPr>
+        <w:lastRenderedPageBreak/>
         <w:t>Example: Hospital systems sharing patient info</w:t>
       </w:r>
     </w:p>
@@ -1288,26 +1382,26 @@
       <w:pPr>
         <w:jc w:val="both"/>
         <w:rPr>
-          <w:rFonts w:ascii="Carlito" w:hAnsi="Carlito" w:cs="Carlito"/>
-          <w:sz w:val="32"/>
-          <w:szCs w:val="32"/>
-        </w:rPr>
-      </w:pPr>
-    </w:p>
-    <w:p>
-      <w:pPr>
-        <w:jc w:val="both"/>
-        <w:rPr>
-          <w:rFonts w:ascii="Carlito" w:hAnsi="Carlito" w:cs="Carlito"/>
-          <w:sz w:val="32"/>
-          <w:szCs w:val="32"/>
-        </w:rPr>
-      </w:pPr>
-      <w:r>
-        <w:rPr>
-          <w:rFonts w:ascii="Carlito" w:hAnsi="Carlito" w:cs="Carlito"/>
-          <w:sz w:val="32"/>
-          <w:szCs w:val="32"/>
+          <w:rFonts w:ascii="Calibri" w:hAnsi="Calibri" w:cs="Calibri"/>
+          <w:sz w:val="36"/>
+          <w:szCs w:val="36"/>
+        </w:rPr>
+      </w:pPr>
+    </w:p>
+    <w:p>
+      <w:pPr>
+        <w:jc w:val="both"/>
+        <w:rPr>
+          <w:rFonts w:ascii="Calibri" w:hAnsi="Calibri" w:cs="Calibri"/>
+          <w:sz w:val="36"/>
+          <w:szCs w:val="36"/>
+        </w:rPr>
+      </w:pPr>
+      <w:r>
+        <w:rPr>
+          <w:rFonts w:ascii="Calibri" w:hAnsi="Calibri" w:cs="Calibri"/>
+          <w:sz w:val="36"/>
+          <w:szCs w:val="36"/>
         </w:rPr>
         <w:t>The Patterns:</w:t>
       </w:r>
@@ -1316,56 +1410,56 @@
       <w:pPr>
         <w:jc w:val="both"/>
         <w:rPr>
-          <w:rFonts w:ascii="Carlito" w:hAnsi="Carlito" w:cs="Carlito"/>
-          <w:sz w:val="32"/>
-          <w:szCs w:val="32"/>
-        </w:rPr>
-      </w:pPr>
-      <w:r>
-        <w:rPr>
-          <w:rFonts w:ascii="Carlito" w:hAnsi="Carlito" w:cs="Carlito"/>
-          <w:sz w:val="32"/>
-          <w:szCs w:val="32"/>
+          <w:rFonts w:ascii="Calibri" w:hAnsi="Calibri" w:cs="Calibri"/>
+          <w:sz w:val="36"/>
+          <w:szCs w:val="36"/>
+        </w:rPr>
+      </w:pPr>
+      <w:r>
+        <w:rPr>
+          <w:rFonts w:ascii="Calibri" w:hAnsi="Calibri" w:cs="Calibri"/>
+          <w:sz w:val="36"/>
+          <w:szCs w:val="36"/>
         </w:rPr>
         <w:t xml:space="preserve"># </w:t>
       </w:r>
       <w:r>
         <w:rPr>
-          <w:rFonts w:ascii="Carlito" w:hAnsi="Carlito" w:cs="Carlito"/>
-          <w:sz w:val="32"/>
-          <w:szCs w:val="32"/>
+          <w:rFonts w:ascii="Calibri" w:hAnsi="Calibri" w:cs="Calibri"/>
+          <w:sz w:val="36"/>
+          <w:szCs w:val="36"/>
         </w:rPr>
         <w:t>Us</w:t>
       </w:r>
       <w:r>
         <w:rPr>
-          <w:rFonts w:ascii="Carlito" w:hAnsi="Carlito" w:cs="Carlito"/>
-          <w:sz w:val="32"/>
-          <w:szCs w:val="32"/>
+          <w:rFonts w:ascii="Calibri" w:hAnsi="Calibri" w:cs="Calibri"/>
+          <w:sz w:val="36"/>
+          <w:szCs w:val="36"/>
         </w:rPr>
         <w:t>ing</w:t>
       </w:r>
       <w:r>
         <w:rPr>
-          <w:rFonts w:ascii="Carlito" w:hAnsi="Carlito" w:cs="Carlito"/>
-          <w:sz w:val="32"/>
-          <w:szCs w:val="32"/>
+          <w:rFonts w:ascii="Calibri" w:hAnsi="Calibri" w:cs="Calibri"/>
+          <w:sz w:val="36"/>
+          <w:szCs w:val="36"/>
         </w:rPr>
         <w:t xml:space="preserve"> REST for everythin</w:t>
       </w:r>
       <w:r>
         <w:rPr>
-          <w:rFonts w:ascii="Carlito" w:hAnsi="Carlito" w:cs="Carlito"/>
-          <w:sz w:val="32"/>
-          <w:szCs w:val="32"/>
+          <w:rFonts w:ascii="Calibri" w:hAnsi="Calibri" w:cs="Calibri"/>
+          <w:sz w:val="36"/>
+          <w:szCs w:val="36"/>
         </w:rPr>
         <w:t xml:space="preserve">g is wrong. </w:t>
       </w:r>
       <w:r>
         <w:rPr>
-          <w:rFonts w:ascii="Carlito" w:hAnsi="Carlito" w:cs="Carlito"/>
-          <w:sz w:val="32"/>
-          <w:szCs w:val="32"/>
+          <w:rFonts w:ascii="Calibri" w:hAnsi="Calibri" w:cs="Calibri"/>
+          <w:sz w:val="36"/>
+          <w:szCs w:val="36"/>
         </w:rPr>
         <w:t>Match API type to problem</w:t>
       </w:r>
@@ -1374,28 +1468,27 @@
       <w:pPr>
         <w:jc w:val="both"/>
         <w:rPr>
-          <w:rFonts w:ascii="Carlito" w:hAnsi="Carlito" w:cs="Carlito"/>
-          <w:sz w:val="32"/>
-          <w:szCs w:val="32"/>
-        </w:rPr>
-      </w:pPr>
-    </w:p>
-    <w:p>
-      <w:pPr>
-        <w:jc w:val="both"/>
-        <w:rPr>
-          <w:rFonts w:ascii="Carlito" w:hAnsi="Carlito" w:cs="Carlito"/>
-          <w:sz w:val="32"/>
-          <w:szCs w:val="32"/>
-        </w:rPr>
-      </w:pPr>
-      <w:r>
-        <w:rPr>
-          <w:rFonts w:ascii="Carlito" w:hAnsi="Carlito" w:cs="Carlito"/>
-          <w:sz w:val="32"/>
-          <w:szCs w:val="32"/>
-        </w:rPr>
-        <w:lastRenderedPageBreak/>
+          <w:rFonts w:ascii="Calibri" w:hAnsi="Calibri" w:cs="Calibri"/>
+          <w:sz w:val="36"/>
+          <w:szCs w:val="36"/>
+        </w:rPr>
+      </w:pPr>
+    </w:p>
+    <w:p>
+      <w:pPr>
+        <w:jc w:val="both"/>
+        <w:rPr>
+          <w:rFonts w:ascii="Calibri" w:hAnsi="Calibri" w:cs="Calibri"/>
+          <w:sz w:val="36"/>
+          <w:szCs w:val="36"/>
+        </w:rPr>
+      </w:pPr>
+      <w:r>
+        <w:rPr>
+          <w:rFonts w:ascii="Calibri" w:hAnsi="Calibri" w:cs="Calibri"/>
+          <w:sz w:val="36"/>
+          <w:szCs w:val="36"/>
+        </w:rPr>
         <w:t>Decision Framework:</w:t>
       </w:r>
     </w:p>
@@ -1408,16 +1501,16 @@
         </w:numPr>
         <w:jc w:val="both"/>
         <w:rPr>
-          <w:rFonts w:ascii="Carlito" w:hAnsi="Carlito" w:cs="Carlito"/>
-          <w:sz w:val="32"/>
-          <w:szCs w:val="32"/>
-        </w:rPr>
-      </w:pPr>
-      <w:r>
-        <w:rPr>
-          <w:rFonts w:ascii="Carlito" w:hAnsi="Carlito" w:cs="Carlito"/>
-          <w:sz w:val="32"/>
-          <w:szCs w:val="32"/>
+          <w:rFonts w:ascii="Calibri" w:hAnsi="Calibri" w:cs="Calibri"/>
+          <w:sz w:val="36"/>
+          <w:szCs w:val="36"/>
+        </w:rPr>
+      </w:pPr>
+      <w:r>
+        <w:rPr>
+          <w:rFonts w:ascii="Calibri" w:hAnsi="Calibri" w:cs="Calibri"/>
+          <w:sz w:val="36"/>
+          <w:szCs w:val="36"/>
         </w:rPr>
         <w:t>Public access? → Open API or REST</w:t>
       </w:r>
@@ -1431,16 +1524,16 @@
         </w:numPr>
         <w:jc w:val="both"/>
         <w:rPr>
-          <w:rFonts w:ascii="Carlito" w:hAnsi="Carlito" w:cs="Carlito"/>
-          <w:sz w:val="32"/>
-          <w:szCs w:val="32"/>
-        </w:rPr>
-      </w:pPr>
-      <w:r>
-        <w:rPr>
-          <w:rFonts w:ascii="Carlito" w:hAnsi="Carlito" w:cs="Carlito"/>
-          <w:sz w:val="32"/>
-          <w:szCs w:val="32"/>
+          <w:rFonts w:ascii="Calibri" w:hAnsi="Calibri" w:cs="Calibri"/>
+          <w:sz w:val="36"/>
+          <w:szCs w:val="36"/>
+        </w:rPr>
+      </w:pPr>
+      <w:r>
+        <w:rPr>
+          <w:rFonts w:ascii="Calibri" w:hAnsi="Calibri" w:cs="Calibri"/>
+          <w:sz w:val="36"/>
+          <w:szCs w:val="36"/>
         </w:rPr>
         <w:t>Complex queries? → GraphQL</w:t>
       </w:r>
@@ -1454,16 +1547,16 @@
         </w:numPr>
         <w:jc w:val="both"/>
         <w:rPr>
-          <w:rFonts w:ascii="Carlito" w:hAnsi="Carlito" w:cs="Carlito"/>
-          <w:sz w:val="32"/>
-          <w:szCs w:val="32"/>
-        </w:rPr>
-      </w:pPr>
-      <w:r>
-        <w:rPr>
-          <w:rFonts w:ascii="Carlito" w:hAnsi="Carlito" w:cs="Carlito"/>
-          <w:sz w:val="32"/>
-          <w:szCs w:val="32"/>
+          <w:rFonts w:ascii="Calibri" w:hAnsi="Calibri" w:cs="Calibri"/>
+          <w:sz w:val="36"/>
+          <w:szCs w:val="36"/>
+        </w:rPr>
+      </w:pPr>
+      <w:r>
+        <w:rPr>
+          <w:rFonts w:ascii="Calibri" w:hAnsi="Calibri" w:cs="Calibri"/>
+          <w:sz w:val="36"/>
+          <w:szCs w:val="36"/>
         </w:rPr>
         <w:t>Enterprise/legacy? → SOAP</w:t>
       </w:r>
@@ -1477,16 +1570,16 @@
         </w:numPr>
         <w:jc w:val="both"/>
         <w:rPr>
-          <w:rFonts w:ascii="Carlito" w:hAnsi="Carlito" w:cs="Carlito"/>
-          <w:sz w:val="32"/>
-          <w:szCs w:val="32"/>
-        </w:rPr>
-      </w:pPr>
-      <w:r>
-        <w:rPr>
-          <w:rFonts w:ascii="Carlito" w:hAnsi="Carlito" w:cs="Carlito"/>
-          <w:sz w:val="32"/>
-          <w:szCs w:val="32"/>
+          <w:rFonts w:ascii="Calibri" w:hAnsi="Calibri" w:cs="Calibri"/>
+          <w:sz w:val="36"/>
+          <w:szCs w:val="36"/>
+        </w:rPr>
+      </w:pPr>
+      <w:r>
+        <w:rPr>
+          <w:rFonts w:ascii="Calibri" w:hAnsi="Calibri" w:cs="Calibri"/>
+          <w:sz w:val="36"/>
+          <w:szCs w:val="36"/>
         </w:rPr>
         <w:t>Internal services? → Backend to Backend</w:t>
       </w:r>
@@ -1500,16 +1593,16 @@
         </w:numPr>
         <w:jc w:val="both"/>
         <w:rPr>
-          <w:rFonts w:ascii="Carlito" w:hAnsi="Carlito" w:cs="Carlito"/>
-          <w:sz w:val="32"/>
-          <w:szCs w:val="32"/>
-        </w:rPr>
-      </w:pPr>
-      <w:r>
-        <w:rPr>
-          <w:rFonts w:ascii="Carlito" w:hAnsi="Carlito" w:cs="Carlito"/>
-          <w:sz w:val="32"/>
-          <w:szCs w:val="32"/>
+          <w:rFonts w:ascii="Calibri" w:hAnsi="Calibri" w:cs="Calibri"/>
+          <w:sz w:val="36"/>
+          <w:szCs w:val="36"/>
+        </w:rPr>
+      </w:pPr>
+      <w:r>
+        <w:rPr>
+          <w:rFonts w:ascii="Calibri" w:hAnsi="Calibri" w:cs="Calibri"/>
+          <w:sz w:val="36"/>
+          <w:szCs w:val="36"/>
         </w:rPr>
         <w:t>Business partners? → Partner API</w:t>
       </w:r>
@@ -1523,16 +1616,16 @@
         </w:numPr>
         <w:jc w:val="both"/>
         <w:rPr>
-          <w:rFonts w:ascii="Carlito" w:hAnsi="Carlito" w:cs="Carlito"/>
-          <w:sz w:val="32"/>
-          <w:szCs w:val="32"/>
-        </w:rPr>
-      </w:pPr>
-      <w:r>
-        <w:rPr>
-          <w:rFonts w:ascii="Carlito" w:hAnsi="Carlito" w:cs="Carlito"/>
-          <w:sz w:val="32"/>
-          <w:szCs w:val="32"/>
+          <w:rFonts w:ascii="Calibri" w:hAnsi="Calibri" w:cs="Calibri"/>
+          <w:sz w:val="36"/>
+          <w:szCs w:val="36"/>
+        </w:rPr>
+      </w:pPr>
+      <w:r>
+        <w:rPr>
+          <w:rFonts w:ascii="Calibri" w:hAnsi="Calibri" w:cs="Calibri"/>
+          <w:sz w:val="36"/>
+          <w:szCs w:val="36"/>
         </w:rPr>
         <w:t>Sensitive data? → Data Sharing API</w:t>
       </w:r>
@@ -1541,9 +1634,9 @@
       <w:pPr>
         <w:jc w:val="both"/>
         <w:rPr>
-          <w:rFonts w:ascii="Carlito" w:hAnsi="Carlito" w:cs="Carlito"/>
-          <w:sz w:val="32"/>
-          <w:szCs w:val="32"/>
+          <w:rFonts w:ascii="Calibri" w:hAnsi="Calibri" w:cs="Calibri"/>
+          <w:sz w:val="36"/>
+          <w:szCs w:val="36"/>
         </w:rPr>
       </w:pPr>
     </w:p>
@@ -1551,16 +1644,16 @@
       <w:pPr>
         <w:jc w:val="center"/>
         <w:rPr>
-          <w:rFonts w:ascii="Carlito" w:hAnsi="Carlito" w:cs="Carlito"/>
-          <w:sz w:val="32"/>
-          <w:szCs w:val="32"/>
-        </w:rPr>
-      </w:pPr>
-      <w:r>
-        <w:rPr>
-          <w:rFonts w:ascii="Carlito" w:hAnsi="Carlito" w:cs="Carlito"/>
-          <w:sz w:val="32"/>
-          <w:szCs w:val="32"/>
+          <w:rFonts w:ascii="Calibri" w:hAnsi="Calibri" w:cs="Calibri"/>
+          <w:sz w:val="36"/>
+          <w:szCs w:val="36"/>
+        </w:rPr>
+      </w:pPr>
+      <w:r>
+        <w:rPr>
+          <w:rFonts w:ascii="Calibri" w:hAnsi="Calibri" w:cs="Calibri"/>
+          <w:sz w:val="36"/>
+          <w:szCs w:val="36"/>
         </w:rPr>
         <w:t>Break</w:t>
       </w:r>
@@ -1569,30 +1662,30 @@
       <w:pPr>
         <w:jc w:val="both"/>
         <w:rPr>
-          <w:rFonts w:ascii="Carlito" w:hAnsi="Carlito" w:cs="Carlito"/>
-          <w:sz w:val="32"/>
-          <w:szCs w:val="32"/>
-        </w:rPr>
-      </w:pPr>
-    </w:p>
-    <w:p>
-      <w:pPr>
-        <w:jc w:val="both"/>
-        <w:rPr>
-          <w:rFonts w:ascii="Carlito" w:hAnsi="Carlito" w:cs="Carlito"/>
-          <w:b/>
-          <w:bCs/>
-          <w:sz w:val="32"/>
-          <w:szCs w:val="32"/>
-        </w:rPr>
-      </w:pPr>
-      <w:r>
-        <w:rPr>
-          <w:rFonts w:ascii="Carlito" w:hAnsi="Carlito" w:cs="Carlito"/>
-          <w:b/>
-          <w:bCs/>
-          <w:sz w:val="32"/>
-          <w:szCs w:val="32"/>
+          <w:rFonts w:ascii="Calibri" w:hAnsi="Calibri" w:cs="Calibri"/>
+          <w:sz w:val="36"/>
+          <w:szCs w:val="36"/>
+        </w:rPr>
+      </w:pPr>
+    </w:p>
+    <w:p>
+      <w:pPr>
+        <w:jc w:val="both"/>
+        <w:rPr>
+          <w:rFonts w:ascii="Calibri" w:hAnsi="Calibri" w:cs="Calibri"/>
+          <w:b/>
+          <w:bCs/>
+          <w:sz w:val="36"/>
+          <w:szCs w:val="36"/>
+        </w:rPr>
+      </w:pPr>
+      <w:r>
+        <w:rPr>
+          <w:rFonts w:ascii="Calibri" w:hAnsi="Calibri" w:cs="Calibri"/>
+          <w:b/>
+          <w:bCs/>
+          <w:sz w:val="36"/>
+          <w:szCs w:val="36"/>
         </w:rPr>
         <w:t>API Security and Backend Development Concepts:</w:t>
       </w:r>
@@ -1601,40 +1694,40 @@
       <w:pPr>
         <w:jc w:val="both"/>
         <w:rPr>
-          <w:rFonts w:ascii="Carlito" w:hAnsi="Carlito" w:cs="Carlito"/>
-          <w:sz w:val="32"/>
-          <w:szCs w:val="32"/>
-        </w:rPr>
-      </w:pPr>
-      <w:r>
-        <w:rPr>
-          <w:rFonts w:ascii="Carlito" w:hAnsi="Carlito" w:cs="Carlito"/>
-          <w:sz w:val="32"/>
-          <w:szCs w:val="32"/>
+          <w:rFonts w:ascii="Calibri" w:hAnsi="Calibri" w:cs="Calibri"/>
+          <w:sz w:val="36"/>
+          <w:szCs w:val="36"/>
+        </w:rPr>
+      </w:pPr>
+      <w:r>
+        <w:rPr>
+          <w:rFonts w:ascii="Calibri" w:hAnsi="Calibri" w:cs="Calibri"/>
+          <w:sz w:val="36"/>
+          <w:szCs w:val="36"/>
         </w:rPr>
         <w:t xml:space="preserve"># </w:t>
       </w:r>
       <w:r>
         <w:rPr>
-          <w:rFonts w:ascii="Carlito" w:hAnsi="Carlito" w:cs="Carlito"/>
-          <w:sz w:val="32"/>
-          <w:szCs w:val="32"/>
+          <w:rFonts w:ascii="Calibri" w:hAnsi="Calibri" w:cs="Calibri"/>
+          <w:sz w:val="36"/>
+          <w:szCs w:val="36"/>
         </w:rPr>
         <w:t xml:space="preserve">There are </w:t>
       </w:r>
       <w:r>
         <w:rPr>
-          <w:rFonts w:ascii="Carlito" w:hAnsi="Carlito" w:cs="Carlito"/>
-          <w:sz w:val="32"/>
-          <w:szCs w:val="32"/>
+          <w:rFonts w:ascii="Calibri" w:hAnsi="Calibri" w:cs="Calibri"/>
+          <w:sz w:val="36"/>
+          <w:szCs w:val="36"/>
         </w:rPr>
         <w:t>10</w:t>
       </w:r>
       <w:r>
         <w:rPr>
-          <w:rFonts w:ascii="Carlito" w:hAnsi="Carlito" w:cs="Carlito"/>
-          <w:sz w:val="32"/>
-          <w:szCs w:val="32"/>
+          <w:rFonts w:ascii="Calibri" w:hAnsi="Calibri" w:cs="Calibri"/>
+          <w:sz w:val="36"/>
+          <w:szCs w:val="36"/>
         </w:rPr>
         <w:t xml:space="preserve"> concepts to know when building a secure API.</w:t>
       </w:r>
@@ -1643,26 +1736,26 @@
       <w:pPr>
         <w:jc w:val="both"/>
         <w:rPr>
-          <w:rFonts w:ascii="Carlito" w:hAnsi="Carlito" w:cs="Carlito"/>
-          <w:sz w:val="32"/>
-          <w:szCs w:val="32"/>
-        </w:rPr>
-      </w:pPr>
-    </w:p>
-    <w:p>
-      <w:pPr>
-        <w:jc w:val="both"/>
-        <w:rPr>
-          <w:rFonts w:ascii="Carlito" w:hAnsi="Carlito" w:cs="Carlito"/>
-          <w:sz w:val="32"/>
-          <w:szCs w:val="32"/>
-        </w:rPr>
-      </w:pPr>
-      <w:r>
-        <w:rPr>
-          <w:rFonts w:ascii="Carlito" w:hAnsi="Carlito" w:cs="Carlito"/>
-          <w:sz w:val="32"/>
-          <w:szCs w:val="32"/>
+          <w:rFonts w:ascii="Calibri" w:hAnsi="Calibri" w:cs="Calibri"/>
+          <w:sz w:val="36"/>
+          <w:szCs w:val="36"/>
+        </w:rPr>
+      </w:pPr>
+    </w:p>
+    <w:p>
+      <w:pPr>
+        <w:jc w:val="both"/>
+        <w:rPr>
+          <w:rFonts w:ascii="Calibri" w:hAnsi="Calibri" w:cs="Calibri"/>
+          <w:sz w:val="36"/>
+          <w:szCs w:val="36"/>
+        </w:rPr>
+      </w:pPr>
+      <w:r>
+        <w:rPr>
+          <w:rFonts w:ascii="Calibri" w:hAnsi="Calibri" w:cs="Calibri"/>
+          <w:sz w:val="36"/>
+          <w:szCs w:val="36"/>
         </w:rPr>
         <w:t>Never trust the frontend:</w:t>
       </w:r>
@@ -1671,17 +1764,18 @@
       <w:pPr>
         <w:jc w:val="both"/>
         <w:rPr>
-          <w:rFonts w:ascii="Carlito" w:hAnsi="Carlito" w:cs="Carlito"/>
-          <w:sz w:val="32"/>
-          <w:szCs w:val="32"/>
-        </w:rPr>
-      </w:pPr>
-      <w:r>
-        <w:rPr>
-          <w:rFonts w:ascii="Carlito" w:hAnsi="Carlito" w:cs="Carlito"/>
-          <w:sz w:val="32"/>
-          <w:szCs w:val="32"/>
-        </w:rPr>
+          <w:rFonts w:ascii="Calibri" w:hAnsi="Calibri" w:cs="Calibri"/>
+          <w:sz w:val="36"/>
+          <w:szCs w:val="36"/>
+        </w:rPr>
+      </w:pPr>
+      <w:r>
+        <w:rPr>
+          <w:rFonts w:ascii="Calibri" w:hAnsi="Calibri" w:cs="Calibri"/>
+          <w:sz w:val="36"/>
+          <w:szCs w:val="36"/>
+        </w:rPr>
+        <w:lastRenderedPageBreak/>
         <w:t># Hiding a button or route in the UI is not security. Attackers bypass the UI entirely and talk directly to our API. If our backend doesn't verify the request, the lock doesn't exist</w:t>
       </w:r>
     </w:p>
@@ -1689,20 +1783,20 @@
       <w:pPr>
         <w:jc w:val="both"/>
         <w:rPr>
-          <w:rFonts w:ascii="Carlito" w:hAnsi="Carlito" w:cs="Carlito"/>
-          <w:b/>
-          <w:bCs/>
-          <w:sz w:val="32"/>
-          <w:szCs w:val="32"/>
-        </w:rPr>
-      </w:pPr>
-      <w:r>
-        <w:rPr>
-          <w:rFonts w:ascii="Carlito" w:hAnsi="Carlito" w:cs="Carlito"/>
-          <w:b/>
-          <w:bCs/>
-          <w:sz w:val="32"/>
-          <w:szCs w:val="32"/>
+          <w:rFonts w:ascii="Calibri" w:hAnsi="Calibri" w:cs="Calibri"/>
+          <w:b/>
+          <w:bCs/>
+          <w:sz w:val="36"/>
+          <w:szCs w:val="36"/>
+        </w:rPr>
+      </w:pPr>
+      <w:r>
+        <w:rPr>
+          <w:rFonts w:ascii="Calibri" w:hAnsi="Calibri" w:cs="Calibri"/>
+          <w:b/>
+          <w:bCs/>
+          <w:sz w:val="36"/>
+          <w:szCs w:val="36"/>
         </w:rPr>
         <w:t>User ──</w:t>
       </w:r>
@@ -1711,18 +1805,18 @@
           <w:rFonts w:ascii="Arial" w:hAnsi="Arial" w:cs="Arial"/>
           <w:b/>
           <w:bCs/>
-          <w:sz w:val="32"/>
-          <w:szCs w:val="32"/>
+          <w:sz w:val="36"/>
+          <w:szCs w:val="36"/>
         </w:rPr>
         <w:t>►</w:t>
       </w:r>
       <w:r>
         <w:rPr>
-          <w:rFonts w:ascii="Carlito" w:hAnsi="Carlito" w:cs="Carlito"/>
-          <w:b/>
-          <w:bCs/>
-          <w:sz w:val="32"/>
-          <w:szCs w:val="32"/>
+          <w:rFonts w:ascii="Calibri" w:hAnsi="Calibri" w:cs="Calibri"/>
+          <w:b/>
+          <w:bCs/>
+          <w:sz w:val="36"/>
+          <w:szCs w:val="36"/>
         </w:rPr>
         <w:t xml:space="preserve"> UI (button hidden) ──</w:t>
       </w:r>
@@ -1731,18 +1825,18 @@
           <w:rFonts w:ascii="Arial" w:hAnsi="Arial" w:cs="Arial"/>
           <w:b/>
           <w:bCs/>
-          <w:sz w:val="32"/>
-          <w:szCs w:val="32"/>
+          <w:sz w:val="36"/>
+          <w:szCs w:val="36"/>
         </w:rPr>
         <w:t>►</w:t>
       </w:r>
       <w:r>
         <w:rPr>
-          <w:rFonts w:ascii="Carlito" w:hAnsi="Carlito" w:cs="Carlito"/>
-          <w:b/>
-          <w:bCs/>
-          <w:sz w:val="32"/>
-          <w:szCs w:val="32"/>
+          <w:rFonts w:ascii="Calibri" w:hAnsi="Calibri" w:cs="Calibri"/>
+          <w:b/>
+          <w:bCs/>
+          <w:sz w:val="36"/>
+          <w:szCs w:val="36"/>
         </w:rPr>
         <w:t xml:space="preserve"> Backend </w:t>
       </w:r>
@@ -1751,8 +1845,8 @@
           <w:rFonts w:ascii="Segoe UI Symbol" w:hAnsi="Segoe UI Symbol" w:cs="Segoe UI Symbol"/>
           <w:b/>
           <w:bCs/>
-          <w:sz w:val="32"/>
-          <w:szCs w:val="32"/>
+          <w:sz w:val="36"/>
+          <w:szCs w:val="36"/>
         </w:rPr>
         <w:t>✓</w:t>
       </w:r>
@@ -1761,20 +1855,20 @@
       <w:pPr>
         <w:jc w:val="both"/>
         <w:rPr>
-          <w:rFonts w:ascii="Carlito" w:hAnsi="Carlito" w:cs="Carlito"/>
-          <w:b/>
-          <w:bCs/>
-          <w:sz w:val="32"/>
-          <w:szCs w:val="32"/>
-        </w:rPr>
-      </w:pPr>
-      <w:r>
-        <w:rPr>
-          <w:rFonts w:ascii="Carlito" w:hAnsi="Carlito" w:cs="Carlito"/>
-          <w:b/>
-          <w:bCs/>
-          <w:sz w:val="32"/>
-          <w:szCs w:val="32"/>
+          <w:rFonts w:ascii="Calibri" w:hAnsi="Calibri" w:cs="Calibri"/>
+          <w:b/>
+          <w:bCs/>
+          <w:sz w:val="36"/>
+          <w:szCs w:val="36"/>
+        </w:rPr>
+      </w:pPr>
+      <w:r>
+        <w:rPr>
+          <w:rFonts w:ascii="Calibri" w:hAnsi="Calibri" w:cs="Calibri"/>
+          <w:b/>
+          <w:bCs/>
+          <w:sz w:val="36"/>
+          <w:szCs w:val="36"/>
         </w:rPr>
         <w:t>Attacker ───────────────</w:t>
       </w:r>
@@ -1783,56 +1877,68 @@
           <w:rFonts w:ascii="Arial" w:hAnsi="Arial" w:cs="Arial"/>
           <w:b/>
           <w:bCs/>
-          <w:sz w:val="32"/>
-          <w:szCs w:val="32"/>
+          <w:sz w:val="36"/>
+          <w:szCs w:val="36"/>
         </w:rPr>
         <w:t>►</w:t>
       </w:r>
       <w:r>
         <w:rPr>
-          <w:rFonts w:ascii="Carlito" w:hAnsi="Carlito" w:cs="Carlito"/>
-          <w:b/>
-          <w:bCs/>
-          <w:sz w:val="32"/>
-          <w:szCs w:val="32"/>
+          <w:rFonts w:ascii="Calibri" w:hAnsi="Calibri" w:cs="Calibri"/>
+          <w:b/>
+          <w:bCs/>
+          <w:sz w:val="36"/>
+          <w:szCs w:val="36"/>
         </w:rPr>
         <w:t xml:space="preserve"> Backend </w:t>
       </w:r>
+      <w:proofErr w:type="gramStart"/>
       <w:r>
         <w:rPr>
           <w:rFonts w:ascii="Segoe UI Symbol" w:hAnsi="Segoe UI Symbol" w:cs="Segoe UI Symbol"/>
           <w:b/>
           <w:bCs/>
-          <w:sz w:val="32"/>
-          <w:szCs w:val="32"/>
+          <w:sz w:val="36"/>
+          <w:szCs w:val="36"/>
         </w:rPr>
         <w:t>✓</w:t>
       </w:r>
       <w:r>
         <w:rPr>
-          <w:rFonts w:ascii="Carlito" w:hAnsi="Carlito" w:cs="Carlito"/>
-          <w:b/>
-          <w:bCs/>
-          <w:sz w:val="32"/>
-          <w:szCs w:val="32"/>
-        </w:rPr>
-        <w:t xml:space="preserve">  ← same door</w:t>
-      </w:r>
-    </w:p>
-    <w:p>
-      <w:pPr>
-        <w:jc w:val="both"/>
-        <w:rPr>
-          <w:rFonts w:ascii="Carlito" w:hAnsi="Carlito" w:cs="Carlito"/>
-          <w:sz w:val="32"/>
-          <w:szCs w:val="32"/>
-        </w:rPr>
-      </w:pPr>
-      <w:r>
-        <w:rPr>
-          <w:rFonts w:ascii="Carlito" w:hAnsi="Carlito" w:cs="Carlito"/>
-          <w:sz w:val="32"/>
-          <w:szCs w:val="32"/>
+          <w:rFonts w:ascii="Calibri" w:hAnsi="Calibri" w:cs="Calibri"/>
+          <w:b/>
+          <w:bCs/>
+          <w:sz w:val="36"/>
+          <w:szCs w:val="36"/>
+        </w:rPr>
+        <w:t xml:space="preserve">  ←</w:t>
+      </w:r>
+      <w:proofErr w:type="gramEnd"/>
+      <w:r>
+        <w:rPr>
+          <w:rFonts w:ascii="Calibri" w:hAnsi="Calibri" w:cs="Calibri"/>
+          <w:b/>
+          <w:bCs/>
+          <w:sz w:val="36"/>
+          <w:szCs w:val="36"/>
+        </w:rPr>
+        <w:t xml:space="preserve"> same door</w:t>
+      </w:r>
+    </w:p>
+    <w:p>
+      <w:pPr>
+        <w:jc w:val="both"/>
+        <w:rPr>
+          <w:rFonts w:ascii="Calibri" w:hAnsi="Calibri" w:cs="Calibri"/>
+          <w:sz w:val="36"/>
+          <w:szCs w:val="36"/>
+        </w:rPr>
+      </w:pPr>
+      <w:r>
+        <w:rPr>
+          <w:rFonts w:ascii="Calibri" w:hAnsi="Calibri" w:cs="Calibri"/>
+          <w:sz w:val="36"/>
+          <w:szCs w:val="36"/>
         </w:rPr>
         <w:t># Every sensitive action must be verified server-side, regardless of what the UI shows. Never rely on client-rendered visibility as a permission check.</w:t>
       </w:r>
@@ -1841,26 +1947,26 @@
       <w:pPr>
         <w:jc w:val="both"/>
         <w:rPr>
-          <w:rFonts w:ascii="Carlito" w:hAnsi="Carlito" w:cs="Carlito"/>
-          <w:sz w:val="32"/>
-          <w:szCs w:val="32"/>
-        </w:rPr>
-      </w:pPr>
-    </w:p>
-    <w:p>
-      <w:pPr>
-        <w:jc w:val="both"/>
-        <w:rPr>
-          <w:rFonts w:ascii="Carlito" w:hAnsi="Carlito" w:cs="Carlito"/>
-          <w:sz w:val="32"/>
-          <w:szCs w:val="32"/>
-        </w:rPr>
-      </w:pPr>
-      <w:r>
-        <w:rPr>
-          <w:rFonts w:ascii="Carlito" w:hAnsi="Carlito" w:cs="Carlito"/>
-          <w:sz w:val="32"/>
-          <w:szCs w:val="32"/>
+          <w:rFonts w:ascii="Calibri" w:hAnsi="Calibri" w:cs="Calibri"/>
+          <w:sz w:val="36"/>
+          <w:szCs w:val="36"/>
+        </w:rPr>
+      </w:pPr>
+    </w:p>
+    <w:p>
+      <w:pPr>
+        <w:jc w:val="both"/>
+        <w:rPr>
+          <w:rFonts w:ascii="Calibri" w:hAnsi="Calibri" w:cs="Calibri"/>
+          <w:sz w:val="36"/>
+          <w:szCs w:val="36"/>
+        </w:rPr>
+      </w:pPr>
+      <w:r>
+        <w:rPr>
+          <w:rFonts w:ascii="Calibri" w:hAnsi="Calibri" w:cs="Calibri"/>
+          <w:sz w:val="36"/>
+          <w:szCs w:val="36"/>
         </w:rPr>
         <w:t>Broken access control:</w:t>
       </w:r>
@@ -1869,35 +1975,34 @@
       <w:pPr>
         <w:jc w:val="both"/>
         <w:rPr>
-          <w:rFonts w:ascii="Carlito" w:hAnsi="Carlito" w:cs="Carlito"/>
-          <w:sz w:val="32"/>
-          <w:szCs w:val="32"/>
-        </w:rPr>
-      </w:pPr>
-      <w:r>
-        <w:rPr>
-          <w:rFonts w:ascii="Carlito" w:hAnsi="Carlito" w:cs="Carlito"/>
-          <w:sz w:val="32"/>
-          <w:szCs w:val="32"/>
-        </w:rPr>
-        <w:lastRenderedPageBreak/>
+          <w:rFonts w:ascii="Calibri" w:hAnsi="Calibri" w:cs="Calibri"/>
+          <w:sz w:val="36"/>
+          <w:szCs w:val="36"/>
+        </w:rPr>
+      </w:pPr>
+      <w:r>
+        <w:rPr>
+          <w:rFonts w:ascii="Calibri" w:hAnsi="Calibri" w:cs="Calibri"/>
+          <w:sz w:val="36"/>
+          <w:szCs w:val="36"/>
+        </w:rPr>
         <w:t xml:space="preserve"># Users can perform actions, access data, or modify fields they are not supposed to. This is the </w:t>
       </w:r>
       <w:r>
         <w:rPr>
-          <w:rFonts w:ascii="Carlito" w:hAnsi="Carlito" w:cs="Carlito"/>
-          <w:b/>
-          <w:bCs/>
-          <w:sz w:val="32"/>
-          <w:szCs w:val="32"/>
+          <w:rFonts w:ascii="Calibri" w:hAnsi="Calibri" w:cs="Calibri"/>
+          <w:b/>
+          <w:bCs/>
+          <w:sz w:val="36"/>
+          <w:szCs w:val="36"/>
         </w:rPr>
         <w:t>#1</w:t>
       </w:r>
       <w:r>
         <w:rPr>
-          <w:rFonts w:ascii="Carlito" w:hAnsi="Carlito" w:cs="Carlito"/>
-          <w:sz w:val="32"/>
-          <w:szCs w:val="32"/>
+          <w:rFonts w:ascii="Calibri" w:hAnsi="Calibri" w:cs="Calibri"/>
+          <w:sz w:val="36"/>
+          <w:szCs w:val="36"/>
         </w:rPr>
         <w:t xml:space="preserve"> ranked vulnerability in the OWASP Top 10 and the most common.</w:t>
       </w:r>
@@ -1906,16 +2011,16 @@
       <w:pPr>
         <w:jc w:val="both"/>
         <w:rPr>
-          <w:rFonts w:ascii="Carlito" w:hAnsi="Carlito" w:cs="Carlito"/>
-          <w:sz w:val="32"/>
-          <w:szCs w:val="32"/>
-        </w:rPr>
-      </w:pPr>
-      <w:r>
-        <w:rPr>
-          <w:rFonts w:ascii="Carlito" w:hAnsi="Carlito" w:cs="Carlito"/>
-          <w:sz w:val="32"/>
-          <w:szCs w:val="32"/>
+          <w:rFonts w:ascii="Calibri" w:hAnsi="Calibri" w:cs="Calibri"/>
+          <w:sz w:val="36"/>
+          <w:szCs w:val="36"/>
+        </w:rPr>
+      </w:pPr>
+      <w:r>
+        <w:rPr>
+          <w:rFonts w:ascii="Calibri" w:hAnsi="Calibri" w:cs="Calibri"/>
+          <w:sz w:val="36"/>
+          <w:szCs w:val="36"/>
         </w:rPr>
         <w:t># Mental model, hotel key cards, our key card opens our room only. If it also opened every other room, the lock is broken. Broken access control means every guest's key opens the master suite.</w:t>
       </w:r>
@@ -1924,20 +2029,20 @@
       <w:pPr>
         <w:jc w:val="both"/>
         <w:rPr>
-          <w:rFonts w:ascii="Carlito" w:hAnsi="Carlito" w:cs="Carlito"/>
-          <w:b/>
-          <w:bCs/>
-          <w:sz w:val="32"/>
-          <w:szCs w:val="32"/>
-        </w:rPr>
-      </w:pPr>
-      <w:r>
-        <w:rPr>
-          <w:rFonts w:ascii="Carlito" w:hAnsi="Carlito" w:cs="Carlito"/>
-          <w:b/>
-          <w:bCs/>
-          <w:sz w:val="32"/>
-          <w:szCs w:val="32"/>
+          <w:rFonts w:ascii="Calibri" w:hAnsi="Calibri" w:cs="Calibri"/>
+          <w:b/>
+          <w:bCs/>
+          <w:sz w:val="36"/>
+          <w:szCs w:val="36"/>
+        </w:rPr>
+      </w:pPr>
+      <w:r>
+        <w:rPr>
+          <w:rFonts w:ascii="Calibri" w:hAnsi="Calibri" w:cs="Calibri"/>
+          <w:b/>
+          <w:bCs/>
+          <w:sz w:val="36"/>
+          <w:szCs w:val="36"/>
         </w:rPr>
         <w:t>Request: DELETE /users/42</w:t>
       </w:r>
@@ -1946,16 +2051,16 @@
       <w:pPr>
         <w:jc w:val="both"/>
         <w:rPr>
-          <w:rFonts w:ascii="Carlito" w:hAnsi="Carlito" w:cs="Carlito"/>
-          <w:sz w:val="32"/>
-          <w:szCs w:val="32"/>
-        </w:rPr>
-      </w:pPr>
-      <w:r>
-        <w:rPr>
-          <w:rFonts w:ascii="Carlito" w:hAnsi="Carlito" w:cs="Carlito"/>
-          <w:sz w:val="32"/>
-          <w:szCs w:val="32"/>
+          <w:rFonts w:ascii="Calibri" w:hAnsi="Calibri" w:cs="Calibri"/>
+          <w:sz w:val="36"/>
+          <w:szCs w:val="36"/>
+        </w:rPr>
+      </w:pPr>
+      <w:r>
+        <w:rPr>
+          <w:rFonts w:ascii="Calibri" w:hAnsi="Calibri" w:cs="Calibri"/>
+          <w:sz w:val="36"/>
+          <w:szCs w:val="36"/>
         </w:rPr>
         <w:t># Ask 3 questions:</w:t>
       </w:r>
@@ -1969,16 +2074,16 @@
         </w:numPr>
         <w:jc w:val="both"/>
         <w:rPr>
-          <w:rFonts w:ascii="Carlito" w:hAnsi="Carlito" w:cs="Carlito"/>
-          <w:sz w:val="32"/>
-          <w:szCs w:val="32"/>
-        </w:rPr>
-      </w:pPr>
-      <w:r>
-        <w:rPr>
-          <w:rFonts w:ascii="Carlito" w:hAnsi="Carlito" w:cs="Carlito"/>
-          <w:sz w:val="32"/>
-          <w:szCs w:val="32"/>
+          <w:rFonts w:ascii="Calibri" w:hAnsi="Calibri" w:cs="Calibri"/>
+          <w:sz w:val="36"/>
+          <w:szCs w:val="36"/>
+        </w:rPr>
+      </w:pPr>
+      <w:r>
+        <w:rPr>
+          <w:rFonts w:ascii="Calibri" w:hAnsi="Calibri" w:cs="Calibri"/>
+          <w:sz w:val="36"/>
+          <w:szCs w:val="36"/>
         </w:rPr>
         <w:t>Who is making this?   → authenticated?</w:t>
       </w:r>
@@ -1992,16 +2097,16 @@
         </w:numPr>
         <w:jc w:val="both"/>
         <w:rPr>
-          <w:rFonts w:ascii="Carlito" w:hAnsi="Carlito" w:cs="Carlito"/>
-          <w:sz w:val="32"/>
-          <w:szCs w:val="32"/>
-        </w:rPr>
-      </w:pPr>
-      <w:r>
-        <w:rPr>
-          <w:rFonts w:ascii="Carlito" w:hAnsi="Carlito" w:cs="Carlito"/>
-          <w:sz w:val="32"/>
-          <w:szCs w:val="32"/>
+          <w:rFonts w:ascii="Calibri" w:hAnsi="Calibri" w:cs="Calibri"/>
+          <w:sz w:val="36"/>
+          <w:szCs w:val="36"/>
+        </w:rPr>
+      </w:pPr>
+      <w:r>
+        <w:rPr>
+          <w:rFonts w:ascii="Calibri" w:hAnsi="Calibri" w:cs="Calibri"/>
+          <w:sz w:val="36"/>
+          <w:szCs w:val="36"/>
         </w:rPr>
         <w:t>What are they doing?  → allowed action?</w:t>
       </w:r>
@@ -2015,16 +2120,16 @@
         </w:numPr>
         <w:jc w:val="both"/>
         <w:rPr>
-          <w:rFonts w:ascii="Carlito" w:hAnsi="Carlito" w:cs="Carlito"/>
-          <w:sz w:val="32"/>
-          <w:szCs w:val="32"/>
-        </w:rPr>
-      </w:pPr>
-      <w:r>
-        <w:rPr>
-          <w:rFonts w:ascii="Carlito" w:hAnsi="Carlito" w:cs="Carlito"/>
-          <w:sz w:val="32"/>
-          <w:szCs w:val="32"/>
+          <w:rFonts w:ascii="Calibri" w:hAnsi="Calibri" w:cs="Calibri"/>
+          <w:sz w:val="36"/>
+          <w:szCs w:val="36"/>
+        </w:rPr>
+      </w:pPr>
+      <w:r>
+        <w:rPr>
+          <w:rFonts w:ascii="Calibri" w:hAnsi="Calibri" w:cs="Calibri"/>
+          <w:sz w:val="36"/>
+          <w:szCs w:val="36"/>
         </w:rPr>
         <w:t>On which resource?    → their resource?</w:t>
       </w:r>
@@ -2033,17 +2138,18 @@
       <w:pPr>
         <w:jc w:val="both"/>
         <w:rPr>
-          <w:rFonts w:ascii="Carlito" w:hAnsi="Carlito" w:cs="Carlito"/>
-          <w:sz w:val="32"/>
-          <w:szCs w:val="32"/>
-        </w:rPr>
-      </w:pPr>
-      <w:r>
-        <w:rPr>
-          <w:rFonts w:ascii="Carlito" w:hAnsi="Carlito" w:cs="Carlito"/>
-          <w:sz w:val="32"/>
-          <w:szCs w:val="32"/>
-        </w:rPr>
+          <w:rFonts w:ascii="Calibri" w:hAnsi="Calibri" w:cs="Calibri"/>
+          <w:sz w:val="36"/>
+          <w:szCs w:val="36"/>
+        </w:rPr>
+      </w:pPr>
+      <w:r>
+        <w:rPr>
+          <w:rFonts w:ascii="Calibri" w:hAnsi="Calibri" w:cs="Calibri"/>
+          <w:sz w:val="36"/>
+          <w:szCs w:val="36"/>
+        </w:rPr>
+        <w:lastRenderedPageBreak/>
         <w:t># Validate identity, action, and resource ownership on every request. Never let users modify roles, pricing, or other users' data via the API.</w:t>
       </w:r>
     </w:p>
@@ -2051,26 +2157,26 @@
       <w:pPr>
         <w:jc w:val="both"/>
         <w:rPr>
-          <w:rFonts w:ascii="Carlito" w:hAnsi="Carlito" w:cs="Carlito"/>
-          <w:sz w:val="32"/>
-          <w:szCs w:val="32"/>
-        </w:rPr>
-      </w:pPr>
-    </w:p>
-    <w:p>
-      <w:pPr>
-        <w:jc w:val="both"/>
-        <w:rPr>
-          <w:rFonts w:ascii="Carlito" w:hAnsi="Carlito" w:cs="Carlito"/>
-          <w:sz w:val="32"/>
-          <w:szCs w:val="32"/>
-        </w:rPr>
-      </w:pPr>
-      <w:r>
-        <w:rPr>
-          <w:rFonts w:ascii="Carlito" w:hAnsi="Carlito" w:cs="Carlito"/>
-          <w:sz w:val="32"/>
-          <w:szCs w:val="32"/>
+          <w:rFonts w:ascii="Calibri" w:hAnsi="Calibri" w:cs="Calibri"/>
+          <w:sz w:val="36"/>
+          <w:szCs w:val="36"/>
+        </w:rPr>
+      </w:pPr>
+    </w:p>
+    <w:p>
+      <w:pPr>
+        <w:jc w:val="both"/>
+        <w:rPr>
+          <w:rFonts w:ascii="Calibri" w:hAnsi="Calibri" w:cs="Calibri"/>
+          <w:sz w:val="36"/>
+          <w:szCs w:val="36"/>
+        </w:rPr>
+      </w:pPr>
+      <w:r>
+        <w:rPr>
+          <w:rFonts w:ascii="Calibri" w:hAnsi="Calibri" w:cs="Calibri"/>
+          <w:sz w:val="36"/>
+          <w:szCs w:val="36"/>
         </w:rPr>
         <w:t>Business logic abuse:</w:t>
       </w:r>
@@ -2079,16 +2185,16 @@
       <w:pPr>
         <w:jc w:val="both"/>
         <w:rPr>
-          <w:rFonts w:ascii="Carlito" w:hAnsi="Carlito" w:cs="Carlito"/>
-          <w:sz w:val="32"/>
-          <w:szCs w:val="32"/>
-        </w:rPr>
-      </w:pPr>
-      <w:r>
-        <w:rPr>
-          <w:rFonts w:ascii="Carlito" w:hAnsi="Carlito" w:cs="Carlito"/>
-          <w:sz w:val="32"/>
-          <w:szCs w:val="32"/>
+          <w:rFonts w:ascii="Calibri" w:hAnsi="Calibri" w:cs="Calibri"/>
+          <w:sz w:val="36"/>
+          <w:szCs w:val="36"/>
+        </w:rPr>
+      </w:pPr>
+      <w:r>
+        <w:rPr>
+          <w:rFonts w:ascii="Calibri" w:hAnsi="Calibri" w:cs="Calibri"/>
+          <w:sz w:val="36"/>
+          <w:szCs w:val="36"/>
         </w:rPr>
         <w:t># Each individual API may work correctly, but the flow between them can be broken. Skipping a required step (like payment) to reach a later one (like receiving rewards) is valid HTTP but invalid business logic.</w:t>
       </w:r>
@@ -2097,16 +2203,16 @@
       <w:pPr>
         <w:jc w:val="both"/>
         <w:rPr>
-          <w:rFonts w:ascii="Carlito" w:hAnsi="Carlito" w:cs="Carlito"/>
-          <w:sz w:val="32"/>
-          <w:szCs w:val="32"/>
-        </w:rPr>
-      </w:pPr>
-      <w:r>
-        <w:rPr>
-          <w:rFonts w:ascii="Carlito" w:hAnsi="Carlito" w:cs="Carlito"/>
-          <w:sz w:val="32"/>
-          <w:szCs w:val="32"/>
+          <w:rFonts w:ascii="Calibri" w:hAnsi="Calibri" w:cs="Calibri"/>
+          <w:sz w:val="36"/>
+          <w:szCs w:val="36"/>
+        </w:rPr>
+      </w:pPr>
+      <w:r>
+        <w:rPr>
+          <w:rFonts w:ascii="Calibri" w:hAnsi="Calibri" w:cs="Calibri"/>
+          <w:sz w:val="36"/>
+          <w:szCs w:val="36"/>
         </w:rPr>
         <w:t># Mental model, factory assembly line: we can't ship a product that hasn't been assembled. If someone jumps straight to "package and ship" without running the build step, the line breaks but only if we check.</w:t>
       </w:r>
@@ -2115,20 +2221,20 @@
       <w:pPr>
         <w:jc w:val="both"/>
         <w:rPr>
-          <w:rFonts w:ascii="Carlito" w:hAnsi="Carlito" w:cs="Carlito"/>
-          <w:b/>
-          <w:bCs/>
-          <w:sz w:val="32"/>
-          <w:szCs w:val="32"/>
-        </w:rPr>
-      </w:pPr>
-      <w:r>
-        <w:rPr>
-          <w:rFonts w:ascii="Carlito" w:hAnsi="Carlito" w:cs="Carlito"/>
-          <w:b/>
-          <w:bCs/>
-          <w:sz w:val="32"/>
-          <w:szCs w:val="32"/>
+          <w:rFonts w:ascii="Calibri" w:hAnsi="Calibri" w:cs="Calibri"/>
+          <w:b/>
+          <w:bCs/>
+          <w:sz w:val="36"/>
+          <w:szCs w:val="36"/>
+        </w:rPr>
+      </w:pPr>
+      <w:r>
+        <w:rPr>
+          <w:rFonts w:ascii="Calibri" w:hAnsi="Calibri" w:cs="Calibri"/>
+          <w:b/>
+          <w:bCs/>
+          <w:sz w:val="36"/>
+          <w:szCs w:val="36"/>
         </w:rPr>
         <w:t xml:space="preserve">Valid flow:   Cart → Payment → Reward </w:t>
       </w:r>
@@ -2137,8 +2243,8 @@
           <w:rFonts w:ascii="Segoe UI Symbol" w:hAnsi="Segoe UI Symbol" w:cs="Segoe UI Symbol"/>
           <w:b/>
           <w:bCs/>
-          <w:sz w:val="32"/>
-          <w:szCs w:val="32"/>
+          <w:sz w:val="36"/>
+          <w:szCs w:val="36"/>
         </w:rPr>
         <w:t>✓</w:t>
       </w:r>
@@ -2147,20 +2253,20 @@
       <w:pPr>
         <w:jc w:val="both"/>
         <w:rPr>
-          <w:rFonts w:ascii="Carlito" w:hAnsi="Carlito" w:cs="Carlito"/>
-          <w:b/>
-          <w:bCs/>
-          <w:sz w:val="32"/>
-          <w:szCs w:val="32"/>
-        </w:rPr>
-      </w:pPr>
-      <w:r>
-        <w:rPr>
-          <w:rFonts w:ascii="Carlito" w:hAnsi="Carlito" w:cs="Carlito"/>
-          <w:b/>
-          <w:bCs/>
-          <w:sz w:val="32"/>
-          <w:szCs w:val="32"/>
+          <w:rFonts w:ascii="Calibri" w:hAnsi="Calibri" w:cs="Calibri"/>
+          <w:b/>
+          <w:bCs/>
+          <w:sz w:val="36"/>
+          <w:szCs w:val="36"/>
+        </w:rPr>
+      </w:pPr>
+      <w:r>
+        <w:rPr>
+          <w:rFonts w:ascii="Calibri" w:hAnsi="Calibri" w:cs="Calibri"/>
+          <w:b/>
+          <w:bCs/>
+          <w:sz w:val="36"/>
+          <w:szCs w:val="36"/>
         </w:rPr>
         <w:t>Abused flow:  Cart ──────────</w:t>
       </w:r>
@@ -2169,18 +2275,18 @@
           <w:rFonts w:ascii="Arial" w:hAnsi="Arial" w:cs="Arial"/>
           <w:b/>
           <w:bCs/>
-          <w:sz w:val="32"/>
-          <w:szCs w:val="32"/>
+          <w:sz w:val="36"/>
+          <w:szCs w:val="36"/>
         </w:rPr>
         <w:t>►</w:t>
       </w:r>
       <w:r>
         <w:rPr>
-          <w:rFonts w:ascii="Carlito" w:hAnsi="Carlito" w:cs="Carlito"/>
-          <w:b/>
-          <w:bCs/>
-          <w:sz w:val="32"/>
-          <w:szCs w:val="32"/>
+          <w:rFonts w:ascii="Calibri" w:hAnsi="Calibri" w:cs="Calibri"/>
+          <w:b/>
+          <w:bCs/>
+          <w:sz w:val="36"/>
+          <w:szCs w:val="36"/>
         </w:rPr>
         <w:t xml:space="preserve"> Reward </w:t>
       </w:r>
@@ -2189,18 +2295,18 @@
           <w:rFonts w:ascii="Segoe UI Symbol" w:hAnsi="Segoe UI Symbol" w:cs="Segoe UI Symbol"/>
           <w:b/>
           <w:bCs/>
-          <w:sz w:val="32"/>
-          <w:szCs w:val="32"/>
+          <w:sz w:val="36"/>
+          <w:szCs w:val="36"/>
         </w:rPr>
         <w:t>✗</w:t>
       </w:r>
       <w:r>
         <w:rPr>
-          <w:rFonts w:ascii="Carlito" w:hAnsi="Carlito" w:cs="Carlito"/>
-          <w:b/>
-          <w:bCs/>
-          <w:sz w:val="32"/>
-          <w:szCs w:val="32"/>
+          <w:rFonts w:ascii="Calibri" w:hAnsi="Calibri" w:cs="Calibri"/>
+          <w:b/>
+          <w:bCs/>
+          <w:sz w:val="36"/>
+          <w:szCs w:val="36"/>
         </w:rPr>
         <w:t xml:space="preserve"> (no guard)</w:t>
       </w:r>
@@ -2209,16 +2315,16 @@
       <w:pPr>
         <w:jc w:val="both"/>
         <w:rPr>
-          <w:rFonts w:ascii="Carlito" w:hAnsi="Carlito" w:cs="Carlito"/>
-          <w:sz w:val="32"/>
-          <w:szCs w:val="32"/>
-        </w:rPr>
-      </w:pPr>
-      <w:r>
-        <w:rPr>
-          <w:rFonts w:ascii="Carlito" w:hAnsi="Carlito" w:cs="Carlito"/>
-          <w:sz w:val="32"/>
-          <w:szCs w:val="32"/>
+          <w:rFonts w:ascii="Calibri" w:hAnsi="Calibri" w:cs="Calibri"/>
+          <w:sz w:val="36"/>
+          <w:szCs w:val="36"/>
+        </w:rPr>
+      </w:pPr>
+      <w:r>
+        <w:rPr>
+          <w:rFonts w:ascii="Calibri" w:hAnsi="Calibri" w:cs="Calibri"/>
+          <w:sz w:val="36"/>
+          <w:szCs w:val="36"/>
         </w:rPr>
         <w:t># Validate the entire user journey, not just individual endpoints. Check prerequisite state server-side before allowing the next step.</w:t>
       </w:r>
@@ -2227,26 +2333,26 @@
       <w:pPr>
         <w:jc w:val="both"/>
         <w:rPr>
-          <w:rFonts w:ascii="Carlito" w:hAnsi="Carlito" w:cs="Carlito"/>
-          <w:sz w:val="32"/>
-          <w:szCs w:val="32"/>
-        </w:rPr>
-      </w:pPr>
-    </w:p>
-    <w:p>
-      <w:pPr>
-        <w:jc w:val="both"/>
-        <w:rPr>
-          <w:rFonts w:ascii="Carlito" w:hAnsi="Carlito" w:cs="Carlito"/>
-          <w:sz w:val="32"/>
-          <w:szCs w:val="32"/>
-        </w:rPr>
-      </w:pPr>
-      <w:r>
-        <w:rPr>
-          <w:rFonts w:ascii="Carlito" w:hAnsi="Carlito" w:cs="Carlito"/>
-          <w:sz w:val="32"/>
-          <w:szCs w:val="32"/>
+          <w:rFonts w:ascii="Calibri" w:hAnsi="Calibri" w:cs="Calibri"/>
+          <w:sz w:val="36"/>
+          <w:szCs w:val="36"/>
+        </w:rPr>
+      </w:pPr>
+    </w:p>
+    <w:p>
+      <w:pPr>
+        <w:jc w:val="both"/>
+        <w:rPr>
+          <w:rFonts w:ascii="Calibri" w:hAnsi="Calibri" w:cs="Calibri"/>
+          <w:sz w:val="36"/>
+          <w:szCs w:val="36"/>
+        </w:rPr>
+      </w:pPr>
+      <w:r>
+        <w:rPr>
+          <w:rFonts w:ascii="Calibri" w:hAnsi="Calibri" w:cs="Calibri"/>
+          <w:sz w:val="36"/>
+          <w:szCs w:val="36"/>
         </w:rPr>
         <w:t>Blind trust in external APIs:</w:t>
       </w:r>
@@ -2255,16 +2361,16 @@
       <w:pPr>
         <w:jc w:val="both"/>
         <w:rPr>
-          <w:rFonts w:ascii="Carlito" w:hAnsi="Carlito" w:cs="Carlito"/>
-          <w:sz w:val="32"/>
-          <w:szCs w:val="32"/>
-        </w:rPr>
-      </w:pPr>
-      <w:r>
-        <w:rPr>
-          <w:rFonts w:ascii="Carlito" w:hAnsi="Carlito" w:cs="Carlito"/>
-          <w:sz w:val="32"/>
-          <w:szCs w:val="32"/>
+          <w:rFonts w:ascii="Calibri" w:hAnsi="Calibri" w:cs="Calibri"/>
+          <w:sz w:val="36"/>
+          <w:szCs w:val="36"/>
+        </w:rPr>
+      </w:pPr>
+      <w:r>
+        <w:rPr>
+          <w:rFonts w:ascii="Calibri" w:hAnsi="Calibri" w:cs="Calibri"/>
+          <w:sz w:val="36"/>
+          <w:szCs w:val="36"/>
         </w:rPr>
         <w:t># Modern apps chain external services like auth providers, payment gateways, data APIs. If that third-party is compromised or returns a forged response, and we trust it blindly, our system inherits the breach.</w:t>
       </w:r>
@@ -2273,32 +2379,33 @@
       <w:pPr>
         <w:jc w:val="both"/>
         <w:rPr>
-          <w:rFonts w:ascii="Carlito" w:hAnsi="Carlito" w:cs="Carlito"/>
-          <w:sz w:val="32"/>
-          <w:szCs w:val="32"/>
-        </w:rPr>
-      </w:pPr>
-      <w:r>
-        <w:rPr>
-          <w:rFonts w:ascii="Carlito" w:hAnsi="Carlito" w:cs="Carlito"/>
-          <w:sz w:val="32"/>
-          <w:szCs w:val="32"/>
-        </w:rPr>
+          <w:rFonts w:ascii="Calibri" w:hAnsi="Calibri" w:cs="Calibri"/>
+          <w:sz w:val="36"/>
+          <w:szCs w:val="36"/>
+        </w:rPr>
+      </w:pPr>
+      <w:r>
+        <w:rPr>
+          <w:rFonts w:ascii="Calibri" w:hAnsi="Calibri" w:cs="Calibri"/>
+          <w:sz w:val="36"/>
+          <w:szCs w:val="36"/>
+        </w:rPr>
+        <w:lastRenderedPageBreak/>
         <w:t xml:space="preserve"># Mental model, package delivery, just because a box has Amazon's label doesn't mean it's safe. We still check the contents. A compromised delivery service sending </w:t>
       </w:r>
       <w:r>
         <w:rPr>
-          <w:rFonts w:ascii="Carlito" w:hAnsi="Carlito" w:cs="Carlito"/>
-          <w:sz w:val="32"/>
-          <w:szCs w:val="32"/>
+          <w:rFonts w:ascii="Calibri" w:hAnsi="Calibri" w:cs="Calibri"/>
+          <w:sz w:val="36"/>
+          <w:szCs w:val="36"/>
         </w:rPr>
         <w:t>us</w:t>
       </w:r>
       <w:r>
         <w:rPr>
-          <w:rFonts w:ascii="Carlito" w:hAnsi="Carlito" w:cs="Carlito"/>
-          <w:sz w:val="32"/>
-          <w:szCs w:val="32"/>
+          <w:rFonts w:ascii="Calibri" w:hAnsi="Calibri" w:cs="Calibri"/>
+          <w:sz w:val="36"/>
+          <w:szCs w:val="36"/>
         </w:rPr>
         <w:t xml:space="preserve"> a "valid" package is still a threat.</w:t>
       </w:r>
@@ -2307,40 +2414,40 @@
       <w:pPr>
         <w:jc w:val="both"/>
         <w:rPr>
-          <w:rFonts w:ascii="Carlito" w:hAnsi="Carlito" w:cs="Carlito"/>
-          <w:sz w:val="32"/>
-          <w:szCs w:val="32"/>
-        </w:rPr>
-      </w:pPr>
-      <w:r>
-        <w:rPr>
-          <w:rFonts w:ascii="Carlito" w:hAnsi="Carlito" w:cs="Carlito"/>
-          <w:sz w:val="32"/>
-          <w:szCs w:val="32"/>
+          <w:rFonts w:ascii="Calibri" w:hAnsi="Calibri" w:cs="Calibri"/>
+          <w:sz w:val="36"/>
+          <w:szCs w:val="36"/>
+        </w:rPr>
+      </w:pPr>
+      <w:r>
+        <w:rPr>
+          <w:rFonts w:ascii="Calibri" w:hAnsi="Calibri" w:cs="Calibri"/>
+          <w:sz w:val="36"/>
+          <w:szCs w:val="36"/>
         </w:rPr>
         <w:t xml:space="preserve"># </w:t>
       </w:r>
       <w:r>
         <w:rPr>
-          <w:rFonts w:ascii="Carlito" w:hAnsi="Carlito" w:cs="Carlito"/>
-          <w:sz w:val="32"/>
-          <w:szCs w:val="32"/>
+          <w:rFonts w:ascii="Calibri" w:hAnsi="Calibri" w:cs="Calibri"/>
+          <w:sz w:val="36"/>
+          <w:szCs w:val="36"/>
         </w:rPr>
         <w:t>Always verify tokens and responses from external services on our side.</w:t>
       </w:r>
       <w:r>
         <w:rPr>
-          <w:rFonts w:ascii="Carlito" w:hAnsi="Carlito" w:cs="Carlito"/>
-          <w:sz w:val="32"/>
-          <w:szCs w:val="32"/>
+          <w:rFonts w:ascii="Calibri" w:hAnsi="Calibri" w:cs="Calibri"/>
+          <w:sz w:val="36"/>
+          <w:szCs w:val="36"/>
         </w:rPr>
         <w:t xml:space="preserve"> </w:t>
       </w:r>
       <w:r>
         <w:rPr>
-          <w:rFonts w:ascii="Carlito" w:hAnsi="Carlito" w:cs="Carlito"/>
-          <w:sz w:val="32"/>
-          <w:szCs w:val="32"/>
+          <w:rFonts w:ascii="Calibri" w:hAnsi="Calibri" w:cs="Calibri"/>
+          <w:sz w:val="36"/>
+          <w:szCs w:val="36"/>
         </w:rPr>
         <w:t>Have fallback security checks that don't depend on the third-party being honest.</w:t>
       </w:r>
@@ -2349,26 +2456,26 @@
       <w:pPr>
         <w:jc w:val="both"/>
         <w:rPr>
-          <w:rFonts w:ascii="Carlito" w:hAnsi="Carlito" w:cs="Carlito"/>
-          <w:sz w:val="32"/>
-          <w:szCs w:val="32"/>
-        </w:rPr>
-      </w:pPr>
-    </w:p>
-    <w:p>
-      <w:pPr>
-        <w:jc w:val="both"/>
-        <w:rPr>
-          <w:rFonts w:ascii="Carlito" w:hAnsi="Carlito" w:cs="Carlito"/>
-          <w:sz w:val="32"/>
-          <w:szCs w:val="32"/>
-        </w:rPr>
-      </w:pPr>
-      <w:r>
-        <w:rPr>
-          <w:rFonts w:ascii="Carlito" w:hAnsi="Carlito" w:cs="Carlito"/>
-          <w:sz w:val="32"/>
-          <w:szCs w:val="32"/>
+          <w:rFonts w:ascii="Calibri" w:hAnsi="Calibri" w:cs="Calibri"/>
+          <w:sz w:val="36"/>
+          <w:szCs w:val="36"/>
+        </w:rPr>
+      </w:pPr>
+    </w:p>
+    <w:p>
+      <w:pPr>
+        <w:jc w:val="both"/>
+        <w:rPr>
+          <w:rFonts w:ascii="Calibri" w:hAnsi="Calibri" w:cs="Calibri"/>
+          <w:sz w:val="36"/>
+          <w:szCs w:val="36"/>
+        </w:rPr>
+      </w:pPr>
+      <w:r>
+        <w:rPr>
+          <w:rFonts w:ascii="Calibri" w:hAnsi="Calibri" w:cs="Calibri"/>
+          <w:sz w:val="36"/>
+          <w:szCs w:val="36"/>
         </w:rPr>
         <w:t>SSRF (server-side request forgery):</w:t>
       </w:r>
@@ -2377,16 +2484,16 @@
       <w:pPr>
         <w:jc w:val="both"/>
         <w:rPr>
-          <w:rFonts w:ascii="Carlito" w:hAnsi="Carlito" w:cs="Carlito"/>
-          <w:sz w:val="32"/>
-          <w:szCs w:val="32"/>
-        </w:rPr>
-      </w:pPr>
-      <w:r>
-        <w:rPr>
-          <w:rFonts w:ascii="Carlito" w:hAnsi="Carlito" w:cs="Carlito"/>
-          <w:sz w:val="32"/>
-          <w:szCs w:val="32"/>
+          <w:rFonts w:ascii="Calibri" w:hAnsi="Calibri" w:cs="Calibri"/>
+          <w:sz w:val="36"/>
+          <w:szCs w:val="36"/>
+        </w:rPr>
+      </w:pPr>
+      <w:r>
+        <w:rPr>
+          <w:rFonts w:ascii="Calibri" w:hAnsi="Calibri" w:cs="Calibri"/>
+          <w:sz w:val="36"/>
+          <w:szCs w:val="36"/>
         </w:rPr>
         <w:t># Our server fetches a URL provided by the user. The attacker doesn't give a real URL, they give our internal admin endpoint, cloud metadata, or private service. Our own server becomes the attacker's tool.</w:t>
       </w:r>
@@ -2395,16 +2502,16 @@
       <w:pPr>
         <w:jc w:val="both"/>
         <w:rPr>
-          <w:rFonts w:ascii="Carlito" w:hAnsi="Carlito" w:cs="Carlito"/>
-          <w:sz w:val="32"/>
-          <w:szCs w:val="32"/>
-        </w:rPr>
-      </w:pPr>
-      <w:r>
-        <w:rPr>
-          <w:rFonts w:ascii="Carlito" w:hAnsi="Carlito" w:cs="Carlito"/>
-          <w:sz w:val="32"/>
-          <w:szCs w:val="32"/>
+          <w:rFonts w:ascii="Calibri" w:hAnsi="Calibri" w:cs="Calibri"/>
+          <w:sz w:val="36"/>
+          <w:szCs w:val="36"/>
+        </w:rPr>
+      </w:pPr>
+      <w:r>
+        <w:rPr>
+          <w:rFonts w:ascii="Calibri" w:hAnsi="Calibri" w:cs="Calibri"/>
+          <w:sz w:val="36"/>
+          <w:szCs w:val="36"/>
         </w:rPr>
         <w:t># Mental model, the puppet, the attacker isn't breaking into our house, they're making us unlock our own backdoor from the inside. We're the one making the request; they're just pulling our strings.</w:t>
       </w:r>
@@ -2413,20 +2520,20 @@
       <w:pPr>
         <w:jc w:val="both"/>
         <w:rPr>
-          <w:rFonts w:ascii="Carlito" w:hAnsi="Carlito" w:cs="Carlito"/>
-          <w:b/>
-          <w:bCs/>
-          <w:sz w:val="32"/>
-          <w:szCs w:val="32"/>
-        </w:rPr>
-      </w:pPr>
-      <w:r>
-        <w:rPr>
-          <w:rFonts w:ascii="Carlito" w:hAnsi="Carlito" w:cs="Carlito"/>
-          <w:b/>
-          <w:bCs/>
-          <w:sz w:val="32"/>
-          <w:szCs w:val="32"/>
+          <w:rFonts w:ascii="Calibri" w:hAnsi="Calibri" w:cs="Calibri"/>
+          <w:b/>
+          <w:bCs/>
+          <w:sz w:val="36"/>
+          <w:szCs w:val="36"/>
+        </w:rPr>
+      </w:pPr>
+      <w:r>
+        <w:rPr>
+          <w:rFonts w:ascii="Calibri" w:hAnsi="Calibri" w:cs="Calibri"/>
+          <w:b/>
+          <w:bCs/>
+          <w:sz w:val="36"/>
+          <w:szCs w:val="36"/>
         </w:rPr>
         <w:t>Attacker gives: http://169.254.169.254/metadata</w:t>
       </w:r>
@@ -2435,20 +2542,20 @@
       <w:pPr>
         <w:jc w:val="both"/>
         <w:rPr>
-          <w:rFonts w:ascii="Carlito" w:hAnsi="Carlito" w:cs="Carlito"/>
-          <w:b/>
-          <w:bCs/>
-          <w:sz w:val="32"/>
-          <w:szCs w:val="32"/>
-        </w:rPr>
-      </w:pPr>
-      <w:r>
-        <w:rPr>
-          <w:rFonts w:ascii="Carlito" w:hAnsi="Carlito" w:cs="Carlito"/>
-          <w:b/>
-          <w:bCs/>
-          <w:sz w:val="32"/>
-          <w:szCs w:val="32"/>
+          <w:rFonts w:ascii="Calibri" w:hAnsi="Calibri" w:cs="Calibri"/>
+          <w:b/>
+          <w:bCs/>
+          <w:sz w:val="36"/>
+          <w:szCs w:val="36"/>
+        </w:rPr>
+      </w:pPr>
+      <w:r>
+        <w:rPr>
+          <w:rFonts w:ascii="Calibri" w:hAnsi="Calibri" w:cs="Calibri"/>
+          <w:b/>
+          <w:bCs/>
+          <w:sz w:val="36"/>
+          <w:szCs w:val="36"/>
         </w:rPr>
         <w:t>Our server fetches it → leaks cloud credentials</w:t>
       </w:r>
@@ -2457,16 +2564,16 @@
       <w:pPr>
         <w:jc w:val="both"/>
         <w:rPr>
-          <w:rFonts w:ascii="Carlito" w:hAnsi="Carlito" w:cs="Carlito"/>
-          <w:sz w:val="32"/>
-          <w:szCs w:val="32"/>
-        </w:rPr>
-      </w:pPr>
-      <w:r>
-        <w:rPr>
-          <w:rFonts w:ascii="Carlito" w:hAnsi="Carlito" w:cs="Carlito"/>
-          <w:sz w:val="32"/>
-          <w:szCs w:val="32"/>
+          <w:rFonts w:ascii="Calibri" w:hAnsi="Calibri" w:cs="Calibri"/>
+          <w:sz w:val="36"/>
+          <w:szCs w:val="36"/>
+        </w:rPr>
+      </w:pPr>
+      <w:r>
+        <w:rPr>
+          <w:rFonts w:ascii="Calibri" w:hAnsi="Calibri" w:cs="Calibri"/>
+          <w:sz w:val="36"/>
+          <w:szCs w:val="36"/>
         </w:rPr>
         <w:t># Allowlist the domains or IPs our server is allowed to request. Never fetch arbitrary user-provided URLs without strict validation.</w:t>
       </w:r>
@@ -2475,26 +2582,26 @@
       <w:pPr>
         <w:jc w:val="both"/>
         <w:rPr>
-          <w:rFonts w:ascii="Carlito" w:hAnsi="Carlito" w:cs="Carlito"/>
-          <w:sz w:val="32"/>
-          <w:szCs w:val="32"/>
-        </w:rPr>
-      </w:pPr>
-    </w:p>
-    <w:p>
-      <w:pPr>
-        <w:jc w:val="both"/>
-        <w:rPr>
-          <w:rFonts w:ascii="Carlito" w:hAnsi="Carlito" w:cs="Carlito"/>
-          <w:sz w:val="32"/>
-          <w:szCs w:val="32"/>
-        </w:rPr>
-      </w:pPr>
-      <w:r>
-        <w:rPr>
-          <w:rFonts w:ascii="Carlito" w:hAnsi="Carlito" w:cs="Carlito"/>
-          <w:sz w:val="32"/>
-          <w:szCs w:val="32"/>
+          <w:rFonts w:ascii="Calibri" w:hAnsi="Calibri" w:cs="Calibri"/>
+          <w:sz w:val="36"/>
+          <w:szCs w:val="36"/>
+        </w:rPr>
+      </w:pPr>
+    </w:p>
+    <w:p>
+      <w:pPr>
+        <w:jc w:val="both"/>
+        <w:rPr>
+          <w:rFonts w:ascii="Calibri" w:hAnsi="Calibri" w:cs="Calibri"/>
+          <w:sz w:val="36"/>
+          <w:szCs w:val="36"/>
+        </w:rPr>
+      </w:pPr>
+      <w:r>
+        <w:rPr>
+          <w:rFonts w:ascii="Calibri" w:hAnsi="Calibri" w:cs="Calibri"/>
+          <w:sz w:val="36"/>
+          <w:szCs w:val="36"/>
         </w:rPr>
         <w:t>Security misconfiguration:</w:t>
       </w:r>
@@ -2503,17 +2610,18 @@
       <w:pPr>
         <w:jc w:val="both"/>
         <w:rPr>
-          <w:rFonts w:ascii="Carlito" w:hAnsi="Carlito" w:cs="Carlito"/>
-          <w:sz w:val="32"/>
-          <w:szCs w:val="32"/>
-        </w:rPr>
-      </w:pPr>
-      <w:r>
-        <w:rPr>
-          <w:rFonts w:ascii="Carlito" w:hAnsi="Carlito" w:cs="Carlito"/>
-          <w:sz w:val="32"/>
-          <w:szCs w:val="32"/>
-        </w:rPr>
+          <w:rFonts w:ascii="Calibri" w:hAnsi="Calibri" w:cs="Calibri"/>
+          <w:sz w:val="36"/>
+          <w:szCs w:val="36"/>
+        </w:rPr>
+      </w:pPr>
+      <w:r>
+        <w:rPr>
+          <w:rFonts w:ascii="Calibri" w:hAnsi="Calibri" w:cs="Calibri"/>
+          <w:sz w:val="36"/>
+          <w:szCs w:val="36"/>
+        </w:rPr>
+        <w:lastRenderedPageBreak/>
         <w:t># This isn't a bug in our code. It's a gap in our environment. Default credentials, debug mode in production, verbose error messages, open ports. These are individually minor, collectively catastrophic.</w:t>
       </w:r>
     </w:p>
@@ -2521,16 +2629,16 @@
       <w:pPr>
         <w:jc w:val="both"/>
         <w:rPr>
-          <w:rFonts w:ascii="Carlito" w:hAnsi="Carlito" w:cs="Carlito"/>
-          <w:sz w:val="32"/>
-          <w:szCs w:val="32"/>
-        </w:rPr>
-      </w:pPr>
-      <w:r>
-        <w:rPr>
-          <w:rFonts w:ascii="Carlito" w:hAnsi="Carlito" w:cs="Carlito"/>
-          <w:sz w:val="32"/>
-          <w:szCs w:val="32"/>
+          <w:rFonts w:ascii="Calibri" w:hAnsi="Calibri" w:cs="Calibri"/>
+          <w:sz w:val="36"/>
+          <w:szCs w:val="36"/>
+        </w:rPr>
+      </w:pPr>
+      <w:r>
+        <w:rPr>
+          <w:rFonts w:ascii="Calibri" w:hAnsi="Calibri" w:cs="Calibri"/>
+          <w:sz w:val="36"/>
+          <w:szCs w:val="36"/>
         </w:rPr>
         <w:t># Mental model, a fortress with a sticky note, impenetrable walls, drawbridge, guards — but the master key is taped to the front gate with the default password written on it.</w:t>
       </w:r>
@@ -2539,16 +2647,16 @@
       <w:pPr>
         <w:jc w:val="both"/>
         <w:rPr>
-          <w:rFonts w:ascii="Carlito" w:hAnsi="Carlito" w:cs="Carlito"/>
-          <w:sz w:val="32"/>
-          <w:szCs w:val="32"/>
-        </w:rPr>
-      </w:pPr>
-      <w:r>
-        <w:rPr>
-          <w:rFonts w:ascii="Carlito" w:hAnsi="Carlito" w:cs="Carlito"/>
-          <w:sz w:val="32"/>
-          <w:szCs w:val="32"/>
+          <w:rFonts w:ascii="Calibri" w:hAnsi="Calibri" w:cs="Calibri"/>
+          <w:sz w:val="36"/>
+          <w:szCs w:val="36"/>
+        </w:rPr>
+      </w:pPr>
+      <w:r>
+        <w:rPr>
+          <w:rFonts w:ascii="Calibri" w:hAnsi="Calibri" w:cs="Calibri"/>
+          <w:sz w:val="36"/>
+          <w:szCs w:val="36"/>
         </w:rPr>
         <w:t># Change all default credentials immediately. Disable debug mode before deployment. A secure app in an insecure environment is still insecure.</w:t>
       </w:r>
@@ -2557,26 +2665,26 @@
       <w:pPr>
         <w:jc w:val="both"/>
         <w:rPr>
-          <w:rFonts w:ascii="Carlito" w:hAnsi="Carlito" w:cs="Carlito"/>
-          <w:sz w:val="32"/>
-          <w:szCs w:val="32"/>
-        </w:rPr>
-      </w:pPr>
-    </w:p>
-    <w:p>
-      <w:pPr>
-        <w:jc w:val="both"/>
-        <w:rPr>
-          <w:rFonts w:ascii="Carlito" w:hAnsi="Carlito" w:cs="Carlito"/>
-          <w:sz w:val="32"/>
-          <w:szCs w:val="32"/>
-        </w:rPr>
-      </w:pPr>
-      <w:r>
-        <w:rPr>
-          <w:rFonts w:ascii="Carlito" w:hAnsi="Carlito" w:cs="Carlito"/>
-          <w:sz w:val="32"/>
-          <w:szCs w:val="32"/>
+          <w:rFonts w:ascii="Calibri" w:hAnsi="Calibri" w:cs="Calibri"/>
+          <w:sz w:val="36"/>
+          <w:szCs w:val="36"/>
+        </w:rPr>
+      </w:pPr>
+    </w:p>
+    <w:p>
+      <w:pPr>
+        <w:jc w:val="both"/>
+        <w:rPr>
+          <w:rFonts w:ascii="Calibri" w:hAnsi="Calibri" w:cs="Calibri"/>
+          <w:sz w:val="36"/>
+          <w:szCs w:val="36"/>
+        </w:rPr>
+      </w:pPr>
+      <w:r>
+        <w:rPr>
+          <w:rFonts w:ascii="Calibri" w:hAnsi="Calibri" w:cs="Calibri"/>
+          <w:sz w:val="36"/>
+          <w:szCs w:val="36"/>
         </w:rPr>
         <w:t>API inventory:</w:t>
       </w:r>
@@ -2585,16 +2693,16 @@
       <w:pPr>
         <w:jc w:val="both"/>
         <w:rPr>
-          <w:rFonts w:ascii="Carlito" w:hAnsi="Carlito" w:cs="Carlito"/>
-          <w:sz w:val="32"/>
-          <w:szCs w:val="32"/>
-        </w:rPr>
-      </w:pPr>
-      <w:r>
-        <w:rPr>
-          <w:rFonts w:ascii="Carlito" w:hAnsi="Carlito" w:cs="Carlito"/>
-          <w:sz w:val="32"/>
-          <w:szCs w:val="32"/>
+          <w:rFonts w:ascii="Calibri" w:hAnsi="Calibri" w:cs="Calibri"/>
+          <w:sz w:val="36"/>
+          <w:szCs w:val="36"/>
+        </w:rPr>
+      </w:pPr>
+      <w:r>
+        <w:rPr>
+          <w:rFonts w:ascii="Calibri" w:hAnsi="Calibri" w:cs="Calibri"/>
+          <w:sz w:val="36"/>
+          <w:szCs w:val="36"/>
         </w:rPr>
         <w:t># We can't secure what we don't know exists. Shadow APIs like old test endpoints/APIs, forgotten versions, undocumented routes accumulate over time. One unguarded endpoint or API is enough.</w:t>
       </w:r>
@@ -2603,16 +2711,16 @@
       <w:pPr>
         <w:jc w:val="both"/>
         <w:rPr>
-          <w:rFonts w:ascii="Carlito" w:hAnsi="Carlito" w:cs="Carlito"/>
-          <w:sz w:val="32"/>
-          <w:szCs w:val="32"/>
-        </w:rPr>
-      </w:pPr>
-      <w:r>
-        <w:rPr>
-          <w:rFonts w:ascii="Carlito" w:hAnsi="Carlito" w:cs="Carlito"/>
-          <w:sz w:val="32"/>
-          <w:szCs w:val="32"/>
+          <w:rFonts w:ascii="Calibri" w:hAnsi="Calibri" w:cs="Calibri"/>
+          <w:sz w:val="36"/>
+          <w:szCs w:val="36"/>
+        </w:rPr>
+      </w:pPr>
+      <w:r>
+        <w:rPr>
+          <w:rFonts w:ascii="Calibri" w:hAnsi="Calibri" w:cs="Calibri"/>
+          <w:sz w:val="36"/>
+          <w:szCs w:val="36"/>
         </w:rPr>
         <w:t># Mental model, the forgotten side door, we secure the front door, the windows, the back door. But there's a service entrance from three years ago that no one remembers. That's the one the attacker finds.</w:t>
       </w:r>
@@ -2621,16 +2729,16 @@
       <w:pPr>
         <w:jc w:val="both"/>
         <w:rPr>
-          <w:rFonts w:ascii="Carlito" w:hAnsi="Carlito" w:cs="Carlito"/>
-          <w:sz w:val="32"/>
-          <w:szCs w:val="32"/>
-        </w:rPr>
-      </w:pPr>
-      <w:r>
-        <w:rPr>
-          <w:rFonts w:ascii="Carlito" w:hAnsi="Carlito" w:cs="Carlito"/>
-          <w:sz w:val="32"/>
-          <w:szCs w:val="32"/>
+          <w:rFonts w:ascii="Calibri" w:hAnsi="Calibri" w:cs="Calibri"/>
+          <w:sz w:val="36"/>
+          <w:szCs w:val="36"/>
+        </w:rPr>
+      </w:pPr>
+      <w:r>
+        <w:rPr>
+          <w:rFonts w:ascii="Calibri" w:hAnsi="Calibri" w:cs="Calibri"/>
+          <w:sz w:val="36"/>
+          <w:szCs w:val="36"/>
         </w:rPr>
         <w:t># Maintain a living registry of all API routes like active, deprecated, and internal. Decommission unused endpoints completely; don't just remove them from docs.</w:t>
       </w:r>
@@ -2639,27 +2747,28 @@
       <w:pPr>
         <w:jc w:val="both"/>
         <w:rPr>
-          <w:rFonts w:ascii="Carlito" w:hAnsi="Carlito" w:cs="Carlito"/>
-          <w:sz w:val="32"/>
-          <w:szCs w:val="32"/>
-        </w:rPr>
-      </w:pPr>
-    </w:p>
-    <w:p>
-      <w:pPr>
-        <w:jc w:val="both"/>
-        <w:rPr>
-          <w:rFonts w:ascii="Carlito" w:hAnsi="Carlito" w:cs="Carlito"/>
-          <w:sz w:val="32"/>
-          <w:szCs w:val="32"/>
-        </w:rPr>
-      </w:pPr>
-      <w:r>
-        <w:rPr>
-          <w:rFonts w:ascii="Carlito" w:hAnsi="Carlito" w:cs="Carlito"/>
-          <w:sz w:val="32"/>
-          <w:szCs w:val="32"/>
-        </w:rPr>
+          <w:rFonts w:ascii="Calibri" w:hAnsi="Calibri" w:cs="Calibri"/>
+          <w:sz w:val="36"/>
+          <w:szCs w:val="36"/>
+        </w:rPr>
+      </w:pPr>
+    </w:p>
+    <w:p>
+      <w:pPr>
+        <w:jc w:val="both"/>
+        <w:rPr>
+          <w:rFonts w:ascii="Calibri" w:hAnsi="Calibri" w:cs="Calibri"/>
+          <w:sz w:val="36"/>
+          <w:szCs w:val="36"/>
+        </w:rPr>
+      </w:pPr>
+      <w:r>
+        <w:rPr>
+          <w:rFonts w:ascii="Calibri" w:hAnsi="Calibri" w:cs="Calibri"/>
+          <w:sz w:val="36"/>
+          <w:szCs w:val="36"/>
+        </w:rPr>
+        <w:lastRenderedPageBreak/>
         <w:t>Rate limiting:</w:t>
       </w:r>
     </w:p>
@@ -2667,224 +2776,224 @@
       <w:pPr>
         <w:jc w:val="both"/>
         <w:rPr>
-          <w:rFonts w:ascii="Carlito" w:hAnsi="Carlito" w:cs="Carlito"/>
-          <w:sz w:val="32"/>
-          <w:szCs w:val="32"/>
-        </w:rPr>
-      </w:pPr>
-      <w:r>
-        <w:rPr>
-          <w:rFonts w:ascii="Carlito" w:hAnsi="Carlito" w:cs="Carlito"/>
-          <w:sz w:val="32"/>
-          <w:szCs w:val="32"/>
+          <w:rFonts w:ascii="Calibri" w:hAnsi="Calibri" w:cs="Calibri"/>
+          <w:sz w:val="36"/>
+          <w:szCs w:val="36"/>
+        </w:rPr>
+      </w:pPr>
+      <w:r>
+        <w:rPr>
+          <w:rFonts w:ascii="Calibri" w:hAnsi="Calibri" w:cs="Calibri"/>
+          <w:sz w:val="36"/>
+          <w:szCs w:val="36"/>
+        </w:rPr>
+        <w:t># Without request limits, an attacker only needs time. OTP brute-force, password stuffing, credential harvesting all of them become trivial when there's no throttle on how fast they can try.</w:t>
+      </w:r>
+    </w:p>
+    <w:p>
+      <w:pPr>
+        <w:jc w:val="both"/>
+        <w:rPr>
+          <w:rFonts w:ascii="Calibri" w:hAnsi="Calibri" w:cs="Calibri"/>
+          <w:sz w:val="36"/>
+          <w:szCs w:val="36"/>
+        </w:rPr>
+      </w:pPr>
+      <w:r>
+        <w:rPr>
+          <w:rFonts w:ascii="Calibri" w:hAnsi="Calibri" w:cs="Calibri"/>
+          <w:sz w:val="36"/>
+          <w:szCs w:val="36"/>
+        </w:rPr>
+        <w:t># Mental model, ATM PIN lock, 3 wrong PINs and the card is frozen. The bank doesn't trust that we'll eventually guess right. Without rate limiting, our API gives unlimited guesses.</w:t>
+      </w:r>
+    </w:p>
+    <w:p>
+      <w:pPr>
+        <w:jc w:val="both"/>
+        <w:rPr>
+          <w:rFonts w:ascii="Calibri" w:hAnsi="Calibri" w:cs="Calibri"/>
+          <w:b/>
+          <w:bCs/>
+          <w:sz w:val="36"/>
+          <w:szCs w:val="36"/>
+        </w:rPr>
+      </w:pPr>
+      <w:r>
+        <w:rPr>
+          <w:rFonts w:ascii="Calibri" w:hAnsi="Calibri" w:cs="Calibri"/>
+          <w:b/>
+          <w:bCs/>
+          <w:sz w:val="36"/>
+          <w:szCs w:val="36"/>
+        </w:rPr>
+        <w:t>Without limit: try 1,000,000 OTPs → succeed eventually</w:t>
+      </w:r>
+    </w:p>
+    <w:p>
+      <w:pPr>
+        <w:jc w:val="both"/>
+        <w:rPr>
+          <w:rFonts w:ascii="Calibri" w:hAnsi="Calibri" w:cs="Calibri"/>
+          <w:b/>
+          <w:bCs/>
+          <w:sz w:val="36"/>
+          <w:szCs w:val="36"/>
+        </w:rPr>
+      </w:pPr>
+      <w:r>
+        <w:rPr>
+          <w:rFonts w:ascii="Calibri" w:hAnsi="Calibri" w:cs="Calibri"/>
+          <w:b/>
+          <w:bCs/>
+          <w:sz w:val="36"/>
+          <w:szCs w:val="36"/>
+        </w:rPr>
+        <w:t>With limit:    try 5 per minute → effectively blocked</w:t>
+      </w:r>
+    </w:p>
+    <w:p>
+      <w:pPr>
+        <w:jc w:val="both"/>
+        <w:rPr>
+          <w:rFonts w:ascii="Calibri" w:hAnsi="Calibri" w:cs="Calibri"/>
+          <w:sz w:val="36"/>
+          <w:szCs w:val="36"/>
+        </w:rPr>
+      </w:pPr>
+      <w:r>
+        <w:rPr>
+          <w:rFonts w:ascii="Calibri" w:hAnsi="Calibri" w:cs="Calibri"/>
+          <w:sz w:val="36"/>
+          <w:szCs w:val="36"/>
+        </w:rPr>
+        <w:t xml:space="preserve"># Apply rate limits per user, per IP, and per endpoint especially auth flows. Return </w:t>
+      </w:r>
+      <w:r>
+        <w:rPr>
+          <w:rFonts w:ascii="Calibri" w:hAnsi="Calibri" w:cs="Calibri"/>
+          <w:b/>
+          <w:bCs/>
+          <w:sz w:val="36"/>
+          <w:szCs w:val="36"/>
+        </w:rPr>
+        <w:t>429</w:t>
+      </w:r>
+      <w:r>
+        <w:rPr>
+          <w:rFonts w:ascii="Calibri" w:hAnsi="Calibri" w:cs="Calibri"/>
+          <w:sz w:val="36"/>
+          <w:szCs w:val="36"/>
+        </w:rPr>
+        <w:t xml:space="preserve"> (status code) Too Many Requests and add exponential backoff for repeat offenders.</w:t>
+      </w:r>
+    </w:p>
+    <w:p>
+      <w:pPr>
+        <w:jc w:val="both"/>
+        <w:rPr>
+          <w:rFonts w:ascii="Calibri" w:hAnsi="Calibri" w:cs="Calibri"/>
+          <w:sz w:val="36"/>
+          <w:szCs w:val="36"/>
+        </w:rPr>
+      </w:pPr>
+    </w:p>
+    <w:p>
+      <w:pPr>
+        <w:jc w:val="both"/>
+        <w:rPr>
+          <w:rFonts w:ascii="Calibri" w:hAnsi="Calibri" w:cs="Calibri"/>
+          <w:sz w:val="36"/>
+          <w:szCs w:val="36"/>
+        </w:rPr>
+      </w:pPr>
+      <w:r>
+        <w:rPr>
+          <w:rFonts w:ascii="Calibri" w:hAnsi="Calibri" w:cs="Calibri"/>
+          <w:sz w:val="36"/>
+          <w:szCs w:val="36"/>
+        </w:rPr>
+        <w:t>Input validation:</w:t>
+      </w:r>
+    </w:p>
+    <w:p>
+      <w:pPr>
+        <w:jc w:val="both"/>
+        <w:rPr>
+          <w:rFonts w:ascii="Calibri" w:hAnsi="Calibri" w:cs="Calibri"/>
+          <w:sz w:val="36"/>
+          <w:szCs w:val="36"/>
+        </w:rPr>
+      </w:pPr>
+      <w:r>
+        <w:rPr>
+          <w:rFonts w:ascii="Calibri" w:hAnsi="Calibri" w:cs="Calibri"/>
+          <w:sz w:val="36"/>
+          <w:szCs w:val="36"/>
+        </w:rPr>
+        <w:t># Accepting user input without sanitization is handing someone a keyboard connected directly to our database. A search box or search field becomes a weapon; a form field becomes a terminal.</w:t>
+      </w:r>
+    </w:p>
+    <w:p>
+      <w:pPr>
+        <w:jc w:val="both"/>
+        <w:rPr>
+          <w:rFonts w:ascii="Calibri" w:hAnsi="Calibri" w:cs="Calibri"/>
+          <w:sz w:val="36"/>
+          <w:szCs w:val="36"/>
+        </w:rPr>
+      </w:pPr>
+      <w:r>
+        <w:rPr>
+          <w:rFonts w:ascii="Calibri" w:hAnsi="Calibri" w:cs="Calibri"/>
+          <w:sz w:val="36"/>
+          <w:szCs w:val="36"/>
+        </w:rPr>
+        <w:t># Mental model, airport security, every person and bag pass through a scanner before entering the terminal. We don't wave through passengers because "they look fine." Every input is untrusted by default.</w:t>
+      </w:r>
+    </w:p>
+    <w:p>
+      <w:pPr>
+        <w:jc w:val="both"/>
+        <w:rPr>
+          <w:rFonts w:ascii="Calibri" w:hAnsi="Calibri" w:cs="Calibri"/>
+          <w:b/>
+          <w:bCs/>
+          <w:sz w:val="36"/>
+          <w:szCs w:val="36"/>
+        </w:rPr>
+      </w:pPr>
+      <w:r>
+        <w:rPr>
+          <w:rFonts w:ascii="Calibri" w:hAnsi="Calibri" w:cs="Calibri"/>
+          <w:b/>
+          <w:bCs/>
+          <w:sz w:val="36"/>
+          <w:szCs w:val="36"/>
+        </w:rPr>
+        <w:t>User input → [Validate] → [Sanitize] → Process</w:t>
+      </w:r>
+    </w:p>
+    <w:p>
+      <w:pPr>
+        <w:jc w:val="both"/>
+        <w:rPr>
+          <w:rFonts w:ascii="Calibri" w:hAnsi="Calibri" w:cs="Calibri"/>
+          <w:b/>
+          <w:bCs/>
+          <w:sz w:val="36"/>
+          <w:szCs w:val="36"/>
+        </w:rPr>
+      </w:pPr>
+      <w:r>
+        <w:rPr>
+          <w:rFonts w:ascii="Calibri" w:hAnsi="Calibri" w:cs="Calibri"/>
+          <w:b/>
+          <w:bCs/>
+          <w:sz w:val="36"/>
+          <w:szCs w:val="36"/>
         </w:rPr>
         <w:lastRenderedPageBreak/>
-        <w:t># Without request limits, an attacker only needs time. OTP brute-force, password stuffing, credential harvesting all of them become trivial when there's no throttle on how fast they can try.</w:t>
-      </w:r>
-    </w:p>
-    <w:p>
-      <w:pPr>
-        <w:jc w:val="both"/>
-        <w:rPr>
-          <w:rFonts w:ascii="Carlito" w:hAnsi="Carlito" w:cs="Carlito"/>
-          <w:sz w:val="32"/>
-          <w:szCs w:val="32"/>
-        </w:rPr>
-      </w:pPr>
-      <w:r>
-        <w:rPr>
-          <w:rFonts w:ascii="Carlito" w:hAnsi="Carlito" w:cs="Carlito"/>
-          <w:sz w:val="32"/>
-          <w:szCs w:val="32"/>
-        </w:rPr>
-        <w:t># Mental model, ATM PIN lock, 3 wrong PINs and the card is frozen. The bank doesn't trust that we'll eventually guess right. Without rate limiting, our API gives unlimited guesses.</w:t>
-      </w:r>
-    </w:p>
-    <w:p>
-      <w:pPr>
-        <w:jc w:val="both"/>
-        <w:rPr>
-          <w:rFonts w:ascii="Carlito" w:hAnsi="Carlito" w:cs="Carlito"/>
-          <w:b/>
-          <w:bCs/>
-          <w:sz w:val="32"/>
-          <w:szCs w:val="32"/>
-        </w:rPr>
-      </w:pPr>
-      <w:r>
-        <w:rPr>
-          <w:rFonts w:ascii="Carlito" w:hAnsi="Carlito" w:cs="Carlito"/>
-          <w:b/>
-          <w:bCs/>
-          <w:sz w:val="32"/>
-          <w:szCs w:val="32"/>
-        </w:rPr>
-        <w:t>Without limit: try 1,000,000 OTPs → succeed eventually</w:t>
-      </w:r>
-    </w:p>
-    <w:p>
-      <w:pPr>
-        <w:jc w:val="both"/>
-        <w:rPr>
-          <w:rFonts w:ascii="Carlito" w:hAnsi="Carlito" w:cs="Carlito"/>
-          <w:b/>
-          <w:bCs/>
-          <w:sz w:val="32"/>
-          <w:szCs w:val="32"/>
-        </w:rPr>
-      </w:pPr>
-      <w:r>
-        <w:rPr>
-          <w:rFonts w:ascii="Carlito" w:hAnsi="Carlito" w:cs="Carlito"/>
-          <w:b/>
-          <w:bCs/>
-          <w:sz w:val="32"/>
-          <w:szCs w:val="32"/>
-        </w:rPr>
-        <w:t>With limit:    try 5 per minute → effectively blocked</w:t>
-      </w:r>
-    </w:p>
-    <w:p>
-      <w:pPr>
-        <w:jc w:val="both"/>
-        <w:rPr>
-          <w:rFonts w:ascii="Carlito" w:hAnsi="Carlito" w:cs="Carlito"/>
-          <w:sz w:val="32"/>
-          <w:szCs w:val="32"/>
-        </w:rPr>
-      </w:pPr>
-      <w:r>
-        <w:rPr>
-          <w:rFonts w:ascii="Carlito" w:hAnsi="Carlito" w:cs="Carlito"/>
-          <w:sz w:val="32"/>
-          <w:szCs w:val="32"/>
-        </w:rPr>
-        <w:t xml:space="preserve"># Apply rate limits per user, per IP, and per endpoint especially auth flows. Return </w:t>
-      </w:r>
-      <w:r>
-        <w:rPr>
-          <w:rFonts w:ascii="Carlito" w:hAnsi="Carlito" w:cs="Carlito"/>
-          <w:b/>
-          <w:bCs/>
-          <w:sz w:val="32"/>
-          <w:szCs w:val="32"/>
-        </w:rPr>
-        <w:t>429</w:t>
-      </w:r>
-      <w:r>
-        <w:rPr>
-          <w:rFonts w:ascii="Carlito" w:hAnsi="Carlito" w:cs="Carlito"/>
-          <w:sz w:val="32"/>
-          <w:szCs w:val="32"/>
-        </w:rPr>
-        <w:t xml:space="preserve"> (status code) Too Many Requests and add exponential backoff for repeat offenders.</w:t>
-      </w:r>
-    </w:p>
-    <w:p>
-      <w:pPr>
-        <w:jc w:val="both"/>
-        <w:rPr>
-          <w:rFonts w:ascii="Carlito" w:hAnsi="Carlito" w:cs="Carlito"/>
-          <w:sz w:val="32"/>
-          <w:szCs w:val="32"/>
-        </w:rPr>
-      </w:pPr>
-    </w:p>
-    <w:p>
-      <w:pPr>
-        <w:jc w:val="both"/>
-        <w:rPr>
-          <w:rFonts w:ascii="Carlito" w:hAnsi="Carlito" w:cs="Carlito"/>
-          <w:sz w:val="32"/>
-          <w:szCs w:val="32"/>
-        </w:rPr>
-      </w:pPr>
-      <w:r>
-        <w:rPr>
-          <w:rFonts w:ascii="Carlito" w:hAnsi="Carlito" w:cs="Carlito"/>
-          <w:sz w:val="32"/>
-          <w:szCs w:val="32"/>
-        </w:rPr>
-        <w:t>Input validation:</w:t>
-      </w:r>
-    </w:p>
-    <w:p>
-      <w:pPr>
-        <w:jc w:val="both"/>
-        <w:rPr>
-          <w:rFonts w:ascii="Carlito" w:hAnsi="Carlito" w:cs="Carlito"/>
-          <w:sz w:val="32"/>
-          <w:szCs w:val="32"/>
-        </w:rPr>
-      </w:pPr>
-      <w:r>
-        <w:rPr>
-          <w:rFonts w:ascii="Carlito" w:hAnsi="Carlito" w:cs="Carlito"/>
-          <w:sz w:val="32"/>
-          <w:szCs w:val="32"/>
-        </w:rPr>
-        <w:t># Accepting user input without sanitization is handing someone a keyboard connected directly to our database. A search box or search field becomes a weapon; a form field becomes a terminal.</w:t>
-      </w:r>
-    </w:p>
-    <w:p>
-      <w:pPr>
-        <w:jc w:val="both"/>
-        <w:rPr>
-          <w:rFonts w:ascii="Carlito" w:hAnsi="Carlito" w:cs="Carlito"/>
-          <w:sz w:val="32"/>
-          <w:szCs w:val="32"/>
-        </w:rPr>
-      </w:pPr>
-      <w:r>
-        <w:rPr>
-          <w:rFonts w:ascii="Carlito" w:hAnsi="Carlito" w:cs="Carlito"/>
-          <w:sz w:val="32"/>
-          <w:szCs w:val="32"/>
-        </w:rPr>
-        <w:t># Mental model, airport security, every person and bag pass through a scanner before entering the terminal. We don't wave through passengers because "they look fine." Every input is untrusted by default.</w:t>
-      </w:r>
-    </w:p>
-    <w:p>
-      <w:pPr>
-        <w:jc w:val="both"/>
-        <w:rPr>
-          <w:rFonts w:ascii="Carlito" w:hAnsi="Carlito" w:cs="Carlito"/>
-          <w:b/>
-          <w:bCs/>
-          <w:sz w:val="32"/>
-          <w:szCs w:val="32"/>
-        </w:rPr>
-      </w:pPr>
-      <w:r>
-        <w:rPr>
-          <w:rFonts w:ascii="Carlito" w:hAnsi="Carlito" w:cs="Carlito"/>
-          <w:b/>
-          <w:bCs/>
-          <w:sz w:val="32"/>
-          <w:szCs w:val="32"/>
-        </w:rPr>
-        <w:t>User input → [Validate] → [Sanitize] → Process</w:t>
-      </w:r>
-    </w:p>
-    <w:p>
-      <w:pPr>
-        <w:jc w:val="both"/>
-        <w:rPr>
-          <w:rFonts w:ascii="Carlito" w:hAnsi="Carlito" w:cs="Carlito"/>
-          <w:b/>
-          <w:bCs/>
-          <w:sz w:val="32"/>
-          <w:szCs w:val="32"/>
-        </w:rPr>
-      </w:pPr>
-      <w:r>
-        <w:rPr>
-          <w:rFonts w:ascii="Carlito" w:hAnsi="Carlito" w:cs="Carlito"/>
-          <w:b/>
-          <w:bCs/>
-          <w:sz w:val="32"/>
-          <w:szCs w:val="32"/>
-        </w:rPr>
         <w:t xml:space="preserve">                ↓ fail</w:t>
       </w:r>
     </w:p>
@@ -2892,20 +3001,20 @@
       <w:pPr>
         <w:jc w:val="both"/>
         <w:rPr>
-          <w:rFonts w:ascii="Carlito" w:hAnsi="Carlito" w:cs="Carlito"/>
-          <w:b/>
-          <w:bCs/>
-          <w:sz w:val="32"/>
-          <w:szCs w:val="32"/>
-        </w:rPr>
-      </w:pPr>
-      <w:r>
-        <w:rPr>
-          <w:rFonts w:ascii="Carlito" w:hAnsi="Carlito" w:cs="Carlito"/>
-          <w:b/>
-          <w:bCs/>
-          <w:sz w:val="32"/>
-          <w:szCs w:val="32"/>
+          <w:rFonts w:ascii="Calibri" w:hAnsi="Calibri" w:cs="Calibri"/>
+          <w:b/>
+          <w:bCs/>
+          <w:sz w:val="36"/>
+          <w:szCs w:val="36"/>
+        </w:rPr>
+      </w:pPr>
+      <w:r>
+        <w:rPr>
+          <w:rFonts w:ascii="Calibri" w:hAnsi="Calibri" w:cs="Calibri"/>
+          <w:b/>
+          <w:bCs/>
+          <w:sz w:val="36"/>
+          <w:szCs w:val="36"/>
         </w:rPr>
         <w:t xml:space="preserve">              Reject + log</w:t>
       </w:r>
@@ -2914,16 +3023,16 @@
       <w:pPr>
         <w:jc w:val="both"/>
         <w:rPr>
-          <w:rFonts w:ascii="Carlito" w:hAnsi="Carlito" w:cs="Carlito"/>
-          <w:sz w:val="32"/>
-          <w:szCs w:val="32"/>
-        </w:rPr>
-      </w:pPr>
-      <w:r>
-        <w:rPr>
-          <w:rFonts w:ascii="Carlito" w:hAnsi="Carlito" w:cs="Carlito"/>
-          <w:sz w:val="32"/>
-          <w:szCs w:val="32"/>
+          <w:rFonts w:ascii="Calibri" w:hAnsi="Calibri" w:cs="Calibri"/>
+          <w:sz w:val="36"/>
+          <w:szCs w:val="36"/>
+        </w:rPr>
+      </w:pPr>
+      <w:r>
+        <w:rPr>
+          <w:rFonts w:ascii="Calibri" w:hAnsi="Calibri" w:cs="Calibri"/>
+          <w:sz w:val="36"/>
+          <w:szCs w:val="36"/>
         </w:rPr>
         <w:t># Validate type, length, format, and range on every input field. Sanitize before storing or executing. Never interpolate raw user input into queries.</w:t>
       </w:r>
@@ -2932,26 +3041,26 @@
       <w:pPr>
         <w:jc w:val="both"/>
         <w:rPr>
-          <w:rFonts w:ascii="Carlito" w:hAnsi="Carlito" w:cs="Carlito"/>
-          <w:sz w:val="32"/>
-          <w:szCs w:val="32"/>
-        </w:rPr>
-      </w:pPr>
-    </w:p>
-    <w:p>
-      <w:pPr>
-        <w:jc w:val="both"/>
-        <w:rPr>
-          <w:rFonts w:ascii="Carlito" w:hAnsi="Carlito" w:cs="Carlito"/>
-          <w:sz w:val="32"/>
-          <w:szCs w:val="32"/>
-        </w:rPr>
-      </w:pPr>
-      <w:r>
-        <w:rPr>
-          <w:rFonts w:ascii="Carlito" w:hAnsi="Carlito" w:cs="Carlito"/>
-          <w:sz w:val="32"/>
-          <w:szCs w:val="32"/>
+          <w:rFonts w:ascii="Calibri" w:hAnsi="Calibri" w:cs="Calibri"/>
+          <w:sz w:val="36"/>
+          <w:szCs w:val="36"/>
+        </w:rPr>
+      </w:pPr>
+    </w:p>
+    <w:p>
+      <w:pPr>
+        <w:jc w:val="both"/>
+        <w:rPr>
+          <w:rFonts w:ascii="Calibri" w:hAnsi="Calibri" w:cs="Calibri"/>
+          <w:sz w:val="36"/>
+          <w:szCs w:val="36"/>
+        </w:rPr>
+      </w:pPr>
+      <w:r>
+        <w:rPr>
+          <w:rFonts w:ascii="Calibri" w:hAnsi="Calibri" w:cs="Calibri"/>
+          <w:sz w:val="36"/>
+          <w:szCs w:val="36"/>
         </w:rPr>
         <w:t>Sensitive data exposure:</w:t>
       </w:r>
@@ -2960,16 +3069,16 @@
       <w:pPr>
         <w:jc w:val="both"/>
         <w:rPr>
-          <w:rFonts w:ascii="Carlito" w:hAnsi="Carlito" w:cs="Carlito"/>
-          <w:sz w:val="32"/>
-          <w:szCs w:val="32"/>
-        </w:rPr>
-      </w:pPr>
-      <w:r>
-        <w:rPr>
-          <w:rFonts w:ascii="Carlito" w:hAnsi="Carlito" w:cs="Carlito"/>
-          <w:sz w:val="32"/>
-          <w:szCs w:val="32"/>
+          <w:rFonts w:ascii="Calibri" w:hAnsi="Calibri" w:cs="Calibri"/>
+          <w:sz w:val="36"/>
+          <w:szCs w:val="36"/>
+        </w:rPr>
+      </w:pPr>
+      <w:r>
+        <w:rPr>
+          <w:rFonts w:ascii="Calibri" w:hAnsi="Calibri" w:cs="Calibri"/>
+          <w:sz w:val="36"/>
+          <w:szCs w:val="36"/>
         </w:rPr>
         <w:t># Even valid, authorized requests can expose too much. API responses including passwords, tokens, internal IDs, or personal data that aren't needed by the client are a liability. Once data is out, it can't be recalled.</w:t>
       </w:r>
@@ -2978,16 +3087,16 @@
       <w:pPr>
         <w:jc w:val="both"/>
         <w:rPr>
-          <w:rFonts w:ascii="Carlito" w:hAnsi="Carlito" w:cs="Carlito"/>
-          <w:sz w:val="32"/>
-          <w:szCs w:val="32"/>
-        </w:rPr>
-      </w:pPr>
-      <w:r>
-        <w:rPr>
-          <w:rFonts w:ascii="Carlito" w:hAnsi="Carlito" w:cs="Carlito"/>
-          <w:sz w:val="32"/>
-          <w:szCs w:val="32"/>
+          <w:rFonts w:ascii="Calibri" w:hAnsi="Calibri" w:cs="Calibri"/>
+          <w:sz w:val="36"/>
+          <w:szCs w:val="36"/>
+        </w:rPr>
+      </w:pPr>
+      <w:r>
+        <w:rPr>
+          <w:rFonts w:ascii="Calibri" w:hAnsi="Calibri" w:cs="Calibri"/>
+          <w:sz w:val="36"/>
+          <w:szCs w:val="36"/>
         </w:rPr>
         <w:t># Mental model, the oversharing waiter, we ordered pasta. The waiter brings the dish, lists the recipe, the supplier invoices, and the owner's home address. We only needed the pasta.</w:t>
       </w:r>
@@ -2996,16 +3105,16 @@
       <w:pPr>
         <w:jc w:val="both"/>
         <w:rPr>
-          <w:rFonts w:ascii="Carlito" w:hAnsi="Carlito" w:cs="Carlito"/>
-          <w:sz w:val="32"/>
-          <w:szCs w:val="32"/>
-        </w:rPr>
-      </w:pPr>
-      <w:r>
-        <w:rPr>
-          <w:rFonts w:ascii="Carlito" w:hAnsi="Carlito" w:cs="Carlito"/>
-          <w:sz w:val="32"/>
-          <w:szCs w:val="32"/>
+          <w:rFonts w:ascii="Calibri" w:hAnsi="Calibri" w:cs="Calibri"/>
+          <w:sz w:val="36"/>
+          <w:szCs w:val="36"/>
+        </w:rPr>
+      </w:pPr>
+      <w:r>
+        <w:rPr>
+          <w:rFonts w:ascii="Calibri" w:hAnsi="Calibri" w:cs="Calibri"/>
+          <w:sz w:val="36"/>
+          <w:szCs w:val="36"/>
         </w:rPr>
         <w:t># Return only the fields the client actually needs, implement response filtering. Never expose passwords (even hashed), internal tokens, or raw database IDs in responses.</w:t>
       </w:r>
@@ -3014,9 +3123,9 @@
       <w:pPr>
         <w:jc w:val="both"/>
         <w:rPr>
-          <w:rFonts w:ascii="Carlito" w:hAnsi="Carlito" w:cs="Carlito"/>
-          <w:sz w:val="32"/>
-          <w:szCs w:val="32"/>
+          <w:rFonts w:ascii="Calibri" w:hAnsi="Calibri" w:cs="Calibri"/>
+          <w:sz w:val="36"/>
+          <w:szCs w:val="36"/>
         </w:rPr>
       </w:pPr>
     </w:p>
@@ -3024,16 +3133,16 @@
       <w:pPr>
         <w:jc w:val="center"/>
         <w:rPr>
-          <w:rFonts w:ascii="Carlito" w:hAnsi="Carlito" w:cs="Carlito"/>
-          <w:sz w:val="32"/>
-          <w:szCs w:val="32"/>
-        </w:rPr>
-      </w:pPr>
-      <w:r>
-        <w:rPr>
-          <w:rFonts w:ascii="Carlito" w:hAnsi="Carlito" w:cs="Carlito"/>
-          <w:sz w:val="32"/>
-          <w:szCs w:val="32"/>
+          <w:rFonts w:ascii="Calibri" w:hAnsi="Calibri" w:cs="Calibri"/>
+          <w:sz w:val="36"/>
+          <w:szCs w:val="36"/>
+        </w:rPr>
+      </w:pPr>
+      <w:r>
+        <w:rPr>
+          <w:rFonts w:ascii="Calibri" w:hAnsi="Calibri" w:cs="Calibri"/>
+          <w:sz w:val="36"/>
+          <w:szCs w:val="36"/>
         </w:rPr>
         <w:t>Break</w:t>
       </w:r>
@@ -3042,30 +3151,30 @@
       <w:pPr>
         <w:jc w:val="both"/>
         <w:rPr>
-          <w:rFonts w:ascii="Carlito" w:hAnsi="Carlito" w:cs="Carlito"/>
-          <w:sz w:val="32"/>
-          <w:szCs w:val="32"/>
-        </w:rPr>
-      </w:pPr>
-    </w:p>
-    <w:p>
-      <w:pPr>
-        <w:jc w:val="both"/>
-        <w:rPr>
-          <w:rFonts w:ascii="Carlito" w:hAnsi="Carlito" w:cs="Carlito"/>
-          <w:b/>
-          <w:bCs/>
-          <w:sz w:val="32"/>
-          <w:szCs w:val="32"/>
-        </w:rPr>
-      </w:pPr>
-      <w:r>
-        <w:rPr>
-          <w:rFonts w:ascii="Carlito" w:hAnsi="Carlito" w:cs="Carlito"/>
-          <w:b/>
-          <w:bCs/>
-          <w:sz w:val="32"/>
-          <w:szCs w:val="32"/>
+          <w:rFonts w:ascii="Calibri" w:hAnsi="Calibri" w:cs="Calibri"/>
+          <w:sz w:val="36"/>
+          <w:szCs w:val="36"/>
+        </w:rPr>
+      </w:pPr>
+    </w:p>
+    <w:p>
+      <w:pPr>
+        <w:jc w:val="both"/>
+        <w:rPr>
+          <w:rFonts w:ascii="Calibri" w:hAnsi="Calibri" w:cs="Calibri"/>
+          <w:b/>
+          <w:bCs/>
+          <w:sz w:val="36"/>
+          <w:szCs w:val="36"/>
+        </w:rPr>
+      </w:pPr>
+      <w:r>
+        <w:rPr>
+          <w:rFonts w:ascii="Calibri" w:hAnsi="Calibri" w:cs="Calibri"/>
+          <w:b/>
+          <w:bCs/>
+          <w:sz w:val="36"/>
+          <w:szCs w:val="36"/>
         </w:rPr>
         <w:t>Types of API Authentication:</w:t>
       </w:r>
@@ -3074,24 +3183,24 @@
       <w:pPr>
         <w:jc w:val="both"/>
         <w:rPr>
-          <w:rFonts w:ascii="Carlito" w:hAnsi="Carlito" w:cs="Carlito"/>
-          <w:sz w:val="32"/>
-          <w:szCs w:val="32"/>
-        </w:rPr>
-      </w:pPr>
-      <w:r>
-        <w:rPr>
-          <w:rFonts w:ascii="Carlito" w:hAnsi="Carlito" w:cs="Carlito"/>
-          <w:sz w:val="32"/>
-          <w:szCs w:val="32"/>
+          <w:rFonts w:ascii="Calibri" w:hAnsi="Calibri" w:cs="Calibri"/>
+          <w:sz w:val="36"/>
+          <w:szCs w:val="36"/>
+        </w:rPr>
+      </w:pPr>
+      <w:r>
+        <w:rPr>
+          <w:rFonts w:ascii="Calibri" w:hAnsi="Calibri" w:cs="Calibri"/>
+          <w:sz w:val="36"/>
+          <w:szCs w:val="36"/>
         </w:rPr>
         <w:t xml:space="preserve"># </w:t>
       </w:r>
       <w:r>
         <w:rPr>
-          <w:rFonts w:ascii="Carlito" w:hAnsi="Carlito" w:cs="Carlito"/>
-          <w:sz w:val="32"/>
-          <w:szCs w:val="32"/>
+          <w:rFonts w:ascii="Calibri" w:hAnsi="Calibri" w:cs="Calibri"/>
+          <w:sz w:val="36"/>
+          <w:szCs w:val="36"/>
         </w:rPr>
         <w:t>Types:</w:t>
       </w:r>
@@ -3105,20 +3214,20 @@
         </w:numPr>
         <w:jc w:val="both"/>
         <w:rPr>
-          <w:rFonts w:ascii="Carlito" w:hAnsi="Carlito" w:cs="Carlito"/>
-          <w:b/>
-          <w:bCs/>
-          <w:sz w:val="32"/>
-          <w:szCs w:val="32"/>
-        </w:rPr>
-      </w:pPr>
-      <w:r>
-        <w:rPr>
-          <w:rFonts w:ascii="Carlito" w:hAnsi="Carlito" w:cs="Carlito"/>
-          <w:b/>
-          <w:bCs/>
-          <w:sz w:val="32"/>
-          <w:szCs w:val="32"/>
+          <w:rFonts w:ascii="Calibri" w:hAnsi="Calibri" w:cs="Calibri"/>
+          <w:b/>
+          <w:bCs/>
+          <w:sz w:val="36"/>
+          <w:szCs w:val="36"/>
+        </w:rPr>
+      </w:pPr>
+      <w:r>
+        <w:rPr>
+          <w:rFonts w:ascii="Calibri" w:hAnsi="Calibri" w:cs="Calibri"/>
+          <w:b/>
+          <w:bCs/>
+          <w:sz w:val="36"/>
+          <w:szCs w:val="36"/>
         </w:rPr>
         <w:t>Basic Authentication:</w:t>
       </w:r>
@@ -3127,17 +3236,18 @@
       <w:pPr>
         <w:jc w:val="both"/>
         <w:rPr>
-          <w:rFonts w:ascii="Carlito" w:hAnsi="Carlito" w:cs="Carlito"/>
-          <w:sz w:val="32"/>
-          <w:szCs w:val="32"/>
-        </w:rPr>
-      </w:pPr>
-      <w:r>
-        <w:rPr>
-          <w:rFonts w:ascii="Carlito" w:hAnsi="Carlito" w:cs="Carlito"/>
-          <w:sz w:val="32"/>
-          <w:szCs w:val="32"/>
-        </w:rPr>
+          <w:rFonts w:ascii="Calibri" w:hAnsi="Calibri" w:cs="Calibri"/>
+          <w:sz w:val="36"/>
+          <w:szCs w:val="36"/>
+        </w:rPr>
+      </w:pPr>
+      <w:r>
+        <w:rPr>
+          <w:rFonts w:ascii="Calibri" w:hAnsi="Calibri" w:cs="Calibri"/>
+          <w:sz w:val="36"/>
+          <w:szCs w:val="36"/>
+        </w:rPr>
+        <w:lastRenderedPageBreak/>
         <w:t># The client sends a user-name and password to the API with every HTTP request using the “Authorization” header like:</w:t>
       </w:r>
     </w:p>
@@ -3145,22 +3255,22 @@
       <w:pPr>
         <w:jc w:val="both"/>
         <w:rPr>
-          <w:rFonts w:ascii="Carlito" w:hAnsi="Carlito" w:cs="Carlito"/>
+          <w:rFonts w:ascii="Calibri" w:hAnsi="Calibri" w:cs="Calibri"/>
           <w:b/>
           <w:bCs/>
           <w:color w:val="D86DCB" w:themeColor="accent5" w:themeTint="99"/>
-          <w:sz w:val="32"/>
-          <w:szCs w:val="32"/>
-        </w:rPr>
-      </w:pPr>
-      <w:r>
-        <w:rPr>
-          <w:rFonts w:ascii="Carlito" w:hAnsi="Carlito" w:cs="Carlito"/>
+          <w:sz w:val="36"/>
+          <w:szCs w:val="36"/>
+        </w:rPr>
+      </w:pPr>
+      <w:r>
+        <w:rPr>
+          <w:rFonts w:ascii="Calibri" w:hAnsi="Calibri" w:cs="Calibri"/>
           <w:b/>
           <w:bCs/>
           <w:color w:val="D86DCB" w:themeColor="accent5" w:themeTint="99"/>
-          <w:sz w:val="32"/>
-          <w:szCs w:val="32"/>
+          <w:sz w:val="36"/>
+          <w:szCs w:val="36"/>
         </w:rPr>
         <w:t>headers: {</w:t>
       </w:r>
@@ -3169,46 +3279,70 @@
       <w:pPr>
         <w:jc w:val="both"/>
         <w:rPr>
-          <w:rFonts w:ascii="Carlito" w:hAnsi="Carlito" w:cs="Carlito"/>
+          <w:rFonts w:ascii="Calibri" w:hAnsi="Calibri" w:cs="Calibri"/>
           <w:b/>
           <w:bCs/>
           <w:color w:val="D86DCB" w:themeColor="accent5" w:themeTint="99"/>
-          <w:sz w:val="32"/>
-          <w:szCs w:val="32"/>
-        </w:rPr>
-      </w:pPr>
-      <w:r>
-        <w:rPr>
-          <w:rFonts w:ascii="Carlito" w:hAnsi="Carlito" w:cs="Carlito"/>
+          <w:sz w:val="36"/>
+          <w:szCs w:val="36"/>
+        </w:rPr>
+      </w:pPr>
+      <w:r>
+        <w:rPr>
+          <w:rFonts w:ascii="Calibri" w:hAnsi="Calibri" w:cs="Calibri"/>
           <w:b/>
           <w:bCs/>
           <w:color w:val="D86DCB" w:themeColor="accent5" w:themeTint="99"/>
-          <w:sz w:val="32"/>
-          <w:szCs w:val="32"/>
-        </w:rPr>
-        <w:t xml:space="preserve">   “Authorization” : “…”</w:t>
-      </w:r>
-    </w:p>
-    <w:p>
-      <w:pPr>
-        <w:jc w:val="both"/>
-        <w:rPr>
-          <w:rFonts w:ascii="Carlito" w:hAnsi="Carlito" w:cs="Carlito"/>
+          <w:sz w:val="36"/>
+          <w:szCs w:val="36"/>
+        </w:rPr>
+        <w:t xml:space="preserve">   “Authorization</w:t>
+      </w:r>
+      <w:proofErr w:type="gramStart"/>
+      <w:r>
+        <w:rPr>
+          <w:rFonts w:ascii="Calibri" w:hAnsi="Calibri" w:cs="Calibri"/>
           <w:b/>
           <w:bCs/>
           <w:color w:val="D86DCB" w:themeColor="accent5" w:themeTint="99"/>
-          <w:sz w:val="32"/>
-          <w:szCs w:val="32"/>
-        </w:rPr>
-      </w:pPr>
-      <w:r>
-        <w:rPr>
-          <w:rFonts w:ascii="Carlito" w:hAnsi="Carlito" w:cs="Carlito"/>
+          <w:sz w:val="36"/>
+          <w:szCs w:val="36"/>
+        </w:rPr>
+        <w:t>” :</w:t>
+      </w:r>
+      <w:proofErr w:type="gramEnd"/>
+      <w:r>
+        <w:rPr>
+          <w:rFonts w:ascii="Calibri" w:hAnsi="Calibri" w:cs="Calibri"/>
           <w:b/>
           <w:bCs/>
           <w:color w:val="D86DCB" w:themeColor="accent5" w:themeTint="99"/>
-          <w:sz w:val="32"/>
-          <w:szCs w:val="32"/>
+          <w:sz w:val="36"/>
+          <w:szCs w:val="36"/>
+        </w:rPr>
+        <w:t xml:space="preserve"> “…”</w:t>
+      </w:r>
+    </w:p>
+    <w:p>
+      <w:pPr>
+        <w:jc w:val="both"/>
+        <w:rPr>
+          <w:rFonts w:ascii="Calibri" w:hAnsi="Calibri" w:cs="Calibri"/>
+          <w:b/>
+          <w:bCs/>
+          <w:color w:val="D86DCB" w:themeColor="accent5" w:themeTint="99"/>
+          <w:sz w:val="36"/>
+          <w:szCs w:val="36"/>
+        </w:rPr>
+      </w:pPr>
+      <w:r>
+        <w:rPr>
+          <w:rFonts w:ascii="Calibri" w:hAnsi="Calibri" w:cs="Calibri"/>
+          <w:b/>
+          <w:bCs/>
+          <w:color w:val="D86DCB" w:themeColor="accent5" w:themeTint="99"/>
+          <w:sz w:val="36"/>
+          <w:szCs w:val="36"/>
         </w:rPr>
         <w:t>}</w:t>
       </w:r>
@@ -3217,58 +3351,58 @@
       <w:pPr>
         <w:jc w:val="both"/>
         <w:rPr>
-          <w:rFonts w:ascii="Carlito" w:hAnsi="Carlito" w:cs="Carlito"/>
-          <w:sz w:val="32"/>
-          <w:szCs w:val="32"/>
-        </w:rPr>
-      </w:pPr>
-      <w:r>
-        <w:rPr>
-          <w:rFonts w:ascii="Carlito" w:hAnsi="Carlito" w:cs="Carlito"/>
-          <w:sz w:val="32"/>
-          <w:szCs w:val="32"/>
+          <w:rFonts w:ascii="Calibri" w:hAnsi="Calibri" w:cs="Calibri"/>
+          <w:sz w:val="36"/>
+          <w:szCs w:val="36"/>
+        </w:rPr>
+      </w:pPr>
+      <w:r>
+        <w:rPr>
+          <w:rFonts w:ascii="Calibri" w:hAnsi="Calibri" w:cs="Calibri"/>
+          <w:sz w:val="36"/>
+          <w:szCs w:val="36"/>
         </w:rPr>
         <w:t xml:space="preserve"># The credentials are encoded using </w:t>
       </w:r>
       <w:r>
         <w:rPr>
-          <w:rFonts w:ascii="Carlito" w:hAnsi="Carlito" w:cs="Carlito"/>
-          <w:b/>
-          <w:bCs/>
-          <w:sz w:val="32"/>
-          <w:szCs w:val="32"/>
+          <w:rFonts w:ascii="Calibri" w:hAnsi="Calibri" w:cs="Calibri"/>
+          <w:b/>
+          <w:bCs/>
+          <w:sz w:val="36"/>
+          <w:szCs w:val="36"/>
         </w:rPr>
         <w:t>Base64</w:t>
       </w:r>
       <w:r>
         <w:rPr>
-          <w:rFonts w:ascii="Carlito" w:hAnsi="Carlito" w:cs="Carlito"/>
-          <w:sz w:val="32"/>
-          <w:szCs w:val="32"/>
+          <w:rFonts w:ascii="Calibri" w:hAnsi="Calibri" w:cs="Calibri"/>
+          <w:sz w:val="36"/>
+          <w:szCs w:val="36"/>
         </w:rPr>
         <w:t xml:space="preserve"> format but its not an encryption method but an encoding method. </w:t>
       </w:r>
       <w:r>
         <w:rPr>
-          <w:rFonts w:ascii="Carlito" w:hAnsi="Carlito" w:cs="Carlito"/>
-          <w:sz w:val="32"/>
-          <w:szCs w:val="32"/>
+          <w:rFonts w:ascii="Calibri" w:hAnsi="Calibri" w:cs="Calibri"/>
+          <w:sz w:val="36"/>
+          <w:szCs w:val="36"/>
         </w:rPr>
         <w:t>So,</w:t>
       </w:r>
       <w:r>
         <w:rPr>
-          <w:rFonts w:ascii="Carlito" w:hAnsi="Carlito" w:cs="Carlito"/>
-          <w:sz w:val="32"/>
-          <w:szCs w:val="32"/>
+          <w:rFonts w:ascii="Calibri" w:hAnsi="Calibri" w:cs="Calibri"/>
+          <w:sz w:val="36"/>
+          <w:szCs w:val="36"/>
         </w:rPr>
         <w:t xml:space="preserve"> unless HTTPS is used there’s risk of </w:t>
       </w:r>
       <w:r>
         <w:rPr>
-          <w:rFonts w:ascii="Carlito" w:hAnsi="Carlito" w:cs="Carlito"/>
-          <w:sz w:val="32"/>
-          <w:szCs w:val="32"/>
+          <w:rFonts w:ascii="Calibri" w:hAnsi="Calibri" w:cs="Calibri"/>
+          <w:sz w:val="36"/>
+          <w:szCs w:val="36"/>
         </w:rPr>
         <w:t>credentials getting decoded by attacker</w:t>
       </w:r>
@@ -3277,18 +3411,17 @@
       <w:pPr>
         <w:jc w:val="both"/>
         <w:rPr>
-          <w:rFonts w:ascii="Carlito" w:hAnsi="Carlito" w:cs="Carlito"/>
-          <w:sz w:val="32"/>
-          <w:szCs w:val="32"/>
-        </w:rPr>
-      </w:pPr>
-      <w:r>
-        <w:rPr>
-          <w:rFonts w:ascii="Carlito" w:hAnsi="Carlito" w:cs="Carlito"/>
-          <w:sz w:val="32"/>
-          <w:szCs w:val="32"/>
-        </w:rPr>
-        <w:lastRenderedPageBreak/>
+          <w:rFonts w:ascii="Calibri" w:hAnsi="Calibri" w:cs="Calibri"/>
+          <w:sz w:val="36"/>
+          <w:szCs w:val="36"/>
+        </w:rPr>
+      </w:pPr>
+      <w:r>
+        <w:rPr>
+          <w:rFonts w:ascii="Calibri" w:hAnsi="Calibri" w:cs="Calibri"/>
+          <w:sz w:val="36"/>
+          <w:szCs w:val="36"/>
+        </w:rPr>
         <w:t># Rarely used in todays production environments and repeatedly sending credentials is risky.</w:t>
       </w:r>
     </w:p>
@@ -3296,9 +3429,9 @@
       <w:pPr>
         <w:jc w:val="both"/>
         <w:rPr>
-          <w:rFonts w:ascii="Carlito" w:hAnsi="Carlito" w:cs="Carlito"/>
-          <w:sz w:val="32"/>
-          <w:szCs w:val="32"/>
+          <w:rFonts w:ascii="Calibri" w:hAnsi="Calibri" w:cs="Calibri"/>
+          <w:sz w:val="36"/>
+          <w:szCs w:val="36"/>
         </w:rPr>
       </w:pPr>
     </w:p>
@@ -3311,20 +3444,20 @@
         </w:numPr>
         <w:jc w:val="both"/>
         <w:rPr>
-          <w:rFonts w:ascii="Carlito" w:hAnsi="Carlito" w:cs="Carlito"/>
-          <w:b/>
-          <w:bCs/>
-          <w:sz w:val="32"/>
-          <w:szCs w:val="32"/>
-        </w:rPr>
-      </w:pPr>
-      <w:r>
-        <w:rPr>
-          <w:rFonts w:ascii="Carlito" w:hAnsi="Carlito" w:cs="Carlito"/>
-          <w:b/>
-          <w:bCs/>
-          <w:sz w:val="32"/>
-          <w:szCs w:val="32"/>
+          <w:rFonts w:ascii="Calibri" w:hAnsi="Calibri" w:cs="Calibri"/>
+          <w:b/>
+          <w:bCs/>
+          <w:sz w:val="36"/>
+          <w:szCs w:val="36"/>
+        </w:rPr>
+      </w:pPr>
+      <w:r>
+        <w:rPr>
+          <w:rFonts w:ascii="Calibri" w:hAnsi="Calibri" w:cs="Calibri"/>
+          <w:b/>
+          <w:bCs/>
+          <w:sz w:val="36"/>
+          <w:szCs w:val="36"/>
         </w:rPr>
         <w:t>Digest Authentication:</w:t>
       </w:r>
@@ -3333,16 +3466,16 @@
       <w:pPr>
         <w:jc w:val="both"/>
         <w:rPr>
-          <w:rFonts w:ascii="Carlito" w:hAnsi="Carlito" w:cs="Carlito"/>
-          <w:sz w:val="32"/>
-          <w:szCs w:val="32"/>
-        </w:rPr>
-      </w:pPr>
-      <w:r>
-        <w:rPr>
-          <w:rFonts w:ascii="Carlito" w:hAnsi="Carlito" w:cs="Carlito"/>
-          <w:sz w:val="32"/>
-          <w:szCs w:val="32"/>
+          <w:rFonts w:ascii="Calibri" w:hAnsi="Calibri" w:cs="Calibri"/>
+          <w:sz w:val="36"/>
+          <w:szCs w:val="36"/>
+        </w:rPr>
+      </w:pPr>
+      <w:r>
+        <w:rPr>
+          <w:rFonts w:ascii="Calibri" w:hAnsi="Calibri" w:cs="Calibri"/>
+          <w:sz w:val="36"/>
+          <w:szCs w:val="36"/>
         </w:rPr>
         <w:t># It works using a challenge-response mechanism. Instead of sending the password directly the server first sends a challenge to the client. Then client generates a hash-response using the password and the challenge value. The server verifies that hash instead of checking raw password</w:t>
       </w:r>
@@ -3351,16 +3484,16 @@
       <w:pPr>
         <w:jc w:val="both"/>
         <w:rPr>
-          <w:rFonts w:ascii="Carlito" w:hAnsi="Carlito" w:cs="Carlito"/>
-          <w:sz w:val="32"/>
-          <w:szCs w:val="32"/>
-        </w:rPr>
-      </w:pPr>
-      <w:r>
-        <w:rPr>
-          <w:rFonts w:ascii="Carlito" w:hAnsi="Carlito" w:cs="Carlito"/>
-          <w:sz w:val="32"/>
-          <w:szCs w:val="32"/>
+          <w:rFonts w:ascii="Calibri" w:hAnsi="Calibri" w:cs="Calibri"/>
+          <w:sz w:val="36"/>
+          <w:szCs w:val="36"/>
+        </w:rPr>
+      </w:pPr>
+      <w:r>
+        <w:rPr>
+          <w:rFonts w:ascii="Calibri" w:hAnsi="Calibri" w:cs="Calibri"/>
+          <w:sz w:val="36"/>
+          <w:szCs w:val="36"/>
         </w:rPr>
         <w:t># This prevents the password being transmitted in plain form. But its more complex and not widely used in modern systems because token-based approaches are easier to scale</w:t>
       </w:r>
@@ -3369,9 +3502,9 @@
       <w:pPr>
         <w:jc w:val="both"/>
         <w:rPr>
-          <w:rFonts w:ascii="Carlito" w:hAnsi="Carlito" w:cs="Carlito"/>
-          <w:sz w:val="32"/>
-          <w:szCs w:val="32"/>
+          <w:rFonts w:ascii="Calibri" w:hAnsi="Calibri" w:cs="Calibri"/>
+          <w:sz w:val="36"/>
+          <w:szCs w:val="36"/>
         </w:rPr>
       </w:pPr>
     </w:p>
@@ -3384,20 +3517,20 @@
         </w:numPr>
         <w:jc w:val="both"/>
         <w:rPr>
-          <w:rFonts w:ascii="Carlito" w:hAnsi="Carlito" w:cs="Carlito"/>
-          <w:b/>
-          <w:bCs/>
-          <w:sz w:val="32"/>
-          <w:szCs w:val="32"/>
-        </w:rPr>
-      </w:pPr>
-      <w:r>
-        <w:rPr>
-          <w:rFonts w:ascii="Carlito" w:hAnsi="Carlito" w:cs="Carlito"/>
-          <w:b/>
-          <w:bCs/>
-          <w:sz w:val="32"/>
-          <w:szCs w:val="32"/>
+          <w:rFonts w:ascii="Calibri" w:hAnsi="Calibri" w:cs="Calibri"/>
+          <w:b/>
+          <w:bCs/>
+          <w:sz w:val="36"/>
+          <w:szCs w:val="36"/>
+        </w:rPr>
+      </w:pPr>
+      <w:r>
+        <w:rPr>
+          <w:rFonts w:ascii="Calibri" w:hAnsi="Calibri" w:cs="Calibri"/>
+          <w:b/>
+          <w:bCs/>
+          <w:sz w:val="36"/>
+          <w:szCs w:val="36"/>
         </w:rPr>
         <w:t>Session Authentication:</w:t>
       </w:r>
@@ -3406,58 +3539,59 @@
       <w:pPr>
         <w:jc w:val="both"/>
         <w:rPr>
-          <w:rFonts w:ascii="Carlito" w:hAnsi="Carlito" w:cs="Carlito"/>
-          <w:sz w:val="32"/>
-          <w:szCs w:val="32"/>
-        </w:rPr>
-      </w:pPr>
-      <w:r>
-        <w:rPr>
-          <w:rFonts w:ascii="Carlito" w:hAnsi="Carlito" w:cs="Carlito"/>
-          <w:sz w:val="32"/>
-          <w:szCs w:val="32"/>
-        </w:rPr>
+          <w:rFonts w:ascii="Calibri" w:hAnsi="Calibri" w:cs="Calibri"/>
+          <w:sz w:val="36"/>
+          <w:szCs w:val="36"/>
+        </w:rPr>
+      </w:pPr>
+      <w:r>
+        <w:rPr>
+          <w:rFonts w:ascii="Calibri" w:hAnsi="Calibri" w:cs="Calibri"/>
+          <w:sz w:val="36"/>
+          <w:szCs w:val="36"/>
+        </w:rPr>
+        <w:lastRenderedPageBreak/>
         <w:t># It’s the traditional login mechanism but when user is successfully logged in, the server creates a sessio</w:t>
       </w:r>
       <w:r>
         <w:rPr>
-          <w:rFonts w:ascii="Carlito" w:hAnsi="Carlito" w:cs="Carlito"/>
-          <w:sz w:val="32"/>
-          <w:szCs w:val="32"/>
+          <w:rFonts w:ascii="Calibri" w:hAnsi="Calibri" w:cs="Calibri"/>
+          <w:sz w:val="36"/>
+          <w:szCs w:val="36"/>
         </w:rPr>
         <w:t xml:space="preserve">n </w:t>
       </w:r>
       <w:r>
         <w:rPr>
-          <w:rFonts w:ascii="Carlito" w:hAnsi="Carlito" w:cs="Carlito"/>
-          <w:sz w:val="32"/>
-          <w:szCs w:val="32"/>
+          <w:rFonts w:ascii="Calibri" w:hAnsi="Calibri" w:cs="Calibri"/>
+          <w:sz w:val="36"/>
+          <w:szCs w:val="36"/>
         </w:rPr>
         <w:t>that represents the authenticated user</w:t>
       </w:r>
       <w:r>
         <w:rPr>
-          <w:rFonts w:ascii="Carlito" w:hAnsi="Carlito" w:cs="Carlito"/>
-          <w:sz w:val="32"/>
-          <w:szCs w:val="32"/>
+          <w:rFonts w:ascii="Calibri" w:hAnsi="Calibri" w:cs="Calibri"/>
+          <w:sz w:val="36"/>
+          <w:szCs w:val="36"/>
         </w:rPr>
         <w:t xml:space="preserve">. The server stores that session and sends a </w:t>
       </w:r>
       <w:r>
         <w:rPr>
-          <w:rFonts w:ascii="Carlito" w:hAnsi="Carlito" w:cs="Carlito"/>
-          <w:b/>
-          <w:bCs/>
-          <w:sz w:val="32"/>
-          <w:szCs w:val="32"/>
+          <w:rFonts w:ascii="Calibri" w:hAnsi="Calibri" w:cs="Calibri"/>
+          <w:b/>
+          <w:bCs/>
+          <w:sz w:val="36"/>
+          <w:szCs w:val="36"/>
         </w:rPr>
         <w:t>Session_ID</w:t>
       </w:r>
       <w:r>
         <w:rPr>
-          <w:rFonts w:ascii="Carlito" w:hAnsi="Carlito" w:cs="Carlito"/>
-          <w:sz w:val="32"/>
-          <w:szCs w:val="32"/>
+          <w:rFonts w:ascii="Calibri" w:hAnsi="Calibri" w:cs="Calibri"/>
+          <w:sz w:val="36"/>
+          <w:szCs w:val="36"/>
         </w:rPr>
         <w:t xml:space="preserve"> back to the Browser usually through a cookie</w:t>
       </w:r>
@@ -3466,34 +3600,34 @@
       <w:pPr>
         <w:jc w:val="both"/>
         <w:rPr>
-          <w:rFonts w:ascii="Carlito" w:hAnsi="Carlito" w:cs="Carlito"/>
-          <w:sz w:val="32"/>
-          <w:szCs w:val="32"/>
-        </w:rPr>
-      </w:pPr>
-      <w:r>
-        <w:rPr>
-          <w:rFonts w:ascii="Carlito" w:hAnsi="Carlito" w:cs="Carlito"/>
-          <w:sz w:val="32"/>
-          <w:szCs w:val="32"/>
+          <w:rFonts w:ascii="Calibri" w:hAnsi="Calibri" w:cs="Calibri"/>
+          <w:sz w:val="36"/>
+          <w:szCs w:val="36"/>
+        </w:rPr>
+      </w:pPr>
+      <w:r>
+        <w:rPr>
+          <w:rFonts w:ascii="Calibri" w:hAnsi="Calibri" w:cs="Calibri"/>
+          <w:sz w:val="36"/>
+          <w:szCs w:val="36"/>
         </w:rPr>
         <w:t xml:space="preserve"># On every subsequent request the Browser automatically sends that cookie back to the server. Then the server reads the </w:t>
       </w:r>
       <w:r>
         <w:rPr>
-          <w:rFonts w:ascii="Carlito" w:hAnsi="Carlito" w:cs="Carlito"/>
-          <w:b/>
-          <w:bCs/>
-          <w:sz w:val="32"/>
-          <w:szCs w:val="32"/>
+          <w:rFonts w:ascii="Calibri" w:hAnsi="Calibri" w:cs="Calibri"/>
+          <w:b/>
+          <w:bCs/>
+          <w:sz w:val="36"/>
+          <w:szCs w:val="36"/>
         </w:rPr>
         <w:t>Session_ID</w:t>
       </w:r>
       <w:r>
         <w:rPr>
-          <w:rFonts w:ascii="Carlito" w:hAnsi="Carlito" w:cs="Carlito"/>
-          <w:sz w:val="32"/>
-          <w:szCs w:val="32"/>
+          <w:rFonts w:ascii="Calibri" w:hAnsi="Calibri" w:cs="Calibri"/>
+          <w:sz w:val="36"/>
+          <w:szCs w:val="36"/>
         </w:rPr>
         <w:t xml:space="preserve"> and knows which user is making the request.</w:t>
       </w:r>
@@ -3502,16 +3636,16 @@
       <w:pPr>
         <w:jc w:val="both"/>
         <w:rPr>
-          <w:rFonts w:ascii="Carlito" w:hAnsi="Carlito" w:cs="Carlito"/>
-          <w:sz w:val="32"/>
-          <w:szCs w:val="32"/>
-        </w:rPr>
-      </w:pPr>
-      <w:r>
-        <w:rPr>
-          <w:rFonts w:ascii="Carlito" w:hAnsi="Carlito" w:cs="Carlito"/>
-          <w:sz w:val="32"/>
-          <w:szCs w:val="32"/>
+          <w:rFonts w:ascii="Calibri" w:hAnsi="Calibri" w:cs="Calibri"/>
+          <w:sz w:val="36"/>
+          <w:szCs w:val="36"/>
+        </w:rPr>
+      </w:pPr>
+      <w:r>
+        <w:rPr>
+          <w:rFonts w:ascii="Calibri" w:hAnsi="Calibri" w:cs="Calibri"/>
+          <w:sz w:val="36"/>
+          <w:szCs w:val="36"/>
         </w:rPr>
         <w:t># But for this the server has to store the user sessions and harder to manage when system scale across multiple servers. Useful for only Server-Side Rendering</w:t>
       </w:r>
@@ -3520,9 +3654,9 @@
       <w:pPr>
         <w:jc w:val="both"/>
         <w:rPr>
-          <w:rFonts w:ascii="Carlito" w:hAnsi="Carlito" w:cs="Carlito"/>
-          <w:sz w:val="32"/>
-          <w:szCs w:val="32"/>
+          <w:rFonts w:ascii="Calibri" w:hAnsi="Calibri" w:cs="Calibri"/>
+          <w:sz w:val="36"/>
+          <w:szCs w:val="36"/>
         </w:rPr>
       </w:pPr>
     </w:p>
@@ -3535,20 +3669,20 @@
         </w:numPr>
         <w:jc w:val="both"/>
         <w:rPr>
-          <w:rFonts w:ascii="Carlito" w:hAnsi="Carlito" w:cs="Carlito"/>
-          <w:b/>
-          <w:bCs/>
-          <w:sz w:val="32"/>
-          <w:szCs w:val="32"/>
-        </w:rPr>
-      </w:pPr>
-      <w:r>
-        <w:rPr>
-          <w:rFonts w:ascii="Carlito" w:hAnsi="Carlito" w:cs="Carlito"/>
-          <w:b/>
-          <w:bCs/>
-          <w:sz w:val="32"/>
-          <w:szCs w:val="32"/>
+          <w:rFonts w:ascii="Calibri" w:hAnsi="Calibri" w:cs="Calibri"/>
+          <w:b/>
+          <w:bCs/>
+          <w:sz w:val="36"/>
+          <w:szCs w:val="36"/>
+        </w:rPr>
+      </w:pPr>
+      <w:r>
+        <w:rPr>
+          <w:rFonts w:ascii="Calibri" w:hAnsi="Calibri" w:cs="Calibri"/>
+          <w:b/>
+          <w:bCs/>
+          <w:sz w:val="36"/>
+          <w:szCs w:val="36"/>
         </w:rPr>
         <w:t>API Key Authentication:</w:t>
       </w:r>
@@ -3557,25 +3691,24 @@
       <w:pPr>
         <w:jc w:val="both"/>
         <w:rPr>
-          <w:rFonts w:ascii="Carlito" w:hAnsi="Carlito" w:cs="Carlito"/>
-          <w:sz w:val="32"/>
-          <w:szCs w:val="32"/>
-        </w:rPr>
-      </w:pPr>
-      <w:r>
-        <w:rPr>
-          <w:rFonts w:ascii="Carlito" w:hAnsi="Carlito" w:cs="Carlito"/>
-          <w:sz w:val="32"/>
-          <w:szCs w:val="32"/>
-        </w:rPr>
-        <w:lastRenderedPageBreak/>
+          <w:rFonts w:ascii="Calibri" w:hAnsi="Calibri" w:cs="Calibri"/>
+          <w:sz w:val="36"/>
+          <w:szCs w:val="36"/>
+        </w:rPr>
+      </w:pPr>
+      <w:r>
+        <w:rPr>
+          <w:rFonts w:ascii="Calibri" w:hAnsi="Calibri" w:cs="Calibri"/>
+          <w:sz w:val="36"/>
+          <w:szCs w:val="36"/>
+        </w:rPr>
         <w:t xml:space="preserve"># </w:t>
       </w:r>
       <w:r>
         <w:rPr>
-          <w:rFonts w:ascii="Carlito" w:hAnsi="Carlito" w:cs="Carlito"/>
-          <w:sz w:val="32"/>
-          <w:szCs w:val="32"/>
+          <w:rFonts w:ascii="Calibri" w:hAnsi="Calibri" w:cs="Calibri"/>
+          <w:sz w:val="36"/>
+          <w:szCs w:val="36"/>
         </w:rPr>
         <w:t>It is a unique identifier assigned to a developer or application. The client includes this key with each request, so the server can identify which application is calling the API.</w:t>
       </w:r>
@@ -3584,16 +3717,16 @@
       <w:pPr>
         <w:jc w:val="both"/>
         <w:rPr>
-          <w:rFonts w:ascii="Carlito" w:hAnsi="Carlito" w:cs="Carlito"/>
-          <w:sz w:val="32"/>
-          <w:szCs w:val="32"/>
-        </w:rPr>
-      </w:pPr>
-      <w:r>
-        <w:rPr>
-          <w:rFonts w:ascii="Carlito" w:hAnsi="Carlito" w:cs="Carlito"/>
-          <w:sz w:val="32"/>
-          <w:szCs w:val="32"/>
+          <w:rFonts w:ascii="Calibri" w:hAnsi="Calibri" w:cs="Calibri"/>
+          <w:sz w:val="36"/>
+          <w:szCs w:val="36"/>
+        </w:rPr>
+      </w:pPr>
+      <w:r>
+        <w:rPr>
+          <w:rFonts w:ascii="Calibri" w:hAnsi="Calibri" w:cs="Calibri"/>
+          <w:sz w:val="36"/>
+          <w:szCs w:val="36"/>
         </w:rPr>
         <w:t># API keys are commonly used for public APIs, such as maps, weather services, or payment integrations. However, API keys usually identify the application rather than the individual user, so they are often combined with other security mechanisms.</w:t>
       </w:r>
@@ -3602,9 +3735,9 @@
       <w:pPr>
         <w:jc w:val="both"/>
         <w:rPr>
-          <w:rFonts w:ascii="Carlito" w:hAnsi="Carlito" w:cs="Carlito"/>
-          <w:sz w:val="32"/>
-          <w:szCs w:val="32"/>
+          <w:rFonts w:ascii="Calibri" w:hAnsi="Calibri" w:cs="Calibri"/>
+          <w:sz w:val="36"/>
+          <w:szCs w:val="36"/>
         </w:rPr>
       </w:pPr>
     </w:p>
@@ -3617,20 +3750,20 @@
         </w:numPr>
         <w:jc w:val="both"/>
         <w:rPr>
-          <w:rFonts w:ascii="Carlito" w:hAnsi="Carlito" w:cs="Carlito"/>
-          <w:b/>
-          <w:bCs/>
-          <w:sz w:val="32"/>
-          <w:szCs w:val="32"/>
-        </w:rPr>
-      </w:pPr>
-      <w:r>
-        <w:rPr>
-          <w:rFonts w:ascii="Carlito" w:hAnsi="Carlito" w:cs="Carlito"/>
-          <w:b/>
-          <w:bCs/>
-          <w:sz w:val="32"/>
-          <w:szCs w:val="32"/>
+          <w:rFonts w:ascii="Calibri" w:hAnsi="Calibri" w:cs="Calibri"/>
+          <w:b/>
+          <w:bCs/>
+          <w:sz w:val="36"/>
+          <w:szCs w:val="36"/>
+        </w:rPr>
+      </w:pPr>
+      <w:r>
+        <w:rPr>
+          <w:rFonts w:ascii="Calibri" w:hAnsi="Calibri" w:cs="Calibri"/>
+          <w:b/>
+          <w:bCs/>
+          <w:sz w:val="36"/>
+          <w:szCs w:val="36"/>
         </w:rPr>
         <w:t>Bearer Token Authentication:</w:t>
       </w:r>
@@ -3639,16 +3772,16 @@
       <w:pPr>
         <w:jc w:val="both"/>
         <w:rPr>
-          <w:rFonts w:ascii="Carlito" w:hAnsi="Carlito" w:cs="Carlito"/>
-          <w:sz w:val="32"/>
-          <w:szCs w:val="32"/>
-        </w:rPr>
-      </w:pPr>
-      <w:r>
-        <w:rPr>
-          <w:rFonts w:ascii="Carlito" w:hAnsi="Carlito" w:cs="Carlito"/>
-          <w:sz w:val="32"/>
-          <w:szCs w:val="32"/>
+          <w:rFonts w:ascii="Calibri" w:hAnsi="Calibri" w:cs="Calibri"/>
+          <w:sz w:val="36"/>
+          <w:szCs w:val="36"/>
+        </w:rPr>
+      </w:pPr>
+      <w:r>
+        <w:rPr>
+          <w:rFonts w:ascii="Calibri" w:hAnsi="Calibri" w:cs="Calibri"/>
+          <w:sz w:val="36"/>
+          <w:szCs w:val="36"/>
         </w:rPr>
         <w:t># It means the client sends a token in the “Authorization” header with the format like this:</w:t>
       </w:r>
@@ -3657,23 +3790,24 @@
       <w:pPr>
         <w:jc w:val="both"/>
         <w:rPr>
-          <w:rFonts w:ascii="Carlito" w:hAnsi="Carlito" w:cs="Carlito"/>
+          <w:rFonts w:ascii="Calibri" w:hAnsi="Calibri" w:cs="Calibri"/>
           <w:b/>
           <w:bCs/>
           <w:color w:val="D86DCB" w:themeColor="accent5" w:themeTint="99"/>
-          <w:sz w:val="32"/>
-          <w:szCs w:val="32"/>
-        </w:rPr>
-      </w:pPr>
-      <w:r>
-        <w:rPr>
-          <w:rFonts w:ascii="Carlito" w:hAnsi="Carlito" w:cs="Carlito"/>
+          <w:sz w:val="36"/>
+          <w:szCs w:val="36"/>
+        </w:rPr>
+      </w:pPr>
+      <w:r>
+        <w:rPr>
+          <w:rFonts w:ascii="Calibri" w:hAnsi="Calibri" w:cs="Calibri"/>
           <w:b/>
           <w:bCs/>
           <w:color w:val="D86DCB" w:themeColor="accent5" w:themeTint="99"/>
-          <w:sz w:val="32"/>
-          <w:szCs w:val="32"/>
-        </w:rPr>
+          <w:sz w:val="36"/>
+          <w:szCs w:val="36"/>
+        </w:rPr>
+        <w:lastRenderedPageBreak/>
         <w:t>headers: {</w:t>
       </w:r>
     </w:p>
@@ -3681,46 +3815,70 @@
       <w:pPr>
         <w:jc w:val="both"/>
         <w:rPr>
-          <w:rFonts w:ascii="Carlito" w:hAnsi="Carlito" w:cs="Carlito"/>
+          <w:rFonts w:ascii="Calibri" w:hAnsi="Calibri" w:cs="Calibri"/>
           <w:b/>
           <w:bCs/>
           <w:color w:val="D86DCB" w:themeColor="accent5" w:themeTint="99"/>
-          <w:sz w:val="32"/>
-          <w:szCs w:val="32"/>
-        </w:rPr>
-      </w:pPr>
-      <w:r>
-        <w:rPr>
-          <w:rFonts w:ascii="Carlito" w:hAnsi="Carlito" w:cs="Carlito"/>
+          <w:sz w:val="36"/>
+          <w:szCs w:val="36"/>
+        </w:rPr>
+      </w:pPr>
+      <w:r>
+        <w:rPr>
+          <w:rFonts w:ascii="Calibri" w:hAnsi="Calibri" w:cs="Calibri"/>
           <w:b/>
           <w:bCs/>
           <w:color w:val="D86DCB" w:themeColor="accent5" w:themeTint="99"/>
-          <w:sz w:val="32"/>
-          <w:szCs w:val="32"/>
-        </w:rPr>
-        <w:t xml:space="preserve">   “Authorization” : “Bearer …”</w:t>
-      </w:r>
-    </w:p>
-    <w:p>
-      <w:pPr>
-        <w:jc w:val="both"/>
-        <w:rPr>
-          <w:rFonts w:ascii="Carlito" w:hAnsi="Carlito" w:cs="Carlito"/>
+          <w:sz w:val="36"/>
+          <w:szCs w:val="36"/>
+        </w:rPr>
+        <w:t xml:space="preserve">   “Authorization</w:t>
+      </w:r>
+      <w:proofErr w:type="gramStart"/>
+      <w:r>
+        <w:rPr>
+          <w:rFonts w:ascii="Calibri" w:hAnsi="Calibri" w:cs="Calibri"/>
           <w:b/>
           <w:bCs/>
           <w:color w:val="D86DCB" w:themeColor="accent5" w:themeTint="99"/>
-          <w:sz w:val="32"/>
-          <w:szCs w:val="32"/>
-        </w:rPr>
-      </w:pPr>
-      <w:r>
-        <w:rPr>
-          <w:rFonts w:ascii="Carlito" w:hAnsi="Carlito" w:cs="Carlito"/>
+          <w:sz w:val="36"/>
+          <w:szCs w:val="36"/>
+        </w:rPr>
+        <w:t>” :</w:t>
+      </w:r>
+      <w:proofErr w:type="gramEnd"/>
+      <w:r>
+        <w:rPr>
+          <w:rFonts w:ascii="Calibri" w:hAnsi="Calibri" w:cs="Calibri"/>
           <w:b/>
           <w:bCs/>
           <w:color w:val="D86DCB" w:themeColor="accent5" w:themeTint="99"/>
-          <w:sz w:val="32"/>
-          <w:szCs w:val="32"/>
+          <w:sz w:val="36"/>
+          <w:szCs w:val="36"/>
+        </w:rPr>
+        <w:t xml:space="preserve"> “Bearer …”</w:t>
+      </w:r>
+    </w:p>
+    <w:p>
+      <w:pPr>
+        <w:jc w:val="both"/>
+        <w:rPr>
+          <w:rFonts w:ascii="Calibri" w:hAnsi="Calibri" w:cs="Calibri"/>
+          <w:b/>
+          <w:bCs/>
+          <w:color w:val="D86DCB" w:themeColor="accent5" w:themeTint="99"/>
+          <w:sz w:val="36"/>
+          <w:szCs w:val="36"/>
+        </w:rPr>
+      </w:pPr>
+      <w:r>
+        <w:rPr>
+          <w:rFonts w:ascii="Calibri" w:hAnsi="Calibri" w:cs="Calibri"/>
+          <w:b/>
+          <w:bCs/>
+          <w:color w:val="D86DCB" w:themeColor="accent5" w:themeTint="99"/>
+          <w:sz w:val="36"/>
+          <w:szCs w:val="36"/>
         </w:rPr>
         <w:t>}</w:t>
       </w:r>
@@ -3729,16 +3887,16 @@
       <w:pPr>
         <w:jc w:val="both"/>
         <w:rPr>
-          <w:rFonts w:ascii="Carlito" w:hAnsi="Carlito" w:cs="Carlito"/>
-          <w:sz w:val="32"/>
-          <w:szCs w:val="32"/>
-        </w:rPr>
-      </w:pPr>
-      <w:r>
-        <w:rPr>
-          <w:rFonts w:ascii="Carlito" w:hAnsi="Carlito" w:cs="Carlito"/>
-          <w:sz w:val="32"/>
-          <w:szCs w:val="32"/>
+          <w:rFonts w:ascii="Calibri" w:hAnsi="Calibri" w:cs="Calibri"/>
+          <w:sz w:val="36"/>
+          <w:szCs w:val="36"/>
+        </w:rPr>
+      </w:pPr>
+      <w:r>
+        <w:rPr>
+          <w:rFonts w:ascii="Calibri" w:hAnsi="Calibri" w:cs="Calibri"/>
+          <w:sz w:val="36"/>
+          <w:szCs w:val="36"/>
         </w:rPr>
         <w:t># The word Bearer simply means that whoever holds the token is allowed to use it. The server verifies the token and allows access to the requested resource. Here, the server does not need to store session state</w:t>
       </w:r>
@@ -3747,16 +3905,16 @@
       <w:pPr>
         <w:jc w:val="both"/>
         <w:rPr>
-          <w:rFonts w:ascii="Carlito" w:hAnsi="Carlito" w:cs="Carlito"/>
-          <w:sz w:val="32"/>
-          <w:szCs w:val="32"/>
-        </w:rPr>
-      </w:pPr>
-      <w:r>
-        <w:rPr>
-          <w:rFonts w:ascii="Carlito" w:hAnsi="Carlito" w:cs="Carlito"/>
-          <w:sz w:val="32"/>
-          <w:szCs w:val="32"/>
+          <w:rFonts w:ascii="Calibri" w:hAnsi="Calibri" w:cs="Calibri"/>
+          <w:sz w:val="36"/>
+          <w:szCs w:val="36"/>
+        </w:rPr>
+      </w:pPr>
+      <w:r>
+        <w:rPr>
+          <w:rFonts w:ascii="Calibri" w:hAnsi="Calibri" w:cs="Calibri"/>
+          <w:sz w:val="36"/>
+          <w:szCs w:val="36"/>
         </w:rPr>
         <w:t>#  However, Bearer tokens must be protected carefully because anyone who obtains the token can impersonate the user until the token expires. Many bearer tokens today are implemented using JSON Web Tokens, commonly called JWTs.</w:t>
       </w:r>
@@ -3765,9 +3923,9 @@
       <w:pPr>
         <w:jc w:val="both"/>
         <w:rPr>
-          <w:rFonts w:ascii="Carlito" w:hAnsi="Carlito" w:cs="Carlito"/>
-          <w:sz w:val="32"/>
-          <w:szCs w:val="32"/>
+          <w:rFonts w:ascii="Calibri" w:hAnsi="Calibri" w:cs="Calibri"/>
+          <w:sz w:val="36"/>
+          <w:szCs w:val="36"/>
         </w:rPr>
       </w:pPr>
     </w:p>
@@ -3780,20 +3938,20 @@
         </w:numPr>
         <w:jc w:val="both"/>
         <w:rPr>
-          <w:rFonts w:ascii="Carlito" w:hAnsi="Carlito" w:cs="Carlito"/>
-          <w:b/>
-          <w:bCs/>
-          <w:sz w:val="32"/>
-          <w:szCs w:val="32"/>
-        </w:rPr>
-      </w:pPr>
-      <w:r>
-        <w:rPr>
-          <w:rFonts w:ascii="Carlito" w:hAnsi="Carlito" w:cs="Carlito"/>
-          <w:b/>
-          <w:bCs/>
-          <w:sz w:val="32"/>
-          <w:szCs w:val="32"/>
+          <w:rFonts w:ascii="Calibri" w:hAnsi="Calibri" w:cs="Calibri"/>
+          <w:b/>
+          <w:bCs/>
+          <w:sz w:val="36"/>
+          <w:szCs w:val="36"/>
+        </w:rPr>
+      </w:pPr>
+      <w:r>
+        <w:rPr>
+          <w:rFonts w:ascii="Calibri" w:hAnsi="Calibri" w:cs="Calibri"/>
+          <w:b/>
+          <w:bCs/>
+          <w:sz w:val="36"/>
+          <w:szCs w:val="36"/>
         </w:rPr>
         <w:t>JWT Authentication:</w:t>
       </w:r>
@@ -3802,52 +3960,52 @@
       <w:pPr>
         <w:jc w:val="both"/>
         <w:rPr>
-          <w:rFonts w:ascii="Carlito" w:hAnsi="Carlito" w:cs="Carlito"/>
-          <w:sz w:val="32"/>
-          <w:szCs w:val="32"/>
-        </w:rPr>
-      </w:pPr>
-      <w:r>
-        <w:rPr>
-          <w:rFonts w:ascii="Carlito" w:hAnsi="Carlito" w:cs="Carlito"/>
-          <w:sz w:val="32"/>
-          <w:szCs w:val="32"/>
+          <w:rFonts w:ascii="Calibri" w:hAnsi="Calibri" w:cs="Calibri"/>
+          <w:sz w:val="36"/>
+          <w:szCs w:val="36"/>
+        </w:rPr>
+      </w:pPr>
+      <w:r>
+        <w:rPr>
+          <w:rFonts w:ascii="Calibri" w:hAnsi="Calibri" w:cs="Calibri"/>
+          <w:sz w:val="36"/>
+          <w:szCs w:val="36"/>
         </w:rPr>
         <w:t xml:space="preserve"># </w:t>
       </w:r>
       <w:r>
         <w:rPr>
-          <w:rFonts w:ascii="Carlito" w:hAnsi="Carlito" w:cs="Carlito"/>
-          <w:b/>
-          <w:bCs/>
-          <w:sz w:val="32"/>
-          <w:szCs w:val="32"/>
+          <w:rFonts w:ascii="Calibri" w:hAnsi="Calibri" w:cs="Calibri"/>
+          <w:b/>
+          <w:bCs/>
+          <w:sz w:val="36"/>
+          <w:szCs w:val="36"/>
         </w:rPr>
         <w:t xml:space="preserve">JWT </w:t>
       </w:r>
       <w:r>
         <w:rPr>
-          <w:rFonts w:ascii="Carlito" w:hAnsi="Carlito" w:cs="Carlito"/>
-          <w:sz w:val="32"/>
-          <w:szCs w:val="32"/>
+          <w:rFonts w:ascii="Calibri" w:hAnsi="Calibri" w:cs="Calibri"/>
+          <w:sz w:val="36"/>
+          <w:szCs w:val="36"/>
         </w:rPr>
         <w:t>(JSON Web Token)</w:t>
       </w:r>
       <w:r>
         <w:rPr>
-          <w:rFonts w:ascii="Carlito" w:hAnsi="Carlito" w:cs="Carlito"/>
-          <w:b/>
-          <w:bCs/>
-          <w:sz w:val="32"/>
-          <w:szCs w:val="32"/>
+          <w:rFonts w:ascii="Calibri" w:hAnsi="Calibri" w:cs="Calibri"/>
+          <w:b/>
+          <w:bCs/>
+          <w:sz w:val="36"/>
+          <w:szCs w:val="36"/>
         </w:rPr>
         <w:t xml:space="preserve"> </w:t>
       </w:r>
       <w:r>
         <w:rPr>
-          <w:rFonts w:ascii="Carlito" w:hAnsi="Carlito" w:cs="Carlito"/>
-          <w:sz w:val="32"/>
-          <w:szCs w:val="32"/>
+          <w:rFonts w:ascii="Calibri" w:hAnsi="Calibri" w:cs="Calibri"/>
+          <w:sz w:val="36"/>
+          <w:szCs w:val="36"/>
         </w:rPr>
         <w:t>is not a protocol. It is simply a token format. The format contains three parts:</w:t>
       </w:r>
@@ -3861,35 +4019,34 @@
         </w:numPr>
         <w:jc w:val="both"/>
         <w:rPr>
-          <w:rFonts w:ascii="Carlito" w:hAnsi="Carlito" w:cs="Carlito"/>
-          <w:sz w:val="32"/>
-          <w:szCs w:val="32"/>
-        </w:rPr>
-      </w:pPr>
-      <w:r>
-        <w:rPr>
-          <w:rFonts w:ascii="Carlito" w:hAnsi="Carlito" w:cs="Carlito"/>
-          <w:b/>
-          <w:bCs/>
-          <w:sz w:val="32"/>
-          <w:szCs w:val="32"/>
-        </w:rPr>
-        <w:lastRenderedPageBreak/>
+          <w:rFonts w:ascii="Calibri" w:hAnsi="Calibri" w:cs="Calibri"/>
+          <w:sz w:val="36"/>
+          <w:szCs w:val="36"/>
+        </w:rPr>
+      </w:pPr>
+      <w:r>
+        <w:rPr>
+          <w:rFonts w:ascii="Calibri" w:hAnsi="Calibri" w:cs="Calibri"/>
+          <w:b/>
+          <w:bCs/>
+          <w:sz w:val="36"/>
+          <w:szCs w:val="36"/>
+        </w:rPr>
         <w:t>HEADER:</w:t>
       </w:r>
       <w:r>
         <w:rPr>
-          <w:rFonts w:ascii="Carlito" w:hAnsi="Carlito" w:cs="Carlito"/>
-          <w:sz w:val="32"/>
-          <w:szCs w:val="32"/>
+          <w:rFonts w:ascii="Calibri" w:hAnsi="Calibri" w:cs="Calibri"/>
+          <w:sz w:val="36"/>
+          <w:szCs w:val="36"/>
         </w:rPr>
         <w:t xml:space="preserve"> Specifying algorithm and type (JWT)</w:t>
       </w:r>
       <w:r>
         <w:rPr>
-          <w:rFonts w:ascii="Carlito" w:hAnsi="Carlito" w:cs="Carlito"/>
-          <w:sz w:val="32"/>
-          <w:szCs w:val="32"/>
+          <w:rFonts w:ascii="Calibri" w:hAnsi="Calibri" w:cs="Calibri"/>
+          <w:sz w:val="36"/>
+          <w:szCs w:val="36"/>
         </w:rPr>
         <w:t>. Which is Base64 encoded.</w:t>
       </w:r>
@@ -3898,22 +4055,22 @@
       <w:pPr>
         <w:jc w:val="both"/>
         <w:rPr>
-          <w:rFonts w:ascii="Carlito" w:hAnsi="Carlito" w:cs="Carlito"/>
+          <w:rFonts w:ascii="Calibri" w:hAnsi="Calibri" w:cs="Calibri"/>
           <w:b/>
           <w:bCs/>
           <w:color w:val="D86DCB" w:themeColor="accent5" w:themeTint="99"/>
-          <w:sz w:val="32"/>
-          <w:szCs w:val="32"/>
-        </w:rPr>
-      </w:pPr>
-      <w:r>
-        <w:rPr>
-          <w:rFonts w:ascii="Carlito" w:hAnsi="Carlito" w:cs="Carlito"/>
+          <w:sz w:val="36"/>
+          <w:szCs w:val="36"/>
+        </w:rPr>
+      </w:pPr>
+      <w:r>
+        <w:rPr>
+          <w:rFonts w:ascii="Calibri" w:hAnsi="Calibri" w:cs="Calibri"/>
           <w:b/>
           <w:bCs/>
           <w:color w:val="D86DCB" w:themeColor="accent5" w:themeTint="99"/>
-          <w:sz w:val="32"/>
-          <w:szCs w:val="32"/>
+          <w:sz w:val="36"/>
+          <w:szCs w:val="36"/>
         </w:rPr>
         <w:t>{</w:t>
       </w:r>
@@ -3922,70 +4079,118 @@
       <w:pPr>
         <w:jc w:val="both"/>
         <w:rPr>
-          <w:rFonts w:ascii="Carlito" w:hAnsi="Carlito" w:cs="Carlito"/>
+          <w:rFonts w:ascii="Calibri" w:hAnsi="Calibri" w:cs="Calibri"/>
           <w:b/>
           <w:bCs/>
           <w:color w:val="D86DCB" w:themeColor="accent5" w:themeTint="99"/>
-          <w:sz w:val="32"/>
-          <w:szCs w:val="32"/>
-        </w:rPr>
-      </w:pPr>
-      <w:r>
-        <w:rPr>
-          <w:rFonts w:ascii="Carlito" w:hAnsi="Carlito" w:cs="Carlito"/>
+          <w:sz w:val="36"/>
+          <w:szCs w:val="36"/>
+        </w:rPr>
+      </w:pPr>
+      <w:r>
+        <w:rPr>
+          <w:rFonts w:ascii="Calibri" w:hAnsi="Calibri" w:cs="Calibri"/>
           <w:b/>
           <w:bCs/>
           <w:color w:val="D86DCB" w:themeColor="accent5" w:themeTint="99"/>
-          <w:sz w:val="32"/>
-          <w:szCs w:val="32"/>
-        </w:rPr>
-        <w:t xml:space="preserve">   “alg” : “RS256”,</w:t>
-      </w:r>
-    </w:p>
-    <w:p>
-      <w:pPr>
-        <w:jc w:val="both"/>
-        <w:rPr>
-          <w:rFonts w:ascii="Carlito" w:hAnsi="Carlito" w:cs="Carlito"/>
+          <w:sz w:val="36"/>
+          <w:szCs w:val="36"/>
+        </w:rPr>
+        <w:t xml:space="preserve">   “alg</w:t>
+      </w:r>
+      <w:proofErr w:type="gramStart"/>
+      <w:r>
+        <w:rPr>
+          <w:rFonts w:ascii="Calibri" w:hAnsi="Calibri" w:cs="Calibri"/>
           <w:b/>
           <w:bCs/>
           <w:color w:val="D86DCB" w:themeColor="accent5" w:themeTint="99"/>
-          <w:sz w:val="32"/>
-          <w:szCs w:val="32"/>
-        </w:rPr>
-      </w:pPr>
-      <w:r>
-        <w:rPr>
-          <w:rFonts w:ascii="Carlito" w:hAnsi="Carlito" w:cs="Carlito"/>
+          <w:sz w:val="36"/>
+          <w:szCs w:val="36"/>
+        </w:rPr>
+        <w:t>” :</w:t>
+      </w:r>
+      <w:proofErr w:type="gramEnd"/>
+      <w:r>
+        <w:rPr>
+          <w:rFonts w:ascii="Calibri" w:hAnsi="Calibri" w:cs="Calibri"/>
           <w:b/>
           <w:bCs/>
           <w:color w:val="D86DCB" w:themeColor="accent5" w:themeTint="99"/>
-          <w:sz w:val="32"/>
-          <w:szCs w:val="32"/>
-        </w:rPr>
-        <w:t xml:space="preserve">    “type” : “JWT”</w:t>
-      </w:r>
-    </w:p>
-    <w:p>
-      <w:pPr>
-        <w:jc w:val="both"/>
-        <w:rPr>
-          <w:rFonts w:ascii="Carlito" w:hAnsi="Carlito" w:cs="Carlito"/>
+          <w:sz w:val="36"/>
+          <w:szCs w:val="36"/>
+        </w:rPr>
+        <w:t xml:space="preserve"> “RS256”,</w:t>
+      </w:r>
+    </w:p>
+    <w:p>
+      <w:pPr>
+        <w:jc w:val="both"/>
+        <w:rPr>
+          <w:rFonts w:ascii="Calibri" w:hAnsi="Calibri" w:cs="Calibri"/>
           <w:b/>
           <w:bCs/>
           <w:color w:val="D86DCB" w:themeColor="accent5" w:themeTint="99"/>
-          <w:sz w:val="32"/>
-          <w:szCs w:val="32"/>
-        </w:rPr>
-      </w:pPr>
-      <w:r>
-        <w:rPr>
-          <w:rFonts w:ascii="Carlito" w:hAnsi="Carlito" w:cs="Carlito"/>
+          <w:sz w:val="36"/>
+          <w:szCs w:val="36"/>
+        </w:rPr>
+      </w:pPr>
+      <w:r>
+        <w:rPr>
+          <w:rFonts w:ascii="Calibri" w:hAnsi="Calibri" w:cs="Calibri"/>
           <w:b/>
           <w:bCs/>
           <w:color w:val="D86DCB" w:themeColor="accent5" w:themeTint="99"/>
-          <w:sz w:val="32"/>
-          <w:szCs w:val="32"/>
+          <w:sz w:val="36"/>
+          <w:szCs w:val="36"/>
+        </w:rPr>
+        <w:t xml:space="preserve">    “type</w:t>
+      </w:r>
+      <w:proofErr w:type="gramStart"/>
+      <w:r>
+        <w:rPr>
+          <w:rFonts w:ascii="Calibri" w:hAnsi="Calibri" w:cs="Calibri"/>
+          <w:b/>
+          <w:bCs/>
+          <w:color w:val="D86DCB" w:themeColor="accent5" w:themeTint="99"/>
+          <w:sz w:val="36"/>
+          <w:szCs w:val="36"/>
+        </w:rPr>
+        <w:t>” :</w:t>
+      </w:r>
+      <w:proofErr w:type="gramEnd"/>
+      <w:r>
+        <w:rPr>
+          <w:rFonts w:ascii="Calibri" w:hAnsi="Calibri" w:cs="Calibri"/>
+          <w:b/>
+          <w:bCs/>
+          <w:color w:val="D86DCB" w:themeColor="accent5" w:themeTint="99"/>
+          <w:sz w:val="36"/>
+          <w:szCs w:val="36"/>
+        </w:rPr>
+        <w:t xml:space="preserve"> “JWT”</w:t>
+      </w:r>
+    </w:p>
+    <w:p>
+      <w:pPr>
+        <w:jc w:val="both"/>
+        <w:rPr>
+          <w:rFonts w:ascii="Calibri" w:hAnsi="Calibri" w:cs="Calibri"/>
+          <w:b/>
+          <w:bCs/>
+          <w:color w:val="D86DCB" w:themeColor="accent5" w:themeTint="99"/>
+          <w:sz w:val="36"/>
+          <w:szCs w:val="36"/>
+        </w:rPr>
+      </w:pPr>
+      <w:r>
+        <w:rPr>
+          <w:rFonts w:ascii="Calibri" w:hAnsi="Calibri" w:cs="Calibri"/>
+          <w:b/>
+          <w:bCs/>
+          <w:color w:val="D86DCB" w:themeColor="accent5" w:themeTint="99"/>
+          <w:sz w:val="36"/>
+          <w:szCs w:val="36"/>
         </w:rPr>
         <w:t xml:space="preserve">   …</w:t>
       </w:r>
@@ -3994,22 +4199,22 @@
       <w:pPr>
         <w:jc w:val="both"/>
         <w:rPr>
-          <w:rFonts w:ascii="Carlito" w:hAnsi="Carlito" w:cs="Carlito"/>
+          <w:rFonts w:ascii="Calibri" w:hAnsi="Calibri" w:cs="Calibri"/>
           <w:b/>
           <w:bCs/>
           <w:color w:val="D86DCB" w:themeColor="accent5" w:themeTint="99"/>
-          <w:sz w:val="32"/>
-          <w:szCs w:val="32"/>
-        </w:rPr>
-      </w:pPr>
-      <w:r>
-        <w:rPr>
-          <w:rFonts w:ascii="Carlito" w:hAnsi="Carlito" w:cs="Carlito"/>
+          <w:sz w:val="36"/>
+          <w:szCs w:val="36"/>
+        </w:rPr>
+      </w:pPr>
+      <w:r>
+        <w:rPr>
+          <w:rFonts w:ascii="Calibri" w:hAnsi="Calibri" w:cs="Calibri"/>
           <w:b/>
           <w:bCs/>
           <w:color w:val="D86DCB" w:themeColor="accent5" w:themeTint="99"/>
-          <w:sz w:val="32"/>
-          <w:szCs w:val="32"/>
+          <w:sz w:val="36"/>
+          <w:szCs w:val="36"/>
         </w:rPr>
         <w:t>}</w:t>
       </w:r>
@@ -4023,42 +4228,43 @@
         </w:numPr>
         <w:jc w:val="both"/>
         <w:rPr>
-          <w:rFonts w:ascii="Carlito" w:hAnsi="Carlito" w:cs="Carlito"/>
-          <w:sz w:val="32"/>
-          <w:szCs w:val="32"/>
-        </w:rPr>
-      </w:pPr>
-      <w:r>
-        <w:rPr>
-          <w:rFonts w:ascii="Carlito" w:hAnsi="Carlito" w:cs="Carlito"/>
-          <w:b/>
-          <w:bCs/>
-          <w:sz w:val="32"/>
-          <w:szCs w:val="32"/>
-        </w:rPr>
+          <w:rFonts w:ascii="Calibri" w:hAnsi="Calibri" w:cs="Calibri"/>
+          <w:sz w:val="36"/>
+          <w:szCs w:val="36"/>
+        </w:rPr>
+      </w:pPr>
+      <w:r>
+        <w:rPr>
+          <w:rFonts w:ascii="Calibri" w:hAnsi="Calibri" w:cs="Calibri"/>
+          <w:b/>
+          <w:bCs/>
+          <w:sz w:val="36"/>
+          <w:szCs w:val="36"/>
+        </w:rPr>
+        <w:lastRenderedPageBreak/>
         <w:t>PAYLOAD:</w:t>
       </w:r>
       <w:r>
         <w:rPr>
-          <w:rFonts w:ascii="Carlito" w:hAnsi="Carlito" w:cs="Carlito"/>
-          <w:sz w:val="32"/>
-          <w:szCs w:val="32"/>
+          <w:rFonts w:ascii="Calibri" w:hAnsi="Calibri" w:cs="Calibri"/>
+          <w:sz w:val="36"/>
+          <w:szCs w:val="36"/>
         </w:rPr>
         <w:t xml:space="preserve"> </w:t>
       </w:r>
       <w:r>
         <w:rPr>
-          <w:rFonts w:ascii="Carlito" w:hAnsi="Carlito" w:cs="Carlito"/>
-          <w:sz w:val="32"/>
-          <w:szCs w:val="32"/>
+          <w:rFonts w:ascii="Calibri" w:hAnsi="Calibri" w:cs="Calibri"/>
+          <w:sz w:val="36"/>
+          <w:szCs w:val="36"/>
         </w:rPr>
         <w:t>Contains information about the user in a structured JSON payload</w:t>
       </w:r>
       <w:r>
         <w:rPr>
-          <w:rFonts w:ascii="Carlito" w:hAnsi="Carlito" w:cs="Carlito"/>
-          <w:sz w:val="32"/>
-          <w:szCs w:val="32"/>
+          <w:rFonts w:ascii="Calibri" w:hAnsi="Calibri" w:cs="Calibri"/>
+          <w:sz w:val="36"/>
+          <w:szCs w:val="36"/>
         </w:rPr>
         <w:t>. Also, Base64 encoded</w:t>
       </w:r>
@@ -4067,22 +4273,22 @@
       <w:pPr>
         <w:jc w:val="both"/>
         <w:rPr>
-          <w:rFonts w:ascii="Carlito" w:hAnsi="Carlito" w:cs="Carlito"/>
+          <w:rFonts w:ascii="Calibri" w:hAnsi="Calibri" w:cs="Calibri"/>
           <w:b/>
           <w:bCs/>
           <w:color w:val="D86DCB" w:themeColor="accent5" w:themeTint="99"/>
-          <w:sz w:val="32"/>
-          <w:szCs w:val="32"/>
-        </w:rPr>
-      </w:pPr>
-      <w:r>
-        <w:rPr>
-          <w:rFonts w:ascii="Carlito" w:hAnsi="Carlito" w:cs="Carlito"/>
+          <w:sz w:val="36"/>
+          <w:szCs w:val="36"/>
+        </w:rPr>
+      </w:pPr>
+      <w:r>
+        <w:rPr>
+          <w:rFonts w:ascii="Calibri" w:hAnsi="Calibri" w:cs="Calibri"/>
           <w:b/>
           <w:bCs/>
           <w:color w:val="D86DCB" w:themeColor="accent5" w:themeTint="99"/>
-          <w:sz w:val="32"/>
-          <w:szCs w:val="32"/>
+          <w:sz w:val="36"/>
+          <w:szCs w:val="36"/>
         </w:rPr>
         <w:t>{</w:t>
       </w:r>
@@ -4091,70 +4297,118 @@
       <w:pPr>
         <w:jc w:val="both"/>
         <w:rPr>
-          <w:rFonts w:ascii="Carlito" w:hAnsi="Carlito" w:cs="Carlito"/>
+          <w:rFonts w:ascii="Calibri" w:hAnsi="Calibri" w:cs="Calibri"/>
           <w:b/>
           <w:bCs/>
           <w:color w:val="D86DCB" w:themeColor="accent5" w:themeTint="99"/>
-          <w:sz w:val="32"/>
-          <w:szCs w:val="32"/>
-        </w:rPr>
-      </w:pPr>
-      <w:r>
-        <w:rPr>
-          <w:rFonts w:ascii="Carlito" w:hAnsi="Carlito" w:cs="Carlito"/>
+          <w:sz w:val="36"/>
+          <w:szCs w:val="36"/>
+        </w:rPr>
+      </w:pPr>
+      <w:r>
+        <w:rPr>
+          <w:rFonts w:ascii="Calibri" w:hAnsi="Calibri" w:cs="Calibri"/>
           <w:b/>
           <w:bCs/>
           <w:color w:val="D86DCB" w:themeColor="accent5" w:themeTint="99"/>
-          <w:sz w:val="32"/>
-          <w:szCs w:val="32"/>
-        </w:rPr>
-        <w:t xml:space="preserve">   “name” : “Nazmul Hasan”,</w:t>
-      </w:r>
-    </w:p>
-    <w:p>
-      <w:pPr>
-        <w:jc w:val="both"/>
-        <w:rPr>
-          <w:rFonts w:ascii="Carlito" w:hAnsi="Carlito" w:cs="Carlito"/>
+          <w:sz w:val="36"/>
+          <w:szCs w:val="36"/>
+        </w:rPr>
+        <w:t xml:space="preserve">   “name</w:t>
+      </w:r>
+      <w:proofErr w:type="gramStart"/>
+      <w:r>
+        <w:rPr>
+          <w:rFonts w:ascii="Calibri" w:hAnsi="Calibri" w:cs="Calibri"/>
           <w:b/>
           <w:bCs/>
           <w:color w:val="D86DCB" w:themeColor="accent5" w:themeTint="99"/>
-          <w:sz w:val="32"/>
-          <w:szCs w:val="32"/>
-        </w:rPr>
-      </w:pPr>
-      <w:r>
-        <w:rPr>
-          <w:rFonts w:ascii="Carlito" w:hAnsi="Carlito" w:cs="Carlito"/>
+          <w:sz w:val="36"/>
+          <w:szCs w:val="36"/>
+        </w:rPr>
+        <w:t>” :</w:t>
+      </w:r>
+      <w:proofErr w:type="gramEnd"/>
+      <w:r>
+        <w:rPr>
+          <w:rFonts w:ascii="Calibri" w:hAnsi="Calibri" w:cs="Calibri"/>
           <w:b/>
           <w:bCs/>
           <w:color w:val="D86DCB" w:themeColor="accent5" w:themeTint="99"/>
-          <w:sz w:val="32"/>
-          <w:szCs w:val="32"/>
-        </w:rPr>
-        <w:t xml:space="preserve">    “exp” : 1703037180,</w:t>
-      </w:r>
-    </w:p>
-    <w:p>
-      <w:pPr>
-        <w:jc w:val="both"/>
-        <w:rPr>
-          <w:rFonts w:ascii="Carlito" w:hAnsi="Carlito" w:cs="Carlito"/>
+          <w:sz w:val="36"/>
+          <w:szCs w:val="36"/>
+        </w:rPr>
+        <w:t xml:space="preserve"> “Nazmul Hasan”,</w:t>
+      </w:r>
+    </w:p>
+    <w:p>
+      <w:pPr>
+        <w:jc w:val="both"/>
+        <w:rPr>
+          <w:rFonts w:ascii="Calibri" w:hAnsi="Calibri" w:cs="Calibri"/>
           <w:b/>
           <w:bCs/>
           <w:color w:val="D86DCB" w:themeColor="accent5" w:themeTint="99"/>
-          <w:sz w:val="32"/>
-          <w:szCs w:val="32"/>
-        </w:rPr>
-      </w:pPr>
-      <w:r>
-        <w:rPr>
-          <w:rFonts w:ascii="Carlito" w:hAnsi="Carlito" w:cs="Carlito"/>
+          <w:sz w:val="36"/>
+          <w:szCs w:val="36"/>
+        </w:rPr>
+      </w:pPr>
+      <w:r>
+        <w:rPr>
+          <w:rFonts w:ascii="Calibri" w:hAnsi="Calibri" w:cs="Calibri"/>
           <w:b/>
           <w:bCs/>
           <w:color w:val="D86DCB" w:themeColor="accent5" w:themeTint="99"/>
-          <w:sz w:val="32"/>
-          <w:szCs w:val="32"/>
+          <w:sz w:val="36"/>
+          <w:szCs w:val="36"/>
+        </w:rPr>
+        <w:t xml:space="preserve">    “exp</w:t>
+      </w:r>
+      <w:proofErr w:type="gramStart"/>
+      <w:r>
+        <w:rPr>
+          <w:rFonts w:ascii="Calibri" w:hAnsi="Calibri" w:cs="Calibri"/>
+          <w:b/>
+          <w:bCs/>
+          <w:color w:val="D86DCB" w:themeColor="accent5" w:themeTint="99"/>
+          <w:sz w:val="36"/>
+          <w:szCs w:val="36"/>
+        </w:rPr>
+        <w:t>” :</w:t>
+      </w:r>
+      <w:proofErr w:type="gramEnd"/>
+      <w:r>
+        <w:rPr>
+          <w:rFonts w:ascii="Calibri" w:hAnsi="Calibri" w:cs="Calibri"/>
+          <w:b/>
+          <w:bCs/>
+          <w:color w:val="D86DCB" w:themeColor="accent5" w:themeTint="99"/>
+          <w:sz w:val="36"/>
+          <w:szCs w:val="36"/>
+        </w:rPr>
+        <w:t xml:space="preserve"> 1703037180,</w:t>
+      </w:r>
+    </w:p>
+    <w:p>
+      <w:pPr>
+        <w:jc w:val="both"/>
+        <w:rPr>
+          <w:rFonts w:ascii="Calibri" w:hAnsi="Calibri" w:cs="Calibri"/>
+          <w:b/>
+          <w:bCs/>
+          <w:color w:val="D86DCB" w:themeColor="accent5" w:themeTint="99"/>
+          <w:sz w:val="36"/>
+          <w:szCs w:val="36"/>
+        </w:rPr>
+      </w:pPr>
+      <w:r>
+        <w:rPr>
+          <w:rFonts w:ascii="Calibri" w:hAnsi="Calibri" w:cs="Calibri"/>
+          <w:b/>
+          <w:bCs/>
+          <w:color w:val="D86DCB" w:themeColor="accent5" w:themeTint="99"/>
+          <w:sz w:val="36"/>
+          <w:szCs w:val="36"/>
         </w:rPr>
         <w:t xml:space="preserve">    “sub” …,</w:t>
       </w:r>
@@ -4163,46 +4417,70 @@
       <w:pPr>
         <w:jc w:val="both"/>
         <w:rPr>
-          <w:rFonts w:ascii="Carlito" w:hAnsi="Carlito" w:cs="Carlito"/>
+          <w:rFonts w:ascii="Calibri" w:hAnsi="Calibri" w:cs="Calibri"/>
           <w:b/>
           <w:bCs/>
           <w:color w:val="D86DCB" w:themeColor="accent5" w:themeTint="99"/>
-          <w:sz w:val="32"/>
-          <w:szCs w:val="32"/>
-        </w:rPr>
-      </w:pPr>
-      <w:r>
-        <w:rPr>
-          <w:rFonts w:ascii="Carlito" w:hAnsi="Carlito" w:cs="Carlito"/>
+          <w:sz w:val="36"/>
+          <w:szCs w:val="36"/>
+        </w:rPr>
+      </w:pPr>
+      <w:r>
+        <w:rPr>
+          <w:rFonts w:ascii="Calibri" w:hAnsi="Calibri" w:cs="Calibri"/>
           <w:b/>
           <w:bCs/>
           <w:color w:val="D86DCB" w:themeColor="accent5" w:themeTint="99"/>
-          <w:sz w:val="32"/>
-          <w:szCs w:val="32"/>
-        </w:rPr>
-        <w:t xml:space="preserve">   “ admin” : true</w:t>
-      </w:r>
-    </w:p>
-    <w:p>
-      <w:pPr>
-        <w:jc w:val="both"/>
-        <w:rPr>
-          <w:rFonts w:ascii="Carlito" w:hAnsi="Carlito" w:cs="Carlito"/>
+          <w:sz w:val="36"/>
+          <w:szCs w:val="36"/>
+        </w:rPr>
+        <w:t xml:space="preserve">   </w:t>
+      </w:r>
+      <w:proofErr w:type="gramStart"/>
+      <w:r>
+        <w:rPr>
+          <w:rFonts w:ascii="Calibri" w:hAnsi="Calibri" w:cs="Calibri"/>
           <w:b/>
           <w:bCs/>
           <w:color w:val="D86DCB" w:themeColor="accent5" w:themeTint="99"/>
-          <w:sz w:val="32"/>
-          <w:szCs w:val="32"/>
-        </w:rPr>
-      </w:pPr>
-      <w:r>
-        <w:rPr>
-          <w:rFonts w:ascii="Carlito" w:hAnsi="Carlito" w:cs="Carlito"/>
+          <w:sz w:val="36"/>
+          <w:szCs w:val="36"/>
+        </w:rPr>
+        <w:t>“ admin</w:t>
+      </w:r>
+      <w:proofErr w:type="gramEnd"/>
+      <w:r>
+        <w:rPr>
+          <w:rFonts w:ascii="Calibri" w:hAnsi="Calibri" w:cs="Calibri"/>
           <w:b/>
           <w:bCs/>
           <w:color w:val="D86DCB" w:themeColor="accent5" w:themeTint="99"/>
-          <w:sz w:val="32"/>
-          <w:szCs w:val="32"/>
+          <w:sz w:val="36"/>
+          <w:szCs w:val="36"/>
+        </w:rPr>
+        <w:t>” : true</w:t>
+      </w:r>
+    </w:p>
+    <w:p>
+      <w:pPr>
+        <w:jc w:val="both"/>
+        <w:rPr>
+          <w:rFonts w:ascii="Calibri" w:hAnsi="Calibri" w:cs="Calibri"/>
+          <w:b/>
+          <w:bCs/>
+          <w:color w:val="D86DCB" w:themeColor="accent5" w:themeTint="99"/>
+          <w:sz w:val="36"/>
+          <w:szCs w:val="36"/>
+        </w:rPr>
+      </w:pPr>
+      <w:r>
+        <w:rPr>
+          <w:rFonts w:ascii="Calibri" w:hAnsi="Calibri" w:cs="Calibri"/>
+          <w:b/>
+          <w:bCs/>
+          <w:color w:val="D86DCB" w:themeColor="accent5" w:themeTint="99"/>
+          <w:sz w:val="36"/>
+          <w:szCs w:val="36"/>
         </w:rPr>
         <w:t xml:space="preserve">   …</w:t>
       </w:r>
@@ -4211,22 +4489,22 @@
       <w:pPr>
         <w:jc w:val="both"/>
         <w:rPr>
-          <w:rFonts w:ascii="Carlito" w:hAnsi="Carlito" w:cs="Carlito"/>
+          <w:rFonts w:ascii="Calibri" w:hAnsi="Calibri" w:cs="Calibri"/>
           <w:b/>
           <w:bCs/>
           <w:color w:val="D86DCB" w:themeColor="accent5" w:themeTint="99"/>
-          <w:sz w:val="32"/>
-          <w:szCs w:val="32"/>
-        </w:rPr>
-      </w:pPr>
-      <w:r>
-        <w:rPr>
-          <w:rFonts w:ascii="Carlito" w:hAnsi="Carlito" w:cs="Carlito"/>
+          <w:sz w:val="36"/>
+          <w:szCs w:val="36"/>
+        </w:rPr>
+      </w:pPr>
+      <w:r>
+        <w:rPr>
+          <w:rFonts w:ascii="Calibri" w:hAnsi="Calibri" w:cs="Calibri"/>
           <w:b/>
           <w:bCs/>
           <w:color w:val="D86DCB" w:themeColor="accent5" w:themeTint="99"/>
-          <w:sz w:val="32"/>
-          <w:szCs w:val="32"/>
+          <w:sz w:val="36"/>
+          <w:szCs w:val="36"/>
         </w:rPr>
         <w:t>}</w:t>
       </w:r>
@@ -4240,34 +4518,34 @@
         </w:numPr>
         <w:jc w:val="both"/>
         <w:rPr>
-          <w:rFonts w:ascii="Carlito" w:hAnsi="Carlito" w:cs="Carlito"/>
-          <w:sz w:val="32"/>
-          <w:szCs w:val="32"/>
-        </w:rPr>
-      </w:pPr>
-      <w:r>
-        <w:rPr>
-          <w:rFonts w:ascii="Carlito" w:hAnsi="Carlito" w:cs="Carlito"/>
-          <w:b/>
-          <w:bCs/>
-          <w:sz w:val="32"/>
-          <w:szCs w:val="32"/>
+          <w:rFonts w:ascii="Calibri" w:hAnsi="Calibri" w:cs="Calibri"/>
+          <w:sz w:val="36"/>
+          <w:szCs w:val="36"/>
+        </w:rPr>
+      </w:pPr>
+      <w:r>
+        <w:rPr>
+          <w:rFonts w:ascii="Calibri" w:hAnsi="Calibri" w:cs="Calibri"/>
+          <w:b/>
+          <w:bCs/>
+          <w:sz w:val="36"/>
+          <w:szCs w:val="36"/>
         </w:rPr>
         <w:t xml:space="preserve">SIGNATURE: </w:t>
       </w:r>
       <w:r>
         <w:rPr>
-          <w:rFonts w:ascii="Carlito" w:hAnsi="Carlito" w:cs="Carlito"/>
-          <w:sz w:val="32"/>
-          <w:szCs w:val="32"/>
+          <w:rFonts w:ascii="Calibri" w:hAnsi="Calibri" w:cs="Calibri"/>
+          <w:sz w:val="36"/>
+          <w:szCs w:val="36"/>
         </w:rPr>
         <w:t>Cryptography signature signed by server to ensure the data inside the token has not been modified</w:t>
       </w:r>
       <w:r>
         <w:rPr>
-          <w:rFonts w:ascii="Carlito" w:hAnsi="Carlito" w:cs="Carlito"/>
-          <w:sz w:val="32"/>
-          <w:szCs w:val="32"/>
+          <w:rFonts w:ascii="Calibri" w:hAnsi="Calibri" w:cs="Calibri"/>
+          <w:sz w:val="36"/>
+          <w:szCs w:val="36"/>
         </w:rPr>
         <w:t>. Which is computed or encrypted</w:t>
       </w:r>
@@ -4276,56 +4554,56 @@
       <w:pPr>
         <w:jc w:val="both"/>
         <w:rPr>
-          <w:rFonts w:ascii="Carlito" w:hAnsi="Carlito" w:cs="Carlito"/>
-          <w:sz w:val="32"/>
-          <w:szCs w:val="32"/>
-        </w:rPr>
-      </w:pPr>
-      <w:r>
-        <w:rPr>
-          <w:rFonts w:ascii="Carlito" w:hAnsi="Carlito" w:cs="Carlito"/>
-          <w:sz w:val="32"/>
-          <w:szCs w:val="32"/>
+          <w:rFonts w:ascii="Calibri" w:hAnsi="Calibri" w:cs="Calibri"/>
+          <w:sz w:val="36"/>
+          <w:szCs w:val="36"/>
+        </w:rPr>
+      </w:pPr>
+      <w:r>
+        <w:rPr>
+          <w:rFonts w:ascii="Calibri" w:hAnsi="Calibri" w:cs="Calibri"/>
+          <w:sz w:val="36"/>
+          <w:szCs w:val="36"/>
         </w:rPr>
         <w:t xml:space="preserve"># </w:t>
       </w:r>
       <w:r>
         <w:rPr>
-          <w:rFonts w:ascii="Carlito" w:hAnsi="Carlito" w:cs="Carlito"/>
-          <w:sz w:val="32"/>
-          <w:szCs w:val="32"/>
+          <w:rFonts w:ascii="Calibri" w:hAnsi="Calibri" w:cs="Calibri"/>
+          <w:sz w:val="36"/>
+          <w:szCs w:val="36"/>
         </w:rPr>
         <w:t>Because the</w:t>
       </w:r>
       <w:r>
         <w:rPr>
-          <w:rFonts w:ascii="Carlito" w:hAnsi="Carlito" w:cs="Carlito"/>
-          <w:sz w:val="32"/>
-          <w:szCs w:val="32"/>
+          <w:rFonts w:ascii="Calibri" w:hAnsi="Calibri" w:cs="Calibri"/>
+          <w:sz w:val="36"/>
+          <w:szCs w:val="36"/>
         </w:rPr>
         <w:t xml:space="preserve"> JWT</w:t>
       </w:r>
       <w:r>
         <w:rPr>
-          <w:rFonts w:ascii="Carlito" w:hAnsi="Carlito" w:cs="Carlito"/>
-          <w:sz w:val="32"/>
-          <w:szCs w:val="32"/>
+          <w:rFonts w:ascii="Calibri" w:hAnsi="Calibri" w:cs="Calibri"/>
+          <w:sz w:val="36"/>
+          <w:szCs w:val="36"/>
         </w:rPr>
         <w:t xml:space="preserve"> token contains the information needed to identify the user, the server can verify requests without querying a database every time. This makes JWTs very useful</w:t>
       </w:r>
       <w:r>
         <w:rPr>
-          <w:rFonts w:ascii="Carlito" w:hAnsi="Carlito" w:cs="Carlito"/>
-          <w:sz w:val="32"/>
-          <w:szCs w:val="32"/>
+          <w:rFonts w:ascii="Calibri" w:hAnsi="Calibri" w:cs="Calibri"/>
+          <w:sz w:val="36"/>
+          <w:szCs w:val="36"/>
         </w:rPr>
         <w:t xml:space="preserve"> </w:t>
       </w:r>
       <w:r>
         <w:rPr>
-          <w:rFonts w:ascii="Carlito" w:hAnsi="Carlito" w:cs="Carlito"/>
-          <w:sz w:val="32"/>
-          <w:szCs w:val="32"/>
+          <w:rFonts w:ascii="Calibri" w:hAnsi="Calibri" w:cs="Calibri"/>
+          <w:sz w:val="36"/>
+          <w:szCs w:val="36"/>
         </w:rPr>
         <w:t>in distributed systems and microservice architectures.</w:t>
       </w:r>
@@ -4334,40 +4612,40 @@
       <w:pPr>
         <w:jc w:val="both"/>
         <w:rPr>
-          <w:rFonts w:ascii="Carlito" w:hAnsi="Carlito" w:cs="Carlito"/>
-          <w:sz w:val="32"/>
-          <w:szCs w:val="32"/>
-        </w:rPr>
-      </w:pPr>
-      <w:r>
-        <w:rPr>
-          <w:rFonts w:ascii="Carlito" w:hAnsi="Carlito" w:cs="Carlito"/>
-          <w:sz w:val="32"/>
-          <w:szCs w:val="32"/>
+          <w:rFonts w:ascii="Calibri" w:hAnsi="Calibri" w:cs="Calibri"/>
+          <w:sz w:val="36"/>
+          <w:szCs w:val="36"/>
+        </w:rPr>
+      </w:pPr>
+      <w:r>
+        <w:rPr>
+          <w:rFonts w:ascii="Calibri" w:hAnsi="Calibri" w:cs="Calibri"/>
+          <w:sz w:val="36"/>
+          <w:szCs w:val="36"/>
         </w:rPr>
         <w:t xml:space="preserve"># </w:t>
       </w:r>
       <w:r>
         <w:rPr>
-          <w:rFonts w:ascii="Carlito" w:hAnsi="Carlito" w:cs="Carlito"/>
-          <w:sz w:val="32"/>
-          <w:szCs w:val="32"/>
+          <w:rFonts w:ascii="Calibri" w:hAnsi="Calibri" w:cs="Calibri"/>
+          <w:sz w:val="36"/>
+          <w:szCs w:val="36"/>
         </w:rPr>
         <w:t>When</w:t>
       </w:r>
       <w:r>
         <w:rPr>
-          <w:rFonts w:ascii="Carlito" w:hAnsi="Carlito" w:cs="Carlito"/>
-          <w:sz w:val="32"/>
-          <w:szCs w:val="32"/>
+          <w:rFonts w:ascii="Calibri" w:hAnsi="Calibri" w:cs="Calibri"/>
+          <w:sz w:val="36"/>
+          <w:szCs w:val="36"/>
         </w:rPr>
         <w:t xml:space="preserve"> JWT</w:t>
       </w:r>
       <w:r>
         <w:rPr>
-          <w:rFonts w:ascii="Carlito" w:hAnsi="Carlito" w:cs="Carlito"/>
-          <w:sz w:val="32"/>
-          <w:szCs w:val="32"/>
+          <w:rFonts w:ascii="Calibri" w:hAnsi="Calibri" w:cs="Calibri"/>
+          <w:sz w:val="36"/>
+          <w:szCs w:val="36"/>
         </w:rPr>
         <w:t xml:space="preserve"> tokens are used in real systems, they usually come in two forms:</w:t>
       </w:r>
@@ -4381,55 +4659,54 @@
         </w:numPr>
         <w:jc w:val="both"/>
         <w:rPr>
-          <w:rFonts w:ascii="Carlito" w:hAnsi="Carlito" w:cs="Carlito"/>
-          <w:sz w:val="32"/>
-          <w:szCs w:val="32"/>
-        </w:rPr>
-      </w:pPr>
-      <w:r>
-        <w:rPr>
-          <w:rFonts w:ascii="Carlito" w:hAnsi="Carlito" w:cs="Carlito"/>
-          <w:b/>
-          <w:bCs/>
-          <w:sz w:val="32"/>
-          <w:szCs w:val="32"/>
-        </w:rPr>
-        <w:lastRenderedPageBreak/>
+          <w:rFonts w:ascii="Calibri" w:hAnsi="Calibri" w:cs="Calibri"/>
+          <w:sz w:val="36"/>
+          <w:szCs w:val="36"/>
+        </w:rPr>
+      </w:pPr>
+      <w:r>
+        <w:rPr>
+          <w:rFonts w:ascii="Calibri" w:hAnsi="Calibri" w:cs="Calibri"/>
+          <w:b/>
+          <w:bCs/>
+          <w:sz w:val="36"/>
+          <w:szCs w:val="36"/>
+        </w:rPr>
         <w:t>A</w:t>
       </w:r>
       <w:r>
         <w:rPr>
-          <w:rFonts w:ascii="Carlito" w:hAnsi="Carlito" w:cs="Carlito"/>
-          <w:b/>
-          <w:bCs/>
-          <w:sz w:val="32"/>
-          <w:szCs w:val="32"/>
+          <w:rFonts w:ascii="Calibri" w:hAnsi="Calibri" w:cs="Calibri"/>
+          <w:b/>
+          <w:bCs/>
+          <w:sz w:val="36"/>
+          <w:szCs w:val="36"/>
         </w:rPr>
         <w:t xml:space="preserve">ccess </w:t>
       </w:r>
       <w:r>
         <w:rPr>
-          <w:rFonts w:ascii="Carlito" w:hAnsi="Carlito" w:cs="Carlito"/>
-          <w:b/>
-          <w:bCs/>
-          <w:sz w:val="32"/>
-          <w:szCs w:val="32"/>
+          <w:rFonts w:ascii="Calibri" w:hAnsi="Calibri" w:cs="Calibri"/>
+          <w:b/>
+          <w:bCs/>
+          <w:sz w:val="36"/>
+          <w:szCs w:val="36"/>
         </w:rPr>
         <w:t>Token:</w:t>
       </w:r>
       <w:r>
         <w:rPr>
-          <w:rFonts w:ascii="Carlito" w:hAnsi="Carlito" w:cs="Carlito"/>
-          <w:sz w:val="32"/>
-          <w:szCs w:val="32"/>
+          <w:rFonts w:ascii="Calibri" w:hAnsi="Calibri" w:cs="Calibri"/>
+          <w:sz w:val="36"/>
+          <w:szCs w:val="36"/>
         </w:rPr>
         <w:t xml:space="preserve"> It</w:t>
       </w:r>
       <w:r>
         <w:rPr>
-          <w:rFonts w:ascii="Carlito" w:hAnsi="Carlito" w:cs="Carlito"/>
-          <w:sz w:val="32"/>
-          <w:szCs w:val="32"/>
+          <w:rFonts w:ascii="Calibri" w:hAnsi="Calibri" w:cs="Calibri"/>
+          <w:sz w:val="36"/>
+          <w:szCs w:val="36"/>
         </w:rPr>
         <w:t xml:space="preserve"> is used to access protected APIs. These tokens are intentionally short-lived, often lasting only minutes or hours. If an access token is compromised, the attacker only has a limited window of time to use it.</w:t>
       </w:r>
@@ -4443,291 +4720,292 @@
         </w:numPr>
         <w:jc w:val="both"/>
         <w:rPr>
-          <w:rFonts w:ascii="Carlito" w:hAnsi="Carlito" w:cs="Carlito"/>
+          <w:rFonts w:ascii="Calibri" w:hAnsi="Calibri" w:cs="Calibri"/>
+          <w:sz w:val="36"/>
+          <w:szCs w:val="36"/>
+        </w:rPr>
+      </w:pPr>
+      <w:r>
+        <w:rPr>
+          <w:rFonts w:ascii="Calibri" w:hAnsi="Calibri" w:cs="Calibri"/>
+          <w:b/>
+          <w:bCs/>
+          <w:sz w:val="36"/>
+          <w:szCs w:val="36"/>
+        </w:rPr>
+        <w:lastRenderedPageBreak/>
+        <w:t>Refresh Token:</w:t>
+      </w:r>
+      <w:r>
+        <w:rPr>
+          <w:rFonts w:ascii="Calibri" w:hAnsi="Calibri" w:cs="Calibri"/>
+          <w:sz w:val="36"/>
+          <w:szCs w:val="36"/>
+        </w:rPr>
+        <w:t xml:space="preserve"> a </w:t>
+      </w:r>
+      <w:r>
+        <w:rPr>
+          <w:rFonts w:ascii="Calibri" w:hAnsi="Calibri" w:cs="Calibri"/>
+          <w:sz w:val="36"/>
+          <w:szCs w:val="36"/>
+        </w:rPr>
+        <w:t>refresh token is different. It is longer-lived and is used to request a new access token when the old one expires. This allows applications to</w:t>
+      </w:r>
+      <w:r>
+        <w:rPr>
+          <w:rFonts w:ascii="Calibri" w:hAnsi="Calibri" w:cs="Calibri"/>
+          <w:sz w:val="36"/>
+          <w:szCs w:val="36"/>
+        </w:rPr>
+        <w:t xml:space="preserve"> </w:t>
+      </w:r>
+      <w:r>
+        <w:rPr>
+          <w:rFonts w:ascii="Calibri" w:hAnsi="Calibri" w:cs="Calibri"/>
+          <w:sz w:val="36"/>
+          <w:szCs w:val="36"/>
+        </w:rPr>
+        <w:t>maintain a user's login session without forcing them to repeatedly enter their credentials.</w:t>
+      </w:r>
+    </w:p>
+    <w:p>
+      <w:pPr>
+        <w:jc w:val="both"/>
+        <w:rPr>
+          <w:rFonts w:ascii="Calibri" w:hAnsi="Calibri" w:cs="Calibri"/>
+          <w:sz w:val="36"/>
+          <w:szCs w:val="36"/>
+        </w:rPr>
+      </w:pPr>
+    </w:p>
+    <w:p>
+      <w:pPr>
+        <w:jc w:val="both"/>
+        <w:rPr>
+          <w:rFonts w:ascii="Calibri" w:hAnsi="Calibri" w:cs="Calibri"/>
+          <w:sz w:val="36"/>
+          <w:szCs w:val="36"/>
+        </w:rPr>
+      </w:pPr>
+      <w:r>
+        <w:rPr>
+          <w:rFonts w:ascii="Calibri" w:hAnsi="Calibri" w:cs="Calibri"/>
+          <w:sz w:val="36"/>
+          <w:szCs w:val="36"/>
+        </w:rPr>
+        <w:t>Workflow of JWT:</w:t>
+      </w:r>
+    </w:p>
+    <w:p>
+      <w:pPr>
+        <w:jc w:val="both"/>
+        <w:rPr>
+          <w:rFonts w:ascii="Calibri" w:hAnsi="Calibri" w:cs="Calibri"/>
+          <w:sz w:val="36"/>
+          <w:szCs w:val="36"/>
+        </w:rPr>
+      </w:pPr>
+      <w:r>
+        <w:rPr>
+          <w:rFonts w:ascii="Calibri" w:hAnsi="Calibri" w:cs="Calibri"/>
+          <w:sz w:val="36"/>
+          <w:szCs w:val="36"/>
+        </w:rPr>
+        <w:t># Here’s how the authentication flow works:</w:t>
+      </w:r>
+    </w:p>
+    <w:p>
+      <w:pPr>
+        <w:jc w:val="both"/>
+        <w:rPr>
+          <w:rFonts w:ascii="Calibri" w:hAnsi="Calibri" w:cs="Calibri"/>
+          <w:b/>
+          <w:bCs/>
           <w:sz w:val="32"/>
           <w:szCs w:val="32"/>
         </w:rPr>
       </w:pPr>
       <w:r>
         <w:rPr>
-          <w:rFonts w:ascii="Carlito" w:hAnsi="Carlito" w:cs="Carlito"/>
+          <w:rFonts w:ascii="Calibri" w:hAnsi="Calibri" w:cs="Calibri"/>
           <w:b/>
           <w:bCs/>
           <w:sz w:val="32"/>
           <w:szCs w:val="32"/>
         </w:rPr>
-        <w:t>Refresh Token:</w:t>
-      </w:r>
-      <w:r>
-        <w:rPr>
-          <w:rFonts w:ascii="Carlito" w:hAnsi="Carlito" w:cs="Carlito"/>
+        <w:t xml:space="preserve">User logs in using credentials (username and pass) in the web page and authenticated </w:t>
+      </w:r>
+    </w:p>
+    <w:p>
+      <w:pPr>
+        <w:jc w:val="both"/>
+        <w:rPr>
+          <w:rFonts w:ascii="Calibri" w:hAnsi="Calibri" w:cs="Calibri"/>
+          <w:b/>
+          <w:bCs/>
           <w:sz w:val="32"/>
           <w:szCs w:val="32"/>
         </w:rPr>
-        <w:t xml:space="preserve"> a </w:t>
-      </w:r>
-      <w:r>
-        <w:rPr>
-          <w:rFonts w:ascii="Carlito" w:hAnsi="Carlito" w:cs="Carlito"/>
+      </w:pPr>
+      <w:r>
+        <w:rPr>
+          <w:rFonts w:ascii="Calibri" w:hAnsi="Calibri" w:cs="Calibri"/>
+          <w:b/>
+          <w:bCs/>
           <w:sz w:val="32"/>
           <w:szCs w:val="32"/>
         </w:rPr>
-        <w:t>refresh token is different. It is longer-lived and is used to request a new access token when the old one expires. This allows applications to</w:t>
-      </w:r>
-      <w:r>
-        <w:rPr>
-          <w:rFonts w:ascii="Carlito" w:hAnsi="Carlito" w:cs="Carlito"/>
+        <w:t xml:space="preserve">                </w:t>
+      </w:r>
+      <w:r>
+        <w:rPr>
+          <w:rFonts w:ascii="Calibri" w:hAnsi="Calibri" w:cs="Calibri"/>
+          <w:b/>
+          <w:bCs/>
           <w:sz w:val="32"/>
           <w:szCs w:val="32"/>
         </w:rPr>
-        <w:t xml:space="preserve"> </w:t>
-      </w:r>
-      <w:r>
-        <w:rPr>
-          <w:rFonts w:ascii="Carlito" w:hAnsi="Carlito" w:cs="Carlito"/>
+        <w:sym w:font="Wingdings" w:char="F0E2"/>
+      </w:r>
+    </w:p>
+    <w:p>
+      <w:pPr>
+        <w:jc w:val="both"/>
+        <w:rPr>
+          <w:rFonts w:ascii="Calibri" w:hAnsi="Calibri" w:cs="Calibri"/>
+          <w:b/>
+          <w:bCs/>
           <w:sz w:val="32"/>
           <w:szCs w:val="32"/>
         </w:rPr>
-        <w:t>maintain a user's login session without forcing them to repeatedly enter their credentials.</w:t>
-      </w:r>
-    </w:p>
-    <w:p>
-      <w:pPr>
-        <w:jc w:val="both"/>
-        <w:rPr>
-          <w:rFonts w:ascii="Carlito" w:hAnsi="Carlito" w:cs="Carlito"/>
+      </w:pPr>
+      <w:r>
+        <w:rPr>
+          <w:rFonts w:ascii="Calibri" w:hAnsi="Calibri" w:cs="Calibri"/>
+          <w:b/>
+          <w:bCs/>
           <w:sz w:val="32"/>
           <w:szCs w:val="32"/>
         </w:rPr>
-      </w:pPr>
-    </w:p>
-    <w:p>
-      <w:pPr>
-        <w:jc w:val="both"/>
-        <w:rPr>
-          <w:rFonts w:ascii="Carlito" w:hAnsi="Carlito" w:cs="Carlito"/>
+        <w:t>Backend Server creates and signs JWT and returns Cookie + JWT</w:t>
+      </w:r>
+    </w:p>
+    <w:p>
+      <w:pPr>
+        <w:jc w:val="both"/>
+        <w:rPr>
+          <w:rFonts w:ascii="Calibri" w:hAnsi="Calibri" w:cs="Calibri"/>
+          <w:b/>
+          <w:bCs/>
           <w:sz w:val="32"/>
           <w:szCs w:val="32"/>
         </w:rPr>
       </w:pPr>
       <w:r>
         <w:rPr>
-          <w:rFonts w:ascii="Carlito" w:hAnsi="Carlito" w:cs="Carlito"/>
+          <w:rFonts w:ascii="Calibri" w:hAnsi="Calibri" w:cs="Calibri"/>
+          <w:b/>
+          <w:bCs/>
           <w:sz w:val="32"/>
           <w:szCs w:val="32"/>
         </w:rPr>
-        <w:t>Workflow of JWT:</w:t>
-      </w:r>
-    </w:p>
-    <w:p>
-      <w:pPr>
-        <w:jc w:val="both"/>
-        <w:rPr>
-          <w:rFonts w:ascii="Carlito" w:hAnsi="Carlito" w:cs="Carlito"/>
+        <w:t xml:space="preserve">                </w:t>
+      </w:r>
+      <w:r>
+        <w:rPr>
+          <w:rFonts w:ascii="Calibri" w:hAnsi="Calibri" w:cs="Calibri"/>
+          <w:b/>
+          <w:bCs/>
           <w:sz w:val="32"/>
           <w:szCs w:val="32"/>
         </w:rPr>
-      </w:pPr>
-      <w:r>
-        <w:rPr>
-          <w:rFonts w:ascii="Carlito" w:hAnsi="Carlito" w:cs="Carlito"/>
+        <w:sym w:font="Wingdings" w:char="F0E2"/>
+      </w:r>
+    </w:p>
+    <w:p>
+      <w:pPr>
+        <w:jc w:val="both"/>
+        <w:rPr>
+          <w:rFonts w:ascii="Calibri" w:hAnsi="Calibri" w:cs="Calibri"/>
+          <w:b/>
+          <w:bCs/>
           <w:sz w:val="32"/>
           <w:szCs w:val="32"/>
         </w:rPr>
-        <w:t># Here’s how the authentication flow works:</w:t>
-      </w:r>
-    </w:p>
-    <w:p>
-      <w:pPr>
-        <w:jc w:val="both"/>
-        <w:rPr>
-          <w:rFonts w:ascii="Carlito" w:hAnsi="Carlito" w:cs="Carlito"/>
-          <w:b/>
-          <w:bCs/>
-          <w:sz w:val="28"/>
-          <w:szCs w:val="28"/>
-        </w:rPr>
-      </w:pPr>
-      <w:r>
-        <w:rPr>
-          <w:rFonts w:ascii="Carlito" w:hAnsi="Carlito" w:cs="Carlito"/>
-          <w:b/>
-          <w:bCs/>
-          <w:sz w:val="28"/>
-          <w:szCs w:val="28"/>
-        </w:rPr>
-        <w:t xml:space="preserve">User logs in using credentials (username and pass) in the web page and authenticated </w:t>
-      </w:r>
-    </w:p>
-    <w:p>
-      <w:pPr>
-        <w:jc w:val="both"/>
-        <w:rPr>
-          <w:rFonts w:ascii="Carlito" w:hAnsi="Carlito" w:cs="Carlito"/>
-          <w:b/>
-          <w:bCs/>
-          <w:sz w:val="28"/>
-          <w:szCs w:val="28"/>
-        </w:rPr>
-      </w:pPr>
-      <w:r>
-        <w:rPr>
-          <w:rFonts w:ascii="Carlito" w:hAnsi="Carlito" w:cs="Carlito"/>
-          <w:b/>
-          <w:bCs/>
-          <w:sz w:val="28"/>
-          <w:szCs w:val="28"/>
-        </w:rPr>
-        <w:t xml:space="preserve">                </w:t>
-      </w:r>
-      <w:r>
-        <w:rPr>
-          <w:rFonts w:ascii="Carlito" w:hAnsi="Carlito" w:cs="Carlito"/>
-          <w:b/>
-          <w:bCs/>
-          <w:sz w:val="28"/>
-          <w:szCs w:val="28"/>
-        </w:rPr>
-        <w:sym w:font="Wingdings" w:char="F0E2"/>
-      </w:r>
-    </w:p>
-    <w:p>
-      <w:pPr>
-        <w:jc w:val="both"/>
-        <w:rPr>
-          <w:rFonts w:ascii="Carlito" w:hAnsi="Carlito" w:cs="Carlito"/>
-          <w:b/>
-          <w:bCs/>
-          <w:sz w:val="28"/>
-          <w:szCs w:val="28"/>
-        </w:rPr>
-      </w:pPr>
-      <w:r>
-        <w:rPr>
-          <w:rFonts w:ascii="Carlito" w:hAnsi="Carlito" w:cs="Carlito"/>
-          <w:b/>
-          <w:bCs/>
-          <w:sz w:val="28"/>
-          <w:szCs w:val="28"/>
-        </w:rPr>
-        <w:t>Backend Server creates and signs JWT and returns Cookie + JWT</w:t>
-      </w:r>
-    </w:p>
-    <w:p>
-      <w:pPr>
-        <w:jc w:val="both"/>
-        <w:rPr>
-          <w:rFonts w:ascii="Carlito" w:hAnsi="Carlito" w:cs="Carlito"/>
-          <w:b/>
-          <w:bCs/>
-          <w:sz w:val="28"/>
-          <w:szCs w:val="28"/>
-        </w:rPr>
-      </w:pPr>
-      <w:r>
-        <w:rPr>
-          <w:rFonts w:ascii="Carlito" w:hAnsi="Carlito" w:cs="Carlito"/>
-          <w:b/>
-          <w:bCs/>
-          <w:sz w:val="28"/>
-          <w:szCs w:val="28"/>
-        </w:rPr>
-        <w:t xml:space="preserve">                </w:t>
-      </w:r>
-      <w:r>
-        <w:rPr>
-          <w:rFonts w:ascii="Carlito" w:hAnsi="Carlito" w:cs="Carlito"/>
-          <w:b/>
-          <w:bCs/>
-          <w:sz w:val="28"/>
-          <w:szCs w:val="28"/>
-        </w:rPr>
-        <w:sym w:font="Wingdings" w:char="F0E2"/>
-      </w:r>
-    </w:p>
-    <w:p>
-      <w:pPr>
-        <w:jc w:val="both"/>
-        <w:rPr>
-          <w:rFonts w:ascii="Carlito" w:hAnsi="Carlito" w:cs="Carlito"/>
-          <w:b/>
-          <w:bCs/>
-          <w:sz w:val="28"/>
-          <w:szCs w:val="28"/>
-        </w:rPr>
-      </w:pPr>
-      <w:r>
-        <w:rPr>
-          <w:rFonts w:ascii="Carlito" w:hAnsi="Carlito" w:cs="Carlito"/>
-          <w:b/>
-          <w:bCs/>
-          <w:sz w:val="28"/>
-          <w:szCs w:val="28"/>
-        </w:rPr>
-        <w:t>User accesses web page again, Request + Cookie is sent</w:t>
-      </w:r>
-    </w:p>
-    <w:p>
-      <w:pPr>
-        <w:jc w:val="both"/>
-        <w:rPr>
-          <w:rFonts w:ascii="Carlito" w:hAnsi="Carlito" w:cs="Carlito"/>
-          <w:b/>
-          <w:bCs/>
-          <w:sz w:val="28"/>
-          <w:szCs w:val="28"/>
-        </w:rPr>
-      </w:pPr>
-      <w:r>
-        <w:rPr>
-          <w:rFonts w:ascii="Carlito" w:hAnsi="Carlito" w:cs="Carlito"/>
-          <w:b/>
-          <w:bCs/>
-          <w:sz w:val="28"/>
-          <w:szCs w:val="28"/>
-        </w:rPr>
-        <w:t xml:space="preserve">                </w:t>
-      </w:r>
-      <w:r>
-        <w:rPr>
-          <w:rFonts w:ascii="Carlito" w:hAnsi="Carlito" w:cs="Carlito"/>
-          <w:b/>
-          <w:bCs/>
-          <w:sz w:val="28"/>
-          <w:szCs w:val="28"/>
-        </w:rPr>
-        <w:sym w:font="Wingdings" w:char="F0E2"/>
-      </w:r>
-    </w:p>
-    <w:p>
-      <w:pPr>
-        <w:jc w:val="both"/>
-        <w:rPr>
-          <w:rFonts w:ascii="Carlito" w:hAnsi="Carlito" w:cs="Carlito"/>
-          <w:b/>
-          <w:bCs/>
-          <w:sz w:val="28"/>
-          <w:szCs w:val="28"/>
-        </w:rPr>
-      </w:pPr>
-      <w:r>
-        <w:rPr>
-          <w:rFonts w:ascii="Carlito" w:hAnsi="Carlito" w:cs="Carlito"/>
-          <w:b/>
-          <w:bCs/>
-          <w:sz w:val="28"/>
-          <w:szCs w:val="28"/>
-        </w:rPr>
-        <w:t>Backend Server verifies JWT and returns Response Data after verification</w:t>
-      </w:r>
-    </w:p>
-    <w:p>
-      <w:pPr>
-        <w:jc w:val="both"/>
-        <w:rPr>
-          <w:rFonts w:ascii="Carlito" w:hAnsi="Carlito" w:cs="Carlito"/>
+      </w:pPr>
+      <w:r>
+        <w:rPr>
+          <w:rFonts w:ascii="Calibri" w:hAnsi="Calibri" w:cs="Calibri"/>
+          <w:b/>
+          <w:bCs/>
           <w:sz w:val="32"/>
           <w:szCs w:val="32"/>
+        </w:rPr>
+        <w:t>User accesses web page again, Request + Cookie is sent</w:t>
+      </w:r>
+    </w:p>
+    <w:p>
+      <w:pPr>
+        <w:jc w:val="both"/>
+        <w:rPr>
+          <w:rFonts w:ascii="Calibri" w:hAnsi="Calibri" w:cs="Calibri"/>
+          <w:b/>
+          <w:bCs/>
+          <w:sz w:val="32"/>
+          <w:szCs w:val="32"/>
+        </w:rPr>
+      </w:pPr>
+      <w:r>
+        <w:rPr>
+          <w:rFonts w:ascii="Calibri" w:hAnsi="Calibri" w:cs="Calibri"/>
+          <w:b/>
+          <w:bCs/>
+          <w:sz w:val="32"/>
+          <w:szCs w:val="32"/>
+        </w:rPr>
+        <w:t xml:space="preserve">                </w:t>
+      </w:r>
+      <w:r>
+        <w:rPr>
+          <w:rFonts w:ascii="Calibri" w:hAnsi="Calibri" w:cs="Calibri"/>
+          <w:b/>
+          <w:bCs/>
+          <w:sz w:val="32"/>
+          <w:szCs w:val="32"/>
+        </w:rPr>
+        <w:sym w:font="Wingdings" w:char="F0E2"/>
+      </w:r>
+    </w:p>
+    <w:p>
+      <w:pPr>
+        <w:jc w:val="both"/>
+        <w:rPr>
+          <w:rFonts w:ascii="Calibri" w:hAnsi="Calibri" w:cs="Calibri"/>
+          <w:b/>
+          <w:bCs/>
+          <w:sz w:val="32"/>
+          <w:szCs w:val="32"/>
+        </w:rPr>
+      </w:pPr>
+      <w:r>
+        <w:rPr>
+          <w:rFonts w:ascii="Calibri" w:hAnsi="Calibri" w:cs="Calibri"/>
+          <w:b/>
+          <w:bCs/>
+          <w:sz w:val="32"/>
+          <w:szCs w:val="32"/>
+        </w:rPr>
+        <w:t>Backend Server verifies JWT and returns Response Data after verification</w:t>
+      </w:r>
+    </w:p>
+    <w:p>
+      <w:pPr>
+        <w:jc w:val="both"/>
+        <w:rPr>
+          <w:rFonts w:ascii="Calibri" w:hAnsi="Calibri" w:cs="Calibri"/>
+          <w:sz w:val="36"/>
+          <w:szCs w:val="36"/>
         </w:rPr>
       </w:pPr>
     </w:p>
@@ -4740,20 +5018,20 @@
         </w:numPr>
         <w:jc w:val="both"/>
         <w:rPr>
-          <w:rFonts w:ascii="Carlito" w:hAnsi="Carlito" w:cs="Carlito"/>
-          <w:b/>
-          <w:bCs/>
-          <w:sz w:val="32"/>
-          <w:szCs w:val="32"/>
-        </w:rPr>
-      </w:pPr>
-      <w:r>
-        <w:rPr>
-          <w:rFonts w:ascii="Carlito" w:hAnsi="Carlito" w:cs="Carlito"/>
-          <w:b/>
-          <w:bCs/>
-          <w:sz w:val="32"/>
-          <w:szCs w:val="32"/>
+          <w:rFonts w:ascii="Calibri" w:hAnsi="Calibri" w:cs="Calibri"/>
+          <w:b/>
+          <w:bCs/>
+          <w:sz w:val="36"/>
+          <w:szCs w:val="36"/>
+        </w:rPr>
+      </w:pPr>
+      <w:r>
+        <w:rPr>
+          <w:rFonts w:ascii="Calibri" w:hAnsi="Calibri" w:cs="Calibri"/>
+          <w:b/>
+          <w:bCs/>
+          <w:sz w:val="36"/>
+          <w:szCs w:val="36"/>
         </w:rPr>
         <w:t>OAuth 2.0:</w:t>
       </w:r>
@@ -4762,16 +5040,16 @@
       <w:pPr>
         <w:jc w:val="both"/>
         <w:rPr>
-          <w:rFonts w:ascii="Carlito" w:hAnsi="Carlito" w:cs="Carlito"/>
-          <w:sz w:val="32"/>
-          <w:szCs w:val="32"/>
-        </w:rPr>
-      </w:pPr>
-      <w:r>
-        <w:rPr>
-          <w:rFonts w:ascii="Carlito" w:hAnsi="Carlito" w:cs="Carlito"/>
-          <w:sz w:val="32"/>
-          <w:szCs w:val="32"/>
+          <w:rFonts w:ascii="Calibri" w:hAnsi="Calibri" w:cs="Calibri"/>
+          <w:sz w:val="36"/>
+          <w:szCs w:val="36"/>
+        </w:rPr>
+      </w:pPr>
+      <w:r>
+        <w:rPr>
+          <w:rFonts w:ascii="Calibri" w:hAnsi="Calibri" w:cs="Calibri"/>
+          <w:sz w:val="36"/>
+          <w:szCs w:val="36"/>
         </w:rPr>
         <w:t># It is an authorization framework designed to allow applications to access resources on behalf of a user without ever seeing the user's password. For example, when an application asks for permission to access our Google Drive or GitHub account, OAuth is typically used.</w:t>
       </w:r>
@@ -4780,43 +5058,35 @@
       <w:pPr>
         <w:jc w:val="both"/>
         <w:rPr>
-          <w:rFonts w:ascii="Carlito" w:hAnsi="Carlito" w:cs="Carlito"/>
-          <w:sz w:val="32"/>
-          <w:szCs w:val="32"/>
-        </w:rPr>
-      </w:pPr>
-      <w:r>
-        <w:rPr>
-          <w:rFonts w:ascii="Carlito" w:hAnsi="Carlito" w:cs="Carlito"/>
-          <w:sz w:val="32"/>
-          <w:szCs w:val="32"/>
-        </w:rPr>
-        <w:t xml:space="preserve"># The user authenticates with the external provider, and the application receives an access token that grants limited permissions. </w:t>
-      </w:r>
-      <w:r>
-        <w:rPr>
-          <w:rFonts w:ascii="Carlito" w:hAnsi="Carlito" w:cs="Carlito"/>
-          <w:sz w:val="32"/>
-          <w:szCs w:val="32"/>
+          <w:rFonts w:ascii="Calibri" w:hAnsi="Calibri" w:cs="Calibri"/>
+          <w:sz w:val="36"/>
+          <w:szCs w:val="36"/>
+        </w:rPr>
+      </w:pPr>
+      <w:r>
+        <w:rPr>
+          <w:rFonts w:ascii="Calibri" w:hAnsi="Calibri" w:cs="Calibri"/>
+          <w:sz w:val="36"/>
+          <w:szCs w:val="36"/>
         </w:rPr>
         <w:lastRenderedPageBreak/>
-        <w:t>OAuth focuses on authorization, deciding what an application is allowed to access.</w:t>
-      </w:r>
-    </w:p>
-    <w:p>
-      <w:pPr>
-        <w:jc w:val="both"/>
-        <w:rPr>
-          <w:rFonts w:ascii="Carlito" w:hAnsi="Carlito" w:cs="Carlito"/>
-          <w:sz w:val="32"/>
-          <w:szCs w:val="32"/>
-        </w:rPr>
-      </w:pPr>
-      <w:r>
-        <w:rPr>
-          <w:rFonts w:ascii="Carlito" w:hAnsi="Carlito" w:cs="Carlito"/>
-          <w:sz w:val="32"/>
-          <w:szCs w:val="32"/>
+        <w:t># The user authenticates with the external provider, and the application receives an access token that grants limited permissions. OAuth focuses on authorization, deciding what an application is allowed to access.</w:t>
+      </w:r>
+    </w:p>
+    <w:p>
+      <w:pPr>
+        <w:jc w:val="both"/>
+        <w:rPr>
+          <w:rFonts w:ascii="Calibri" w:hAnsi="Calibri" w:cs="Calibri"/>
+          <w:sz w:val="36"/>
+          <w:szCs w:val="36"/>
+        </w:rPr>
+      </w:pPr>
+      <w:r>
+        <w:rPr>
+          <w:rFonts w:ascii="Calibri" w:hAnsi="Calibri" w:cs="Calibri"/>
+          <w:sz w:val="36"/>
+          <w:szCs w:val="36"/>
         </w:rPr>
         <w:t># However, OAuth alone does not provide a standardized way to verify a user's identity. That's why OpenID Connect, often called OIDC, was introduced.</w:t>
       </w:r>
@@ -4825,9 +5095,9 @@
       <w:pPr>
         <w:jc w:val="both"/>
         <w:rPr>
-          <w:rFonts w:ascii="Carlito" w:hAnsi="Carlito" w:cs="Carlito"/>
-          <w:sz w:val="32"/>
-          <w:szCs w:val="32"/>
+          <w:rFonts w:ascii="Calibri" w:hAnsi="Calibri" w:cs="Calibri"/>
+          <w:sz w:val="36"/>
+          <w:szCs w:val="36"/>
         </w:rPr>
       </w:pPr>
     </w:p>
@@ -4840,20 +5110,20 @@
         </w:numPr>
         <w:jc w:val="both"/>
         <w:rPr>
-          <w:rFonts w:ascii="Carlito" w:hAnsi="Carlito" w:cs="Carlito"/>
-          <w:b/>
-          <w:bCs/>
-          <w:sz w:val="32"/>
-          <w:szCs w:val="32"/>
-        </w:rPr>
-      </w:pPr>
-      <w:r>
-        <w:rPr>
-          <w:rFonts w:ascii="Carlito" w:hAnsi="Carlito" w:cs="Carlito"/>
-          <w:b/>
-          <w:bCs/>
-          <w:sz w:val="32"/>
-          <w:szCs w:val="32"/>
+          <w:rFonts w:ascii="Calibri" w:hAnsi="Calibri" w:cs="Calibri"/>
+          <w:b/>
+          <w:bCs/>
+          <w:sz w:val="36"/>
+          <w:szCs w:val="36"/>
+        </w:rPr>
+      </w:pPr>
+      <w:r>
+        <w:rPr>
+          <w:rFonts w:ascii="Calibri" w:hAnsi="Calibri" w:cs="Calibri"/>
+          <w:b/>
+          <w:bCs/>
+          <w:sz w:val="36"/>
+          <w:szCs w:val="36"/>
         </w:rPr>
         <w:t>OpenID Connect:</w:t>
       </w:r>
@@ -4862,62 +5132,62 @@
       <w:pPr>
         <w:jc w:val="both"/>
         <w:rPr>
-          <w:rFonts w:ascii="Carlito" w:hAnsi="Carlito" w:cs="Carlito"/>
-          <w:sz w:val="32"/>
-          <w:szCs w:val="32"/>
-        </w:rPr>
-      </w:pPr>
-      <w:r>
-        <w:rPr>
-          <w:rFonts w:ascii="Carlito" w:hAnsi="Carlito" w:cs="Carlito"/>
-          <w:sz w:val="32"/>
-          <w:szCs w:val="32"/>
+          <w:rFonts w:ascii="Calibri" w:hAnsi="Calibri" w:cs="Calibri"/>
+          <w:sz w:val="36"/>
+          <w:szCs w:val="36"/>
+        </w:rPr>
+      </w:pPr>
+      <w:r>
+        <w:rPr>
+          <w:rFonts w:ascii="Calibri" w:hAnsi="Calibri" w:cs="Calibri"/>
+          <w:sz w:val="36"/>
+          <w:szCs w:val="36"/>
         </w:rPr>
         <w:t>#</w:t>
       </w:r>
       <w:r>
         <w:rPr>
-          <w:rFonts w:ascii="Carlito" w:hAnsi="Carlito" w:cs="Carlito"/>
-          <w:b/>
-          <w:bCs/>
-          <w:sz w:val="32"/>
-          <w:szCs w:val="32"/>
+          <w:rFonts w:ascii="Calibri" w:hAnsi="Calibri" w:cs="Calibri"/>
+          <w:b/>
+          <w:bCs/>
+          <w:sz w:val="36"/>
+          <w:szCs w:val="36"/>
         </w:rPr>
         <w:t xml:space="preserve"> </w:t>
       </w:r>
       <w:r>
         <w:rPr>
-          <w:rFonts w:ascii="Carlito" w:hAnsi="Carlito" w:cs="Carlito"/>
-          <w:b/>
-          <w:bCs/>
-          <w:sz w:val="32"/>
-          <w:szCs w:val="32"/>
+          <w:rFonts w:ascii="Calibri" w:hAnsi="Calibri" w:cs="Calibri"/>
+          <w:b/>
+          <w:bCs/>
+          <w:sz w:val="36"/>
+          <w:szCs w:val="36"/>
         </w:rPr>
         <w:t>OIDC</w:t>
       </w:r>
       <w:r>
         <w:rPr>
-          <w:rFonts w:ascii="Carlito" w:hAnsi="Carlito" w:cs="Carlito"/>
-          <w:sz w:val="32"/>
-          <w:szCs w:val="32"/>
+          <w:rFonts w:ascii="Calibri" w:hAnsi="Calibri" w:cs="Calibri"/>
+          <w:sz w:val="36"/>
+          <w:szCs w:val="36"/>
         </w:rPr>
         <w:t xml:space="preserve"> builds on top of</w:t>
       </w:r>
       <w:r>
         <w:rPr>
-          <w:rFonts w:ascii="Carlito" w:hAnsi="Carlito" w:cs="Carlito"/>
-          <w:b/>
-          <w:bCs/>
-          <w:sz w:val="32"/>
-          <w:szCs w:val="32"/>
+          <w:rFonts w:ascii="Calibri" w:hAnsi="Calibri" w:cs="Calibri"/>
+          <w:b/>
+          <w:bCs/>
+          <w:sz w:val="36"/>
+          <w:szCs w:val="36"/>
         </w:rPr>
         <w:t xml:space="preserve"> OAuth 2.0</w:t>
       </w:r>
       <w:r>
         <w:rPr>
-          <w:rFonts w:ascii="Carlito" w:hAnsi="Carlito" w:cs="Carlito"/>
-          <w:sz w:val="32"/>
-          <w:szCs w:val="32"/>
+          <w:rFonts w:ascii="Calibri" w:hAnsi="Calibri" w:cs="Calibri"/>
+          <w:sz w:val="36"/>
+          <w:szCs w:val="36"/>
         </w:rPr>
         <w:t xml:space="preserve"> and adds an identity layer. It introduces something called an ID token, which contains verified information about the user. Like:</w:t>
       </w:r>
@@ -4926,22 +5196,22 @@
       <w:pPr>
         <w:jc w:val="both"/>
         <w:rPr>
-          <w:rFonts w:ascii="Carlito" w:hAnsi="Carlito" w:cs="Carlito"/>
+          <w:rFonts w:ascii="Calibri" w:hAnsi="Calibri" w:cs="Calibri"/>
           <w:b/>
           <w:bCs/>
           <w:color w:val="D86DCB" w:themeColor="accent5" w:themeTint="99"/>
-          <w:sz w:val="32"/>
-          <w:szCs w:val="32"/>
-        </w:rPr>
-      </w:pPr>
-      <w:r>
-        <w:rPr>
-          <w:rFonts w:ascii="Carlito" w:hAnsi="Carlito" w:cs="Carlito"/>
+          <w:sz w:val="36"/>
+          <w:szCs w:val="36"/>
+        </w:rPr>
+      </w:pPr>
+      <w:r>
+        <w:rPr>
+          <w:rFonts w:ascii="Calibri" w:hAnsi="Calibri" w:cs="Calibri"/>
           <w:b/>
           <w:bCs/>
           <w:color w:val="D86DCB" w:themeColor="accent5" w:themeTint="99"/>
-          <w:sz w:val="32"/>
-          <w:szCs w:val="32"/>
+          <w:sz w:val="36"/>
+          <w:szCs w:val="36"/>
         </w:rPr>
         <w:t>{</w:t>
       </w:r>
@@ -4950,70 +5220,118 @@
       <w:pPr>
         <w:jc w:val="both"/>
         <w:rPr>
-          <w:rFonts w:ascii="Carlito" w:hAnsi="Carlito" w:cs="Carlito"/>
+          <w:rFonts w:ascii="Calibri" w:hAnsi="Calibri" w:cs="Calibri"/>
           <w:b/>
           <w:bCs/>
           <w:color w:val="D86DCB" w:themeColor="accent5" w:themeTint="99"/>
-          <w:sz w:val="32"/>
-          <w:szCs w:val="32"/>
-        </w:rPr>
-      </w:pPr>
-      <w:r>
-        <w:rPr>
-          <w:rFonts w:ascii="Carlito" w:hAnsi="Carlito" w:cs="Carlito"/>
+          <w:sz w:val="36"/>
+          <w:szCs w:val="36"/>
+        </w:rPr>
+      </w:pPr>
+      <w:r>
+        <w:rPr>
+          <w:rFonts w:ascii="Calibri" w:hAnsi="Calibri" w:cs="Calibri"/>
           <w:b/>
           <w:bCs/>
           <w:color w:val="D86DCB" w:themeColor="accent5" w:themeTint="99"/>
-          <w:sz w:val="32"/>
-          <w:szCs w:val="32"/>
-        </w:rPr>
-        <w:t xml:space="preserve">  “NAME” : “User”,</w:t>
-      </w:r>
-    </w:p>
-    <w:p>
-      <w:pPr>
-        <w:jc w:val="both"/>
-        <w:rPr>
-          <w:rFonts w:ascii="Carlito" w:hAnsi="Carlito" w:cs="Carlito"/>
+          <w:sz w:val="36"/>
+          <w:szCs w:val="36"/>
+        </w:rPr>
+        <w:t xml:space="preserve">  “NAME</w:t>
+      </w:r>
+      <w:proofErr w:type="gramStart"/>
+      <w:r>
+        <w:rPr>
+          <w:rFonts w:ascii="Calibri" w:hAnsi="Calibri" w:cs="Calibri"/>
           <w:b/>
           <w:bCs/>
           <w:color w:val="D86DCB" w:themeColor="accent5" w:themeTint="99"/>
-          <w:sz w:val="32"/>
-          <w:szCs w:val="32"/>
-        </w:rPr>
-      </w:pPr>
-      <w:r>
-        <w:rPr>
-          <w:rFonts w:ascii="Carlito" w:hAnsi="Carlito" w:cs="Carlito"/>
+          <w:sz w:val="36"/>
+          <w:szCs w:val="36"/>
+        </w:rPr>
+        <w:t>” :</w:t>
+      </w:r>
+      <w:proofErr w:type="gramEnd"/>
+      <w:r>
+        <w:rPr>
+          <w:rFonts w:ascii="Calibri" w:hAnsi="Calibri" w:cs="Calibri"/>
           <w:b/>
           <w:bCs/>
           <w:color w:val="D86DCB" w:themeColor="accent5" w:themeTint="99"/>
-          <w:sz w:val="32"/>
-          <w:szCs w:val="32"/>
-        </w:rPr>
-        <w:t xml:space="preserve">  “EMAIL” : “user@gmail.com”</w:t>
-      </w:r>
-    </w:p>
-    <w:p>
-      <w:pPr>
-        <w:jc w:val="both"/>
-        <w:rPr>
-          <w:rFonts w:ascii="Carlito" w:hAnsi="Carlito" w:cs="Carlito"/>
+          <w:sz w:val="36"/>
+          <w:szCs w:val="36"/>
+        </w:rPr>
+        <w:t xml:space="preserve"> “User”,</w:t>
+      </w:r>
+    </w:p>
+    <w:p>
+      <w:pPr>
+        <w:jc w:val="both"/>
+        <w:rPr>
+          <w:rFonts w:ascii="Calibri" w:hAnsi="Calibri" w:cs="Calibri"/>
           <w:b/>
           <w:bCs/>
           <w:color w:val="D86DCB" w:themeColor="accent5" w:themeTint="99"/>
-          <w:sz w:val="32"/>
-          <w:szCs w:val="32"/>
-        </w:rPr>
-      </w:pPr>
-      <w:r>
-        <w:rPr>
-          <w:rFonts w:ascii="Carlito" w:hAnsi="Carlito" w:cs="Carlito"/>
+          <w:sz w:val="36"/>
+          <w:szCs w:val="36"/>
+        </w:rPr>
+      </w:pPr>
+      <w:r>
+        <w:rPr>
+          <w:rFonts w:ascii="Calibri" w:hAnsi="Calibri" w:cs="Calibri"/>
           <w:b/>
           <w:bCs/>
           <w:color w:val="D86DCB" w:themeColor="accent5" w:themeTint="99"/>
-          <w:sz w:val="32"/>
-          <w:szCs w:val="32"/>
+          <w:sz w:val="36"/>
+          <w:szCs w:val="36"/>
+        </w:rPr>
+        <w:t xml:space="preserve">  “EMAIL</w:t>
+      </w:r>
+      <w:proofErr w:type="gramStart"/>
+      <w:r>
+        <w:rPr>
+          <w:rFonts w:ascii="Calibri" w:hAnsi="Calibri" w:cs="Calibri"/>
+          <w:b/>
+          <w:bCs/>
+          <w:color w:val="D86DCB" w:themeColor="accent5" w:themeTint="99"/>
+          <w:sz w:val="36"/>
+          <w:szCs w:val="36"/>
+        </w:rPr>
+        <w:t>” :</w:t>
+      </w:r>
+      <w:proofErr w:type="gramEnd"/>
+      <w:r>
+        <w:rPr>
+          <w:rFonts w:ascii="Calibri" w:hAnsi="Calibri" w:cs="Calibri"/>
+          <w:b/>
+          <w:bCs/>
+          <w:color w:val="D86DCB" w:themeColor="accent5" w:themeTint="99"/>
+          <w:sz w:val="36"/>
+          <w:szCs w:val="36"/>
+        </w:rPr>
+        <w:t xml:space="preserve"> “user@gmail.com”</w:t>
+      </w:r>
+    </w:p>
+    <w:p>
+      <w:pPr>
+        <w:jc w:val="both"/>
+        <w:rPr>
+          <w:rFonts w:ascii="Calibri" w:hAnsi="Calibri" w:cs="Calibri"/>
+          <w:b/>
+          <w:bCs/>
+          <w:color w:val="D86DCB" w:themeColor="accent5" w:themeTint="99"/>
+          <w:sz w:val="36"/>
+          <w:szCs w:val="36"/>
+        </w:rPr>
+      </w:pPr>
+      <w:r>
+        <w:rPr>
+          <w:rFonts w:ascii="Calibri" w:hAnsi="Calibri" w:cs="Calibri"/>
+          <w:b/>
+          <w:bCs/>
+          <w:color w:val="D86DCB" w:themeColor="accent5" w:themeTint="99"/>
+          <w:sz w:val="36"/>
+          <w:szCs w:val="36"/>
         </w:rPr>
         <w:t>}</w:t>
       </w:r>
@@ -5022,16 +5340,16 @@
       <w:pPr>
         <w:jc w:val="both"/>
         <w:rPr>
-          <w:rFonts w:ascii="Carlito" w:hAnsi="Carlito" w:cs="Carlito"/>
-          <w:sz w:val="32"/>
-          <w:szCs w:val="32"/>
-        </w:rPr>
-      </w:pPr>
-      <w:r>
-        <w:rPr>
-          <w:rFonts w:ascii="Carlito" w:hAnsi="Carlito" w:cs="Carlito"/>
-          <w:sz w:val="32"/>
-          <w:szCs w:val="32"/>
+          <w:rFonts w:ascii="Calibri" w:hAnsi="Calibri" w:cs="Calibri"/>
+          <w:sz w:val="36"/>
+          <w:szCs w:val="36"/>
+        </w:rPr>
+      </w:pPr>
+      <w:r>
+        <w:rPr>
+          <w:rFonts w:ascii="Calibri" w:hAnsi="Calibri" w:cs="Calibri"/>
+          <w:sz w:val="36"/>
+          <w:szCs w:val="36"/>
         </w:rPr>
         <w:t># This allows applications to confirm the user's identity without managing passwords themselves. Modern login systems, such as:</w:t>
       </w:r>
@@ -5045,16 +5363,16 @@
         </w:numPr>
         <w:jc w:val="both"/>
         <w:rPr>
-          <w:rFonts w:ascii="Carlito" w:hAnsi="Carlito" w:cs="Carlito"/>
-          <w:sz w:val="32"/>
-          <w:szCs w:val="32"/>
-        </w:rPr>
-      </w:pPr>
-      <w:r>
-        <w:rPr>
-          <w:rFonts w:ascii="Carlito" w:hAnsi="Carlito" w:cs="Carlito"/>
-          <w:sz w:val="32"/>
-          <w:szCs w:val="32"/>
+          <w:rFonts w:ascii="Calibri" w:hAnsi="Calibri" w:cs="Calibri"/>
+          <w:sz w:val="36"/>
+          <w:szCs w:val="36"/>
+        </w:rPr>
+      </w:pPr>
+      <w:r>
+        <w:rPr>
+          <w:rFonts w:ascii="Calibri" w:hAnsi="Calibri" w:cs="Calibri"/>
+          <w:sz w:val="36"/>
+          <w:szCs w:val="36"/>
         </w:rPr>
         <w:t>Sign in with “Google Account”</w:t>
       </w:r>
@@ -5068,16 +5386,16 @@
         </w:numPr>
         <w:jc w:val="both"/>
         <w:rPr>
-          <w:rFonts w:ascii="Carlito" w:hAnsi="Carlito" w:cs="Carlito"/>
-          <w:sz w:val="32"/>
-          <w:szCs w:val="32"/>
-        </w:rPr>
-      </w:pPr>
-      <w:r>
-        <w:rPr>
-          <w:rFonts w:ascii="Carlito" w:hAnsi="Carlito" w:cs="Carlito"/>
-          <w:sz w:val="32"/>
-          <w:szCs w:val="32"/>
+          <w:rFonts w:ascii="Calibri" w:hAnsi="Calibri" w:cs="Calibri"/>
+          <w:sz w:val="36"/>
+          <w:szCs w:val="36"/>
+        </w:rPr>
+      </w:pPr>
+      <w:r>
+        <w:rPr>
+          <w:rFonts w:ascii="Calibri" w:hAnsi="Calibri" w:cs="Calibri"/>
+          <w:sz w:val="36"/>
+          <w:szCs w:val="36"/>
         </w:rPr>
         <w:t>Or sign in with “Microsoft Account”</w:t>
       </w:r>
@@ -5086,16 +5404,16 @@
       <w:pPr>
         <w:jc w:val="both"/>
         <w:rPr>
-          <w:rFonts w:ascii="Carlito" w:hAnsi="Carlito" w:cs="Carlito"/>
-          <w:sz w:val="32"/>
-          <w:szCs w:val="32"/>
-        </w:rPr>
-      </w:pPr>
-      <w:r>
-        <w:rPr>
-          <w:rFonts w:ascii="Carlito" w:hAnsi="Carlito" w:cs="Carlito"/>
-          <w:sz w:val="32"/>
-          <w:szCs w:val="32"/>
+          <w:rFonts w:ascii="Calibri" w:hAnsi="Calibri" w:cs="Calibri"/>
+          <w:sz w:val="36"/>
+          <w:szCs w:val="36"/>
+        </w:rPr>
+      </w:pPr>
+      <w:r>
+        <w:rPr>
+          <w:rFonts w:ascii="Calibri" w:hAnsi="Calibri" w:cs="Calibri"/>
+          <w:sz w:val="36"/>
+          <w:szCs w:val="36"/>
         </w:rPr>
         <w:t># Are typically implemented using OpenID Connect.</w:t>
       </w:r>
@@ -5104,9 +5422,9 @@
       <w:pPr>
         <w:jc w:val="both"/>
         <w:rPr>
-          <w:rFonts w:ascii="Carlito" w:hAnsi="Carlito" w:cs="Carlito"/>
-          <w:sz w:val="32"/>
-          <w:szCs w:val="32"/>
+          <w:rFonts w:ascii="Calibri" w:hAnsi="Calibri" w:cs="Calibri"/>
+          <w:sz w:val="36"/>
+          <w:szCs w:val="36"/>
         </w:rPr>
       </w:pPr>
     </w:p>
@@ -5119,21 +5437,22 @@
         </w:numPr>
         <w:jc w:val="both"/>
         <w:rPr>
-          <w:rFonts w:ascii="Carlito" w:hAnsi="Carlito" w:cs="Carlito"/>
-          <w:b/>
-          <w:bCs/>
-          <w:sz w:val="32"/>
-          <w:szCs w:val="32"/>
-        </w:rPr>
-      </w:pPr>
-      <w:r>
-        <w:rPr>
-          <w:rFonts w:ascii="Carlito" w:hAnsi="Carlito" w:cs="Carlito"/>
-          <w:b/>
-          <w:bCs/>
-          <w:sz w:val="32"/>
-          <w:szCs w:val="32"/>
-        </w:rPr>
+          <w:rFonts w:ascii="Calibri" w:hAnsi="Calibri" w:cs="Calibri"/>
+          <w:b/>
+          <w:bCs/>
+          <w:sz w:val="36"/>
+          <w:szCs w:val="36"/>
+        </w:rPr>
+      </w:pPr>
+      <w:r>
+        <w:rPr>
+          <w:rFonts w:ascii="Calibri" w:hAnsi="Calibri" w:cs="Calibri"/>
+          <w:b/>
+          <w:bCs/>
+          <w:sz w:val="36"/>
+          <w:szCs w:val="36"/>
+        </w:rPr>
+        <w:lastRenderedPageBreak/>
         <w:t>SSO (Single Sign On):</w:t>
       </w:r>
     </w:p>
@@ -5141,70 +5460,70 @@
       <w:pPr>
         <w:jc w:val="both"/>
         <w:rPr>
-          <w:rFonts w:ascii="Carlito" w:hAnsi="Carlito" w:cs="Carlito"/>
-          <w:sz w:val="32"/>
-          <w:szCs w:val="32"/>
-        </w:rPr>
-      </w:pPr>
-      <w:r>
-        <w:rPr>
-          <w:rFonts w:ascii="Carlito" w:hAnsi="Carlito" w:cs="Carlito"/>
-          <w:sz w:val="32"/>
-          <w:szCs w:val="32"/>
+          <w:rFonts w:ascii="Calibri" w:hAnsi="Calibri" w:cs="Calibri"/>
+          <w:sz w:val="36"/>
+          <w:szCs w:val="36"/>
+        </w:rPr>
+      </w:pPr>
+      <w:r>
+        <w:rPr>
+          <w:rFonts w:ascii="Calibri" w:hAnsi="Calibri" w:cs="Calibri"/>
+          <w:sz w:val="36"/>
+          <w:szCs w:val="36"/>
         </w:rPr>
         <w:t xml:space="preserve"># Finally, many organizations implement </w:t>
       </w:r>
       <w:r>
         <w:rPr>
-          <w:rFonts w:ascii="Carlito" w:hAnsi="Carlito" w:cs="Carlito"/>
-          <w:b/>
-          <w:bCs/>
-          <w:sz w:val="32"/>
-          <w:szCs w:val="32"/>
+          <w:rFonts w:ascii="Calibri" w:hAnsi="Calibri" w:cs="Calibri"/>
+          <w:b/>
+          <w:bCs/>
+          <w:sz w:val="36"/>
+          <w:szCs w:val="36"/>
         </w:rPr>
         <w:t>Single Sign-On</w:t>
       </w:r>
       <w:r>
         <w:rPr>
-          <w:rFonts w:ascii="Carlito" w:hAnsi="Carlito" w:cs="Carlito"/>
-          <w:sz w:val="32"/>
-          <w:szCs w:val="32"/>
+          <w:rFonts w:ascii="Calibri" w:hAnsi="Calibri" w:cs="Calibri"/>
+          <w:sz w:val="36"/>
+          <w:szCs w:val="36"/>
         </w:rPr>
         <w:t xml:space="preserve">, or </w:t>
       </w:r>
       <w:r>
         <w:rPr>
-          <w:rFonts w:ascii="Carlito" w:hAnsi="Carlito" w:cs="Carlito"/>
-          <w:b/>
-          <w:bCs/>
-          <w:sz w:val="32"/>
-          <w:szCs w:val="32"/>
+          <w:rFonts w:ascii="Calibri" w:hAnsi="Calibri" w:cs="Calibri"/>
+          <w:b/>
+          <w:bCs/>
+          <w:sz w:val="36"/>
+          <w:szCs w:val="36"/>
         </w:rPr>
         <w:t>SSO</w:t>
       </w:r>
       <w:r>
         <w:rPr>
-          <w:rFonts w:ascii="Carlito" w:hAnsi="Carlito" w:cs="Carlito"/>
-          <w:sz w:val="32"/>
-          <w:szCs w:val="32"/>
+          <w:rFonts w:ascii="Calibri" w:hAnsi="Calibri" w:cs="Calibri"/>
+          <w:sz w:val="36"/>
+          <w:szCs w:val="36"/>
         </w:rPr>
         <w:t xml:space="preserve">. </w:t>
       </w:r>
       <w:r>
         <w:rPr>
-          <w:rFonts w:ascii="Carlito" w:hAnsi="Carlito" w:cs="Carlito"/>
-          <w:b/>
-          <w:bCs/>
-          <w:sz w:val="32"/>
-          <w:szCs w:val="32"/>
+          <w:rFonts w:ascii="Calibri" w:hAnsi="Calibri" w:cs="Calibri"/>
+          <w:b/>
+          <w:bCs/>
+          <w:sz w:val="36"/>
+          <w:szCs w:val="36"/>
         </w:rPr>
         <w:t>Single Sign-On</w:t>
       </w:r>
       <w:r>
         <w:rPr>
-          <w:rFonts w:ascii="Carlito" w:hAnsi="Carlito" w:cs="Carlito"/>
-          <w:sz w:val="32"/>
-          <w:szCs w:val="32"/>
+          <w:rFonts w:ascii="Calibri" w:hAnsi="Calibri" w:cs="Calibri"/>
+          <w:sz w:val="36"/>
+          <w:szCs w:val="36"/>
         </w:rPr>
         <w:t xml:space="preserve"> is not a specific protocol, but a user experience. It means the user signs in once and gains access to multiple applications without logging in again.</w:t>
       </w:r>
@@ -5213,18 +5532,17 @@
       <w:pPr>
         <w:jc w:val="both"/>
         <w:rPr>
-          <w:rFonts w:ascii="Carlito" w:hAnsi="Carlito" w:cs="Carlito"/>
-          <w:sz w:val="32"/>
-          <w:szCs w:val="32"/>
-        </w:rPr>
-      </w:pPr>
-      <w:r>
-        <w:rPr>
-          <w:rFonts w:ascii="Carlito" w:hAnsi="Carlito" w:cs="Carlito"/>
-          <w:sz w:val="32"/>
-          <w:szCs w:val="32"/>
-        </w:rPr>
-        <w:lastRenderedPageBreak/>
+          <w:rFonts w:ascii="Calibri" w:hAnsi="Calibri" w:cs="Calibri"/>
+          <w:sz w:val="36"/>
+          <w:szCs w:val="36"/>
+        </w:rPr>
+      </w:pPr>
+      <w:r>
+        <w:rPr>
+          <w:rFonts w:ascii="Calibri" w:hAnsi="Calibri" w:cs="Calibri"/>
+          <w:sz w:val="36"/>
+          <w:szCs w:val="36"/>
+        </w:rPr>
         <w:t># For example, when we log into our company account and automatically gain access to:</w:t>
       </w:r>
     </w:p>
@@ -5237,16 +5555,16 @@
         </w:numPr>
         <w:jc w:val="both"/>
         <w:rPr>
-          <w:rFonts w:ascii="Carlito" w:hAnsi="Carlito" w:cs="Carlito"/>
-          <w:sz w:val="32"/>
-          <w:szCs w:val="32"/>
-        </w:rPr>
-      </w:pPr>
-      <w:r>
-        <w:rPr>
-          <w:rFonts w:ascii="Carlito" w:hAnsi="Carlito" w:cs="Carlito"/>
-          <w:sz w:val="32"/>
-          <w:szCs w:val="32"/>
+          <w:rFonts w:ascii="Calibri" w:hAnsi="Calibri" w:cs="Calibri"/>
+          <w:sz w:val="36"/>
+          <w:szCs w:val="36"/>
+        </w:rPr>
+      </w:pPr>
+      <w:r>
+        <w:rPr>
+          <w:rFonts w:ascii="Calibri" w:hAnsi="Calibri" w:cs="Calibri"/>
+          <w:sz w:val="36"/>
+          <w:szCs w:val="36"/>
         </w:rPr>
         <w:t>Email</w:t>
       </w:r>
@@ -5260,16 +5578,16 @@
         </w:numPr>
         <w:jc w:val="both"/>
         <w:rPr>
-          <w:rFonts w:ascii="Carlito" w:hAnsi="Carlito" w:cs="Carlito"/>
-          <w:sz w:val="32"/>
-          <w:szCs w:val="32"/>
-        </w:rPr>
-      </w:pPr>
-      <w:r>
-        <w:rPr>
-          <w:rFonts w:ascii="Carlito" w:hAnsi="Carlito" w:cs="Carlito"/>
-          <w:sz w:val="32"/>
-          <w:szCs w:val="32"/>
+          <w:rFonts w:ascii="Calibri" w:hAnsi="Calibri" w:cs="Calibri"/>
+          <w:sz w:val="36"/>
+          <w:szCs w:val="36"/>
+        </w:rPr>
+      </w:pPr>
+      <w:r>
+        <w:rPr>
+          <w:rFonts w:ascii="Calibri" w:hAnsi="Calibri" w:cs="Calibri"/>
+          <w:sz w:val="36"/>
+          <w:szCs w:val="36"/>
         </w:rPr>
         <w:t>Dashboards</w:t>
       </w:r>
@@ -5283,16 +5601,16 @@
         </w:numPr>
         <w:jc w:val="both"/>
         <w:rPr>
-          <w:rFonts w:ascii="Carlito" w:hAnsi="Carlito" w:cs="Carlito"/>
-          <w:sz w:val="32"/>
-          <w:szCs w:val="32"/>
-        </w:rPr>
-      </w:pPr>
-      <w:r>
-        <w:rPr>
-          <w:rFonts w:ascii="Carlito" w:hAnsi="Carlito" w:cs="Carlito"/>
-          <w:sz w:val="32"/>
-          <w:szCs w:val="32"/>
+          <w:rFonts w:ascii="Calibri" w:hAnsi="Calibri" w:cs="Calibri"/>
+          <w:sz w:val="36"/>
+          <w:szCs w:val="36"/>
+        </w:rPr>
+      </w:pPr>
+      <w:r>
+        <w:rPr>
+          <w:rFonts w:ascii="Calibri" w:hAnsi="Calibri" w:cs="Calibri"/>
+          <w:sz w:val="36"/>
+          <w:szCs w:val="36"/>
         </w:rPr>
         <w:t>And internal tools,</w:t>
       </w:r>
@@ -5301,70 +5619,70 @@
       <w:pPr>
         <w:jc w:val="both"/>
         <w:rPr>
-          <w:rFonts w:ascii="Carlito" w:hAnsi="Carlito" w:cs="Carlito"/>
-          <w:sz w:val="32"/>
-          <w:szCs w:val="32"/>
-        </w:rPr>
-      </w:pPr>
-      <w:r>
-        <w:rPr>
-          <w:rFonts w:ascii="Carlito" w:hAnsi="Carlito" w:cs="Carlito"/>
-          <w:sz w:val="32"/>
-          <w:szCs w:val="32"/>
+          <w:rFonts w:ascii="Calibri" w:hAnsi="Calibri" w:cs="Calibri"/>
+          <w:sz w:val="36"/>
+          <w:szCs w:val="36"/>
+        </w:rPr>
+      </w:pPr>
+      <w:r>
+        <w:rPr>
+          <w:rFonts w:ascii="Calibri" w:hAnsi="Calibri" w:cs="Calibri"/>
+          <w:sz w:val="36"/>
+          <w:szCs w:val="36"/>
         </w:rPr>
         <w:t xml:space="preserve"># That is </w:t>
       </w:r>
       <w:r>
         <w:rPr>
-          <w:rFonts w:ascii="Carlito" w:hAnsi="Carlito" w:cs="Carlito"/>
-          <w:b/>
-          <w:bCs/>
-          <w:sz w:val="32"/>
-          <w:szCs w:val="32"/>
+          <w:rFonts w:ascii="Calibri" w:hAnsi="Calibri" w:cs="Calibri"/>
+          <w:b/>
+          <w:bCs/>
+          <w:sz w:val="36"/>
+          <w:szCs w:val="36"/>
         </w:rPr>
         <w:t>SSO</w:t>
       </w:r>
       <w:r>
         <w:rPr>
-          <w:rFonts w:ascii="Carlito" w:hAnsi="Carlito" w:cs="Carlito"/>
-          <w:sz w:val="32"/>
-          <w:szCs w:val="32"/>
+          <w:rFonts w:ascii="Calibri" w:hAnsi="Calibri" w:cs="Calibri"/>
+          <w:sz w:val="36"/>
+          <w:szCs w:val="36"/>
         </w:rPr>
         <w:t xml:space="preserve">. Behind the scenes, identity protocols such as </w:t>
       </w:r>
       <w:r>
         <w:rPr>
-          <w:rFonts w:ascii="Carlito" w:hAnsi="Carlito" w:cs="Carlito"/>
-          <w:b/>
-          <w:bCs/>
-          <w:sz w:val="32"/>
-          <w:szCs w:val="32"/>
+          <w:rFonts w:ascii="Calibri" w:hAnsi="Calibri" w:cs="Calibri"/>
+          <w:b/>
+          <w:bCs/>
+          <w:sz w:val="36"/>
+          <w:szCs w:val="36"/>
         </w:rPr>
         <w:t>OpenID Connect</w:t>
       </w:r>
       <w:r>
         <w:rPr>
-          <w:rFonts w:ascii="Carlito" w:hAnsi="Carlito" w:cs="Carlito"/>
-          <w:sz w:val="32"/>
-          <w:szCs w:val="32"/>
+          <w:rFonts w:ascii="Calibri" w:hAnsi="Calibri" w:cs="Calibri"/>
+          <w:sz w:val="36"/>
+          <w:szCs w:val="36"/>
         </w:rPr>
         <w:t xml:space="preserve"> or </w:t>
       </w:r>
       <w:r>
         <w:rPr>
-          <w:rFonts w:ascii="Carlito" w:hAnsi="Carlito" w:cs="Carlito"/>
-          <w:b/>
-          <w:bCs/>
-          <w:sz w:val="32"/>
-          <w:szCs w:val="32"/>
+          <w:rFonts w:ascii="Calibri" w:hAnsi="Calibri" w:cs="Calibri"/>
+          <w:b/>
+          <w:bCs/>
+          <w:sz w:val="36"/>
+          <w:szCs w:val="36"/>
         </w:rPr>
         <w:t>SAML</w:t>
       </w:r>
       <w:r>
         <w:rPr>
-          <w:rFonts w:ascii="Carlito" w:hAnsi="Carlito" w:cs="Carlito"/>
-          <w:sz w:val="32"/>
-          <w:szCs w:val="32"/>
+          <w:rFonts w:ascii="Calibri" w:hAnsi="Calibri" w:cs="Calibri"/>
+          <w:sz w:val="36"/>
+          <w:szCs w:val="36"/>
         </w:rPr>
         <w:t xml:space="preserve"> make this possible.</w:t>
       </w:r>
@@ -5373,9 +5691,9 @@
       <w:pPr>
         <w:jc w:val="both"/>
         <w:rPr>
-          <w:rFonts w:ascii="Carlito" w:hAnsi="Carlito" w:cs="Carlito"/>
-          <w:sz w:val="32"/>
-          <w:szCs w:val="32"/>
+          <w:rFonts w:ascii="Calibri" w:hAnsi="Calibri" w:cs="Calibri"/>
+          <w:sz w:val="36"/>
+          <w:szCs w:val="36"/>
         </w:rPr>
       </w:pPr>
     </w:p>
@@ -5383,18 +5701,18 @@
       <w:pPr>
         <w:jc w:val="center"/>
         <w:rPr>
-          <w:rFonts w:ascii="Carlito" w:hAnsi="Carlito" w:cs="Carlito"/>
-          <w:b/>
-          <w:bCs/>
-          <w:sz w:val="32"/>
-          <w:szCs w:val="32"/>
-        </w:rPr>
-      </w:pPr>
-      <w:r>
-        <w:rPr>
-          <w:rFonts w:ascii="Carlito" w:hAnsi="Carlito" w:cs="Carlito"/>
-          <w:sz w:val="32"/>
-          <w:szCs w:val="32"/>
+          <w:rFonts w:ascii="Calibri" w:hAnsi="Calibri" w:cs="Calibri"/>
+          <w:b/>
+          <w:bCs/>
+          <w:sz w:val="36"/>
+          <w:szCs w:val="36"/>
+        </w:rPr>
+      </w:pPr>
+      <w:r>
+        <w:rPr>
+          <w:rFonts w:ascii="Calibri" w:hAnsi="Calibri" w:cs="Calibri"/>
+          <w:sz w:val="36"/>
+          <w:szCs w:val="36"/>
         </w:rPr>
         <w:t>Break</w:t>
       </w:r>
@@ -5402,30 +5720,30 @@
     <w:p>
       <w:pPr>
         <w:rPr>
-          <w:rFonts w:ascii="Carlito" w:hAnsi="Carlito" w:cs="Carlito"/>
-          <w:sz w:val="32"/>
-          <w:szCs w:val="32"/>
-        </w:rPr>
-      </w:pPr>
-    </w:p>
-    <w:p>
-      <w:pPr>
-        <w:jc w:val="both"/>
-        <w:rPr>
-          <w:rFonts w:ascii="Carlito" w:hAnsi="Carlito" w:cs="Carlito"/>
-          <w:b/>
-          <w:bCs/>
-          <w:sz w:val="32"/>
-          <w:szCs w:val="32"/>
-        </w:rPr>
-      </w:pPr>
-      <w:r>
-        <w:rPr>
-          <w:rFonts w:ascii="Carlito" w:hAnsi="Carlito" w:cs="Carlito"/>
-          <w:b/>
-          <w:bCs/>
-          <w:sz w:val="32"/>
-          <w:szCs w:val="32"/>
+          <w:rFonts w:ascii="Calibri" w:hAnsi="Calibri" w:cs="Calibri"/>
+          <w:sz w:val="36"/>
+          <w:szCs w:val="36"/>
+        </w:rPr>
+      </w:pPr>
+    </w:p>
+    <w:p>
+      <w:pPr>
+        <w:jc w:val="both"/>
+        <w:rPr>
+          <w:rFonts w:ascii="Calibri" w:hAnsi="Calibri" w:cs="Calibri"/>
+          <w:b/>
+          <w:bCs/>
+          <w:sz w:val="36"/>
+          <w:szCs w:val="36"/>
+        </w:rPr>
+      </w:pPr>
+      <w:r>
+        <w:rPr>
+          <w:rFonts w:ascii="Calibri" w:hAnsi="Calibri" w:cs="Calibri"/>
+          <w:b/>
+          <w:bCs/>
+          <w:sz w:val="36"/>
+          <w:szCs w:val="36"/>
         </w:rPr>
         <w:t>Idempotency in API:</w:t>
       </w:r>
@@ -5434,16 +5752,16 @@
       <w:pPr>
         <w:jc w:val="both"/>
         <w:rPr>
-          <w:rFonts w:ascii="Carlito" w:hAnsi="Carlito" w:cs="Carlito"/>
-          <w:sz w:val="32"/>
-          <w:szCs w:val="32"/>
-        </w:rPr>
-      </w:pPr>
-      <w:r>
-        <w:rPr>
-          <w:rFonts w:ascii="Carlito" w:hAnsi="Carlito" w:cs="Carlito"/>
-          <w:sz w:val="32"/>
-          <w:szCs w:val="32"/>
+          <w:rFonts w:ascii="Calibri" w:hAnsi="Calibri" w:cs="Calibri"/>
+          <w:sz w:val="36"/>
+          <w:szCs w:val="36"/>
+        </w:rPr>
+      </w:pPr>
+      <w:r>
+        <w:rPr>
+          <w:rFonts w:ascii="Calibri" w:hAnsi="Calibri" w:cs="Calibri"/>
+          <w:sz w:val="36"/>
+          <w:szCs w:val="36"/>
         </w:rPr>
         <w:t># IMPORTANT backend concept, Idempotency means “Performing the same operation multiple times has the same effect as performing it once”. Like even if same request reaches the server multiple times due to:</w:t>
       </w:r>
@@ -5457,16 +5775,16 @@
         </w:numPr>
         <w:jc w:val="both"/>
         <w:rPr>
-          <w:rFonts w:ascii="Carlito" w:hAnsi="Carlito" w:cs="Carlito"/>
-          <w:sz w:val="32"/>
-          <w:szCs w:val="32"/>
-        </w:rPr>
-      </w:pPr>
-      <w:r>
-        <w:rPr>
-          <w:rFonts w:ascii="Carlito" w:hAnsi="Carlito" w:cs="Carlito"/>
-          <w:sz w:val="32"/>
-          <w:szCs w:val="32"/>
+          <w:rFonts w:ascii="Calibri" w:hAnsi="Calibri" w:cs="Calibri"/>
+          <w:sz w:val="36"/>
+          <w:szCs w:val="36"/>
+        </w:rPr>
+      </w:pPr>
+      <w:r>
+        <w:rPr>
+          <w:rFonts w:ascii="Calibri" w:hAnsi="Calibri" w:cs="Calibri"/>
+          <w:sz w:val="36"/>
+          <w:szCs w:val="36"/>
         </w:rPr>
         <w:t>Retries</w:t>
       </w:r>
@@ -5480,16 +5798,16 @@
         </w:numPr>
         <w:jc w:val="both"/>
         <w:rPr>
-          <w:rFonts w:ascii="Carlito" w:hAnsi="Carlito" w:cs="Carlito"/>
-          <w:sz w:val="32"/>
-          <w:szCs w:val="32"/>
-        </w:rPr>
-      </w:pPr>
-      <w:r>
-        <w:rPr>
-          <w:rFonts w:ascii="Carlito" w:hAnsi="Carlito" w:cs="Carlito"/>
-          <w:sz w:val="32"/>
-          <w:szCs w:val="32"/>
+          <w:rFonts w:ascii="Calibri" w:hAnsi="Calibri" w:cs="Calibri"/>
+          <w:sz w:val="36"/>
+          <w:szCs w:val="36"/>
+        </w:rPr>
+      </w:pPr>
+      <w:r>
+        <w:rPr>
+          <w:rFonts w:ascii="Calibri" w:hAnsi="Calibri" w:cs="Calibri"/>
+          <w:sz w:val="36"/>
+          <w:szCs w:val="36"/>
         </w:rPr>
         <w:t>Timeouts</w:t>
       </w:r>
@@ -5503,424 +5821,425 @@
         </w:numPr>
         <w:jc w:val="both"/>
         <w:rPr>
-          <w:rFonts w:ascii="Carlito" w:hAnsi="Carlito" w:cs="Carlito"/>
+          <w:rFonts w:ascii="Calibri" w:hAnsi="Calibri" w:cs="Calibri"/>
+          <w:sz w:val="36"/>
+          <w:szCs w:val="36"/>
+        </w:rPr>
+      </w:pPr>
+      <w:r>
+        <w:rPr>
+          <w:rFonts w:ascii="Calibri" w:hAnsi="Calibri" w:cs="Calibri"/>
+          <w:sz w:val="36"/>
+          <w:szCs w:val="36"/>
+        </w:rPr>
+        <w:t>Or accidental double clicks</w:t>
+      </w:r>
+    </w:p>
+    <w:p>
+      <w:pPr>
+        <w:jc w:val="both"/>
+        <w:rPr>
+          <w:rFonts w:ascii="Calibri" w:hAnsi="Calibri" w:cs="Calibri"/>
+          <w:sz w:val="36"/>
+          <w:szCs w:val="36"/>
+        </w:rPr>
+      </w:pPr>
+      <w:r>
+        <w:rPr>
+          <w:rFonts w:ascii="Calibri" w:hAnsi="Calibri" w:cs="Calibri"/>
+          <w:sz w:val="36"/>
+          <w:szCs w:val="36"/>
+        </w:rPr>
+        <w:lastRenderedPageBreak/>
+        <w:t># It should be the processed only once</w:t>
+      </w:r>
+    </w:p>
+    <w:p>
+      <w:pPr>
+        <w:jc w:val="both"/>
+        <w:rPr>
+          <w:rFonts w:ascii="Calibri" w:hAnsi="Calibri" w:cs="Calibri"/>
+          <w:sz w:val="36"/>
+          <w:szCs w:val="36"/>
+        </w:rPr>
+      </w:pPr>
+    </w:p>
+    <w:p>
+      <w:pPr>
+        <w:jc w:val="both"/>
+        <w:rPr>
+          <w:rFonts w:ascii="Calibri" w:hAnsi="Calibri" w:cs="Calibri"/>
+          <w:sz w:val="36"/>
+          <w:szCs w:val="36"/>
+        </w:rPr>
+      </w:pPr>
+      <w:r>
+        <w:rPr>
+          <w:rFonts w:ascii="Calibri" w:hAnsi="Calibri" w:cs="Calibri"/>
+          <w:sz w:val="36"/>
+          <w:szCs w:val="36"/>
+        </w:rPr>
+        <w:t>The Problem:</w:t>
+      </w:r>
+    </w:p>
+    <w:p>
+      <w:pPr>
+        <w:jc w:val="both"/>
+        <w:rPr>
+          <w:rFonts w:ascii="Calibri" w:hAnsi="Calibri" w:cs="Calibri"/>
+          <w:sz w:val="36"/>
+          <w:szCs w:val="36"/>
+        </w:rPr>
+      </w:pPr>
+      <w:r>
+        <w:rPr>
+          <w:rFonts w:ascii="Calibri" w:hAnsi="Calibri" w:cs="Calibri"/>
+          <w:sz w:val="36"/>
+          <w:szCs w:val="36"/>
+        </w:rPr>
+        <w:t># Imagine we are buying headphone online. We click “Pay” payment button and the payment is successful but our internet disconnects before the confirmation reaches us. We think it failed, so we click again.</w:t>
+      </w:r>
+    </w:p>
+    <w:p>
+      <w:pPr>
+        <w:jc w:val="both"/>
+        <w:rPr>
+          <w:rFonts w:ascii="Calibri" w:hAnsi="Calibri" w:cs="Calibri"/>
+          <w:sz w:val="36"/>
+          <w:szCs w:val="36"/>
+        </w:rPr>
+      </w:pPr>
+      <w:r>
+        <w:rPr>
+          <w:rFonts w:ascii="Calibri" w:hAnsi="Calibri" w:cs="Calibri"/>
+          <w:sz w:val="36"/>
+          <w:szCs w:val="36"/>
+        </w:rPr>
+        <w:t># Without idempotency our server sees two separate requests which could lead to double payment because our server processed the same request twice. Same thing can also happen during account creation</w:t>
+      </w:r>
+    </w:p>
+    <w:p>
+      <w:pPr>
+        <w:jc w:val="both"/>
+        <w:rPr>
+          <w:rFonts w:ascii="Calibri" w:hAnsi="Calibri" w:cs="Calibri"/>
+          <w:sz w:val="36"/>
+          <w:szCs w:val="36"/>
+        </w:rPr>
+      </w:pPr>
+    </w:p>
+    <w:p>
+      <w:pPr>
+        <w:jc w:val="both"/>
+        <w:rPr>
+          <w:rFonts w:ascii="Calibri" w:hAnsi="Calibri" w:cs="Calibri"/>
+          <w:sz w:val="36"/>
+          <w:szCs w:val="36"/>
+        </w:rPr>
+      </w:pPr>
+      <w:r>
+        <w:rPr>
+          <w:rFonts w:ascii="Calibri" w:hAnsi="Calibri" w:cs="Calibri"/>
+          <w:sz w:val="36"/>
+          <w:szCs w:val="36"/>
+        </w:rPr>
+        <w:t>The Solution:</w:t>
+      </w:r>
+    </w:p>
+    <w:p>
+      <w:pPr>
+        <w:jc w:val="both"/>
+        <w:rPr>
+          <w:rFonts w:ascii="Calibri" w:hAnsi="Calibri" w:cs="Calibri"/>
+          <w:sz w:val="36"/>
+          <w:szCs w:val="36"/>
+        </w:rPr>
+      </w:pPr>
+      <w:r>
+        <w:rPr>
+          <w:rFonts w:ascii="Calibri" w:hAnsi="Calibri" w:cs="Calibri"/>
+          <w:sz w:val="36"/>
+          <w:szCs w:val="36"/>
+        </w:rPr>
+        <w:t># Use Idempotency-Key. The client sends a unique key with the request. The server stores both the key and the response after processing it and if the user retires because of timeout etc.</w:t>
+      </w:r>
+    </w:p>
+    <w:p>
+      <w:pPr>
+        <w:jc w:val="both"/>
+        <w:rPr>
+          <w:rFonts w:ascii="Calibri" w:hAnsi="Calibri" w:cs="Calibri"/>
+          <w:sz w:val="36"/>
+          <w:szCs w:val="36"/>
+        </w:rPr>
+      </w:pPr>
+      <w:r>
+        <w:rPr>
+          <w:rFonts w:ascii="Calibri" w:hAnsi="Calibri" w:cs="Calibri"/>
+          <w:sz w:val="36"/>
+          <w:szCs w:val="36"/>
+        </w:rPr>
+        <w:t># Server would look for the Key first instead of processing another payment and returns the previous response</w:t>
+      </w:r>
+    </w:p>
+    <w:p>
+      <w:pPr>
+        <w:jc w:val="both"/>
+        <w:rPr>
+          <w:rFonts w:ascii="Calibri" w:hAnsi="Calibri" w:cs="Calibri"/>
+          <w:sz w:val="36"/>
+          <w:szCs w:val="36"/>
+        </w:rPr>
+      </w:pPr>
+      <w:r>
+        <w:rPr>
+          <w:rFonts w:ascii="Calibri" w:hAnsi="Calibri" w:cs="Calibri"/>
+          <w:sz w:val="36"/>
+          <w:szCs w:val="36"/>
+        </w:rPr>
+        <w:t xml:space="preserve"># </w:t>
+      </w:r>
+      <w:r>
+        <w:rPr>
+          <w:rFonts w:ascii="Calibri" w:hAnsi="Calibri" w:cs="Calibri"/>
+          <w:sz w:val="36"/>
+          <w:szCs w:val="36"/>
+        </w:rPr>
+        <w:t>So,</w:t>
+      </w:r>
+      <w:r>
+        <w:rPr>
+          <w:rFonts w:ascii="Calibri" w:hAnsi="Calibri" w:cs="Calibri"/>
+          <w:sz w:val="36"/>
+          <w:szCs w:val="36"/>
+        </w:rPr>
+        <w:t xml:space="preserve"> the flow becomes:</w:t>
+      </w:r>
+    </w:p>
+    <w:p>
+      <w:pPr>
+        <w:jc w:val="both"/>
+        <w:rPr>
+          <w:rFonts w:ascii="Calibri" w:hAnsi="Calibri" w:cs="Calibri"/>
+          <w:b/>
+          <w:bCs/>
           <w:sz w:val="32"/>
           <w:szCs w:val="32"/>
         </w:rPr>
       </w:pPr>
       <w:r>
         <w:rPr>
-          <w:rFonts w:ascii="Carlito" w:hAnsi="Carlito" w:cs="Carlito"/>
+          <w:rFonts w:ascii="Calibri" w:hAnsi="Calibri" w:cs="Calibri"/>
+          <w:b/>
+          <w:bCs/>
           <w:sz w:val="32"/>
           <w:szCs w:val="32"/>
         </w:rPr>
-        <w:t>Or accidental double clicks</w:t>
-      </w:r>
-    </w:p>
-    <w:p>
-      <w:pPr>
-        <w:jc w:val="both"/>
-        <w:rPr>
-          <w:rFonts w:ascii="Carlito" w:hAnsi="Carlito" w:cs="Carlito"/>
+        <w:t>First request</w:t>
+      </w:r>
+    </w:p>
+    <w:p>
+      <w:pPr>
+        <w:jc w:val="both"/>
+        <w:rPr>
+          <w:rFonts w:ascii="Calibri" w:hAnsi="Calibri" w:cs="Calibri"/>
+          <w:b/>
+          <w:bCs/>
           <w:sz w:val="32"/>
           <w:szCs w:val="32"/>
         </w:rPr>
       </w:pPr>
       <w:r>
         <w:rPr>
-          <w:rFonts w:ascii="Carlito" w:hAnsi="Carlito" w:cs="Carlito"/>
+          <w:rFonts w:ascii="Calibri" w:hAnsi="Calibri" w:cs="Calibri"/>
+          <w:b/>
+          <w:bCs/>
           <w:sz w:val="32"/>
           <w:szCs w:val="32"/>
         </w:rPr>
-        <w:t># It should be the processed only once</w:t>
-      </w:r>
-    </w:p>
-    <w:p>
-      <w:pPr>
-        <w:jc w:val="both"/>
-        <w:rPr>
-          <w:rFonts w:ascii="Carlito" w:hAnsi="Carlito" w:cs="Carlito"/>
+        <w:t xml:space="preserve">User </w:t>
+      </w:r>
+      <w:r>
+        <w:rPr>
+          <w:rFonts w:ascii="Calibri" w:hAnsi="Calibri" w:cs="Calibri"/>
+          <w:b/>
+          <w:bCs/>
           <w:sz w:val="32"/>
           <w:szCs w:val="32"/>
         </w:rPr>
-      </w:pPr>
-    </w:p>
-    <w:p>
-      <w:pPr>
-        <w:jc w:val="both"/>
-        <w:rPr>
-          <w:rFonts w:ascii="Carlito" w:hAnsi="Carlito" w:cs="Carlito"/>
+        <w:sym w:font="Wingdings" w:char="F0E0"/>
+      </w:r>
+      <w:r>
+        <w:rPr>
+          <w:rFonts w:ascii="Calibri" w:hAnsi="Calibri" w:cs="Calibri"/>
+          <w:b/>
+          <w:bCs/>
           <w:sz w:val="32"/>
           <w:szCs w:val="32"/>
         </w:rPr>
-      </w:pPr>
-      <w:r>
-        <w:rPr>
-          <w:rFonts w:ascii="Carlito" w:hAnsi="Carlito" w:cs="Carlito"/>
+        <w:t xml:space="preserve"> Server </w:t>
+      </w:r>
+      <w:r>
+        <w:rPr>
+          <w:rFonts w:ascii="Calibri" w:hAnsi="Calibri" w:cs="Calibri"/>
+          <w:b/>
+          <w:bCs/>
           <w:sz w:val="32"/>
           <w:szCs w:val="32"/>
         </w:rPr>
-        <w:t>The Problem:</w:t>
-      </w:r>
-    </w:p>
-    <w:p>
-      <w:pPr>
-        <w:jc w:val="both"/>
-        <w:rPr>
-          <w:rFonts w:ascii="Carlito" w:hAnsi="Carlito" w:cs="Carlito"/>
+        <w:sym w:font="Wingdings" w:char="F0E0"/>
+      </w:r>
+      <w:r>
+        <w:rPr>
+          <w:rFonts w:ascii="Calibri" w:hAnsi="Calibri" w:cs="Calibri"/>
+          <w:b/>
+          <w:bCs/>
           <w:sz w:val="32"/>
           <w:szCs w:val="32"/>
         </w:rPr>
-      </w:pPr>
-      <w:r>
-        <w:rPr>
-          <w:rFonts w:ascii="Carlito" w:hAnsi="Carlito" w:cs="Carlito"/>
+        <w:t xml:space="preserve"> Database/Bank</w:t>
+      </w:r>
+    </w:p>
+    <w:p>
+      <w:pPr>
+        <w:jc w:val="both"/>
+        <w:rPr>
+          <w:rFonts w:ascii="Calibri" w:hAnsi="Calibri" w:cs="Calibri"/>
+          <w:b/>
+          <w:bCs/>
           <w:sz w:val="32"/>
           <w:szCs w:val="32"/>
         </w:rPr>
-        <w:t># Imagine we are buying headphone online. We click “Pay” payment button and the payment is successful but our internet disconnects before the confirmation reaches us. We think it failed, so we click again.</w:t>
-      </w:r>
-    </w:p>
-    <w:p>
-      <w:pPr>
-        <w:jc w:val="both"/>
-        <w:rPr>
-          <w:rFonts w:ascii="Carlito" w:hAnsi="Carlito" w:cs="Carlito"/>
+      </w:pPr>
+    </w:p>
+    <w:p>
+      <w:pPr>
+        <w:jc w:val="both"/>
+        <w:rPr>
+          <w:rFonts w:ascii="Calibri" w:hAnsi="Calibri" w:cs="Calibri"/>
+          <w:b/>
+          <w:bCs/>
           <w:sz w:val="32"/>
           <w:szCs w:val="32"/>
         </w:rPr>
       </w:pPr>
       <w:r>
         <w:rPr>
-          <w:rFonts w:ascii="Carlito" w:hAnsi="Carlito" w:cs="Carlito"/>
+          <w:rFonts w:ascii="Calibri" w:hAnsi="Calibri" w:cs="Calibri"/>
+          <w:b/>
+          <w:bCs/>
           <w:sz w:val="32"/>
           <w:szCs w:val="32"/>
         </w:rPr>
-        <w:lastRenderedPageBreak/>
-        <w:t># Without idempotency our server sees two separate requests which could lead to double payment because our server processed the same request twice. Same thing can also happen during account creation</w:t>
-      </w:r>
-    </w:p>
-    <w:p>
-      <w:pPr>
-        <w:jc w:val="both"/>
-        <w:rPr>
-          <w:rFonts w:ascii="Carlito" w:hAnsi="Carlito" w:cs="Carlito"/>
+        <w:t>Retry</w:t>
+      </w:r>
+    </w:p>
+    <w:p>
+      <w:pPr>
+        <w:jc w:val="both"/>
+        <w:rPr>
+          <w:rFonts w:ascii="Calibri" w:hAnsi="Calibri" w:cs="Calibri"/>
+          <w:b/>
+          <w:bCs/>
           <w:sz w:val="32"/>
           <w:szCs w:val="32"/>
         </w:rPr>
       </w:pPr>
-    </w:p>
-    <w:p>
-      <w:pPr>
-        <w:jc w:val="both"/>
-        <w:rPr>
-          <w:rFonts w:ascii="Carlito" w:hAnsi="Carlito" w:cs="Carlito"/>
+      <w:r>
+        <w:rPr>
+          <w:rFonts w:ascii="Calibri" w:hAnsi="Calibri" w:cs="Calibri"/>
+          <w:b/>
+          <w:bCs/>
           <w:sz w:val="32"/>
           <w:szCs w:val="32"/>
         </w:rPr>
-      </w:pPr>
-      <w:r>
-        <w:rPr>
-          <w:rFonts w:ascii="Carlito" w:hAnsi="Carlito" w:cs="Carlito"/>
+        <w:lastRenderedPageBreak/>
+        <w:t xml:space="preserve">User </w:t>
+      </w:r>
+      <w:r>
+        <w:rPr>
+          <w:rFonts w:ascii="Calibri" w:hAnsi="Calibri" w:cs="Calibri"/>
+          <w:b/>
+          <w:bCs/>
           <w:sz w:val="32"/>
           <w:szCs w:val="32"/>
         </w:rPr>
-        <w:t>The Solution:</w:t>
-      </w:r>
-    </w:p>
-    <w:p>
-      <w:pPr>
-        <w:jc w:val="both"/>
-        <w:rPr>
-          <w:rFonts w:ascii="Carlito" w:hAnsi="Carlito" w:cs="Carlito"/>
+        <w:sym w:font="Wingdings" w:char="F0E0"/>
+      </w:r>
+      <w:r>
+        <w:rPr>
+          <w:rFonts w:ascii="Calibri" w:hAnsi="Calibri" w:cs="Calibri"/>
+          <w:b/>
+          <w:bCs/>
           <w:sz w:val="32"/>
           <w:szCs w:val="32"/>
         </w:rPr>
-      </w:pPr>
-      <w:r>
-        <w:rPr>
-          <w:rFonts w:ascii="Carlito" w:hAnsi="Carlito" w:cs="Carlito"/>
+        <w:t xml:space="preserve"> Server</w:t>
+      </w:r>
+    </w:p>
+    <w:p>
+      <w:pPr>
+        <w:jc w:val="both"/>
+        <w:rPr>
+          <w:rFonts w:ascii="Calibri" w:hAnsi="Calibri" w:cs="Calibri"/>
+          <w:b/>
+          <w:bCs/>
           <w:sz w:val="32"/>
           <w:szCs w:val="32"/>
         </w:rPr>
-        <w:t># Use Idempotency-Key. The client sends a unique key with the request. The server stores both the key and the response after processing it and if the user retires because of timeout etc.</w:t>
-      </w:r>
-    </w:p>
-    <w:p>
-      <w:pPr>
-        <w:jc w:val="both"/>
-        <w:rPr>
-          <w:rFonts w:ascii="Carlito" w:hAnsi="Carlito" w:cs="Carlito"/>
+      </w:pPr>
+      <w:r>
+        <w:rPr>
+          <w:rFonts w:ascii="Calibri" w:hAnsi="Calibri" w:cs="Calibri"/>
+          <w:b/>
+          <w:bCs/>
           <w:sz w:val="32"/>
           <w:szCs w:val="32"/>
         </w:rPr>
-      </w:pPr>
-      <w:r>
-        <w:rPr>
-          <w:rFonts w:ascii="Carlito" w:hAnsi="Carlito" w:cs="Carlito"/>
+        <w:t xml:space="preserve">        │</w:t>
+      </w:r>
+    </w:p>
+    <w:p>
+      <w:pPr>
+        <w:jc w:val="both"/>
+        <w:rPr>
+          <w:rFonts w:ascii="Calibri" w:hAnsi="Calibri" w:cs="Calibri"/>
+          <w:b/>
+          <w:bCs/>
           <w:sz w:val="32"/>
           <w:szCs w:val="32"/>
         </w:rPr>
-        <w:t># Server would look for the Key first instead of processing another payment and returns the previous response</w:t>
-      </w:r>
-    </w:p>
-    <w:p>
-      <w:pPr>
-        <w:jc w:val="both"/>
-        <w:rPr>
-          <w:rFonts w:ascii="Carlito" w:hAnsi="Carlito" w:cs="Carlito"/>
+      </w:pPr>
+      <w:r>
+        <w:rPr>
+          <w:rFonts w:ascii="Calibri" w:hAnsi="Calibri" w:cs="Calibri"/>
+          <w:b/>
+          <w:bCs/>
           <w:sz w:val="32"/>
           <w:szCs w:val="32"/>
         </w:rPr>
-      </w:pPr>
-      <w:r>
-        <w:rPr>
-          <w:rFonts w:ascii="Carlito" w:hAnsi="Carlito" w:cs="Carlito"/>
+        <w:t xml:space="preserve">        └── Already processed.</w:t>
+      </w:r>
+    </w:p>
+    <w:p>
+      <w:pPr>
+        <w:jc w:val="both"/>
+        <w:rPr>
+          <w:rFonts w:ascii="Calibri" w:hAnsi="Calibri" w:cs="Calibri"/>
+          <w:b/>
+          <w:bCs/>
           <w:sz w:val="32"/>
           <w:szCs w:val="32"/>
         </w:rPr>
-        <w:t xml:space="preserve"># </w:t>
-      </w:r>
-      <w:r>
-        <w:rPr>
-          <w:rFonts w:ascii="Carlito" w:hAnsi="Carlito" w:cs="Carlito"/>
+      </w:pPr>
+      <w:r>
+        <w:rPr>
+          <w:rFonts w:ascii="Calibri" w:hAnsi="Calibri" w:cs="Calibri"/>
+          <w:b/>
+          <w:bCs/>
           <w:sz w:val="32"/>
           <w:szCs w:val="32"/>
         </w:rPr>
-        <w:t>So,</w:t>
-      </w:r>
-      <w:r>
-        <w:rPr>
-          <w:rFonts w:ascii="Carlito" w:hAnsi="Carlito" w:cs="Carlito"/>
-          <w:sz w:val="32"/>
-          <w:szCs w:val="32"/>
-        </w:rPr>
-        <w:t xml:space="preserve"> the flow becomes:</w:t>
-      </w:r>
-    </w:p>
-    <w:p>
-      <w:pPr>
-        <w:jc w:val="both"/>
-        <w:rPr>
-          <w:rFonts w:ascii="Carlito" w:hAnsi="Carlito" w:cs="Carlito"/>
-          <w:b/>
-          <w:bCs/>
-          <w:sz w:val="28"/>
-          <w:szCs w:val="28"/>
-        </w:rPr>
-      </w:pPr>
-      <w:r>
-        <w:rPr>
-          <w:rFonts w:ascii="Carlito" w:hAnsi="Carlito" w:cs="Carlito"/>
-          <w:b/>
-          <w:bCs/>
-          <w:sz w:val="28"/>
-          <w:szCs w:val="28"/>
-        </w:rPr>
-        <w:t>First request</w:t>
-      </w:r>
-    </w:p>
-    <w:p>
-      <w:pPr>
-        <w:jc w:val="both"/>
-        <w:rPr>
-          <w:rFonts w:ascii="Carlito" w:hAnsi="Carlito" w:cs="Carlito"/>
-          <w:b/>
-          <w:bCs/>
-          <w:sz w:val="28"/>
-          <w:szCs w:val="28"/>
-        </w:rPr>
-      </w:pPr>
-      <w:r>
-        <w:rPr>
-          <w:rFonts w:ascii="Carlito" w:hAnsi="Carlito" w:cs="Carlito"/>
-          <w:b/>
-          <w:bCs/>
-          <w:sz w:val="28"/>
-          <w:szCs w:val="28"/>
-        </w:rPr>
-        <w:t xml:space="preserve">User </w:t>
-      </w:r>
-      <w:r>
-        <w:rPr>
-          <w:rFonts w:ascii="Carlito" w:hAnsi="Carlito" w:cs="Carlito"/>
-          <w:b/>
-          <w:bCs/>
-          <w:sz w:val="28"/>
-          <w:szCs w:val="28"/>
-        </w:rPr>
-        <w:sym w:font="Wingdings" w:char="F0E0"/>
-      </w:r>
-      <w:r>
-        <w:rPr>
-          <w:rFonts w:ascii="Carlito" w:hAnsi="Carlito" w:cs="Carlito"/>
-          <w:b/>
-          <w:bCs/>
-          <w:sz w:val="28"/>
-          <w:szCs w:val="28"/>
-        </w:rPr>
-        <w:t xml:space="preserve"> Server </w:t>
-      </w:r>
-      <w:r>
-        <w:rPr>
-          <w:rFonts w:ascii="Carlito" w:hAnsi="Carlito" w:cs="Carlito"/>
-          <w:b/>
-          <w:bCs/>
-          <w:sz w:val="28"/>
-          <w:szCs w:val="28"/>
-        </w:rPr>
-        <w:sym w:font="Wingdings" w:char="F0E0"/>
-      </w:r>
-      <w:r>
-        <w:rPr>
-          <w:rFonts w:ascii="Carlito" w:hAnsi="Carlito" w:cs="Carlito"/>
-          <w:b/>
-          <w:bCs/>
-          <w:sz w:val="28"/>
-          <w:szCs w:val="28"/>
-        </w:rPr>
-        <w:t xml:space="preserve"> Database/Bank</w:t>
-      </w:r>
-    </w:p>
-    <w:p>
-      <w:pPr>
-        <w:jc w:val="both"/>
-        <w:rPr>
-          <w:rFonts w:ascii="Carlito" w:hAnsi="Carlito" w:cs="Carlito"/>
-          <w:b/>
-          <w:bCs/>
-          <w:sz w:val="28"/>
-          <w:szCs w:val="28"/>
-        </w:rPr>
-      </w:pPr>
-    </w:p>
-    <w:p>
-      <w:pPr>
-        <w:jc w:val="both"/>
-        <w:rPr>
-          <w:rFonts w:ascii="Carlito" w:hAnsi="Carlito" w:cs="Carlito"/>
-          <w:b/>
-          <w:bCs/>
-          <w:sz w:val="28"/>
-          <w:szCs w:val="28"/>
-        </w:rPr>
-      </w:pPr>
-      <w:r>
-        <w:rPr>
-          <w:rFonts w:ascii="Carlito" w:hAnsi="Carlito" w:cs="Carlito"/>
-          <w:b/>
-          <w:bCs/>
-          <w:sz w:val="28"/>
-          <w:szCs w:val="28"/>
-        </w:rPr>
-        <w:t>Retry</w:t>
-      </w:r>
-    </w:p>
-    <w:p>
-      <w:pPr>
-        <w:jc w:val="both"/>
-        <w:rPr>
-          <w:rFonts w:ascii="Carlito" w:hAnsi="Carlito" w:cs="Carlito"/>
-          <w:b/>
-          <w:bCs/>
-          <w:sz w:val="28"/>
-          <w:szCs w:val="28"/>
-        </w:rPr>
-      </w:pPr>
-      <w:r>
-        <w:rPr>
-          <w:rFonts w:ascii="Carlito" w:hAnsi="Carlito" w:cs="Carlito"/>
-          <w:b/>
-          <w:bCs/>
-          <w:sz w:val="28"/>
-          <w:szCs w:val="28"/>
-        </w:rPr>
-        <w:t xml:space="preserve">User </w:t>
-      </w:r>
-      <w:r>
-        <w:rPr>
-          <w:rFonts w:ascii="Carlito" w:hAnsi="Carlito" w:cs="Carlito"/>
-          <w:b/>
-          <w:bCs/>
-          <w:sz w:val="28"/>
-          <w:szCs w:val="28"/>
-        </w:rPr>
-        <w:sym w:font="Wingdings" w:char="F0E0"/>
-      </w:r>
-      <w:r>
-        <w:rPr>
-          <w:rFonts w:ascii="Carlito" w:hAnsi="Carlito" w:cs="Carlito"/>
-          <w:b/>
-          <w:bCs/>
-          <w:sz w:val="28"/>
-          <w:szCs w:val="28"/>
-        </w:rPr>
-        <w:t xml:space="preserve"> Server</w:t>
-      </w:r>
-    </w:p>
-    <w:p>
-      <w:pPr>
-        <w:jc w:val="both"/>
-        <w:rPr>
-          <w:rFonts w:ascii="Carlito" w:hAnsi="Carlito" w:cs="Carlito"/>
-          <w:b/>
-          <w:bCs/>
-          <w:sz w:val="28"/>
-          <w:szCs w:val="28"/>
-        </w:rPr>
-      </w:pPr>
-      <w:r>
-        <w:rPr>
-          <w:rFonts w:ascii="Carlito" w:hAnsi="Carlito" w:cs="Carlito"/>
-          <w:b/>
-          <w:bCs/>
-          <w:sz w:val="28"/>
-          <w:szCs w:val="28"/>
-        </w:rPr>
-        <w:t xml:space="preserve">        │</w:t>
-      </w:r>
-    </w:p>
-    <w:p>
-      <w:pPr>
-        <w:jc w:val="both"/>
-        <w:rPr>
-          <w:rFonts w:ascii="Carlito" w:hAnsi="Carlito" w:cs="Carlito"/>
-          <w:b/>
-          <w:bCs/>
-          <w:sz w:val="28"/>
-          <w:szCs w:val="28"/>
-        </w:rPr>
-      </w:pPr>
-      <w:r>
-        <w:rPr>
-          <w:rFonts w:ascii="Carlito" w:hAnsi="Carlito" w:cs="Carlito"/>
-          <w:b/>
-          <w:bCs/>
-          <w:sz w:val="28"/>
-          <w:szCs w:val="28"/>
-        </w:rPr>
-        <w:t xml:space="preserve">        └── Already processed.</w:t>
-      </w:r>
-    </w:p>
-    <w:p>
-      <w:pPr>
-        <w:jc w:val="both"/>
-        <w:rPr>
-          <w:rFonts w:ascii="Carlito" w:hAnsi="Carlito" w:cs="Carlito"/>
-          <w:b/>
-          <w:bCs/>
-          <w:sz w:val="28"/>
-          <w:szCs w:val="28"/>
-        </w:rPr>
-      </w:pPr>
-      <w:r>
-        <w:rPr>
-          <w:rFonts w:ascii="Carlito" w:hAnsi="Carlito" w:cs="Carlito"/>
-          <w:b/>
-          <w:bCs/>
-          <w:sz w:val="28"/>
-          <w:szCs w:val="28"/>
-        </w:rPr>
         <w:t xml:space="preserve">            Return previous response.</w:t>
       </w:r>
     </w:p>
@@ -5928,16 +6247,16 @@
       <w:pPr>
         <w:jc w:val="both"/>
         <w:rPr>
-          <w:rFonts w:ascii="Carlito" w:hAnsi="Carlito" w:cs="Carlito"/>
-          <w:sz w:val="32"/>
-          <w:szCs w:val="32"/>
-        </w:rPr>
-      </w:pPr>
-      <w:r>
-        <w:rPr>
-          <w:rFonts w:ascii="Carlito" w:hAnsi="Carlito" w:cs="Carlito"/>
-          <w:sz w:val="32"/>
-          <w:szCs w:val="32"/>
+          <w:rFonts w:ascii="Calibri" w:hAnsi="Calibri" w:cs="Calibri"/>
+          <w:sz w:val="36"/>
+          <w:szCs w:val="36"/>
+        </w:rPr>
+      </w:pPr>
+      <w:r>
+        <w:rPr>
+          <w:rFonts w:ascii="Calibri" w:hAnsi="Calibri" w:cs="Calibri"/>
+          <w:sz w:val="36"/>
+          <w:szCs w:val="36"/>
         </w:rPr>
         <w:t># There a bunch of other ways to implement Idempotency but this is the common one</w:t>
       </w:r>
@@ -5946,9 +6265,9 @@
       <w:pPr>
         <w:jc w:val="both"/>
         <w:rPr>
-          <w:rFonts w:ascii="Carlito" w:hAnsi="Carlito" w:cs="Carlito"/>
-          <w:sz w:val="32"/>
-          <w:szCs w:val="32"/>
+          <w:rFonts w:ascii="Calibri" w:hAnsi="Calibri" w:cs="Calibri"/>
+          <w:sz w:val="36"/>
+          <w:szCs w:val="36"/>
         </w:rPr>
       </w:pPr>
     </w:p>
@@ -5956,16 +6275,16 @@
       <w:pPr>
         <w:jc w:val="center"/>
         <w:rPr>
-          <w:rFonts w:ascii="Carlito" w:hAnsi="Carlito" w:cs="Carlito"/>
-          <w:sz w:val="32"/>
-          <w:szCs w:val="32"/>
-        </w:rPr>
-      </w:pPr>
-      <w:r>
-        <w:rPr>
-          <w:rFonts w:ascii="Carlito" w:hAnsi="Carlito" w:cs="Carlito"/>
-          <w:sz w:val="32"/>
-          <w:szCs w:val="32"/>
+          <w:rFonts w:ascii="Calibri" w:hAnsi="Calibri" w:cs="Calibri"/>
+          <w:sz w:val="36"/>
+          <w:szCs w:val="36"/>
+        </w:rPr>
+      </w:pPr>
+      <w:r>
+        <w:rPr>
+          <w:rFonts w:ascii="Calibri" w:hAnsi="Calibri" w:cs="Calibri"/>
+          <w:sz w:val="36"/>
+          <w:szCs w:val="36"/>
         </w:rPr>
         <w:t>Break</w:t>
       </w:r>
@@ -5974,29 +6293,29 @@
       <w:pPr>
         <w:jc w:val="both"/>
         <w:rPr>
-          <w:rFonts w:ascii="Carlito" w:hAnsi="Carlito" w:cs="Carlito"/>
-          <w:sz w:val="32"/>
-          <w:szCs w:val="32"/>
-        </w:rPr>
-      </w:pPr>
-    </w:p>
-    <w:p>
-      <w:pPr>
-        <w:jc w:val="both"/>
-        <w:rPr>
-          <w:rFonts w:ascii="Carlito" w:hAnsi="Carlito" w:cs="Carlito"/>
-          <w:sz w:val="32"/>
-          <w:szCs w:val="32"/>
-        </w:rPr>
-      </w:pPr>
-    </w:p>
-    <w:p>
-      <w:pPr>
-        <w:jc w:val="both"/>
-        <w:rPr>
-          <w:rFonts w:ascii="Carlito" w:hAnsi="Carlito" w:cs="Carlito"/>
-          <w:sz w:val="32"/>
-          <w:szCs w:val="32"/>
+          <w:rFonts w:ascii="Calibri" w:hAnsi="Calibri" w:cs="Calibri"/>
+          <w:sz w:val="36"/>
+          <w:szCs w:val="36"/>
+        </w:rPr>
+      </w:pPr>
+    </w:p>
+    <w:p>
+      <w:pPr>
+        <w:jc w:val="both"/>
+        <w:rPr>
+          <w:rFonts w:ascii="Calibri" w:hAnsi="Calibri" w:cs="Calibri"/>
+          <w:sz w:val="36"/>
+          <w:szCs w:val="36"/>
+        </w:rPr>
+      </w:pPr>
+    </w:p>
+    <w:p>
+      <w:pPr>
+        <w:jc w:val="both"/>
+        <w:rPr>
+          <w:rFonts w:ascii="Calibri" w:hAnsi="Calibri" w:cs="Calibri"/>
+          <w:sz w:val="36"/>
+          <w:szCs w:val="36"/>
         </w:rPr>
       </w:pPr>
     </w:p>
